--- a/Kubernetes/7-statefulset.docx
+++ b/Kubernetes/7-statefulset.docx
@@ -17878,15 +17878,7 @@
                                 <w:sz w:val="28"/>
                                 <w:szCs w:val="28"/>
                               </w:rPr>
-                              <w:t xml:space="preserve">           </w:t>
-                            </w:r>
-                            <w:r>
-                              <w:rPr>
-                                <w:rFonts w:asciiTheme="majorBidi" w:hAnsiTheme="majorBidi" w:cstheme="majorBidi"/>
-                                <w:sz w:val="28"/>
-                                <w:szCs w:val="28"/>
-                              </w:rPr>
-                              <w:t xml:space="preserve">            </w:t>
+                              <w:t xml:space="preserve">                       </w:t>
                             </w:r>
                             <w:r>
                               <w:rPr>
@@ -17919,15 +17911,7 @@
                                 <w:sz w:val="28"/>
                                 <w:szCs w:val="28"/>
                               </w:rPr>
-                              <w:t xml:space="preserve">            </w:t>
-                            </w:r>
-                            <w:r>
-                              <w:rPr>
-                                <w:rFonts w:asciiTheme="majorBidi" w:hAnsiTheme="majorBidi" w:cstheme="majorBidi"/>
-                                <w:sz w:val="28"/>
-                                <w:szCs w:val="28"/>
-                              </w:rPr>
-                              <w:t xml:space="preserve">            </w:t>
+                              <w:t xml:space="preserve">                        </w:t>
                             </w:r>
                             <w:r>
                               <w:rPr>
@@ -18025,15 +18009,7 @@
                           <w:sz w:val="28"/>
                           <w:szCs w:val="28"/>
                         </w:rPr>
-                        <w:t xml:space="preserve">           </w:t>
-                      </w:r>
-                      <w:r>
-                        <w:rPr>
-                          <w:rFonts w:asciiTheme="majorBidi" w:hAnsiTheme="majorBidi" w:cstheme="majorBidi"/>
-                          <w:sz w:val="28"/>
-                          <w:szCs w:val="28"/>
-                        </w:rPr>
-                        <w:t xml:space="preserve">            </w:t>
+                        <w:t xml:space="preserve">                       </w:t>
                       </w:r>
                       <w:r>
                         <w:rPr>
@@ -18066,15 +18042,7 @@
                           <w:sz w:val="28"/>
                           <w:szCs w:val="28"/>
                         </w:rPr>
-                        <w:t xml:space="preserve">            </w:t>
-                      </w:r>
-                      <w:r>
-                        <w:rPr>
-                          <w:rFonts w:asciiTheme="majorBidi" w:hAnsiTheme="majorBidi" w:cstheme="majorBidi"/>
-                          <w:sz w:val="28"/>
-                          <w:szCs w:val="28"/>
-                        </w:rPr>
-                        <w:t xml:space="preserve">            </w:t>
+                        <w:t xml:space="preserve">                        </w:t>
                       </w:r>
                       <w:r>
                         <w:rPr>
@@ -18879,17 +18847,7 @@
                                 <w:sz w:val="28"/>
                                 <w:szCs w:val="28"/>
                               </w:rPr>
-                              <w:t>The common pattern</w:t>
-                            </w:r>
-                            <w:r>
-                              <w:rPr>
-                                <w:rFonts w:asciiTheme="majorBidi" w:hAnsiTheme="majorBidi" w:cstheme="majorBidi"/>
-                                <w:b/>
-                                <w:bCs/>
-                                <w:sz w:val="28"/>
-                                <w:szCs w:val="28"/>
-                              </w:rPr>
-                              <w:t>:</w:t>
+                              <w:t>The common pattern:</w:t>
                             </w:r>
                           </w:p>
                           <w:p>
@@ -19796,17 +19754,7 @@
                           <w:sz w:val="28"/>
                           <w:szCs w:val="28"/>
                         </w:rPr>
-                        <w:t>The common pattern</w:t>
-                      </w:r>
-                      <w:r>
-                        <w:rPr>
-                          <w:rFonts w:asciiTheme="majorBidi" w:hAnsiTheme="majorBidi" w:cstheme="majorBidi"/>
-                          <w:b/>
-                          <w:bCs/>
-                          <w:sz w:val="28"/>
-                          <w:szCs w:val="28"/>
-                        </w:rPr>
-                        <w:t>:</w:t>
+                        <w:t>The common pattern:</w:t>
                       </w:r>
                     </w:p>
                     <w:p>
@@ -27507,11 +27455,114 @@
           <w:rFonts w:asciiTheme="majorBidi" w:hAnsiTheme="majorBidi" w:cstheme="majorBidi"/>
           <w:b/>
           <w:bCs/>
-          <w:sz w:val="36"/>
-          <w:szCs w:val="36"/>
-        </w:rPr>
-      </w:pPr>
-      <w:r>
+          <w:sz w:val="40"/>
+          <w:szCs w:val="40"/>
+        </w:rPr>
+      </w:pPr>
+      <w:r>
+        <w:rPr>
+          <w:rFonts w:asciiTheme="majorBidi" w:hAnsiTheme="majorBidi" w:cstheme="majorBidi"/>
+          <w:b/>
+          <w:bCs/>
+          <w:sz w:val="40"/>
+          <w:szCs w:val="40"/>
+        </w:rPr>
+        <w:lastRenderedPageBreak/>
+        <w:t>Update Strategy:</w:t>
+      </w:r>
+    </w:p>
+    <w:p>
+      <w:pPr>
+        <w:jc w:val="both"/>
+        <w:rPr>
+          <w:rFonts w:asciiTheme="majorBidi" w:hAnsiTheme="majorBidi" w:cstheme="majorBidi"/>
+          <w:sz w:val="28"/>
+          <w:szCs w:val="28"/>
+        </w:rPr>
+      </w:pPr>
+      <w:proofErr w:type="spellStart"/>
+      <w:r>
+        <w:rPr>
+          <w:rFonts w:asciiTheme="majorBidi" w:hAnsiTheme="majorBidi" w:cstheme="majorBidi"/>
+          <w:sz w:val="28"/>
+          <w:szCs w:val="28"/>
+        </w:rPr>
+        <w:t>StatefulSets</w:t>
+      </w:r>
+      <w:proofErr w:type="spellEnd"/>
+      <w:r>
+        <w:rPr>
+          <w:rFonts w:asciiTheme="majorBidi" w:hAnsiTheme="majorBidi" w:cstheme="majorBidi"/>
+          <w:sz w:val="28"/>
+          <w:szCs w:val="28"/>
+        </w:rPr>
+        <w:t xml:space="preserve"> support update strategies that control how Pods are updated when the Pod template changes (for example changing the container image). Because </w:t>
+      </w:r>
+      <w:proofErr w:type="spellStart"/>
+      <w:r>
+        <w:rPr>
+          <w:rFonts w:asciiTheme="majorBidi" w:hAnsiTheme="majorBidi" w:cstheme="majorBidi"/>
+          <w:sz w:val="28"/>
+          <w:szCs w:val="28"/>
+        </w:rPr>
+        <w:t>StatefulSets</w:t>
+      </w:r>
+      <w:proofErr w:type="spellEnd"/>
+      <w:r>
+        <w:rPr>
+          <w:rFonts w:asciiTheme="majorBidi" w:hAnsiTheme="majorBidi" w:cstheme="majorBidi"/>
+          <w:sz w:val="28"/>
+          <w:szCs w:val="28"/>
+        </w:rPr>
+        <w:t xml:space="preserve"> manage stateful applications, updates must preserve order, identity, and stability.</w:t>
+      </w:r>
+    </w:p>
+    <w:p>
+      <w:pPr>
+        <w:jc w:val="both"/>
+        <w:rPr>
+          <w:rFonts w:asciiTheme="majorBidi" w:hAnsiTheme="majorBidi" w:cstheme="majorBidi"/>
+          <w:sz w:val="28"/>
+          <w:szCs w:val="28"/>
+        </w:rPr>
+      </w:pPr>
+      <w:r>
+        <w:rPr>
+          <w:rFonts w:asciiTheme="majorBidi" w:hAnsiTheme="majorBidi" w:cstheme="majorBidi"/>
+          <w:sz w:val="28"/>
+          <w:szCs w:val="28"/>
+        </w:rPr>
+        <w:t xml:space="preserve">Kubernetes provides two update strategies for </w:t>
+      </w:r>
+      <w:proofErr w:type="spellStart"/>
+      <w:r>
+        <w:rPr>
+          <w:rFonts w:asciiTheme="majorBidi" w:hAnsiTheme="majorBidi" w:cstheme="majorBidi"/>
+          <w:sz w:val="28"/>
+          <w:szCs w:val="28"/>
+        </w:rPr>
+        <w:t>StatefulSets</w:t>
+      </w:r>
+      <w:proofErr w:type="spellEnd"/>
+      <w:r>
+        <w:rPr>
+          <w:rFonts w:asciiTheme="majorBidi" w:hAnsiTheme="majorBidi" w:cstheme="majorBidi"/>
+          <w:sz w:val="28"/>
+          <w:szCs w:val="28"/>
+        </w:rPr>
+        <w:t>:</w:t>
+      </w:r>
+    </w:p>
+    <w:p>
+      <w:pPr>
+        <w:pStyle w:val="ListParagraph"/>
+        <w:numPr>
+          <w:ilvl w:val="0"/>
+          <w:numId w:val="63"/>
+        </w:numPr>
+        <w:spacing w:after="60"/>
+        <w:ind w:left="360"/>
+        <w:jc w:val="both"/>
         <w:rPr>
           <w:rFonts w:asciiTheme="majorBidi" w:hAnsiTheme="majorBidi" w:cstheme="majorBidi"/>
           <w:b/>
@@ -27519,8 +27570,4626 @@
           <w:sz w:val="36"/>
           <w:szCs w:val="36"/>
         </w:rPr>
+      </w:pPr>
+      <w:proofErr w:type="spellStart"/>
+      <w:r>
+        <w:rPr>
+          <w:rFonts w:asciiTheme="majorBidi" w:hAnsiTheme="majorBidi" w:cstheme="majorBidi"/>
+          <w:b/>
+          <w:bCs/>
+          <w:sz w:val="36"/>
+          <w:szCs w:val="36"/>
+        </w:rPr>
+        <w:t>RollingUpdate</w:t>
+      </w:r>
+      <w:proofErr w:type="spellEnd"/>
+      <w:r>
+        <w:rPr>
+          <w:rFonts w:asciiTheme="majorBidi" w:hAnsiTheme="majorBidi" w:cstheme="majorBidi"/>
+          <w:b/>
+          <w:bCs/>
+          <w:sz w:val="36"/>
+          <w:szCs w:val="36"/>
+        </w:rPr>
+        <w:t xml:space="preserve"> (default)</w:t>
+      </w:r>
+    </w:p>
+    <w:p>
+      <w:pPr>
+        <w:spacing w:after="60"/>
+        <w:ind w:left="360"/>
+        <w:jc w:val="both"/>
+        <w:rPr>
+          <w:rFonts w:asciiTheme="majorBidi" w:hAnsiTheme="majorBidi" w:cstheme="majorBidi"/>
+          <w:b/>
+          <w:bCs/>
+          <w:i/>
+          <w:iCs/>
+          <w:sz w:val="28"/>
+          <w:szCs w:val="28"/>
+        </w:rPr>
+      </w:pPr>
+      <w:r>
+        <w:rPr>
+          <w:rFonts w:asciiTheme="majorBidi" w:hAnsiTheme="majorBidi" w:cstheme="majorBidi"/>
+          <w:sz w:val="28"/>
+          <w:szCs w:val="28"/>
+        </w:rPr>
+        <w:t>This is the default strategy. Pods are updated one by one in reverse ordinal order.</w:t>
+      </w:r>
+      <w:r>
+        <w:rPr>
+          <w:rFonts w:asciiTheme="majorBidi" w:hAnsiTheme="majorBidi" w:cstheme="majorBidi"/>
+          <w:sz w:val="28"/>
+          <w:szCs w:val="28"/>
+        </w:rPr>
+        <w:t xml:space="preserve"> For </w:t>
+      </w:r>
+      <w:proofErr w:type="gramStart"/>
+      <w:r>
+        <w:rPr>
+          <w:rFonts w:asciiTheme="majorBidi" w:hAnsiTheme="majorBidi" w:cstheme="majorBidi"/>
+          <w:sz w:val="28"/>
+          <w:szCs w:val="28"/>
+        </w:rPr>
+        <w:t>e</w:t>
+      </w:r>
+      <w:r>
+        <w:rPr>
+          <w:rFonts w:asciiTheme="majorBidi" w:hAnsiTheme="majorBidi" w:cstheme="majorBidi"/>
+          <w:sz w:val="28"/>
+          <w:szCs w:val="28"/>
+        </w:rPr>
+        <w:t>xample</w:t>
+      </w:r>
+      <w:proofErr w:type="gramEnd"/>
+      <w:r>
+        <w:rPr>
+          <w:rFonts w:asciiTheme="majorBidi" w:hAnsiTheme="majorBidi" w:cstheme="majorBidi"/>
+          <w:sz w:val="28"/>
+          <w:szCs w:val="28"/>
+        </w:rPr>
+        <w:t xml:space="preserve"> </w:t>
+      </w:r>
+      <w:proofErr w:type="spellStart"/>
+      <w:r>
+        <w:rPr>
+          <w:rFonts w:asciiTheme="majorBidi" w:hAnsiTheme="majorBidi" w:cstheme="majorBidi"/>
+          <w:sz w:val="28"/>
+          <w:szCs w:val="28"/>
+        </w:rPr>
+        <w:t>StatefulSet</w:t>
+      </w:r>
+      <w:proofErr w:type="spellEnd"/>
+      <w:r>
+        <w:rPr>
+          <w:rFonts w:asciiTheme="majorBidi" w:hAnsiTheme="majorBidi" w:cstheme="majorBidi"/>
+          <w:sz w:val="28"/>
+          <w:szCs w:val="28"/>
+        </w:rPr>
+        <w:t xml:space="preserve"> Pods</w:t>
+      </w:r>
+      <w:r>
+        <w:rPr>
+          <w:rFonts w:asciiTheme="majorBidi" w:hAnsiTheme="majorBidi" w:cstheme="majorBidi"/>
+          <w:sz w:val="28"/>
+          <w:szCs w:val="28"/>
+        </w:rPr>
+        <w:t xml:space="preserve"> are </w:t>
+      </w:r>
+      <w:r>
+        <w:rPr>
+          <w:rFonts w:asciiTheme="majorBidi" w:hAnsiTheme="majorBidi" w:cstheme="majorBidi"/>
+          <w:b/>
+          <w:bCs/>
+          <w:i/>
+          <w:iCs/>
+          <w:sz w:val="28"/>
+          <w:szCs w:val="28"/>
+        </w:rPr>
+        <w:t>mysql-0</w:t>
+      </w:r>
+      <w:r>
+        <w:rPr>
+          <w:rFonts w:asciiTheme="majorBidi" w:hAnsiTheme="majorBidi" w:cstheme="majorBidi"/>
+          <w:b/>
+          <w:bCs/>
+          <w:i/>
+          <w:iCs/>
+          <w:sz w:val="28"/>
+          <w:szCs w:val="28"/>
+        </w:rPr>
+        <w:t xml:space="preserve">, </w:t>
+      </w:r>
+      <w:r>
+        <w:rPr>
+          <w:rFonts w:asciiTheme="majorBidi" w:hAnsiTheme="majorBidi" w:cstheme="majorBidi"/>
+          <w:b/>
+          <w:bCs/>
+          <w:i/>
+          <w:iCs/>
+          <w:sz w:val="28"/>
+          <w:szCs w:val="28"/>
+        </w:rPr>
+        <w:t>mysql-1</w:t>
+      </w:r>
+      <w:r>
+        <w:rPr>
+          <w:rFonts w:asciiTheme="majorBidi" w:hAnsiTheme="majorBidi" w:cstheme="majorBidi"/>
+          <w:b/>
+          <w:bCs/>
+          <w:i/>
+          <w:iCs/>
+          <w:sz w:val="28"/>
+          <w:szCs w:val="28"/>
+        </w:rPr>
+        <w:t xml:space="preserve"> </w:t>
+      </w:r>
+      <w:r>
+        <w:rPr>
+          <w:rFonts w:asciiTheme="majorBidi" w:hAnsiTheme="majorBidi" w:cstheme="majorBidi"/>
+          <w:sz w:val="28"/>
+          <w:szCs w:val="28"/>
+        </w:rPr>
+        <w:t>and</w:t>
+      </w:r>
+      <w:r>
+        <w:rPr>
+          <w:rFonts w:asciiTheme="majorBidi" w:hAnsiTheme="majorBidi" w:cstheme="majorBidi"/>
+          <w:b/>
+          <w:bCs/>
+          <w:i/>
+          <w:iCs/>
+          <w:sz w:val="28"/>
+          <w:szCs w:val="28"/>
+        </w:rPr>
+        <w:t xml:space="preserve"> </w:t>
+      </w:r>
+      <w:r>
+        <w:rPr>
+          <w:rFonts w:asciiTheme="majorBidi" w:hAnsiTheme="majorBidi" w:cstheme="majorBidi"/>
+          <w:b/>
+          <w:bCs/>
+          <w:i/>
+          <w:iCs/>
+          <w:sz w:val="28"/>
+          <w:szCs w:val="28"/>
+        </w:rPr>
+        <w:t>mysql-2</w:t>
+      </w:r>
+      <w:r>
+        <w:rPr>
+          <w:rFonts w:asciiTheme="majorBidi" w:hAnsiTheme="majorBidi" w:cstheme="majorBidi"/>
+          <w:b/>
+          <w:bCs/>
+          <w:i/>
+          <w:iCs/>
+          <w:sz w:val="28"/>
+          <w:szCs w:val="28"/>
+        </w:rPr>
+        <w:t xml:space="preserve">, </w:t>
+      </w:r>
+      <w:r>
+        <w:rPr>
+          <w:rFonts w:asciiTheme="majorBidi" w:hAnsiTheme="majorBidi" w:cstheme="majorBidi"/>
+          <w:sz w:val="28"/>
+          <w:szCs w:val="28"/>
+        </w:rPr>
+        <w:t>When an update happens:</w:t>
+      </w:r>
+    </w:p>
+    <w:p>
+      <w:pPr>
+        <w:pStyle w:val="ListParagraph"/>
+        <w:numPr>
+          <w:ilvl w:val="0"/>
+          <w:numId w:val="65"/>
+        </w:numPr>
+        <w:spacing w:after="60"/>
+        <w:jc w:val="both"/>
+        <w:rPr>
+          <w:rFonts w:asciiTheme="majorBidi" w:hAnsiTheme="majorBidi" w:cstheme="majorBidi"/>
+          <w:sz w:val="28"/>
+          <w:szCs w:val="28"/>
+        </w:rPr>
+      </w:pPr>
+      <w:r>
+        <w:rPr>
+          <w:rFonts w:asciiTheme="majorBidi" w:hAnsiTheme="majorBidi" w:cstheme="majorBidi"/>
+          <w:sz w:val="28"/>
+          <w:szCs w:val="28"/>
+        </w:rPr>
+        <w:t>mysql-2 is terminated and recreated with the new version</w:t>
+      </w:r>
+    </w:p>
+    <w:p>
+      <w:pPr>
+        <w:pStyle w:val="ListParagraph"/>
+        <w:numPr>
+          <w:ilvl w:val="0"/>
+          <w:numId w:val="65"/>
+        </w:numPr>
+        <w:spacing w:after="60"/>
+        <w:jc w:val="both"/>
+        <w:rPr>
+          <w:rFonts w:asciiTheme="majorBidi" w:hAnsiTheme="majorBidi" w:cstheme="majorBidi"/>
+          <w:sz w:val="28"/>
+          <w:szCs w:val="28"/>
+        </w:rPr>
+      </w:pPr>
+      <w:r>
+        <w:rPr>
+          <w:rFonts w:asciiTheme="majorBidi" w:hAnsiTheme="majorBidi" w:cstheme="majorBidi"/>
+          <w:sz w:val="28"/>
+          <w:szCs w:val="28"/>
+        </w:rPr>
+        <w:t>wait until mysql-2 becomes Ready</w:t>
+      </w:r>
+    </w:p>
+    <w:p>
+      <w:pPr>
+        <w:pStyle w:val="ListParagraph"/>
+        <w:numPr>
+          <w:ilvl w:val="0"/>
+          <w:numId w:val="65"/>
+        </w:numPr>
+        <w:spacing w:after="60"/>
+        <w:jc w:val="both"/>
+        <w:rPr>
+          <w:rFonts w:asciiTheme="majorBidi" w:hAnsiTheme="majorBidi" w:cstheme="majorBidi"/>
+          <w:sz w:val="28"/>
+          <w:szCs w:val="28"/>
+        </w:rPr>
+      </w:pPr>
+      <w:r>
+        <w:rPr>
+          <w:rFonts w:asciiTheme="majorBidi" w:hAnsiTheme="majorBidi" w:cstheme="majorBidi"/>
+          <w:sz w:val="28"/>
+          <w:szCs w:val="28"/>
+        </w:rPr>
+        <w:t>mysql-1 is updated</w:t>
+      </w:r>
+    </w:p>
+    <w:p>
+      <w:pPr>
+        <w:pStyle w:val="ListParagraph"/>
+        <w:numPr>
+          <w:ilvl w:val="0"/>
+          <w:numId w:val="65"/>
+        </w:numPr>
+        <w:spacing w:after="60"/>
+        <w:jc w:val="both"/>
+        <w:rPr>
+          <w:rFonts w:asciiTheme="majorBidi" w:hAnsiTheme="majorBidi" w:cstheme="majorBidi"/>
+          <w:sz w:val="28"/>
+          <w:szCs w:val="28"/>
+        </w:rPr>
+      </w:pPr>
+      <w:r>
+        <w:rPr>
+          <w:rFonts w:asciiTheme="majorBidi" w:hAnsiTheme="majorBidi" w:cstheme="majorBidi"/>
+          <w:sz w:val="28"/>
+          <w:szCs w:val="28"/>
+        </w:rPr>
+        <w:t>wait until mysql-1 becomes Ready</w:t>
+      </w:r>
+    </w:p>
+    <w:p>
+      <w:pPr>
+        <w:pStyle w:val="ListParagraph"/>
+        <w:numPr>
+          <w:ilvl w:val="0"/>
+          <w:numId w:val="65"/>
+        </w:numPr>
+        <w:spacing w:after="60"/>
+        <w:jc w:val="both"/>
+        <w:rPr>
+          <w:rFonts w:asciiTheme="majorBidi" w:hAnsiTheme="majorBidi" w:cstheme="majorBidi"/>
+          <w:sz w:val="28"/>
+          <w:szCs w:val="28"/>
+        </w:rPr>
+      </w:pPr>
+      <w:r>
+        <w:rPr>
+          <w:rFonts w:asciiTheme="majorBidi" w:hAnsiTheme="majorBidi" w:cstheme="majorBidi"/>
+          <w:sz w:val="28"/>
+          <w:szCs w:val="28"/>
+        </w:rPr>
+        <w:t>mysql-0 is updated</w:t>
+      </w:r>
+    </w:p>
+    <w:p>
+      <w:pPr>
+        <w:spacing w:after="60"/>
+        <w:ind w:left="360"/>
+        <w:jc w:val="both"/>
+        <w:rPr>
+          <w:rFonts w:asciiTheme="majorBidi" w:hAnsiTheme="majorBidi" w:cstheme="majorBidi"/>
+          <w:b/>
+          <w:bCs/>
+          <w:sz w:val="28"/>
+          <w:szCs w:val="28"/>
+        </w:rPr>
+      </w:pPr>
+      <w:r>
+        <w:rPr>
+          <w:rFonts w:asciiTheme="majorBidi" w:hAnsiTheme="majorBidi" w:cstheme="majorBidi"/>
+          <w:b/>
+          <w:bCs/>
+          <w:sz w:val="28"/>
+          <w:szCs w:val="28"/>
+        </w:rPr>
+        <w:t>Important characteristics:</w:t>
+      </w:r>
+    </w:p>
+    <w:p>
+      <w:pPr>
+        <w:pStyle w:val="ListParagraph"/>
+        <w:numPr>
+          <w:ilvl w:val="0"/>
+          <w:numId w:val="66"/>
+        </w:numPr>
+        <w:spacing w:after="60"/>
+        <w:jc w:val="both"/>
+        <w:rPr>
+          <w:rFonts w:asciiTheme="majorBidi" w:hAnsiTheme="majorBidi" w:cstheme="majorBidi"/>
+          <w:sz w:val="28"/>
+          <w:szCs w:val="28"/>
+        </w:rPr>
+      </w:pPr>
+      <w:r>
+        <w:rPr>
+          <w:rFonts w:asciiTheme="majorBidi" w:hAnsiTheme="majorBidi" w:cstheme="majorBidi"/>
+          <w:sz w:val="28"/>
+          <w:szCs w:val="28"/>
+        </w:rPr>
+        <w:t>Reverse order update (highest index first)</w:t>
+      </w:r>
+    </w:p>
+    <w:p>
+      <w:pPr>
+        <w:pStyle w:val="ListParagraph"/>
+        <w:numPr>
+          <w:ilvl w:val="0"/>
+          <w:numId w:val="66"/>
+        </w:numPr>
+        <w:spacing w:after="60"/>
+        <w:jc w:val="both"/>
+        <w:rPr>
+          <w:rFonts w:asciiTheme="majorBidi" w:hAnsiTheme="majorBidi" w:cstheme="majorBidi"/>
+          <w:sz w:val="28"/>
+          <w:szCs w:val="28"/>
+        </w:rPr>
+      </w:pPr>
+      <w:r>
+        <w:rPr>
+          <w:rFonts w:asciiTheme="majorBidi" w:hAnsiTheme="majorBidi" w:cstheme="majorBidi"/>
+          <w:sz w:val="28"/>
+          <w:szCs w:val="28"/>
+        </w:rPr>
+        <w:t>One Pod at a time</w:t>
+      </w:r>
+    </w:p>
+    <w:p>
+      <w:pPr>
+        <w:pStyle w:val="ListParagraph"/>
+        <w:numPr>
+          <w:ilvl w:val="0"/>
+          <w:numId w:val="66"/>
+        </w:numPr>
+        <w:spacing w:after="60"/>
+        <w:jc w:val="both"/>
+        <w:rPr>
+          <w:rFonts w:asciiTheme="majorBidi" w:hAnsiTheme="majorBidi" w:cstheme="majorBidi"/>
+          <w:sz w:val="28"/>
+          <w:szCs w:val="28"/>
+        </w:rPr>
+      </w:pPr>
+      <w:r>
+        <w:rPr>
+          <w:rFonts w:asciiTheme="majorBidi" w:hAnsiTheme="majorBidi" w:cstheme="majorBidi"/>
+          <w:sz w:val="28"/>
+          <w:szCs w:val="28"/>
+        </w:rPr>
+        <w:t>Kubernetes waits until the Pod is Ready before continuing</w:t>
+      </w:r>
+    </w:p>
+    <w:p>
+      <w:pPr>
+        <w:pStyle w:val="ListParagraph"/>
+        <w:numPr>
+          <w:ilvl w:val="0"/>
+          <w:numId w:val="66"/>
+        </w:numPr>
+        <w:spacing w:after="60"/>
+        <w:jc w:val="both"/>
+        <w:rPr>
+          <w:rFonts w:asciiTheme="majorBidi" w:hAnsiTheme="majorBidi" w:cstheme="majorBidi"/>
+          <w:sz w:val="28"/>
+          <w:szCs w:val="28"/>
+        </w:rPr>
+      </w:pPr>
+      <w:r>
+        <w:rPr>
+          <w:rFonts w:asciiTheme="majorBidi" w:hAnsiTheme="majorBidi" w:cstheme="majorBidi"/>
+          <w:sz w:val="28"/>
+          <w:szCs w:val="28"/>
+        </w:rPr>
+        <w:t>Ensures cluster stability for stateful systems</w:t>
+      </w:r>
+    </w:p>
+    <w:p>
+      <w:pPr>
+        <w:ind w:left="360"/>
+        <w:jc w:val="both"/>
+        <w:rPr>
+          <w:rFonts w:asciiTheme="majorBidi" w:hAnsiTheme="majorBidi" w:cstheme="majorBidi"/>
+          <w:sz w:val="28"/>
+          <w:szCs w:val="28"/>
+        </w:rPr>
+      </w:pPr>
+      <w:r>
+        <w:rPr>
+          <w:rFonts w:asciiTheme="majorBidi" w:hAnsiTheme="majorBidi" w:cstheme="majorBidi"/>
+          <w:noProof/>
+          <w:sz w:val="28"/>
+          <w:szCs w:val="28"/>
+        </w:rPr>
+        <mc:AlternateContent>
+          <mc:Choice Requires="wps">
+            <w:drawing>
+              <wp:anchor distT="0" distB="0" distL="114300" distR="114300" simplePos="0" relativeHeight="251679744" behindDoc="0" locked="0" layoutInCell="1" allowOverlap="1" wp14:anchorId="617BD0D6" wp14:editId="6D8812A7">
+                <wp:simplePos x="0" y="0"/>
+                <wp:positionH relativeFrom="margin">
+                  <wp:posOffset>228600</wp:posOffset>
+                </wp:positionH>
+                <wp:positionV relativeFrom="paragraph">
+                  <wp:posOffset>317500</wp:posOffset>
+                </wp:positionV>
+                <wp:extent cx="2811780" cy="1310640"/>
+                <wp:effectExtent l="0" t="0" r="26670" b="22860"/>
+                <wp:wrapNone/>
+                <wp:docPr id="510931337" name="Rectangle 15"/>
+                <wp:cNvGraphicFramePr/>
+                <a:graphic xmlns:a="http://schemas.openxmlformats.org/drawingml/2006/main">
+                  <a:graphicData uri="http://schemas.microsoft.com/office/word/2010/wordprocessingShape">
+                    <wps:wsp>
+                      <wps:cNvSpPr/>
+                      <wps:spPr>
+                        <a:xfrm>
+                          <a:off x="0" y="0"/>
+                          <a:ext cx="2811780" cy="1310640"/>
+                        </a:xfrm>
+                        <a:prstGeom prst="rect">
+                          <a:avLst/>
+                        </a:prstGeom>
+                      </wps:spPr>
+                      <wps:style>
+                        <a:lnRef idx="2">
+                          <a:schemeClr val="dk1">
+                            <a:shade val="15000"/>
+                          </a:schemeClr>
+                        </a:lnRef>
+                        <a:fillRef idx="1">
+                          <a:schemeClr val="dk1"/>
+                        </a:fillRef>
+                        <a:effectRef idx="0">
+                          <a:schemeClr val="dk1"/>
+                        </a:effectRef>
+                        <a:fontRef idx="minor">
+                          <a:schemeClr val="lt1"/>
+                        </a:fontRef>
+                      </wps:style>
+                      <wps:txbx>
+                        <w:txbxContent>
+                          <w:p>
+                            <w:pPr>
+                              <w:spacing w:after="0"/>
+                              <w:rPr>
+                                <w:rFonts w:asciiTheme="majorBidi" w:hAnsiTheme="majorBidi" w:cstheme="majorBidi"/>
+                                <w:b/>
+                                <w:bCs/>
+                                <w:i/>
+                                <w:iCs/>
+                                <w:sz w:val="28"/>
+                                <w:szCs w:val="28"/>
+                              </w:rPr>
+                            </w:pPr>
+                            <w:proofErr w:type="spellStart"/>
+                            <w:r>
+                              <w:rPr>
+                                <w:rFonts w:asciiTheme="majorBidi" w:hAnsiTheme="majorBidi" w:cstheme="majorBidi"/>
+                                <w:b/>
+                                <w:bCs/>
+                                <w:i/>
+                                <w:iCs/>
+                                <w:sz w:val="28"/>
+                                <w:szCs w:val="28"/>
+                              </w:rPr>
+                              <w:t>apiVersion</w:t>
+                            </w:r>
+                            <w:proofErr w:type="spellEnd"/>
+                            <w:r>
+                              <w:rPr>
+                                <w:rFonts w:asciiTheme="majorBidi" w:hAnsiTheme="majorBidi" w:cstheme="majorBidi"/>
+                                <w:b/>
+                                <w:bCs/>
+                                <w:i/>
+                                <w:iCs/>
+                                <w:sz w:val="28"/>
+                                <w:szCs w:val="28"/>
+                              </w:rPr>
+                              <w:t>: apps/v1</w:t>
+                            </w:r>
+                          </w:p>
+                          <w:p>
+                            <w:pPr>
+                              <w:spacing w:after="0"/>
+                              <w:rPr>
+                                <w:rFonts w:asciiTheme="majorBidi" w:hAnsiTheme="majorBidi" w:cstheme="majorBidi"/>
+                                <w:b/>
+                                <w:bCs/>
+                                <w:i/>
+                                <w:iCs/>
+                                <w:sz w:val="28"/>
+                                <w:szCs w:val="28"/>
+                              </w:rPr>
+                            </w:pPr>
+                            <w:r>
+                              <w:rPr>
+                                <w:rFonts w:asciiTheme="majorBidi" w:hAnsiTheme="majorBidi" w:cstheme="majorBidi"/>
+                                <w:b/>
+                                <w:bCs/>
+                                <w:i/>
+                                <w:iCs/>
+                                <w:sz w:val="28"/>
+                                <w:szCs w:val="28"/>
+                              </w:rPr>
+                              <w:t xml:space="preserve">kind: </w:t>
+                            </w:r>
+                            <w:proofErr w:type="spellStart"/>
+                            <w:r>
+                              <w:rPr>
+                                <w:rFonts w:asciiTheme="majorBidi" w:hAnsiTheme="majorBidi" w:cstheme="majorBidi"/>
+                                <w:b/>
+                                <w:bCs/>
+                                <w:i/>
+                                <w:iCs/>
+                                <w:sz w:val="28"/>
+                                <w:szCs w:val="28"/>
+                              </w:rPr>
+                              <w:t>StatefulSet</w:t>
+                            </w:r>
+                            <w:proofErr w:type="spellEnd"/>
+                          </w:p>
+                          <w:p>
+                            <w:pPr>
+                              <w:spacing w:after="0"/>
+                              <w:rPr>
+                                <w:rFonts w:asciiTheme="majorBidi" w:hAnsiTheme="majorBidi" w:cstheme="majorBidi"/>
+                                <w:b/>
+                                <w:bCs/>
+                                <w:i/>
+                                <w:iCs/>
+                                <w:sz w:val="28"/>
+                                <w:szCs w:val="28"/>
+                              </w:rPr>
+                            </w:pPr>
+                            <w:r>
+                              <w:rPr>
+                                <w:rFonts w:asciiTheme="majorBidi" w:hAnsiTheme="majorBidi" w:cstheme="majorBidi"/>
+                                <w:b/>
+                                <w:bCs/>
+                                <w:i/>
+                                <w:iCs/>
+                                <w:sz w:val="28"/>
+                                <w:szCs w:val="28"/>
+                              </w:rPr>
+                              <w:t>spec:</w:t>
+                            </w:r>
+                          </w:p>
+                          <w:p>
+                            <w:pPr>
+                              <w:spacing w:after="0"/>
+                              <w:rPr>
+                                <w:rFonts w:asciiTheme="majorBidi" w:hAnsiTheme="majorBidi" w:cstheme="majorBidi"/>
+                                <w:b/>
+                                <w:bCs/>
+                                <w:i/>
+                                <w:iCs/>
+                                <w:sz w:val="28"/>
+                                <w:szCs w:val="28"/>
+                              </w:rPr>
+                            </w:pPr>
+                            <w:r>
+                              <w:rPr>
+                                <w:rFonts w:asciiTheme="majorBidi" w:hAnsiTheme="majorBidi" w:cstheme="majorBidi"/>
+                                <w:b/>
+                                <w:bCs/>
+                                <w:i/>
+                                <w:iCs/>
+                                <w:sz w:val="28"/>
+                                <w:szCs w:val="28"/>
+                              </w:rPr>
+                              <w:t xml:space="preserve">     </w:t>
+                            </w:r>
+                            <w:proofErr w:type="spellStart"/>
+                            <w:r>
+                              <w:rPr>
+                                <w:rFonts w:asciiTheme="majorBidi" w:hAnsiTheme="majorBidi" w:cstheme="majorBidi"/>
+                                <w:b/>
+                                <w:bCs/>
+                                <w:i/>
+                                <w:iCs/>
+                                <w:sz w:val="28"/>
+                                <w:szCs w:val="28"/>
+                              </w:rPr>
+                              <w:t>updateStrategy</w:t>
+                            </w:r>
+                            <w:proofErr w:type="spellEnd"/>
+                            <w:r>
+                              <w:rPr>
+                                <w:rFonts w:asciiTheme="majorBidi" w:hAnsiTheme="majorBidi" w:cstheme="majorBidi"/>
+                                <w:b/>
+                                <w:bCs/>
+                                <w:i/>
+                                <w:iCs/>
+                                <w:sz w:val="28"/>
+                                <w:szCs w:val="28"/>
+                              </w:rPr>
+                              <w:t>:</w:t>
+                            </w:r>
+                          </w:p>
+                          <w:p>
+                            <w:pPr>
+                              <w:spacing w:after="0"/>
+                              <w:rPr>
+                                <w:rFonts w:asciiTheme="majorBidi" w:hAnsiTheme="majorBidi" w:cstheme="majorBidi"/>
+                                <w:b/>
+                                <w:bCs/>
+                                <w:i/>
+                                <w:iCs/>
+                                <w:sz w:val="28"/>
+                                <w:szCs w:val="28"/>
+                              </w:rPr>
+                            </w:pPr>
+                            <w:r>
+                              <w:rPr>
+                                <w:rFonts w:asciiTheme="majorBidi" w:hAnsiTheme="majorBidi" w:cstheme="majorBidi"/>
+                                <w:b/>
+                                <w:bCs/>
+                                <w:i/>
+                                <w:iCs/>
+                                <w:sz w:val="28"/>
+                                <w:szCs w:val="28"/>
+                              </w:rPr>
+                              <w:t xml:space="preserve">     </w:t>
+                            </w:r>
+                            <w:r>
+                              <w:rPr>
+                                <w:rFonts w:asciiTheme="majorBidi" w:hAnsiTheme="majorBidi" w:cstheme="majorBidi"/>
+                                <w:b/>
+                                <w:bCs/>
+                                <w:i/>
+                                <w:iCs/>
+                                <w:sz w:val="28"/>
+                                <w:szCs w:val="28"/>
+                              </w:rPr>
+                              <w:t xml:space="preserve">     </w:t>
+                            </w:r>
+                            <w:r>
+                              <w:rPr>
+                                <w:rFonts w:asciiTheme="majorBidi" w:hAnsiTheme="majorBidi" w:cstheme="majorBidi"/>
+                                <w:b/>
+                                <w:bCs/>
+                                <w:i/>
+                                <w:iCs/>
+                                <w:sz w:val="28"/>
+                                <w:szCs w:val="28"/>
+                              </w:rPr>
+                              <w:t xml:space="preserve">type: </w:t>
+                            </w:r>
+                            <w:proofErr w:type="spellStart"/>
+                            <w:r>
+                              <w:rPr>
+                                <w:rFonts w:asciiTheme="majorBidi" w:hAnsiTheme="majorBidi" w:cstheme="majorBidi"/>
+                                <w:b/>
+                                <w:bCs/>
+                                <w:i/>
+                                <w:iCs/>
+                                <w:sz w:val="28"/>
+                                <w:szCs w:val="28"/>
+                              </w:rPr>
+                              <w:t>RollingUpdate</w:t>
+                            </w:r>
+                            <w:proofErr w:type="spellEnd"/>
+                          </w:p>
+                          <w:p>
+                            <w:pPr>
+                              <w:spacing w:after="0"/>
+                              <w:jc w:val="center"/>
+                              <w:rPr>
+                                <w:b/>
+                                <w:bCs/>
+                                <w:i/>
+                                <w:iCs/>
+                              </w:rPr>
+                            </w:pPr>
+                          </w:p>
+                        </w:txbxContent>
+                      </wps:txbx>
+                      <wps:bodyPr rot="0" spcFirstLastPara="0" vertOverflow="overflow" horzOverflow="overflow" vert="horz" wrap="square" lIns="91440" tIns="45720" rIns="91440" bIns="45720" numCol="1" spcCol="0" rtlCol="0" fromWordArt="0" anchor="ctr" anchorCtr="0" forceAA="0" compatLnSpc="1">
+                        <a:prstTxWarp prst="textNoShape">
+                          <a:avLst/>
+                        </a:prstTxWarp>
+                        <a:noAutofit/>
+                      </wps:bodyPr>
+                    </wps:wsp>
+                  </a:graphicData>
+                </a:graphic>
+                <wp14:sizeRelH relativeFrom="margin">
+                  <wp14:pctWidth>0</wp14:pctWidth>
+                </wp14:sizeRelH>
+                <wp14:sizeRelV relativeFrom="margin">
+                  <wp14:pctHeight>0</wp14:pctHeight>
+                </wp14:sizeRelV>
+              </wp:anchor>
+            </w:drawing>
+          </mc:Choice>
+          <mc:Fallback>
+            <w:pict>
+              <v:rect w14:anchorId="617BD0D6" id="Rectangle 15" o:spid="_x0000_s1037" style="position:absolute;left:0;text-align:left;margin-left:18pt;margin-top:25pt;width:221.4pt;height:103.2pt;z-index:251679744;visibility:visible;mso-wrap-style:square;mso-width-percent:0;mso-height-percent:0;mso-wrap-distance-left:9pt;mso-wrap-distance-top:0;mso-wrap-distance-right:9pt;mso-wrap-distance-bottom:0;mso-position-horizontal:absolute;mso-position-horizontal-relative:margin;mso-position-vertical:absolute;mso-position-vertical-relative:text;mso-width-percent:0;mso-height-percent:0;mso-width-relative:margin;mso-height-relative:margin;v-text-anchor:middle" o:gfxdata="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" fillcolor="black [3200]" strokecolor="black [480]" strokeweight="1pt">
+                <v:textbox>
+                  <w:txbxContent>
+                    <w:p>
+                      <w:pPr>
+                        <w:spacing w:after="0"/>
+                        <w:rPr>
+                          <w:rFonts w:asciiTheme="majorBidi" w:hAnsiTheme="majorBidi" w:cstheme="majorBidi"/>
+                          <w:b/>
+                          <w:bCs/>
+                          <w:i/>
+                          <w:iCs/>
+                          <w:sz w:val="28"/>
+                          <w:szCs w:val="28"/>
+                        </w:rPr>
+                      </w:pPr>
+                      <w:proofErr w:type="spellStart"/>
+                      <w:r>
+                        <w:rPr>
+                          <w:rFonts w:asciiTheme="majorBidi" w:hAnsiTheme="majorBidi" w:cstheme="majorBidi"/>
+                          <w:b/>
+                          <w:bCs/>
+                          <w:i/>
+                          <w:iCs/>
+                          <w:sz w:val="28"/>
+                          <w:szCs w:val="28"/>
+                        </w:rPr>
+                        <w:t>apiVersion</w:t>
+                      </w:r>
+                      <w:proofErr w:type="spellEnd"/>
+                      <w:r>
+                        <w:rPr>
+                          <w:rFonts w:asciiTheme="majorBidi" w:hAnsiTheme="majorBidi" w:cstheme="majorBidi"/>
+                          <w:b/>
+                          <w:bCs/>
+                          <w:i/>
+                          <w:iCs/>
+                          <w:sz w:val="28"/>
+                          <w:szCs w:val="28"/>
+                        </w:rPr>
+                        <w:t>: apps/v1</w:t>
+                      </w:r>
+                    </w:p>
+                    <w:p>
+                      <w:pPr>
+                        <w:spacing w:after="0"/>
+                        <w:rPr>
+                          <w:rFonts w:asciiTheme="majorBidi" w:hAnsiTheme="majorBidi" w:cstheme="majorBidi"/>
+                          <w:b/>
+                          <w:bCs/>
+                          <w:i/>
+                          <w:iCs/>
+                          <w:sz w:val="28"/>
+                          <w:szCs w:val="28"/>
+                        </w:rPr>
+                      </w:pPr>
+                      <w:r>
+                        <w:rPr>
+                          <w:rFonts w:asciiTheme="majorBidi" w:hAnsiTheme="majorBidi" w:cstheme="majorBidi"/>
+                          <w:b/>
+                          <w:bCs/>
+                          <w:i/>
+                          <w:iCs/>
+                          <w:sz w:val="28"/>
+                          <w:szCs w:val="28"/>
+                        </w:rPr>
+                        <w:t xml:space="preserve">kind: </w:t>
+                      </w:r>
+                      <w:proofErr w:type="spellStart"/>
+                      <w:r>
+                        <w:rPr>
+                          <w:rFonts w:asciiTheme="majorBidi" w:hAnsiTheme="majorBidi" w:cstheme="majorBidi"/>
+                          <w:b/>
+                          <w:bCs/>
+                          <w:i/>
+                          <w:iCs/>
+                          <w:sz w:val="28"/>
+                          <w:szCs w:val="28"/>
+                        </w:rPr>
+                        <w:t>StatefulSet</w:t>
+                      </w:r>
+                      <w:proofErr w:type="spellEnd"/>
+                    </w:p>
+                    <w:p>
+                      <w:pPr>
+                        <w:spacing w:after="0"/>
+                        <w:rPr>
+                          <w:rFonts w:asciiTheme="majorBidi" w:hAnsiTheme="majorBidi" w:cstheme="majorBidi"/>
+                          <w:b/>
+                          <w:bCs/>
+                          <w:i/>
+                          <w:iCs/>
+                          <w:sz w:val="28"/>
+                          <w:szCs w:val="28"/>
+                        </w:rPr>
+                      </w:pPr>
+                      <w:r>
+                        <w:rPr>
+                          <w:rFonts w:asciiTheme="majorBidi" w:hAnsiTheme="majorBidi" w:cstheme="majorBidi"/>
+                          <w:b/>
+                          <w:bCs/>
+                          <w:i/>
+                          <w:iCs/>
+                          <w:sz w:val="28"/>
+                          <w:szCs w:val="28"/>
+                        </w:rPr>
+                        <w:t>spec:</w:t>
+                      </w:r>
+                    </w:p>
+                    <w:p>
+                      <w:pPr>
+                        <w:spacing w:after="0"/>
+                        <w:rPr>
+                          <w:rFonts w:asciiTheme="majorBidi" w:hAnsiTheme="majorBidi" w:cstheme="majorBidi"/>
+                          <w:b/>
+                          <w:bCs/>
+                          <w:i/>
+                          <w:iCs/>
+                          <w:sz w:val="28"/>
+                          <w:szCs w:val="28"/>
+                        </w:rPr>
+                      </w:pPr>
+                      <w:r>
+                        <w:rPr>
+                          <w:rFonts w:asciiTheme="majorBidi" w:hAnsiTheme="majorBidi" w:cstheme="majorBidi"/>
+                          <w:b/>
+                          <w:bCs/>
+                          <w:i/>
+                          <w:iCs/>
+                          <w:sz w:val="28"/>
+                          <w:szCs w:val="28"/>
+                        </w:rPr>
+                        <w:t xml:space="preserve">     </w:t>
+                      </w:r>
+                      <w:proofErr w:type="spellStart"/>
+                      <w:r>
+                        <w:rPr>
+                          <w:rFonts w:asciiTheme="majorBidi" w:hAnsiTheme="majorBidi" w:cstheme="majorBidi"/>
+                          <w:b/>
+                          <w:bCs/>
+                          <w:i/>
+                          <w:iCs/>
+                          <w:sz w:val="28"/>
+                          <w:szCs w:val="28"/>
+                        </w:rPr>
+                        <w:t>updateStrategy</w:t>
+                      </w:r>
+                      <w:proofErr w:type="spellEnd"/>
+                      <w:r>
+                        <w:rPr>
+                          <w:rFonts w:asciiTheme="majorBidi" w:hAnsiTheme="majorBidi" w:cstheme="majorBidi"/>
+                          <w:b/>
+                          <w:bCs/>
+                          <w:i/>
+                          <w:iCs/>
+                          <w:sz w:val="28"/>
+                          <w:szCs w:val="28"/>
+                        </w:rPr>
+                        <w:t>:</w:t>
+                      </w:r>
+                    </w:p>
+                    <w:p>
+                      <w:pPr>
+                        <w:spacing w:after="0"/>
+                        <w:rPr>
+                          <w:rFonts w:asciiTheme="majorBidi" w:hAnsiTheme="majorBidi" w:cstheme="majorBidi"/>
+                          <w:b/>
+                          <w:bCs/>
+                          <w:i/>
+                          <w:iCs/>
+                          <w:sz w:val="28"/>
+                          <w:szCs w:val="28"/>
+                        </w:rPr>
+                      </w:pPr>
+                      <w:r>
+                        <w:rPr>
+                          <w:rFonts w:asciiTheme="majorBidi" w:hAnsiTheme="majorBidi" w:cstheme="majorBidi"/>
+                          <w:b/>
+                          <w:bCs/>
+                          <w:i/>
+                          <w:iCs/>
+                          <w:sz w:val="28"/>
+                          <w:szCs w:val="28"/>
+                        </w:rPr>
+                        <w:t xml:space="preserve">     </w:t>
+                      </w:r>
+                      <w:r>
+                        <w:rPr>
+                          <w:rFonts w:asciiTheme="majorBidi" w:hAnsiTheme="majorBidi" w:cstheme="majorBidi"/>
+                          <w:b/>
+                          <w:bCs/>
+                          <w:i/>
+                          <w:iCs/>
+                          <w:sz w:val="28"/>
+                          <w:szCs w:val="28"/>
+                        </w:rPr>
+                        <w:t xml:space="preserve">     </w:t>
+                      </w:r>
+                      <w:r>
+                        <w:rPr>
+                          <w:rFonts w:asciiTheme="majorBidi" w:hAnsiTheme="majorBidi" w:cstheme="majorBidi"/>
+                          <w:b/>
+                          <w:bCs/>
+                          <w:i/>
+                          <w:iCs/>
+                          <w:sz w:val="28"/>
+                          <w:szCs w:val="28"/>
+                        </w:rPr>
+                        <w:t xml:space="preserve">type: </w:t>
+                      </w:r>
+                      <w:proofErr w:type="spellStart"/>
+                      <w:r>
+                        <w:rPr>
+                          <w:rFonts w:asciiTheme="majorBidi" w:hAnsiTheme="majorBidi" w:cstheme="majorBidi"/>
+                          <w:b/>
+                          <w:bCs/>
+                          <w:i/>
+                          <w:iCs/>
+                          <w:sz w:val="28"/>
+                          <w:szCs w:val="28"/>
+                        </w:rPr>
+                        <w:t>RollingUpdate</w:t>
+                      </w:r>
+                      <w:proofErr w:type="spellEnd"/>
+                    </w:p>
+                    <w:p>
+                      <w:pPr>
+                        <w:spacing w:after="0"/>
+                        <w:jc w:val="center"/>
+                        <w:rPr>
+                          <w:b/>
+                          <w:bCs/>
+                          <w:i/>
+                          <w:iCs/>
+                        </w:rPr>
+                      </w:pPr>
+                    </w:p>
+                  </w:txbxContent>
+                </v:textbox>
+                <w10:wrap anchorx="margin"/>
+              </v:rect>
+            </w:pict>
+          </mc:Fallback>
+        </mc:AlternateContent>
+      </w:r>
+      <w:r>
+        <w:rPr>
+          <w:rFonts w:asciiTheme="majorBidi" w:hAnsiTheme="majorBidi" w:cstheme="majorBidi"/>
+          <w:sz w:val="28"/>
+          <w:szCs w:val="28"/>
+        </w:rPr>
+        <w:t>Example configuration:</w:t>
+      </w:r>
+    </w:p>
+    <w:p>
+      <w:pPr>
+        <w:jc w:val="both"/>
+        <w:rPr>
+          <w:rFonts w:asciiTheme="majorBidi" w:hAnsiTheme="majorBidi" w:cstheme="majorBidi"/>
+          <w:sz w:val="28"/>
+          <w:szCs w:val="28"/>
+        </w:rPr>
+      </w:pPr>
+    </w:p>
+    <w:p>
+      <w:pPr>
+        <w:jc w:val="both"/>
+        <w:rPr>
+          <w:rFonts w:asciiTheme="majorBidi" w:hAnsiTheme="majorBidi" w:cstheme="majorBidi"/>
+          <w:sz w:val="28"/>
+          <w:szCs w:val="28"/>
+        </w:rPr>
+      </w:pPr>
+    </w:p>
+    <w:p>
+      <w:pPr>
+        <w:jc w:val="both"/>
+        <w:rPr>
+          <w:rFonts w:asciiTheme="majorBidi" w:hAnsiTheme="majorBidi" w:cstheme="majorBidi"/>
+          <w:sz w:val="28"/>
+          <w:szCs w:val="28"/>
+        </w:rPr>
+      </w:pPr>
+    </w:p>
+    <w:p>
+      <w:pPr>
+        <w:jc w:val="both"/>
+        <w:rPr>
+          <w:rFonts w:asciiTheme="majorBidi" w:hAnsiTheme="majorBidi" w:cstheme="majorBidi"/>
+          <w:sz w:val="28"/>
+          <w:szCs w:val="28"/>
+        </w:rPr>
+      </w:pPr>
+    </w:p>
+    <w:p>
+      <w:pPr>
+        <w:spacing w:after="60"/>
+        <w:ind w:left="360"/>
+        <w:jc w:val="both"/>
+        <w:rPr>
+          <w:rFonts w:asciiTheme="majorBidi" w:hAnsiTheme="majorBidi" w:cstheme="majorBidi"/>
+          <w:b/>
+          <w:bCs/>
+          <w:sz w:val="32"/>
+          <w:szCs w:val="32"/>
+        </w:rPr>
+      </w:pPr>
+      <w:r>
+        <w:rPr>
+          <w:rFonts w:asciiTheme="majorBidi" w:hAnsiTheme="majorBidi" w:cstheme="majorBidi"/>
+          <w:b/>
+          <w:bCs/>
+          <w:sz w:val="32"/>
+          <w:szCs w:val="32"/>
+        </w:rPr>
+        <w:t>Partitioned Rolling Updates</w:t>
+      </w:r>
+    </w:p>
+    <w:p>
+      <w:pPr>
+        <w:ind w:left="360"/>
+        <w:jc w:val="both"/>
+        <w:rPr>
+          <w:rFonts w:asciiTheme="majorBidi" w:hAnsiTheme="majorBidi" w:cstheme="majorBidi"/>
+          <w:sz w:val="28"/>
+          <w:szCs w:val="28"/>
+        </w:rPr>
+      </w:pPr>
+      <w:r>
+        <w:rPr>
+          <w:rFonts w:asciiTheme="majorBidi" w:hAnsiTheme="majorBidi" w:cstheme="majorBidi"/>
+          <w:noProof/>
+          <w:sz w:val="28"/>
+          <w:szCs w:val="28"/>
+        </w:rPr>
+        <mc:AlternateContent>
+          <mc:Choice Requires="wps">
+            <w:drawing>
+              <wp:anchor distT="0" distB="0" distL="114300" distR="114300" simplePos="0" relativeHeight="251680768" behindDoc="0" locked="0" layoutInCell="1" allowOverlap="1" wp14:anchorId="1583ABEE" wp14:editId="1E40FE0F">
+                <wp:simplePos x="0" y="0"/>
+                <wp:positionH relativeFrom="column">
+                  <wp:posOffset>243840</wp:posOffset>
+                </wp:positionH>
+                <wp:positionV relativeFrom="paragraph">
+                  <wp:posOffset>531495</wp:posOffset>
+                </wp:positionV>
+                <wp:extent cx="2362200" cy="1036320"/>
+                <wp:effectExtent l="0" t="0" r="19050" b="11430"/>
+                <wp:wrapNone/>
+                <wp:docPr id="1388148112" name="Rectangle 16"/>
+                <wp:cNvGraphicFramePr/>
+                <a:graphic xmlns:a="http://schemas.openxmlformats.org/drawingml/2006/main">
+                  <a:graphicData uri="http://schemas.microsoft.com/office/word/2010/wordprocessingShape">
+                    <wps:wsp>
+                      <wps:cNvSpPr/>
+                      <wps:spPr>
+                        <a:xfrm>
+                          <a:off x="0" y="0"/>
+                          <a:ext cx="2362200" cy="1036320"/>
+                        </a:xfrm>
+                        <a:prstGeom prst="rect">
+                          <a:avLst/>
+                        </a:prstGeom>
+                      </wps:spPr>
+                      <wps:style>
+                        <a:lnRef idx="2">
+                          <a:schemeClr val="dk1">
+                            <a:shade val="15000"/>
+                          </a:schemeClr>
+                        </a:lnRef>
+                        <a:fillRef idx="1">
+                          <a:schemeClr val="dk1"/>
+                        </a:fillRef>
+                        <a:effectRef idx="0">
+                          <a:schemeClr val="dk1"/>
+                        </a:effectRef>
+                        <a:fontRef idx="minor">
+                          <a:schemeClr val="lt1"/>
+                        </a:fontRef>
+                      </wps:style>
+                      <wps:txbx>
+                        <w:txbxContent>
+                          <w:p>
+                            <w:pPr>
+                              <w:spacing w:after="0"/>
+                              <w:rPr>
+                                <w:rFonts w:asciiTheme="majorBidi" w:hAnsiTheme="majorBidi" w:cstheme="majorBidi"/>
+                                <w:b/>
+                                <w:bCs/>
+                                <w:i/>
+                                <w:iCs/>
+                                <w:sz w:val="28"/>
+                                <w:szCs w:val="28"/>
+                              </w:rPr>
+                            </w:pPr>
+                            <w:proofErr w:type="spellStart"/>
+                            <w:r>
+                              <w:rPr>
+                                <w:rFonts w:asciiTheme="majorBidi" w:hAnsiTheme="majorBidi" w:cstheme="majorBidi"/>
+                                <w:b/>
+                                <w:bCs/>
+                                <w:i/>
+                                <w:iCs/>
+                                <w:sz w:val="28"/>
+                                <w:szCs w:val="28"/>
+                              </w:rPr>
+                              <w:t>updateStrategy</w:t>
+                            </w:r>
+                            <w:proofErr w:type="spellEnd"/>
+                            <w:r>
+                              <w:rPr>
+                                <w:rFonts w:asciiTheme="majorBidi" w:hAnsiTheme="majorBidi" w:cstheme="majorBidi"/>
+                                <w:b/>
+                                <w:bCs/>
+                                <w:i/>
+                                <w:iCs/>
+                                <w:sz w:val="28"/>
+                                <w:szCs w:val="28"/>
+                              </w:rPr>
+                              <w:t>:</w:t>
+                            </w:r>
+                          </w:p>
+                          <w:p>
+                            <w:pPr>
+                              <w:spacing w:after="0"/>
+                              <w:rPr>
+                                <w:rFonts w:asciiTheme="majorBidi" w:hAnsiTheme="majorBidi" w:cstheme="majorBidi"/>
+                                <w:b/>
+                                <w:bCs/>
+                                <w:i/>
+                                <w:iCs/>
+                                <w:sz w:val="28"/>
+                                <w:szCs w:val="28"/>
+                              </w:rPr>
+                            </w:pPr>
+                            <w:r>
+                              <w:rPr>
+                                <w:rFonts w:asciiTheme="majorBidi" w:hAnsiTheme="majorBidi" w:cstheme="majorBidi"/>
+                                <w:b/>
+                                <w:bCs/>
+                                <w:i/>
+                                <w:iCs/>
+                                <w:sz w:val="28"/>
+                                <w:szCs w:val="28"/>
+                              </w:rPr>
+                              <w:t xml:space="preserve">     </w:t>
+                            </w:r>
+                            <w:r>
+                              <w:rPr>
+                                <w:rFonts w:asciiTheme="majorBidi" w:hAnsiTheme="majorBidi" w:cstheme="majorBidi"/>
+                                <w:b/>
+                                <w:bCs/>
+                                <w:i/>
+                                <w:iCs/>
+                                <w:sz w:val="28"/>
+                                <w:szCs w:val="28"/>
+                              </w:rPr>
+                              <w:t xml:space="preserve">type: </w:t>
+                            </w:r>
+                            <w:proofErr w:type="spellStart"/>
+                            <w:r>
+                              <w:rPr>
+                                <w:rFonts w:asciiTheme="majorBidi" w:hAnsiTheme="majorBidi" w:cstheme="majorBidi"/>
+                                <w:b/>
+                                <w:bCs/>
+                                <w:i/>
+                                <w:iCs/>
+                                <w:sz w:val="28"/>
+                                <w:szCs w:val="28"/>
+                              </w:rPr>
+                              <w:t>RollingUpdate</w:t>
+                            </w:r>
+                            <w:proofErr w:type="spellEnd"/>
+                          </w:p>
+                          <w:p>
+                            <w:pPr>
+                              <w:spacing w:after="0"/>
+                              <w:rPr>
+                                <w:rFonts w:asciiTheme="majorBidi" w:hAnsiTheme="majorBidi" w:cstheme="majorBidi"/>
+                                <w:b/>
+                                <w:bCs/>
+                                <w:i/>
+                                <w:iCs/>
+                                <w:sz w:val="28"/>
+                                <w:szCs w:val="28"/>
+                              </w:rPr>
+                            </w:pPr>
+                            <w:r>
+                              <w:rPr>
+                                <w:rFonts w:asciiTheme="majorBidi" w:hAnsiTheme="majorBidi" w:cstheme="majorBidi"/>
+                                <w:b/>
+                                <w:bCs/>
+                                <w:i/>
+                                <w:iCs/>
+                                <w:sz w:val="28"/>
+                                <w:szCs w:val="28"/>
+                              </w:rPr>
+                              <w:t xml:space="preserve">     </w:t>
+                            </w:r>
+                            <w:proofErr w:type="spellStart"/>
+                            <w:r>
+                              <w:rPr>
+                                <w:rFonts w:asciiTheme="majorBidi" w:hAnsiTheme="majorBidi" w:cstheme="majorBidi"/>
+                                <w:b/>
+                                <w:bCs/>
+                                <w:i/>
+                                <w:iCs/>
+                                <w:sz w:val="28"/>
+                                <w:szCs w:val="28"/>
+                              </w:rPr>
+                              <w:t>rollingUpdate</w:t>
+                            </w:r>
+                            <w:proofErr w:type="spellEnd"/>
+                            <w:r>
+                              <w:rPr>
+                                <w:rFonts w:asciiTheme="majorBidi" w:hAnsiTheme="majorBidi" w:cstheme="majorBidi"/>
+                                <w:b/>
+                                <w:bCs/>
+                                <w:i/>
+                                <w:iCs/>
+                                <w:sz w:val="28"/>
+                                <w:szCs w:val="28"/>
+                              </w:rPr>
+                              <w:t>:</w:t>
+                            </w:r>
+                          </w:p>
+                          <w:p>
+                            <w:pPr>
+                              <w:spacing w:after="0"/>
+                              <w:rPr>
+                                <w:rFonts w:asciiTheme="majorBidi" w:hAnsiTheme="majorBidi" w:cstheme="majorBidi"/>
+                                <w:b/>
+                                <w:bCs/>
+                                <w:i/>
+                                <w:iCs/>
+                                <w:sz w:val="28"/>
+                                <w:szCs w:val="28"/>
+                              </w:rPr>
+                            </w:pPr>
+                            <w:r>
+                              <w:rPr>
+                                <w:rFonts w:asciiTheme="majorBidi" w:hAnsiTheme="majorBidi" w:cstheme="majorBidi"/>
+                                <w:b/>
+                                <w:bCs/>
+                                <w:i/>
+                                <w:iCs/>
+                                <w:sz w:val="28"/>
+                                <w:szCs w:val="28"/>
+                              </w:rPr>
+                              <w:t xml:space="preserve">          </w:t>
+                            </w:r>
+                            <w:r>
+                              <w:rPr>
+                                <w:rFonts w:asciiTheme="majorBidi" w:hAnsiTheme="majorBidi" w:cstheme="majorBidi"/>
+                                <w:b/>
+                                <w:bCs/>
+                                <w:i/>
+                                <w:iCs/>
+                                <w:sz w:val="28"/>
+                                <w:szCs w:val="28"/>
+                              </w:rPr>
+                              <w:t xml:space="preserve"> partition: 2</w:t>
+                            </w:r>
+                          </w:p>
+                        </w:txbxContent>
+                      </wps:txbx>
+                      <wps:bodyPr rot="0" spcFirstLastPara="0" vertOverflow="overflow" horzOverflow="overflow" vert="horz" wrap="square" lIns="91440" tIns="45720" rIns="91440" bIns="45720" numCol="1" spcCol="0" rtlCol="0" fromWordArt="0" anchor="ctr" anchorCtr="0" forceAA="0" compatLnSpc="1">
+                        <a:prstTxWarp prst="textNoShape">
+                          <a:avLst/>
+                        </a:prstTxWarp>
+                        <a:noAutofit/>
+                      </wps:bodyPr>
+                    </wps:wsp>
+                  </a:graphicData>
+                </a:graphic>
+                <wp14:sizeRelH relativeFrom="margin">
+                  <wp14:pctWidth>0</wp14:pctWidth>
+                </wp14:sizeRelH>
+                <wp14:sizeRelV relativeFrom="margin">
+                  <wp14:pctHeight>0</wp14:pctHeight>
+                </wp14:sizeRelV>
+              </wp:anchor>
+            </w:drawing>
+          </mc:Choice>
+          <mc:Fallback>
+            <w:pict>
+              <v:rect w14:anchorId="1583ABEE" id="Rectangle 16" o:spid="_x0000_s1038" style="position:absolute;left:0;text-align:left;margin-left:19.2pt;margin-top:41.85pt;width:186pt;height:81.6pt;z-index:251680768;visibility:visible;mso-wrap-style:square;mso-width-percent:0;mso-height-percent:0;mso-wrap-distance-left:9pt;mso-wrap-distance-top:0;mso-wrap-distance-right:9pt;mso-wrap-distance-bottom:0;mso-position-horizontal:absolute;mso-position-horizontal-relative:text;mso-position-vertical:absolute;mso-position-vertical-relative:text;mso-width-percent:0;mso-height-percent:0;mso-width-relative:margin;mso-height-relative:margin;v-text-anchor:middle" o:gfxdata="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" fillcolor="black [3200]" strokecolor="black [480]" strokeweight="1pt">
+                <v:textbox>
+                  <w:txbxContent>
+                    <w:p>
+                      <w:pPr>
+                        <w:spacing w:after="0"/>
+                        <w:rPr>
+                          <w:rFonts w:asciiTheme="majorBidi" w:hAnsiTheme="majorBidi" w:cstheme="majorBidi"/>
+                          <w:b/>
+                          <w:bCs/>
+                          <w:i/>
+                          <w:iCs/>
+                          <w:sz w:val="28"/>
+                          <w:szCs w:val="28"/>
+                        </w:rPr>
+                      </w:pPr>
+                      <w:proofErr w:type="spellStart"/>
+                      <w:r>
+                        <w:rPr>
+                          <w:rFonts w:asciiTheme="majorBidi" w:hAnsiTheme="majorBidi" w:cstheme="majorBidi"/>
+                          <w:b/>
+                          <w:bCs/>
+                          <w:i/>
+                          <w:iCs/>
+                          <w:sz w:val="28"/>
+                          <w:szCs w:val="28"/>
+                        </w:rPr>
+                        <w:t>updateStrategy</w:t>
+                      </w:r>
+                      <w:proofErr w:type="spellEnd"/>
+                      <w:r>
+                        <w:rPr>
+                          <w:rFonts w:asciiTheme="majorBidi" w:hAnsiTheme="majorBidi" w:cstheme="majorBidi"/>
+                          <w:b/>
+                          <w:bCs/>
+                          <w:i/>
+                          <w:iCs/>
+                          <w:sz w:val="28"/>
+                          <w:szCs w:val="28"/>
+                        </w:rPr>
+                        <w:t>:</w:t>
+                      </w:r>
+                    </w:p>
+                    <w:p>
+                      <w:pPr>
+                        <w:spacing w:after="0"/>
+                        <w:rPr>
+                          <w:rFonts w:asciiTheme="majorBidi" w:hAnsiTheme="majorBidi" w:cstheme="majorBidi"/>
+                          <w:b/>
+                          <w:bCs/>
+                          <w:i/>
+                          <w:iCs/>
+                          <w:sz w:val="28"/>
+                          <w:szCs w:val="28"/>
+                        </w:rPr>
+                      </w:pPr>
+                      <w:r>
+                        <w:rPr>
+                          <w:rFonts w:asciiTheme="majorBidi" w:hAnsiTheme="majorBidi" w:cstheme="majorBidi"/>
+                          <w:b/>
+                          <w:bCs/>
+                          <w:i/>
+                          <w:iCs/>
+                          <w:sz w:val="28"/>
+                          <w:szCs w:val="28"/>
+                        </w:rPr>
+                        <w:t xml:space="preserve">     </w:t>
+                      </w:r>
+                      <w:r>
+                        <w:rPr>
+                          <w:rFonts w:asciiTheme="majorBidi" w:hAnsiTheme="majorBidi" w:cstheme="majorBidi"/>
+                          <w:b/>
+                          <w:bCs/>
+                          <w:i/>
+                          <w:iCs/>
+                          <w:sz w:val="28"/>
+                          <w:szCs w:val="28"/>
+                        </w:rPr>
+                        <w:t xml:space="preserve">type: </w:t>
+                      </w:r>
+                      <w:proofErr w:type="spellStart"/>
+                      <w:r>
+                        <w:rPr>
+                          <w:rFonts w:asciiTheme="majorBidi" w:hAnsiTheme="majorBidi" w:cstheme="majorBidi"/>
+                          <w:b/>
+                          <w:bCs/>
+                          <w:i/>
+                          <w:iCs/>
+                          <w:sz w:val="28"/>
+                          <w:szCs w:val="28"/>
+                        </w:rPr>
+                        <w:t>RollingUpdate</w:t>
+                      </w:r>
+                      <w:proofErr w:type="spellEnd"/>
+                    </w:p>
+                    <w:p>
+                      <w:pPr>
+                        <w:spacing w:after="0"/>
+                        <w:rPr>
+                          <w:rFonts w:asciiTheme="majorBidi" w:hAnsiTheme="majorBidi" w:cstheme="majorBidi"/>
+                          <w:b/>
+                          <w:bCs/>
+                          <w:i/>
+                          <w:iCs/>
+                          <w:sz w:val="28"/>
+                          <w:szCs w:val="28"/>
+                        </w:rPr>
+                      </w:pPr>
+                      <w:r>
+                        <w:rPr>
+                          <w:rFonts w:asciiTheme="majorBidi" w:hAnsiTheme="majorBidi" w:cstheme="majorBidi"/>
+                          <w:b/>
+                          <w:bCs/>
+                          <w:i/>
+                          <w:iCs/>
+                          <w:sz w:val="28"/>
+                          <w:szCs w:val="28"/>
+                        </w:rPr>
+                        <w:t xml:space="preserve">     </w:t>
+                      </w:r>
+                      <w:proofErr w:type="spellStart"/>
+                      <w:r>
+                        <w:rPr>
+                          <w:rFonts w:asciiTheme="majorBidi" w:hAnsiTheme="majorBidi" w:cstheme="majorBidi"/>
+                          <w:b/>
+                          <w:bCs/>
+                          <w:i/>
+                          <w:iCs/>
+                          <w:sz w:val="28"/>
+                          <w:szCs w:val="28"/>
+                        </w:rPr>
+                        <w:t>rollingUpdate</w:t>
+                      </w:r>
+                      <w:proofErr w:type="spellEnd"/>
+                      <w:r>
+                        <w:rPr>
+                          <w:rFonts w:asciiTheme="majorBidi" w:hAnsiTheme="majorBidi" w:cstheme="majorBidi"/>
+                          <w:b/>
+                          <w:bCs/>
+                          <w:i/>
+                          <w:iCs/>
+                          <w:sz w:val="28"/>
+                          <w:szCs w:val="28"/>
+                        </w:rPr>
+                        <w:t>:</w:t>
+                      </w:r>
+                    </w:p>
+                    <w:p>
+                      <w:pPr>
+                        <w:spacing w:after="0"/>
+                        <w:rPr>
+                          <w:rFonts w:asciiTheme="majorBidi" w:hAnsiTheme="majorBidi" w:cstheme="majorBidi"/>
+                          <w:b/>
+                          <w:bCs/>
+                          <w:i/>
+                          <w:iCs/>
+                          <w:sz w:val="28"/>
+                          <w:szCs w:val="28"/>
+                        </w:rPr>
+                      </w:pPr>
+                      <w:r>
+                        <w:rPr>
+                          <w:rFonts w:asciiTheme="majorBidi" w:hAnsiTheme="majorBidi" w:cstheme="majorBidi"/>
+                          <w:b/>
+                          <w:bCs/>
+                          <w:i/>
+                          <w:iCs/>
+                          <w:sz w:val="28"/>
+                          <w:szCs w:val="28"/>
+                        </w:rPr>
+                        <w:t xml:space="preserve">          </w:t>
+                      </w:r>
+                      <w:r>
+                        <w:rPr>
+                          <w:rFonts w:asciiTheme="majorBidi" w:hAnsiTheme="majorBidi" w:cstheme="majorBidi"/>
+                          <w:b/>
+                          <w:bCs/>
+                          <w:i/>
+                          <w:iCs/>
+                          <w:sz w:val="28"/>
+                          <w:szCs w:val="28"/>
+                        </w:rPr>
+                        <w:t xml:space="preserve"> partition: 2</w:t>
+                      </w:r>
+                    </w:p>
+                  </w:txbxContent>
+                </v:textbox>
+              </v:rect>
+            </w:pict>
+          </mc:Fallback>
+        </mc:AlternateContent>
+      </w:r>
+      <w:proofErr w:type="spellStart"/>
+      <w:r>
+        <w:rPr>
+          <w:rFonts w:asciiTheme="majorBidi" w:hAnsiTheme="majorBidi" w:cstheme="majorBidi"/>
+          <w:sz w:val="28"/>
+          <w:szCs w:val="28"/>
+        </w:rPr>
+        <w:t>RollingUpdate</w:t>
+      </w:r>
+      <w:proofErr w:type="spellEnd"/>
+      <w:r>
+        <w:rPr>
+          <w:rFonts w:asciiTheme="majorBidi" w:hAnsiTheme="majorBidi" w:cstheme="majorBidi"/>
+          <w:sz w:val="28"/>
+          <w:szCs w:val="28"/>
+        </w:rPr>
+        <w:t xml:space="preserve"> also supports a partition.</w:t>
+      </w:r>
+      <w:r>
+        <w:rPr>
+          <w:rFonts w:asciiTheme="majorBidi" w:hAnsiTheme="majorBidi" w:cstheme="majorBidi"/>
+          <w:sz w:val="28"/>
+          <w:szCs w:val="28"/>
+        </w:rPr>
+        <w:t xml:space="preserve"> </w:t>
+      </w:r>
+      <w:r>
+        <w:rPr>
+          <w:rFonts w:asciiTheme="majorBidi" w:hAnsiTheme="majorBidi" w:cstheme="majorBidi"/>
+          <w:sz w:val="28"/>
+          <w:szCs w:val="28"/>
+        </w:rPr>
+        <w:t>This allows updating only some Pods, starting from a specific ordinal.</w:t>
+      </w:r>
+      <w:r>
+        <w:rPr>
+          <w:rFonts w:asciiTheme="majorBidi" w:hAnsiTheme="majorBidi" w:cstheme="majorBidi"/>
+          <w:sz w:val="28"/>
+          <w:szCs w:val="28"/>
+        </w:rPr>
+        <w:t xml:space="preserve"> </w:t>
+      </w:r>
+      <w:r>
+        <w:rPr>
+          <w:rFonts w:asciiTheme="majorBidi" w:hAnsiTheme="majorBidi" w:cstheme="majorBidi"/>
+          <w:sz w:val="28"/>
+          <w:szCs w:val="28"/>
+        </w:rPr>
+        <w:t>Example:</w:t>
+      </w:r>
+    </w:p>
+    <w:p>
+      <w:pPr>
+        <w:jc w:val="both"/>
+        <w:rPr>
+          <w:rFonts w:asciiTheme="majorBidi" w:hAnsiTheme="majorBidi" w:cstheme="majorBidi"/>
+          <w:sz w:val="28"/>
+          <w:szCs w:val="28"/>
+        </w:rPr>
+      </w:pPr>
+    </w:p>
+    <w:p>
+      <w:pPr>
+        <w:jc w:val="both"/>
+        <w:rPr>
+          <w:rFonts w:asciiTheme="majorBidi" w:hAnsiTheme="majorBidi" w:cstheme="majorBidi"/>
+          <w:sz w:val="28"/>
+          <w:szCs w:val="28"/>
+        </w:rPr>
+      </w:pPr>
+    </w:p>
+    <w:p>
+      <w:pPr>
+        <w:jc w:val="both"/>
+        <w:rPr>
+          <w:rFonts w:asciiTheme="majorBidi" w:hAnsiTheme="majorBidi" w:cstheme="majorBidi"/>
+          <w:sz w:val="32"/>
+          <w:szCs w:val="32"/>
+        </w:rPr>
+      </w:pPr>
+    </w:p>
+    <w:p>
+      <w:pPr>
+        <w:ind w:left="360"/>
+        <w:jc w:val="both"/>
+        <w:rPr>
+          <w:rFonts w:asciiTheme="majorBidi" w:hAnsiTheme="majorBidi" w:cstheme="majorBidi"/>
+          <w:sz w:val="28"/>
+          <w:szCs w:val="28"/>
+        </w:rPr>
+      </w:pPr>
+      <w:r>
+        <w:rPr>
+          <w:rFonts w:asciiTheme="majorBidi" w:hAnsiTheme="majorBidi" w:cstheme="majorBidi"/>
+          <w:sz w:val="28"/>
+          <w:szCs w:val="28"/>
+        </w:rPr>
+        <w:t xml:space="preserve">If </w:t>
+      </w:r>
+      <w:r>
+        <w:rPr>
+          <w:rFonts w:asciiTheme="majorBidi" w:hAnsiTheme="majorBidi" w:cstheme="majorBidi"/>
+          <w:b/>
+          <w:bCs/>
+          <w:i/>
+          <w:iCs/>
+          <w:sz w:val="28"/>
+          <w:szCs w:val="28"/>
+        </w:rPr>
+        <w:t>replicas = 3</w:t>
+      </w:r>
+      <w:r>
+        <w:rPr>
+          <w:rFonts w:asciiTheme="majorBidi" w:hAnsiTheme="majorBidi" w:cstheme="majorBidi"/>
+          <w:sz w:val="28"/>
+          <w:szCs w:val="28"/>
+        </w:rPr>
+        <w:t xml:space="preserve"> </w:t>
+      </w:r>
+      <w:r>
+        <w:rPr>
+          <w:rFonts w:asciiTheme="majorBidi" w:hAnsiTheme="majorBidi" w:cstheme="majorBidi"/>
+          <w:sz w:val="28"/>
+          <w:szCs w:val="28"/>
+        </w:rPr>
+        <w:t xml:space="preserve">→ </w:t>
+      </w:r>
+      <w:r>
+        <w:rPr>
+          <w:rFonts w:asciiTheme="majorBidi" w:hAnsiTheme="majorBidi" w:cstheme="majorBidi"/>
+          <w:sz w:val="28"/>
+          <w:szCs w:val="28"/>
+        </w:rPr>
+        <w:t>Pods with ordinal ≥ 2 are updated</w:t>
+      </w:r>
+      <w:r>
+        <w:rPr>
+          <w:rFonts w:asciiTheme="majorBidi" w:hAnsiTheme="majorBidi" w:cstheme="majorBidi"/>
+          <w:sz w:val="28"/>
+          <w:szCs w:val="28"/>
+        </w:rPr>
+        <w:t xml:space="preserve">. It means </w:t>
+      </w:r>
+      <w:r>
+        <w:rPr>
+          <w:rFonts w:asciiTheme="majorBidi" w:hAnsiTheme="majorBidi" w:cstheme="majorBidi"/>
+          <w:sz w:val="28"/>
+          <w:szCs w:val="28"/>
+        </w:rPr>
+        <w:t>Pods 0 and 1 stay unchanged</w:t>
+      </w:r>
+      <w:r>
+        <w:rPr>
+          <w:rFonts w:asciiTheme="majorBidi" w:hAnsiTheme="majorBidi" w:cstheme="majorBidi"/>
+          <w:sz w:val="28"/>
+          <w:szCs w:val="28"/>
+        </w:rPr>
+        <w:t xml:space="preserve">. </w:t>
+      </w:r>
+      <w:r>
+        <w:rPr>
+          <w:rFonts w:asciiTheme="majorBidi" w:hAnsiTheme="majorBidi" w:cstheme="majorBidi"/>
+          <w:sz w:val="28"/>
+          <w:szCs w:val="28"/>
+        </w:rPr>
+        <w:t>So only:</w:t>
+      </w:r>
+    </w:p>
+    <w:p>
+      <w:pPr>
+        <w:pStyle w:val="ListParagraph"/>
+        <w:numPr>
+          <w:ilvl w:val="0"/>
+          <w:numId w:val="67"/>
+        </w:numPr>
+        <w:jc w:val="both"/>
+        <w:rPr>
+          <w:rFonts w:asciiTheme="majorBidi" w:hAnsiTheme="majorBidi" w:cstheme="majorBidi"/>
+          <w:sz w:val="28"/>
+          <w:szCs w:val="28"/>
+        </w:rPr>
+      </w:pPr>
+      <w:r>
+        <w:rPr>
+          <w:rFonts w:asciiTheme="majorBidi" w:hAnsiTheme="majorBidi" w:cstheme="majorBidi"/>
+          <w:sz w:val="28"/>
+          <w:szCs w:val="28"/>
+        </w:rPr>
         <w:lastRenderedPageBreak/>
-        <w:t>Update Strategy:</w:t>
+        <w:t>mysql-2 → updated</w:t>
+      </w:r>
+    </w:p>
+    <w:p>
+      <w:pPr>
+        <w:pStyle w:val="ListParagraph"/>
+        <w:numPr>
+          <w:ilvl w:val="0"/>
+          <w:numId w:val="67"/>
+        </w:numPr>
+        <w:jc w:val="both"/>
+        <w:rPr>
+          <w:rFonts w:asciiTheme="majorBidi" w:hAnsiTheme="majorBidi" w:cstheme="majorBidi"/>
+          <w:sz w:val="28"/>
+          <w:szCs w:val="28"/>
+        </w:rPr>
+      </w:pPr>
+      <w:r>
+        <w:rPr>
+          <w:rFonts w:asciiTheme="majorBidi" w:hAnsiTheme="majorBidi" w:cstheme="majorBidi"/>
+          <w:sz w:val="28"/>
+          <w:szCs w:val="28"/>
+        </w:rPr>
+        <w:t>mysql-1 → unchanged</w:t>
+      </w:r>
+    </w:p>
+    <w:p>
+      <w:pPr>
+        <w:pStyle w:val="ListParagraph"/>
+        <w:numPr>
+          <w:ilvl w:val="0"/>
+          <w:numId w:val="67"/>
+        </w:numPr>
+        <w:spacing w:after="60"/>
+        <w:jc w:val="both"/>
+        <w:rPr>
+          <w:rFonts w:asciiTheme="majorBidi" w:hAnsiTheme="majorBidi" w:cstheme="majorBidi"/>
+          <w:sz w:val="28"/>
+          <w:szCs w:val="28"/>
+        </w:rPr>
+      </w:pPr>
+      <w:r>
+        <w:rPr>
+          <w:rFonts w:asciiTheme="majorBidi" w:hAnsiTheme="majorBidi" w:cstheme="majorBidi"/>
+          <w:sz w:val="28"/>
+          <w:szCs w:val="28"/>
+        </w:rPr>
+        <w:t>mysql-0 → unchanged</w:t>
+      </w:r>
+    </w:p>
+    <w:p>
+      <w:pPr>
+        <w:spacing w:after="120"/>
+        <w:ind w:left="360"/>
+        <w:jc w:val="both"/>
+        <w:rPr>
+          <w:rFonts w:asciiTheme="majorBidi" w:hAnsiTheme="majorBidi" w:cstheme="majorBidi"/>
+          <w:sz w:val="28"/>
+          <w:szCs w:val="28"/>
+        </w:rPr>
+      </w:pPr>
+      <w:r>
+        <w:rPr>
+          <w:rFonts w:asciiTheme="majorBidi" w:hAnsiTheme="majorBidi" w:cstheme="majorBidi"/>
+          <w:sz w:val="28"/>
+          <w:szCs w:val="28"/>
+        </w:rPr>
+        <w:t>This is useful for controlled rollouts or canary updates in stateful clusters.</w:t>
+      </w:r>
+    </w:p>
+    <w:p>
+      <w:pPr>
+        <w:spacing w:after="120"/>
+        <w:ind w:left="360"/>
+        <w:jc w:val="both"/>
+        <w:rPr>
+          <w:rFonts w:asciiTheme="majorBidi" w:hAnsiTheme="majorBidi" w:cstheme="majorBidi"/>
+          <w:b/>
+          <w:bCs/>
+          <w:sz w:val="32"/>
+          <w:szCs w:val="32"/>
+        </w:rPr>
+      </w:pPr>
+      <w:r>
+        <w:rPr>
+          <w:rFonts w:asciiTheme="majorBidi" w:hAnsiTheme="majorBidi" w:cstheme="majorBidi"/>
+          <w:b/>
+          <w:bCs/>
+          <w:sz w:val="32"/>
+          <w:szCs w:val="32"/>
+        </w:rPr>
+        <w:t>Order of Actions</w:t>
+      </w:r>
+      <w:r>
+        <w:rPr>
+          <w:rFonts w:asciiTheme="majorBidi" w:hAnsiTheme="majorBidi" w:cstheme="majorBidi"/>
+          <w:b/>
+          <w:bCs/>
+          <w:sz w:val="32"/>
+          <w:szCs w:val="32"/>
+        </w:rPr>
+        <w:t>:</w:t>
+      </w:r>
+    </w:p>
+    <w:p>
+      <w:pPr>
+        <w:spacing w:after="120"/>
+        <w:ind w:left="360"/>
+        <w:jc w:val="both"/>
+        <w:rPr>
+          <w:rFonts w:asciiTheme="majorBidi" w:hAnsiTheme="majorBidi" w:cstheme="majorBidi"/>
+          <w:sz w:val="28"/>
+          <w:szCs w:val="28"/>
+        </w:rPr>
+      </w:pPr>
+      <w:r>
+        <w:rPr>
+          <w:rFonts w:asciiTheme="majorBidi" w:hAnsiTheme="majorBidi" w:cstheme="majorBidi"/>
+          <w:sz w:val="28"/>
+          <w:szCs w:val="28"/>
+        </w:rPr>
+        <w:t xml:space="preserve">When you change the </w:t>
+      </w:r>
+      <w:proofErr w:type="spellStart"/>
+      <w:r>
+        <w:rPr>
+          <w:rFonts w:asciiTheme="majorBidi" w:hAnsiTheme="majorBidi" w:cstheme="majorBidi"/>
+          <w:sz w:val="28"/>
+          <w:szCs w:val="28"/>
+        </w:rPr>
+        <w:t>StatefulSet</w:t>
+      </w:r>
+      <w:proofErr w:type="spellEnd"/>
+      <w:r>
+        <w:rPr>
+          <w:rFonts w:asciiTheme="majorBidi" w:hAnsiTheme="majorBidi" w:cstheme="majorBidi"/>
+          <w:sz w:val="28"/>
+          <w:szCs w:val="28"/>
+        </w:rPr>
+        <w:t xml:space="preserve"> Pod template (for example: a new image version):</w:t>
+      </w:r>
+    </w:p>
+    <w:p>
+      <w:pPr>
+        <w:spacing w:after="120"/>
+        <w:ind w:left="360"/>
+        <w:jc w:val="both"/>
+        <w:rPr>
+          <w:rFonts w:asciiTheme="majorBidi" w:hAnsiTheme="majorBidi" w:cstheme="majorBidi"/>
+          <w:sz w:val="28"/>
+          <w:szCs w:val="28"/>
+        </w:rPr>
+      </w:pPr>
+      <w:r>
+        <w:rPr>
+          <w:rFonts w:asciiTheme="majorBidi" w:hAnsiTheme="majorBidi" w:cstheme="majorBidi"/>
+          <w:sz w:val="28"/>
+          <w:szCs w:val="28"/>
+        </w:rPr>
+        <w:t>Kubernetes performs the update in reverse ordinal order</w:t>
+      </w:r>
+      <w:r>
+        <w:rPr>
+          <w:rFonts w:asciiTheme="majorBidi" w:hAnsiTheme="majorBidi" w:cstheme="majorBidi"/>
+          <w:sz w:val="28"/>
+          <w:szCs w:val="28"/>
+        </w:rPr>
+        <w:t xml:space="preserve"> </w:t>
+      </w:r>
+      <w:r>
+        <w:rPr>
+          <w:rFonts w:asciiTheme="majorBidi" w:hAnsiTheme="majorBidi" w:cstheme="majorBidi"/>
+          <w:sz w:val="28"/>
+          <w:szCs w:val="28"/>
+        </w:rPr>
+        <w:t>(highest Pod index → lowest).</w:t>
+      </w:r>
+      <w:r>
+        <w:rPr>
+          <w:rFonts w:asciiTheme="majorBidi" w:hAnsiTheme="majorBidi" w:cstheme="majorBidi"/>
+          <w:sz w:val="28"/>
+          <w:szCs w:val="28"/>
+        </w:rPr>
+        <w:t xml:space="preserve"> </w:t>
+      </w:r>
+      <w:r>
+        <w:rPr>
+          <w:rFonts w:asciiTheme="majorBidi" w:hAnsiTheme="majorBidi" w:cstheme="majorBidi"/>
+          <w:sz w:val="28"/>
+          <w:szCs w:val="28"/>
+        </w:rPr>
+        <w:t>Let’s say you have three Pods:</w:t>
+      </w:r>
+      <w:r>
+        <w:rPr>
+          <w:rFonts w:asciiTheme="majorBidi" w:hAnsiTheme="majorBidi" w:cstheme="majorBidi"/>
+          <w:sz w:val="28"/>
+          <w:szCs w:val="28"/>
+        </w:rPr>
+        <w:t xml:space="preserve"> </w:t>
+      </w:r>
+      <w:r>
+        <w:rPr>
+          <w:rFonts w:asciiTheme="majorBidi" w:hAnsiTheme="majorBidi" w:cstheme="majorBidi"/>
+          <w:b/>
+          <w:bCs/>
+          <w:i/>
+          <w:iCs/>
+          <w:sz w:val="28"/>
+          <w:szCs w:val="28"/>
+        </w:rPr>
+        <w:t>mysql-0, mysql-1, mysql-2</w:t>
+      </w:r>
+    </w:p>
+    <w:p>
+      <w:pPr>
+        <w:spacing w:after="120"/>
+        <w:ind w:left="360"/>
+        <w:jc w:val="both"/>
+        <w:rPr>
+          <w:rFonts w:asciiTheme="majorBidi" w:hAnsiTheme="majorBidi" w:cstheme="majorBidi"/>
+          <w:sz w:val="28"/>
+          <w:szCs w:val="28"/>
+          <w:u w:val="single"/>
+        </w:rPr>
+      </w:pPr>
+      <w:r>
+        <w:rPr>
+          <w:rFonts w:asciiTheme="majorBidi" w:hAnsiTheme="majorBidi" w:cstheme="majorBidi"/>
+          <w:sz w:val="28"/>
+          <w:szCs w:val="28"/>
+          <w:u w:val="single"/>
+        </w:rPr>
+        <w:t>Update flow (example)</w:t>
+      </w:r>
+    </w:p>
+    <w:p>
+      <w:pPr>
+        <w:pStyle w:val="ListParagraph"/>
+        <w:numPr>
+          <w:ilvl w:val="0"/>
+          <w:numId w:val="72"/>
+        </w:numPr>
+        <w:spacing w:after="120"/>
+        <w:ind w:left="720"/>
+        <w:jc w:val="both"/>
+        <w:rPr>
+          <w:rFonts w:asciiTheme="majorBidi" w:hAnsiTheme="majorBidi" w:cstheme="majorBidi"/>
+          <w:b/>
+          <w:bCs/>
+          <w:sz w:val="28"/>
+          <w:szCs w:val="28"/>
+        </w:rPr>
+      </w:pPr>
+      <w:r>
+        <w:rPr>
+          <w:rFonts w:asciiTheme="majorBidi" w:hAnsiTheme="majorBidi" w:cstheme="majorBidi"/>
+          <w:b/>
+          <w:bCs/>
+          <w:sz w:val="28"/>
+          <w:szCs w:val="28"/>
+        </w:rPr>
+        <w:t>Identify the highest Pod (mysql-2)</w:t>
+      </w:r>
+    </w:p>
+    <w:p>
+      <w:pPr>
+        <w:pStyle w:val="ListParagraph"/>
+        <w:numPr>
+          <w:ilvl w:val="0"/>
+          <w:numId w:val="73"/>
+        </w:numPr>
+        <w:spacing w:after="120"/>
+        <w:jc w:val="both"/>
+        <w:rPr>
+          <w:rFonts w:asciiTheme="majorBidi" w:hAnsiTheme="majorBidi" w:cstheme="majorBidi"/>
+          <w:sz w:val="28"/>
+          <w:szCs w:val="28"/>
+        </w:rPr>
+      </w:pPr>
+      <w:r>
+        <w:rPr>
+          <w:rFonts w:asciiTheme="majorBidi" w:hAnsiTheme="majorBidi" w:cstheme="majorBidi"/>
+          <w:sz w:val="28"/>
+          <w:szCs w:val="28"/>
+        </w:rPr>
+        <w:t xml:space="preserve">The controller looks at </w:t>
+      </w:r>
+      <w:r>
+        <w:rPr>
+          <w:rFonts w:asciiTheme="majorBidi" w:hAnsiTheme="majorBidi" w:cstheme="majorBidi"/>
+          <w:b/>
+          <w:bCs/>
+          <w:i/>
+          <w:iCs/>
+          <w:sz w:val="28"/>
+          <w:szCs w:val="28"/>
+        </w:rPr>
+        <w:t>mysql-2</w:t>
+      </w:r>
+      <w:r>
+        <w:rPr>
+          <w:rFonts w:asciiTheme="majorBidi" w:hAnsiTheme="majorBidi" w:cstheme="majorBidi"/>
+          <w:sz w:val="28"/>
+          <w:szCs w:val="28"/>
+        </w:rPr>
+        <w:t>.</w:t>
+      </w:r>
+    </w:p>
+    <w:p>
+      <w:pPr>
+        <w:pStyle w:val="ListParagraph"/>
+        <w:numPr>
+          <w:ilvl w:val="0"/>
+          <w:numId w:val="73"/>
+        </w:numPr>
+        <w:spacing w:after="120"/>
+        <w:jc w:val="both"/>
+        <w:rPr>
+          <w:rFonts w:asciiTheme="majorBidi" w:hAnsiTheme="majorBidi" w:cstheme="majorBidi"/>
+          <w:sz w:val="28"/>
+          <w:szCs w:val="28"/>
+        </w:rPr>
+      </w:pPr>
+      <w:r>
+        <w:rPr>
+          <w:rFonts w:asciiTheme="majorBidi" w:hAnsiTheme="majorBidi" w:cstheme="majorBidi"/>
+          <w:sz w:val="28"/>
+          <w:szCs w:val="28"/>
+        </w:rPr>
+        <w:t xml:space="preserve">It terminates the existing </w:t>
+      </w:r>
+      <w:r>
+        <w:rPr>
+          <w:rFonts w:asciiTheme="majorBidi" w:hAnsiTheme="majorBidi" w:cstheme="majorBidi"/>
+          <w:b/>
+          <w:bCs/>
+          <w:i/>
+          <w:iCs/>
+          <w:sz w:val="28"/>
+          <w:szCs w:val="28"/>
+        </w:rPr>
+        <w:t>mysql-2</w:t>
+      </w:r>
+      <w:r>
+        <w:rPr>
+          <w:rFonts w:asciiTheme="majorBidi" w:hAnsiTheme="majorBidi" w:cstheme="majorBidi"/>
+          <w:sz w:val="28"/>
+          <w:szCs w:val="28"/>
+        </w:rPr>
+        <w:t xml:space="preserve"> Pod.</w:t>
+      </w:r>
+    </w:p>
+    <w:p>
+      <w:pPr>
+        <w:pStyle w:val="ListParagraph"/>
+        <w:numPr>
+          <w:ilvl w:val="0"/>
+          <w:numId w:val="73"/>
+        </w:numPr>
+        <w:spacing w:after="60"/>
+        <w:jc w:val="both"/>
+        <w:rPr>
+          <w:rFonts w:asciiTheme="majorBidi" w:hAnsiTheme="majorBidi" w:cstheme="majorBidi"/>
+          <w:sz w:val="28"/>
+          <w:szCs w:val="28"/>
+        </w:rPr>
+      </w:pPr>
+      <w:r>
+        <w:rPr>
+          <w:rFonts w:asciiTheme="majorBidi" w:hAnsiTheme="majorBidi" w:cstheme="majorBidi"/>
+          <w:sz w:val="28"/>
+          <w:szCs w:val="28"/>
+        </w:rPr>
+        <w:t>Then it creates a new Pod with the updated template (new image, etc.).</w:t>
+      </w:r>
+    </w:p>
+    <w:p>
+      <w:pPr>
+        <w:spacing w:after="120"/>
+        <w:ind w:left="720"/>
+        <w:jc w:val="both"/>
+        <w:rPr>
+          <w:rFonts w:asciiTheme="majorBidi" w:hAnsiTheme="majorBidi" w:cstheme="majorBidi"/>
+          <w:sz w:val="28"/>
+          <w:szCs w:val="28"/>
+        </w:rPr>
+      </w:pPr>
+      <w:r>
+        <w:rPr>
+          <w:rFonts w:asciiTheme="majorBidi" w:hAnsiTheme="majorBidi" w:cstheme="majorBidi"/>
+          <w:sz w:val="28"/>
+          <w:szCs w:val="28"/>
+        </w:rPr>
+        <w:t>The new Pod keeps the same identity and volume claim (data-mysql-2).</w:t>
+      </w:r>
+    </w:p>
+    <w:p>
+      <w:pPr>
+        <w:pStyle w:val="ListParagraph"/>
+        <w:numPr>
+          <w:ilvl w:val="0"/>
+          <w:numId w:val="72"/>
+        </w:numPr>
+        <w:spacing w:after="60"/>
+        <w:ind w:left="720"/>
+        <w:jc w:val="both"/>
+        <w:rPr>
+          <w:rFonts w:asciiTheme="majorBidi" w:hAnsiTheme="majorBidi" w:cstheme="majorBidi"/>
+          <w:b/>
+          <w:bCs/>
+          <w:sz w:val="28"/>
+          <w:szCs w:val="28"/>
+        </w:rPr>
+      </w:pPr>
+      <w:r>
+        <w:rPr>
+          <w:rFonts w:asciiTheme="majorBidi" w:hAnsiTheme="majorBidi" w:cstheme="majorBidi"/>
+          <w:b/>
+          <w:bCs/>
+          <w:sz w:val="28"/>
+          <w:szCs w:val="28"/>
+        </w:rPr>
+        <w:t>Wait for readiness</w:t>
+      </w:r>
+    </w:p>
+    <w:p>
+      <w:pPr>
+        <w:spacing w:after="60"/>
+        <w:ind w:left="720"/>
+        <w:jc w:val="both"/>
+        <w:rPr>
+          <w:rFonts w:asciiTheme="majorBidi" w:hAnsiTheme="majorBidi" w:cstheme="majorBidi"/>
+          <w:sz w:val="28"/>
+          <w:szCs w:val="28"/>
+        </w:rPr>
+      </w:pPr>
+      <w:r>
+        <w:rPr>
+          <w:rFonts w:asciiTheme="majorBidi" w:hAnsiTheme="majorBidi" w:cstheme="majorBidi"/>
+          <w:sz w:val="28"/>
+          <w:szCs w:val="28"/>
+        </w:rPr>
+        <w:t>Kubernetes waits until the new mysql-2 is in Ready state:</w:t>
+      </w:r>
+    </w:p>
+    <w:p>
+      <w:pPr>
+        <w:pStyle w:val="ListParagraph"/>
+        <w:numPr>
+          <w:ilvl w:val="0"/>
+          <w:numId w:val="74"/>
+        </w:numPr>
+        <w:spacing w:after="120"/>
+        <w:jc w:val="both"/>
+        <w:rPr>
+          <w:rFonts w:asciiTheme="majorBidi" w:hAnsiTheme="majorBidi" w:cstheme="majorBidi"/>
+          <w:sz w:val="28"/>
+          <w:szCs w:val="28"/>
+        </w:rPr>
+      </w:pPr>
+      <w:r>
+        <w:rPr>
+          <w:rFonts w:asciiTheme="majorBidi" w:hAnsiTheme="majorBidi" w:cstheme="majorBidi"/>
+          <w:sz w:val="28"/>
+          <w:szCs w:val="28"/>
+        </w:rPr>
+        <w:t>Passed all probes (readiness/liveness)</w:t>
+      </w:r>
+    </w:p>
+    <w:p>
+      <w:pPr>
+        <w:pStyle w:val="ListParagraph"/>
+        <w:numPr>
+          <w:ilvl w:val="0"/>
+          <w:numId w:val="74"/>
+        </w:numPr>
+        <w:spacing w:after="120"/>
+        <w:jc w:val="both"/>
+        <w:rPr>
+          <w:rFonts w:asciiTheme="majorBidi" w:hAnsiTheme="majorBidi" w:cstheme="majorBidi"/>
+          <w:sz w:val="28"/>
+          <w:szCs w:val="28"/>
+        </w:rPr>
+      </w:pPr>
+      <w:r>
+        <w:rPr>
+          <w:rFonts w:asciiTheme="majorBidi" w:hAnsiTheme="majorBidi" w:cstheme="majorBidi"/>
+          <w:sz w:val="28"/>
+          <w:szCs w:val="28"/>
+        </w:rPr>
+        <w:t>Successfully attached its PVC</w:t>
+      </w:r>
+    </w:p>
+    <w:p>
+      <w:pPr>
+        <w:pStyle w:val="ListParagraph"/>
+        <w:numPr>
+          <w:ilvl w:val="0"/>
+          <w:numId w:val="74"/>
+        </w:numPr>
+        <w:spacing w:after="120"/>
+        <w:jc w:val="both"/>
+        <w:rPr>
+          <w:rFonts w:asciiTheme="majorBidi" w:hAnsiTheme="majorBidi" w:cstheme="majorBidi"/>
+          <w:sz w:val="28"/>
+          <w:szCs w:val="28"/>
+        </w:rPr>
+      </w:pPr>
+      <w:r>
+        <w:rPr>
+          <w:rFonts w:asciiTheme="majorBidi" w:hAnsiTheme="majorBidi" w:cstheme="majorBidi"/>
+          <w:sz w:val="28"/>
+          <w:szCs w:val="28"/>
+        </w:rPr>
+        <w:t>Joined the cluster if needed (for DB replicas, etc.)</w:t>
+      </w:r>
+    </w:p>
+    <w:p>
+      <w:pPr>
+        <w:pStyle w:val="ListParagraph"/>
+        <w:spacing w:after="120"/>
+        <w:ind w:left="1080"/>
+        <w:jc w:val="both"/>
+        <w:rPr>
+          <w:rFonts w:asciiTheme="majorBidi" w:hAnsiTheme="majorBidi" w:cstheme="majorBidi"/>
+          <w:sz w:val="10"/>
+          <w:szCs w:val="10"/>
+        </w:rPr>
+      </w:pPr>
+    </w:p>
+    <w:p>
+      <w:pPr>
+        <w:pStyle w:val="ListParagraph"/>
+        <w:numPr>
+          <w:ilvl w:val="0"/>
+          <w:numId w:val="72"/>
+        </w:numPr>
+        <w:spacing w:after="60"/>
+        <w:ind w:left="720"/>
+        <w:jc w:val="both"/>
+        <w:rPr>
+          <w:rFonts w:asciiTheme="majorBidi" w:hAnsiTheme="majorBidi" w:cstheme="majorBidi"/>
+          <w:b/>
+          <w:bCs/>
+          <w:sz w:val="28"/>
+          <w:szCs w:val="28"/>
+        </w:rPr>
+      </w:pPr>
+      <w:r>
+        <w:rPr>
+          <w:rFonts w:asciiTheme="majorBidi" w:hAnsiTheme="majorBidi" w:cstheme="majorBidi"/>
+          <w:b/>
+          <w:bCs/>
+          <w:sz w:val="28"/>
+          <w:szCs w:val="28"/>
+        </w:rPr>
+        <w:t>Move to next Pod (mysql-1)</w:t>
+      </w:r>
+    </w:p>
+    <w:p>
+      <w:pPr>
+        <w:spacing w:after="60"/>
+        <w:ind w:left="720"/>
+        <w:jc w:val="both"/>
+        <w:rPr>
+          <w:rFonts w:asciiTheme="majorBidi" w:hAnsiTheme="majorBidi" w:cstheme="majorBidi"/>
+          <w:sz w:val="28"/>
+          <w:szCs w:val="28"/>
+        </w:rPr>
+      </w:pPr>
+      <w:r>
+        <w:rPr>
+          <w:rFonts w:asciiTheme="majorBidi" w:hAnsiTheme="majorBidi" w:cstheme="majorBidi"/>
+          <w:sz w:val="28"/>
+          <w:szCs w:val="28"/>
+        </w:rPr>
+        <w:t>Once mysql-2 is Ready, Kubernetes repeats the same:</w:t>
+      </w:r>
+    </w:p>
+    <w:p>
+      <w:pPr>
+        <w:pStyle w:val="ListParagraph"/>
+        <w:numPr>
+          <w:ilvl w:val="0"/>
+          <w:numId w:val="75"/>
+        </w:numPr>
+        <w:spacing w:after="60"/>
+        <w:jc w:val="both"/>
+        <w:rPr>
+          <w:rFonts w:asciiTheme="majorBidi" w:hAnsiTheme="majorBidi" w:cstheme="majorBidi"/>
+          <w:sz w:val="28"/>
+          <w:szCs w:val="28"/>
+        </w:rPr>
+      </w:pPr>
+      <w:r>
+        <w:rPr>
+          <w:rFonts w:asciiTheme="majorBidi" w:hAnsiTheme="majorBidi" w:cstheme="majorBidi"/>
+          <w:sz w:val="28"/>
+          <w:szCs w:val="28"/>
+        </w:rPr>
+        <w:t>Terminate old mysql-1</w:t>
+      </w:r>
+    </w:p>
+    <w:p>
+      <w:pPr>
+        <w:pStyle w:val="ListParagraph"/>
+        <w:numPr>
+          <w:ilvl w:val="0"/>
+          <w:numId w:val="75"/>
+        </w:numPr>
+        <w:spacing w:after="60"/>
+        <w:jc w:val="both"/>
+        <w:rPr>
+          <w:rFonts w:asciiTheme="majorBidi" w:hAnsiTheme="majorBidi" w:cstheme="majorBidi"/>
+          <w:sz w:val="28"/>
+          <w:szCs w:val="28"/>
+        </w:rPr>
+      </w:pPr>
+      <w:r>
+        <w:rPr>
+          <w:rFonts w:asciiTheme="majorBidi" w:hAnsiTheme="majorBidi" w:cstheme="majorBidi"/>
+          <w:sz w:val="28"/>
+          <w:szCs w:val="28"/>
+        </w:rPr>
+        <w:t>Create new mysql-1</w:t>
+      </w:r>
+    </w:p>
+    <w:p>
+      <w:pPr>
+        <w:pStyle w:val="ListParagraph"/>
+        <w:numPr>
+          <w:ilvl w:val="0"/>
+          <w:numId w:val="75"/>
+        </w:numPr>
+        <w:spacing w:after="60"/>
+        <w:jc w:val="both"/>
+        <w:rPr>
+          <w:rFonts w:asciiTheme="majorBidi" w:hAnsiTheme="majorBidi" w:cstheme="majorBidi"/>
+          <w:sz w:val="28"/>
+          <w:szCs w:val="28"/>
+        </w:rPr>
+      </w:pPr>
+      <w:r>
+        <w:rPr>
+          <w:rFonts w:asciiTheme="majorBidi" w:hAnsiTheme="majorBidi" w:cstheme="majorBidi"/>
+          <w:sz w:val="28"/>
+          <w:szCs w:val="28"/>
+        </w:rPr>
+        <w:t>Wait for readiness</w:t>
+      </w:r>
+    </w:p>
+    <w:p>
+      <w:pPr>
+        <w:spacing w:after="120"/>
+        <w:ind w:left="720"/>
+        <w:jc w:val="both"/>
+        <w:rPr>
+          <w:rFonts w:asciiTheme="majorBidi" w:hAnsiTheme="majorBidi" w:cstheme="majorBidi"/>
+          <w:sz w:val="28"/>
+          <w:szCs w:val="28"/>
+        </w:rPr>
+      </w:pPr>
+      <w:r>
+        <w:rPr>
+          <w:rFonts w:asciiTheme="majorBidi" w:hAnsiTheme="majorBidi" w:cstheme="majorBidi"/>
+          <w:sz w:val="28"/>
+          <w:szCs w:val="28"/>
+        </w:rPr>
+        <w:t xml:space="preserve">And </w:t>
+      </w:r>
+      <w:proofErr w:type="gramStart"/>
+      <w:r>
+        <w:rPr>
+          <w:rFonts w:asciiTheme="majorBidi" w:hAnsiTheme="majorBidi" w:cstheme="majorBidi"/>
+          <w:sz w:val="28"/>
+          <w:szCs w:val="28"/>
+        </w:rPr>
+        <w:t>finally</w:t>
+      </w:r>
+      <w:proofErr w:type="gramEnd"/>
+      <w:r>
+        <w:rPr>
+          <w:rFonts w:asciiTheme="majorBidi" w:hAnsiTheme="majorBidi" w:cstheme="majorBidi"/>
+          <w:sz w:val="28"/>
+          <w:szCs w:val="28"/>
+        </w:rPr>
+        <w:t xml:space="preserve"> mysql-0.</w:t>
+      </w:r>
+    </w:p>
+    <w:p>
+      <w:pPr>
+        <w:spacing w:after="120"/>
+        <w:ind w:left="360"/>
+        <w:jc w:val="both"/>
+        <w:rPr>
+          <w:rFonts w:asciiTheme="majorBidi" w:hAnsiTheme="majorBidi" w:cstheme="majorBidi"/>
+          <w:b/>
+          <w:bCs/>
+          <w:sz w:val="28"/>
+          <w:szCs w:val="28"/>
+        </w:rPr>
+      </w:pPr>
+      <w:r>
+        <w:rPr>
+          <w:rFonts w:asciiTheme="majorBidi" w:hAnsiTheme="majorBidi" w:cstheme="majorBidi"/>
+          <w:b/>
+          <w:bCs/>
+          <w:sz w:val="28"/>
+          <w:szCs w:val="28"/>
+        </w:rPr>
+        <w:t>In short:</w:t>
+      </w:r>
+    </w:p>
+    <w:p>
+      <w:pPr>
+        <w:spacing w:after="120"/>
+        <w:ind w:left="360"/>
+        <w:jc w:val="both"/>
+        <w:rPr>
+          <w:rFonts w:asciiTheme="majorBidi" w:hAnsiTheme="majorBidi" w:cstheme="majorBidi"/>
+          <w:sz w:val="28"/>
+          <w:szCs w:val="28"/>
+        </w:rPr>
+      </w:pPr>
+      <w:r>
+        <w:rPr>
+          <w:rFonts w:asciiTheme="majorBidi" w:hAnsiTheme="majorBidi" w:cstheme="majorBidi"/>
+          <w:sz w:val="28"/>
+          <w:szCs w:val="28"/>
+        </w:rPr>
+        <w:t xml:space="preserve">In </w:t>
+      </w:r>
+      <w:proofErr w:type="spellStart"/>
+      <w:r>
+        <w:rPr>
+          <w:rFonts w:asciiTheme="majorBidi" w:hAnsiTheme="majorBidi" w:cstheme="majorBidi"/>
+          <w:sz w:val="28"/>
+          <w:szCs w:val="28"/>
+        </w:rPr>
+        <w:t>StatefulSet</w:t>
+      </w:r>
+      <w:proofErr w:type="spellEnd"/>
+      <w:r>
+        <w:rPr>
+          <w:rFonts w:asciiTheme="majorBidi" w:hAnsiTheme="majorBidi" w:cstheme="majorBidi"/>
+          <w:sz w:val="28"/>
+          <w:szCs w:val="28"/>
+        </w:rPr>
+        <w:t xml:space="preserve"> </w:t>
+      </w:r>
+      <w:proofErr w:type="spellStart"/>
+      <w:r>
+        <w:rPr>
+          <w:rFonts w:asciiTheme="majorBidi" w:hAnsiTheme="majorBidi" w:cstheme="majorBidi"/>
+          <w:sz w:val="28"/>
+          <w:szCs w:val="28"/>
+        </w:rPr>
+        <w:t>RollingUpdate</w:t>
+      </w:r>
+      <w:proofErr w:type="spellEnd"/>
+      <w:r>
+        <w:rPr>
+          <w:rFonts w:asciiTheme="majorBidi" w:hAnsiTheme="majorBidi" w:cstheme="majorBidi"/>
+          <w:sz w:val="28"/>
+          <w:szCs w:val="28"/>
+        </w:rPr>
+        <w:t>, Kubernetes terminates the old Pod first, then creates a new Pod with the updated specification.</w:t>
+      </w:r>
+      <w:r>
+        <w:rPr>
+          <w:rFonts w:asciiTheme="majorBidi" w:hAnsiTheme="majorBidi" w:cstheme="majorBidi"/>
+          <w:sz w:val="28"/>
+          <w:szCs w:val="28"/>
+        </w:rPr>
+        <w:t xml:space="preserve"> </w:t>
+      </w:r>
+      <w:r>
+        <w:rPr>
+          <w:rFonts w:asciiTheme="majorBidi" w:hAnsiTheme="majorBidi" w:cstheme="majorBidi"/>
+          <w:sz w:val="28"/>
+          <w:szCs w:val="28"/>
+        </w:rPr>
+        <w:t>It does not create the new Pod in parallel or before deletion.</w:t>
+      </w:r>
+    </w:p>
+    <w:p>
+      <w:pPr>
+        <w:spacing w:after="120"/>
+        <w:ind w:left="360"/>
+        <w:jc w:val="both"/>
+        <w:rPr>
+          <w:rFonts w:asciiTheme="majorBidi" w:hAnsiTheme="majorBidi" w:cstheme="majorBidi"/>
+          <w:b/>
+          <w:bCs/>
+          <w:sz w:val="28"/>
+          <w:szCs w:val="28"/>
+        </w:rPr>
+      </w:pPr>
+      <w:r>
+        <w:rPr>
+          <w:rFonts w:asciiTheme="majorBidi" w:hAnsiTheme="majorBidi" w:cstheme="majorBidi"/>
+          <w:b/>
+          <w:bCs/>
+          <w:sz w:val="28"/>
+          <w:szCs w:val="28"/>
+        </w:rPr>
+        <w:t>Reasoning behind this behavior</w:t>
+      </w:r>
+    </w:p>
+    <w:p>
+      <w:pPr>
+        <w:spacing w:after="120"/>
+        <w:ind w:left="360"/>
+        <w:jc w:val="both"/>
+        <w:rPr>
+          <w:rFonts w:asciiTheme="majorBidi" w:hAnsiTheme="majorBidi" w:cstheme="majorBidi"/>
+          <w:sz w:val="28"/>
+          <w:szCs w:val="28"/>
+        </w:rPr>
+      </w:pPr>
+      <w:r>
+        <w:rPr>
+          <w:rFonts w:asciiTheme="majorBidi" w:hAnsiTheme="majorBidi" w:cstheme="majorBidi"/>
+          <w:sz w:val="28"/>
+          <w:szCs w:val="28"/>
+        </w:rPr>
+        <w:t>This approach preserves Pod identity and persistent storage:</w:t>
+      </w:r>
+    </w:p>
+    <w:p>
+      <w:pPr>
+        <w:pStyle w:val="ListParagraph"/>
+        <w:numPr>
+          <w:ilvl w:val="0"/>
+          <w:numId w:val="76"/>
+        </w:numPr>
+        <w:spacing w:after="120"/>
+        <w:ind w:left="720"/>
+        <w:jc w:val="both"/>
+        <w:rPr>
+          <w:rFonts w:asciiTheme="majorBidi" w:hAnsiTheme="majorBidi" w:cstheme="majorBidi"/>
+          <w:sz w:val="28"/>
+          <w:szCs w:val="28"/>
+        </w:rPr>
+      </w:pPr>
+      <w:r>
+        <w:rPr>
+          <w:rFonts w:asciiTheme="majorBidi" w:hAnsiTheme="majorBidi" w:cstheme="majorBidi"/>
+          <w:sz w:val="28"/>
+          <w:szCs w:val="28"/>
+        </w:rPr>
+        <w:t>Each Pod has a unique name (mysql-0, mysql-1, …)</w:t>
+      </w:r>
+    </w:p>
+    <w:p>
+      <w:pPr>
+        <w:pStyle w:val="ListParagraph"/>
+        <w:numPr>
+          <w:ilvl w:val="0"/>
+          <w:numId w:val="76"/>
+        </w:numPr>
+        <w:spacing w:after="120"/>
+        <w:ind w:left="720"/>
+        <w:jc w:val="both"/>
+        <w:rPr>
+          <w:rFonts w:asciiTheme="majorBidi" w:hAnsiTheme="majorBidi" w:cstheme="majorBidi"/>
+          <w:sz w:val="28"/>
+          <w:szCs w:val="28"/>
+        </w:rPr>
+      </w:pPr>
+      <w:r>
+        <w:rPr>
+          <w:rFonts w:asciiTheme="majorBidi" w:hAnsiTheme="majorBidi" w:cstheme="majorBidi"/>
+          <w:sz w:val="28"/>
+          <w:szCs w:val="28"/>
+        </w:rPr>
+        <w:t>Each is linked to a unique PVC (data-mysql-0, etc.)</w:t>
+      </w:r>
+    </w:p>
+    <w:p>
+      <w:pPr>
+        <w:pStyle w:val="ListParagraph"/>
+        <w:numPr>
+          <w:ilvl w:val="0"/>
+          <w:numId w:val="76"/>
+        </w:numPr>
+        <w:spacing w:after="60"/>
+        <w:ind w:left="720"/>
+        <w:jc w:val="both"/>
+        <w:rPr>
+          <w:rFonts w:asciiTheme="majorBidi" w:hAnsiTheme="majorBidi" w:cstheme="majorBidi"/>
+          <w:sz w:val="28"/>
+          <w:szCs w:val="28"/>
+        </w:rPr>
+      </w:pPr>
+      <w:r>
+        <w:rPr>
+          <w:rFonts w:asciiTheme="majorBidi" w:hAnsiTheme="majorBidi" w:cstheme="majorBidi"/>
+          <w:sz w:val="28"/>
+          <w:szCs w:val="28"/>
+        </w:rPr>
+        <w:lastRenderedPageBreak/>
+        <w:t>Kubernetes needs to delete the old Pod first to re‑attach the existing volume to the new Pod with the same name.</w:t>
+      </w:r>
+    </w:p>
+    <w:p>
+      <w:pPr>
+        <w:spacing w:after="60"/>
+        <w:ind w:left="360"/>
+        <w:jc w:val="both"/>
+        <w:rPr>
+          <w:rFonts w:asciiTheme="majorBidi" w:hAnsiTheme="majorBidi" w:cstheme="majorBidi"/>
+          <w:sz w:val="28"/>
+          <w:szCs w:val="28"/>
+        </w:rPr>
+      </w:pPr>
+      <w:r>
+        <w:rPr>
+          <w:rFonts w:asciiTheme="majorBidi" w:hAnsiTheme="majorBidi" w:cstheme="majorBidi"/>
+          <w:sz w:val="28"/>
+          <w:szCs w:val="28"/>
+        </w:rPr>
+        <w:t>If it tried to create the new Pod before terminating the old one, it would conflict:</w:t>
+      </w:r>
+    </w:p>
+    <w:p>
+      <w:pPr>
+        <w:pStyle w:val="ListParagraph"/>
+        <w:numPr>
+          <w:ilvl w:val="0"/>
+          <w:numId w:val="77"/>
+        </w:numPr>
+        <w:spacing w:after="60"/>
+        <w:ind w:left="720"/>
+        <w:jc w:val="both"/>
+        <w:rPr>
+          <w:rFonts w:asciiTheme="majorBidi" w:hAnsiTheme="majorBidi" w:cstheme="majorBidi"/>
+          <w:sz w:val="28"/>
+          <w:szCs w:val="28"/>
+        </w:rPr>
+      </w:pPr>
+      <w:r>
+        <w:rPr>
+          <w:rFonts w:asciiTheme="majorBidi" w:hAnsiTheme="majorBidi" w:cstheme="majorBidi"/>
+          <w:sz w:val="28"/>
+          <w:szCs w:val="28"/>
+        </w:rPr>
+        <w:t>The PVC (data-mysql-2) is already bound and can’t be mounted twice.</w:t>
+      </w:r>
+    </w:p>
+    <w:p>
+      <w:pPr>
+        <w:pStyle w:val="ListParagraph"/>
+        <w:numPr>
+          <w:ilvl w:val="0"/>
+          <w:numId w:val="77"/>
+        </w:numPr>
+        <w:spacing w:after="60"/>
+        <w:ind w:left="720"/>
+        <w:jc w:val="both"/>
+        <w:rPr>
+          <w:rFonts w:asciiTheme="majorBidi" w:hAnsiTheme="majorBidi" w:cstheme="majorBidi"/>
+          <w:sz w:val="28"/>
+          <w:szCs w:val="28"/>
+        </w:rPr>
+      </w:pPr>
+      <w:r>
+        <w:rPr>
+          <w:rFonts w:asciiTheme="majorBidi" w:hAnsiTheme="majorBidi" w:cstheme="majorBidi"/>
+          <w:sz w:val="28"/>
+          <w:szCs w:val="28"/>
+        </w:rPr>
+        <w:t>The Pod name (mysql-2) must be unique in the namespace.</w:t>
+      </w:r>
+    </w:p>
+    <w:p>
+      <w:pPr>
+        <w:spacing w:after="60"/>
+        <w:ind w:left="360"/>
+        <w:jc w:val="both"/>
+        <w:rPr>
+          <w:rFonts w:asciiTheme="majorBidi" w:hAnsiTheme="majorBidi" w:cstheme="majorBidi"/>
+          <w:sz w:val="28"/>
+          <w:szCs w:val="28"/>
+        </w:rPr>
+      </w:pPr>
+      <w:r>
+        <w:rPr>
+          <w:rFonts w:asciiTheme="majorBidi" w:hAnsiTheme="majorBidi" w:cstheme="majorBidi"/>
+          <w:sz w:val="28"/>
+          <w:szCs w:val="28"/>
+        </w:rPr>
+        <w:t>Hence, the sequence must be:</w:t>
+      </w:r>
+    </w:p>
+    <w:p>
+      <w:pPr>
+        <w:spacing w:after="60"/>
+        <w:ind w:left="360"/>
+        <w:jc w:val="both"/>
+        <w:rPr>
+          <w:rFonts w:asciiTheme="majorBidi" w:hAnsiTheme="majorBidi" w:cstheme="majorBidi"/>
+          <w:sz w:val="28"/>
+          <w:szCs w:val="28"/>
+        </w:rPr>
+      </w:pPr>
+      <w:r>
+        <w:rPr>
+          <w:rFonts w:asciiTheme="majorBidi" w:hAnsiTheme="majorBidi" w:cstheme="majorBidi"/>
+          <w:sz w:val="28"/>
+          <w:szCs w:val="28"/>
+        </w:rPr>
+        <w:t>Delete old Pod → Wait for graceful shutdown → Create new Pod</w:t>
+      </w:r>
+    </w:p>
+    <w:p>
+      <w:pPr>
+        <w:spacing w:after="120"/>
+        <w:ind w:left="360"/>
+        <w:jc w:val="both"/>
+        <w:rPr>
+          <w:rFonts w:asciiTheme="majorBidi" w:hAnsiTheme="majorBidi" w:cstheme="majorBidi"/>
+          <w:b/>
+          <w:bCs/>
+          <w:sz w:val="28"/>
+          <w:szCs w:val="28"/>
+        </w:rPr>
+      </w:pPr>
+      <w:r>
+        <w:rPr>
+          <w:rFonts w:asciiTheme="majorBidi" w:hAnsiTheme="majorBidi" w:cstheme="majorBidi"/>
+          <w:b/>
+          <w:bCs/>
+          <w:sz w:val="28"/>
+          <w:szCs w:val="28"/>
+        </w:rPr>
+        <w:t>Quick mental model</w:t>
+      </w:r>
+      <w:r>
+        <w:rPr>
+          <w:rFonts w:asciiTheme="majorBidi" w:hAnsiTheme="majorBidi" w:cstheme="majorBidi"/>
+          <w:b/>
+          <w:bCs/>
+          <w:sz w:val="28"/>
+          <w:szCs w:val="28"/>
+        </w:rPr>
+        <w:t>:</w:t>
+      </w:r>
+    </w:p>
+    <w:tbl>
+      <w:tblPr>
+        <w:tblStyle w:val="GridTable2"/>
+        <w:tblW w:w="0" w:type="auto"/>
+        <w:tblInd w:w="450" w:type="dxa"/>
+        <w:tblLook w:val="04A0" w:firstRow="1" w:lastRow="0" w:firstColumn="1" w:lastColumn="0" w:noHBand="0" w:noVBand="1"/>
+      </w:tblPr>
+      <w:tblGrid>
+        <w:gridCol w:w="5220"/>
+        <w:gridCol w:w="5120"/>
+      </w:tblGrid>
+      <w:tr>
+        <w:trPr>
+          <w:cnfStyle w:val="100000000000" w:firstRow="1" w:lastRow="0" w:firstColumn="0" w:lastColumn="0" w:oddVBand="0" w:evenVBand="0" w:oddHBand="0" w:evenHBand="0" w:firstRowFirstColumn="0" w:firstRowLastColumn="0" w:lastRowFirstColumn="0" w:lastRowLastColumn="0"/>
+        </w:trPr>
+        <w:tc>
+          <w:tcPr>
+            <w:cnfStyle w:val="001000000000" w:firstRow="0" w:lastRow="0" w:firstColumn="1" w:lastColumn="0" w:oddVBand="0" w:evenVBand="0" w:oddHBand="0" w:evenHBand="0" w:firstRowFirstColumn="0" w:firstRowLastColumn="0" w:lastRowFirstColumn="0" w:lastRowLastColumn="0"/>
+            <w:tcW w:w="5220" w:type="dxa"/>
+            <w:tcBorders>
+              <w:top w:val="single" w:sz="12" w:space="0" w:color="000000"/>
+            </w:tcBorders>
+            <w:vAlign w:val="center"/>
+          </w:tcPr>
+          <w:p>
+            <w:pPr>
+              <w:spacing w:before="120" w:after="120"/>
+              <w:jc w:val="center"/>
+              <w:rPr>
+                <w:rFonts w:asciiTheme="majorBidi" w:hAnsiTheme="majorBidi" w:cstheme="majorBidi"/>
+                <w:sz w:val="28"/>
+                <w:szCs w:val="28"/>
+              </w:rPr>
+            </w:pPr>
+            <w:r>
+              <w:rPr>
+                <w:rFonts w:asciiTheme="majorBidi" w:hAnsiTheme="majorBidi" w:cstheme="majorBidi"/>
+                <w:sz w:val="28"/>
+                <w:szCs w:val="28"/>
+              </w:rPr>
+              <w:t>Deployment</w:t>
+            </w:r>
+          </w:p>
+        </w:tc>
+        <w:tc>
+          <w:tcPr>
+            <w:tcW w:w="5120" w:type="dxa"/>
+            <w:tcBorders>
+              <w:top w:val="single" w:sz="12" w:space="0" w:color="000000"/>
+            </w:tcBorders>
+            <w:vAlign w:val="center"/>
+          </w:tcPr>
+          <w:p>
+            <w:pPr>
+              <w:spacing w:before="120" w:after="120"/>
+              <w:jc w:val="center"/>
+              <w:cnfStyle w:val="100000000000" w:firstRow="1" w:lastRow="0" w:firstColumn="0" w:lastColumn="0" w:oddVBand="0" w:evenVBand="0" w:oddHBand="0" w:evenHBand="0" w:firstRowFirstColumn="0" w:firstRowLastColumn="0" w:lastRowFirstColumn="0" w:lastRowLastColumn="0"/>
+              <w:rPr>
+                <w:rFonts w:asciiTheme="majorBidi" w:hAnsiTheme="majorBidi" w:cstheme="majorBidi"/>
+                <w:sz w:val="28"/>
+                <w:szCs w:val="28"/>
+              </w:rPr>
+            </w:pPr>
+            <w:proofErr w:type="spellStart"/>
+            <w:r>
+              <w:rPr>
+                <w:rFonts w:asciiTheme="majorBidi" w:hAnsiTheme="majorBidi" w:cstheme="majorBidi"/>
+                <w:sz w:val="28"/>
+                <w:szCs w:val="28"/>
+              </w:rPr>
+              <w:t>StatefulSet</w:t>
+            </w:r>
+            <w:proofErr w:type="spellEnd"/>
+          </w:p>
+        </w:tc>
+      </w:tr>
+      <w:tr>
+        <w:trPr>
+          <w:cnfStyle w:val="000000100000" w:firstRow="0" w:lastRow="0" w:firstColumn="0" w:lastColumn="0" w:oddVBand="0" w:evenVBand="0" w:oddHBand="1" w:evenHBand="0" w:firstRowFirstColumn="0" w:firstRowLastColumn="0" w:lastRowFirstColumn="0" w:lastRowLastColumn="0"/>
+        </w:trPr>
+        <w:tc>
+          <w:tcPr>
+            <w:cnfStyle w:val="001000000000" w:firstRow="0" w:lastRow="0" w:firstColumn="1" w:lastColumn="0" w:oddVBand="0" w:evenVBand="0" w:oddHBand="0" w:evenHBand="0" w:firstRowFirstColumn="0" w:firstRowLastColumn="0" w:lastRowFirstColumn="0" w:lastRowLastColumn="0"/>
+            <w:tcW w:w="5220" w:type="dxa"/>
+            <w:vAlign w:val="center"/>
+          </w:tcPr>
+          <w:p>
+            <w:pPr>
+              <w:spacing w:before="120" w:after="120"/>
+              <w:jc w:val="center"/>
+              <w:rPr>
+                <w:rFonts w:asciiTheme="majorBidi" w:hAnsiTheme="majorBidi" w:cstheme="majorBidi"/>
+                <w:b w:val="0"/>
+                <w:bCs w:val="0"/>
+                <w:sz w:val="28"/>
+                <w:szCs w:val="28"/>
+              </w:rPr>
+            </w:pPr>
+            <w:r>
+              <w:rPr>
+                <w:rFonts w:asciiTheme="majorBidi" w:hAnsiTheme="majorBidi" w:cstheme="majorBidi"/>
+                <w:b w:val="0"/>
+                <w:bCs w:val="0"/>
+                <w:sz w:val="28"/>
+                <w:szCs w:val="28"/>
+              </w:rPr>
+              <w:t>Creates new Pod first, then terminates old Pod (overlap allowed)</w:t>
+            </w:r>
+          </w:p>
+        </w:tc>
+        <w:tc>
+          <w:tcPr>
+            <w:tcW w:w="5120" w:type="dxa"/>
+            <w:vAlign w:val="center"/>
+          </w:tcPr>
+          <w:p>
+            <w:pPr>
+              <w:spacing w:before="120" w:after="120"/>
+              <w:jc w:val="center"/>
+              <w:cnfStyle w:val="000000100000" w:firstRow="0" w:lastRow="0" w:firstColumn="0" w:lastColumn="0" w:oddVBand="0" w:evenVBand="0" w:oddHBand="1" w:evenHBand="0" w:firstRowFirstColumn="0" w:firstRowLastColumn="0" w:lastRowFirstColumn="0" w:lastRowLastColumn="0"/>
+              <w:rPr>
+                <w:rFonts w:asciiTheme="majorBidi" w:hAnsiTheme="majorBidi" w:cstheme="majorBidi"/>
+                <w:sz w:val="28"/>
+                <w:szCs w:val="28"/>
+              </w:rPr>
+            </w:pPr>
+            <w:r>
+              <w:rPr>
+                <w:rFonts w:asciiTheme="majorBidi" w:hAnsiTheme="majorBidi" w:cstheme="majorBidi"/>
+                <w:sz w:val="28"/>
+                <w:szCs w:val="28"/>
+              </w:rPr>
+              <w:t>Terminates old Pod first, then creates new Pod (no overlap)</w:t>
+            </w:r>
+          </w:p>
+        </w:tc>
+      </w:tr>
+      <w:tr>
+        <w:tc>
+          <w:tcPr>
+            <w:cnfStyle w:val="001000000000" w:firstRow="0" w:lastRow="0" w:firstColumn="1" w:lastColumn="0" w:oddVBand="0" w:evenVBand="0" w:oddHBand="0" w:evenHBand="0" w:firstRowFirstColumn="0" w:firstRowLastColumn="0" w:lastRowFirstColumn="0" w:lastRowLastColumn="0"/>
+            <w:tcW w:w="5220" w:type="dxa"/>
+            <w:vAlign w:val="center"/>
+          </w:tcPr>
+          <w:p>
+            <w:pPr>
+              <w:spacing w:before="120" w:after="120"/>
+              <w:jc w:val="center"/>
+              <w:rPr>
+                <w:rFonts w:asciiTheme="majorBidi" w:hAnsiTheme="majorBidi" w:cstheme="majorBidi"/>
+                <w:b w:val="0"/>
+                <w:bCs w:val="0"/>
+                <w:sz w:val="28"/>
+                <w:szCs w:val="28"/>
+              </w:rPr>
+            </w:pPr>
+            <w:r>
+              <w:rPr>
+                <w:rFonts w:asciiTheme="majorBidi" w:hAnsiTheme="majorBidi" w:cstheme="majorBidi"/>
+                <w:b w:val="0"/>
+                <w:bCs w:val="0"/>
+                <w:sz w:val="28"/>
+                <w:szCs w:val="28"/>
+              </w:rPr>
+              <w:t>Stateless load-balanced updates</w:t>
+            </w:r>
+          </w:p>
+        </w:tc>
+        <w:tc>
+          <w:tcPr>
+            <w:tcW w:w="5120" w:type="dxa"/>
+            <w:vAlign w:val="center"/>
+          </w:tcPr>
+          <w:p>
+            <w:pPr>
+              <w:spacing w:before="120" w:after="120"/>
+              <w:jc w:val="center"/>
+              <w:cnfStyle w:val="000000000000" w:firstRow="0" w:lastRow="0" w:firstColumn="0" w:lastColumn="0" w:oddVBand="0" w:evenVBand="0" w:oddHBand="0" w:evenHBand="0" w:firstRowFirstColumn="0" w:firstRowLastColumn="0" w:lastRowFirstColumn="0" w:lastRowLastColumn="0"/>
+              <w:rPr>
+                <w:rFonts w:asciiTheme="majorBidi" w:hAnsiTheme="majorBidi" w:cstheme="majorBidi"/>
+                <w:sz w:val="28"/>
+                <w:szCs w:val="28"/>
+              </w:rPr>
+            </w:pPr>
+            <w:r>
+              <w:rPr>
+                <w:rFonts w:asciiTheme="majorBidi" w:hAnsiTheme="majorBidi" w:cstheme="majorBidi"/>
+                <w:sz w:val="28"/>
+                <w:szCs w:val="28"/>
+              </w:rPr>
+              <w:t>Ordered, identity-preserving updates</w:t>
+            </w:r>
+          </w:p>
+        </w:tc>
+      </w:tr>
+      <w:tr>
+        <w:trPr>
+          <w:cnfStyle w:val="000000100000" w:firstRow="0" w:lastRow="0" w:firstColumn="0" w:lastColumn="0" w:oddVBand="0" w:evenVBand="0" w:oddHBand="1" w:evenHBand="0" w:firstRowFirstColumn="0" w:firstRowLastColumn="0" w:lastRowFirstColumn="0" w:lastRowLastColumn="0"/>
+        </w:trPr>
+        <w:tc>
+          <w:tcPr>
+            <w:cnfStyle w:val="001000000000" w:firstRow="0" w:lastRow="0" w:firstColumn="1" w:lastColumn="0" w:oddVBand="0" w:evenVBand="0" w:oddHBand="0" w:evenHBand="0" w:firstRowFirstColumn="0" w:firstRowLastColumn="0" w:lastRowFirstColumn="0" w:lastRowLastColumn="0"/>
+            <w:tcW w:w="5220" w:type="dxa"/>
+            <w:tcBorders>
+              <w:bottom w:val="single" w:sz="12" w:space="0" w:color="000000"/>
+            </w:tcBorders>
+            <w:vAlign w:val="center"/>
+          </w:tcPr>
+          <w:p>
+            <w:pPr>
+              <w:spacing w:before="120" w:after="120"/>
+              <w:jc w:val="center"/>
+              <w:rPr>
+                <w:rFonts w:asciiTheme="majorBidi" w:hAnsiTheme="majorBidi" w:cstheme="majorBidi"/>
+                <w:b w:val="0"/>
+                <w:bCs w:val="0"/>
+                <w:sz w:val="28"/>
+                <w:szCs w:val="28"/>
+              </w:rPr>
+            </w:pPr>
+            <w:r>
+              <w:rPr>
+                <w:rFonts w:asciiTheme="majorBidi" w:hAnsiTheme="majorBidi" w:cstheme="majorBidi"/>
+                <w:b w:val="0"/>
+                <w:bCs w:val="0"/>
+                <w:sz w:val="28"/>
+                <w:szCs w:val="28"/>
+              </w:rPr>
+              <w:t xml:space="preserve">Uses </w:t>
+            </w:r>
+            <w:proofErr w:type="spellStart"/>
+            <w:r>
+              <w:rPr>
+                <w:rFonts w:asciiTheme="majorBidi" w:hAnsiTheme="majorBidi" w:cstheme="majorBidi"/>
+                <w:b w:val="0"/>
+                <w:bCs w:val="0"/>
+                <w:sz w:val="28"/>
+                <w:szCs w:val="28"/>
+              </w:rPr>
+              <w:t>ReplicaSets</w:t>
+            </w:r>
+            <w:proofErr w:type="spellEnd"/>
+            <w:r>
+              <w:rPr>
+                <w:rFonts w:asciiTheme="majorBidi" w:hAnsiTheme="majorBidi" w:cstheme="majorBidi"/>
+                <w:b w:val="0"/>
+                <w:bCs w:val="0"/>
+                <w:sz w:val="28"/>
+                <w:szCs w:val="28"/>
+              </w:rPr>
+              <w:t xml:space="preserve"> for versioned rollouts</w:t>
+            </w:r>
+          </w:p>
+        </w:tc>
+        <w:tc>
+          <w:tcPr>
+            <w:tcW w:w="5120" w:type="dxa"/>
+            <w:tcBorders>
+              <w:bottom w:val="single" w:sz="12" w:space="0" w:color="000000"/>
+            </w:tcBorders>
+            <w:vAlign w:val="center"/>
+          </w:tcPr>
+          <w:p>
+            <w:pPr>
+              <w:spacing w:before="120" w:after="120"/>
+              <w:jc w:val="center"/>
+              <w:cnfStyle w:val="000000100000" w:firstRow="0" w:lastRow="0" w:firstColumn="0" w:lastColumn="0" w:oddVBand="0" w:evenVBand="0" w:oddHBand="1" w:evenHBand="0" w:firstRowFirstColumn="0" w:firstRowLastColumn="0" w:lastRowFirstColumn="0" w:lastRowLastColumn="0"/>
+              <w:rPr>
+                <w:rFonts w:asciiTheme="majorBidi" w:hAnsiTheme="majorBidi" w:cstheme="majorBidi"/>
+                <w:sz w:val="28"/>
+                <w:szCs w:val="28"/>
+              </w:rPr>
+            </w:pPr>
+            <w:r>
+              <w:rPr>
+                <w:rFonts w:asciiTheme="majorBidi" w:hAnsiTheme="majorBidi" w:cstheme="majorBidi"/>
+                <w:sz w:val="28"/>
+                <w:szCs w:val="28"/>
+              </w:rPr>
+              <w:t xml:space="preserve">Managed directly by </w:t>
+            </w:r>
+            <w:proofErr w:type="spellStart"/>
+            <w:r>
+              <w:rPr>
+                <w:rFonts w:asciiTheme="majorBidi" w:hAnsiTheme="majorBidi" w:cstheme="majorBidi"/>
+                <w:sz w:val="28"/>
+                <w:szCs w:val="28"/>
+              </w:rPr>
+              <w:t>StatefulSet</w:t>
+            </w:r>
+            <w:proofErr w:type="spellEnd"/>
+            <w:r>
+              <w:rPr>
+                <w:rFonts w:asciiTheme="majorBidi" w:hAnsiTheme="majorBidi" w:cstheme="majorBidi"/>
+                <w:sz w:val="28"/>
+                <w:szCs w:val="28"/>
+              </w:rPr>
+              <w:t xml:space="preserve"> controller</w:t>
+            </w:r>
+          </w:p>
+        </w:tc>
+      </w:tr>
+    </w:tbl>
+    <w:p>
+      <w:pPr>
+        <w:spacing w:after="120"/>
+        <w:rPr>
+          <w:rFonts w:asciiTheme="majorBidi" w:hAnsiTheme="majorBidi" w:cstheme="majorBidi"/>
+          <w:sz w:val="2"/>
+          <w:szCs w:val="2"/>
+        </w:rPr>
+      </w:pPr>
+    </w:p>
+    <w:p>
+      <w:pPr>
+        <w:spacing w:after="120"/>
+        <w:rPr>
+          <w:rFonts w:asciiTheme="majorBidi" w:hAnsiTheme="majorBidi" w:cstheme="majorBidi"/>
+          <w:sz w:val="2"/>
+          <w:szCs w:val="2"/>
+        </w:rPr>
+      </w:pPr>
+    </w:p>
+    <w:p>
+      <w:pPr>
+        <w:pStyle w:val="ListParagraph"/>
+        <w:numPr>
+          <w:ilvl w:val="0"/>
+          <w:numId w:val="69"/>
+        </w:numPr>
+        <w:spacing w:after="60"/>
+        <w:ind w:left="360"/>
+        <w:jc w:val="both"/>
+        <w:rPr>
+          <w:rFonts w:asciiTheme="majorBidi" w:hAnsiTheme="majorBidi" w:cstheme="majorBidi"/>
+          <w:b/>
+          <w:bCs/>
+          <w:sz w:val="36"/>
+          <w:szCs w:val="36"/>
+        </w:rPr>
+      </w:pPr>
+      <w:proofErr w:type="spellStart"/>
+      <w:r>
+        <w:rPr>
+          <w:rFonts w:asciiTheme="majorBidi" w:hAnsiTheme="majorBidi" w:cstheme="majorBidi"/>
+          <w:b/>
+          <w:bCs/>
+          <w:sz w:val="36"/>
+          <w:szCs w:val="36"/>
+        </w:rPr>
+        <w:t>OnDelete</w:t>
+      </w:r>
+      <w:proofErr w:type="spellEnd"/>
+    </w:p>
+    <w:p>
+      <w:pPr>
+        <w:spacing w:after="60"/>
+        <w:ind w:left="360"/>
+        <w:jc w:val="both"/>
+        <w:rPr>
+          <w:rFonts w:asciiTheme="majorBidi" w:hAnsiTheme="majorBidi" w:cstheme="majorBidi"/>
+          <w:sz w:val="28"/>
+          <w:szCs w:val="28"/>
+        </w:rPr>
+      </w:pPr>
+      <w:r>
+        <w:rPr>
+          <w:rFonts w:asciiTheme="majorBidi" w:hAnsiTheme="majorBidi" w:cstheme="majorBidi"/>
+          <w:sz w:val="28"/>
+          <w:szCs w:val="28"/>
+        </w:rPr>
+        <w:t>With this strategy, Kubernetes does not automatically update Pods.</w:t>
+      </w:r>
+      <w:r>
+        <w:rPr>
+          <w:rFonts w:asciiTheme="majorBidi" w:hAnsiTheme="majorBidi" w:cstheme="majorBidi"/>
+          <w:sz w:val="28"/>
+          <w:szCs w:val="28"/>
+        </w:rPr>
+        <w:t xml:space="preserve"> </w:t>
+      </w:r>
+      <w:r>
+        <w:rPr>
+          <w:rFonts w:asciiTheme="majorBidi" w:hAnsiTheme="majorBidi" w:cstheme="majorBidi"/>
+          <w:sz w:val="28"/>
+          <w:szCs w:val="28"/>
+        </w:rPr>
+        <w:t xml:space="preserve">Even if you change the </w:t>
+      </w:r>
+      <w:proofErr w:type="spellStart"/>
+      <w:r>
+        <w:rPr>
+          <w:rFonts w:asciiTheme="majorBidi" w:hAnsiTheme="majorBidi" w:cstheme="majorBidi"/>
+          <w:sz w:val="28"/>
+          <w:szCs w:val="28"/>
+        </w:rPr>
+        <w:t>StatefulSet</w:t>
+      </w:r>
+      <w:proofErr w:type="spellEnd"/>
+      <w:r>
+        <w:rPr>
+          <w:rFonts w:asciiTheme="majorBidi" w:hAnsiTheme="majorBidi" w:cstheme="majorBidi"/>
+          <w:sz w:val="28"/>
+          <w:szCs w:val="28"/>
+        </w:rPr>
+        <w:t xml:space="preserve"> spec (like updating the container image), the existing Pods keep running the old version.</w:t>
+      </w:r>
+      <w:r>
+        <w:rPr>
+          <w:rFonts w:asciiTheme="majorBidi" w:hAnsiTheme="majorBidi" w:cstheme="majorBidi"/>
+          <w:sz w:val="28"/>
+          <w:szCs w:val="28"/>
+        </w:rPr>
+        <w:t xml:space="preserve"> </w:t>
+      </w:r>
+      <w:r>
+        <w:rPr>
+          <w:rFonts w:asciiTheme="majorBidi" w:hAnsiTheme="majorBidi" w:cstheme="majorBidi"/>
+          <w:b/>
+          <w:bCs/>
+          <w:sz w:val="28"/>
+          <w:szCs w:val="28"/>
+        </w:rPr>
+        <w:t>Pods are updated only when you manually delete them.</w:t>
+      </w:r>
+    </w:p>
+    <w:p>
+      <w:pPr>
+        <w:ind w:left="360"/>
+        <w:jc w:val="both"/>
+        <w:rPr>
+          <w:rFonts w:asciiTheme="majorBidi" w:hAnsiTheme="majorBidi" w:cstheme="majorBidi"/>
+          <w:sz w:val="28"/>
+          <w:szCs w:val="28"/>
+          <w:u w:val="single"/>
+        </w:rPr>
+      </w:pPr>
+      <w:r>
+        <w:rPr>
+          <w:rFonts w:asciiTheme="majorBidi" w:hAnsiTheme="majorBidi" w:cstheme="majorBidi"/>
+          <w:noProof/>
+          <w:sz w:val="28"/>
+          <w:szCs w:val="28"/>
+          <w:u w:val="single"/>
+        </w:rPr>
+        <mc:AlternateContent>
+          <mc:Choice Requires="wps">
+            <w:drawing>
+              <wp:anchor distT="0" distB="0" distL="114300" distR="114300" simplePos="0" relativeHeight="251681792" behindDoc="0" locked="0" layoutInCell="1" allowOverlap="1" wp14:anchorId="18189DB4" wp14:editId="1CFCBFB5">
+                <wp:simplePos x="0" y="0"/>
+                <wp:positionH relativeFrom="column">
+                  <wp:posOffset>213360</wp:posOffset>
+                </wp:positionH>
+                <wp:positionV relativeFrom="paragraph">
+                  <wp:posOffset>294640</wp:posOffset>
+                </wp:positionV>
+                <wp:extent cx="2049780" cy="571500"/>
+                <wp:effectExtent l="0" t="0" r="26670" b="19050"/>
+                <wp:wrapNone/>
+                <wp:docPr id="813435788" name="Rectangle 17"/>
+                <wp:cNvGraphicFramePr/>
+                <a:graphic xmlns:a="http://schemas.openxmlformats.org/drawingml/2006/main">
+                  <a:graphicData uri="http://schemas.microsoft.com/office/word/2010/wordprocessingShape">
+                    <wps:wsp>
+                      <wps:cNvSpPr/>
+                      <wps:spPr>
+                        <a:xfrm>
+                          <a:off x="0" y="0"/>
+                          <a:ext cx="2049780" cy="571500"/>
+                        </a:xfrm>
+                        <a:prstGeom prst="rect">
+                          <a:avLst/>
+                        </a:prstGeom>
+                      </wps:spPr>
+                      <wps:style>
+                        <a:lnRef idx="2">
+                          <a:schemeClr val="dk1">
+                            <a:shade val="15000"/>
+                          </a:schemeClr>
+                        </a:lnRef>
+                        <a:fillRef idx="1">
+                          <a:schemeClr val="dk1"/>
+                        </a:fillRef>
+                        <a:effectRef idx="0">
+                          <a:schemeClr val="dk1"/>
+                        </a:effectRef>
+                        <a:fontRef idx="minor">
+                          <a:schemeClr val="lt1"/>
+                        </a:fontRef>
+                      </wps:style>
+                      <wps:txbx>
+                        <w:txbxContent>
+                          <w:p>
+                            <w:pPr>
+                              <w:spacing w:after="0"/>
+                              <w:rPr>
+                                <w:rFonts w:asciiTheme="majorBidi" w:hAnsiTheme="majorBidi" w:cstheme="majorBidi"/>
+                                <w:b/>
+                                <w:bCs/>
+                                <w:i/>
+                                <w:iCs/>
+                                <w:sz w:val="28"/>
+                                <w:szCs w:val="28"/>
+                              </w:rPr>
+                            </w:pPr>
+                            <w:proofErr w:type="spellStart"/>
+                            <w:r>
+                              <w:rPr>
+                                <w:rFonts w:asciiTheme="majorBidi" w:hAnsiTheme="majorBidi" w:cstheme="majorBidi"/>
+                                <w:b/>
+                                <w:bCs/>
+                                <w:i/>
+                                <w:iCs/>
+                                <w:sz w:val="28"/>
+                                <w:szCs w:val="28"/>
+                              </w:rPr>
+                              <w:t>updateStrategy</w:t>
+                            </w:r>
+                            <w:proofErr w:type="spellEnd"/>
+                            <w:r>
+                              <w:rPr>
+                                <w:rFonts w:asciiTheme="majorBidi" w:hAnsiTheme="majorBidi" w:cstheme="majorBidi"/>
+                                <w:b/>
+                                <w:bCs/>
+                                <w:i/>
+                                <w:iCs/>
+                                <w:sz w:val="28"/>
+                                <w:szCs w:val="28"/>
+                              </w:rPr>
+                              <w:t>:</w:t>
+                            </w:r>
+                          </w:p>
+                          <w:p>
+                            <w:pPr>
+                              <w:spacing w:after="0"/>
+                              <w:rPr>
+                                <w:rFonts w:asciiTheme="majorBidi" w:hAnsiTheme="majorBidi" w:cstheme="majorBidi"/>
+                                <w:b/>
+                                <w:bCs/>
+                                <w:i/>
+                                <w:iCs/>
+                                <w:sz w:val="28"/>
+                                <w:szCs w:val="28"/>
+                              </w:rPr>
+                            </w:pPr>
+                            <w:r>
+                              <w:rPr>
+                                <w:rFonts w:asciiTheme="majorBidi" w:hAnsiTheme="majorBidi" w:cstheme="majorBidi"/>
+                                <w:b/>
+                                <w:bCs/>
+                                <w:i/>
+                                <w:iCs/>
+                                <w:sz w:val="28"/>
+                                <w:szCs w:val="28"/>
+                              </w:rPr>
+                              <w:t xml:space="preserve">     </w:t>
+                            </w:r>
+                            <w:r>
+                              <w:rPr>
+                                <w:rFonts w:asciiTheme="majorBidi" w:hAnsiTheme="majorBidi" w:cstheme="majorBidi"/>
+                                <w:b/>
+                                <w:bCs/>
+                                <w:i/>
+                                <w:iCs/>
+                                <w:sz w:val="28"/>
+                                <w:szCs w:val="28"/>
+                              </w:rPr>
+                              <w:t xml:space="preserve">type: </w:t>
+                            </w:r>
+                            <w:proofErr w:type="spellStart"/>
+                            <w:r>
+                              <w:rPr>
+                                <w:rFonts w:asciiTheme="majorBidi" w:hAnsiTheme="majorBidi" w:cstheme="majorBidi"/>
+                                <w:b/>
+                                <w:bCs/>
+                                <w:i/>
+                                <w:iCs/>
+                                <w:sz w:val="28"/>
+                                <w:szCs w:val="28"/>
+                              </w:rPr>
+                              <w:t>OnDelete</w:t>
+                            </w:r>
+                            <w:proofErr w:type="spellEnd"/>
+                          </w:p>
+                          <w:p>
+                            <w:pPr>
+                              <w:spacing w:after="0"/>
+                              <w:jc w:val="center"/>
+                              <w:rPr>
+                                <w:b/>
+                                <w:bCs/>
+                                <w:i/>
+                                <w:iCs/>
+                              </w:rPr>
+                            </w:pPr>
+                          </w:p>
+                        </w:txbxContent>
+                      </wps:txbx>
+                      <wps:bodyPr rot="0" spcFirstLastPara="0" vertOverflow="overflow" horzOverflow="overflow" vert="horz" wrap="square" lIns="91440" tIns="45720" rIns="91440" bIns="45720" numCol="1" spcCol="0" rtlCol="0" fromWordArt="0" anchor="ctr" anchorCtr="0" forceAA="0" compatLnSpc="1">
+                        <a:prstTxWarp prst="textNoShape">
+                          <a:avLst/>
+                        </a:prstTxWarp>
+                        <a:noAutofit/>
+                      </wps:bodyPr>
+                    </wps:wsp>
+                  </a:graphicData>
+                </a:graphic>
+                <wp14:sizeRelH relativeFrom="margin">
+                  <wp14:pctWidth>0</wp14:pctWidth>
+                </wp14:sizeRelH>
+                <wp14:sizeRelV relativeFrom="margin">
+                  <wp14:pctHeight>0</wp14:pctHeight>
+                </wp14:sizeRelV>
+              </wp:anchor>
+            </w:drawing>
+          </mc:Choice>
+          <mc:Fallback>
+            <w:pict>
+              <v:rect w14:anchorId="18189DB4" id="Rectangle 17" o:spid="_x0000_s1039" style="position:absolute;left:0;text-align:left;margin-left:16.8pt;margin-top:23.2pt;width:161.4pt;height:45pt;z-index:251681792;visibility:visible;mso-wrap-style:square;mso-width-percent:0;mso-height-percent:0;mso-wrap-distance-left:9pt;mso-wrap-distance-top:0;mso-wrap-distance-right:9pt;mso-wrap-distance-bottom:0;mso-position-horizontal:absolute;mso-position-horizontal-relative:text;mso-position-vertical:absolute;mso-position-vertical-relative:text;mso-width-percent:0;mso-height-percent:0;mso-width-relative:margin;mso-height-relative:margin;v-text-anchor:middle" o:gfxdata="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" fillcolor="black [3200]" strokecolor="black [480]" strokeweight="1pt">
+                <v:textbox>
+                  <w:txbxContent>
+                    <w:p>
+                      <w:pPr>
+                        <w:spacing w:after="0"/>
+                        <w:rPr>
+                          <w:rFonts w:asciiTheme="majorBidi" w:hAnsiTheme="majorBidi" w:cstheme="majorBidi"/>
+                          <w:b/>
+                          <w:bCs/>
+                          <w:i/>
+                          <w:iCs/>
+                          <w:sz w:val="28"/>
+                          <w:szCs w:val="28"/>
+                        </w:rPr>
+                      </w:pPr>
+                      <w:proofErr w:type="spellStart"/>
+                      <w:r>
+                        <w:rPr>
+                          <w:rFonts w:asciiTheme="majorBidi" w:hAnsiTheme="majorBidi" w:cstheme="majorBidi"/>
+                          <w:b/>
+                          <w:bCs/>
+                          <w:i/>
+                          <w:iCs/>
+                          <w:sz w:val="28"/>
+                          <w:szCs w:val="28"/>
+                        </w:rPr>
+                        <w:t>updateStrategy</w:t>
+                      </w:r>
+                      <w:proofErr w:type="spellEnd"/>
+                      <w:r>
+                        <w:rPr>
+                          <w:rFonts w:asciiTheme="majorBidi" w:hAnsiTheme="majorBidi" w:cstheme="majorBidi"/>
+                          <w:b/>
+                          <w:bCs/>
+                          <w:i/>
+                          <w:iCs/>
+                          <w:sz w:val="28"/>
+                          <w:szCs w:val="28"/>
+                        </w:rPr>
+                        <w:t>:</w:t>
+                      </w:r>
+                    </w:p>
+                    <w:p>
+                      <w:pPr>
+                        <w:spacing w:after="0"/>
+                        <w:rPr>
+                          <w:rFonts w:asciiTheme="majorBidi" w:hAnsiTheme="majorBidi" w:cstheme="majorBidi"/>
+                          <w:b/>
+                          <w:bCs/>
+                          <w:i/>
+                          <w:iCs/>
+                          <w:sz w:val="28"/>
+                          <w:szCs w:val="28"/>
+                        </w:rPr>
+                      </w:pPr>
+                      <w:r>
+                        <w:rPr>
+                          <w:rFonts w:asciiTheme="majorBidi" w:hAnsiTheme="majorBidi" w:cstheme="majorBidi"/>
+                          <w:b/>
+                          <w:bCs/>
+                          <w:i/>
+                          <w:iCs/>
+                          <w:sz w:val="28"/>
+                          <w:szCs w:val="28"/>
+                        </w:rPr>
+                        <w:t xml:space="preserve">     </w:t>
+                      </w:r>
+                      <w:r>
+                        <w:rPr>
+                          <w:rFonts w:asciiTheme="majorBidi" w:hAnsiTheme="majorBidi" w:cstheme="majorBidi"/>
+                          <w:b/>
+                          <w:bCs/>
+                          <w:i/>
+                          <w:iCs/>
+                          <w:sz w:val="28"/>
+                          <w:szCs w:val="28"/>
+                        </w:rPr>
+                        <w:t xml:space="preserve">type: </w:t>
+                      </w:r>
+                      <w:proofErr w:type="spellStart"/>
+                      <w:r>
+                        <w:rPr>
+                          <w:rFonts w:asciiTheme="majorBidi" w:hAnsiTheme="majorBidi" w:cstheme="majorBidi"/>
+                          <w:b/>
+                          <w:bCs/>
+                          <w:i/>
+                          <w:iCs/>
+                          <w:sz w:val="28"/>
+                          <w:szCs w:val="28"/>
+                        </w:rPr>
+                        <w:t>OnDelete</w:t>
+                      </w:r>
+                      <w:proofErr w:type="spellEnd"/>
+                    </w:p>
+                    <w:p>
+                      <w:pPr>
+                        <w:spacing w:after="0"/>
+                        <w:jc w:val="center"/>
+                        <w:rPr>
+                          <w:b/>
+                          <w:bCs/>
+                          <w:i/>
+                          <w:iCs/>
+                        </w:rPr>
+                      </w:pPr>
+                    </w:p>
+                  </w:txbxContent>
+                </v:textbox>
+              </v:rect>
+            </w:pict>
+          </mc:Fallback>
+        </mc:AlternateContent>
+      </w:r>
+      <w:r>
+        <w:rPr>
+          <w:rFonts w:asciiTheme="majorBidi" w:hAnsiTheme="majorBidi" w:cstheme="majorBidi"/>
+          <w:sz w:val="28"/>
+          <w:szCs w:val="28"/>
+          <w:u w:val="single"/>
+        </w:rPr>
+        <w:t>Example:</w:t>
+      </w:r>
+    </w:p>
+    <w:p>
+      <w:pPr>
+        <w:ind w:left="360"/>
+        <w:jc w:val="both"/>
+        <w:rPr>
+          <w:rFonts w:asciiTheme="majorBidi" w:hAnsiTheme="majorBidi" w:cstheme="majorBidi"/>
+          <w:sz w:val="28"/>
+          <w:szCs w:val="28"/>
+        </w:rPr>
+      </w:pPr>
+    </w:p>
+    <w:p>
+      <w:pPr>
+        <w:ind w:left="360"/>
+        <w:jc w:val="both"/>
+        <w:rPr>
+          <w:rFonts w:asciiTheme="majorBidi" w:hAnsiTheme="majorBidi" w:cstheme="majorBidi"/>
+          <w:sz w:val="16"/>
+          <w:szCs w:val="16"/>
+        </w:rPr>
+      </w:pPr>
+    </w:p>
+    <w:p>
+      <w:pPr>
+        <w:spacing w:after="60"/>
+        <w:ind w:left="360"/>
+        <w:jc w:val="both"/>
+        <w:rPr>
+          <w:rFonts w:asciiTheme="majorBidi" w:hAnsiTheme="majorBidi" w:cstheme="majorBidi"/>
+          <w:b/>
+          <w:bCs/>
+          <w:sz w:val="28"/>
+          <w:szCs w:val="28"/>
+        </w:rPr>
+      </w:pPr>
+      <w:r>
+        <w:rPr>
+          <w:rFonts w:asciiTheme="majorBidi" w:hAnsiTheme="majorBidi" w:cstheme="majorBidi"/>
+          <w:b/>
+          <w:bCs/>
+          <w:sz w:val="28"/>
+          <w:szCs w:val="28"/>
+        </w:rPr>
+        <w:t>Update process:</w:t>
+      </w:r>
+    </w:p>
+    <w:p>
+      <w:pPr>
+        <w:pStyle w:val="ListParagraph"/>
+        <w:numPr>
+          <w:ilvl w:val="0"/>
+          <w:numId w:val="70"/>
+        </w:numPr>
+        <w:ind w:left="720"/>
+        <w:jc w:val="both"/>
+        <w:rPr>
+          <w:rFonts w:asciiTheme="majorBidi" w:hAnsiTheme="majorBidi" w:cstheme="majorBidi"/>
+          <w:sz w:val="28"/>
+          <w:szCs w:val="28"/>
+        </w:rPr>
+      </w:pPr>
+      <w:r>
+        <w:rPr>
+          <w:rFonts w:asciiTheme="majorBidi" w:hAnsiTheme="majorBidi" w:cstheme="majorBidi"/>
+          <w:sz w:val="28"/>
+          <w:szCs w:val="28"/>
+        </w:rPr>
+        <w:t xml:space="preserve">Update </w:t>
+      </w:r>
+      <w:proofErr w:type="spellStart"/>
+      <w:r>
+        <w:rPr>
+          <w:rFonts w:asciiTheme="majorBidi" w:hAnsiTheme="majorBidi" w:cstheme="majorBidi"/>
+          <w:sz w:val="28"/>
+          <w:szCs w:val="28"/>
+        </w:rPr>
+        <w:t>StatefulSet</w:t>
+      </w:r>
+      <w:proofErr w:type="spellEnd"/>
+      <w:r>
+        <w:rPr>
+          <w:rFonts w:asciiTheme="majorBidi" w:hAnsiTheme="majorBidi" w:cstheme="majorBidi"/>
+          <w:sz w:val="28"/>
+          <w:szCs w:val="28"/>
+        </w:rPr>
+        <w:t xml:space="preserve"> spec (e.g., new image)</w:t>
+      </w:r>
+    </w:p>
+    <w:p>
+      <w:pPr>
+        <w:pStyle w:val="ListParagraph"/>
+        <w:numPr>
+          <w:ilvl w:val="0"/>
+          <w:numId w:val="70"/>
+        </w:numPr>
+        <w:ind w:left="720"/>
+        <w:jc w:val="both"/>
+        <w:rPr>
+          <w:rFonts w:asciiTheme="majorBidi" w:hAnsiTheme="majorBidi" w:cstheme="majorBidi"/>
+          <w:sz w:val="28"/>
+          <w:szCs w:val="28"/>
+        </w:rPr>
+      </w:pPr>
+      <w:r>
+        <w:rPr>
+          <w:rFonts w:asciiTheme="majorBidi" w:hAnsiTheme="majorBidi" w:cstheme="majorBidi"/>
+          <w:sz w:val="28"/>
+          <w:szCs w:val="28"/>
+        </w:rPr>
+        <w:t>Pods still run the old version</w:t>
+      </w:r>
+    </w:p>
+    <w:p>
+      <w:pPr>
+        <w:pStyle w:val="ListParagraph"/>
+        <w:numPr>
+          <w:ilvl w:val="0"/>
+          <w:numId w:val="70"/>
+        </w:numPr>
+        <w:spacing w:after="0"/>
+        <w:ind w:left="720"/>
+        <w:jc w:val="both"/>
+        <w:rPr>
+          <w:rFonts w:asciiTheme="majorBidi" w:hAnsiTheme="majorBidi" w:cstheme="majorBidi"/>
+          <w:sz w:val="28"/>
+          <w:szCs w:val="28"/>
+        </w:rPr>
+      </w:pPr>
+      <w:r>
+        <w:rPr>
+          <w:rFonts w:asciiTheme="majorBidi" w:hAnsiTheme="majorBidi" w:cstheme="majorBidi"/>
+          <w:sz w:val="28"/>
+          <w:szCs w:val="28"/>
+        </w:rPr>
+        <w:t>You manually delete a Pod:</w:t>
+      </w:r>
+    </w:p>
+    <w:p>
+      <w:pPr>
+        <w:spacing w:after="60"/>
+        <w:ind w:left="720"/>
+        <w:jc w:val="both"/>
+        <w:rPr>
+          <w:rFonts w:asciiTheme="majorBidi" w:hAnsiTheme="majorBidi" w:cstheme="majorBidi"/>
+          <w:b/>
+          <w:bCs/>
+          <w:i/>
+          <w:iCs/>
+          <w:sz w:val="28"/>
+          <w:szCs w:val="28"/>
+        </w:rPr>
+      </w:pPr>
+      <w:proofErr w:type="spellStart"/>
+      <w:r>
+        <w:rPr>
+          <w:rFonts w:asciiTheme="majorBidi" w:hAnsiTheme="majorBidi" w:cstheme="majorBidi"/>
+          <w:b/>
+          <w:bCs/>
+          <w:i/>
+          <w:iCs/>
+          <w:sz w:val="28"/>
+          <w:szCs w:val="28"/>
+        </w:rPr>
+        <w:t>kubectl</w:t>
+      </w:r>
+      <w:proofErr w:type="spellEnd"/>
+      <w:r>
+        <w:rPr>
+          <w:rFonts w:asciiTheme="majorBidi" w:hAnsiTheme="majorBidi" w:cstheme="majorBidi"/>
+          <w:b/>
+          <w:bCs/>
+          <w:i/>
+          <w:iCs/>
+          <w:sz w:val="28"/>
+          <w:szCs w:val="28"/>
+        </w:rPr>
+        <w:t xml:space="preserve"> delete pod mysql-2</w:t>
+      </w:r>
+    </w:p>
+    <w:p>
+      <w:pPr>
+        <w:pStyle w:val="ListParagraph"/>
+        <w:numPr>
+          <w:ilvl w:val="0"/>
+          <w:numId w:val="70"/>
+        </w:numPr>
+        <w:spacing w:after="60"/>
+        <w:ind w:left="720"/>
+        <w:jc w:val="both"/>
+        <w:rPr>
+          <w:rFonts w:asciiTheme="majorBidi" w:hAnsiTheme="majorBidi" w:cstheme="majorBidi"/>
+          <w:sz w:val="28"/>
+          <w:szCs w:val="28"/>
+        </w:rPr>
+      </w:pPr>
+      <w:proofErr w:type="spellStart"/>
+      <w:r>
+        <w:rPr>
+          <w:rFonts w:asciiTheme="majorBidi" w:hAnsiTheme="majorBidi" w:cstheme="majorBidi"/>
+          <w:sz w:val="28"/>
+          <w:szCs w:val="28"/>
+        </w:rPr>
+        <w:t>StatefulSet</w:t>
+      </w:r>
+      <w:proofErr w:type="spellEnd"/>
+      <w:r>
+        <w:rPr>
+          <w:rFonts w:asciiTheme="majorBidi" w:hAnsiTheme="majorBidi" w:cstheme="majorBidi"/>
+          <w:sz w:val="28"/>
+          <w:szCs w:val="28"/>
+        </w:rPr>
+        <w:t xml:space="preserve"> recreates the Pod with the new configuration</w:t>
+      </w:r>
+    </w:p>
+    <w:p>
+      <w:pPr>
+        <w:ind w:left="360"/>
+        <w:jc w:val="both"/>
+        <w:rPr>
+          <w:rFonts w:asciiTheme="majorBidi" w:hAnsiTheme="majorBidi" w:cstheme="majorBidi"/>
+          <w:sz w:val="28"/>
+          <w:szCs w:val="28"/>
+        </w:rPr>
+      </w:pPr>
+      <w:r>
+        <w:rPr>
+          <w:rFonts w:asciiTheme="majorBidi" w:hAnsiTheme="majorBidi" w:cstheme="majorBidi"/>
+          <w:sz w:val="28"/>
+          <w:szCs w:val="28"/>
+        </w:rPr>
+        <w:t>This gives operators full manual control over the update process.</w:t>
+      </w:r>
+    </w:p>
+    <w:p>
+      <w:pPr>
+        <w:pStyle w:val="ListParagraph"/>
+        <w:numPr>
+          <w:ilvl w:val="0"/>
+          <w:numId w:val="78"/>
+        </w:numPr>
+        <w:spacing w:after="60"/>
+        <w:ind w:left="360"/>
+        <w:jc w:val="both"/>
+        <w:rPr>
+          <w:rFonts w:asciiTheme="majorBidi" w:hAnsiTheme="majorBidi" w:cstheme="majorBidi"/>
+          <w:sz w:val="28"/>
+          <w:szCs w:val="28"/>
+        </w:rPr>
+      </w:pPr>
+      <w:r>
+        <w:rPr>
+          <w:rFonts w:asciiTheme="majorBidi" w:hAnsiTheme="majorBidi" w:cstheme="majorBidi"/>
+          <w:sz w:val="28"/>
+          <w:szCs w:val="28"/>
+        </w:rPr>
+        <w:t>S</w:t>
+      </w:r>
+      <w:r>
+        <w:rPr>
+          <w:rFonts w:asciiTheme="majorBidi" w:hAnsiTheme="majorBidi" w:cstheme="majorBidi"/>
+          <w:sz w:val="28"/>
+          <w:szCs w:val="28"/>
+        </w:rPr>
+        <w:t xml:space="preserve">witching from </w:t>
+      </w:r>
+      <w:proofErr w:type="spellStart"/>
+      <w:r>
+        <w:rPr>
+          <w:rFonts w:asciiTheme="majorBidi" w:hAnsiTheme="majorBidi" w:cstheme="majorBidi"/>
+          <w:sz w:val="28"/>
+          <w:szCs w:val="28"/>
+        </w:rPr>
+        <w:t>RollingUpdate</w:t>
+      </w:r>
+      <w:proofErr w:type="spellEnd"/>
+      <w:r>
+        <w:rPr>
+          <w:rFonts w:asciiTheme="majorBidi" w:hAnsiTheme="majorBidi" w:cstheme="majorBidi"/>
+          <w:sz w:val="28"/>
+          <w:szCs w:val="28"/>
+        </w:rPr>
+        <w:t xml:space="preserve"> to </w:t>
+      </w:r>
+      <w:proofErr w:type="spellStart"/>
+      <w:r>
+        <w:rPr>
+          <w:rFonts w:asciiTheme="majorBidi" w:hAnsiTheme="majorBidi" w:cstheme="majorBidi"/>
+          <w:sz w:val="28"/>
+          <w:szCs w:val="28"/>
+        </w:rPr>
+        <w:t>OnDelete</w:t>
+      </w:r>
+      <w:proofErr w:type="spellEnd"/>
+      <w:r>
+        <w:rPr>
+          <w:rFonts w:asciiTheme="majorBidi" w:hAnsiTheme="majorBidi" w:cstheme="majorBidi"/>
+          <w:sz w:val="28"/>
+          <w:szCs w:val="28"/>
+        </w:rPr>
+        <w:t xml:space="preserve"> is not supported for an already running </w:t>
+      </w:r>
+      <w:proofErr w:type="spellStart"/>
+      <w:r>
+        <w:rPr>
+          <w:rFonts w:asciiTheme="majorBidi" w:hAnsiTheme="majorBidi" w:cstheme="majorBidi"/>
+          <w:sz w:val="28"/>
+          <w:szCs w:val="28"/>
+        </w:rPr>
+        <w:t>StatefulSet</w:t>
+      </w:r>
+      <w:proofErr w:type="spellEnd"/>
+      <w:r>
+        <w:rPr>
+          <w:rFonts w:asciiTheme="majorBidi" w:hAnsiTheme="majorBidi" w:cstheme="majorBidi"/>
+          <w:sz w:val="28"/>
+          <w:szCs w:val="28"/>
+        </w:rPr>
+        <w:t xml:space="preserve"> in normal operations, while switching from </w:t>
+      </w:r>
+      <w:proofErr w:type="spellStart"/>
+      <w:r>
+        <w:rPr>
+          <w:rFonts w:asciiTheme="majorBidi" w:hAnsiTheme="majorBidi" w:cstheme="majorBidi"/>
+          <w:sz w:val="28"/>
+          <w:szCs w:val="28"/>
+        </w:rPr>
+        <w:t>OnDelete</w:t>
+      </w:r>
+      <w:proofErr w:type="spellEnd"/>
+      <w:r>
+        <w:rPr>
+          <w:rFonts w:asciiTheme="majorBidi" w:hAnsiTheme="majorBidi" w:cstheme="majorBidi"/>
+          <w:sz w:val="28"/>
+          <w:szCs w:val="28"/>
+        </w:rPr>
+        <w:t xml:space="preserve"> to </w:t>
+      </w:r>
+      <w:proofErr w:type="spellStart"/>
+      <w:r>
+        <w:rPr>
+          <w:rFonts w:asciiTheme="majorBidi" w:hAnsiTheme="majorBidi" w:cstheme="majorBidi"/>
+          <w:sz w:val="28"/>
+          <w:szCs w:val="28"/>
+        </w:rPr>
+        <w:t>RollingUpdate</w:t>
+      </w:r>
+      <w:proofErr w:type="spellEnd"/>
+      <w:r>
+        <w:rPr>
+          <w:rFonts w:asciiTheme="majorBidi" w:hAnsiTheme="majorBidi" w:cstheme="majorBidi"/>
+          <w:sz w:val="28"/>
+          <w:szCs w:val="28"/>
+        </w:rPr>
+        <w:t xml:space="preserve"> works.</w:t>
+      </w:r>
+    </w:p>
+    <w:p>
+      <w:pPr>
+        <w:spacing w:after="60"/>
+        <w:ind w:left="360"/>
+        <w:jc w:val="both"/>
+        <w:rPr>
+          <w:rFonts w:asciiTheme="majorBidi" w:hAnsiTheme="majorBidi" w:cstheme="majorBidi"/>
+          <w:sz w:val="28"/>
+          <w:szCs w:val="28"/>
+        </w:rPr>
+      </w:pPr>
+      <w:r>
+        <w:rPr>
+          <w:rFonts w:asciiTheme="majorBidi" w:hAnsiTheme="majorBidi" w:cstheme="majorBidi"/>
+          <w:sz w:val="28"/>
+          <w:szCs w:val="28"/>
+        </w:rPr>
+        <w:t xml:space="preserve">When the </w:t>
+      </w:r>
+      <w:proofErr w:type="spellStart"/>
+      <w:r>
+        <w:rPr>
+          <w:rFonts w:asciiTheme="majorBidi" w:hAnsiTheme="majorBidi" w:cstheme="majorBidi"/>
+          <w:sz w:val="28"/>
+          <w:szCs w:val="28"/>
+        </w:rPr>
+        <w:t>StatefulSet</w:t>
+      </w:r>
+      <w:proofErr w:type="spellEnd"/>
+      <w:r>
+        <w:rPr>
+          <w:rFonts w:asciiTheme="majorBidi" w:hAnsiTheme="majorBidi" w:cstheme="majorBidi"/>
+          <w:sz w:val="28"/>
+          <w:szCs w:val="28"/>
+        </w:rPr>
+        <w:t xml:space="preserve"> is using </w:t>
+      </w:r>
+      <w:proofErr w:type="spellStart"/>
+      <w:r>
+        <w:rPr>
+          <w:rFonts w:asciiTheme="majorBidi" w:hAnsiTheme="majorBidi" w:cstheme="majorBidi"/>
+          <w:sz w:val="28"/>
+          <w:szCs w:val="28"/>
+        </w:rPr>
+        <w:t>OnDelete</w:t>
+      </w:r>
+      <w:proofErr w:type="spellEnd"/>
+      <w:r>
+        <w:rPr>
+          <w:rFonts w:asciiTheme="majorBidi" w:hAnsiTheme="majorBidi" w:cstheme="majorBidi"/>
+          <w:sz w:val="28"/>
+          <w:szCs w:val="28"/>
+        </w:rPr>
+        <w:t>, Kubernetes does not manage updates automatically. Pods are updated only when you manually delete them.</w:t>
+      </w:r>
+      <w:r>
+        <w:rPr>
+          <w:rFonts w:asciiTheme="majorBidi" w:hAnsiTheme="majorBidi" w:cstheme="majorBidi"/>
+          <w:sz w:val="28"/>
+          <w:szCs w:val="28"/>
+        </w:rPr>
+        <w:t xml:space="preserve"> </w:t>
+      </w:r>
+      <w:r>
+        <w:rPr>
+          <w:rFonts w:asciiTheme="majorBidi" w:hAnsiTheme="majorBidi" w:cstheme="majorBidi"/>
+          <w:sz w:val="28"/>
+          <w:szCs w:val="28"/>
+        </w:rPr>
+        <w:t xml:space="preserve">If you change the strategy to </w:t>
+      </w:r>
+      <w:proofErr w:type="spellStart"/>
+      <w:r>
+        <w:rPr>
+          <w:rFonts w:asciiTheme="majorBidi" w:hAnsiTheme="majorBidi" w:cstheme="majorBidi"/>
+          <w:sz w:val="28"/>
+          <w:szCs w:val="28"/>
+        </w:rPr>
+        <w:lastRenderedPageBreak/>
+        <w:t>RollingUpdate</w:t>
+      </w:r>
+      <w:proofErr w:type="spellEnd"/>
+      <w:r>
+        <w:rPr>
+          <w:rFonts w:asciiTheme="majorBidi" w:hAnsiTheme="majorBidi" w:cstheme="majorBidi"/>
+          <w:sz w:val="28"/>
+          <w:szCs w:val="28"/>
+        </w:rPr>
+        <w:t>, you are basically enabling automation. The controller can now safely take over and start performing ordered rolling updates on the Pods.</w:t>
+      </w:r>
+    </w:p>
+    <w:p>
+      <w:pPr>
+        <w:spacing w:after="60"/>
+        <w:ind w:left="360"/>
+        <w:jc w:val="both"/>
+        <w:rPr>
+          <w:rFonts w:asciiTheme="majorBidi" w:hAnsiTheme="majorBidi" w:cstheme="majorBidi"/>
+          <w:sz w:val="28"/>
+          <w:szCs w:val="28"/>
+        </w:rPr>
+      </w:pPr>
+      <w:r>
+        <w:rPr>
+          <w:rFonts w:asciiTheme="majorBidi" w:hAnsiTheme="majorBidi" w:cstheme="majorBidi"/>
+          <w:sz w:val="28"/>
+          <w:szCs w:val="28"/>
+        </w:rPr>
+        <w:t xml:space="preserve">When a </w:t>
+      </w:r>
+      <w:proofErr w:type="spellStart"/>
+      <w:r>
+        <w:rPr>
+          <w:rFonts w:asciiTheme="majorBidi" w:hAnsiTheme="majorBidi" w:cstheme="majorBidi"/>
+          <w:sz w:val="28"/>
+          <w:szCs w:val="28"/>
+        </w:rPr>
+        <w:t>StatefulSet</w:t>
+      </w:r>
+      <w:proofErr w:type="spellEnd"/>
+      <w:r>
+        <w:rPr>
+          <w:rFonts w:asciiTheme="majorBidi" w:hAnsiTheme="majorBidi" w:cstheme="majorBidi"/>
+          <w:sz w:val="28"/>
+          <w:szCs w:val="28"/>
+        </w:rPr>
+        <w:t xml:space="preserve"> is using </w:t>
+      </w:r>
+      <w:proofErr w:type="spellStart"/>
+      <w:r>
+        <w:rPr>
+          <w:rFonts w:asciiTheme="majorBidi" w:hAnsiTheme="majorBidi" w:cstheme="majorBidi"/>
+          <w:sz w:val="28"/>
+          <w:szCs w:val="28"/>
+        </w:rPr>
+        <w:t>RollingUpdate</w:t>
+      </w:r>
+      <w:proofErr w:type="spellEnd"/>
+      <w:r>
+        <w:rPr>
+          <w:rFonts w:asciiTheme="majorBidi" w:hAnsiTheme="majorBidi" w:cstheme="majorBidi"/>
+          <w:sz w:val="28"/>
+          <w:szCs w:val="28"/>
+        </w:rPr>
+        <w:t>, the controller actively manages the update process:</w:t>
+      </w:r>
+    </w:p>
+    <w:p>
+      <w:pPr>
+        <w:pStyle w:val="ListParagraph"/>
+        <w:numPr>
+          <w:ilvl w:val="0"/>
+          <w:numId w:val="79"/>
+        </w:numPr>
+        <w:spacing w:after="60"/>
+        <w:ind w:left="720"/>
+        <w:jc w:val="both"/>
+        <w:rPr>
+          <w:rFonts w:asciiTheme="majorBidi" w:hAnsiTheme="majorBidi" w:cstheme="majorBidi"/>
+          <w:sz w:val="28"/>
+          <w:szCs w:val="28"/>
+        </w:rPr>
+      </w:pPr>
+      <w:r>
+        <w:rPr>
+          <w:rFonts w:asciiTheme="majorBidi" w:hAnsiTheme="majorBidi" w:cstheme="majorBidi"/>
+          <w:sz w:val="28"/>
+          <w:szCs w:val="28"/>
+        </w:rPr>
+        <w:t>Updates Pods in reverse ordinal order</w:t>
+      </w:r>
+    </w:p>
+    <w:p>
+      <w:pPr>
+        <w:pStyle w:val="ListParagraph"/>
+        <w:numPr>
+          <w:ilvl w:val="0"/>
+          <w:numId w:val="79"/>
+        </w:numPr>
+        <w:spacing w:after="60"/>
+        <w:ind w:left="720"/>
+        <w:jc w:val="both"/>
+        <w:rPr>
+          <w:rFonts w:asciiTheme="majorBidi" w:hAnsiTheme="majorBidi" w:cstheme="majorBidi"/>
+          <w:sz w:val="28"/>
+          <w:szCs w:val="28"/>
+        </w:rPr>
+      </w:pPr>
+      <w:r>
+        <w:rPr>
+          <w:rFonts w:asciiTheme="majorBidi" w:hAnsiTheme="majorBidi" w:cstheme="majorBidi"/>
+          <w:sz w:val="28"/>
+          <w:szCs w:val="28"/>
+        </w:rPr>
+        <w:t>Waits for readiness</w:t>
+      </w:r>
+    </w:p>
+    <w:p>
+      <w:pPr>
+        <w:pStyle w:val="ListParagraph"/>
+        <w:numPr>
+          <w:ilvl w:val="0"/>
+          <w:numId w:val="79"/>
+        </w:numPr>
+        <w:spacing w:after="60"/>
+        <w:ind w:left="720"/>
+        <w:jc w:val="both"/>
+        <w:rPr>
+          <w:rFonts w:asciiTheme="majorBidi" w:hAnsiTheme="majorBidi" w:cstheme="majorBidi"/>
+          <w:sz w:val="28"/>
+          <w:szCs w:val="28"/>
+        </w:rPr>
+      </w:pPr>
+      <w:r>
+        <w:rPr>
+          <w:rFonts w:asciiTheme="majorBidi" w:hAnsiTheme="majorBidi" w:cstheme="majorBidi"/>
+          <w:sz w:val="28"/>
+          <w:szCs w:val="28"/>
+        </w:rPr>
+        <w:t>Maintains update state internally</w:t>
+      </w:r>
+    </w:p>
+    <w:p>
+      <w:pPr>
+        <w:ind w:left="360"/>
+        <w:jc w:val="both"/>
+        <w:rPr>
+          <w:rFonts w:asciiTheme="majorBidi" w:hAnsiTheme="majorBidi" w:cstheme="majorBidi"/>
+          <w:sz w:val="28"/>
+          <w:szCs w:val="28"/>
+        </w:rPr>
+      </w:pPr>
+      <w:r>
+        <w:rPr>
+          <w:rFonts w:asciiTheme="majorBidi" w:hAnsiTheme="majorBidi" w:cstheme="majorBidi"/>
+          <w:sz w:val="28"/>
+          <w:szCs w:val="28"/>
+        </w:rPr>
+        <w:t xml:space="preserve">If you suddenly switch to </w:t>
+      </w:r>
+      <w:proofErr w:type="spellStart"/>
+      <w:r>
+        <w:rPr>
+          <w:rFonts w:asciiTheme="majorBidi" w:hAnsiTheme="majorBidi" w:cstheme="majorBidi"/>
+          <w:sz w:val="28"/>
+          <w:szCs w:val="28"/>
+        </w:rPr>
+        <w:t>OnDelete</w:t>
+      </w:r>
+      <w:proofErr w:type="spellEnd"/>
+      <w:r>
+        <w:rPr>
+          <w:rFonts w:asciiTheme="majorBidi" w:hAnsiTheme="majorBidi" w:cstheme="majorBidi"/>
+          <w:sz w:val="28"/>
+          <w:szCs w:val="28"/>
+        </w:rPr>
+        <w:t xml:space="preserve">, Kubernetes would have to interrupt an ongoing controller‑managed rollout, which could leave the </w:t>
+      </w:r>
+      <w:proofErr w:type="spellStart"/>
+      <w:r>
+        <w:rPr>
+          <w:rFonts w:asciiTheme="majorBidi" w:hAnsiTheme="majorBidi" w:cstheme="majorBidi"/>
+          <w:sz w:val="28"/>
+          <w:szCs w:val="28"/>
+        </w:rPr>
+        <w:t>StatefulSet</w:t>
+      </w:r>
+      <w:proofErr w:type="spellEnd"/>
+      <w:r>
+        <w:rPr>
+          <w:rFonts w:asciiTheme="majorBidi" w:hAnsiTheme="majorBidi" w:cstheme="majorBidi"/>
+          <w:sz w:val="28"/>
+          <w:szCs w:val="28"/>
+        </w:rPr>
+        <w:t xml:space="preserve"> in an inconsistent state (some Pods updated, some not, rollout partially tracked).</w:t>
+      </w:r>
+    </w:p>
+    <w:p>
+      <w:pPr>
+        <w:spacing w:after="120"/>
+        <w:jc w:val="both"/>
+        <w:rPr>
+          <w:rFonts w:asciiTheme="majorBidi" w:hAnsiTheme="majorBidi" w:cstheme="majorBidi"/>
+          <w:b/>
+          <w:bCs/>
+          <w:sz w:val="32"/>
+          <w:szCs w:val="32"/>
+        </w:rPr>
+      </w:pPr>
+      <w:r>
+        <w:rPr>
+          <w:rFonts w:asciiTheme="majorBidi" w:hAnsiTheme="majorBidi" w:cstheme="majorBidi"/>
+          <w:b/>
+          <w:bCs/>
+          <w:sz w:val="32"/>
+          <w:szCs w:val="32"/>
+        </w:rPr>
+        <w:t>Comparison</w:t>
+      </w:r>
+      <w:r>
+        <w:rPr>
+          <w:rFonts w:asciiTheme="majorBidi" w:hAnsiTheme="majorBidi" w:cstheme="majorBidi"/>
+          <w:b/>
+          <w:bCs/>
+          <w:sz w:val="32"/>
+          <w:szCs w:val="32"/>
+        </w:rPr>
+        <w:t>:</w:t>
+      </w:r>
+    </w:p>
+    <w:tbl>
+      <w:tblPr>
+        <w:tblStyle w:val="GridTable3"/>
+        <w:tblW w:w="0" w:type="auto"/>
+        <w:tblLook w:val="04A0" w:firstRow="1" w:lastRow="0" w:firstColumn="1" w:lastColumn="0" w:noHBand="0" w:noVBand="1"/>
+      </w:tblPr>
+      <w:tblGrid>
+        <w:gridCol w:w="3330"/>
+        <w:gridCol w:w="3863"/>
+        <w:gridCol w:w="3597"/>
+      </w:tblGrid>
+      <w:tr>
+        <w:trPr>
+          <w:cnfStyle w:val="100000000000" w:firstRow="1" w:lastRow="0" w:firstColumn="0" w:lastColumn="0" w:oddVBand="0" w:evenVBand="0" w:oddHBand="0" w:evenHBand="0" w:firstRowFirstColumn="0" w:firstRowLastColumn="0" w:lastRowFirstColumn="0" w:lastRowLastColumn="0"/>
+        </w:trPr>
+        <w:tc>
+          <w:tcPr>
+            <w:cnfStyle w:val="001000000100" w:firstRow="0" w:lastRow="0" w:firstColumn="1" w:lastColumn="0" w:oddVBand="0" w:evenVBand="0" w:oddHBand="0" w:evenHBand="0" w:firstRowFirstColumn="1" w:firstRowLastColumn="0" w:lastRowFirstColumn="0" w:lastRowLastColumn="0"/>
+            <w:tcW w:w="3330" w:type="dxa"/>
+            <w:tcBorders>
+              <w:top w:val="single" w:sz="12" w:space="0" w:color="000000"/>
+            </w:tcBorders>
+            <w:vAlign w:val="center"/>
+          </w:tcPr>
+          <w:p>
+            <w:pPr>
+              <w:spacing w:before="120" w:after="120"/>
+              <w:jc w:val="center"/>
+              <w:rPr>
+                <w:rFonts w:asciiTheme="majorBidi" w:hAnsiTheme="majorBidi" w:cstheme="majorBidi"/>
+                <w:i w:val="0"/>
+                <w:iCs w:val="0"/>
+                <w:sz w:val="28"/>
+                <w:szCs w:val="28"/>
+              </w:rPr>
+            </w:pPr>
+            <w:r>
+              <w:rPr>
+                <w:rFonts w:asciiTheme="majorBidi" w:hAnsiTheme="majorBidi" w:cstheme="majorBidi"/>
+                <w:i w:val="0"/>
+                <w:iCs w:val="0"/>
+                <w:sz w:val="28"/>
+                <w:szCs w:val="28"/>
+              </w:rPr>
+              <w:t>Strategy</w:t>
+            </w:r>
+          </w:p>
+        </w:tc>
+        <w:tc>
+          <w:tcPr>
+            <w:tcW w:w="3863" w:type="dxa"/>
+            <w:tcBorders>
+              <w:top w:val="single" w:sz="12" w:space="0" w:color="000000"/>
+            </w:tcBorders>
+            <w:vAlign w:val="center"/>
+          </w:tcPr>
+          <w:p>
+            <w:pPr>
+              <w:spacing w:before="120" w:after="120"/>
+              <w:jc w:val="center"/>
+              <w:cnfStyle w:val="100000000000" w:firstRow="1" w:lastRow="0" w:firstColumn="0" w:lastColumn="0" w:oddVBand="0" w:evenVBand="0" w:oddHBand="0" w:evenHBand="0" w:firstRowFirstColumn="0" w:firstRowLastColumn="0" w:lastRowFirstColumn="0" w:lastRowLastColumn="0"/>
+              <w:rPr>
+                <w:rFonts w:asciiTheme="majorBidi" w:hAnsiTheme="majorBidi" w:cstheme="majorBidi"/>
+                <w:sz w:val="28"/>
+                <w:szCs w:val="28"/>
+              </w:rPr>
+            </w:pPr>
+            <w:r>
+              <w:rPr>
+                <w:rFonts w:asciiTheme="majorBidi" w:hAnsiTheme="majorBidi" w:cstheme="majorBidi"/>
+                <w:sz w:val="28"/>
+                <w:szCs w:val="28"/>
+              </w:rPr>
+              <w:t>Behavior</w:t>
+            </w:r>
+          </w:p>
+        </w:tc>
+        <w:tc>
+          <w:tcPr>
+            <w:tcW w:w="3597" w:type="dxa"/>
+            <w:tcBorders>
+              <w:top w:val="single" w:sz="12" w:space="0" w:color="000000"/>
+            </w:tcBorders>
+            <w:vAlign w:val="center"/>
+          </w:tcPr>
+          <w:p>
+            <w:pPr>
+              <w:spacing w:before="120" w:after="120"/>
+              <w:jc w:val="center"/>
+              <w:cnfStyle w:val="100000000000" w:firstRow="1" w:lastRow="0" w:firstColumn="0" w:lastColumn="0" w:oddVBand="0" w:evenVBand="0" w:oddHBand="0" w:evenHBand="0" w:firstRowFirstColumn="0" w:firstRowLastColumn="0" w:lastRowFirstColumn="0" w:lastRowLastColumn="0"/>
+              <w:rPr>
+                <w:rFonts w:asciiTheme="majorBidi" w:hAnsiTheme="majorBidi" w:cstheme="majorBidi"/>
+                <w:sz w:val="28"/>
+                <w:szCs w:val="28"/>
+              </w:rPr>
+            </w:pPr>
+            <w:r>
+              <w:rPr>
+                <w:rFonts w:asciiTheme="majorBidi" w:hAnsiTheme="majorBidi" w:cstheme="majorBidi"/>
+                <w:sz w:val="28"/>
+                <w:szCs w:val="28"/>
+              </w:rPr>
+              <w:t>Use Case</w:t>
+            </w:r>
+          </w:p>
+        </w:tc>
+      </w:tr>
+      <w:tr>
+        <w:trPr>
+          <w:cnfStyle w:val="000000100000" w:firstRow="0" w:lastRow="0" w:firstColumn="0" w:lastColumn="0" w:oddVBand="0" w:evenVBand="0" w:oddHBand="1" w:evenHBand="0" w:firstRowFirstColumn="0" w:firstRowLastColumn="0" w:lastRowFirstColumn="0" w:lastRowLastColumn="0"/>
+        </w:trPr>
+        <w:tc>
+          <w:tcPr>
+            <w:cnfStyle w:val="001000000000" w:firstRow="0" w:lastRow="0" w:firstColumn="1" w:lastColumn="0" w:oddVBand="0" w:evenVBand="0" w:oddHBand="0" w:evenHBand="0" w:firstRowFirstColumn="0" w:firstRowLastColumn="0" w:lastRowFirstColumn="0" w:lastRowLastColumn="0"/>
+            <w:tcW w:w="3330" w:type="dxa"/>
+            <w:vAlign w:val="center"/>
+          </w:tcPr>
+          <w:p>
+            <w:pPr>
+              <w:spacing w:before="60" w:after="60"/>
+              <w:jc w:val="center"/>
+              <w:rPr>
+                <w:rFonts w:asciiTheme="majorBidi" w:hAnsiTheme="majorBidi" w:cstheme="majorBidi"/>
+                <w:b/>
+                <w:bCs/>
+                <w:sz w:val="28"/>
+                <w:szCs w:val="28"/>
+              </w:rPr>
+            </w:pPr>
+            <w:proofErr w:type="spellStart"/>
+            <w:r>
+              <w:rPr>
+                <w:rFonts w:asciiTheme="majorBidi" w:hAnsiTheme="majorBidi" w:cstheme="majorBidi"/>
+                <w:b/>
+                <w:bCs/>
+                <w:sz w:val="28"/>
+                <w:szCs w:val="28"/>
+              </w:rPr>
+              <w:t>RollingUpdate</w:t>
+            </w:r>
+            <w:proofErr w:type="spellEnd"/>
+          </w:p>
+        </w:tc>
+        <w:tc>
+          <w:tcPr>
+            <w:tcW w:w="3863" w:type="dxa"/>
+            <w:vAlign w:val="center"/>
+          </w:tcPr>
+          <w:p>
+            <w:pPr>
+              <w:spacing w:before="60" w:after="60"/>
+              <w:jc w:val="center"/>
+              <w:cnfStyle w:val="000000100000" w:firstRow="0" w:lastRow="0" w:firstColumn="0" w:lastColumn="0" w:oddVBand="0" w:evenVBand="0" w:oddHBand="1" w:evenHBand="0" w:firstRowFirstColumn="0" w:firstRowLastColumn="0" w:lastRowFirstColumn="0" w:lastRowLastColumn="0"/>
+              <w:rPr>
+                <w:rFonts w:asciiTheme="majorBidi" w:hAnsiTheme="majorBidi" w:cstheme="majorBidi"/>
+                <w:sz w:val="28"/>
+                <w:szCs w:val="28"/>
+              </w:rPr>
+            </w:pPr>
+            <w:r>
+              <w:rPr>
+                <w:rFonts w:asciiTheme="majorBidi" w:hAnsiTheme="majorBidi" w:cstheme="majorBidi"/>
+                <w:sz w:val="28"/>
+                <w:szCs w:val="28"/>
+              </w:rPr>
+              <w:t>Automatic sequential update</w:t>
+            </w:r>
+          </w:p>
+        </w:tc>
+        <w:tc>
+          <w:tcPr>
+            <w:tcW w:w="3597" w:type="dxa"/>
+            <w:vAlign w:val="center"/>
+          </w:tcPr>
+          <w:p>
+            <w:pPr>
+              <w:spacing w:before="60" w:after="60"/>
+              <w:jc w:val="center"/>
+              <w:cnfStyle w:val="000000100000" w:firstRow="0" w:lastRow="0" w:firstColumn="0" w:lastColumn="0" w:oddVBand="0" w:evenVBand="0" w:oddHBand="1" w:evenHBand="0" w:firstRowFirstColumn="0" w:firstRowLastColumn="0" w:lastRowFirstColumn="0" w:lastRowLastColumn="0"/>
+              <w:rPr>
+                <w:rFonts w:asciiTheme="majorBidi" w:hAnsiTheme="majorBidi" w:cstheme="majorBidi"/>
+                <w:sz w:val="28"/>
+                <w:szCs w:val="28"/>
+              </w:rPr>
+            </w:pPr>
+            <w:r>
+              <w:rPr>
+                <w:rFonts w:asciiTheme="majorBidi" w:hAnsiTheme="majorBidi" w:cstheme="majorBidi"/>
+                <w:sz w:val="28"/>
+                <w:szCs w:val="28"/>
+              </w:rPr>
+              <w:t>Most common</w:t>
+            </w:r>
+          </w:p>
+        </w:tc>
+      </w:tr>
+      <w:tr>
+        <w:tc>
+          <w:tcPr>
+            <w:cnfStyle w:val="001000000000" w:firstRow="0" w:lastRow="0" w:firstColumn="1" w:lastColumn="0" w:oddVBand="0" w:evenVBand="0" w:oddHBand="0" w:evenHBand="0" w:firstRowFirstColumn="0" w:firstRowLastColumn="0" w:lastRowFirstColumn="0" w:lastRowLastColumn="0"/>
+            <w:tcW w:w="3330" w:type="dxa"/>
+            <w:vAlign w:val="center"/>
+          </w:tcPr>
+          <w:p>
+            <w:pPr>
+              <w:spacing w:before="60" w:after="60"/>
+              <w:jc w:val="center"/>
+              <w:rPr>
+                <w:rFonts w:asciiTheme="majorBidi" w:hAnsiTheme="majorBidi" w:cstheme="majorBidi"/>
+                <w:b/>
+                <w:bCs/>
+                <w:sz w:val="28"/>
+                <w:szCs w:val="28"/>
+              </w:rPr>
+            </w:pPr>
+            <w:proofErr w:type="spellStart"/>
+            <w:r>
+              <w:rPr>
+                <w:rFonts w:asciiTheme="majorBidi" w:hAnsiTheme="majorBidi" w:cstheme="majorBidi"/>
+                <w:b/>
+                <w:bCs/>
+                <w:sz w:val="28"/>
+                <w:szCs w:val="28"/>
+              </w:rPr>
+              <w:t>RollingUpdate</w:t>
+            </w:r>
+            <w:proofErr w:type="spellEnd"/>
+            <w:r>
+              <w:rPr>
+                <w:rFonts w:asciiTheme="majorBidi" w:hAnsiTheme="majorBidi" w:cstheme="majorBidi"/>
+                <w:b/>
+                <w:bCs/>
+                <w:sz w:val="28"/>
+                <w:szCs w:val="28"/>
+              </w:rPr>
+              <w:t xml:space="preserve"> + Partition</w:t>
+            </w:r>
+          </w:p>
+        </w:tc>
+        <w:tc>
+          <w:tcPr>
+            <w:tcW w:w="3863" w:type="dxa"/>
+            <w:vAlign w:val="center"/>
+          </w:tcPr>
+          <w:p>
+            <w:pPr>
+              <w:spacing w:before="60" w:after="60"/>
+              <w:jc w:val="center"/>
+              <w:cnfStyle w:val="000000000000" w:firstRow="0" w:lastRow="0" w:firstColumn="0" w:lastColumn="0" w:oddVBand="0" w:evenVBand="0" w:oddHBand="0" w:evenHBand="0" w:firstRowFirstColumn="0" w:firstRowLastColumn="0" w:lastRowFirstColumn="0" w:lastRowLastColumn="0"/>
+              <w:rPr>
+                <w:rFonts w:asciiTheme="majorBidi" w:hAnsiTheme="majorBidi" w:cstheme="majorBidi"/>
+                <w:sz w:val="28"/>
+                <w:szCs w:val="28"/>
+              </w:rPr>
+            </w:pPr>
+            <w:r>
+              <w:rPr>
+                <w:rFonts w:asciiTheme="majorBidi" w:hAnsiTheme="majorBidi" w:cstheme="majorBidi"/>
+                <w:sz w:val="28"/>
+                <w:szCs w:val="28"/>
+              </w:rPr>
+              <w:t>Partial update control</w:t>
+            </w:r>
+          </w:p>
+        </w:tc>
+        <w:tc>
+          <w:tcPr>
+            <w:tcW w:w="3597" w:type="dxa"/>
+            <w:vAlign w:val="center"/>
+          </w:tcPr>
+          <w:p>
+            <w:pPr>
+              <w:spacing w:before="60" w:after="60"/>
+              <w:jc w:val="center"/>
+              <w:cnfStyle w:val="000000000000" w:firstRow="0" w:lastRow="0" w:firstColumn="0" w:lastColumn="0" w:oddVBand="0" w:evenVBand="0" w:oddHBand="0" w:evenHBand="0" w:firstRowFirstColumn="0" w:firstRowLastColumn="0" w:lastRowFirstColumn="0" w:lastRowLastColumn="0"/>
+              <w:rPr>
+                <w:rFonts w:asciiTheme="majorBidi" w:hAnsiTheme="majorBidi" w:cstheme="majorBidi"/>
+                <w:sz w:val="28"/>
+                <w:szCs w:val="28"/>
+              </w:rPr>
+            </w:pPr>
+            <w:r>
+              <w:rPr>
+                <w:rFonts w:asciiTheme="majorBidi" w:hAnsiTheme="majorBidi" w:cstheme="majorBidi"/>
+                <w:sz w:val="28"/>
+                <w:szCs w:val="28"/>
+              </w:rPr>
+              <w:t>Canary updates</w:t>
+            </w:r>
+          </w:p>
+        </w:tc>
+      </w:tr>
+      <w:tr>
+        <w:trPr>
+          <w:cnfStyle w:val="000000100000" w:firstRow="0" w:lastRow="0" w:firstColumn="0" w:lastColumn="0" w:oddVBand="0" w:evenVBand="0" w:oddHBand="1" w:evenHBand="0" w:firstRowFirstColumn="0" w:firstRowLastColumn="0" w:lastRowFirstColumn="0" w:lastRowLastColumn="0"/>
+        </w:trPr>
+        <w:tc>
+          <w:tcPr>
+            <w:cnfStyle w:val="001000000000" w:firstRow="0" w:lastRow="0" w:firstColumn="1" w:lastColumn="0" w:oddVBand="0" w:evenVBand="0" w:oddHBand="0" w:evenHBand="0" w:firstRowFirstColumn="0" w:firstRowLastColumn="0" w:lastRowFirstColumn="0" w:lastRowLastColumn="0"/>
+            <w:tcW w:w="3330" w:type="dxa"/>
+            <w:tcBorders>
+              <w:bottom w:val="single" w:sz="12" w:space="0" w:color="000000"/>
+            </w:tcBorders>
+            <w:vAlign w:val="center"/>
+          </w:tcPr>
+          <w:p>
+            <w:pPr>
+              <w:spacing w:before="60" w:after="60"/>
+              <w:jc w:val="center"/>
+              <w:rPr>
+                <w:rFonts w:asciiTheme="majorBidi" w:hAnsiTheme="majorBidi" w:cstheme="majorBidi"/>
+                <w:b/>
+                <w:bCs/>
+                <w:sz w:val="28"/>
+                <w:szCs w:val="28"/>
+              </w:rPr>
+            </w:pPr>
+            <w:proofErr w:type="spellStart"/>
+            <w:r>
+              <w:rPr>
+                <w:rFonts w:asciiTheme="majorBidi" w:hAnsiTheme="majorBidi" w:cstheme="majorBidi"/>
+                <w:b/>
+                <w:bCs/>
+                <w:sz w:val="28"/>
+                <w:szCs w:val="28"/>
+              </w:rPr>
+              <w:t>OnDelete</w:t>
+            </w:r>
+            <w:proofErr w:type="spellEnd"/>
+          </w:p>
+        </w:tc>
+        <w:tc>
+          <w:tcPr>
+            <w:tcW w:w="3863" w:type="dxa"/>
+            <w:tcBorders>
+              <w:bottom w:val="single" w:sz="12" w:space="0" w:color="000000"/>
+            </w:tcBorders>
+            <w:vAlign w:val="center"/>
+          </w:tcPr>
+          <w:p>
+            <w:pPr>
+              <w:spacing w:before="60" w:after="60"/>
+              <w:jc w:val="center"/>
+              <w:cnfStyle w:val="000000100000" w:firstRow="0" w:lastRow="0" w:firstColumn="0" w:lastColumn="0" w:oddVBand="0" w:evenVBand="0" w:oddHBand="1" w:evenHBand="0" w:firstRowFirstColumn="0" w:firstRowLastColumn="0" w:lastRowFirstColumn="0" w:lastRowLastColumn="0"/>
+              <w:rPr>
+                <w:rFonts w:asciiTheme="majorBidi" w:hAnsiTheme="majorBidi" w:cstheme="majorBidi"/>
+                <w:sz w:val="28"/>
+                <w:szCs w:val="28"/>
+              </w:rPr>
+            </w:pPr>
+            <w:r>
+              <w:rPr>
+                <w:rFonts w:asciiTheme="majorBidi" w:hAnsiTheme="majorBidi" w:cstheme="majorBidi"/>
+                <w:sz w:val="28"/>
+                <w:szCs w:val="28"/>
+              </w:rPr>
+              <w:t>Manual updates</w:t>
+            </w:r>
+          </w:p>
+        </w:tc>
+        <w:tc>
+          <w:tcPr>
+            <w:tcW w:w="3597" w:type="dxa"/>
+            <w:tcBorders>
+              <w:bottom w:val="single" w:sz="12" w:space="0" w:color="000000"/>
+            </w:tcBorders>
+            <w:vAlign w:val="center"/>
+          </w:tcPr>
+          <w:p>
+            <w:pPr>
+              <w:spacing w:before="60" w:after="60"/>
+              <w:jc w:val="center"/>
+              <w:cnfStyle w:val="000000100000" w:firstRow="0" w:lastRow="0" w:firstColumn="0" w:lastColumn="0" w:oddVBand="0" w:evenVBand="0" w:oddHBand="1" w:evenHBand="0" w:firstRowFirstColumn="0" w:firstRowLastColumn="0" w:lastRowFirstColumn="0" w:lastRowLastColumn="0"/>
+              <w:rPr>
+                <w:rFonts w:asciiTheme="majorBidi" w:hAnsiTheme="majorBidi" w:cstheme="majorBidi"/>
+                <w:sz w:val="28"/>
+                <w:szCs w:val="28"/>
+              </w:rPr>
+            </w:pPr>
+            <w:r>
+              <w:rPr>
+                <w:rFonts w:asciiTheme="majorBidi" w:hAnsiTheme="majorBidi" w:cstheme="majorBidi"/>
+                <w:sz w:val="28"/>
+                <w:szCs w:val="28"/>
+              </w:rPr>
+              <w:t>Full operator control</w:t>
+            </w:r>
+          </w:p>
+        </w:tc>
+      </w:tr>
+    </w:tbl>
+    <w:p>
+      <w:pPr>
+        <w:jc w:val="both"/>
+        <w:rPr>
+          <w:rFonts w:asciiTheme="majorBidi" w:hAnsiTheme="majorBidi" w:cstheme="majorBidi"/>
+          <w:sz w:val="2"/>
+          <w:szCs w:val="2"/>
+        </w:rPr>
+      </w:pPr>
+    </w:p>
+    <w:p>
+      <w:pPr>
+        <w:jc w:val="both"/>
+        <w:rPr>
+          <w:rFonts w:asciiTheme="majorBidi" w:hAnsiTheme="majorBidi" w:cstheme="majorBidi"/>
+          <w:sz w:val="28"/>
+          <w:szCs w:val="28"/>
+        </w:rPr>
+      </w:pPr>
+      <w:proofErr w:type="spellStart"/>
+      <w:r>
+        <w:rPr>
+          <w:rFonts w:asciiTheme="majorBidi" w:hAnsiTheme="majorBidi" w:cstheme="majorBidi"/>
+          <w:sz w:val="28"/>
+          <w:szCs w:val="28"/>
+        </w:rPr>
+        <w:t>StatefulSet</w:t>
+      </w:r>
+      <w:proofErr w:type="spellEnd"/>
+      <w:r>
+        <w:rPr>
+          <w:rFonts w:asciiTheme="majorBidi" w:hAnsiTheme="majorBidi" w:cstheme="majorBidi"/>
+          <w:sz w:val="28"/>
+          <w:szCs w:val="28"/>
+        </w:rPr>
+        <w:t xml:space="preserve"> updates are designed to protect stateful systems by updating Pods in order and one at a time, ensuring the cluster remains stable during upgrades.</w:t>
       </w:r>
     </w:p>
     <w:sectPr>
@@ -27622,6 +32291,92 @@
     </w:lvl>
   </w:abstractNum>
   <w:abstractNum w:abstractNumId="1" w15:restartNumberingAfterBreak="0">
+    <w:nsid w:val="050242C0"/>
+    <w:multiLevelType w:val="hybridMultilevel"/>
+    <w:tmpl w:val="04102D34"/>
+    <w:lvl w:ilvl="0" w:tplc="FFFFFFFF">
+      <w:start w:val="1"/>
+      <w:numFmt w:val="decimal"/>
+      <w:lvlText w:val="%1."/>
+      <w:lvlJc w:val="left"/>
+      <w:pPr>
+        <w:ind w:left="720" w:hanging="360"/>
+      </w:pPr>
+    </w:lvl>
+    <w:lvl w:ilvl="1" w:tplc="04090019" w:tentative="1">
+      <w:start w:val="1"/>
+      <w:numFmt w:val="lowerLetter"/>
+      <w:lvlText w:val="%2."/>
+      <w:lvlJc w:val="left"/>
+      <w:pPr>
+        <w:ind w:left="1440" w:hanging="360"/>
+      </w:pPr>
+    </w:lvl>
+    <w:lvl w:ilvl="2" w:tplc="0409001B" w:tentative="1">
+      <w:start w:val="1"/>
+      <w:numFmt w:val="lowerRoman"/>
+      <w:lvlText w:val="%3."/>
+      <w:lvlJc w:val="right"/>
+      <w:pPr>
+        <w:ind w:left="2160" w:hanging="180"/>
+      </w:pPr>
+    </w:lvl>
+    <w:lvl w:ilvl="3" w:tplc="0409000F" w:tentative="1">
+      <w:start w:val="1"/>
+      <w:numFmt w:val="decimal"/>
+      <w:lvlText w:val="%4."/>
+      <w:lvlJc w:val="left"/>
+      <w:pPr>
+        <w:ind w:left="2880" w:hanging="360"/>
+      </w:pPr>
+    </w:lvl>
+    <w:lvl w:ilvl="4" w:tplc="04090019" w:tentative="1">
+      <w:start w:val="1"/>
+      <w:numFmt w:val="lowerLetter"/>
+      <w:lvlText w:val="%5."/>
+      <w:lvlJc w:val="left"/>
+      <w:pPr>
+        <w:ind w:left="3600" w:hanging="360"/>
+      </w:pPr>
+    </w:lvl>
+    <w:lvl w:ilvl="5" w:tplc="0409001B" w:tentative="1">
+      <w:start w:val="1"/>
+      <w:numFmt w:val="lowerRoman"/>
+      <w:lvlText w:val="%6."/>
+      <w:lvlJc w:val="right"/>
+      <w:pPr>
+        <w:ind w:left="4320" w:hanging="180"/>
+      </w:pPr>
+    </w:lvl>
+    <w:lvl w:ilvl="6" w:tplc="0409000F" w:tentative="1">
+      <w:start w:val="1"/>
+      <w:numFmt w:val="decimal"/>
+      <w:lvlText w:val="%7."/>
+      <w:lvlJc w:val="left"/>
+      <w:pPr>
+        <w:ind w:left="5040" w:hanging="360"/>
+      </w:pPr>
+    </w:lvl>
+    <w:lvl w:ilvl="7" w:tplc="04090019" w:tentative="1">
+      <w:start w:val="1"/>
+      <w:numFmt w:val="lowerLetter"/>
+      <w:lvlText w:val="%8."/>
+      <w:lvlJc w:val="left"/>
+      <w:pPr>
+        <w:ind w:left="5760" w:hanging="360"/>
+      </w:pPr>
+    </w:lvl>
+    <w:lvl w:ilvl="8" w:tplc="0409001B" w:tentative="1">
+      <w:start w:val="1"/>
+      <w:numFmt w:val="lowerRoman"/>
+      <w:lvlText w:val="%9."/>
+      <w:lvlJc w:val="right"/>
+      <w:pPr>
+        <w:ind w:left="6480" w:hanging="180"/>
+      </w:pPr>
+    </w:lvl>
+  </w:abstractNum>
+  <w:abstractNum w:abstractNumId="2" w15:restartNumberingAfterBreak="0">
     <w:nsid w:val="066A49F5"/>
     <w:multiLevelType w:val="hybridMultilevel"/>
     <w:tmpl w:val="9FC6F19E"/>
@@ -27734,7 +32489,206 @@
       </w:rPr>
     </w:lvl>
   </w:abstractNum>
-  <w:abstractNum w:abstractNumId="2" w15:restartNumberingAfterBreak="0">
+  <w:abstractNum w:abstractNumId="3" w15:restartNumberingAfterBreak="0">
+    <w:nsid w:val="06790A52"/>
+    <w:multiLevelType w:val="hybridMultilevel"/>
+    <w:tmpl w:val="3F38C404"/>
+    <w:lvl w:ilvl="0" w:tplc="04090003">
+      <w:start w:val="1"/>
+      <w:numFmt w:val="bullet"/>
+      <w:lvlText w:val="o"/>
+      <w:lvlJc w:val="left"/>
+      <w:pPr>
+        <w:ind w:left="1080" w:hanging="360"/>
+      </w:pPr>
+      <w:rPr>
+        <w:rFonts w:ascii="Courier New" w:hAnsi="Courier New" w:cs="Courier New" w:hint="default"/>
+      </w:rPr>
+    </w:lvl>
+    <w:lvl w:ilvl="1" w:tplc="04090003" w:tentative="1">
+      <w:start w:val="1"/>
+      <w:numFmt w:val="bullet"/>
+      <w:lvlText w:val="o"/>
+      <w:lvlJc w:val="left"/>
+      <w:pPr>
+        <w:ind w:left="1800" w:hanging="360"/>
+      </w:pPr>
+      <w:rPr>
+        <w:rFonts w:ascii="Courier New" w:hAnsi="Courier New" w:cs="Courier New" w:hint="default"/>
+      </w:rPr>
+    </w:lvl>
+    <w:lvl w:ilvl="2" w:tplc="04090005" w:tentative="1">
+      <w:start w:val="1"/>
+      <w:numFmt w:val="bullet"/>
+      <w:lvlText w:val=""/>
+      <w:lvlJc w:val="left"/>
+      <w:pPr>
+        <w:ind w:left="2520" w:hanging="360"/>
+      </w:pPr>
+      <w:rPr>
+        <w:rFonts w:ascii="Wingdings" w:hAnsi="Wingdings" w:hint="default"/>
+      </w:rPr>
+    </w:lvl>
+    <w:lvl w:ilvl="3" w:tplc="04090001" w:tentative="1">
+      <w:start w:val="1"/>
+      <w:numFmt w:val="bullet"/>
+      <w:lvlText w:val=""/>
+      <w:lvlJc w:val="left"/>
+      <w:pPr>
+        <w:ind w:left="3240" w:hanging="360"/>
+      </w:pPr>
+      <w:rPr>
+        <w:rFonts w:ascii="Symbol" w:hAnsi="Symbol" w:hint="default"/>
+      </w:rPr>
+    </w:lvl>
+    <w:lvl w:ilvl="4" w:tplc="04090003" w:tentative="1">
+      <w:start w:val="1"/>
+      <w:numFmt w:val="bullet"/>
+      <w:lvlText w:val="o"/>
+      <w:lvlJc w:val="left"/>
+      <w:pPr>
+        <w:ind w:left="3960" w:hanging="360"/>
+      </w:pPr>
+      <w:rPr>
+        <w:rFonts w:ascii="Courier New" w:hAnsi="Courier New" w:cs="Courier New" w:hint="default"/>
+      </w:rPr>
+    </w:lvl>
+    <w:lvl w:ilvl="5" w:tplc="04090005" w:tentative="1">
+      <w:start w:val="1"/>
+      <w:numFmt w:val="bullet"/>
+      <w:lvlText w:val=""/>
+      <w:lvlJc w:val="left"/>
+      <w:pPr>
+        <w:ind w:left="4680" w:hanging="360"/>
+      </w:pPr>
+      <w:rPr>
+        <w:rFonts w:ascii="Wingdings" w:hAnsi="Wingdings" w:hint="default"/>
+      </w:rPr>
+    </w:lvl>
+    <w:lvl w:ilvl="6" w:tplc="04090001" w:tentative="1">
+      <w:start w:val="1"/>
+      <w:numFmt w:val="bullet"/>
+      <w:lvlText w:val=""/>
+      <w:lvlJc w:val="left"/>
+      <w:pPr>
+        <w:ind w:left="5400" w:hanging="360"/>
+      </w:pPr>
+      <w:rPr>
+        <w:rFonts w:ascii="Symbol" w:hAnsi="Symbol" w:hint="default"/>
+      </w:rPr>
+    </w:lvl>
+    <w:lvl w:ilvl="7" w:tplc="04090003" w:tentative="1">
+      <w:start w:val="1"/>
+      <w:numFmt w:val="bullet"/>
+      <w:lvlText w:val="o"/>
+      <w:lvlJc w:val="left"/>
+      <w:pPr>
+        <w:ind w:left="6120" w:hanging="360"/>
+      </w:pPr>
+      <w:rPr>
+        <w:rFonts w:ascii="Courier New" w:hAnsi="Courier New" w:cs="Courier New" w:hint="default"/>
+      </w:rPr>
+    </w:lvl>
+    <w:lvl w:ilvl="8" w:tplc="04090005" w:tentative="1">
+      <w:start w:val="1"/>
+      <w:numFmt w:val="bullet"/>
+      <w:lvlText w:val=""/>
+      <w:lvlJc w:val="left"/>
+      <w:pPr>
+        <w:ind w:left="6840" w:hanging="360"/>
+      </w:pPr>
+      <w:rPr>
+        <w:rFonts w:ascii="Wingdings" w:hAnsi="Wingdings" w:hint="default"/>
+      </w:rPr>
+    </w:lvl>
+  </w:abstractNum>
+  <w:abstractNum w:abstractNumId="4" w15:restartNumberingAfterBreak="0">
+    <w:nsid w:val="0AE80A8F"/>
+    <w:multiLevelType w:val="hybridMultilevel"/>
+    <w:tmpl w:val="9442358E"/>
+    <w:lvl w:ilvl="0" w:tplc="FFFFFFFF">
+      <w:start w:val="1"/>
+      <w:numFmt w:val="decimal"/>
+      <w:lvlText w:val="%1."/>
+      <w:lvlJc w:val="left"/>
+      <w:pPr>
+        <w:ind w:left="720" w:hanging="360"/>
+      </w:pPr>
+    </w:lvl>
+    <w:lvl w:ilvl="1" w:tplc="FFFFFFFF" w:tentative="1">
+      <w:start w:val="1"/>
+      <w:numFmt w:val="lowerLetter"/>
+      <w:lvlText w:val="%2."/>
+      <w:lvlJc w:val="left"/>
+      <w:pPr>
+        <w:ind w:left="1440" w:hanging="360"/>
+      </w:pPr>
+    </w:lvl>
+    <w:lvl w:ilvl="2" w:tplc="FFFFFFFF" w:tentative="1">
+      <w:start w:val="1"/>
+      <w:numFmt w:val="lowerRoman"/>
+      <w:lvlText w:val="%3."/>
+      <w:lvlJc w:val="right"/>
+      <w:pPr>
+        <w:ind w:left="2160" w:hanging="180"/>
+      </w:pPr>
+    </w:lvl>
+    <w:lvl w:ilvl="3" w:tplc="FFFFFFFF" w:tentative="1">
+      <w:start w:val="1"/>
+      <w:numFmt w:val="decimal"/>
+      <w:lvlText w:val="%4."/>
+      <w:lvlJc w:val="left"/>
+      <w:pPr>
+        <w:ind w:left="2880" w:hanging="360"/>
+      </w:pPr>
+    </w:lvl>
+    <w:lvl w:ilvl="4" w:tplc="FFFFFFFF" w:tentative="1">
+      <w:start w:val="1"/>
+      <w:numFmt w:val="lowerLetter"/>
+      <w:lvlText w:val="%5."/>
+      <w:lvlJc w:val="left"/>
+      <w:pPr>
+        <w:ind w:left="3600" w:hanging="360"/>
+      </w:pPr>
+    </w:lvl>
+    <w:lvl w:ilvl="5" w:tplc="FFFFFFFF" w:tentative="1">
+      <w:start w:val="1"/>
+      <w:numFmt w:val="lowerRoman"/>
+      <w:lvlText w:val="%6."/>
+      <w:lvlJc w:val="right"/>
+      <w:pPr>
+        <w:ind w:left="4320" w:hanging="180"/>
+      </w:pPr>
+    </w:lvl>
+    <w:lvl w:ilvl="6" w:tplc="FFFFFFFF" w:tentative="1">
+      <w:start w:val="1"/>
+      <w:numFmt w:val="decimal"/>
+      <w:lvlText w:val="%7."/>
+      <w:lvlJc w:val="left"/>
+      <w:pPr>
+        <w:ind w:left="5040" w:hanging="360"/>
+      </w:pPr>
+    </w:lvl>
+    <w:lvl w:ilvl="7" w:tplc="FFFFFFFF" w:tentative="1">
+      <w:start w:val="1"/>
+      <w:numFmt w:val="lowerLetter"/>
+      <w:lvlText w:val="%8."/>
+      <w:lvlJc w:val="left"/>
+      <w:pPr>
+        <w:ind w:left="5760" w:hanging="360"/>
+      </w:pPr>
+    </w:lvl>
+    <w:lvl w:ilvl="8" w:tplc="FFFFFFFF" w:tentative="1">
+      <w:start w:val="1"/>
+      <w:numFmt w:val="lowerRoman"/>
+      <w:lvlText w:val="%9."/>
+      <w:lvlJc w:val="right"/>
+      <w:pPr>
+        <w:ind w:left="6480" w:hanging="180"/>
+      </w:pPr>
+    </w:lvl>
+  </w:abstractNum>
+  <w:abstractNum w:abstractNumId="5" w15:restartNumberingAfterBreak="0">
     <w:nsid w:val="0B29568F"/>
     <w:multiLevelType w:val="hybridMultilevel"/>
     <w:tmpl w:val="3D60F49E"/>
@@ -27847,7 +32801,7 @@
       </w:rPr>
     </w:lvl>
   </w:abstractNum>
-  <w:abstractNum w:abstractNumId="3" w15:restartNumberingAfterBreak="0">
+  <w:abstractNum w:abstractNumId="6" w15:restartNumberingAfterBreak="0">
     <w:nsid w:val="0BB00018"/>
     <w:multiLevelType w:val="hybridMultilevel"/>
     <w:tmpl w:val="817AA246"/>
@@ -27960,7 +32914,7 @@
       </w:rPr>
     </w:lvl>
   </w:abstractNum>
-  <w:abstractNum w:abstractNumId="4" w15:restartNumberingAfterBreak="0">
+  <w:abstractNum w:abstractNumId="7" w15:restartNumberingAfterBreak="0">
     <w:nsid w:val="0C5142B2"/>
     <w:multiLevelType w:val="hybridMultilevel"/>
     <w:tmpl w:val="C0D2EE98"/>
@@ -28073,7 +33027,7 @@
       </w:rPr>
     </w:lvl>
   </w:abstractNum>
-  <w:abstractNum w:abstractNumId="5" w15:restartNumberingAfterBreak="0">
+  <w:abstractNum w:abstractNumId="8" w15:restartNumberingAfterBreak="0">
     <w:nsid w:val="0E6F67AE"/>
     <w:multiLevelType w:val="hybridMultilevel"/>
     <w:tmpl w:val="A8D2016C"/>
@@ -28186,7 +33140,7 @@
       </w:rPr>
     </w:lvl>
   </w:abstractNum>
-  <w:abstractNum w:abstractNumId="6" w15:restartNumberingAfterBreak="0">
+  <w:abstractNum w:abstractNumId="9" w15:restartNumberingAfterBreak="0">
     <w:nsid w:val="0E7F6249"/>
     <w:multiLevelType w:val="hybridMultilevel"/>
     <w:tmpl w:val="CBD8984A"/>
@@ -28299,7 +33253,7 @@
       </w:rPr>
     </w:lvl>
   </w:abstractNum>
-  <w:abstractNum w:abstractNumId="7" w15:restartNumberingAfterBreak="0">
+  <w:abstractNum w:abstractNumId="10" w15:restartNumberingAfterBreak="0">
     <w:nsid w:val="111D36BF"/>
     <w:multiLevelType w:val="hybridMultilevel"/>
     <w:tmpl w:val="F41A0BCC"/>
@@ -28412,7 +33366,7 @@
       </w:rPr>
     </w:lvl>
   </w:abstractNum>
-  <w:abstractNum w:abstractNumId="8" w15:restartNumberingAfterBreak="0">
+  <w:abstractNum w:abstractNumId="11" w15:restartNumberingAfterBreak="0">
     <w:nsid w:val="13880B76"/>
     <w:multiLevelType w:val="hybridMultilevel"/>
     <w:tmpl w:val="3F364964"/>
@@ -28498,7 +33452,7 @@
       </w:pPr>
     </w:lvl>
   </w:abstractNum>
-  <w:abstractNum w:abstractNumId="9" w15:restartNumberingAfterBreak="0">
+  <w:abstractNum w:abstractNumId="12" w15:restartNumberingAfterBreak="0">
     <w:nsid w:val="155E6F24"/>
     <w:multiLevelType w:val="hybridMultilevel"/>
     <w:tmpl w:val="32A6616C"/>
@@ -28611,7 +33565,7 @@
       </w:rPr>
     </w:lvl>
   </w:abstractNum>
-  <w:abstractNum w:abstractNumId="10" w15:restartNumberingAfterBreak="0">
+  <w:abstractNum w:abstractNumId="13" w15:restartNumberingAfterBreak="0">
     <w:nsid w:val="15953AD1"/>
     <w:multiLevelType w:val="hybridMultilevel"/>
     <w:tmpl w:val="439628C6"/>
@@ -28724,7 +33678,7 @@
       </w:rPr>
     </w:lvl>
   </w:abstractNum>
-  <w:abstractNum w:abstractNumId="11" w15:restartNumberingAfterBreak="0">
+  <w:abstractNum w:abstractNumId="14" w15:restartNumberingAfterBreak="0">
     <w:nsid w:val="15B85632"/>
     <w:multiLevelType w:val="hybridMultilevel"/>
     <w:tmpl w:val="F57C4920"/>
@@ -28837,7 +33791,7 @@
       </w:rPr>
     </w:lvl>
   </w:abstractNum>
-  <w:abstractNum w:abstractNumId="12" w15:restartNumberingAfterBreak="0">
+  <w:abstractNum w:abstractNumId="15" w15:restartNumberingAfterBreak="0">
     <w:nsid w:val="17BF21CB"/>
     <w:multiLevelType w:val="hybridMultilevel"/>
     <w:tmpl w:val="66EE5994"/>
@@ -28950,7 +33904,7 @@
       </w:rPr>
     </w:lvl>
   </w:abstractNum>
-  <w:abstractNum w:abstractNumId="13" w15:restartNumberingAfterBreak="0">
+  <w:abstractNum w:abstractNumId="16" w15:restartNumberingAfterBreak="0">
     <w:nsid w:val="18E66562"/>
     <w:multiLevelType w:val="hybridMultilevel"/>
     <w:tmpl w:val="4FFC0668"/>
@@ -29063,7 +34017,7 @@
       </w:rPr>
     </w:lvl>
   </w:abstractNum>
-  <w:abstractNum w:abstractNumId="14" w15:restartNumberingAfterBreak="0">
+  <w:abstractNum w:abstractNumId="17" w15:restartNumberingAfterBreak="0">
     <w:nsid w:val="1ACB220E"/>
     <w:multiLevelType w:val="hybridMultilevel"/>
     <w:tmpl w:val="33EEBD56"/>
@@ -29149,7 +34103,206 @@
       </w:pPr>
     </w:lvl>
   </w:abstractNum>
-  <w:abstractNum w:abstractNumId="15" w15:restartNumberingAfterBreak="0">
+  <w:abstractNum w:abstractNumId="18" w15:restartNumberingAfterBreak="0">
+    <w:nsid w:val="1B745D8A"/>
+    <w:multiLevelType w:val="hybridMultilevel"/>
+    <w:tmpl w:val="A7A86536"/>
+    <w:lvl w:ilvl="0" w:tplc="04090001">
+      <w:start w:val="1"/>
+      <w:numFmt w:val="bullet"/>
+      <w:lvlText w:val=""/>
+      <w:lvlJc w:val="left"/>
+      <w:pPr>
+        <w:ind w:left="1080" w:hanging="360"/>
+      </w:pPr>
+      <w:rPr>
+        <w:rFonts w:ascii="Symbol" w:hAnsi="Symbol" w:hint="default"/>
+      </w:rPr>
+    </w:lvl>
+    <w:lvl w:ilvl="1" w:tplc="FFFFFFFF" w:tentative="1">
+      <w:start w:val="1"/>
+      <w:numFmt w:val="bullet"/>
+      <w:lvlText w:val="o"/>
+      <w:lvlJc w:val="left"/>
+      <w:pPr>
+        <w:ind w:left="1800" w:hanging="360"/>
+      </w:pPr>
+      <w:rPr>
+        <w:rFonts w:ascii="Courier New" w:hAnsi="Courier New" w:cs="Courier New" w:hint="default"/>
+      </w:rPr>
+    </w:lvl>
+    <w:lvl w:ilvl="2" w:tplc="FFFFFFFF" w:tentative="1">
+      <w:start w:val="1"/>
+      <w:numFmt w:val="bullet"/>
+      <w:lvlText w:val=""/>
+      <w:lvlJc w:val="left"/>
+      <w:pPr>
+        <w:ind w:left="2520" w:hanging="360"/>
+      </w:pPr>
+      <w:rPr>
+        <w:rFonts w:ascii="Wingdings" w:hAnsi="Wingdings" w:hint="default"/>
+      </w:rPr>
+    </w:lvl>
+    <w:lvl w:ilvl="3" w:tplc="FFFFFFFF" w:tentative="1">
+      <w:start w:val="1"/>
+      <w:numFmt w:val="bullet"/>
+      <w:lvlText w:val=""/>
+      <w:lvlJc w:val="left"/>
+      <w:pPr>
+        <w:ind w:left="3240" w:hanging="360"/>
+      </w:pPr>
+      <w:rPr>
+        <w:rFonts w:ascii="Symbol" w:hAnsi="Symbol" w:hint="default"/>
+      </w:rPr>
+    </w:lvl>
+    <w:lvl w:ilvl="4" w:tplc="FFFFFFFF" w:tentative="1">
+      <w:start w:val="1"/>
+      <w:numFmt w:val="bullet"/>
+      <w:lvlText w:val="o"/>
+      <w:lvlJc w:val="left"/>
+      <w:pPr>
+        <w:ind w:left="3960" w:hanging="360"/>
+      </w:pPr>
+      <w:rPr>
+        <w:rFonts w:ascii="Courier New" w:hAnsi="Courier New" w:cs="Courier New" w:hint="default"/>
+      </w:rPr>
+    </w:lvl>
+    <w:lvl w:ilvl="5" w:tplc="FFFFFFFF" w:tentative="1">
+      <w:start w:val="1"/>
+      <w:numFmt w:val="bullet"/>
+      <w:lvlText w:val=""/>
+      <w:lvlJc w:val="left"/>
+      <w:pPr>
+        <w:ind w:left="4680" w:hanging="360"/>
+      </w:pPr>
+      <w:rPr>
+        <w:rFonts w:ascii="Wingdings" w:hAnsi="Wingdings" w:hint="default"/>
+      </w:rPr>
+    </w:lvl>
+    <w:lvl w:ilvl="6" w:tplc="FFFFFFFF" w:tentative="1">
+      <w:start w:val="1"/>
+      <w:numFmt w:val="bullet"/>
+      <w:lvlText w:val=""/>
+      <w:lvlJc w:val="left"/>
+      <w:pPr>
+        <w:ind w:left="5400" w:hanging="360"/>
+      </w:pPr>
+      <w:rPr>
+        <w:rFonts w:ascii="Symbol" w:hAnsi="Symbol" w:hint="default"/>
+      </w:rPr>
+    </w:lvl>
+    <w:lvl w:ilvl="7" w:tplc="FFFFFFFF" w:tentative="1">
+      <w:start w:val="1"/>
+      <w:numFmt w:val="bullet"/>
+      <w:lvlText w:val="o"/>
+      <w:lvlJc w:val="left"/>
+      <w:pPr>
+        <w:ind w:left="6120" w:hanging="360"/>
+      </w:pPr>
+      <w:rPr>
+        <w:rFonts w:ascii="Courier New" w:hAnsi="Courier New" w:cs="Courier New" w:hint="default"/>
+      </w:rPr>
+    </w:lvl>
+    <w:lvl w:ilvl="8" w:tplc="FFFFFFFF" w:tentative="1">
+      <w:start w:val="1"/>
+      <w:numFmt w:val="bullet"/>
+      <w:lvlText w:val=""/>
+      <w:lvlJc w:val="left"/>
+      <w:pPr>
+        <w:ind w:left="6840" w:hanging="360"/>
+      </w:pPr>
+      <w:rPr>
+        <w:rFonts w:ascii="Wingdings" w:hAnsi="Wingdings" w:hint="default"/>
+      </w:rPr>
+    </w:lvl>
+  </w:abstractNum>
+  <w:abstractNum w:abstractNumId="19" w15:restartNumberingAfterBreak="0">
+    <w:nsid w:val="1C8558AA"/>
+    <w:multiLevelType w:val="hybridMultilevel"/>
+    <w:tmpl w:val="FFD2B6AE"/>
+    <w:lvl w:ilvl="0" w:tplc="0409000F">
+      <w:start w:val="1"/>
+      <w:numFmt w:val="decimal"/>
+      <w:lvlText w:val="%1."/>
+      <w:lvlJc w:val="left"/>
+      <w:pPr>
+        <w:ind w:left="1080" w:hanging="360"/>
+      </w:pPr>
+    </w:lvl>
+    <w:lvl w:ilvl="1" w:tplc="04090019" w:tentative="1">
+      <w:start w:val="1"/>
+      <w:numFmt w:val="lowerLetter"/>
+      <w:lvlText w:val="%2."/>
+      <w:lvlJc w:val="left"/>
+      <w:pPr>
+        <w:ind w:left="1800" w:hanging="360"/>
+      </w:pPr>
+    </w:lvl>
+    <w:lvl w:ilvl="2" w:tplc="0409001B" w:tentative="1">
+      <w:start w:val="1"/>
+      <w:numFmt w:val="lowerRoman"/>
+      <w:lvlText w:val="%3."/>
+      <w:lvlJc w:val="right"/>
+      <w:pPr>
+        <w:ind w:left="2520" w:hanging="180"/>
+      </w:pPr>
+    </w:lvl>
+    <w:lvl w:ilvl="3" w:tplc="0409000F" w:tentative="1">
+      <w:start w:val="1"/>
+      <w:numFmt w:val="decimal"/>
+      <w:lvlText w:val="%4."/>
+      <w:lvlJc w:val="left"/>
+      <w:pPr>
+        <w:ind w:left="3240" w:hanging="360"/>
+      </w:pPr>
+    </w:lvl>
+    <w:lvl w:ilvl="4" w:tplc="04090019" w:tentative="1">
+      <w:start w:val="1"/>
+      <w:numFmt w:val="lowerLetter"/>
+      <w:lvlText w:val="%5."/>
+      <w:lvlJc w:val="left"/>
+      <w:pPr>
+        <w:ind w:left="3960" w:hanging="360"/>
+      </w:pPr>
+    </w:lvl>
+    <w:lvl w:ilvl="5" w:tplc="0409001B" w:tentative="1">
+      <w:start w:val="1"/>
+      <w:numFmt w:val="lowerRoman"/>
+      <w:lvlText w:val="%6."/>
+      <w:lvlJc w:val="right"/>
+      <w:pPr>
+        <w:ind w:left="4680" w:hanging="180"/>
+      </w:pPr>
+    </w:lvl>
+    <w:lvl w:ilvl="6" w:tplc="0409000F" w:tentative="1">
+      <w:start w:val="1"/>
+      <w:numFmt w:val="decimal"/>
+      <w:lvlText w:val="%7."/>
+      <w:lvlJc w:val="left"/>
+      <w:pPr>
+        <w:ind w:left="5400" w:hanging="360"/>
+      </w:pPr>
+    </w:lvl>
+    <w:lvl w:ilvl="7" w:tplc="04090019" w:tentative="1">
+      <w:start w:val="1"/>
+      <w:numFmt w:val="lowerLetter"/>
+      <w:lvlText w:val="%8."/>
+      <w:lvlJc w:val="left"/>
+      <w:pPr>
+        <w:ind w:left="6120" w:hanging="360"/>
+      </w:pPr>
+    </w:lvl>
+    <w:lvl w:ilvl="8" w:tplc="0409001B" w:tentative="1">
+      <w:start w:val="1"/>
+      <w:numFmt w:val="lowerRoman"/>
+      <w:lvlText w:val="%9."/>
+      <w:lvlJc w:val="right"/>
+      <w:pPr>
+        <w:ind w:left="6840" w:hanging="180"/>
+      </w:pPr>
+    </w:lvl>
+  </w:abstractNum>
+  <w:abstractNum w:abstractNumId="20" w15:restartNumberingAfterBreak="0">
     <w:nsid w:val="1EE44C7E"/>
     <w:multiLevelType w:val="hybridMultilevel"/>
     <w:tmpl w:val="8ED033C4"/>
@@ -29262,7 +34415,7 @@
       </w:rPr>
     </w:lvl>
   </w:abstractNum>
-  <w:abstractNum w:abstractNumId="16" w15:restartNumberingAfterBreak="0">
+  <w:abstractNum w:abstractNumId="21" w15:restartNumberingAfterBreak="0">
     <w:nsid w:val="1F5402B7"/>
     <w:multiLevelType w:val="hybridMultilevel"/>
     <w:tmpl w:val="AE5685C2"/>
@@ -29375,7 +34528,7 @@
       </w:rPr>
     </w:lvl>
   </w:abstractNum>
-  <w:abstractNum w:abstractNumId="17" w15:restartNumberingAfterBreak="0">
+  <w:abstractNum w:abstractNumId="22" w15:restartNumberingAfterBreak="0">
     <w:nsid w:val="20D12F32"/>
     <w:multiLevelType w:val="hybridMultilevel"/>
     <w:tmpl w:val="AC50FC66"/>
@@ -29488,7 +34641,120 @@
       </w:rPr>
     </w:lvl>
   </w:abstractNum>
-  <w:abstractNum w:abstractNumId="18" w15:restartNumberingAfterBreak="0">
+  <w:abstractNum w:abstractNumId="23" w15:restartNumberingAfterBreak="0">
+    <w:nsid w:val="231A4FA8"/>
+    <w:multiLevelType w:val="hybridMultilevel"/>
+    <w:tmpl w:val="6D7C95D4"/>
+    <w:lvl w:ilvl="0" w:tplc="04090003">
+      <w:start w:val="1"/>
+      <w:numFmt w:val="bullet"/>
+      <w:lvlText w:val="o"/>
+      <w:lvlJc w:val="left"/>
+      <w:pPr>
+        <w:ind w:left="1080" w:hanging="360"/>
+      </w:pPr>
+      <w:rPr>
+        <w:rFonts w:ascii="Courier New" w:hAnsi="Courier New" w:cs="Courier New" w:hint="default"/>
+      </w:rPr>
+    </w:lvl>
+    <w:lvl w:ilvl="1" w:tplc="04090003" w:tentative="1">
+      <w:start w:val="1"/>
+      <w:numFmt w:val="bullet"/>
+      <w:lvlText w:val="o"/>
+      <w:lvlJc w:val="left"/>
+      <w:pPr>
+        <w:ind w:left="1800" w:hanging="360"/>
+      </w:pPr>
+      <w:rPr>
+        <w:rFonts w:ascii="Courier New" w:hAnsi="Courier New" w:cs="Courier New" w:hint="default"/>
+      </w:rPr>
+    </w:lvl>
+    <w:lvl w:ilvl="2" w:tplc="04090005" w:tentative="1">
+      <w:start w:val="1"/>
+      <w:numFmt w:val="bullet"/>
+      <w:lvlText w:val=""/>
+      <w:lvlJc w:val="left"/>
+      <w:pPr>
+        <w:ind w:left="2520" w:hanging="360"/>
+      </w:pPr>
+      <w:rPr>
+        <w:rFonts w:ascii="Wingdings" w:hAnsi="Wingdings" w:hint="default"/>
+      </w:rPr>
+    </w:lvl>
+    <w:lvl w:ilvl="3" w:tplc="04090001" w:tentative="1">
+      <w:start w:val="1"/>
+      <w:numFmt w:val="bullet"/>
+      <w:lvlText w:val=""/>
+      <w:lvlJc w:val="left"/>
+      <w:pPr>
+        <w:ind w:left="3240" w:hanging="360"/>
+      </w:pPr>
+      <w:rPr>
+        <w:rFonts w:ascii="Symbol" w:hAnsi="Symbol" w:hint="default"/>
+      </w:rPr>
+    </w:lvl>
+    <w:lvl w:ilvl="4" w:tplc="04090003" w:tentative="1">
+      <w:start w:val="1"/>
+      <w:numFmt w:val="bullet"/>
+      <w:lvlText w:val="o"/>
+      <w:lvlJc w:val="left"/>
+      <w:pPr>
+        <w:ind w:left="3960" w:hanging="360"/>
+      </w:pPr>
+      <w:rPr>
+        <w:rFonts w:ascii="Courier New" w:hAnsi="Courier New" w:cs="Courier New" w:hint="default"/>
+      </w:rPr>
+    </w:lvl>
+    <w:lvl w:ilvl="5" w:tplc="04090005" w:tentative="1">
+      <w:start w:val="1"/>
+      <w:numFmt w:val="bullet"/>
+      <w:lvlText w:val=""/>
+      <w:lvlJc w:val="left"/>
+      <w:pPr>
+        <w:ind w:left="4680" w:hanging="360"/>
+      </w:pPr>
+      <w:rPr>
+        <w:rFonts w:ascii="Wingdings" w:hAnsi="Wingdings" w:hint="default"/>
+      </w:rPr>
+    </w:lvl>
+    <w:lvl w:ilvl="6" w:tplc="04090001" w:tentative="1">
+      <w:start w:val="1"/>
+      <w:numFmt w:val="bullet"/>
+      <w:lvlText w:val=""/>
+      <w:lvlJc w:val="left"/>
+      <w:pPr>
+        <w:ind w:left="5400" w:hanging="360"/>
+      </w:pPr>
+      <w:rPr>
+        <w:rFonts w:ascii="Symbol" w:hAnsi="Symbol" w:hint="default"/>
+      </w:rPr>
+    </w:lvl>
+    <w:lvl w:ilvl="7" w:tplc="04090003" w:tentative="1">
+      <w:start w:val="1"/>
+      <w:numFmt w:val="bullet"/>
+      <w:lvlText w:val="o"/>
+      <w:lvlJc w:val="left"/>
+      <w:pPr>
+        <w:ind w:left="6120" w:hanging="360"/>
+      </w:pPr>
+      <w:rPr>
+        <w:rFonts w:ascii="Courier New" w:hAnsi="Courier New" w:cs="Courier New" w:hint="default"/>
+      </w:rPr>
+    </w:lvl>
+    <w:lvl w:ilvl="8" w:tplc="04090005" w:tentative="1">
+      <w:start w:val="1"/>
+      <w:numFmt w:val="bullet"/>
+      <w:lvlText w:val=""/>
+      <w:lvlJc w:val="left"/>
+      <w:pPr>
+        <w:ind w:left="6840" w:hanging="360"/>
+      </w:pPr>
+      <w:rPr>
+        <w:rFonts w:ascii="Wingdings" w:hAnsi="Wingdings" w:hint="default"/>
+      </w:rPr>
+    </w:lvl>
+  </w:abstractNum>
+  <w:abstractNum w:abstractNumId="24" w15:restartNumberingAfterBreak="0">
     <w:nsid w:val="27EB1B78"/>
     <w:multiLevelType w:val="hybridMultilevel"/>
     <w:tmpl w:val="14CE7D9C"/>
@@ -29601,7 +34867,7 @@
       </w:rPr>
     </w:lvl>
   </w:abstractNum>
-  <w:abstractNum w:abstractNumId="19" w15:restartNumberingAfterBreak="0">
+  <w:abstractNum w:abstractNumId="25" w15:restartNumberingAfterBreak="0">
     <w:nsid w:val="281E39CC"/>
     <w:multiLevelType w:val="hybridMultilevel"/>
     <w:tmpl w:val="2A988AF0"/>
@@ -29714,7 +34980,7 @@
       </w:rPr>
     </w:lvl>
   </w:abstractNum>
-  <w:abstractNum w:abstractNumId="20" w15:restartNumberingAfterBreak="0">
+  <w:abstractNum w:abstractNumId="26" w15:restartNumberingAfterBreak="0">
     <w:nsid w:val="28A44531"/>
     <w:multiLevelType w:val="hybridMultilevel"/>
     <w:tmpl w:val="6B0E9714"/>
@@ -29827,7 +35093,7 @@
       </w:rPr>
     </w:lvl>
   </w:abstractNum>
-  <w:abstractNum w:abstractNumId="21" w15:restartNumberingAfterBreak="0">
+  <w:abstractNum w:abstractNumId="27" w15:restartNumberingAfterBreak="0">
     <w:nsid w:val="29875317"/>
     <w:multiLevelType w:val="hybridMultilevel"/>
     <w:tmpl w:val="A29A7C28"/>
@@ -29940,7 +35206,7 @@
       </w:rPr>
     </w:lvl>
   </w:abstractNum>
-  <w:abstractNum w:abstractNumId="22" w15:restartNumberingAfterBreak="0">
+  <w:abstractNum w:abstractNumId="28" w15:restartNumberingAfterBreak="0">
     <w:nsid w:val="2A9718D8"/>
     <w:multiLevelType w:val="hybridMultilevel"/>
     <w:tmpl w:val="85B86FC8"/>
@@ -30053,7 +35319,7 @@
       </w:rPr>
     </w:lvl>
   </w:abstractNum>
-  <w:abstractNum w:abstractNumId="23" w15:restartNumberingAfterBreak="0">
+  <w:abstractNum w:abstractNumId="29" w15:restartNumberingAfterBreak="0">
     <w:nsid w:val="2AC5126E"/>
     <w:multiLevelType w:val="hybridMultilevel"/>
     <w:tmpl w:val="08E23798"/>
@@ -30166,7 +35432,7 @@
       </w:rPr>
     </w:lvl>
   </w:abstractNum>
-  <w:abstractNum w:abstractNumId="24" w15:restartNumberingAfterBreak="0">
+  <w:abstractNum w:abstractNumId="30" w15:restartNumberingAfterBreak="0">
     <w:nsid w:val="2AD73195"/>
     <w:multiLevelType w:val="hybridMultilevel"/>
     <w:tmpl w:val="D158BFDC"/>
@@ -30279,7 +35545,7 @@
       </w:rPr>
     </w:lvl>
   </w:abstractNum>
-  <w:abstractNum w:abstractNumId="25" w15:restartNumberingAfterBreak="0">
+  <w:abstractNum w:abstractNumId="31" w15:restartNumberingAfterBreak="0">
     <w:nsid w:val="2B29702A"/>
     <w:multiLevelType w:val="hybridMultilevel"/>
     <w:tmpl w:val="B0E4869E"/>
@@ -30392,7 +35658,96 @@
       </w:rPr>
     </w:lvl>
   </w:abstractNum>
-  <w:abstractNum w:abstractNumId="26" w15:restartNumberingAfterBreak="0">
+  <w:abstractNum w:abstractNumId="32" w15:restartNumberingAfterBreak="0">
+    <w:nsid w:val="2CF73548"/>
+    <w:multiLevelType w:val="hybridMultilevel"/>
+    <w:tmpl w:val="E57A1150"/>
+    <w:lvl w:ilvl="0" w:tplc="0409000F">
+      <w:start w:val="1"/>
+      <w:numFmt w:val="decimal"/>
+      <w:lvlText w:val="%1."/>
+      <w:lvlJc w:val="left"/>
+      <w:pPr>
+        <w:ind w:left="720" w:hanging="360"/>
+      </w:pPr>
+      <w:rPr>
+        <w:rFonts w:hint="default"/>
+      </w:rPr>
+    </w:lvl>
+    <w:lvl w:ilvl="1" w:tplc="04090019" w:tentative="1">
+      <w:start w:val="1"/>
+      <w:numFmt w:val="lowerLetter"/>
+      <w:lvlText w:val="%2."/>
+      <w:lvlJc w:val="left"/>
+      <w:pPr>
+        <w:ind w:left="1440" w:hanging="360"/>
+      </w:pPr>
+    </w:lvl>
+    <w:lvl w:ilvl="2" w:tplc="0409001B" w:tentative="1">
+      <w:start w:val="1"/>
+      <w:numFmt w:val="lowerRoman"/>
+      <w:lvlText w:val="%3."/>
+      <w:lvlJc w:val="right"/>
+      <w:pPr>
+        <w:ind w:left="2160" w:hanging="180"/>
+      </w:pPr>
+    </w:lvl>
+    <w:lvl w:ilvl="3" w:tplc="0409000F" w:tentative="1">
+      <w:start w:val="1"/>
+      <w:numFmt w:val="decimal"/>
+      <w:lvlText w:val="%4."/>
+      <w:lvlJc w:val="left"/>
+      <w:pPr>
+        <w:ind w:left="2880" w:hanging="360"/>
+      </w:pPr>
+    </w:lvl>
+    <w:lvl w:ilvl="4" w:tplc="04090019" w:tentative="1">
+      <w:start w:val="1"/>
+      <w:numFmt w:val="lowerLetter"/>
+      <w:lvlText w:val="%5."/>
+      <w:lvlJc w:val="left"/>
+      <w:pPr>
+        <w:ind w:left="3600" w:hanging="360"/>
+      </w:pPr>
+    </w:lvl>
+    <w:lvl w:ilvl="5" w:tplc="0409001B" w:tentative="1">
+      <w:start w:val="1"/>
+      <w:numFmt w:val="lowerRoman"/>
+      <w:lvlText w:val="%6."/>
+      <w:lvlJc w:val="right"/>
+      <w:pPr>
+        <w:ind w:left="4320" w:hanging="180"/>
+      </w:pPr>
+    </w:lvl>
+    <w:lvl w:ilvl="6" w:tplc="0409000F" w:tentative="1">
+      <w:start w:val="1"/>
+      <w:numFmt w:val="decimal"/>
+      <w:lvlText w:val="%7."/>
+      <w:lvlJc w:val="left"/>
+      <w:pPr>
+        <w:ind w:left="5040" w:hanging="360"/>
+      </w:pPr>
+    </w:lvl>
+    <w:lvl w:ilvl="7" w:tplc="04090019" w:tentative="1">
+      <w:start w:val="1"/>
+      <w:numFmt w:val="lowerLetter"/>
+      <w:lvlText w:val="%8."/>
+      <w:lvlJc w:val="left"/>
+      <w:pPr>
+        <w:ind w:left="5760" w:hanging="360"/>
+      </w:pPr>
+    </w:lvl>
+    <w:lvl w:ilvl="8" w:tplc="0409001B" w:tentative="1">
+      <w:start w:val="1"/>
+      <w:numFmt w:val="lowerRoman"/>
+      <w:lvlText w:val="%9."/>
+      <w:lvlJc w:val="right"/>
+      <w:pPr>
+        <w:ind w:left="6480" w:hanging="180"/>
+      </w:pPr>
+    </w:lvl>
+  </w:abstractNum>
+  <w:abstractNum w:abstractNumId="33" w15:restartNumberingAfterBreak="0">
     <w:nsid w:val="311E7DC7"/>
     <w:multiLevelType w:val="hybridMultilevel"/>
     <w:tmpl w:val="11D0CBCA"/>
@@ -30505,7 +35860,179 @@
       </w:rPr>
     </w:lvl>
   </w:abstractNum>
-  <w:abstractNum w:abstractNumId="27" w15:restartNumberingAfterBreak="0">
+  <w:abstractNum w:abstractNumId="34" w15:restartNumberingAfterBreak="0">
+    <w:nsid w:val="33C720FF"/>
+    <w:multiLevelType w:val="hybridMultilevel"/>
+    <w:tmpl w:val="FB6AD51C"/>
+    <w:lvl w:ilvl="0" w:tplc="0409000F">
+      <w:start w:val="1"/>
+      <w:numFmt w:val="decimal"/>
+      <w:lvlText w:val="%1."/>
+      <w:lvlJc w:val="left"/>
+      <w:pPr>
+        <w:ind w:left="1080" w:hanging="360"/>
+      </w:pPr>
+    </w:lvl>
+    <w:lvl w:ilvl="1" w:tplc="04090019" w:tentative="1">
+      <w:start w:val="1"/>
+      <w:numFmt w:val="lowerLetter"/>
+      <w:lvlText w:val="%2."/>
+      <w:lvlJc w:val="left"/>
+      <w:pPr>
+        <w:ind w:left="1800" w:hanging="360"/>
+      </w:pPr>
+    </w:lvl>
+    <w:lvl w:ilvl="2" w:tplc="0409001B" w:tentative="1">
+      <w:start w:val="1"/>
+      <w:numFmt w:val="lowerRoman"/>
+      <w:lvlText w:val="%3."/>
+      <w:lvlJc w:val="right"/>
+      <w:pPr>
+        <w:ind w:left="2520" w:hanging="180"/>
+      </w:pPr>
+    </w:lvl>
+    <w:lvl w:ilvl="3" w:tplc="0409000F" w:tentative="1">
+      <w:start w:val="1"/>
+      <w:numFmt w:val="decimal"/>
+      <w:lvlText w:val="%4."/>
+      <w:lvlJc w:val="left"/>
+      <w:pPr>
+        <w:ind w:left="3240" w:hanging="360"/>
+      </w:pPr>
+    </w:lvl>
+    <w:lvl w:ilvl="4" w:tplc="04090019" w:tentative="1">
+      <w:start w:val="1"/>
+      <w:numFmt w:val="lowerLetter"/>
+      <w:lvlText w:val="%5."/>
+      <w:lvlJc w:val="left"/>
+      <w:pPr>
+        <w:ind w:left="3960" w:hanging="360"/>
+      </w:pPr>
+    </w:lvl>
+    <w:lvl w:ilvl="5" w:tplc="0409001B" w:tentative="1">
+      <w:start w:val="1"/>
+      <w:numFmt w:val="lowerRoman"/>
+      <w:lvlText w:val="%6."/>
+      <w:lvlJc w:val="right"/>
+      <w:pPr>
+        <w:ind w:left="4680" w:hanging="180"/>
+      </w:pPr>
+    </w:lvl>
+    <w:lvl w:ilvl="6" w:tplc="0409000F" w:tentative="1">
+      <w:start w:val="1"/>
+      <w:numFmt w:val="decimal"/>
+      <w:lvlText w:val="%7."/>
+      <w:lvlJc w:val="left"/>
+      <w:pPr>
+        <w:ind w:left="5400" w:hanging="360"/>
+      </w:pPr>
+    </w:lvl>
+    <w:lvl w:ilvl="7" w:tplc="04090019" w:tentative="1">
+      <w:start w:val="1"/>
+      <w:numFmt w:val="lowerLetter"/>
+      <w:lvlText w:val="%8."/>
+      <w:lvlJc w:val="left"/>
+      <w:pPr>
+        <w:ind w:left="6120" w:hanging="360"/>
+      </w:pPr>
+    </w:lvl>
+    <w:lvl w:ilvl="8" w:tplc="0409001B" w:tentative="1">
+      <w:start w:val="1"/>
+      <w:numFmt w:val="lowerRoman"/>
+      <w:lvlText w:val="%9."/>
+      <w:lvlJc w:val="right"/>
+      <w:pPr>
+        <w:ind w:left="6840" w:hanging="180"/>
+      </w:pPr>
+    </w:lvl>
+  </w:abstractNum>
+  <w:abstractNum w:abstractNumId="35" w15:restartNumberingAfterBreak="0">
+    <w:nsid w:val="34C24745"/>
+    <w:multiLevelType w:val="hybridMultilevel"/>
+    <w:tmpl w:val="7F4C00AC"/>
+    <w:lvl w:ilvl="0" w:tplc="FFFFFFFF">
+      <w:start w:val="1"/>
+      <w:numFmt w:val="decimal"/>
+      <w:lvlText w:val="%1."/>
+      <w:lvlJc w:val="left"/>
+      <w:pPr>
+        <w:ind w:left="1080" w:hanging="360"/>
+      </w:pPr>
+    </w:lvl>
+    <w:lvl w:ilvl="1" w:tplc="FFFFFFFF" w:tentative="1">
+      <w:start w:val="1"/>
+      <w:numFmt w:val="lowerLetter"/>
+      <w:lvlText w:val="%2."/>
+      <w:lvlJc w:val="left"/>
+      <w:pPr>
+        <w:ind w:left="1800" w:hanging="360"/>
+      </w:pPr>
+    </w:lvl>
+    <w:lvl w:ilvl="2" w:tplc="FFFFFFFF" w:tentative="1">
+      <w:start w:val="1"/>
+      <w:numFmt w:val="lowerRoman"/>
+      <w:lvlText w:val="%3."/>
+      <w:lvlJc w:val="right"/>
+      <w:pPr>
+        <w:ind w:left="2520" w:hanging="180"/>
+      </w:pPr>
+    </w:lvl>
+    <w:lvl w:ilvl="3" w:tplc="FFFFFFFF" w:tentative="1">
+      <w:start w:val="1"/>
+      <w:numFmt w:val="decimal"/>
+      <w:lvlText w:val="%4."/>
+      <w:lvlJc w:val="left"/>
+      <w:pPr>
+        <w:ind w:left="3240" w:hanging="360"/>
+      </w:pPr>
+    </w:lvl>
+    <w:lvl w:ilvl="4" w:tplc="FFFFFFFF" w:tentative="1">
+      <w:start w:val="1"/>
+      <w:numFmt w:val="lowerLetter"/>
+      <w:lvlText w:val="%5."/>
+      <w:lvlJc w:val="left"/>
+      <w:pPr>
+        <w:ind w:left="3960" w:hanging="360"/>
+      </w:pPr>
+    </w:lvl>
+    <w:lvl w:ilvl="5" w:tplc="FFFFFFFF" w:tentative="1">
+      <w:start w:val="1"/>
+      <w:numFmt w:val="lowerRoman"/>
+      <w:lvlText w:val="%6."/>
+      <w:lvlJc w:val="right"/>
+      <w:pPr>
+        <w:ind w:left="4680" w:hanging="180"/>
+      </w:pPr>
+    </w:lvl>
+    <w:lvl w:ilvl="6" w:tplc="FFFFFFFF" w:tentative="1">
+      <w:start w:val="1"/>
+      <w:numFmt w:val="decimal"/>
+      <w:lvlText w:val="%7."/>
+      <w:lvlJc w:val="left"/>
+      <w:pPr>
+        <w:ind w:left="5400" w:hanging="360"/>
+      </w:pPr>
+    </w:lvl>
+    <w:lvl w:ilvl="7" w:tplc="FFFFFFFF" w:tentative="1">
+      <w:start w:val="1"/>
+      <w:numFmt w:val="lowerLetter"/>
+      <w:lvlText w:val="%8."/>
+      <w:lvlJc w:val="left"/>
+      <w:pPr>
+        <w:ind w:left="6120" w:hanging="360"/>
+      </w:pPr>
+    </w:lvl>
+    <w:lvl w:ilvl="8" w:tplc="FFFFFFFF" w:tentative="1">
+      <w:start w:val="1"/>
+      <w:numFmt w:val="lowerRoman"/>
+      <w:lvlText w:val="%9."/>
+      <w:lvlJc w:val="right"/>
+      <w:pPr>
+        <w:ind w:left="6840" w:hanging="180"/>
+      </w:pPr>
+    </w:lvl>
+  </w:abstractNum>
+  <w:abstractNum w:abstractNumId="36" w15:restartNumberingAfterBreak="0">
     <w:nsid w:val="3534454C"/>
     <w:multiLevelType w:val="hybridMultilevel"/>
     <w:tmpl w:val="5B763AF4"/>
@@ -30618,7 +36145,7 @@
       </w:rPr>
     </w:lvl>
   </w:abstractNum>
-  <w:abstractNum w:abstractNumId="28" w15:restartNumberingAfterBreak="0">
+  <w:abstractNum w:abstractNumId="37" w15:restartNumberingAfterBreak="0">
     <w:nsid w:val="35AD7BDC"/>
     <w:multiLevelType w:val="hybridMultilevel"/>
     <w:tmpl w:val="6BB690F2"/>
@@ -30731,7 +36258,120 @@
       </w:rPr>
     </w:lvl>
   </w:abstractNum>
-  <w:abstractNum w:abstractNumId="29" w15:restartNumberingAfterBreak="0">
+  <w:abstractNum w:abstractNumId="38" w15:restartNumberingAfterBreak="0">
+    <w:nsid w:val="38DD4513"/>
+    <w:multiLevelType w:val="hybridMultilevel"/>
+    <w:tmpl w:val="5BB6D536"/>
+    <w:lvl w:ilvl="0" w:tplc="04090003">
+      <w:start w:val="1"/>
+      <w:numFmt w:val="bullet"/>
+      <w:lvlText w:val="o"/>
+      <w:lvlJc w:val="left"/>
+      <w:pPr>
+        <w:ind w:left="720" w:hanging="360"/>
+      </w:pPr>
+      <w:rPr>
+        <w:rFonts w:ascii="Courier New" w:hAnsi="Courier New" w:cs="Courier New" w:hint="default"/>
+      </w:rPr>
+    </w:lvl>
+    <w:lvl w:ilvl="1" w:tplc="04090003" w:tentative="1">
+      <w:start w:val="1"/>
+      <w:numFmt w:val="bullet"/>
+      <w:lvlText w:val="o"/>
+      <w:lvlJc w:val="left"/>
+      <w:pPr>
+        <w:ind w:left="1440" w:hanging="360"/>
+      </w:pPr>
+      <w:rPr>
+        <w:rFonts w:ascii="Courier New" w:hAnsi="Courier New" w:cs="Courier New" w:hint="default"/>
+      </w:rPr>
+    </w:lvl>
+    <w:lvl w:ilvl="2" w:tplc="04090005" w:tentative="1">
+      <w:start w:val="1"/>
+      <w:numFmt w:val="bullet"/>
+      <w:lvlText w:val=""/>
+      <w:lvlJc w:val="left"/>
+      <w:pPr>
+        <w:ind w:left="2160" w:hanging="360"/>
+      </w:pPr>
+      <w:rPr>
+        <w:rFonts w:ascii="Wingdings" w:hAnsi="Wingdings" w:hint="default"/>
+      </w:rPr>
+    </w:lvl>
+    <w:lvl w:ilvl="3" w:tplc="04090001" w:tentative="1">
+      <w:start w:val="1"/>
+      <w:numFmt w:val="bullet"/>
+      <w:lvlText w:val=""/>
+      <w:lvlJc w:val="left"/>
+      <w:pPr>
+        <w:ind w:left="2880" w:hanging="360"/>
+      </w:pPr>
+      <w:rPr>
+        <w:rFonts w:ascii="Symbol" w:hAnsi="Symbol" w:hint="default"/>
+      </w:rPr>
+    </w:lvl>
+    <w:lvl w:ilvl="4" w:tplc="04090003" w:tentative="1">
+      <w:start w:val="1"/>
+      <w:numFmt w:val="bullet"/>
+      <w:lvlText w:val="o"/>
+      <w:lvlJc w:val="left"/>
+      <w:pPr>
+        <w:ind w:left="3600" w:hanging="360"/>
+      </w:pPr>
+      <w:rPr>
+        <w:rFonts w:ascii="Courier New" w:hAnsi="Courier New" w:cs="Courier New" w:hint="default"/>
+      </w:rPr>
+    </w:lvl>
+    <w:lvl w:ilvl="5" w:tplc="04090005" w:tentative="1">
+      <w:start w:val="1"/>
+      <w:numFmt w:val="bullet"/>
+      <w:lvlText w:val=""/>
+      <w:lvlJc w:val="left"/>
+      <w:pPr>
+        <w:ind w:left="4320" w:hanging="360"/>
+      </w:pPr>
+      <w:rPr>
+        <w:rFonts w:ascii="Wingdings" w:hAnsi="Wingdings" w:hint="default"/>
+      </w:rPr>
+    </w:lvl>
+    <w:lvl w:ilvl="6" w:tplc="04090001" w:tentative="1">
+      <w:start w:val="1"/>
+      <w:numFmt w:val="bullet"/>
+      <w:lvlText w:val=""/>
+      <w:lvlJc w:val="left"/>
+      <w:pPr>
+        <w:ind w:left="5040" w:hanging="360"/>
+      </w:pPr>
+      <w:rPr>
+        <w:rFonts w:ascii="Symbol" w:hAnsi="Symbol" w:hint="default"/>
+      </w:rPr>
+    </w:lvl>
+    <w:lvl w:ilvl="7" w:tplc="04090003" w:tentative="1">
+      <w:start w:val="1"/>
+      <w:numFmt w:val="bullet"/>
+      <w:lvlText w:val="o"/>
+      <w:lvlJc w:val="left"/>
+      <w:pPr>
+        <w:ind w:left="5760" w:hanging="360"/>
+      </w:pPr>
+      <w:rPr>
+        <w:rFonts w:ascii="Courier New" w:hAnsi="Courier New" w:cs="Courier New" w:hint="default"/>
+      </w:rPr>
+    </w:lvl>
+    <w:lvl w:ilvl="8" w:tplc="04090005" w:tentative="1">
+      <w:start w:val="1"/>
+      <w:numFmt w:val="bullet"/>
+      <w:lvlText w:val=""/>
+      <w:lvlJc w:val="left"/>
+      <w:pPr>
+        <w:ind w:left="6480" w:hanging="360"/>
+      </w:pPr>
+      <w:rPr>
+        <w:rFonts w:ascii="Wingdings" w:hAnsi="Wingdings" w:hint="default"/>
+      </w:rPr>
+    </w:lvl>
+  </w:abstractNum>
+  <w:abstractNum w:abstractNumId="39" w15:restartNumberingAfterBreak="0">
     <w:nsid w:val="3A230095"/>
     <w:multiLevelType w:val="hybridMultilevel"/>
     <w:tmpl w:val="6A42D652"/>
@@ -30844,7 +36484,7 @@
       </w:rPr>
     </w:lvl>
   </w:abstractNum>
-  <w:abstractNum w:abstractNumId="30" w15:restartNumberingAfterBreak="0">
+  <w:abstractNum w:abstractNumId="40" w15:restartNumberingAfterBreak="0">
     <w:nsid w:val="41970DA0"/>
     <w:multiLevelType w:val="hybridMultilevel"/>
     <w:tmpl w:val="D59E946C"/>
@@ -30957,7 +36597,7 @@
       </w:rPr>
     </w:lvl>
   </w:abstractNum>
-  <w:abstractNum w:abstractNumId="31" w15:restartNumberingAfterBreak="0">
+  <w:abstractNum w:abstractNumId="41" w15:restartNumberingAfterBreak="0">
     <w:nsid w:val="42463F96"/>
     <w:multiLevelType w:val="hybridMultilevel"/>
     <w:tmpl w:val="38D6BD6C"/>
@@ -31070,7 +36710,120 @@
       </w:rPr>
     </w:lvl>
   </w:abstractNum>
-  <w:abstractNum w:abstractNumId="32" w15:restartNumberingAfterBreak="0">
+  <w:abstractNum w:abstractNumId="42" w15:restartNumberingAfterBreak="0">
+    <w:nsid w:val="425B6F8A"/>
+    <w:multiLevelType w:val="hybridMultilevel"/>
+    <w:tmpl w:val="8FCC3002"/>
+    <w:lvl w:ilvl="0" w:tplc="0409000D">
+      <w:start w:val="1"/>
+      <w:numFmt w:val="bullet"/>
+      <w:lvlText w:val=""/>
+      <w:lvlJc w:val="left"/>
+      <w:pPr>
+        <w:ind w:left="720" w:hanging="360"/>
+      </w:pPr>
+      <w:rPr>
+        <w:rFonts w:ascii="Wingdings" w:hAnsi="Wingdings" w:hint="default"/>
+      </w:rPr>
+    </w:lvl>
+    <w:lvl w:ilvl="1" w:tplc="04090003" w:tentative="1">
+      <w:start w:val="1"/>
+      <w:numFmt w:val="bullet"/>
+      <w:lvlText w:val="o"/>
+      <w:lvlJc w:val="left"/>
+      <w:pPr>
+        <w:ind w:left="1440" w:hanging="360"/>
+      </w:pPr>
+      <w:rPr>
+        <w:rFonts w:ascii="Courier New" w:hAnsi="Courier New" w:cs="Courier New" w:hint="default"/>
+      </w:rPr>
+    </w:lvl>
+    <w:lvl w:ilvl="2" w:tplc="04090005" w:tentative="1">
+      <w:start w:val="1"/>
+      <w:numFmt w:val="bullet"/>
+      <w:lvlText w:val=""/>
+      <w:lvlJc w:val="left"/>
+      <w:pPr>
+        <w:ind w:left="2160" w:hanging="360"/>
+      </w:pPr>
+      <w:rPr>
+        <w:rFonts w:ascii="Wingdings" w:hAnsi="Wingdings" w:hint="default"/>
+      </w:rPr>
+    </w:lvl>
+    <w:lvl w:ilvl="3" w:tplc="04090001" w:tentative="1">
+      <w:start w:val="1"/>
+      <w:numFmt w:val="bullet"/>
+      <w:lvlText w:val=""/>
+      <w:lvlJc w:val="left"/>
+      <w:pPr>
+        <w:ind w:left="2880" w:hanging="360"/>
+      </w:pPr>
+      <w:rPr>
+        <w:rFonts w:ascii="Symbol" w:hAnsi="Symbol" w:hint="default"/>
+      </w:rPr>
+    </w:lvl>
+    <w:lvl w:ilvl="4" w:tplc="04090003" w:tentative="1">
+      <w:start w:val="1"/>
+      <w:numFmt w:val="bullet"/>
+      <w:lvlText w:val="o"/>
+      <w:lvlJc w:val="left"/>
+      <w:pPr>
+        <w:ind w:left="3600" w:hanging="360"/>
+      </w:pPr>
+      <w:rPr>
+        <w:rFonts w:ascii="Courier New" w:hAnsi="Courier New" w:cs="Courier New" w:hint="default"/>
+      </w:rPr>
+    </w:lvl>
+    <w:lvl w:ilvl="5" w:tplc="04090005" w:tentative="1">
+      <w:start w:val="1"/>
+      <w:numFmt w:val="bullet"/>
+      <w:lvlText w:val=""/>
+      <w:lvlJc w:val="left"/>
+      <w:pPr>
+        <w:ind w:left="4320" w:hanging="360"/>
+      </w:pPr>
+      <w:rPr>
+        <w:rFonts w:ascii="Wingdings" w:hAnsi="Wingdings" w:hint="default"/>
+      </w:rPr>
+    </w:lvl>
+    <w:lvl w:ilvl="6" w:tplc="04090001" w:tentative="1">
+      <w:start w:val="1"/>
+      <w:numFmt w:val="bullet"/>
+      <w:lvlText w:val=""/>
+      <w:lvlJc w:val="left"/>
+      <w:pPr>
+        <w:ind w:left="5040" w:hanging="360"/>
+      </w:pPr>
+      <w:rPr>
+        <w:rFonts w:ascii="Symbol" w:hAnsi="Symbol" w:hint="default"/>
+      </w:rPr>
+    </w:lvl>
+    <w:lvl w:ilvl="7" w:tplc="04090003" w:tentative="1">
+      <w:start w:val="1"/>
+      <w:numFmt w:val="bullet"/>
+      <w:lvlText w:val="o"/>
+      <w:lvlJc w:val="left"/>
+      <w:pPr>
+        <w:ind w:left="5760" w:hanging="360"/>
+      </w:pPr>
+      <w:rPr>
+        <w:rFonts w:ascii="Courier New" w:hAnsi="Courier New" w:cs="Courier New" w:hint="default"/>
+      </w:rPr>
+    </w:lvl>
+    <w:lvl w:ilvl="8" w:tplc="04090005" w:tentative="1">
+      <w:start w:val="1"/>
+      <w:numFmt w:val="bullet"/>
+      <w:lvlText w:val=""/>
+      <w:lvlJc w:val="left"/>
+      <w:pPr>
+        <w:ind w:left="6480" w:hanging="360"/>
+      </w:pPr>
+      <w:rPr>
+        <w:rFonts w:ascii="Wingdings" w:hAnsi="Wingdings" w:hint="default"/>
+      </w:rPr>
+    </w:lvl>
+  </w:abstractNum>
+  <w:abstractNum w:abstractNumId="43" w15:restartNumberingAfterBreak="0">
     <w:nsid w:val="42A505FD"/>
     <w:multiLevelType w:val="hybridMultilevel"/>
     <w:tmpl w:val="E8EAEB5E"/>
@@ -31183,7 +36936,7 @@
       </w:rPr>
     </w:lvl>
   </w:abstractNum>
-  <w:abstractNum w:abstractNumId="33" w15:restartNumberingAfterBreak="0">
+  <w:abstractNum w:abstractNumId="44" w15:restartNumberingAfterBreak="0">
     <w:nsid w:val="43B52752"/>
     <w:multiLevelType w:val="hybridMultilevel"/>
     <w:tmpl w:val="1966D71C"/>
@@ -31296,7 +37049,7 @@
       </w:rPr>
     </w:lvl>
   </w:abstractNum>
-  <w:abstractNum w:abstractNumId="34" w15:restartNumberingAfterBreak="0">
+  <w:abstractNum w:abstractNumId="45" w15:restartNumberingAfterBreak="0">
     <w:nsid w:val="43EB530A"/>
     <w:multiLevelType w:val="hybridMultilevel"/>
     <w:tmpl w:val="F972431E"/>
@@ -31382,7 +37135,7 @@
       </w:pPr>
     </w:lvl>
   </w:abstractNum>
-  <w:abstractNum w:abstractNumId="35" w15:restartNumberingAfterBreak="0">
+  <w:abstractNum w:abstractNumId="46" w15:restartNumberingAfterBreak="0">
     <w:nsid w:val="45AF7C35"/>
     <w:multiLevelType w:val="hybridMultilevel"/>
     <w:tmpl w:val="8772944E"/>
@@ -31495,7 +37248,93 @@
       </w:rPr>
     </w:lvl>
   </w:abstractNum>
-  <w:abstractNum w:abstractNumId="36" w15:restartNumberingAfterBreak="0">
+  <w:abstractNum w:abstractNumId="47" w15:restartNumberingAfterBreak="0">
+    <w:nsid w:val="46CC4484"/>
+    <w:multiLevelType w:val="hybridMultilevel"/>
+    <w:tmpl w:val="7F4C00AC"/>
+    <w:lvl w:ilvl="0" w:tplc="0409000F">
+      <w:start w:val="1"/>
+      <w:numFmt w:val="decimal"/>
+      <w:lvlText w:val="%1."/>
+      <w:lvlJc w:val="left"/>
+      <w:pPr>
+        <w:ind w:left="1080" w:hanging="360"/>
+      </w:pPr>
+    </w:lvl>
+    <w:lvl w:ilvl="1" w:tplc="04090019" w:tentative="1">
+      <w:start w:val="1"/>
+      <w:numFmt w:val="lowerLetter"/>
+      <w:lvlText w:val="%2."/>
+      <w:lvlJc w:val="left"/>
+      <w:pPr>
+        <w:ind w:left="1800" w:hanging="360"/>
+      </w:pPr>
+    </w:lvl>
+    <w:lvl w:ilvl="2" w:tplc="0409001B" w:tentative="1">
+      <w:start w:val="1"/>
+      <w:numFmt w:val="lowerRoman"/>
+      <w:lvlText w:val="%3."/>
+      <w:lvlJc w:val="right"/>
+      <w:pPr>
+        <w:ind w:left="2520" w:hanging="180"/>
+      </w:pPr>
+    </w:lvl>
+    <w:lvl w:ilvl="3" w:tplc="0409000F" w:tentative="1">
+      <w:start w:val="1"/>
+      <w:numFmt w:val="decimal"/>
+      <w:lvlText w:val="%4."/>
+      <w:lvlJc w:val="left"/>
+      <w:pPr>
+        <w:ind w:left="3240" w:hanging="360"/>
+      </w:pPr>
+    </w:lvl>
+    <w:lvl w:ilvl="4" w:tplc="04090019" w:tentative="1">
+      <w:start w:val="1"/>
+      <w:numFmt w:val="lowerLetter"/>
+      <w:lvlText w:val="%5."/>
+      <w:lvlJc w:val="left"/>
+      <w:pPr>
+        <w:ind w:left="3960" w:hanging="360"/>
+      </w:pPr>
+    </w:lvl>
+    <w:lvl w:ilvl="5" w:tplc="0409001B" w:tentative="1">
+      <w:start w:val="1"/>
+      <w:numFmt w:val="lowerRoman"/>
+      <w:lvlText w:val="%6."/>
+      <w:lvlJc w:val="right"/>
+      <w:pPr>
+        <w:ind w:left="4680" w:hanging="180"/>
+      </w:pPr>
+    </w:lvl>
+    <w:lvl w:ilvl="6" w:tplc="0409000F" w:tentative="1">
+      <w:start w:val="1"/>
+      <w:numFmt w:val="decimal"/>
+      <w:lvlText w:val="%7."/>
+      <w:lvlJc w:val="left"/>
+      <w:pPr>
+        <w:ind w:left="5400" w:hanging="360"/>
+      </w:pPr>
+    </w:lvl>
+    <w:lvl w:ilvl="7" w:tplc="04090019" w:tentative="1">
+      <w:start w:val="1"/>
+      <w:numFmt w:val="lowerLetter"/>
+      <w:lvlText w:val="%8."/>
+      <w:lvlJc w:val="left"/>
+      <w:pPr>
+        <w:ind w:left="6120" w:hanging="360"/>
+      </w:pPr>
+    </w:lvl>
+    <w:lvl w:ilvl="8" w:tplc="0409001B" w:tentative="1">
+      <w:start w:val="1"/>
+      <w:numFmt w:val="lowerRoman"/>
+      <w:lvlText w:val="%9."/>
+      <w:lvlJc w:val="right"/>
+      <w:pPr>
+        <w:ind w:left="6840" w:hanging="180"/>
+      </w:pPr>
+    </w:lvl>
+  </w:abstractNum>
+  <w:abstractNum w:abstractNumId="48" w15:restartNumberingAfterBreak="0">
     <w:nsid w:val="4A6F36B3"/>
     <w:multiLevelType w:val="hybridMultilevel"/>
     <w:tmpl w:val="65F039F8"/>
@@ -31608,7 +37447,7 @@
       </w:rPr>
     </w:lvl>
   </w:abstractNum>
-  <w:abstractNum w:abstractNumId="37" w15:restartNumberingAfterBreak="0">
+  <w:abstractNum w:abstractNumId="49" w15:restartNumberingAfterBreak="0">
     <w:nsid w:val="4ACB1AC3"/>
     <w:multiLevelType w:val="hybridMultilevel"/>
     <w:tmpl w:val="D44C12BC"/>
@@ -31721,7 +37560,7 @@
       </w:rPr>
     </w:lvl>
   </w:abstractNum>
-  <w:abstractNum w:abstractNumId="38" w15:restartNumberingAfterBreak="0">
+  <w:abstractNum w:abstractNumId="50" w15:restartNumberingAfterBreak="0">
     <w:nsid w:val="4B9262FF"/>
     <w:multiLevelType w:val="hybridMultilevel"/>
     <w:tmpl w:val="1922AF6E"/>
@@ -31807,7 +37646,7 @@
       </w:pPr>
     </w:lvl>
   </w:abstractNum>
-  <w:abstractNum w:abstractNumId="39" w15:restartNumberingAfterBreak="0">
+  <w:abstractNum w:abstractNumId="51" w15:restartNumberingAfterBreak="0">
     <w:nsid w:val="4D016762"/>
     <w:multiLevelType w:val="hybridMultilevel"/>
     <w:tmpl w:val="BCBC0E22"/>
@@ -31920,7 +37759,96 @@
       </w:rPr>
     </w:lvl>
   </w:abstractNum>
-  <w:abstractNum w:abstractNumId="40" w15:restartNumberingAfterBreak="0">
+  <w:abstractNum w:abstractNumId="52" w15:restartNumberingAfterBreak="0">
+    <w:nsid w:val="534533F1"/>
+    <w:multiLevelType w:val="hybridMultilevel"/>
+    <w:tmpl w:val="9D7C3B12"/>
+    <w:lvl w:ilvl="0" w:tplc="04090001">
+      <w:start w:val="1"/>
+      <w:numFmt w:val="bullet"/>
+      <w:lvlText w:val=""/>
+      <w:lvlJc w:val="left"/>
+      <w:pPr>
+        <w:ind w:left="720" w:hanging="360"/>
+      </w:pPr>
+      <w:rPr>
+        <w:rFonts w:ascii="Symbol" w:hAnsi="Symbol" w:hint="default"/>
+      </w:rPr>
+    </w:lvl>
+    <w:lvl w:ilvl="1" w:tplc="FFFFFFFF" w:tentative="1">
+      <w:start w:val="1"/>
+      <w:numFmt w:val="lowerLetter"/>
+      <w:lvlText w:val="%2."/>
+      <w:lvlJc w:val="left"/>
+      <w:pPr>
+        <w:ind w:left="1440" w:hanging="360"/>
+      </w:pPr>
+    </w:lvl>
+    <w:lvl w:ilvl="2" w:tplc="FFFFFFFF" w:tentative="1">
+      <w:start w:val="1"/>
+      <w:numFmt w:val="lowerRoman"/>
+      <w:lvlText w:val="%3."/>
+      <w:lvlJc w:val="right"/>
+      <w:pPr>
+        <w:ind w:left="2160" w:hanging="180"/>
+      </w:pPr>
+    </w:lvl>
+    <w:lvl w:ilvl="3" w:tplc="FFFFFFFF" w:tentative="1">
+      <w:start w:val="1"/>
+      <w:numFmt w:val="decimal"/>
+      <w:lvlText w:val="%4."/>
+      <w:lvlJc w:val="left"/>
+      <w:pPr>
+        <w:ind w:left="2880" w:hanging="360"/>
+      </w:pPr>
+    </w:lvl>
+    <w:lvl w:ilvl="4" w:tplc="FFFFFFFF" w:tentative="1">
+      <w:start w:val="1"/>
+      <w:numFmt w:val="lowerLetter"/>
+      <w:lvlText w:val="%5."/>
+      <w:lvlJc w:val="left"/>
+      <w:pPr>
+        <w:ind w:left="3600" w:hanging="360"/>
+      </w:pPr>
+    </w:lvl>
+    <w:lvl w:ilvl="5" w:tplc="FFFFFFFF" w:tentative="1">
+      <w:start w:val="1"/>
+      <w:numFmt w:val="lowerRoman"/>
+      <w:lvlText w:val="%6."/>
+      <w:lvlJc w:val="right"/>
+      <w:pPr>
+        <w:ind w:left="4320" w:hanging="180"/>
+      </w:pPr>
+    </w:lvl>
+    <w:lvl w:ilvl="6" w:tplc="FFFFFFFF" w:tentative="1">
+      <w:start w:val="1"/>
+      <w:numFmt w:val="decimal"/>
+      <w:lvlText w:val="%7."/>
+      <w:lvlJc w:val="left"/>
+      <w:pPr>
+        <w:ind w:left="5040" w:hanging="360"/>
+      </w:pPr>
+    </w:lvl>
+    <w:lvl w:ilvl="7" w:tplc="FFFFFFFF" w:tentative="1">
+      <w:start w:val="1"/>
+      <w:numFmt w:val="lowerLetter"/>
+      <w:lvlText w:val="%8."/>
+      <w:lvlJc w:val="left"/>
+      <w:pPr>
+        <w:ind w:left="5760" w:hanging="360"/>
+      </w:pPr>
+    </w:lvl>
+    <w:lvl w:ilvl="8" w:tplc="FFFFFFFF" w:tentative="1">
+      <w:start w:val="1"/>
+      <w:numFmt w:val="lowerRoman"/>
+      <w:lvlText w:val="%9."/>
+      <w:lvlJc w:val="right"/>
+      <w:pPr>
+        <w:ind w:left="6480" w:hanging="180"/>
+      </w:pPr>
+    </w:lvl>
+  </w:abstractNum>
+  <w:abstractNum w:abstractNumId="53" w15:restartNumberingAfterBreak="0">
     <w:nsid w:val="53C56E0C"/>
     <w:multiLevelType w:val="hybridMultilevel"/>
     <w:tmpl w:val="A6F81FF4"/>
@@ -32033,7 +37961,7 @@
       </w:rPr>
     </w:lvl>
   </w:abstractNum>
-  <w:abstractNum w:abstractNumId="41" w15:restartNumberingAfterBreak="0">
+  <w:abstractNum w:abstractNumId="54" w15:restartNumberingAfterBreak="0">
     <w:nsid w:val="53E66AF9"/>
     <w:multiLevelType w:val="hybridMultilevel"/>
     <w:tmpl w:val="31BA1EC6"/>
@@ -32146,7 +38074,7 @@
       </w:rPr>
     </w:lvl>
   </w:abstractNum>
-  <w:abstractNum w:abstractNumId="42" w15:restartNumberingAfterBreak="0">
+  <w:abstractNum w:abstractNumId="55" w15:restartNumberingAfterBreak="0">
     <w:nsid w:val="55C82569"/>
     <w:multiLevelType w:val="hybridMultilevel"/>
     <w:tmpl w:val="E06893B0"/>
@@ -32259,7 +38187,7 @@
       </w:rPr>
     </w:lvl>
   </w:abstractNum>
-  <w:abstractNum w:abstractNumId="43" w15:restartNumberingAfterBreak="0">
+  <w:abstractNum w:abstractNumId="56" w15:restartNumberingAfterBreak="0">
     <w:nsid w:val="592D678C"/>
     <w:multiLevelType w:val="hybridMultilevel"/>
     <w:tmpl w:val="5ABC51DC"/>
@@ -32372,7 +38300,7 @@
       </w:rPr>
     </w:lvl>
   </w:abstractNum>
-  <w:abstractNum w:abstractNumId="44" w15:restartNumberingAfterBreak="0">
+  <w:abstractNum w:abstractNumId="57" w15:restartNumberingAfterBreak="0">
     <w:nsid w:val="5E244B6B"/>
     <w:multiLevelType w:val="hybridMultilevel"/>
     <w:tmpl w:val="8FEA87F8"/>
@@ -32485,7 +38413,7 @@
       </w:rPr>
     </w:lvl>
   </w:abstractNum>
-  <w:abstractNum w:abstractNumId="45" w15:restartNumberingAfterBreak="0">
+  <w:abstractNum w:abstractNumId="58" w15:restartNumberingAfterBreak="0">
     <w:nsid w:val="5F1E4C3F"/>
     <w:multiLevelType w:val="hybridMultilevel"/>
     <w:tmpl w:val="93E2BCEA"/>
@@ -32571,7 +38499,7 @@
       </w:pPr>
     </w:lvl>
   </w:abstractNum>
-  <w:abstractNum w:abstractNumId="46" w15:restartNumberingAfterBreak="0">
+  <w:abstractNum w:abstractNumId="59" w15:restartNumberingAfterBreak="0">
     <w:nsid w:val="5FE2385F"/>
     <w:multiLevelType w:val="hybridMultilevel"/>
     <w:tmpl w:val="A4026CB4"/>
@@ -32684,7 +38612,7 @@
       </w:rPr>
     </w:lvl>
   </w:abstractNum>
-  <w:abstractNum w:abstractNumId="47" w15:restartNumberingAfterBreak="0">
+  <w:abstractNum w:abstractNumId="60" w15:restartNumberingAfterBreak="0">
     <w:nsid w:val="664B1937"/>
     <w:multiLevelType w:val="hybridMultilevel"/>
     <w:tmpl w:val="37BA6348"/>
@@ -32797,7 +38725,7 @@
       </w:rPr>
     </w:lvl>
   </w:abstractNum>
-  <w:abstractNum w:abstractNumId="48" w15:restartNumberingAfterBreak="0">
+  <w:abstractNum w:abstractNumId="61" w15:restartNumberingAfterBreak="0">
     <w:nsid w:val="67FB564F"/>
     <w:multiLevelType w:val="hybridMultilevel"/>
     <w:tmpl w:val="CCCA0BC0"/>
@@ -32910,7 +38838,7 @@
       </w:rPr>
     </w:lvl>
   </w:abstractNum>
-  <w:abstractNum w:abstractNumId="49" w15:restartNumberingAfterBreak="0">
+  <w:abstractNum w:abstractNumId="62" w15:restartNumberingAfterBreak="0">
     <w:nsid w:val="68A01758"/>
     <w:multiLevelType w:val="hybridMultilevel"/>
     <w:tmpl w:val="8FA069E4"/>
@@ -33023,10 +38951,10 @@
       </w:rPr>
     </w:lvl>
   </w:abstractNum>
-  <w:abstractNum w:abstractNumId="50" w15:restartNumberingAfterBreak="0">
+  <w:abstractNum w:abstractNumId="63" w15:restartNumberingAfterBreak="0">
     <w:nsid w:val="6CB52A5F"/>
     <w:multiLevelType w:val="hybridMultilevel"/>
-    <w:tmpl w:val="3F364964"/>
+    <w:tmpl w:val="9442358E"/>
     <w:lvl w:ilvl="0" w:tplc="0409000F">
       <w:start w:val="1"/>
       <w:numFmt w:val="decimal"/>
@@ -33109,7 +39037,7 @@
       </w:pPr>
     </w:lvl>
   </w:abstractNum>
-  <w:abstractNum w:abstractNumId="51" w15:restartNumberingAfterBreak="0">
+  <w:abstractNum w:abstractNumId="64" w15:restartNumberingAfterBreak="0">
     <w:nsid w:val="6EE45FE1"/>
     <w:multiLevelType w:val="hybridMultilevel"/>
     <w:tmpl w:val="119E271E"/>
@@ -33222,7 +39150,7 @@
       </w:rPr>
     </w:lvl>
   </w:abstractNum>
-  <w:abstractNum w:abstractNumId="52" w15:restartNumberingAfterBreak="0">
+  <w:abstractNum w:abstractNumId="65" w15:restartNumberingAfterBreak="0">
     <w:nsid w:val="71243CF7"/>
     <w:multiLevelType w:val="hybridMultilevel"/>
     <w:tmpl w:val="3AFE8202"/>
@@ -33335,7 +39263,7 @@
       </w:rPr>
     </w:lvl>
   </w:abstractNum>
-  <w:abstractNum w:abstractNumId="53" w15:restartNumberingAfterBreak="0">
+  <w:abstractNum w:abstractNumId="66" w15:restartNumberingAfterBreak="0">
     <w:nsid w:val="71411F68"/>
     <w:multiLevelType w:val="hybridMultilevel"/>
     <w:tmpl w:val="4E9E5BC2"/>
@@ -33448,7 +39376,7 @@
       </w:rPr>
     </w:lvl>
   </w:abstractNum>
-  <w:abstractNum w:abstractNumId="54" w15:restartNumberingAfterBreak="0">
+  <w:abstractNum w:abstractNumId="67" w15:restartNumberingAfterBreak="0">
     <w:nsid w:val="716B58C1"/>
     <w:multiLevelType w:val="hybridMultilevel"/>
     <w:tmpl w:val="47608A00"/>
@@ -33561,7 +39489,7 @@
       </w:rPr>
     </w:lvl>
   </w:abstractNum>
-  <w:abstractNum w:abstractNumId="55" w15:restartNumberingAfterBreak="0">
+  <w:abstractNum w:abstractNumId="68" w15:restartNumberingAfterBreak="0">
     <w:nsid w:val="72F8715F"/>
     <w:multiLevelType w:val="hybridMultilevel"/>
     <w:tmpl w:val="437412B0"/>
@@ -33674,7 +39602,7 @@
       </w:rPr>
     </w:lvl>
   </w:abstractNum>
-  <w:abstractNum w:abstractNumId="56" w15:restartNumberingAfterBreak="0">
+  <w:abstractNum w:abstractNumId="69" w15:restartNumberingAfterBreak="0">
     <w:nsid w:val="755B6B56"/>
     <w:multiLevelType w:val="hybridMultilevel"/>
     <w:tmpl w:val="10FCFF62"/>
@@ -33787,7 +39715,7 @@
       </w:rPr>
     </w:lvl>
   </w:abstractNum>
-  <w:abstractNum w:abstractNumId="57" w15:restartNumberingAfterBreak="0">
+  <w:abstractNum w:abstractNumId="70" w15:restartNumberingAfterBreak="0">
     <w:nsid w:val="75D71CBE"/>
     <w:multiLevelType w:val="hybridMultilevel"/>
     <w:tmpl w:val="A3BCEF22"/>
@@ -33873,7 +39801,7 @@
       </w:pPr>
     </w:lvl>
   </w:abstractNum>
-  <w:abstractNum w:abstractNumId="58" w15:restartNumberingAfterBreak="0">
+  <w:abstractNum w:abstractNumId="71" w15:restartNumberingAfterBreak="0">
     <w:nsid w:val="77A83F4A"/>
     <w:multiLevelType w:val="hybridMultilevel"/>
     <w:tmpl w:val="94364C26"/>
@@ -33986,7 +39914,7 @@
       </w:rPr>
     </w:lvl>
   </w:abstractNum>
-  <w:abstractNum w:abstractNumId="59" w15:restartNumberingAfterBreak="0">
+  <w:abstractNum w:abstractNumId="72" w15:restartNumberingAfterBreak="0">
     <w:nsid w:val="77BD5C11"/>
     <w:multiLevelType w:val="hybridMultilevel"/>
     <w:tmpl w:val="0FF0D7C2"/>
@@ -34099,7 +40027,346 @@
       </w:rPr>
     </w:lvl>
   </w:abstractNum>
-  <w:abstractNum w:abstractNumId="60" w15:restartNumberingAfterBreak="0">
+  <w:abstractNum w:abstractNumId="73" w15:restartNumberingAfterBreak="0">
+    <w:nsid w:val="79576246"/>
+    <w:multiLevelType w:val="hybridMultilevel"/>
+    <w:tmpl w:val="A5BE155C"/>
+    <w:lvl w:ilvl="0" w:tplc="04090003">
+      <w:start w:val="1"/>
+      <w:numFmt w:val="bullet"/>
+      <w:lvlText w:val="o"/>
+      <w:lvlJc w:val="left"/>
+      <w:pPr>
+        <w:ind w:left="1080" w:hanging="360"/>
+      </w:pPr>
+      <w:rPr>
+        <w:rFonts w:ascii="Courier New" w:hAnsi="Courier New" w:cs="Courier New" w:hint="default"/>
+      </w:rPr>
+    </w:lvl>
+    <w:lvl w:ilvl="1" w:tplc="04090003" w:tentative="1">
+      <w:start w:val="1"/>
+      <w:numFmt w:val="bullet"/>
+      <w:lvlText w:val="o"/>
+      <w:lvlJc w:val="left"/>
+      <w:pPr>
+        <w:ind w:left="1800" w:hanging="360"/>
+      </w:pPr>
+      <w:rPr>
+        <w:rFonts w:ascii="Courier New" w:hAnsi="Courier New" w:cs="Courier New" w:hint="default"/>
+      </w:rPr>
+    </w:lvl>
+    <w:lvl w:ilvl="2" w:tplc="04090005" w:tentative="1">
+      <w:start w:val="1"/>
+      <w:numFmt w:val="bullet"/>
+      <w:lvlText w:val=""/>
+      <w:lvlJc w:val="left"/>
+      <w:pPr>
+        <w:ind w:left="2520" w:hanging="360"/>
+      </w:pPr>
+      <w:rPr>
+        <w:rFonts w:ascii="Wingdings" w:hAnsi="Wingdings" w:hint="default"/>
+      </w:rPr>
+    </w:lvl>
+    <w:lvl w:ilvl="3" w:tplc="04090001" w:tentative="1">
+      <w:start w:val="1"/>
+      <w:numFmt w:val="bullet"/>
+      <w:lvlText w:val=""/>
+      <w:lvlJc w:val="left"/>
+      <w:pPr>
+        <w:ind w:left="3240" w:hanging="360"/>
+      </w:pPr>
+      <w:rPr>
+        <w:rFonts w:ascii="Symbol" w:hAnsi="Symbol" w:hint="default"/>
+      </w:rPr>
+    </w:lvl>
+    <w:lvl w:ilvl="4" w:tplc="04090003" w:tentative="1">
+      <w:start w:val="1"/>
+      <w:numFmt w:val="bullet"/>
+      <w:lvlText w:val="o"/>
+      <w:lvlJc w:val="left"/>
+      <w:pPr>
+        <w:ind w:left="3960" w:hanging="360"/>
+      </w:pPr>
+      <w:rPr>
+        <w:rFonts w:ascii="Courier New" w:hAnsi="Courier New" w:cs="Courier New" w:hint="default"/>
+      </w:rPr>
+    </w:lvl>
+    <w:lvl w:ilvl="5" w:tplc="04090005" w:tentative="1">
+      <w:start w:val="1"/>
+      <w:numFmt w:val="bullet"/>
+      <w:lvlText w:val=""/>
+      <w:lvlJc w:val="left"/>
+      <w:pPr>
+        <w:ind w:left="4680" w:hanging="360"/>
+      </w:pPr>
+      <w:rPr>
+        <w:rFonts w:ascii="Wingdings" w:hAnsi="Wingdings" w:hint="default"/>
+      </w:rPr>
+    </w:lvl>
+    <w:lvl w:ilvl="6" w:tplc="04090001" w:tentative="1">
+      <w:start w:val="1"/>
+      <w:numFmt w:val="bullet"/>
+      <w:lvlText w:val=""/>
+      <w:lvlJc w:val="left"/>
+      <w:pPr>
+        <w:ind w:left="5400" w:hanging="360"/>
+      </w:pPr>
+      <w:rPr>
+        <w:rFonts w:ascii="Symbol" w:hAnsi="Symbol" w:hint="default"/>
+      </w:rPr>
+    </w:lvl>
+    <w:lvl w:ilvl="7" w:tplc="04090003" w:tentative="1">
+      <w:start w:val="1"/>
+      <w:numFmt w:val="bullet"/>
+      <w:lvlText w:val="o"/>
+      <w:lvlJc w:val="left"/>
+      <w:pPr>
+        <w:ind w:left="6120" w:hanging="360"/>
+      </w:pPr>
+      <w:rPr>
+        <w:rFonts w:ascii="Courier New" w:hAnsi="Courier New" w:cs="Courier New" w:hint="default"/>
+      </w:rPr>
+    </w:lvl>
+    <w:lvl w:ilvl="8" w:tplc="04090005" w:tentative="1">
+      <w:start w:val="1"/>
+      <w:numFmt w:val="bullet"/>
+      <w:lvlText w:val=""/>
+      <w:lvlJc w:val="left"/>
+      <w:pPr>
+        <w:ind w:left="6840" w:hanging="360"/>
+      </w:pPr>
+      <w:rPr>
+        <w:rFonts w:ascii="Wingdings" w:hAnsi="Wingdings" w:hint="default"/>
+      </w:rPr>
+    </w:lvl>
+  </w:abstractNum>
+  <w:abstractNum w:abstractNumId="74" w15:restartNumberingAfterBreak="0">
+    <w:nsid w:val="79FD35FA"/>
+    <w:multiLevelType w:val="hybridMultilevel"/>
+    <w:tmpl w:val="E9AAAC8C"/>
+    <w:lvl w:ilvl="0" w:tplc="04090003">
+      <w:start w:val="1"/>
+      <w:numFmt w:val="bullet"/>
+      <w:lvlText w:val="o"/>
+      <w:lvlJc w:val="left"/>
+      <w:pPr>
+        <w:ind w:left="1080" w:hanging="360"/>
+      </w:pPr>
+      <w:rPr>
+        <w:rFonts w:ascii="Courier New" w:hAnsi="Courier New" w:cs="Courier New" w:hint="default"/>
+      </w:rPr>
+    </w:lvl>
+    <w:lvl w:ilvl="1" w:tplc="04090003" w:tentative="1">
+      <w:start w:val="1"/>
+      <w:numFmt w:val="bullet"/>
+      <w:lvlText w:val="o"/>
+      <w:lvlJc w:val="left"/>
+      <w:pPr>
+        <w:ind w:left="1800" w:hanging="360"/>
+      </w:pPr>
+      <w:rPr>
+        <w:rFonts w:ascii="Courier New" w:hAnsi="Courier New" w:cs="Courier New" w:hint="default"/>
+      </w:rPr>
+    </w:lvl>
+    <w:lvl w:ilvl="2" w:tplc="04090005" w:tentative="1">
+      <w:start w:val="1"/>
+      <w:numFmt w:val="bullet"/>
+      <w:lvlText w:val=""/>
+      <w:lvlJc w:val="left"/>
+      <w:pPr>
+        <w:ind w:left="2520" w:hanging="360"/>
+      </w:pPr>
+      <w:rPr>
+        <w:rFonts w:ascii="Wingdings" w:hAnsi="Wingdings" w:hint="default"/>
+      </w:rPr>
+    </w:lvl>
+    <w:lvl w:ilvl="3" w:tplc="04090001" w:tentative="1">
+      <w:start w:val="1"/>
+      <w:numFmt w:val="bullet"/>
+      <w:lvlText w:val=""/>
+      <w:lvlJc w:val="left"/>
+      <w:pPr>
+        <w:ind w:left="3240" w:hanging="360"/>
+      </w:pPr>
+      <w:rPr>
+        <w:rFonts w:ascii="Symbol" w:hAnsi="Symbol" w:hint="default"/>
+      </w:rPr>
+    </w:lvl>
+    <w:lvl w:ilvl="4" w:tplc="04090003" w:tentative="1">
+      <w:start w:val="1"/>
+      <w:numFmt w:val="bullet"/>
+      <w:lvlText w:val="o"/>
+      <w:lvlJc w:val="left"/>
+      <w:pPr>
+        <w:ind w:left="3960" w:hanging="360"/>
+      </w:pPr>
+      <w:rPr>
+        <w:rFonts w:ascii="Courier New" w:hAnsi="Courier New" w:cs="Courier New" w:hint="default"/>
+      </w:rPr>
+    </w:lvl>
+    <w:lvl w:ilvl="5" w:tplc="04090005" w:tentative="1">
+      <w:start w:val="1"/>
+      <w:numFmt w:val="bullet"/>
+      <w:lvlText w:val=""/>
+      <w:lvlJc w:val="left"/>
+      <w:pPr>
+        <w:ind w:left="4680" w:hanging="360"/>
+      </w:pPr>
+      <w:rPr>
+        <w:rFonts w:ascii="Wingdings" w:hAnsi="Wingdings" w:hint="default"/>
+      </w:rPr>
+    </w:lvl>
+    <w:lvl w:ilvl="6" w:tplc="04090001" w:tentative="1">
+      <w:start w:val="1"/>
+      <w:numFmt w:val="bullet"/>
+      <w:lvlText w:val=""/>
+      <w:lvlJc w:val="left"/>
+      <w:pPr>
+        <w:ind w:left="5400" w:hanging="360"/>
+      </w:pPr>
+      <w:rPr>
+        <w:rFonts w:ascii="Symbol" w:hAnsi="Symbol" w:hint="default"/>
+      </w:rPr>
+    </w:lvl>
+    <w:lvl w:ilvl="7" w:tplc="04090003" w:tentative="1">
+      <w:start w:val="1"/>
+      <w:numFmt w:val="bullet"/>
+      <w:lvlText w:val="o"/>
+      <w:lvlJc w:val="left"/>
+      <w:pPr>
+        <w:ind w:left="6120" w:hanging="360"/>
+      </w:pPr>
+      <w:rPr>
+        <w:rFonts w:ascii="Courier New" w:hAnsi="Courier New" w:cs="Courier New" w:hint="default"/>
+      </w:rPr>
+    </w:lvl>
+    <w:lvl w:ilvl="8" w:tplc="04090005" w:tentative="1">
+      <w:start w:val="1"/>
+      <w:numFmt w:val="bullet"/>
+      <w:lvlText w:val=""/>
+      <w:lvlJc w:val="left"/>
+      <w:pPr>
+        <w:ind w:left="6840" w:hanging="360"/>
+      </w:pPr>
+      <w:rPr>
+        <w:rFonts w:ascii="Wingdings" w:hAnsi="Wingdings" w:hint="default"/>
+      </w:rPr>
+    </w:lvl>
+  </w:abstractNum>
+  <w:abstractNum w:abstractNumId="75" w15:restartNumberingAfterBreak="0">
+    <w:nsid w:val="7AC53176"/>
+    <w:multiLevelType w:val="hybridMultilevel"/>
+    <w:tmpl w:val="881C31AE"/>
+    <w:lvl w:ilvl="0" w:tplc="04090003">
+      <w:start w:val="1"/>
+      <w:numFmt w:val="bullet"/>
+      <w:lvlText w:val="o"/>
+      <w:lvlJc w:val="left"/>
+      <w:pPr>
+        <w:ind w:left="720" w:hanging="360"/>
+      </w:pPr>
+      <w:rPr>
+        <w:rFonts w:ascii="Courier New" w:hAnsi="Courier New" w:cs="Courier New" w:hint="default"/>
+      </w:rPr>
+    </w:lvl>
+    <w:lvl w:ilvl="1" w:tplc="04090003" w:tentative="1">
+      <w:start w:val="1"/>
+      <w:numFmt w:val="bullet"/>
+      <w:lvlText w:val="o"/>
+      <w:lvlJc w:val="left"/>
+      <w:pPr>
+        <w:ind w:left="1440" w:hanging="360"/>
+      </w:pPr>
+      <w:rPr>
+        <w:rFonts w:ascii="Courier New" w:hAnsi="Courier New" w:cs="Courier New" w:hint="default"/>
+      </w:rPr>
+    </w:lvl>
+    <w:lvl w:ilvl="2" w:tplc="04090005" w:tentative="1">
+      <w:start w:val="1"/>
+      <w:numFmt w:val="bullet"/>
+      <w:lvlText w:val=""/>
+      <w:lvlJc w:val="left"/>
+      <w:pPr>
+        <w:ind w:left="2160" w:hanging="360"/>
+      </w:pPr>
+      <w:rPr>
+        <w:rFonts w:ascii="Wingdings" w:hAnsi="Wingdings" w:hint="default"/>
+      </w:rPr>
+    </w:lvl>
+    <w:lvl w:ilvl="3" w:tplc="04090001" w:tentative="1">
+      <w:start w:val="1"/>
+      <w:numFmt w:val="bullet"/>
+      <w:lvlText w:val=""/>
+      <w:lvlJc w:val="left"/>
+      <w:pPr>
+        <w:ind w:left="2880" w:hanging="360"/>
+      </w:pPr>
+      <w:rPr>
+        <w:rFonts w:ascii="Symbol" w:hAnsi="Symbol" w:hint="default"/>
+      </w:rPr>
+    </w:lvl>
+    <w:lvl w:ilvl="4" w:tplc="04090003" w:tentative="1">
+      <w:start w:val="1"/>
+      <w:numFmt w:val="bullet"/>
+      <w:lvlText w:val="o"/>
+      <w:lvlJc w:val="left"/>
+      <w:pPr>
+        <w:ind w:left="3600" w:hanging="360"/>
+      </w:pPr>
+      <w:rPr>
+        <w:rFonts w:ascii="Courier New" w:hAnsi="Courier New" w:cs="Courier New" w:hint="default"/>
+      </w:rPr>
+    </w:lvl>
+    <w:lvl w:ilvl="5" w:tplc="04090005" w:tentative="1">
+      <w:start w:val="1"/>
+      <w:numFmt w:val="bullet"/>
+      <w:lvlText w:val=""/>
+      <w:lvlJc w:val="left"/>
+      <w:pPr>
+        <w:ind w:left="4320" w:hanging="360"/>
+      </w:pPr>
+      <w:rPr>
+        <w:rFonts w:ascii="Wingdings" w:hAnsi="Wingdings" w:hint="default"/>
+      </w:rPr>
+    </w:lvl>
+    <w:lvl w:ilvl="6" w:tplc="04090001" w:tentative="1">
+      <w:start w:val="1"/>
+      <w:numFmt w:val="bullet"/>
+      <w:lvlText w:val=""/>
+      <w:lvlJc w:val="left"/>
+      <w:pPr>
+        <w:ind w:left="5040" w:hanging="360"/>
+      </w:pPr>
+      <w:rPr>
+        <w:rFonts w:ascii="Symbol" w:hAnsi="Symbol" w:hint="default"/>
+      </w:rPr>
+    </w:lvl>
+    <w:lvl w:ilvl="7" w:tplc="04090003" w:tentative="1">
+      <w:start w:val="1"/>
+      <w:numFmt w:val="bullet"/>
+      <w:lvlText w:val="o"/>
+      <w:lvlJc w:val="left"/>
+      <w:pPr>
+        <w:ind w:left="5760" w:hanging="360"/>
+      </w:pPr>
+      <w:rPr>
+        <w:rFonts w:ascii="Courier New" w:hAnsi="Courier New" w:cs="Courier New" w:hint="default"/>
+      </w:rPr>
+    </w:lvl>
+    <w:lvl w:ilvl="8" w:tplc="04090005" w:tentative="1">
+      <w:start w:val="1"/>
+      <w:numFmt w:val="bullet"/>
+      <w:lvlText w:val=""/>
+      <w:lvlJc w:val="left"/>
+      <w:pPr>
+        <w:ind w:left="6480" w:hanging="360"/>
+      </w:pPr>
+      <w:rPr>
+        <w:rFonts w:ascii="Wingdings" w:hAnsi="Wingdings" w:hint="default"/>
+      </w:rPr>
+    </w:lvl>
+  </w:abstractNum>
+  <w:abstractNum w:abstractNumId="76" w15:restartNumberingAfterBreak="0">
     <w:nsid w:val="7B0B3951"/>
     <w:multiLevelType w:val="hybridMultilevel"/>
     <w:tmpl w:val="44A86E4E"/>
@@ -34185,188 +40452,468 @@
       </w:pPr>
     </w:lvl>
   </w:abstractNum>
+  <w:abstractNum w:abstractNumId="77" w15:restartNumberingAfterBreak="0">
+    <w:nsid w:val="7B205B09"/>
+    <w:multiLevelType w:val="hybridMultilevel"/>
+    <w:tmpl w:val="7D06D5F8"/>
+    <w:lvl w:ilvl="0" w:tplc="04090003">
+      <w:start w:val="1"/>
+      <w:numFmt w:val="bullet"/>
+      <w:lvlText w:val="o"/>
+      <w:lvlJc w:val="left"/>
+      <w:pPr>
+        <w:ind w:left="1080" w:hanging="360"/>
+      </w:pPr>
+      <w:rPr>
+        <w:rFonts w:ascii="Courier New" w:hAnsi="Courier New" w:cs="Courier New" w:hint="default"/>
+      </w:rPr>
+    </w:lvl>
+    <w:lvl w:ilvl="1" w:tplc="04090003" w:tentative="1">
+      <w:start w:val="1"/>
+      <w:numFmt w:val="bullet"/>
+      <w:lvlText w:val="o"/>
+      <w:lvlJc w:val="left"/>
+      <w:pPr>
+        <w:ind w:left="1800" w:hanging="360"/>
+      </w:pPr>
+      <w:rPr>
+        <w:rFonts w:ascii="Courier New" w:hAnsi="Courier New" w:cs="Courier New" w:hint="default"/>
+      </w:rPr>
+    </w:lvl>
+    <w:lvl w:ilvl="2" w:tplc="04090005" w:tentative="1">
+      <w:start w:val="1"/>
+      <w:numFmt w:val="bullet"/>
+      <w:lvlText w:val=""/>
+      <w:lvlJc w:val="left"/>
+      <w:pPr>
+        <w:ind w:left="2520" w:hanging="360"/>
+      </w:pPr>
+      <w:rPr>
+        <w:rFonts w:ascii="Wingdings" w:hAnsi="Wingdings" w:hint="default"/>
+      </w:rPr>
+    </w:lvl>
+    <w:lvl w:ilvl="3" w:tplc="04090001" w:tentative="1">
+      <w:start w:val="1"/>
+      <w:numFmt w:val="bullet"/>
+      <w:lvlText w:val=""/>
+      <w:lvlJc w:val="left"/>
+      <w:pPr>
+        <w:ind w:left="3240" w:hanging="360"/>
+      </w:pPr>
+      <w:rPr>
+        <w:rFonts w:ascii="Symbol" w:hAnsi="Symbol" w:hint="default"/>
+      </w:rPr>
+    </w:lvl>
+    <w:lvl w:ilvl="4" w:tplc="04090003" w:tentative="1">
+      <w:start w:val="1"/>
+      <w:numFmt w:val="bullet"/>
+      <w:lvlText w:val="o"/>
+      <w:lvlJc w:val="left"/>
+      <w:pPr>
+        <w:ind w:left="3960" w:hanging="360"/>
+      </w:pPr>
+      <w:rPr>
+        <w:rFonts w:ascii="Courier New" w:hAnsi="Courier New" w:cs="Courier New" w:hint="default"/>
+      </w:rPr>
+    </w:lvl>
+    <w:lvl w:ilvl="5" w:tplc="04090005" w:tentative="1">
+      <w:start w:val="1"/>
+      <w:numFmt w:val="bullet"/>
+      <w:lvlText w:val=""/>
+      <w:lvlJc w:val="left"/>
+      <w:pPr>
+        <w:ind w:left="4680" w:hanging="360"/>
+      </w:pPr>
+      <w:rPr>
+        <w:rFonts w:ascii="Wingdings" w:hAnsi="Wingdings" w:hint="default"/>
+      </w:rPr>
+    </w:lvl>
+    <w:lvl w:ilvl="6" w:tplc="04090001" w:tentative="1">
+      <w:start w:val="1"/>
+      <w:numFmt w:val="bullet"/>
+      <w:lvlText w:val=""/>
+      <w:lvlJc w:val="left"/>
+      <w:pPr>
+        <w:ind w:left="5400" w:hanging="360"/>
+      </w:pPr>
+      <w:rPr>
+        <w:rFonts w:ascii="Symbol" w:hAnsi="Symbol" w:hint="default"/>
+      </w:rPr>
+    </w:lvl>
+    <w:lvl w:ilvl="7" w:tplc="04090003" w:tentative="1">
+      <w:start w:val="1"/>
+      <w:numFmt w:val="bullet"/>
+      <w:lvlText w:val="o"/>
+      <w:lvlJc w:val="left"/>
+      <w:pPr>
+        <w:ind w:left="6120" w:hanging="360"/>
+      </w:pPr>
+      <w:rPr>
+        <w:rFonts w:ascii="Courier New" w:hAnsi="Courier New" w:cs="Courier New" w:hint="default"/>
+      </w:rPr>
+    </w:lvl>
+    <w:lvl w:ilvl="8" w:tplc="04090005" w:tentative="1">
+      <w:start w:val="1"/>
+      <w:numFmt w:val="bullet"/>
+      <w:lvlText w:val=""/>
+      <w:lvlJc w:val="left"/>
+      <w:pPr>
+        <w:ind w:left="6840" w:hanging="360"/>
+      </w:pPr>
+      <w:rPr>
+        <w:rFonts w:ascii="Wingdings" w:hAnsi="Wingdings" w:hint="default"/>
+      </w:rPr>
+    </w:lvl>
+  </w:abstractNum>
+  <w:abstractNum w:abstractNumId="78" w15:restartNumberingAfterBreak="0">
+    <w:nsid w:val="7CF81BF4"/>
+    <w:multiLevelType w:val="hybridMultilevel"/>
+    <w:tmpl w:val="2686468E"/>
+    <w:lvl w:ilvl="0" w:tplc="04090003">
+      <w:start w:val="1"/>
+      <w:numFmt w:val="bullet"/>
+      <w:lvlText w:val="o"/>
+      <w:lvlJc w:val="left"/>
+      <w:pPr>
+        <w:ind w:left="1080" w:hanging="360"/>
+      </w:pPr>
+      <w:rPr>
+        <w:rFonts w:ascii="Courier New" w:hAnsi="Courier New" w:cs="Courier New" w:hint="default"/>
+      </w:rPr>
+    </w:lvl>
+    <w:lvl w:ilvl="1" w:tplc="04090003" w:tentative="1">
+      <w:start w:val="1"/>
+      <w:numFmt w:val="bullet"/>
+      <w:lvlText w:val="o"/>
+      <w:lvlJc w:val="left"/>
+      <w:pPr>
+        <w:ind w:left="1800" w:hanging="360"/>
+      </w:pPr>
+      <w:rPr>
+        <w:rFonts w:ascii="Courier New" w:hAnsi="Courier New" w:cs="Courier New" w:hint="default"/>
+      </w:rPr>
+    </w:lvl>
+    <w:lvl w:ilvl="2" w:tplc="04090005" w:tentative="1">
+      <w:start w:val="1"/>
+      <w:numFmt w:val="bullet"/>
+      <w:lvlText w:val=""/>
+      <w:lvlJc w:val="left"/>
+      <w:pPr>
+        <w:ind w:left="2520" w:hanging="360"/>
+      </w:pPr>
+      <w:rPr>
+        <w:rFonts w:ascii="Wingdings" w:hAnsi="Wingdings" w:hint="default"/>
+      </w:rPr>
+    </w:lvl>
+    <w:lvl w:ilvl="3" w:tplc="04090001" w:tentative="1">
+      <w:start w:val="1"/>
+      <w:numFmt w:val="bullet"/>
+      <w:lvlText w:val=""/>
+      <w:lvlJc w:val="left"/>
+      <w:pPr>
+        <w:ind w:left="3240" w:hanging="360"/>
+      </w:pPr>
+      <w:rPr>
+        <w:rFonts w:ascii="Symbol" w:hAnsi="Symbol" w:hint="default"/>
+      </w:rPr>
+    </w:lvl>
+    <w:lvl w:ilvl="4" w:tplc="04090003" w:tentative="1">
+      <w:start w:val="1"/>
+      <w:numFmt w:val="bullet"/>
+      <w:lvlText w:val="o"/>
+      <w:lvlJc w:val="left"/>
+      <w:pPr>
+        <w:ind w:left="3960" w:hanging="360"/>
+      </w:pPr>
+      <w:rPr>
+        <w:rFonts w:ascii="Courier New" w:hAnsi="Courier New" w:cs="Courier New" w:hint="default"/>
+      </w:rPr>
+    </w:lvl>
+    <w:lvl w:ilvl="5" w:tplc="04090005" w:tentative="1">
+      <w:start w:val="1"/>
+      <w:numFmt w:val="bullet"/>
+      <w:lvlText w:val=""/>
+      <w:lvlJc w:val="left"/>
+      <w:pPr>
+        <w:ind w:left="4680" w:hanging="360"/>
+      </w:pPr>
+      <w:rPr>
+        <w:rFonts w:ascii="Wingdings" w:hAnsi="Wingdings" w:hint="default"/>
+      </w:rPr>
+    </w:lvl>
+    <w:lvl w:ilvl="6" w:tplc="04090001" w:tentative="1">
+      <w:start w:val="1"/>
+      <w:numFmt w:val="bullet"/>
+      <w:lvlText w:val=""/>
+      <w:lvlJc w:val="left"/>
+      <w:pPr>
+        <w:ind w:left="5400" w:hanging="360"/>
+      </w:pPr>
+      <w:rPr>
+        <w:rFonts w:ascii="Symbol" w:hAnsi="Symbol" w:hint="default"/>
+      </w:rPr>
+    </w:lvl>
+    <w:lvl w:ilvl="7" w:tplc="04090003" w:tentative="1">
+      <w:start w:val="1"/>
+      <w:numFmt w:val="bullet"/>
+      <w:lvlText w:val="o"/>
+      <w:lvlJc w:val="left"/>
+      <w:pPr>
+        <w:ind w:left="6120" w:hanging="360"/>
+      </w:pPr>
+      <w:rPr>
+        <w:rFonts w:ascii="Courier New" w:hAnsi="Courier New" w:cs="Courier New" w:hint="default"/>
+      </w:rPr>
+    </w:lvl>
+    <w:lvl w:ilvl="8" w:tplc="04090005" w:tentative="1">
+      <w:start w:val="1"/>
+      <w:numFmt w:val="bullet"/>
+      <w:lvlText w:val=""/>
+      <w:lvlJc w:val="left"/>
+      <w:pPr>
+        <w:ind w:left="6840" w:hanging="360"/>
+      </w:pPr>
+      <w:rPr>
+        <w:rFonts w:ascii="Wingdings" w:hAnsi="Wingdings" w:hint="default"/>
+      </w:rPr>
+    </w:lvl>
+  </w:abstractNum>
   <w:num w:numId="1" w16cid:durableId="1143276030">
+    <w:abstractNumId w:val="10"/>
+  </w:num>
+  <w:num w:numId="2" w16cid:durableId="1034962332">
+    <w:abstractNumId w:val="30"/>
+  </w:num>
+  <w:num w:numId="3" w16cid:durableId="125465519">
+    <w:abstractNumId w:val="56"/>
+  </w:num>
+  <w:num w:numId="4" w16cid:durableId="1258517929">
+    <w:abstractNumId w:val="22"/>
+  </w:num>
+  <w:num w:numId="5" w16cid:durableId="1843860104">
+    <w:abstractNumId w:val="21"/>
+  </w:num>
+  <w:num w:numId="6" w16cid:durableId="1926497359">
+    <w:abstractNumId w:val="72"/>
+  </w:num>
+  <w:num w:numId="7" w16cid:durableId="370225748">
+    <w:abstractNumId w:val="41"/>
+  </w:num>
+  <w:num w:numId="8" w16cid:durableId="506598367">
+    <w:abstractNumId w:val="33"/>
+  </w:num>
+  <w:num w:numId="9" w16cid:durableId="1941445215">
+    <w:abstractNumId w:val="62"/>
+  </w:num>
+  <w:num w:numId="10" w16cid:durableId="2071884099">
+    <w:abstractNumId w:val="65"/>
+  </w:num>
+  <w:num w:numId="11" w16cid:durableId="838227339">
+    <w:abstractNumId w:val="44"/>
+  </w:num>
+  <w:num w:numId="12" w16cid:durableId="1464735711">
+    <w:abstractNumId w:val="76"/>
+  </w:num>
+  <w:num w:numId="13" w16cid:durableId="1828550284">
+    <w:abstractNumId w:val="20"/>
+  </w:num>
+  <w:num w:numId="14" w16cid:durableId="896629505">
+    <w:abstractNumId w:val="17"/>
+  </w:num>
+  <w:num w:numId="15" w16cid:durableId="1254315157">
+    <w:abstractNumId w:val="31"/>
+  </w:num>
+  <w:num w:numId="16" w16cid:durableId="1545478913">
+    <w:abstractNumId w:val="16"/>
+  </w:num>
+  <w:num w:numId="17" w16cid:durableId="432749018">
+    <w:abstractNumId w:val="12"/>
+  </w:num>
+  <w:num w:numId="18" w16cid:durableId="1401756114">
+    <w:abstractNumId w:val="55"/>
+  </w:num>
+  <w:num w:numId="19" w16cid:durableId="1204249645">
+    <w:abstractNumId w:val="51"/>
+  </w:num>
+  <w:num w:numId="20" w16cid:durableId="1258977636">
+    <w:abstractNumId w:val="45"/>
+  </w:num>
+  <w:num w:numId="21" w16cid:durableId="1611013574">
+    <w:abstractNumId w:val="61"/>
+  </w:num>
+  <w:num w:numId="22" w16cid:durableId="1322468771">
+    <w:abstractNumId w:val="43"/>
+  </w:num>
+  <w:num w:numId="23" w16cid:durableId="2029872079">
+    <w:abstractNumId w:val="5"/>
+  </w:num>
+  <w:num w:numId="24" w16cid:durableId="309991640">
+    <w:abstractNumId w:val="53"/>
+  </w:num>
+  <w:num w:numId="25" w16cid:durableId="1969310046">
     <w:abstractNumId w:val="7"/>
   </w:num>
-  <w:num w:numId="2" w16cid:durableId="1034962332">
+  <w:num w:numId="26" w16cid:durableId="1116409724">
+    <w:abstractNumId w:val="40"/>
+  </w:num>
+  <w:num w:numId="27" w16cid:durableId="322780233">
+    <w:abstractNumId w:val="71"/>
+  </w:num>
+  <w:num w:numId="28" w16cid:durableId="1054349657">
+    <w:abstractNumId w:val="27"/>
+  </w:num>
+  <w:num w:numId="29" w16cid:durableId="552277284">
+    <w:abstractNumId w:val="48"/>
+  </w:num>
+  <w:num w:numId="30" w16cid:durableId="1977484625">
     <w:abstractNumId w:val="24"/>
   </w:num>
-  <w:num w:numId="3" w16cid:durableId="125465519">
-    <w:abstractNumId w:val="43"/>
+  <w:num w:numId="31" w16cid:durableId="1534658380">
+    <w:abstractNumId w:val="15"/>
   </w:num>
-  <w:num w:numId="4" w16cid:durableId="1258517929">
-    <w:abstractNumId w:val="17"/>
+  <w:num w:numId="32" w16cid:durableId="386144493">
+    <w:abstractNumId w:val="69"/>
   </w:num>
-  <w:num w:numId="5" w16cid:durableId="1843860104">
-    <w:abstractNumId w:val="16"/>
+  <w:num w:numId="33" w16cid:durableId="2132167388">
+    <w:abstractNumId w:val="25"/>
   </w:num>
-  <w:num w:numId="6" w16cid:durableId="1926497359">
+  <w:num w:numId="34" w16cid:durableId="1111781599">
     <w:abstractNumId w:val="59"/>
   </w:num>
-  <w:num w:numId="7" w16cid:durableId="370225748">
-    <w:abstractNumId w:val="31"/>
-  </w:num>
-  <w:num w:numId="8" w16cid:durableId="506598367">
-    <w:abstractNumId w:val="26"/>
-  </w:num>
-  <w:num w:numId="9" w16cid:durableId="1941445215">
-    <w:abstractNumId w:val="49"/>
-  </w:num>
-  <w:num w:numId="10" w16cid:durableId="2071884099">
-    <w:abstractNumId w:val="52"/>
-  </w:num>
-  <w:num w:numId="11" w16cid:durableId="838227339">
-    <w:abstractNumId w:val="33"/>
-  </w:num>
-  <w:num w:numId="12" w16cid:durableId="1464735711">
-    <w:abstractNumId w:val="60"/>
-  </w:num>
-  <w:num w:numId="13" w16cid:durableId="1828550284">
-    <w:abstractNumId w:val="15"/>
-  </w:num>
-  <w:num w:numId="14" w16cid:durableId="896629505">
-    <w:abstractNumId w:val="14"/>
-  </w:num>
-  <w:num w:numId="15" w16cid:durableId="1254315157">
-    <w:abstractNumId w:val="25"/>
-  </w:num>
-  <w:num w:numId="16" w16cid:durableId="1545478913">
-    <w:abstractNumId w:val="13"/>
-  </w:num>
-  <w:num w:numId="17" w16cid:durableId="432749018">
-    <w:abstractNumId w:val="9"/>
-  </w:num>
-  <w:num w:numId="18" w16cid:durableId="1401756114">
-    <w:abstractNumId w:val="42"/>
-  </w:num>
-  <w:num w:numId="19" w16cid:durableId="1204249645">
-    <w:abstractNumId w:val="39"/>
-  </w:num>
-  <w:num w:numId="20" w16cid:durableId="1258977636">
-    <w:abstractNumId w:val="34"/>
-  </w:num>
-  <w:num w:numId="21" w16cid:durableId="1611013574">
-    <w:abstractNumId w:val="48"/>
-  </w:num>
-  <w:num w:numId="22" w16cid:durableId="1322468771">
-    <w:abstractNumId w:val="32"/>
-  </w:num>
-  <w:num w:numId="23" w16cid:durableId="2029872079">
-    <w:abstractNumId w:val="2"/>
-  </w:num>
-  <w:num w:numId="24" w16cid:durableId="309991640">
-    <w:abstractNumId w:val="40"/>
-  </w:num>
-  <w:num w:numId="25" w16cid:durableId="1969310046">
-    <w:abstractNumId w:val="4"/>
-  </w:num>
-  <w:num w:numId="26" w16cid:durableId="1116409724">
-    <w:abstractNumId w:val="30"/>
-  </w:num>
-  <w:num w:numId="27" w16cid:durableId="322780233">
-    <w:abstractNumId w:val="58"/>
-  </w:num>
-  <w:num w:numId="28" w16cid:durableId="1054349657">
-    <w:abstractNumId w:val="21"/>
-  </w:num>
-  <w:num w:numId="29" w16cid:durableId="552277284">
-    <w:abstractNumId w:val="36"/>
-  </w:num>
-  <w:num w:numId="30" w16cid:durableId="1977484625">
-    <w:abstractNumId w:val="18"/>
-  </w:num>
-  <w:num w:numId="31" w16cid:durableId="1534658380">
-    <w:abstractNumId w:val="12"/>
-  </w:num>
-  <w:num w:numId="32" w16cid:durableId="386144493">
-    <w:abstractNumId w:val="56"/>
-  </w:num>
-  <w:num w:numId="33" w16cid:durableId="2132167388">
-    <w:abstractNumId w:val="19"/>
-  </w:num>
-  <w:num w:numId="34" w16cid:durableId="1111781599">
-    <w:abstractNumId w:val="46"/>
-  </w:num>
   <w:num w:numId="35" w16cid:durableId="668556855">
-    <w:abstractNumId w:val="22"/>
+    <w:abstractNumId w:val="28"/>
   </w:num>
   <w:num w:numId="36" w16cid:durableId="1984579431">
     <w:abstractNumId w:val="0"/>
   </w:num>
   <w:num w:numId="37" w16cid:durableId="1641962956">
-    <w:abstractNumId w:val="20"/>
+    <w:abstractNumId w:val="26"/>
   </w:num>
   <w:num w:numId="38" w16cid:durableId="88744314">
+    <w:abstractNumId w:val="67"/>
+  </w:num>
+  <w:num w:numId="39" w16cid:durableId="2022127337">
+    <w:abstractNumId w:val="50"/>
+  </w:num>
+  <w:num w:numId="40" w16cid:durableId="743453144">
+    <w:abstractNumId w:val="63"/>
+  </w:num>
+  <w:num w:numId="41" w16cid:durableId="589193542">
+    <w:abstractNumId w:val="68"/>
+  </w:num>
+  <w:num w:numId="42" w16cid:durableId="1060985723">
+    <w:abstractNumId w:val="39"/>
+  </w:num>
+  <w:num w:numId="43" w16cid:durableId="1137575752">
+    <w:abstractNumId w:val="14"/>
+  </w:num>
+  <w:num w:numId="44" w16cid:durableId="661202924">
+    <w:abstractNumId w:val="36"/>
+  </w:num>
+  <w:num w:numId="45" w16cid:durableId="1478105328">
     <w:abstractNumId w:val="54"/>
   </w:num>
-  <w:num w:numId="39" w16cid:durableId="2022127337">
+  <w:num w:numId="46" w16cid:durableId="56251777">
+    <w:abstractNumId w:val="64"/>
+  </w:num>
+  <w:num w:numId="47" w16cid:durableId="743139491">
+    <w:abstractNumId w:val="13"/>
+  </w:num>
+  <w:num w:numId="48" w16cid:durableId="1923681215">
+    <w:abstractNumId w:val="37"/>
+  </w:num>
+  <w:num w:numId="49" w16cid:durableId="1006831611">
+    <w:abstractNumId w:val="57"/>
+  </w:num>
+  <w:num w:numId="50" w16cid:durableId="1446075123">
+    <w:abstractNumId w:val="11"/>
+  </w:num>
+  <w:num w:numId="51" w16cid:durableId="1648896361">
+    <w:abstractNumId w:val="49"/>
+  </w:num>
+  <w:num w:numId="52" w16cid:durableId="1735154766">
+    <w:abstractNumId w:val="58"/>
+  </w:num>
+  <w:num w:numId="53" w16cid:durableId="1289434488">
+    <w:abstractNumId w:val="66"/>
+  </w:num>
+  <w:num w:numId="54" w16cid:durableId="2119369249">
+    <w:abstractNumId w:val="2"/>
+  </w:num>
+  <w:num w:numId="55" w16cid:durableId="195315142">
+    <w:abstractNumId w:val="70"/>
+  </w:num>
+  <w:num w:numId="56" w16cid:durableId="822820533">
+    <w:abstractNumId w:val="60"/>
+  </w:num>
+  <w:num w:numId="57" w16cid:durableId="690423250">
+    <w:abstractNumId w:val="29"/>
+  </w:num>
+  <w:num w:numId="58" w16cid:durableId="1566066118">
+    <w:abstractNumId w:val="6"/>
+  </w:num>
+  <w:num w:numId="59" w16cid:durableId="85536140">
+    <w:abstractNumId w:val="8"/>
+  </w:num>
+  <w:num w:numId="60" w16cid:durableId="2107846099">
+    <w:abstractNumId w:val="46"/>
+  </w:num>
+  <w:num w:numId="61" w16cid:durableId="509563352">
+    <w:abstractNumId w:val="9"/>
+  </w:num>
+  <w:num w:numId="62" w16cid:durableId="878592241">
+    <w:abstractNumId w:val="4"/>
+  </w:num>
+  <w:num w:numId="63" w16cid:durableId="1345087426">
+    <w:abstractNumId w:val="52"/>
+  </w:num>
+  <w:num w:numId="64" w16cid:durableId="241138712">
+    <w:abstractNumId w:val="1"/>
+  </w:num>
+  <w:num w:numId="65" w16cid:durableId="783118122">
+    <w:abstractNumId w:val="32"/>
+  </w:num>
+  <w:num w:numId="66" w16cid:durableId="861435676">
     <w:abstractNumId w:val="38"/>
   </w:num>
-  <w:num w:numId="40" w16cid:durableId="743453144">
-    <w:abstractNumId w:val="50"/>
+  <w:num w:numId="67" w16cid:durableId="2062056329">
+    <w:abstractNumId w:val="75"/>
   </w:num>
-  <w:num w:numId="41" w16cid:durableId="589193542">
-    <w:abstractNumId w:val="55"/>
+  <w:num w:numId="68" w16cid:durableId="865560278">
+    <w:abstractNumId w:val="74"/>
   </w:num>
-  <w:num w:numId="42" w16cid:durableId="1060985723">
-    <w:abstractNumId w:val="29"/>
+  <w:num w:numId="69" w16cid:durableId="1091781898">
+    <w:abstractNumId w:val="18"/>
   </w:num>
-  <w:num w:numId="43" w16cid:durableId="1137575752">
-    <w:abstractNumId w:val="11"/>
+  <w:num w:numId="70" w16cid:durableId="170265073">
+    <w:abstractNumId w:val="19"/>
   </w:num>
-  <w:num w:numId="44" w16cid:durableId="661202924">
-    <w:abstractNumId w:val="27"/>
+  <w:num w:numId="71" w16cid:durableId="1039164216">
+    <w:abstractNumId w:val="34"/>
   </w:num>
-  <w:num w:numId="45" w16cid:durableId="1478105328">
-    <w:abstractNumId w:val="41"/>
-  </w:num>
-  <w:num w:numId="46" w16cid:durableId="56251777">
-    <w:abstractNumId w:val="51"/>
-  </w:num>
-  <w:num w:numId="47" w16cid:durableId="743139491">
-    <w:abstractNumId w:val="10"/>
-  </w:num>
-  <w:num w:numId="48" w16cid:durableId="1923681215">
-    <w:abstractNumId w:val="28"/>
-  </w:num>
-  <w:num w:numId="49" w16cid:durableId="1006831611">
-    <w:abstractNumId w:val="44"/>
-  </w:num>
-  <w:num w:numId="50" w16cid:durableId="1446075123">
-    <w:abstractNumId w:val="8"/>
-  </w:num>
-  <w:num w:numId="51" w16cid:durableId="1648896361">
-    <w:abstractNumId w:val="37"/>
-  </w:num>
-  <w:num w:numId="52" w16cid:durableId="1735154766">
-    <w:abstractNumId w:val="45"/>
-  </w:num>
-  <w:num w:numId="53" w16cid:durableId="1289434488">
-    <w:abstractNumId w:val="53"/>
-  </w:num>
-  <w:num w:numId="54" w16cid:durableId="2119369249">
-    <w:abstractNumId w:val="1"/>
-  </w:num>
-  <w:num w:numId="55" w16cid:durableId="195315142">
-    <w:abstractNumId w:val="57"/>
-  </w:num>
-  <w:num w:numId="56" w16cid:durableId="822820533">
+  <w:num w:numId="72" w16cid:durableId="1890652973">
     <w:abstractNumId w:val="47"/>
   </w:num>
-  <w:num w:numId="57" w16cid:durableId="690423250">
-    <w:abstractNumId w:val="23"/>
+  <w:num w:numId="73" w16cid:durableId="1698968552">
+    <w:abstractNumId w:val="35"/>
   </w:num>
-  <w:num w:numId="58" w16cid:durableId="1566066118">
+  <w:num w:numId="74" w16cid:durableId="699209915">
+    <w:abstractNumId w:val="77"/>
+  </w:num>
+  <w:num w:numId="75" w16cid:durableId="165485899">
+    <w:abstractNumId w:val="73"/>
+  </w:num>
+  <w:num w:numId="76" w16cid:durableId="1238441598">
     <w:abstractNumId w:val="3"/>
   </w:num>
-  <w:num w:numId="59" w16cid:durableId="85536140">
-    <w:abstractNumId w:val="5"/>
+  <w:num w:numId="77" w16cid:durableId="873469252">
+    <w:abstractNumId w:val="78"/>
   </w:num>
-  <w:num w:numId="60" w16cid:durableId="2107846099">
-    <w:abstractNumId w:val="35"/>
+  <w:num w:numId="78" w16cid:durableId="881597956">
+    <w:abstractNumId w:val="42"/>
   </w:num>
-  <w:num w:numId="61" w16cid:durableId="509563352">
-    <w:abstractNumId w:val="6"/>
+  <w:num w:numId="79" w16cid:durableId="361908075">
+    <w:abstractNumId w:val="23"/>
   </w:num>
 </w:numbering>
 </file>
@@ -34974,6 +41521,7 @@
   <w:style w:type="character" w:default="1" w:styleId="DefaultParagraphFont">
     <w:name w:val="Default Paragraph Font"/>
     <w:uiPriority w:val="1"/>
+    <w:semiHidden/>
     <w:unhideWhenUsed/>
   </w:style>
   <w:style w:type="table" w:default="1" w:styleId="TableNormal">
@@ -35287,6 +41835,236 @@
       <w:spacing w:val="5"/>
     </w:rPr>
   </w:style>
+  <w:style w:type="table" w:styleId="TableGrid">
+    <w:name w:val="Table Grid"/>
+    <w:basedOn w:val="TableNormal"/>
+    <w:uiPriority w:val="39"/>
+    <w:rsid w:val="006F4687"/>
+    <w:pPr>
+      <w:spacing w:after="0" w:line="240" w:lineRule="auto"/>
+    </w:pPr>
+    <w:tblPr>
+      <w:tblBorders>
+        <w:top w:val="single" w:sz="4" w:space="0" w:color="auto"/>
+        <w:left w:val="single" w:sz="4" w:space="0" w:color="auto"/>
+        <w:bottom w:val="single" w:sz="4" w:space="0" w:color="auto"/>
+        <w:right w:val="single" w:sz="4" w:space="0" w:color="auto"/>
+        <w:insideH w:val="single" w:sz="4" w:space="0" w:color="auto"/>
+        <w:insideV w:val="single" w:sz="4" w:space="0" w:color="auto"/>
+      </w:tblBorders>
+    </w:tblPr>
+  </w:style>
+  <w:style w:type="table" w:styleId="GridTable3">
+    <w:name w:val="Grid Table 3"/>
+    <w:basedOn w:val="TableNormal"/>
+    <w:uiPriority w:val="48"/>
+    <w:rsid w:val="006F4687"/>
+    <w:pPr>
+      <w:spacing w:after="0" w:line="240" w:lineRule="auto"/>
+    </w:pPr>
+    <w:tblPr>
+      <w:tblStyleRowBandSize w:val="1"/>
+      <w:tblStyleColBandSize w:val="1"/>
+      <w:tblBorders>
+        <w:top w:val="single" w:sz="4" w:space="0" w:color="666666" w:themeColor="text1" w:themeTint="99"/>
+        <w:left w:val="single" w:sz="4" w:space="0" w:color="666666" w:themeColor="text1" w:themeTint="99"/>
+        <w:bottom w:val="single" w:sz="4" w:space="0" w:color="666666" w:themeColor="text1" w:themeTint="99"/>
+        <w:right w:val="single" w:sz="4" w:space="0" w:color="666666" w:themeColor="text1" w:themeTint="99"/>
+        <w:insideH w:val="single" w:sz="4" w:space="0" w:color="666666" w:themeColor="text1" w:themeTint="99"/>
+        <w:insideV w:val="single" w:sz="4" w:space="0" w:color="666666" w:themeColor="text1" w:themeTint="99"/>
+      </w:tblBorders>
+    </w:tblPr>
+    <w:tblStylePr w:type="firstRow">
+      <w:rPr>
+        <w:b/>
+        <w:bCs/>
+      </w:rPr>
+      <w:tblPr/>
+      <w:tcPr>
+        <w:tcBorders>
+          <w:top w:val="nil"/>
+          <w:left w:val="nil"/>
+          <w:right w:val="nil"/>
+          <w:insideH w:val="nil"/>
+          <w:insideV w:val="nil"/>
+        </w:tcBorders>
+        <w:shd w:val="clear" w:color="auto" w:fill="FFFFFF" w:themeFill="background1"/>
+      </w:tcPr>
+    </w:tblStylePr>
+    <w:tblStylePr w:type="lastRow">
+      <w:rPr>
+        <w:b/>
+        <w:bCs/>
+      </w:rPr>
+      <w:tblPr/>
+      <w:tcPr>
+        <w:tcBorders>
+          <w:left w:val="nil"/>
+          <w:bottom w:val="nil"/>
+          <w:right w:val="nil"/>
+          <w:insideH w:val="nil"/>
+          <w:insideV w:val="nil"/>
+        </w:tcBorders>
+        <w:shd w:val="clear" w:color="auto" w:fill="FFFFFF" w:themeFill="background1"/>
+      </w:tcPr>
+    </w:tblStylePr>
+    <w:tblStylePr w:type="firstCol">
+      <w:pPr>
+        <w:jc w:val="right"/>
+      </w:pPr>
+      <w:rPr>
+        <w:i/>
+        <w:iCs/>
+      </w:rPr>
+      <w:tblPr/>
+      <w:tcPr>
+        <w:tcBorders>
+          <w:top w:val="nil"/>
+          <w:left w:val="nil"/>
+          <w:bottom w:val="nil"/>
+          <w:insideH w:val="nil"/>
+          <w:insideV w:val="nil"/>
+        </w:tcBorders>
+        <w:shd w:val="clear" w:color="auto" w:fill="FFFFFF" w:themeFill="background1"/>
+      </w:tcPr>
+    </w:tblStylePr>
+    <w:tblStylePr w:type="lastCol">
+      <w:rPr>
+        <w:i/>
+        <w:iCs/>
+      </w:rPr>
+      <w:tblPr/>
+      <w:tcPr>
+        <w:tcBorders>
+          <w:top w:val="nil"/>
+          <w:bottom w:val="nil"/>
+          <w:right w:val="nil"/>
+          <w:insideH w:val="nil"/>
+          <w:insideV w:val="nil"/>
+        </w:tcBorders>
+        <w:shd w:val="clear" w:color="auto" w:fill="FFFFFF" w:themeFill="background1"/>
+      </w:tcPr>
+    </w:tblStylePr>
+    <w:tblStylePr w:type="band1Vert">
+      <w:tblPr/>
+      <w:tcPr>
+        <w:shd w:val="clear" w:color="auto" w:fill="CCCCCC" w:themeFill="text1" w:themeFillTint="33"/>
+      </w:tcPr>
+    </w:tblStylePr>
+    <w:tblStylePr w:type="band1Horz">
+      <w:tblPr/>
+      <w:tcPr>
+        <w:shd w:val="clear" w:color="auto" w:fill="CCCCCC" w:themeFill="text1" w:themeFillTint="33"/>
+      </w:tcPr>
+    </w:tblStylePr>
+    <w:tblStylePr w:type="neCell">
+      <w:tblPr/>
+      <w:tcPr>
+        <w:tcBorders>
+          <w:bottom w:val="single" w:sz="4" w:space="0" w:color="666666" w:themeColor="text1" w:themeTint="99"/>
+        </w:tcBorders>
+      </w:tcPr>
+    </w:tblStylePr>
+    <w:tblStylePr w:type="nwCell">
+      <w:tblPr/>
+      <w:tcPr>
+        <w:tcBorders>
+          <w:bottom w:val="single" w:sz="4" w:space="0" w:color="666666" w:themeColor="text1" w:themeTint="99"/>
+        </w:tcBorders>
+      </w:tcPr>
+    </w:tblStylePr>
+    <w:tblStylePr w:type="seCell">
+      <w:tblPr/>
+      <w:tcPr>
+        <w:tcBorders>
+          <w:top w:val="single" w:sz="4" w:space="0" w:color="666666" w:themeColor="text1" w:themeTint="99"/>
+        </w:tcBorders>
+      </w:tcPr>
+    </w:tblStylePr>
+    <w:tblStylePr w:type="swCell">
+      <w:tblPr/>
+      <w:tcPr>
+        <w:tcBorders>
+          <w:top w:val="single" w:sz="4" w:space="0" w:color="666666" w:themeColor="text1" w:themeTint="99"/>
+        </w:tcBorders>
+      </w:tcPr>
+    </w:tblStylePr>
+  </w:style>
+  <w:style w:type="table" w:styleId="GridTable2">
+    <w:name w:val="Grid Table 2"/>
+    <w:basedOn w:val="TableNormal"/>
+    <w:uiPriority w:val="47"/>
+    <w:rsid w:val="00E0188F"/>
+    <w:pPr>
+      <w:spacing w:after="0" w:line="240" w:lineRule="auto"/>
+    </w:pPr>
+    <w:tblPr>
+      <w:tblStyleRowBandSize w:val="1"/>
+      <w:tblStyleColBandSize w:val="1"/>
+      <w:tblBorders>
+        <w:top w:val="single" w:sz="2" w:space="0" w:color="666666" w:themeColor="text1" w:themeTint="99"/>
+        <w:bottom w:val="single" w:sz="2" w:space="0" w:color="666666" w:themeColor="text1" w:themeTint="99"/>
+        <w:insideH w:val="single" w:sz="2" w:space="0" w:color="666666" w:themeColor="text1" w:themeTint="99"/>
+        <w:insideV w:val="single" w:sz="2" w:space="0" w:color="666666" w:themeColor="text1" w:themeTint="99"/>
+      </w:tblBorders>
+    </w:tblPr>
+    <w:tblStylePr w:type="firstRow">
+      <w:rPr>
+        <w:b/>
+        <w:bCs/>
+      </w:rPr>
+      <w:tblPr/>
+      <w:tcPr>
+        <w:tcBorders>
+          <w:top w:val="nil"/>
+          <w:bottom w:val="single" w:sz="12" w:space="0" w:color="666666" w:themeColor="text1" w:themeTint="99"/>
+          <w:insideH w:val="nil"/>
+          <w:insideV w:val="nil"/>
+        </w:tcBorders>
+        <w:shd w:val="clear" w:color="auto" w:fill="FFFFFF" w:themeFill="background1"/>
+      </w:tcPr>
+    </w:tblStylePr>
+    <w:tblStylePr w:type="lastRow">
+      <w:rPr>
+        <w:b/>
+        <w:bCs/>
+      </w:rPr>
+      <w:tblPr/>
+      <w:tcPr>
+        <w:tcBorders>
+          <w:top w:val="double" w:sz="2" w:space="0" w:color="666666" w:themeColor="text1" w:themeTint="99"/>
+          <w:bottom w:val="nil"/>
+          <w:insideH w:val="nil"/>
+          <w:insideV w:val="nil"/>
+        </w:tcBorders>
+        <w:shd w:val="clear" w:color="auto" w:fill="FFFFFF" w:themeFill="background1"/>
+      </w:tcPr>
+    </w:tblStylePr>
+    <w:tblStylePr w:type="firstCol">
+      <w:rPr>
+        <w:b/>
+        <w:bCs/>
+      </w:rPr>
+    </w:tblStylePr>
+    <w:tblStylePr w:type="lastCol">
+      <w:rPr>
+        <w:b/>
+        <w:bCs/>
+      </w:rPr>
+    </w:tblStylePr>
+    <w:tblStylePr w:type="band1Vert">
+      <w:tblPr/>
+      <w:tcPr>
+        <w:shd w:val="clear" w:color="auto" w:fill="CCCCCC" w:themeFill="text1" w:themeFillTint="33"/>
+      </w:tcPr>
+    </w:tblStylePr>
+    <w:tblStylePr w:type="band1Horz">
+      <w:tblPr/>
+      <w:tcPr>
+        <w:shd w:val="clear" w:color="auto" w:fill="CCCCCC" w:themeFill="text1" w:themeFillTint="33"/>
+      </w:tcPr>
+    </w:tblStylePr>
+  </w:style>
 </w:styles>
 </file>
 

--- a/Kubernetes/7-statefulset.docx
+++ b/Kubernetes/7-statefulset.docx
@@ -30910,19 +30910,7 @@
                                 <w:sz w:val="28"/>
                                 <w:szCs w:val="28"/>
                               </w:rPr>
-                              <w:t xml:space="preserve">     </w:t>
-                            </w:r>
-                            <w:r>
-                              <w:rPr>
-                                <w:rFonts w:asciiTheme="majorBidi" w:hAnsiTheme="majorBidi" w:cstheme="majorBidi"/>
-                                <w:b/>
-                                <w:bCs/>
-                                <w:i/>
-                                <w:iCs/>
-                                <w:sz w:val="28"/>
-                                <w:szCs w:val="28"/>
-                              </w:rPr>
-                              <w:t xml:space="preserve">type: </w:t>
+                              <w:t xml:space="preserve">     type: </w:t>
                             </w:r>
                             <w:proofErr w:type="spellStart"/>
                             <w:r>
@@ -31039,19 +31027,7 @@
                           <w:sz w:val="28"/>
                           <w:szCs w:val="28"/>
                         </w:rPr>
-                        <w:t xml:space="preserve">     </w:t>
-                      </w:r>
-                      <w:r>
-                        <w:rPr>
-                          <w:rFonts w:asciiTheme="majorBidi" w:hAnsiTheme="majorBidi" w:cstheme="majorBidi"/>
-                          <w:b/>
-                          <w:bCs/>
-                          <w:i/>
-                          <w:iCs/>
-                          <w:sz w:val="28"/>
-                          <w:szCs w:val="28"/>
-                        </w:rPr>
-                        <w:t xml:space="preserve">type: </w:t>
+                        <w:t xml:space="preserve">     type: </w:t>
                       </w:r>
                       <w:proofErr w:type="spellStart"/>
                       <w:r>
@@ -31352,15 +31328,7 @@
           <w:sz w:val="28"/>
           <w:szCs w:val="28"/>
         </w:rPr>
-        <w:t>S</w:t>
-      </w:r>
-      <w:r>
-        <w:rPr>
-          <w:rFonts w:asciiTheme="majorBidi" w:hAnsiTheme="majorBidi" w:cstheme="majorBidi"/>
-          <w:sz w:val="28"/>
-          <w:szCs w:val="28"/>
-        </w:rPr>
-        <w:t xml:space="preserve">witching from </w:t>
+        <w:t xml:space="preserve">Switching from </w:t>
       </w:r>
       <w:proofErr w:type="spellStart"/>
       <w:r>
@@ -31506,23 +31474,7 @@
           <w:sz w:val="28"/>
           <w:szCs w:val="28"/>
         </w:rPr>
-        <w:t>, Kubernetes does not manage updates automatically. Pods are updated only when you manually delete them.</w:t>
-      </w:r>
-      <w:r>
-        <w:rPr>
-          <w:rFonts w:asciiTheme="majorBidi" w:hAnsiTheme="majorBidi" w:cstheme="majorBidi"/>
-          <w:sz w:val="28"/>
-          <w:szCs w:val="28"/>
-        </w:rPr>
-        <w:t xml:space="preserve"> </w:t>
-      </w:r>
-      <w:r>
-        <w:rPr>
-          <w:rFonts w:asciiTheme="majorBidi" w:hAnsiTheme="majorBidi" w:cstheme="majorBidi"/>
-          <w:sz w:val="28"/>
-          <w:szCs w:val="28"/>
-        </w:rPr>
-        <w:t xml:space="preserve">If you change the strategy to </w:t>
+        <w:t xml:space="preserve">, Kubernetes does not manage updates automatically. Pods are updated only when you manually delete them. If you change the strategy to </w:t>
       </w:r>
       <w:proofErr w:type="spellStart"/>
       <w:r>
@@ -34106,7 +34058,7 @@
   <w:abstractNum w:abstractNumId="18" w15:restartNumberingAfterBreak="0">
     <w:nsid w:val="1B745D8A"/>
     <w:multiLevelType w:val="hybridMultilevel"/>
-    <w:tmpl w:val="A7A86536"/>
+    <w:tmpl w:val="41C6B608"/>
     <w:lvl w:ilvl="0" w:tplc="04090001">
       <w:start w:val="1"/>
       <w:numFmt w:val="bullet"/>
@@ -35748,6 +35700,119 @@
     </w:lvl>
   </w:abstractNum>
   <w:abstractNum w:abstractNumId="33" w15:restartNumberingAfterBreak="0">
+    <w:nsid w:val="30473F85"/>
+    <w:multiLevelType w:val="hybridMultilevel"/>
+    <w:tmpl w:val="3514D052"/>
+    <w:lvl w:ilvl="0" w:tplc="04090001">
+      <w:start w:val="1"/>
+      <w:numFmt w:val="bullet"/>
+      <w:lvlText w:val=""/>
+      <w:lvlJc w:val="left"/>
+      <w:pPr>
+        <w:ind w:left="720" w:hanging="360"/>
+      </w:pPr>
+      <w:rPr>
+        <w:rFonts w:ascii="Symbol" w:hAnsi="Symbol" w:hint="default"/>
+      </w:rPr>
+    </w:lvl>
+    <w:lvl w:ilvl="1" w:tplc="04090003" w:tentative="1">
+      <w:start w:val="1"/>
+      <w:numFmt w:val="bullet"/>
+      <w:lvlText w:val="o"/>
+      <w:lvlJc w:val="left"/>
+      <w:pPr>
+        <w:ind w:left="1440" w:hanging="360"/>
+      </w:pPr>
+      <w:rPr>
+        <w:rFonts w:ascii="Courier New" w:hAnsi="Courier New" w:cs="Courier New" w:hint="default"/>
+      </w:rPr>
+    </w:lvl>
+    <w:lvl w:ilvl="2" w:tplc="04090005" w:tentative="1">
+      <w:start w:val="1"/>
+      <w:numFmt w:val="bullet"/>
+      <w:lvlText w:val=""/>
+      <w:lvlJc w:val="left"/>
+      <w:pPr>
+        <w:ind w:left="2160" w:hanging="360"/>
+      </w:pPr>
+      <w:rPr>
+        <w:rFonts w:ascii="Wingdings" w:hAnsi="Wingdings" w:hint="default"/>
+      </w:rPr>
+    </w:lvl>
+    <w:lvl w:ilvl="3" w:tplc="04090001" w:tentative="1">
+      <w:start w:val="1"/>
+      <w:numFmt w:val="bullet"/>
+      <w:lvlText w:val=""/>
+      <w:lvlJc w:val="left"/>
+      <w:pPr>
+        <w:ind w:left="2880" w:hanging="360"/>
+      </w:pPr>
+      <w:rPr>
+        <w:rFonts w:ascii="Symbol" w:hAnsi="Symbol" w:hint="default"/>
+      </w:rPr>
+    </w:lvl>
+    <w:lvl w:ilvl="4" w:tplc="04090003" w:tentative="1">
+      <w:start w:val="1"/>
+      <w:numFmt w:val="bullet"/>
+      <w:lvlText w:val="o"/>
+      <w:lvlJc w:val="left"/>
+      <w:pPr>
+        <w:ind w:left="3600" w:hanging="360"/>
+      </w:pPr>
+      <w:rPr>
+        <w:rFonts w:ascii="Courier New" w:hAnsi="Courier New" w:cs="Courier New" w:hint="default"/>
+      </w:rPr>
+    </w:lvl>
+    <w:lvl w:ilvl="5" w:tplc="04090005" w:tentative="1">
+      <w:start w:val="1"/>
+      <w:numFmt w:val="bullet"/>
+      <w:lvlText w:val=""/>
+      <w:lvlJc w:val="left"/>
+      <w:pPr>
+        <w:ind w:left="4320" w:hanging="360"/>
+      </w:pPr>
+      <w:rPr>
+        <w:rFonts w:ascii="Wingdings" w:hAnsi="Wingdings" w:hint="default"/>
+      </w:rPr>
+    </w:lvl>
+    <w:lvl w:ilvl="6" w:tplc="04090001" w:tentative="1">
+      <w:start w:val="1"/>
+      <w:numFmt w:val="bullet"/>
+      <w:lvlText w:val=""/>
+      <w:lvlJc w:val="left"/>
+      <w:pPr>
+        <w:ind w:left="5040" w:hanging="360"/>
+      </w:pPr>
+      <w:rPr>
+        <w:rFonts w:ascii="Symbol" w:hAnsi="Symbol" w:hint="default"/>
+      </w:rPr>
+    </w:lvl>
+    <w:lvl w:ilvl="7" w:tplc="04090003" w:tentative="1">
+      <w:start w:val="1"/>
+      <w:numFmt w:val="bullet"/>
+      <w:lvlText w:val="o"/>
+      <w:lvlJc w:val="left"/>
+      <w:pPr>
+        <w:ind w:left="5760" w:hanging="360"/>
+      </w:pPr>
+      <w:rPr>
+        <w:rFonts w:ascii="Courier New" w:hAnsi="Courier New" w:cs="Courier New" w:hint="default"/>
+      </w:rPr>
+    </w:lvl>
+    <w:lvl w:ilvl="8" w:tplc="04090005" w:tentative="1">
+      <w:start w:val="1"/>
+      <w:numFmt w:val="bullet"/>
+      <w:lvlText w:val=""/>
+      <w:lvlJc w:val="left"/>
+      <w:pPr>
+        <w:ind w:left="6480" w:hanging="360"/>
+      </w:pPr>
+      <w:rPr>
+        <w:rFonts w:ascii="Wingdings" w:hAnsi="Wingdings" w:hint="default"/>
+      </w:rPr>
+    </w:lvl>
+  </w:abstractNum>
+  <w:abstractNum w:abstractNumId="34" w15:restartNumberingAfterBreak="0">
     <w:nsid w:val="311E7DC7"/>
     <w:multiLevelType w:val="hybridMultilevel"/>
     <w:tmpl w:val="11D0CBCA"/>
@@ -35860,7 +35925,7 @@
       </w:rPr>
     </w:lvl>
   </w:abstractNum>
-  <w:abstractNum w:abstractNumId="34" w15:restartNumberingAfterBreak="0">
+  <w:abstractNum w:abstractNumId="35" w15:restartNumberingAfterBreak="0">
     <w:nsid w:val="33C720FF"/>
     <w:multiLevelType w:val="hybridMultilevel"/>
     <w:tmpl w:val="FB6AD51C"/>
@@ -35946,7 +36011,7 @@
       </w:pPr>
     </w:lvl>
   </w:abstractNum>
-  <w:abstractNum w:abstractNumId="35" w15:restartNumberingAfterBreak="0">
+  <w:abstractNum w:abstractNumId="36" w15:restartNumberingAfterBreak="0">
     <w:nsid w:val="34C24745"/>
     <w:multiLevelType w:val="hybridMultilevel"/>
     <w:tmpl w:val="7F4C00AC"/>
@@ -36032,7 +36097,7 @@
       </w:pPr>
     </w:lvl>
   </w:abstractNum>
-  <w:abstractNum w:abstractNumId="36" w15:restartNumberingAfterBreak="0">
+  <w:abstractNum w:abstractNumId="37" w15:restartNumberingAfterBreak="0">
     <w:nsid w:val="3534454C"/>
     <w:multiLevelType w:val="hybridMultilevel"/>
     <w:tmpl w:val="5B763AF4"/>
@@ -36145,7 +36210,7 @@
       </w:rPr>
     </w:lvl>
   </w:abstractNum>
-  <w:abstractNum w:abstractNumId="37" w15:restartNumberingAfterBreak="0">
+  <w:abstractNum w:abstractNumId="38" w15:restartNumberingAfterBreak="0">
     <w:nsid w:val="35AD7BDC"/>
     <w:multiLevelType w:val="hybridMultilevel"/>
     <w:tmpl w:val="6BB690F2"/>
@@ -36258,7 +36323,7 @@
       </w:rPr>
     </w:lvl>
   </w:abstractNum>
-  <w:abstractNum w:abstractNumId="38" w15:restartNumberingAfterBreak="0">
+  <w:abstractNum w:abstractNumId="39" w15:restartNumberingAfterBreak="0">
     <w:nsid w:val="38DD4513"/>
     <w:multiLevelType w:val="hybridMultilevel"/>
     <w:tmpl w:val="5BB6D536"/>
@@ -36371,7 +36436,7 @@
       </w:rPr>
     </w:lvl>
   </w:abstractNum>
-  <w:abstractNum w:abstractNumId="39" w15:restartNumberingAfterBreak="0">
+  <w:abstractNum w:abstractNumId="40" w15:restartNumberingAfterBreak="0">
     <w:nsid w:val="3A230095"/>
     <w:multiLevelType w:val="hybridMultilevel"/>
     <w:tmpl w:val="6A42D652"/>
@@ -36484,7 +36549,7 @@
       </w:rPr>
     </w:lvl>
   </w:abstractNum>
-  <w:abstractNum w:abstractNumId="40" w15:restartNumberingAfterBreak="0">
+  <w:abstractNum w:abstractNumId="41" w15:restartNumberingAfterBreak="0">
     <w:nsid w:val="41970DA0"/>
     <w:multiLevelType w:val="hybridMultilevel"/>
     <w:tmpl w:val="D59E946C"/>
@@ -36597,7 +36662,7 @@
       </w:rPr>
     </w:lvl>
   </w:abstractNum>
-  <w:abstractNum w:abstractNumId="41" w15:restartNumberingAfterBreak="0">
+  <w:abstractNum w:abstractNumId="42" w15:restartNumberingAfterBreak="0">
     <w:nsid w:val="42463F96"/>
     <w:multiLevelType w:val="hybridMultilevel"/>
     <w:tmpl w:val="38D6BD6C"/>
@@ -36710,7 +36775,7 @@
       </w:rPr>
     </w:lvl>
   </w:abstractNum>
-  <w:abstractNum w:abstractNumId="42" w15:restartNumberingAfterBreak="0">
+  <w:abstractNum w:abstractNumId="43" w15:restartNumberingAfterBreak="0">
     <w:nsid w:val="425B6F8A"/>
     <w:multiLevelType w:val="hybridMultilevel"/>
     <w:tmpl w:val="8FCC3002"/>
@@ -36823,7 +36888,7 @@
       </w:rPr>
     </w:lvl>
   </w:abstractNum>
-  <w:abstractNum w:abstractNumId="43" w15:restartNumberingAfterBreak="0">
+  <w:abstractNum w:abstractNumId="44" w15:restartNumberingAfterBreak="0">
     <w:nsid w:val="42A505FD"/>
     <w:multiLevelType w:val="hybridMultilevel"/>
     <w:tmpl w:val="E8EAEB5E"/>
@@ -36936,7 +37001,7 @@
       </w:rPr>
     </w:lvl>
   </w:abstractNum>
-  <w:abstractNum w:abstractNumId="44" w15:restartNumberingAfterBreak="0">
+  <w:abstractNum w:abstractNumId="45" w15:restartNumberingAfterBreak="0">
     <w:nsid w:val="43B52752"/>
     <w:multiLevelType w:val="hybridMultilevel"/>
     <w:tmpl w:val="1966D71C"/>
@@ -37049,7 +37114,7 @@
       </w:rPr>
     </w:lvl>
   </w:abstractNum>
-  <w:abstractNum w:abstractNumId="45" w15:restartNumberingAfterBreak="0">
+  <w:abstractNum w:abstractNumId="46" w15:restartNumberingAfterBreak="0">
     <w:nsid w:val="43EB530A"/>
     <w:multiLevelType w:val="hybridMultilevel"/>
     <w:tmpl w:val="F972431E"/>
@@ -37135,7 +37200,7 @@
       </w:pPr>
     </w:lvl>
   </w:abstractNum>
-  <w:abstractNum w:abstractNumId="46" w15:restartNumberingAfterBreak="0">
+  <w:abstractNum w:abstractNumId="47" w15:restartNumberingAfterBreak="0">
     <w:nsid w:val="45AF7C35"/>
     <w:multiLevelType w:val="hybridMultilevel"/>
     <w:tmpl w:val="8772944E"/>
@@ -37248,7 +37313,7 @@
       </w:rPr>
     </w:lvl>
   </w:abstractNum>
-  <w:abstractNum w:abstractNumId="47" w15:restartNumberingAfterBreak="0">
+  <w:abstractNum w:abstractNumId="48" w15:restartNumberingAfterBreak="0">
     <w:nsid w:val="46CC4484"/>
     <w:multiLevelType w:val="hybridMultilevel"/>
     <w:tmpl w:val="7F4C00AC"/>
@@ -37334,7 +37399,7 @@
       </w:pPr>
     </w:lvl>
   </w:abstractNum>
-  <w:abstractNum w:abstractNumId="48" w15:restartNumberingAfterBreak="0">
+  <w:abstractNum w:abstractNumId="49" w15:restartNumberingAfterBreak="0">
     <w:nsid w:val="4A6F36B3"/>
     <w:multiLevelType w:val="hybridMultilevel"/>
     <w:tmpl w:val="65F039F8"/>
@@ -37447,7 +37512,7 @@
       </w:rPr>
     </w:lvl>
   </w:abstractNum>
-  <w:abstractNum w:abstractNumId="49" w15:restartNumberingAfterBreak="0">
+  <w:abstractNum w:abstractNumId="50" w15:restartNumberingAfterBreak="0">
     <w:nsid w:val="4ACB1AC3"/>
     <w:multiLevelType w:val="hybridMultilevel"/>
     <w:tmpl w:val="D44C12BC"/>
@@ -37560,7 +37625,7 @@
       </w:rPr>
     </w:lvl>
   </w:abstractNum>
-  <w:abstractNum w:abstractNumId="50" w15:restartNumberingAfterBreak="0">
+  <w:abstractNum w:abstractNumId="51" w15:restartNumberingAfterBreak="0">
     <w:nsid w:val="4B9262FF"/>
     <w:multiLevelType w:val="hybridMultilevel"/>
     <w:tmpl w:val="1922AF6E"/>
@@ -37646,7 +37711,7 @@
       </w:pPr>
     </w:lvl>
   </w:abstractNum>
-  <w:abstractNum w:abstractNumId="51" w15:restartNumberingAfterBreak="0">
+  <w:abstractNum w:abstractNumId="52" w15:restartNumberingAfterBreak="0">
     <w:nsid w:val="4D016762"/>
     <w:multiLevelType w:val="hybridMultilevel"/>
     <w:tmpl w:val="BCBC0E22"/>
@@ -37759,7 +37824,7 @@
       </w:rPr>
     </w:lvl>
   </w:abstractNum>
-  <w:abstractNum w:abstractNumId="52" w15:restartNumberingAfterBreak="0">
+  <w:abstractNum w:abstractNumId="53" w15:restartNumberingAfterBreak="0">
     <w:nsid w:val="534533F1"/>
     <w:multiLevelType w:val="hybridMultilevel"/>
     <w:tmpl w:val="9D7C3B12"/>
@@ -37848,7 +37913,7 @@
       </w:pPr>
     </w:lvl>
   </w:abstractNum>
-  <w:abstractNum w:abstractNumId="53" w15:restartNumberingAfterBreak="0">
+  <w:abstractNum w:abstractNumId="54" w15:restartNumberingAfterBreak="0">
     <w:nsid w:val="53C56E0C"/>
     <w:multiLevelType w:val="hybridMultilevel"/>
     <w:tmpl w:val="A6F81FF4"/>
@@ -37961,7 +38026,7 @@
       </w:rPr>
     </w:lvl>
   </w:abstractNum>
-  <w:abstractNum w:abstractNumId="54" w15:restartNumberingAfterBreak="0">
+  <w:abstractNum w:abstractNumId="55" w15:restartNumberingAfterBreak="0">
     <w:nsid w:val="53E66AF9"/>
     <w:multiLevelType w:val="hybridMultilevel"/>
     <w:tmpl w:val="31BA1EC6"/>
@@ -38074,7 +38139,7 @@
       </w:rPr>
     </w:lvl>
   </w:abstractNum>
-  <w:abstractNum w:abstractNumId="55" w15:restartNumberingAfterBreak="0">
+  <w:abstractNum w:abstractNumId="56" w15:restartNumberingAfterBreak="0">
     <w:nsid w:val="55C82569"/>
     <w:multiLevelType w:val="hybridMultilevel"/>
     <w:tmpl w:val="E06893B0"/>
@@ -38187,7 +38252,7 @@
       </w:rPr>
     </w:lvl>
   </w:abstractNum>
-  <w:abstractNum w:abstractNumId="56" w15:restartNumberingAfterBreak="0">
+  <w:abstractNum w:abstractNumId="57" w15:restartNumberingAfterBreak="0">
     <w:nsid w:val="592D678C"/>
     <w:multiLevelType w:val="hybridMultilevel"/>
     <w:tmpl w:val="5ABC51DC"/>
@@ -38300,7 +38365,7 @@
       </w:rPr>
     </w:lvl>
   </w:abstractNum>
-  <w:abstractNum w:abstractNumId="57" w15:restartNumberingAfterBreak="0">
+  <w:abstractNum w:abstractNumId="58" w15:restartNumberingAfterBreak="0">
     <w:nsid w:val="5E244B6B"/>
     <w:multiLevelType w:val="hybridMultilevel"/>
     <w:tmpl w:val="8FEA87F8"/>
@@ -38413,7 +38478,7 @@
       </w:rPr>
     </w:lvl>
   </w:abstractNum>
-  <w:abstractNum w:abstractNumId="58" w15:restartNumberingAfterBreak="0">
+  <w:abstractNum w:abstractNumId="59" w15:restartNumberingAfterBreak="0">
     <w:nsid w:val="5F1E4C3F"/>
     <w:multiLevelType w:val="hybridMultilevel"/>
     <w:tmpl w:val="93E2BCEA"/>
@@ -38499,7 +38564,7 @@
       </w:pPr>
     </w:lvl>
   </w:abstractNum>
-  <w:abstractNum w:abstractNumId="59" w15:restartNumberingAfterBreak="0">
+  <w:abstractNum w:abstractNumId="60" w15:restartNumberingAfterBreak="0">
     <w:nsid w:val="5FE2385F"/>
     <w:multiLevelType w:val="hybridMultilevel"/>
     <w:tmpl w:val="A4026CB4"/>
@@ -38612,7 +38677,7 @@
       </w:rPr>
     </w:lvl>
   </w:abstractNum>
-  <w:abstractNum w:abstractNumId="60" w15:restartNumberingAfterBreak="0">
+  <w:abstractNum w:abstractNumId="61" w15:restartNumberingAfterBreak="0">
     <w:nsid w:val="664B1937"/>
     <w:multiLevelType w:val="hybridMultilevel"/>
     <w:tmpl w:val="37BA6348"/>
@@ -38725,7 +38790,7 @@
       </w:rPr>
     </w:lvl>
   </w:abstractNum>
-  <w:abstractNum w:abstractNumId="61" w15:restartNumberingAfterBreak="0">
+  <w:abstractNum w:abstractNumId="62" w15:restartNumberingAfterBreak="0">
     <w:nsid w:val="67FB564F"/>
     <w:multiLevelType w:val="hybridMultilevel"/>
     <w:tmpl w:val="CCCA0BC0"/>
@@ -38838,7 +38903,7 @@
       </w:rPr>
     </w:lvl>
   </w:abstractNum>
-  <w:abstractNum w:abstractNumId="62" w15:restartNumberingAfterBreak="0">
+  <w:abstractNum w:abstractNumId="63" w15:restartNumberingAfterBreak="0">
     <w:nsid w:val="68A01758"/>
     <w:multiLevelType w:val="hybridMultilevel"/>
     <w:tmpl w:val="8FA069E4"/>
@@ -38951,7 +39016,7 @@
       </w:rPr>
     </w:lvl>
   </w:abstractNum>
-  <w:abstractNum w:abstractNumId="63" w15:restartNumberingAfterBreak="0">
+  <w:abstractNum w:abstractNumId="64" w15:restartNumberingAfterBreak="0">
     <w:nsid w:val="6CB52A5F"/>
     <w:multiLevelType w:val="hybridMultilevel"/>
     <w:tmpl w:val="9442358E"/>
@@ -39037,7 +39102,7 @@
       </w:pPr>
     </w:lvl>
   </w:abstractNum>
-  <w:abstractNum w:abstractNumId="64" w15:restartNumberingAfterBreak="0">
+  <w:abstractNum w:abstractNumId="65" w15:restartNumberingAfterBreak="0">
     <w:nsid w:val="6EE45FE1"/>
     <w:multiLevelType w:val="hybridMultilevel"/>
     <w:tmpl w:val="119E271E"/>
@@ -39150,7 +39215,7 @@
       </w:rPr>
     </w:lvl>
   </w:abstractNum>
-  <w:abstractNum w:abstractNumId="65" w15:restartNumberingAfterBreak="0">
+  <w:abstractNum w:abstractNumId="66" w15:restartNumberingAfterBreak="0">
     <w:nsid w:val="71243CF7"/>
     <w:multiLevelType w:val="hybridMultilevel"/>
     <w:tmpl w:val="3AFE8202"/>
@@ -39263,7 +39328,7 @@
       </w:rPr>
     </w:lvl>
   </w:abstractNum>
-  <w:abstractNum w:abstractNumId="66" w15:restartNumberingAfterBreak="0">
+  <w:abstractNum w:abstractNumId="67" w15:restartNumberingAfterBreak="0">
     <w:nsid w:val="71411F68"/>
     <w:multiLevelType w:val="hybridMultilevel"/>
     <w:tmpl w:val="4E9E5BC2"/>
@@ -39376,7 +39441,7 @@
       </w:rPr>
     </w:lvl>
   </w:abstractNum>
-  <w:abstractNum w:abstractNumId="67" w15:restartNumberingAfterBreak="0">
+  <w:abstractNum w:abstractNumId="68" w15:restartNumberingAfterBreak="0">
     <w:nsid w:val="716B58C1"/>
     <w:multiLevelType w:val="hybridMultilevel"/>
     <w:tmpl w:val="47608A00"/>
@@ -39489,7 +39554,120 @@
       </w:rPr>
     </w:lvl>
   </w:abstractNum>
-  <w:abstractNum w:abstractNumId="68" w15:restartNumberingAfterBreak="0">
+  <w:abstractNum w:abstractNumId="69" w15:restartNumberingAfterBreak="0">
+    <w:nsid w:val="7245146A"/>
+    <w:multiLevelType w:val="hybridMultilevel"/>
+    <w:tmpl w:val="A31E63F4"/>
+    <w:lvl w:ilvl="0" w:tplc="04090001">
+      <w:start w:val="1"/>
+      <w:numFmt w:val="bullet"/>
+      <w:lvlText w:val=""/>
+      <w:lvlJc w:val="left"/>
+      <w:pPr>
+        <w:ind w:left="720" w:hanging="360"/>
+      </w:pPr>
+      <w:rPr>
+        <w:rFonts w:ascii="Symbol" w:hAnsi="Symbol" w:hint="default"/>
+      </w:rPr>
+    </w:lvl>
+    <w:lvl w:ilvl="1" w:tplc="04090003" w:tentative="1">
+      <w:start w:val="1"/>
+      <w:numFmt w:val="bullet"/>
+      <w:lvlText w:val="o"/>
+      <w:lvlJc w:val="left"/>
+      <w:pPr>
+        <w:ind w:left="1440" w:hanging="360"/>
+      </w:pPr>
+      <w:rPr>
+        <w:rFonts w:ascii="Courier New" w:hAnsi="Courier New" w:cs="Courier New" w:hint="default"/>
+      </w:rPr>
+    </w:lvl>
+    <w:lvl w:ilvl="2" w:tplc="04090005" w:tentative="1">
+      <w:start w:val="1"/>
+      <w:numFmt w:val="bullet"/>
+      <w:lvlText w:val=""/>
+      <w:lvlJc w:val="left"/>
+      <w:pPr>
+        <w:ind w:left="2160" w:hanging="360"/>
+      </w:pPr>
+      <w:rPr>
+        <w:rFonts w:ascii="Wingdings" w:hAnsi="Wingdings" w:hint="default"/>
+      </w:rPr>
+    </w:lvl>
+    <w:lvl w:ilvl="3" w:tplc="04090001" w:tentative="1">
+      <w:start w:val="1"/>
+      <w:numFmt w:val="bullet"/>
+      <w:lvlText w:val=""/>
+      <w:lvlJc w:val="left"/>
+      <w:pPr>
+        <w:ind w:left="2880" w:hanging="360"/>
+      </w:pPr>
+      <w:rPr>
+        <w:rFonts w:ascii="Symbol" w:hAnsi="Symbol" w:hint="default"/>
+      </w:rPr>
+    </w:lvl>
+    <w:lvl w:ilvl="4" w:tplc="04090003" w:tentative="1">
+      <w:start w:val="1"/>
+      <w:numFmt w:val="bullet"/>
+      <w:lvlText w:val="o"/>
+      <w:lvlJc w:val="left"/>
+      <w:pPr>
+        <w:ind w:left="3600" w:hanging="360"/>
+      </w:pPr>
+      <w:rPr>
+        <w:rFonts w:ascii="Courier New" w:hAnsi="Courier New" w:cs="Courier New" w:hint="default"/>
+      </w:rPr>
+    </w:lvl>
+    <w:lvl w:ilvl="5" w:tplc="04090005" w:tentative="1">
+      <w:start w:val="1"/>
+      <w:numFmt w:val="bullet"/>
+      <w:lvlText w:val=""/>
+      <w:lvlJc w:val="left"/>
+      <w:pPr>
+        <w:ind w:left="4320" w:hanging="360"/>
+      </w:pPr>
+      <w:rPr>
+        <w:rFonts w:ascii="Wingdings" w:hAnsi="Wingdings" w:hint="default"/>
+      </w:rPr>
+    </w:lvl>
+    <w:lvl w:ilvl="6" w:tplc="04090001" w:tentative="1">
+      <w:start w:val="1"/>
+      <w:numFmt w:val="bullet"/>
+      <w:lvlText w:val=""/>
+      <w:lvlJc w:val="left"/>
+      <w:pPr>
+        <w:ind w:left="5040" w:hanging="360"/>
+      </w:pPr>
+      <w:rPr>
+        <w:rFonts w:ascii="Symbol" w:hAnsi="Symbol" w:hint="default"/>
+      </w:rPr>
+    </w:lvl>
+    <w:lvl w:ilvl="7" w:tplc="04090003" w:tentative="1">
+      <w:start w:val="1"/>
+      <w:numFmt w:val="bullet"/>
+      <w:lvlText w:val="o"/>
+      <w:lvlJc w:val="left"/>
+      <w:pPr>
+        <w:ind w:left="5760" w:hanging="360"/>
+      </w:pPr>
+      <w:rPr>
+        <w:rFonts w:ascii="Courier New" w:hAnsi="Courier New" w:cs="Courier New" w:hint="default"/>
+      </w:rPr>
+    </w:lvl>
+    <w:lvl w:ilvl="8" w:tplc="04090005" w:tentative="1">
+      <w:start w:val="1"/>
+      <w:numFmt w:val="bullet"/>
+      <w:lvlText w:val=""/>
+      <w:lvlJc w:val="left"/>
+      <w:pPr>
+        <w:ind w:left="6480" w:hanging="360"/>
+      </w:pPr>
+      <w:rPr>
+        <w:rFonts w:ascii="Wingdings" w:hAnsi="Wingdings" w:hint="default"/>
+      </w:rPr>
+    </w:lvl>
+  </w:abstractNum>
+  <w:abstractNum w:abstractNumId="70" w15:restartNumberingAfterBreak="0">
     <w:nsid w:val="72F8715F"/>
     <w:multiLevelType w:val="hybridMultilevel"/>
     <w:tmpl w:val="437412B0"/>
@@ -39602,7 +39780,7 @@
       </w:rPr>
     </w:lvl>
   </w:abstractNum>
-  <w:abstractNum w:abstractNumId="69" w15:restartNumberingAfterBreak="0">
+  <w:abstractNum w:abstractNumId="71" w15:restartNumberingAfterBreak="0">
     <w:nsid w:val="755B6B56"/>
     <w:multiLevelType w:val="hybridMultilevel"/>
     <w:tmpl w:val="10FCFF62"/>
@@ -39715,7 +39893,7 @@
       </w:rPr>
     </w:lvl>
   </w:abstractNum>
-  <w:abstractNum w:abstractNumId="70" w15:restartNumberingAfterBreak="0">
+  <w:abstractNum w:abstractNumId="72" w15:restartNumberingAfterBreak="0">
     <w:nsid w:val="75D71CBE"/>
     <w:multiLevelType w:val="hybridMultilevel"/>
     <w:tmpl w:val="A3BCEF22"/>
@@ -39801,7 +39979,7 @@
       </w:pPr>
     </w:lvl>
   </w:abstractNum>
-  <w:abstractNum w:abstractNumId="71" w15:restartNumberingAfterBreak="0">
+  <w:abstractNum w:abstractNumId="73" w15:restartNumberingAfterBreak="0">
     <w:nsid w:val="77A83F4A"/>
     <w:multiLevelType w:val="hybridMultilevel"/>
     <w:tmpl w:val="94364C26"/>
@@ -39914,7 +40092,7 @@
       </w:rPr>
     </w:lvl>
   </w:abstractNum>
-  <w:abstractNum w:abstractNumId="72" w15:restartNumberingAfterBreak="0">
+  <w:abstractNum w:abstractNumId="74" w15:restartNumberingAfterBreak="0">
     <w:nsid w:val="77BD5C11"/>
     <w:multiLevelType w:val="hybridMultilevel"/>
     <w:tmpl w:val="0FF0D7C2"/>
@@ -40027,7 +40205,7 @@
       </w:rPr>
     </w:lvl>
   </w:abstractNum>
-  <w:abstractNum w:abstractNumId="73" w15:restartNumberingAfterBreak="0">
+  <w:abstractNum w:abstractNumId="75" w15:restartNumberingAfterBreak="0">
     <w:nsid w:val="79576246"/>
     <w:multiLevelType w:val="hybridMultilevel"/>
     <w:tmpl w:val="A5BE155C"/>
@@ -40140,7 +40318,7 @@
       </w:rPr>
     </w:lvl>
   </w:abstractNum>
-  <w:abstractNum w:abstractNumId="74" w15:restartNumberingAfterBreak="0">
+  <w:abstractNum w:abstractNumId="76" w15:restartNumberingAfterBreak="0">
     <w:nsid w:val="79FD35FA"/>
     <w:multiLevelType w:val="hybridMultilevel"/>
     <w:tmpl w:val="E9AAAC8C"/>
@@ -40253,7 +40431,7 @@
       </w:rPr>
     </w:lvl>
   </w:abstractNum>
-  <w:abstractNum w:abstractNumId="75" w15:restartNumberingAfterBreak="0">
+  <w:abstractNum w:abstractNumId="77" w15:restartNumberingAfterBreak="0">
     <w:nsid w:val="7AC53176"/>
     <w:multiLevelType w:val="hybridMultilevel"/>
     <w:tmpl w:val="881C31AE"/>
@@ -40366,7 +40544,7 @@
       </w:rPr>
     </w:lvl>
   </w:abstractNum>
-  <w:abstractNum w:abstractNumId="76" w15:restartNumberingAfterBreak="0">
+  <w:abstractNum w:abstractNumId="78" w15:restartNumberingAfterBreak="0">
     <w:nsid w:val="7B0B3951"/>
     <w:multiLevelType w:val="hybridMultilevel"/>
     <w:tmpl w:val="44A86E4E"/>
@@ -40452,7 +40630,7 @@
       </w:pPr>
     </w:lvl>
   </w:abstractNum>
-  <w:abstractNum w:abstractNumId="77" w15:restartNumberingAfterBreak="0">
+  <w:abstractNum w:abstractNumId="79" w15:restartNumberingAfterBreak="0">
     <w:nsid w:val="7B205B09"/>
     <w:multiLevelType w:val="hybridMultilevel"/>
     <w:tmpl w:val="7D06D5F8"/>
@@ -40565,7 +40743,7 @@
       </w:rPr>
     </w:lvl>
   </w:abstractNum>
-  <w:abstractNum w:abstractNumId="78" w15:restartNumberingAfterBreak="0">
+  <w:abstractNum w:abstractNumId="80" w15:restartNumberingAfterBreak="0">
     <w:nsid w:val="7CF81BF4"/>
     <w:multiLevelType w:val="hybridMultilevel"/>
     <w:tmpl w:val="2686468E"/>
@@ -40685,7 +40863,7 @@
     <w:abstractNumId w:val="30"/>
   </w:num>
   <w:num w:numId="3" w16cid:durableId="125465519">
-    <w:abstractNumId w:val="56"/>
+    <w:abstractNumId w:val="57"/>
   </w:num>
   <w:num w:numId="4" w16cid:durableId="1258517929">
     <w:abstractNumId w:val="22"/>
@@ -40694,25 +40872,25 @@
     <w:abstractNumId w:val="21"/>
   </w:num>
   <w:num w:numId="6" w16cid:durableId="1926497359">
-    <w:abstractNumId w:val="72"/>
+    <w:abstractNumId w:val="74"/>
   </w:num>
   <w:num w:numId="7" w16cid:durableId="370225748">
-    <w:abstractNumId w:val="41"/>
+    <w:abstractNumId w:val="42"/>
   </w:num>
   <w:num w:numId="8" w16cid:durableId="506598367">
-    <w:abstractNumId w:val="33"/>
+    <w:abstractNumId w:val="34"/>
   </w:num>
   <w:num w:numId="9" w16cid:durableId="1941445215">
-    <w:abstractNumId w:val="62"/>
+    <w:abstractNumId w:val="63"/>
   </w:num>
   <w:num w:numId="10" w16cid:durableId="2071884099">
-    <w:abstractNumId w:val="65"/>
+    <w:abstractNumId w:val="66"/>
   </w:num>
   <w:num w:numId="11" w16cid:durableId="838227339">
-    <w:abstractNumId w:val="44"/>
+    <w:abstractNumId w:val="45"/>
   </w:num>
   <w:num w:numId="12" w16cid:durableId="1464735711">
-    <w:abstractNumId w:val="76"/>
+    <w:abstractNumId w:val="78"/>
   </w:num>
   <w:num w:numId="13" w16cid:durableId="1828550284">
     <w:abstractNumId w:val="20"/>
@@ -40730,40 +40908,40 @@
     <w:abstractNumId w:val="12"/>
   </w:num>
   <w:num w:numId="18" w16cid:durableId="1401756114">
-    <w:abstractNumId w:val="55"/>
+    <w:abstractNumId w:val="56"/>
   </w:num>
   <w:num w:numId="19" w16cid:durableId="1204249645">
-    <w:abstractNumId w:val="51"/>
+    <w:abstractNumId w:val="52"/>
   </w:num>
   <w:num w:numId="20" w16cid:durableId="1258977636">
-    <w:abstractNumId w:val="45"/>
+    <w:abstractNumId w:val="46"/>
   </w:num>
   <w:num w:numId="21" w16cid:durableId="1611013574">
-    <w:abstractNumId w:val="61"/>
+    <w:abstractNumId w:val="62"/>
   </w:num>
   <w:num w:numId="22" w16cid:durableId="1322468771">
-    <w:abstractNumId w:val="43"/>
+    <w:abstractNumId w:val="44"/>
   </w:num>
   <w:num w:numId="23" w16cid:durableId="2029872079">
     <w:abstractNumId w:val="5"/>
   </w:num>
   <w:num w:numId="24" w16cid:durableId="309991640">
-    <w:abstractNumId w:val="53"/>
+    <w:abstractNumId w:val="54"/>
   </w:num>
   <w:num w:numId="25" w16cid:durableId="1969310046">
     <w:abstractNumId w:val="7"/>
   </w:num>
   <w:num w:numId="26" w16cid:durableId="1116409724">
-    <w:abstractNumId w:val="40"/>
+    <w:abstractNumId w:val="41"/>
   </w:num>
   <w:num w:numId="27" w16cid:durableId="322780233">
-    <w:abstractNumId w:val="71"/>
+    <w:abstractNumId w:val="73"/>
   </w:num>
   <w:num w:numId="28" w16cid:durableId="1054349657">
     <w:abstractNumId w:val="27"/>
   </w:num>
   <w:num w:numId="29" w16cid:durableId="552277284">
-    <w:abstractNumId w:val="48"/>
+    <w:abstractNumId w:val="49"/>
   </w:num>
   <w:num w:numId="30" w16cid:durableId="1977484625">
     <w:abstractNumId w:val="24"/>
@@ -40772,13 +40950,13 @@
     <w:abstractNumId w:val="15"/>
   </w:num>
   <w:num w:numId="32" w16cid:durableId="386144493">
-    <w:abstractNumId w:val="69"/>
+    <w:abstractNumId w:val="71"/>
   </w:num>
   <w:num w:numId="33" w16cid:durableId="2132167388">
     <w:abstractNumId w:val="25"/>
   </w:num>
   <w:num w:numId="34" w16cid:durableId="1111781599">
-    <w:abstractNumId w:val="59"/>
+    <w:abstractNumId w:val="60"/>
   </w:num>
   <w:num w:numId="35" w16cid:durableId="668556855">
     <w:abstractNumId w:val="28"/>
@@ -40790,61 +40968,61 @@
     <w:abstractNumId w:val="26"/>
   </w:num>
   <w:num w:numId="38" w16cid:durableId="88744314">
-    <w:abstractNumId w:val="67"/>
+    <w:abstractNumId w:val="68"/>
   </w:num>
   <w:num w:numId="39" w16cid:durableId="2022127337">
-    <w:abstractNumId w:val="50"/>
+    <w:abstractNumId w:val="51"/>
   </w:num>
   <w:num w:numId="40" w16cid:durableId="743453144">
-    <w:abstractNumId w:val="63"/>
+    <w:abstractNumId w:val="64"/>
   </w:num>
   <w:num w:numId="41" w16cid:durableId="589193542">
-    <w:abstractNumId w:val="68"/>
+    <w:abstractNumId w:val="70"/>
   </w:num>
   <w:num w:numId="42" w16cid:durableId="1060985723">
-    <w:abstractNumId w:val="39"/>
+    <w:abstractNumId w:val="40"/>
   </w:num>
   <w:num w:numId="43" w16cid:durableId="1137575752">
     <w:abstractNumId w:val="14"/>
   </w:num>
   <w:num w:numId="44" w16cid:durableId="661202924">
-    <w:abstractNumId w:val="36"/>
+    <w:abstractNumId w:val="37"/>
   </w:num>
   <w:num w:numId="45" w16cid:durableId="1478105328">
-    <w:abstractNumId w:val="54"/>
+    <w:abstractNumId w:val="55"/>
   </w:num>
   <w:num w:numId="46" w16cid:durableId="56251777">
-    <w:abstractNumId w:val="64"/>
+    <w:abstractNumId w:val="65"/>
   </w:num>
   <w:num w:numId="47" w16cid:durableId="743139491">
     <w:abstractNumId w:val="13"/>
   </w:num>
   <w:num w:numId="48" w16cid:durableId="1923681215">
-    <w:abstractNumId w:val="37"/>
+    <w:abstractNumId w:val="38"/>
   </w:num>
   <w:num w:numId="49" w16cid:durableId="1006831611">
-    <w:abstractNumId w:val="57"/>
+    <w:abstractNumId w:val="58"/>
   </w:num>
   <w:num w:numId="50" w16cid:durableId="1446075123">
     <w:abstractNumId w:val="11"/>
   </w:num>
   <w:num w:numId="51" w16cid:durableId="1648896361">
-    <w:abstractNumId w:val="49"/>
+    <w:abstractNumId w:val="50"/>
   </w:num>
   <w:num w:numId="52" w16cid:durableId="1735154766">
-    <w:abstractNumId w:val="58"/>
+    <w:abstractNumId w:val="59"/>
   </w:num>
   <w:num w:numId="53" w16cid:durableId="1289434488">
-    <w:abstractNumId w:val="66"/>
+    <w:abstractNumId w:val="67"/>
   </w:num>
   <w:num w:numId="54" w16cid:durableId="2119369249">
     <w:abstractNumId w:val="2"/>
   </w:num>
   <w:num w:numId="55" w16cid:durableId="195315142">
-    <w:abstractNumId w:val="70"/>
+    <w:abstractNumId w:val="72"/>
   </w:num>
   <w:num w:numId="56" w16cid:durableId="822820533">
-    <w:abstractNumId w:val="60"/>
+    <w:abstractNumId w:val="61"/>
   </w:num>
   <w:num w:numId="57" w16cid:durableId="690423250">
     <w:abstractNumId w:val="29"/>
@@ -40856,7 +41034,7 @@
     <w:abstractNumId w:val="8"/>
   </w:num>
   <w:num w:numId="60" w16cid:durableId="2107846099">
-    <w:abstractNumId w:val="46"/>
+    <w:abstractNumId w:val="47"/>
   </w:num>
   <w:num w:numId="61" w16cid:durableId="509563352">
     <w:abstractNumId w:val="9"/>
@@ -40865,7 +41043,7 @@
     <w:abstractNumId w:val="4"/>
   </w:num>
   <w:num w:numId="63" w16cid:durableId="1345087426">
-    <w:abstractNumId w:val="52"/>
+    <w:abstractNumId w:val="53"/>
   </w:num>
   <w:num w:numId="64" w16cid:durableId="241138712">
     <w:abstractNumId w:val="1"/>
@@ -40874,13 +41052,13 @@
     <w:abstractNumId w:val="32"/>
   </w:num>
   <w:num w:numId="66" w16cid:durableId="861435676">
-    <w:abstractNumId w:val="38"/>
+    <w:abstractNumId w:val="39"/>
   </w:num>
   <w:num w:numId="67" w16cid:durableId="2062056329">
-    <w:abstractNumId w:val="75"/>
+    <w:abstractNumId w:val="77"/>
   </w:num>
   <w:num w:numId="68" w16cid:durableId="865560278">
-    <w:abstractNumId w:val="74"/>
+    <w:abstractNumId w:val="76"/>
   </w:num>
   <w:num w:numId="69" w16cid:durableId="1091781898">
     <w:abstractNumId w:val="18"/>
@@ -40889,31 +41067,37 @@
     <w:abstractNumId w:val="19"/>
   </w:num>
   <w:num w:numId="71" w16cid:durableId="1039164216">
-    <w:abstractNumId w:val="34"/>
+    <w:abstractNumId w:val="35"/>
   </w:num>
   <w:num w:numId="72" w16cid:durableId="1890652973">
-    <w:abstractNumId w:val="47"/>
+    <w:abstractNumId w:val="48"/>
   </w:num>
   <w:num w:numId="73" w16cid:durableId="1698968552">
-    <w:abstractNumId w:val="35"/>
+    <w:abstractNumId w:val="36"/>
   </w:num>
   <w:num w:numId="74" w16cid:durableId="699209915">
-    <w:abstractNumId w:val="77"/>
+    <w:abstractNumId w:val="79"/>
   </w:num>
   <w:num w:numId="75" w16cid:durableId="165485899">
-    <w:abstractNumId w:val="73"/>
+    <w:abstractNumId w:val="75"/>
   </w:num>
   <w:num w:numId="76" w16cid:durableId="1238441598">
     <w:abstractNumId w:val="3"/>
   </w:num>
   <w:num w:numId="77" w16cid:durableId="873469252">
-    <w:abstractNumId w:val="78"/>
+    <w:abstractNumId w:val="80"/>
   </w:num>
   <w:num w:numId="78" w16cid:durableId="881597956">
-    <w:abstractNumId w:val="42"/>
+    <w:abstractNumId w:val="43"/>
   </w:num>
   <w:num w:numId="79" w16cid:durableId="361908075">
     <w:abstractNumId w:val="23"/>
+  </w:num>
+  <w:num w:numId="80" w16cid:durableId="1820222017">
+    <w:abstractNumId w:val="33"/>
+  </w:num>
+  <w:num w:numId="81" w16cid:durableId="1959985714">
+    <w:abstractNumId w:val="69"/>
   </w:num>
 </w:numbering>
 </file>

--- a/Kubernetes/7-statefulset.docx
+++ b/Kubernetes/7-statefulset.docx
@@ -1052,7 +1052,6 @@
           <w:szCs w:val="28"/>
         </w:rPr>
       </w:pPr>
-      <w:proofErr w:type="gramStart"/>
       <w:r>
         <w:rPr>
           <w:rFonts w:asciiTheme="majorBidi" w:hAnsiTheme="majorBidi" w:cstheme="majorBidi"/>
@@ -1065,7 +1064,6 @@
         </w:rPr>
         <w:t>mysql-0.mysql.default.svc.cluster.local</w:t>
       </w:r>
-      <w:proofErr w:type="gramEnd"/>
     </w:p>
     <w:p>
       <w:pPr>
@@ -1382,9 +1380,9 @@
           <w:sz w:val="28"/>
           <w:szCs w:val="28"/>
         </w:rPr>
-        <w:t>&lt;pod-name</w:t>
-      </w:r>
-      <w:proofErr w:type="gramStart"/>
+        <w:t>&lt;pod-name&gt;.&lt;headless-service-name&gt;.&lt;namespace&gt;.</w:t>
+      </w:r>
+      <w:proofErr w:type="spellStart"/>
       <w:r>
         <w:rPr>
           <w:rFonts w:asciiTheme="majorBidi" w:hAnsiTheme="majorBidi" w:cstheme="majorBidi"/>
@@ -1395,10 +1393,37 @@
           <w:sz w:val="28"/>
           <w:szCs w:val="28"/>
         </w:rPr>
-        <w:t>&gt;.&lt;</w:t>
-      </w:r>
-      <w:proofErr w:type="gramEnd"/>
-      <w:r>
+        <w:t>svc.cluster.local</w:t>
+      </w:r>
+      <w:proofErr w:type="spellEnd"/>
+    </w:p>
+    <w:p>
+      <w:pPr>
+        <w:spacing w:after="60"/>
+        <w:ind w:left="360"/>
+        <w:jc w:val="both"/>
+        <w:rPr>
+          <w:rFonts w:asciiTheme="majorBidi" w:hAnsiTheme="majorBidi" w:cstheme="majorBidi"/>
+          <w:sz w:val="28"/>
+          <w:szCs w:val="28"/>
+          <w:u w:val="single"/>
+        </w:rPr>
+      </w:pPr>
+      <w:r>
+        <w:rPr>
+          <w:rFonts w:asciiTheme="majorBidi" w:hAnsiTheme="majorBidi" w:cstheme="majorBidi"/>
+          <w:sz w:val="28"/>
+          <w:szCs w:val="28"/>
+          <w:u w:val="single"/>
+        </w:rPr>
+        <w:t>For example:</w:t>
+      </w:r>
+    </w:p>
+    <w:p>
+      <w:pPr>
+        <w:spacing w:after="60"/>
+        <w:ind w:left="360"/>
+        <w:jc w:val="both"/>
         <w:rPr>
           <w:rFonts w:asciiTheme="majorBidi" w:hAnsiTheme="majorBidi" w:cstheme="majorBidi"/>
           <w:b/>
@@ -1408,9 +1433,7 @@
           <w:sz w:val="28"/>
           <w:szCs w:val="28"/>
         </w:rPr>
-        <w:t>headless-service-name</w:t>
-      </w:r>
-      <w:proofErr w:type="gramStart"/>
+      </w:pPr>
       <w:r>
         <w:rPr>
           <w:rFonts w:asciiTheme="majorBidi" w:hAnsiTheme="majorBidi" w:cstheme="majorBidi"/>
@@ -1421,101 +1444,8 @@
           <w:sz w:val="28"/>
           <w:szCs w:val="28"/>
         </w:rPr>
-        <w:t>&gt;.&lt;</w:t>
-      </w:r>
-      <w:proofErr w:type="gramEnd"/>
-      <w:r>
-        <w:rPr>
-          <w:rFonts w:asciiTheme="majorBidi" w:hAnsiTheme="majorBidi" w:cstheme="majorBidi"/>
-          <w:b/>
-          <w:bCs/>
-          <w:i/>
-          <w:iCs/>
-          <w:sz w:val="28"/>
-          <w:szCs w:val="28"/>
-        </w:rPr>
-        <w:t>namespace&gt;.</w:t>
-      </w:r>
-      <w:proofErr w:type="spellStart"/>
-      <w:proofErr w:type="gramStart"/>
-      <w:r>
-        <w:rPr>
-          <w:rFonts w:asciiTheme="majorBidi" w:hAnsiTheme="majorBidi" w:cstheme="majorBidi"/>
-          <w:b/>
-          <w:bCs/>
-          <w:i/>
-          <w:iCs/>
-          <w:sz w:val="28"/>
-          <w:szCs w:val="28"/>
-        </w:rPr>
-        <w:t>svc.cluster</w:t>
-      </w:r>
-      <w:proofErr w:type="gramEnd"/>
-      <w:r>
-        <w:rPr>
-          <w:rFonts w:asciiTheme="majorBidi" w:hAnsiTheme="majorBidi" w:cstheme="majorBidi"/>
-          <w:b/>
-          <w:bCs/>
-          <w:i/>
-          <w:iCs/>
-          <w:sz w:val="28"/>
-          <w:szCs w:val="28"/>
-        </w:rPr>
-        <w:t>.local</w:t>
-      </w:r>
-      <w:proofErr w:type="spellEnd"/>
-    </w:p>
-    <w:p>
-      <w:pPr>
-        <w:spacing w:after="60"/>
-        <w:ind w:left="360"/>
-        <w:jc w:val="both"/>
-        <w:rPr>
-          <w:rFonts w:asciiTheme="majorBidi" w:hAnsiTheme="majorBidi" w:cstheme="majorBidi"/>
-          <w:sz w:val="28"/>
-          <w:szCs w:val="28"/>
-          <w:u w:val="single"/>
-        </w:rPr>
-      </w:pPr>
-      <w:r>
-        <w:rPr>
-          <w:rFonts w:asciiTheme="majorBidi" w:hAnsiTheme="majorBidi" w:cstheme="majorBidi"/>
-          <w:sz w:val="28"/>
-          <w:szCs w:val="28"/>
-          <w:u w:val="single"/>
-        </w:rPr>
-        <w:t>For example:</w:t>
-      </w:r>
-    </w:p>
-    <w:p>
-      <w:pPr>
-        <w:spacing w:after="60"/>
-        <w:ind w:left="360"/>
-        <w:jc w:val="both"/>
-        <w:rPr>
-          <w:rFonts w:asciiTheme="majorBidi" w:hAnsiTheme="majorBidi" w:cstheme="majorBidi"/>
-          <w:b/>
-          <w:bCs/>
-          <w:i/>
-          <w:iCs/>
-          <w:sz w:val="28"/>
-          <w:szCs w:val="28"/>
-        </w:rPr>
-      </w:pPr>
-      <w:proofErr w:type="gramStart"/>
-      <w:r>
-        <w:rPr>
-          <w:rFonts w:asciiTheme="majorBidi" w:hAnsiTheme="majorBidi" w:cstheme="majorBidi"/>
-          <w:b/>
-          <w:bCs/>
-          <w:i/>
-          <w:iCs/>
-          <w:sz w:val="28"/>
-          <w:szCs w:val="28"/>
-        </w:rPr>
         <w:t>mysql-0.headless-service.dev.svc.cluster.local</w:t>
       </w:r>
-      <w:proofErr w:type="gramEnd"/>
     </w:p>
     <w:p>
       <w:pPr>
@@ -1620,9 +1550,48 @@
           <w:sz w:val="32"/>
           <w:szCs w:val="32"/>
         </w:rPr>
-        <w:t>mysql-</w:t>
-      </w:r>
-      <w:proofErr w:type="gramStart"/>
+        <w:t>mysql-0.headless-service</w:t>
+      </w:r>
+      <w:r>
+        <w:rPr>
+          <w:rFonts w:asciiTheme="majorBidi" w:hAnsiTheme="majorBidi" w:cstheme="majorBidi"/>
+          <w:b/>
+          <w:bCs/>
+          <w:sz w:val="32"/>
+          <w:szCs w:val="32"/>
+        </w:rPr>
+        <w:t>…)</w:t>
+      </w:r>
+      <w:r>
+        <w:rPr>
+          <w:rFonts w:asciiTheme="majorBidi" w:hAnsiTheme="majorBidi" w:cstheme="majorBidi"/>
+          <w:b/>
+          <w:bCs/>
+          <w:sz w:val="32"/>
+          <w:szCs w:val="32"/>
+        </w:rPr>
+        <w:t>?</w:t>
+      </w:r>
+    </w:p>
+    <w:p>
+      <w:pPr>
+        <w:spacing w:after="60"/>
+        <w:ind w:left="360"/>
+        <w:jc w:val="both"/>
+        <w:rPr>
+          <w:rFonts w:asciiTheme="majorBidi" w:hAnsiTheme="majorBidi" w:cstheme="majorBidi"/>
+          <w:sz w:val="28"/>
+          <w:szCs w:val="28"/>
+        </w:rPr>
+      </w:pPr>
+      <w:r>
+        <w:rPr>
+          <w:rFonts w:asciiTheme="majorBidi" w:hAnsiTheme="majorBidi" w:cstheme="majorBidi"/>
+          <w:sz w:val="28"/>
+          <w:szCs w:val="28"/>
+        </w:rPr>
+        <w:t xml:space="preserve">Because </w:t>
+      </w:r>
       <w:r>
         <w:rPr>
           <w:rFonts w:asciiTheme="majorBidi" w:hAnsiTheme="majorBidi" w:cstheme="majorBidi"/>
@@ -1630,12 +1599,105 @@
           <w:bCs/>
           <w:i/>
           <w:iCs/>
-          <w:sz w:val="32"/>
-          <w:szCs w:val="32"/>
-        </w:rPr>
-        <w:t>0.headless</w:t>
-      </w:r>
-      <w:proofErr w:type="gramEnd"/>
+          <w:sz w:val="28"/>
+          <w:szCs w:val="28"/>
+        </w:rPr>
+        <w:t>mysql-0.headless-service.dev.svc.cluster.local</w:t>
+      </w:r>
+      <w:r>
+        <w:rPr>
+          <w:rFonts w:asciiTheme="majorBidi" w:hAnsiTheme="majorBidi" w:cstheme="majorBidi"/>
+          <w:sz w:val="28"/>
+          <w:szCs w:val="28"/>
+        </w:rPr>
+        <w:t xml:space="preserve"> only exists because of the headless service.</w:t>
+      </w:r>
+      <w:r>
+        <w:rPr>
+          <w:rFonts w:asciiTheme="majorBidi" w:hAnsiTheme="majorBidi" w:cstheme="majorBidi"/>
+          <w:sz w:val="28"/>
+          <w:szCs w:val="28"/>
+        </w:rPr>
+        <w:t xml:space="preserve"> </w:t>
+      </w:r>
+      <w:r>
+        <w:rPr>
+          <w:rFonts w:asciiTheme="majorBidi" w:hAnsiTheme="majorBidi" w:cstheme="majorBidi"/>
+          <w:sz w:val="28"/>
+          <w:szCs w:val="28"/>
+        </w:rPr>
+        <w:t xml:space="preserve">You are not bypassing the headless service by using that DNS name </w:t>
+      </w:r>
+      <w:r>
+        <w:rPr>
+          <w:rFonts w:asciiTheme="majorBidi" w:hAnsiTheme="majorBidi" w:cstheme="majorBidi"/>
+          <w:sz w:val="28"/>
+          <w:szCs w:val="28"/>
+        </w:rPr>
+        <w:t>-</w:t>
+      </w:r>
+      <w:r>
+        <w:rPr>
+          <w:rFonts w:asciiTheme="majorBidi" w:hAnsiTheme="majorBidi" w:cstheme="majorBidi"/>
+          <w:sz w:val="28"/>
+          <w:szCs w:val="28"/>
+        </w:rPr>
+        <w:t xml:space="preserve"> that DNS record is created and managed by the headless service itself.</w:t>
+      </w:r>
+    </w:p>
+    <w:p>
+      <w:pPr>
+        <w:spacing w:after="60"/>
+        <w:ind w:left="360"/>
+        <w:jc w:val="both"/>
+        <w:rPr>
+          <w:rFonts w:asciiTheme="majorBidi" w:hAnsiTheme="majorBidi" w:cstheme="majorBidi"/>
+          <w:sz w:val="28"/>
+          <w:szCs w:val="28"/>
+        </w:rPr>
+      </w:pPr>
+      <w:r>
+        <w:rPr>
+          <w:rFonts w:asciiTheme="majorBidi" w:hAnsiTheme="majorBidi" w:cstheme="majorBidi"/>
+          <w:sz w:val="28"/>
+          <w:szCs w:val="28"/>
+        </w:rPr>
+        <w:t xml:space="preserve">If you deploy a </w:t>
+      </w:r>
+      <w:proofErr w:type="spellStart"/>
+      <w:r>
+        <w:rPr>
+          <w:rFonts w:asciiTheme="majorBidi" w:hAnsiTheme="majorBidi" w:cstheme="majorBidi"/>
+          <w:sz w:val="28"/>
+          <w:szCs w:val="28"/>
+        </w:rPr>
+        <w:t>StatefulSet</w:t>
+      </w:r>
+      <w:proofErr w:type="spellEnd"/>
+      <w:r>
+        <w:rPr>
+          <w:rFonts w:asciiTheme="majorBidi" w:hAnsiTheme="majorBidi" w:cstheme="majorBidi"/>
+          <w:sz w:val="28"/>
+          <w:szCs w:val="28"/>
+        </w:rPr>
+        <w:t xml:space="preserve"> without a headless service</w:t>
+      </w:r>
+      <w:r>
+        <w:rPr>
+          <w:rFonts w:asciiTheme="majorBidi" w:hAnsiTheme="majorBidi" w:cstheme="majorBidi"/>
+          <w:sz w:val="28"/>
+          <w:szCs w:val="28"/>
+        </w:rPr>
+        <w:t xml:space="preserve">, </w:t>
+      </w:r>
+      <w:r>
+        <w:rPr>
+          <w:rFonts w:asciiTheme="majorBidi" w:hAnsiTheme="majorBidi" w:cstheme="majorBidi"/>
+          <w:sz w:val="28"/>
+          <w:szCs w:val="28"/>
+        </w:rPr>
+        <w:t xml:space="preserve">Pods will still be named </w:t>
+      </w:r>
       <w:r>
         <w:rPr>
           <w:rFonts w:asciiTheme="majorBidi" w:hAnsiTheme="majorBidi" w:cstheme="majorBidi"/>
@@ -1643,52 +1705,51 @@
           <w:bCs/>
           <w:i/>
           <w:iCs/>
-          <w:sz w:val="32"/>
-          <w:szCs w:val="32"/>
-        </w:rPr>
-        <w:t>-service</w:t>
-      </w:r>
-      <w:r>
-        <w:rPr>
-          <w:rFonts w:asciiTheme="majorBidi" w:hAnsiTheme="majorBidi" w:cstheme="majorBidi"/>
-          <w:b/>
-          <w:bCs/>
-          <w:sz w:val="32"/>
-          <w:szCs w:val="32"/>
-        </w:rPr>
-        <w:t>…)</w:t>
-      </w:r>
-      <w:r>
-        <w:rPr>
-          <w:rFonts w:asciiTheme="majorBidi" w:hAnsiTheme="majorBidi" w:cstheme="majorBidi"/>
-          <w:b/>
-          <w:bCs/>
-          <w:sz w:val="32"/>
-          <w:szCs w:val="32"/>
-        </w:rPr>
-        <w:t>?</w:t>
-      </w:r>
-    </w:p>
-    <w:p>
-      <w:pPr>
-        <w:spacing w:after="60"/>
-        <w:ind w:left="360"/>
-        <w:jc w:val="both"/>
-        <w:rPr>
-          <w:rFonts w:asciiTheme="majorBidi" w:hAnsiTheme="majorBidi" w:cstheme="majorBidi"/>
-          <w:sz w:val="28"/>
-          <w:szCs w:val="28"/>
-        </w:rPr>
-      </w:pPr>
-      <w:r>
-        <w:rPr>
-          <w:rFonts w:asciiTheme="majorBidi" w:hAnsiTheme="majorBidi" w:cstheme="majorBidi"/>
-          <w:sz w:val="28"/>
-          <w:szCs w:val="28"/>
-        </w:rPr>
-        <w:t xml:space="preserve">Because </w:t>
-      </w:r>
-      <w:proofErr w:type="gramStart"/>
+          <w:sz w:val="28"/>
+          <w:szCs w:val="28"/>
+        </w:rPr>
+        <w:t>mysql-0, mysql-1</w:t>
+      </w:r>
+      <w:r>
+        <w:rPr>
+          <w:rFonts w:asciiTheme="majorBidi" w:hAnsiTheme="majorBidi" w:cstheme="majorBidi"/>
+          <w:sz w:val="28"/>
+          <w:szCs w:val="28"/>
+        </w:rPr>
+        <w:t>, b</w:t>
+      </w:r>
+      <w:r>
+        <w:rPr>
+          <w:rFonts w:asciiTheme="majorBidi" w:hAnsiTheme="majorBidi" w:cstheme="majorBidi"/>
+          <w:sz w:val="28"/>
+          <w:szCs w:val="28"/>
+        </w:rPr>
+        <w:t>ut Kubernetes DNS will NOT create records for them.</w:t>
+      </w:r>
+      <w:r>
+        <w:rPr>
+          <w:rFonts w:asciiTheme="majorBidi" w:hAnsiTheme="majorBidi" w:cstheme="majorBidi"/>
+          <w:sz w:val="28"/>
+          <w:szCs w:val="28"/>
+        </w:rPr>
+        <w:t xml:space="preserve"> </w:t>
+      </w:r>
+      <w:r>
+        <w:rPr>
+          <w:rFonts w:asciiTheme="majorBidi" w:hAnsiTheme="majorBidi" w:cstheme="majorBidi"/>
+          <w:sz w:val="28"/>
+          <w:szCs w:val="28"/>
+        </w:rPr>
+        <w:t>So a name like:</w:t>
+      </w:r>
+      <w:r>
+        <w:rPr>
+          <w:rFonts w:asciiTheme="majorBidi" w:hAnsiTheme="majorBidi" w:cstheme="majorBidi"/>
+          <w:sz w:val="28"/>
+          <w:szCs w:val="28"/>
+        </w:rPr>
+        <w:t xml:space="preserve"> </w:t>
+      </w:r>
       <w:r>
         <w:rPr>
           <w:rFonts w:asciiTheme="majorBidi" w:hAnsiTheme="majorBidi" w:cstheme="majorBidi"/>
@@ -1701,177 +1762,6 @@
         </w:rPr>
         <w:t>mysql-0.headless-service.dev.svc.cluster.local</w:t>
       </w:r>
-      <w:proofErr w:type="gramEnd"/>
-      <w:r>
-        <w:rPr>
-          <w:rFonts w:asciiTheme="majorBidi" w:hAnsiTheme="majorBidi" w:cstheme="majorBidi"/>
-          <w:sz w:val="28"/>
-          <w:szCs w:val="28"/>
-        </w:rPr>
-        <w:t xml:space="preserve"> only exists because of the headless service.</w:t>
-      </w:r>
-      <w:r>
-        <w:rPr>
-          <w:rFonts w:asciiTheme="majorBidi" w:hAnsiTheme="majorBidi" w:cstheme="majorBidi"/>
-          <w:sz w:val="28"/>
-          <w:szCs w:val="28"/>
-        </w:rPr>
-        <w:t xml:space="preserve"> </w:t>
-      </w:r>
-      <w:r>
-        <w:rPr>
-          <w:rFonts w:asciiTheme="majorBidi" w:hAnsiTheme="majorBidi" w:cstheme="majorBidi"/>
-          <w:sz w:val="28"/>
-          <w:szCs w:val="28"/>
-        </w:rPr>
-        <w:t xml:space="preserve">You are not bypassing the headless service by using that DNS name </w:t>
-      </w:r>
-      <w:r>
-        <w:rPr>
-          <w:rFonts w:asciiTheme="majorBidi" w:hAnsiTheme="majorBidi" w:cstheme="majorBidi"/>
-          <w:sz w:val="28"/>
-          <w:szCs w:val="28"/>
-        </w:rPr>
-        <w:t>-</w:t>
-      </w:r>
-      <w:r>
-        <w:rPr>
-          <w:rFonts w:asciiTheme="majorBidi" w:hAnsiTheme="majorBidi" w:cstheme="majorBidi"/>
-          <w:sz w:val="28"/>
-          <w:szCs w:val="28"/>
-        </w:rPr>
-        <w:t xml:space="preserve"> that DNS record is created and managed by the headless service itself.</w:t>
-      </w:r>
-    </w:p>
-    <w:p>
-      <w:pPr>
-        <w:spacing w:after="60"/>
-        <w:ind w:left="360"/>
-        <w:jc w:val="both"/>
-        <w:rPr>
-          <w:rFonts w:asciiTheme="majorBidi" w:hAnsiTheme="majorBidi" w:cstheme="majorBidi"/>
-          <w:sz w:val="28"/>
-          <w:szCs w:val="28"/>
-        </w:rPr>
-      </w:pPr>
-      <w:r>
-        <w:rPr>
-          <w:rFonts w:asciiTheme="majorBidi" w:hAnsiTheme="majorBidi" w:cstheme="majorBidi"/>
-          <w:sz w:val="28"/>
-          <w:szCs w:val="28"/>
-        </w:rPr>
-        <w:t xml:space="preserve">If you deploy a </w:t>
-      </w:r>
-      <w:proofErr w:type="spellStart"/>
-      <w:r>
-        <w:rPr>
-          <w:rFonts w:asciiTheme="majorBidi" w:hAnsiTheme="majorBidi" w:cstheme="majorBidi"/>
-          <w:sz w:val="28"/>
-          <w:szCs w:val="28"/>
-        </w:rPr>
-        <w:t>StatefulSet</w:t>
-      </w:r>
-      <w:proofErr w:type="spellEnd"/>
-      <w:r>
-        <w:rPr>
-          <w:rFonts w:asciiTheme="majorBidi" w:hAnsiTheme="majorBidi" w:cstheme="majorBidi"/>
-          <w:sz w:val="28"/>
-          <w:szCs w:val="28"/>
-        </w:rPr>
-        <w:t xml:space="preserve"> without a headless service</w:t>
-      </w:r>
-      <w:r>
-        <w:rPr>
-          <w:rFonts w:asciiTheme="majorBidi" w:hAnsiTheme="majorBidi" w:cstheme="majorBidi"/>
-          <w:sz w:val="28"/>
-          <w:szCs w:val="28"/>
-        </w:rPr>
-        <w:t xml:space="preserve">, </w:t>
-      </w:r>
-      <w:r>
-        <w:rPr>
-          <w:rFonts w:asciiTheme="majorBidi" w:hAnsiTheme="majorBidi" w:cstheme="majorBidi"/>
-          <w:sz w:val="28"/>
-          <w:szCs w:val="28"/>
-        </w:rPr>
-        <w:t xml:space="preserve">Pods will still be named </w:t>
-      </w:r>
-      <w:r>
-        <w:rPr>
-          <w:rFonts w:asciiTheme="majorBidi" w:hAnsiTheme="majorBidi" w:cstheme="majorBidi"/>
-          <w:b/>
-          <w:bCs/>
-          <w:i/>
-          <w:iCs/>
-          <w:sz w:val="28"/>
-          <w:szCs w:val="28"/>
-        </w:rPr>
-        <w:t>mysql-0, mysql-1</w:t>
-      </w:r>
-      <w:r>
-        <w:rPr>
-          <w:rFonts w:asciiTheme="majorBidi" w:hAnsiTheme="majorBidi" w:cstheme="majorBidi"/>
-          <w:sz w:val="28"/>
-          <w:szCs w:val="28"/>
-        </w:rPr>
-        <w:t>, b</w:t>
-      </w:r>
-      <w:r>
-        <w:rPr>
-          <w:rFonts w:asciiTheme="majorBidi" w:hAnsiTheme="majorBidi" w:cstheme="majorBidi"/>
-          <w:sz w:val="28"/>
-          <w:szCs w:val="28"/>
-        </w:rPr>
-        <w:t>ut Kubernetes DNS will NOT create records for them.</w:t>
-      </w:r>
-      <w:r>
-        <w:rPr>
-          <w:rFonts w:asciiTheme="majorBidi" w:hAnsiTheme="majorBidi" w:cstheme="majorBidi"/>
-          <w:sz w:val="28"/>
-          <w:szCs w:val="28"/>
-        </w:rPr>
-        <w:t xml:space="preserve"> </w:t>
-      </w:r>
-      <w:proofErr w:type="gramStart"/>
-      <w:r>
-        <w:rPr>
-          <w:rFonts w:asciiTheme="majorBidi" w:hAnsiTheme="majorBidi" w:cstheme="majorBidi"/>
-          <w:sz w:val="28"/>
-          <w:szCs w:val="28"/>
-        </w:rPr>
-        <w:t>So</w:t>
-      </w:r>
-      <w:proofErr w:type="gramEnd"/>
-      <w:r>
-        <w:rPr>
-          <w:rFonts w:asciiTheme="majorBidi" w:hAnsiTheme="majorBidi" w:cstheme="majorBidi"/>
-          <w:sz w:val="28"/>
-          <w:szCs w:val="28"/>
-        </w:rPr>
-        <w:t xml:space="preserve"> a name like:</w:t>
-      </w:r>
-      <w:r>
-        <w:rPr>
-          <w:rFonts w:asciiTheme="majorBidi" w:hAnsiTheme="majorBidi" w:cstheme="majorBidi"/>
-          <w:sz w:val="28"/>
-          <w:szCs w:val="28"/>
-        </w:rPr>
-        <w:t xml:space="preserve"> </w:t>
-      </w:r>
-      <w:proofErr w:type="gramStart"/>
-      <w:r>
-        <w:rPr>
-          <w:rFonts w:asciiTheme="majorBidi" w:hAnsiTheme="majorBidi" w:cstheme="majorBidi"/>
-          <w:b/>
-          <w:bCs/>
-          <w:i/>
-          <w:iCs/>
-          <w:sz w:val="28"/>
-          <w:szCs w:val="28"/>
-        </w:rPr>
-        <w:t>mysql-0.headless-service.dev.svc.cluster.local</w:t>
-      </w:r>
-      <w:proofErr w:type="gramEnd"/>
       <w:r>
         <w:rPr>
           <w:rFonts w:asciiTheme="majorBidi" w:hAnsiTheme="majorBidi" w:cstheme="majorBidi"/>
@@ -2611,7 +2501,6 @@
         <w:t xml:space="preserve"> </w:t>
       </w:r>
       <w:proofErr w:type="spellStart"/>
-      <w:proofErr w:type="gramStart"/>
       <w:r>
         <w:rPr>
           <w:rFonts w:asciiTheme="majorBidi" w:hAnsiTheme="majorBidi" w:cstheme="majorBidi"/>
@@ -2622,9 +2511,42 @@
           <w:sz w:val="28"/>
           <w:szCs w:val="28"/>
         </w:rPr>
-        <w:t>mysql.default.svc.cluster</w:t>
-      </w:r>
-      <w:proofErr w:type="gramEnd"/>
+        <w:t>mysql.default.svc.cluster.local</w:t>
+      </w:r>
+      <w:proofErr w:type="spellEnd"/>
+      <w:r>
+        <w:rPr>
+          <w:rFonts w:asciiTheme="majorBidi" w:hAnsiTheme="majorBidi" w:cstheme="majorBidi"/>
+          <w:sz w:val="28"/>
+          <w:szCs w:val="28"/>
+        </w:rPr>
+        <w:t xml:space="preserve"> </w:t>
+      </w:r>
+      <w:r>
+        <w:rPr>
+          <w:rFonts w:asciiTheme="majorBidi" w:hAnsiTheme="majorBidi" w:cstheme="majorBidi"/>
+          <w:sz w:val="28"/>
+          <w:szCs w:val="28"/>
+        </w:rPr>
+        <w:t>→</w:t>
+      </w:r>
+      <w:r>
+        <w:rPr>
+          <w:rFonts w:asciiTheme="majorBidi" w:hAnsiTheme="majorBidi" w:cstheme="majorBidi"/>
+          <w:sz w:val="28"/>
+          <w:szCs w:val="28"/>
+        </w:rPr>
+        <w:t xml:space="preserve"> </w:t>
+      </w:r>
+      <w:r>
+        <w:rPr>
+          <w:rFonts w:asciiTheme="majorBidi" w:hAnsiTheme="majorBidi" w:cstheme="majorBidi"/>
+          <w:sz w:val="28"/>
+          <w:szCs w:val="28"/>
+        </w:rPr>
+        <w:t>10.96.0.10 (</w:t>
+      </w:r>
+      <w:proofErr w:type="spellStart"/>
       <w:r>
         <w:rPr>
           <w:rFonts w:asciiTheme="majorBidi" w:hAnsiTheme="majorBidi" w:cstheme="majorBidi"/>
@@ -2635,7 +2557,7 @@
           <w:sz w:val="28"/>
           <w:szCs w:val="28"/>
         </w:rPr>
-        <w:t>.local</w:t>
+        <w:t>ClusterIP</w:t>
       </w:r>
       <w:proofErr w:type="spellEnd"/>
       <w:r>
@@ -2644,31 +2566,34 @@
           <w:sz w:val="28"/>
           <w:szCs w:val="28"/>
         </w:rPr>
+        <w:t>)</w:t>
+      </w:r>
+    </w:p>
+    <w:p>
+      <w:pPr>
+        <w:ind w:left="360"/>
+        <w:jc w:val="both"/>
+        <w:rPr>
+          <w:rFonts w:asciiTheme="majorBidi" w:hAnsiTheme="majorBidi" w:cstheme="majorBidi"/>
+          <w:sz w:val="28"/>
+          <w:szCs w:val="28"/>
+        </w:rPr>
+      </w:pPr>
+      <w:r>
+        <w:rPr>
+          <w:rFonts w:asciiTheme="majorBidi" w:hAnsiTheme="majorBidi" w:cstheme="majorBidi"/>
+          <w:sz w:val="28"/>
+          <w:szCs w:val="28"/>
+        </w:rPr>
+        <w:t>When a client connects to</w:t>
+      </w:r>
+      <w:r>
+        <w:rPr>
+          <w:rFonts w:asciiTheme="majorBidi" w:hAnsiTheme="majorBidi" w:cstheme="majorBidi"/>
+          <w:sz w:val="28"/>
+          <w:szCs w:val="28"/>
+        </w:rPr>
         <w:t xml:space="preserve"> </w:t>
-      </w:r>
-      <w:r>
-        <w:rPr>
-          <w:rFonts w:asciiTheme="majorBidi" w:hAnsiTheme="majorBidi" w:cstheme="majorBidi"/>
-          <w:sz w:val="28"/>
-          <w:szCs w:val="28"/>
-        </w:rPr>
-        <w:t>→</w:t>
-      </w:r>
-      <w:r>
-        <w:rPr>
-          <w:rFonts w:asciiTheme="majorBidi" w:hAnsiTheme="majorBidi" w:cstheme="majorBidi"/>
-          <w:sz w:val="28"/>
-          <w:szCs w:val="28"/>
-        </w:rPr>
-        <w:t xml:space="preserve"> </w:t>
-      </w:r>
-      <w:r>
-        <w:rPr>
-          <w:rFonts w:asciiTheme="majorBidi" w:hAnsiTheme="majorBidi" w:cstheme="majorBidi"/>
-          <w:sz w:val="28"/>
-          <w:szCs w:val="28"/>
-        </w:rPr>
-        <w:t>10.96.0.10 (</w:t>
       </w:r>
       <w:proofErr w:type="spellStart"/>
       <w:r>
@@ -2681,46 +2606,9 @@
           <w:sz w:val="28"/>
           <w:szCs w:val="28"/>
         </w:rPr>
-        <w:t>ClusterIP</w:t>
+        <w:t>mysql.default.svc.cluster.local</w:t>
       </w:r>
       <w:proofErr w:type="spellEnd"/>
-      <w:r>
-        <w:rPr>
-          <w:rFonts w:asciiTheme="majorBidi" w:hAnsiTheme="majorBidi" w:cstheme="majorBidi"/>
-          <w:sz w:val="28"/>
-          <w:szCs w:val="28"/>
-        </w:rPr>
-        <w:t>)</w:t>
-      </w:r>
-    </w:p>
-    <w:p>
-      <w:pPr>
-        <w:ind w:left="360"/>
-        <w:jc w:val="both"/>
-        <w:rPr>
-          <w:rFonts w:asciiTheme="majorBidi" w:hAnsiTheme="majorBidi" w:cstheme="majorBidi"/>
-          <w:sz w:val="28"/>
-          <w:szCs w:val="28"/>
-        </w:rPr>
-      </w:pPr>
-      <w:r>
-        <w:rPr>
-          <w:rFonts w:asciiTheme="majorBidi" w:hAnsiTheme="majorBidi" w:cstheme="majorBidi"/>
-          <w:sz w:val="28"/>
-          <w:szCs w:val="28"/>
-        </w:rPr>
-        <w:t>When a client connects to</w:t>
-      </w:r>
-      <w:r>
-        <w:rPr>
-          <w:rFonts w:asciiTheme="majorBidi" w:hAnsiTheme="majorBidi" w:cstheme="majorBidi"/>
-          <w:sz w:val="28"/>
-          <w:szCs w:val="28"/>
-        </w:rPr>
-        <w:t xml:space="preserve"> </w:t>
-      </w:r>
-      <w:proofErr w:type="spellStart"/>
-      <w:proofErr w:type="gramStart"/>
       <w:r>
         <w:rPr>
           <w:rFonts w:asciiTheme="majorBidi" w:hAnsiTheme="majorBidi" w:cstheme="majorBidi"/>
@@ -2731,10 +2619,206 @@
           <w:sz w:val="28"/>
           <w:szCs w:val="28"/>
         </w:rPr>
-        <w:t>mysql.default.svc.cluster</w:t>
-      </w:r>
-      <w:proofErr w:type="gramEnd"/>
-      <w:r>
+        <w:t>,</w:t>
+      </w:r>
+      <w:r>
+        <w:rPr>
+          <w:rFonts w:asciiTheme="majorBidi" w:hAnsiTheme="majorBidi" w:cstheme="majorBidi"/>
+          <w:sz w:val="28"/>
+          <w:szCs w:val="28"/>
+        </w:rPr>
+        <w:t xml:space="preserve"> </w:t>
+      </w:r>
+      <w:r>
+        <w:rPr>
+          <w:rFonts w:asciiTheme="majorBidi" w:hAnsiTheme="majorBidi" w:cstheme="majorBidi"/>
+          <w:sz w:val="28"/>
+          <w:szCs w:val="28"/>
+        </w:rPr>
+        <w:t>DNS returns</w:t>
+      </w:r>
+      <w:r>
+        <w:rPr>
+          <w:rFonts w:asciiTheme="majorBidi" w:hAnsiTheme="majorBidi" w:cstheme="majorBidi"/>
+          <w:sz w:val="28"/>
+          <w:szCs w:val="28"/>
+        </w:rPr>
+        <w:t xml:space="preserve"> </w:t>
+      </w:r>
+      <w:r>
+        <w:rPr>
+          <w:rFonts w:asciiTheme="majorBidi" w:hAnsiTheme="majorBidi" w:cstheme="majorBidi"/>
+          <w:sz w:val="28"/>
+          <w:szCs w:val="28"/>
+        </w:rPr>
+        <w:t>10.96.0.10</w:t>
+      </w:r>
+      <w:r>
+        <w:rPr>
+          <w:rFonts w:asciiTheme="majorBidi" w:hAnsiTheme="majorBidi" w:cstheme="majorBidi"/>
+          <w:sz w:val="28"/>
+          <w:szCs w:val="28"/>
+        </w:rPr>
+        <w:t xml:space="preserve">, </w:t>
+      </w:r>
+      <w:r>
+        <w:rPr>
+          <w:rFonts w:asciiTheme="majorBidi" w:hAnsiTheme="majorBidi" w:cstheme="majorBidi"/>
+          <w:sz w:val="28"/>
+          <w:szCs w:val="28"/>
+        </w:rPr>
+        <w:t xml:space="preserve">Then </w:t>
+      </w:r>
+      <w:proofErr w:type="spellStart"/>
+      <w:r>
+        <w:rPr>
+          <w:rFonts w:asciiTheme="majorBidi" w:hAnsiTheme="majorBidi" w:cstheme="majorBidi"/>
+          <w:sz w:val="28"/>
+          <w:szCs w:val="28"/>
+        </w:rPr>
+        <w:t>kube</w:t>
+      </w:r>
+      <w:proofErr w:type="spellEnd"/>
+      <w:r>
+        <w:rPr>
+          <w:rFonts w:asciiTheme="majorBidi" w:hAnsiTheme="majorBidi" w:cstheme="majorBidi"/>
+          <w:sz w:val="28"/>
+          <w:szCs w:val="28"/>
+        </w:rPr>
+        <w:t xml:space="preserve">-proxy (or your CNI </w:t>
+      </w:r>
+      <w:proofErr w:type="spellStart"/>
+      <w:r>
+        <w:rPr>
+          <w:rFonts w:asciiTheme="majorBidi" w:hAnsiTheme="majorBidi" w:cstheme="majorBidi"/>
+          <w:sz w:val="28"/>
+          <w:szCs w:val="28"/>
+        </w:rPr>
+        <w:t>dataplane</w:t>
+      </w:r>
+      <w:proofErr w:type="spellEnd"/>
+      <w:r>
+        <w:rPr>
+          <w:rFonts w:asciiTheme="majorBidi" w:hAnsiTheme="majorBidi" w:cstheme="majorBidi"/>
+          <w:sz w:val="28"/>
+          <w:szCs w:val="28"/>
+        </w:rPr>
+        <w:t>, such as Cilium) load-balances the connection to one of the endpoints</w:t>
+      </w:r>
+    </w:p>
+    <w:p>
+      <w:pPr>
+        <w:spacing w:after="80"/>
+        <w:ind w:left="360"/>
+        <w:jc w:val="both"/>
+        <w:rPr>
+          <w:rFonts w:asciiTheme="majorBidi" w:hAnsiTheme="majorBidi" w:cstheme="majorBidi"/>
+          <w:sz w:val="28"/>
+          <w:szCs w:val="28"/>
+        </w:rPr>
+      </w:pPr>
+      <w:r>
+        <w:rPr>
+          <w:rFonts w:asciiTheme="majorBidi" w:hAnsiTheme="majorBidi" w:cstheme="majorBidi"/>
+          <w:sz w:val="28"/>
+          <w:szCs w:val="28"/>
+        </w:rPr>
+        <w:t>Now suppose</w:t>
+      </w:r>
+      <w:r>
+        <w:rPr>
+          <w:rFonts w:asciiTheme="majorBidi" w:hAnsiTheme="majorBidi" w:cstheme="majorBidi"/>
+          <w:sz w:val="28"/>
+          <w:szCs w:val="28"/>
+        </w:rPr>
+        <w:t xml:space="preserve"> you have a </w:t>
+      </w:r>
+      <w:r>
+        <w:rPr>
+          <w:rFonts w:asciiTheme="majorBidi" w:hAnsiTheme="majorBidi" w:cstheme="majorBidi"/>
+          <w:sz w:val="28"/>
+          <w:szCs w:val="28"/>
+        </w:rPr>
+        <w:t>Headless Service</w:t>
+      </w:r>
+      <w:r>
+        <w:rPr>
+          <w:rFonts w:asciiTheme="majorBidi" w:hAnsiTheme="majorBidi" w:cstheme="majorBidi"/>
+          <w:sz w:val="28"/>
+          <w:szCs w:val="28"/>
+        </w:rPr>
+        <w:t xml:space="preserve">. So </w:t>
+      </w:r>
+      <w:r>
+        <w:rPr>
+          <w:rFonts w:asciiTheme="majorBidi" w:hAnsiTheme="majorBidi" w:cstheme="majorBidi"/>
+          <w:sz w:val="28"/>
+          <w:szCs w:val="28"/>
+        </w:rPr>
+        <w:t xml:space="preserve">There is no </w:t>
+      </w:r>
+      <w:proofErr w:type="spellStart"/>
+      <w:r>
+        <w:rPr>
+          <w:rFonts w:asciiTheme="majorBidi" w:hAnsiTheme="majorBidi" w:cstheme="majorBidi"/>
+          <w:sz w:val="28"/>
+          <w:szCs w:val="28"/>
+        </w:rPr>
+        <w:t>ClusterIP</w:t>
+      </w:r>
+      <w:proofErr w:type="spellEnd"/>
+      <w:r>
+        <w:rPr>
+          <w:rFonts w:asciiTheme="majorBidi" w:hAnsiTheme="majorBidi" w:cstheme="majorBidi"/>
+          <w:sz w:val="28"/>
+          <w:szCs w:val="28"/>
+        </w:rPr>
+        <w:t>.</w:t>
+      </w:r>
+      <w:r>
+        <w:rPr>
+          <w:rFonts w:asciiTheme="majorBidi" w:hAnsiTheme="majorBidi" w:cstheme="majorBidi"/>
+          <w:sz w:val="28"/>
+          <w:szCs w:val="28"/>
+        </w:rPr>
+        <w:t xml:space="preserve"> </w:t>
+      </w:r>
+      <w:r>
+        <w:rPr>
+          <w:rFonts w:asciiTheme="majorBidi" w:hAnsiTheme="majorBidi" w:cstheme="majorBidi"/>
+          <w:sz w:val="28"/>
+          <w:szCs w:val="28"/>
+        </w:rPr>
+        <w:t>Instead, DNS returns the Pod IPs directly.</w:t>
+      </w:r>
+    </w:p>
+    <w:p>
+      <w:pPr>
+        <w:spacing w:after="80"/>
+        <w:ind w:left="360"/>
+        <w:jc w:val="both"/>
+        <w:rPr>
+          <w:rFonts w:asciiTheme="majorBidi" w:hAnsiTheme="majorBidi" w:cstheme="majorBidi"/>
+          <w:sz w:val="28"/>
+          <w:szCs w:val="28"/>
+          <w:u w:val="single"/>
+        </w:rPr>
+      </w:pPr>
+      <w:r>
+        <w:rPr>
+          <w:rFonts w:asciiTheme="majorBidi" w:hAnsiTheme="majorBidi" w:cstheme="majorBidi"/>
+          <w:sz w:val="28"/>
+          <w:szCs w:val="28"/>
+          <w:u w:val="single"/>
+        </w:rPr>
+        <w:t>Example:</w:t>
+      </w:r>
+    </w:p>
+    <w:p>
+      <w:pPr>
+        <w:spacing w:after="60"/>
+        <w:ind w:left="360"/>
+        <w:jc w:val="both"/>
         <w:rPr>
           <w:rFonts w:asciiTheme="majorBidi" w:hAnsiTheme="majorBidi" w:cstheme="majorBidi"/>
           <w:b/>
@@ -2744,9 +2828,8 @@
           <w:sz w:val="28"/>
           <w:szCs w:val="28"/>
         </w:rPr>
-        <w:t>.local</w:t>
-      </w:r>
-      <w:proofErr w:type="spellEnd"/>
+      </w:pPr>
+      <w:proofErr w:type="spellStart"/>
       <w:r>
         <w:rPr>
           <w:rFonts w:asciiTheme="majorBidi" w:hAnsiTheme="majorBidi" w:cstheme="majorBidi"/>
@@ -2757,260 +2840,7 @@
           <w:sz w:val="28"/>
           <w:szCs w:val="28"/>
         </w:rPr>
-        <w:t>,</w:t>
-      </w:r>
-      <w:r>
-        <w:rPr>
-          <w:rFonts w:asciiTheme="majorBidi" w:hAnsiTheme="majorBidi" w:cstheme="majorBidi"/>
-          <w:sz w:val="28"/>
-          <w:szCs w:val="28"/>
-        </w:rPr>
-        <w:t xml:space="preserve"> </w:t>
-      </w:r>
-      <w:r>
-        <w:rPr>
-          <w:rFonts w:asciiTheme="majorBidi" w:hAnsiTheme="majorBidi" w:cstheme="majorBidi"/>
-          <w:sz w:val="28"/>
-          <w:szCs w:val="28"/>
-        </w:rPr>
-        <w:t>DNS returns</w:t>
-      </w:r>
-      <w:r>
-        <w:rPr>
-          <w:rFonts w:asciiTheme="majorBidi" w:hAnsiTheme="majorBidi" w:cstheme="majorBidi"/>
-          <w:sz w:val="28"/>
-          <w:szCs w:val="28"/>
-        </w:rPr>
-        <w:t xml:space="preserve"> </w:t>
-      </w:r>
-      <w:r>
-        <w:rPr>
-          <w:rFonts w:asciiTheme="majorBidi" w:hAnsiTheme="majorBidi" w:cstheme="majorBidi"/>
-          <w:sz w:val="28"/>
-          <w:szCs w:val="28"/>
-        </w:rPr>
-        <w:t>10.96.0.10</w:t>
-      </w:r>
-      <w:r>
-        <w:rPr>
-          <w:rFonts w:asciiTheme="majorBidi" w:hAnsiTheme="majorBidi" w:cstheme="majorBidi"/>
-          <w:sz w:val="28"/>
-          <w:szCs w:val="28"/>
-        </w:rPr>
-        <w:t xml:space="preserve">, </w:t>
-      </w:r>
-      <w:r>
-        <w:rPr>
-          <w:rFonts w:asciiTheme="majorBidi" w:hAnsiTheme="majorBidi" w:cstheme="majorBidi"/>
-          <w:sz w:val="28"/>
-          <w:szCs w:val="28"/>
-        </w:rPr>
-        <w:t xml:space="preserve">Then </w:t>
-      </w:r>
-      <w:proofErr w:type="spellStart"/>
-      <w:r>
-        <w:rPr>
-          <w:rFonts w:asciiTheme="majorBidi" w:hAnsiTheme="majorBidi" w:cstheme="majorBidi"/>
-          <w:sz w:val="28"/>
-          <w:szCs w:val="28"/>
-        </w:rPr>
-        <w:t>kube</w:t>
-      </w:r>
-      <w:proofErr w:type="spellEnd"/>
-      <w:r>
-        <w:rPr>
-          <w:rFonts w:asciiTheme="majorBidi" w:hAnsiTheme="majorBidi" w:cstheme="majorBidi"/>
-          <w:sz w:val="28"/>
-          <w:szCs w:val="28"/>
-        </w:rPr>
-        <w:t xml:space="preserve">-proxy (or your CNI </w:t>
-      </w:r>
-      <w:proofErr w:type="spellStart"/>
-      <w:r>
-        <w:rPr>
-          <w:rFonts w:asciiTheme="majorBidi" w:hAnsiTheme="majorBidi" w:cstheme="majorBidi"/>
-          <w:sz w:val="28"/>
-          <w:szCs w:val="28"/>
-        </w:rPr>
-        <w:t>dataplane</w:t>
-      </w:r>
-      <w:proofErr w:type="spellEnd"/>
-      <w:r>
-        <w:rPr>
-          <w:rFonts w:asciiTheme="majorBidi" w:hAnsiTheme="majorBidi" w:cstheme="majorBidi"/>
-          <w:sz w:val="28"/>
-          <w:szCs w:val="28"/>
-        </w:rPr>
-        <w:t>, such as Cilium) load-balances the connection to one of the endpoints</w:t>
-      </w:r>
-    </w:p>
-    <w:p>
-      <w:pPr>
-        <w:spacing w:after="80"/>
-        <w:ind w:left="360"/>
-        <w:jc w:val="both"/>
-        <w:rPr>
-          <w:rFonts w:asciiTheme="majorBidi" w:hAnsiTheme="majorBidi" w:cstheme="majorBidi"/>
-          <w:sz w:val="28"/>
-          <w:szCs w:val="28"/>
-        </w:rPr>
-      </w:pPr>
-      <w:r>
-        <w:rPr>
-          <w:rFonts w:asciiTheme="majorBidi" w:hAnsiTheme="majorBidi" w:cstheme="majorBidi"/>
-          <w:sz w:val="28"/>
-          <w:szCs w:val="28"/>
-        </w:rPr>
-        <w:t>Now suppose</w:t>
-      </w:r>
-      <w:r>
-        <w:rPr>
-          <w:rFonts w:asciiTheme="majorBidi" w:hAnsiTheme="majorBidi" w:cstheme="majorBidi"/>
-          <w:sz w:val="28"/>
-          <w:szCs w:val="28"/>
-        </w:rPr>
-        <w:t xml:space="preserve"> you have a </w:t>
-      </w:r>
-      <w:r>
-        <w:rPr>
-          <w:rFonts w:asciiTheme="majorBidi" w:hAnsiTheme="majorBidi" w:cstheme="majorBidi"/>
-          <w:sz w:val="28"/>
-          <w:szCs w:val="28"/>
-        </w:rPr>
-        <w:t>Headless Service</w:t>
-      </w:r>
-      <w:r>
-        <w:rPr>
-          <w:rFonts w:asciiTheme="majorBidi" w:hAnsiTheme="majorBidi" w:cstheme="majorBidi"/>
-          <w:sz w:val="28"/>
-          <w:szCs w:val="28"/>
-        </w:rPr>
-        <w:t xml:space="preserve">. </w:t>
-      </w:r>
-      <w:proofErr w:type="gramStart"/>
-      <w:r>
-        <w:rPr>
-          <w:rFonts w:asciiTheme="majorBidi" w:hAnsiTheme="majorBidi" w:cstheme="majorBidi"/>
-          <w:sz w:val="28"/>
-          <w:szCs w:val="28"/>
-        </w:rPr>
-        <w:t>So</w:t>
-      </w:r>
-      <w:proofErr w:type="gramEnd"/>
-      <w:r>
-        <w:rPr>
-          <w:rFonts w:asciiTheme="majorBidi" w:hAnsiTheme="majorBidi" w:cstheme="majorBidi"/>
-          <w:sz w:val="28"/>
-          <w:szCs w:val="28"/>
-        </w:rPr>
-        <w:t xml:space="preserve"> </w:t>
-      </w:r>
-      <w:r>
-        <w:rPr>
-          <w:rFonts w:asciiTheme="majorBidi" w:hAnsiTheme="majorBidi" w:cstheme="majorBidi"/>
-          <w:sz w:val="28"/>
-          <w:szCs w:val="28"/>
-        </w:rPr>
-        <w:t xml:space="preserve">There is no </w:t>
-      </w:r>
-      <w:proofErr w:type="spellStart"/>
-      <w:r>
-        <w:rPr>
-          <w:rFonts w:asciiTheme="majorBidi" w:hAnsiTheme="majorBidi" w:cstheme="majorBidi"/>
-          <w:sz w:val="28"/>
-          <w:szCs w:val="28"/>
-        </w:rPr>
-        <w:t>ClusterIP</w:t>
-      </w:r>
-      <w:proofErr w:type="spellEnd"/>
-      <w:r>
-        <w:rPr>
-          <w:rFonts w:asciiTheme="majorBidi" w:hAnsiTheme="majorBidi" w:cstheme="majorBidi"/>
-          <w:sz w:val="28"/>
-          <w:szCs w:val="28"/>
-        </w:rPr>
-        <w:t>.</w:t>
-      </w:r>
-      <w:r>
-        <w:rPr>
-          <w:rFonts w:asciiTheme="majorBidi" w:hAnsiTheme="majorBidi" w:cstheme="majorBidi"/>
-          <w:sz w:val="28"/>
-          <w:szCs w:val="28"/>
-        </w:rPr>
-        <w:t xml:space="preserve"> </w:t>
-      </w:r>
-      <w:r>
-        <w:rPr>
-          <w:rFonts w:asciiTheme="majorBidi" w:hAnsiTheme="majorBidi" w:cstheme="majorBidi"/>
-          <w:sz w:val="28"/>
-          <w:szCs w:val="28"/>
-        </w:rPr>
-        <w:t>Instead, DNS returns the Pod IPs directly.</w:t>
-      </w:r>
-    </w:p>
-    <w:p>
-      <w:pPr>
-        <w:spacing w:after="80"/>
-        <w:ind w:left="360"/>
-        <w:jc w:val="both"/>
-        <w:rPr>
-          <w:rFonts w:asciiTheme="majorBidi" w:hAnsiTheme="majorBidi" w:cstheme="majorBidi"/>
-          <w:sz w:val="28"/>
-          <w:szCs w:val="28"/>
-          <w:u w:val="single"/>
-        </w:rPr>
-      </w:pPr>
-      <w:r>
-        <w:rPr>
-          <w:rFonts w:asciiTheme="majorBidi" w:hAnsiTheme="majorBidi" w:cstheme="majorBidi"/>
-          <w:sz w:val="28"/>
-          <w:szCs w:val="28"/>
-          <w:u w:val="single"/>
-        </w:rPr>
-        <w:t>Example:</w:t>
-      </w:r>
-    </w:p>
-    <w:p>
-      <w:pPr>
-        <w:spacing w:after="60"/>
-        <w:ind w:left="360"/>
-        <w:jc w:val="both"/>
-        <w:rPr>
-          <w:rFonts w:asciiTheme="majorBidi" w:hAnsiTheme="majorBidi" w:cstheme="majorBidi"/>
-          <w:b/>
-          <w:bCs/>
-          <w:i/>
-          <w:iCs/>
-          <w:sz w:val="28"/>
-          <w:szCs w:val="28"/>
-        </w:rPr>
-      </w:pPr>
-      <w:proofErr w:type="spellStart"/>
-      <w:proofErr w:type="gramStart"/>
-      <w:r>
-        <w:rPr>
-          <w:rFonts w:asciiTheme="majorBidi" w:hAnsiTheme="majorBidi" w:cstheme="majorBidi"/>
-          <w:b/>
-          <w:bCs/>
-          <w:i/>
-          <w:iCs/>
-          <w:sz w:val="28"/>
-          <w:szCs w:val="28"/>
-        </w:rPr>
-        <w:t>headless.default.svc.cluster</w:t>
-      </w:r>
-      <w:proofErr w:type="gramEnd"/>
-      <w:r>
-        <w:rPr>
-          <w:rFonts w:asciiTheme="majorBidi" w:hAnsiTheme="majorBidi" w:cstheme="majorBidi"/>
-          <w:b/>
-          <w:bCs/>
-          <w:i/>
-          <w:iCs/>
-          <w:sz w:val="28"/>
-          <w:szCs w:val="28"/>
-        </w:rPr>
-        <w:t>.local</w:t>
+        <w:t>headless.default.svc.cluster.local</w:t>
       </w:r>
       <w:proofErr w:type="spellEnd"/>
       <w:r>
@@ -3180,25 +3010,7 @@
           <w:sz w:val="28"/>
           <w:szCs w:val="28"/>
         </w:rPr>
-        <w:t xml:space="preserve">There </w:t>
-      </w:r>
-      <w:proofErr w:type="gramStart"/>
-      <w:r>
-        <w:rPr>
-          <w:rFonts w:asciiTheme="majorBidi" w:hAnsiTheme="majorBidi" w:cstheme="majorBidi"/>
-          <w:sz w:val="28"/>
-          <w:szCs w:val="28"/>
-        </w:rPr>
-        <w:t>is</w:t>
-      </w:r>
-      <w:proofErr w:type="gramEnd"/>
-      <w:r>
-        <w:rPr>
-          <w:rFonts w:asciiTheme="majorBidi" w:hAnsiTheme="majorBidi" w:cstheme="majorBidi"/>
-          <w:sz w:val="28"/>
-          <w:szCs w:val="28"/>
-        </w:rPr>
-        <w:t xml:space="preserve"> no virtual IP and no Service-side load balancing.</w:t>
+        <w:t>There is no virtual IP and no Service-side load balancing.</w:t>
       </w:r>
     </w:p>
     <w:p>
@@ -3609,7 +3421,6 @@
                               </w:rPr>
                               <w:t xml:space="preserve"> </w:t>
                             </w:r>
-                            <w:proofErr w:type="gramStart"/>
                             <w:r>
                               <w:rPr>
                                 <w:rFonts w:asciiTheme="majorBidi" w:hAnsiTheme="majorBidi" w:cstheme="majorBidi"/>
@@ -3622,7 +3433,6 @@
                               </w:rPr>
                               <w:t>mysql-0.mysql.default.svc.cluster.local</w:t>
                             </w:r>
-                            <w:proofErr w:type="gramEnd"/>
                             <w:r>
                               <w:rPr>
                                 <w:rFonts w:asciiTheme="majorBidi" w:hAnsiTheme="majorBidi" w:cstheme="majorBidi"/>
@@ -3706,9 +3516,9 @@
                                 <w:sz w:val="28"/>
                                 <w:szCs w:val="28"/>
                               </w:rPr>
-                              <w:t>&lt;pod-name</w:t>
-                            </w:r>
-                            <w:proofErr w:type="gramStart"/>
+                              <w:t>&lt;pod-name&gt;.&lt;service-name&gt;.&lt;namespace&gt;.</w:t>
+                            </w:r>
+                            <w:proofErr w:type="spellStart"/>
                             <w:r>
                               <w:rPr>
                                 <w:rFonts w:asciiTheme="majorBidi" w:hAnsiTheme="majorBidi" w:cstheme="majorBidi"/>
@@ -3719,73 +3529,7 @@
                                 <w:sz w:val="28"/>
                                 <w:szCs w:val="28"/>
                               </w:rPr>
-                              <w:t>&gt;.&lt;</w:t>
-                            </w:r>
-                            <w:proofErr w:type="gramEnd"/>
-                            <w:r>
-                              <w:rPr>
-                                <w:rFonts w:asciiTheme="majorBidi" w:hAnsiTheme="majorBidi" w:cstheme="majorBidi"/>
-                                <w:b/>
-                                <w:bCs/>
-                                <w:i/>
-                                <w:iCs/>
-                                <w:sz w:val="28"/>
-                                <w:szCs w:val="28"/>
-                              </w:rPr>
-                              <w:t>service-name</w:t>
-                            </w:r>
-                            <w:proofErr w:type="gramStart"/>
-                            <w:r>
-                              <w:rPr>
-                                <w:rFonts w:asciiTheme="majorBidi" w:hAnsiTheme="majorBidi" w:cstheme="majorBidi"/>
-                                <w:b/>
-                                <w:bCs/>
-                                <w:i/>
-                                <w:iCs/>
-                                <w:sz w:val="28"/>
-                                <w:szCs w:val="28"/>
-                              </w:rPr>
-                              <w:t>&gt;.&lt;</w:t>
-                            </w:r>
-                            <w:proofErr w:type="gramEnd"/>
-                            <w:r>
-                              <w:rPr>
-                                <w:rFonts w:asciiTheme="majorBidi" w:hAnsiTheme="majorBidi" w:cstheme="majorBidi"/>
-                                <w:b/>
-                                <w:bCs/>
-                                <w:i/>
-                                <w:iCs/>
-                                <w:sz w:val="28"/>
-                                <w:szCs w:val="28"/>
-                              </w:rPr>
-                              <w:t>namespace&gt;.</w:t>
-                            </w:r>
-                            <w:proofErr w:type="spellStart"/>
-                            <w:proofErr w:type="gramStart"/>
-                            <w:r>
-                              <w:rPr>
-                                <w:rFonts w:asciiTheme="majorBidi" w:hAnsiTheme="majorBidi" w:cstheme="majorBidi"/>
-                                <w:b/>
-                                <w:bCs/>
-                                <w:i/>
-                                <w:iCs/>
-                                <w:sz w:val="28"/>
-                                <w:szCs w:val="28"/>
-                              </w:rPr>
-                              <w:t>svc.cluster</w:t>
-                            </w:r>
-                            <w:proofErr w:type="gramEnd"/>
-                            <w:r>
-                              <w:rPr>
-                                <w:rFonts w:asciiTheme="majorBidi" w:hAnsiTheme="majorBidi" w:cstheme="majorBidi"/>
-                                <w:b/>
-                                <w:bCs/>
-                                <w:i/>
-                                <w:iCs/>
-                                <w:sz w:val="28"/>
-                                <w:szCs w:val="28"/>
-                              </w:rPr>
-                              <w:t>.local</w:t>
+                              <w:t>svc.cluster.local</w:t>
                             </w:r>
                             <w:proofErr w:type="spellEnd"/>
                           </w:p>
@@ -4422,25 +4166,7 @@
                                 <w:sz w:val="28"/>
                                 <w:szCs w:val="28"/>
                               </w:rPr>
-                              <w:t xml:space="preserve">This is the Kubernetes namespace where the service and Pods exist. </w:t>
-                            </w:r>
-                            <w:proofErr w:type="gramStart"/>
-                            <w:r>
-                              <w:rPr>
-                                <w:rFonts w:asciiTheme="majorBidi" w:hAnsiTheme="majorBidi" w:cstheme="majorBidi"/>
-                                <w:sz w:val="28"/>
-                                <w:szCs w:val="28"/>
-                              </w:rPr>
-                              <w:t>So</w:t>
-                            </w:r>
-                            <w:proofErr w:type="gramEnd"/>
-                            <w:r>
-                              <w:rPr>
-                                <w:rFonts w:asciiTheme="majorBidi" w:hAnsiTheme="majorBidi" w:cstheme="majorBidi"/>
-                                <w:sz w:val="28"/>
-                                <w:szCs w:val="28"/>
-                              </w:rPr>
-                              <w:t xml:space="preserve"> in this case, the service </w:t>
+                              <w:t xml:space="preserve">This is the Kubernetes namespace where the service and Pods exist. So in this case, the service </w:t>
                             </w:r>
                             <w:proofErr w:type="spellStart"/>
                             <w:r>
@@ -4622,7 +4348,6 @@
                         </w:rPr>
                         <w:t xml:space="preserve"> </w:t>
                       </w:r>
-                      <w:proofErr w:type="gramStart"/>
                       <w:r>
                         <w:rPr>
                           <w:rFonts w:asciiTheme="majorBidi" w:hAnsiTheme="majorBidi" w:cstheme="majorBidi"/>
@@ -4635,7 +4360,6 @@
                         </w:rPr>
                         <w:t>mysql-0.mysql.default.svc.cluster.local</w:t>
                       </w:r>
-                      <w:proofErr w:type="gramEnd"/>
                       <w:r>
                         <w:rPr>
                           <w:rFonts w:asciiTheme="majorBidi" w:hAnsiTheme="majorBidi" w:cstheme="majorBidi"/>
@@ -4719,9 +4443,9 @@
                           <w:sz w:val="28"/>
                           <w:szCs w:val="28"/>
                         </w:rPr>
-                        <w:t>&lt;pod-name</w:t>
-                      </w:r>
-                      <w:proofErr w:type="gramStart"/>
+                        <w:t>&lt;pod-name&gt;.&lt;service-name&gt;.&lt;namespace&gt;.</w:t>
+                      </w:r>
+                      <w:proofErr w:type="spellStart"/>
                       <w:r>
                         <w:rPr>
                           <w:rFonts w:asciiTheme="majorBidi" w:hAnsiTheme="majorBidi" w:cstheme="majorBidi"/>
@@ -4732,73 +4456,7 @@
                           <w:sz w:val="28"/>
                           <w:szCs w:val="28"/>
                         </w:rPr>
-                        <w:t>&gt;.&lt;</w:t>
-                      </w:r>
-                      <w:proofErr w:type="gramEnd"/>
-                      <w:r>
-                        <w:rPr>
-                          <w:rFonts w:asciiTheme="majorBidi" w:hAnsiTheme="majorBidi" w:cstheme="majorBidi"/>
-                          <w:b/>
-                          <w:bCs/>
-                          <w:i/>
-                          <w:iCs/>
-                          <w:sz w:val="28"/>
-                          <w:szCs w:val="28"/>
-                        </w:rPr>
-                        <w:t>service-name</w:t>
-                      </w:r>
-                      <w:proofErr w:type="gramStart"/>
-                      <w:r>
-                        <w:rPr>
-                          <w:rFonts w:asciiTheme="majorBidi" w:hAnsiTheme="majorBidi" w:cstheme="majorBidi"/>
-                          <w:b/>
-                          <w:bCs/>
-                          <w:i/>
-                          <w:iCs/>
-                          <w:sz w:val="28"/>
-                          <w:szCs w:val="28"/>
-                        </w:rPr>
-                        <w:t>&gt;.&lt;</w:t>
-                      </w:r>
-                      <w:proofErr w:type="gramEnd"/>
-                      <w:r>
-                        <w:rPr>
-                          <w:rFonts w:asciiTheme="majorBidi" w:hAnsiTheme="majorBidi" w:cstheme="majorBidi"/>
-                          <w:b/>
-                          <w:bCs/>
-                          <w:i/>
-                          <w:iCs/>
-                          <w:sz w:val="28"/>
-                          <w:szCs w:val="28"/>
-                        </w:rPr>
-                        <w:t>namespace&gt;.</w:t>
-                      </w:r>
-                      <w:proofErr w:type="spellStart"/>
-                      <w:proofErr w:type="gramStart"/>
-                      <w:r>
-                        <w:rPr>
-                          <w:rFonts w:asciiTheme="majorBidi" w:hAnsiTheme="majorBidi" w:cstheme="majorBidi"/>
-                          <w:b/>
-                          <w:bCs/>
-                          <w:i/>
-                          <w:iCs/>
-                          <w:sz w:val="28"/>
-                          <w:szCs w:val="28"/>
-                        </w:rPr>
-                        <w:t>svc.cluster</w:t>
-                      </w:r>
-                      <w:proofErr w:type="gramEnd"/>
-                      <w:r>
-                        <w:rPr>
-                          <w:rFonts w:asciiTheme="majorBidi" w:hAnsiTheme="majorBidi" w:cstheme="majorBidi"/>
-                          <w:b/>
-                          <w:bCs/>
-                          <w:i/>
-                          <w:iCs/>
-                          <w:sz w:val="28"/>
-                          <w:szCs w:val="28"/>
-                        </w:rPr>
-                        <w:t>.local</w:t>
+                        <w:t>svc.cluster.local</w:t>
                       </w:r>
                       <w:proofErr w:type="spellEnd"/>
                     </w:p>
@@ -5435,25 +5093,7 @@
                           <w:sz w:val="28"/>
                           <w:szCs w:val="28"/>
                         </w:rPr>
-                        <w:t xml:space="preserve">This is the Kubernetes namespace where the service and Pods exist. </w:t>
-                      </w:r>
-                      <w:proofErr w:type="gramStart"/>
-                      <w:r>
-                        <w:rPr>
-                          <w:rFonts w:asciiTheme="majorBidi" w:hAnsiTheme="majorBidi" w:cstheme="majorBidi"/>
-                          <w:sz w:val="28"/>
-                          <w:szCs w:val="28"/>
-                        </w:rPr>
-                        <w:t>So</w:t>
-                      </w:r>
-                      <w:proofErr w:type="gramEnd"/>
-                      <w:r>
-                        <w:rPr>
-                          <w:rFonts w:asciiTheme="majorBidi" w:hAnsiTheme="majorBidi" w:cstheme="majorBidi"/>
-                          <w:sz w:val="28"/>
-                          <w:szCs w:val="28"/>
-                        </w:rPr>
-                        <w:t xml:space="preserve"> in this case, the service </w:t>
+                        <w:t xml:space="preserve">This is the Kubernetes namespace where the service and Pods exist. So in this case, the service </w:t>
                       </w:r>
                       <w:proofErr w:type="spellStart"/>
                       <w:r>
@@ -6770,7 +6410,6 @@
                               <w:t>Cluster Domain (</w:t>
                             </w:r>
                             <w:proofErr w:type="spellStart"/>
-                            <w:proofErr w:type="gramStart"/>
                             <w:r>
                               <w:rPr>
                                 <w:rFonts w:asciiTheme="majorBidi" w:hAnsiTheme="majorBidi" w:cstheme="majorBidi"/>
@@ -6782,7 +6421,6 @@
                               <w:t>cluster.local</w:t>
                             </w:r>
                             <w:proofErr w:type="spellEnd"/>
-                            <w:proofErr w:type="gramEnd"/>
                             <w:r>
                               <w:rPr>
                                 <w:rFonts w:asciiTheme="majorBidi" w:hAnsiTheme="majorBidi" w:cstheme="majorBidi"/>
@@ -6879,7 +6517,6 @@
                                 <w:szCs w:val="28"/>
                               </w:rPr>
                             </w:pPr>
-                            <w:proofErr w:type="gramStart"/>
                             <w:r>
                               <w:rPr>
                                 <w:rFonts w:asciiTheme="majorBidi" w:hAnsiTheme="majorBidi" w:cstheme="majorBidi"/>
@@ -6903,9 +6540,9 @@
                                 <w:sz w:val="28"/>
                                 <w:szCs w:val="28"/>
                               </w:rPr>
-                              <w:t>cluster</w:t>
-                            </w:r>
-                            <w:proofErr w:type="gramEnd"/>
+                              <w:t>cluster.local</w:t>
+                            </w:r>
+                            <w:proofErr w:type="spellEnd"/>
                             <w:r>
                               <w:rPr>
                                 <w:rFonts w:asciiTheme="majorBidi" w:hAnsiTheme="majorBidi" w:cstheme="majorBidi"/>
@@ -6916,9 +6553,17 @@
                                 <w:sz w:val="28"/>
                                 <w:szCs w:val="28"/>
                               </w:rPr>
-                              <w:t>.local</w:t>
-                            </w:r>
-                            <w:proofErr w:type="spellEnd"/>
+                              <w:t xml:space="preserve"> </w:t>
+                            </w:r>
+                            <w:r>
+                              <w:rPr>
+                                <w:rFonts w:asciiTheme="majorBidi" w:hAnsiTheme="majorBidi" w:cstheme="majorBidi"/>
+                                <w:sz w:val="28"/>
+                                <w:szCs w:val="28"/>
+                              </w:rPr>
+                              <w:t xml:space="preserve">(Some clusters can use a different domain, but </w:t>
+                            </w:r>
+                            <w:proofErr w:type="spellStart"/>
                             <w:r>
                               <w:rPr>
                                 <w:rFonts w:asciiTheme="majorBidi" w:hAnsiTheme="majorBidi" w:cstheme="majorBidi"/>
@@ -6929,32 +6574,9 @@
                                 <w:sz w:val="28"/>
                                 <w:szCs w:val="28"/>
                               </w:rPr>
-                              <w:t xml:space="preserve"> </w:t>
-                            </w:r>
-                            <w:r>
-                              <w:rPr>
-                                <w:rFonts w:asciiTheme="majorBidi" w:hAnsiTheme="majorBidi" w:cstheme="majorBidi"/>
-                                <w:sz w:val="28"/>
-                                <w:szCs w:val="28"/>
-                              </w:rPr>
-                              <w:t xml:space="preserve">(Some clusters can use a different domain, but </w:t>
-                            </w:r>
-                            <w:proofErr w:type="spellStart"/>
-                            <w:proofErr w:type="gramStart"/>
-                            <w:r>
-                              <w:rPr>
-                                <w:rFonts w:asciiTheme="majorBidi" w:hAnsiTheme="majorBidi" w:cstheme="majorBidi"/>
-                                <w:b/>
-                                <w:bCs/>
-                                <w:i/>
-                                <w:iCs/>
-                                <w:sz w:val="28"/>
-                                <w:szCs w:val="28"/>
-                              </w:rPr>
                               <w:t>cluster.local</w:t>
                             </w:r>
                             <w:proofErr w:type="spellEnd"/>
-                            <w:proofErr w:type="gramEnd"/>
                             <w:r>
                               <w:rPr>
                                 <w:rFonts w:asciiTheme="majorBidi" w:hAnsiTheme="majorBidi" w:cstheme="majorBidi"/>
@@ -7176,7 +6798,6 @@
                               </w:rPr>
                             </w:pPr>
                             <w:proofErr w:type="spellStart"/>
-                            <w:proofErr w:type="gramStart"/>
                             <w:r>
                               <w:rPr>
                                 <w:rFonts w:asciiTheme="majorBidi" w:hAnsiTheme="majorBidi" w:cstheme="majorBidi"/>
@@ -7190,7 +6811,6 @@
                               <w:t>cluster.local</w:t>
                             </w:r>
                             <w:proofErr w:type="spellEnd"/>
-                            <w:proofErr w:type="gramEnd"/>
                             <w:r>
                               <w:rPr>
                                 <w:rFonts w:asciiTheme="majorBidi" w:hAnsiTheme="majorBidi" w:cstheme="majorBidi"/>
@@ -7210,23 +6830,13 @@
                                 <w:szCs w:val="28"/>
                               </w:rPr>
                             </w:pPr>
-                            <w:proofErr w:type="gramStart"/>
-                            <w:r>
-                              <w:rPr>
-                                <w:rFonts w:asciiTheme="majorBidi" w:hAnsiTheme="majorBidi" w:cstheme="majorBidi"/>
-                                <w:sz w:val="28"/>
-                                <w:szCs w:val="28"/>
-                              </w:rPr>
-                              <w:t>So</w:t>
-                            </w:r>
-                            <w:proofErr w:type="gramEnd"/>
-                            <w:r>
-                              <w:rPr>
-                                <w:rFonts w:asciiTheme="majorBidi" w:hAnsiTheme="majorBidi" w:cstheme="majorBidi"/>
-                                <w:sz w:val="28"/>
-                                <w:szCs w:val="28"/>
-                              </w:rPr>
-                              <w:t xml:space="preserve"> this DNS name allows applications to connect directly to the Pod </w:t>
+                            <w:r>
+                              <w:rPr>
+                                <w:rFonts w:asciiTheme="majorBidi" w:hAnsiTheme="majorBidi" w:cstheme="majorBidi"/>
+                                <w:sz w:val="28"/>
+                                <w:szCs w:val="28"/>
+                              </w:rPr>
+                              <w:t xml:space="preserve">So this DNS name allows applications to connect directly to the Pod </w:t>
                             </w:r>
                             <w:r>
                               <w:rPr>
@@ -7501,7 +7111,6 @@
                                 <w:szCs w:val="28"/>
                               </w:rPr>
                             </w:pPr>
-                            <w:proofErr w:type="gramStart"/>
                             <w:r>
                               <w:rPr>
                                 <w:rFonts w:asciiTheme="majorBidi" w:hAnsiTheme="majorBidi" w:cstheme="majorBidi"/>
@@ -7514,7 +7123,6 @@
                               </w:rPr>
                               <w:t>mysql-0.mysql.default.svc.cluster.local</w:t>
                             </w:r>
-                            <w:proofErr w:type="gramEnd"/>
                           </w:p>
                           <w:p>
                             <w:pPr>
@@ -7536,7 +7144,6 @@
                                 <w:szCs w:val="28"/>
                               </w:rPr>
                             </w:pPr>
-                            <w:proofErr w:type="gramStart"/>
                             <w:r>
                               <w:rPr>
                                 <w:rFonts w:asciiTheme="majorBidi" w:hAnsiTheme="majorBidi" w:cstheme="majorBidi"/>
@@ -7549,7 +7156,6 @@
                               </w:rPr>
                               <w:t>mysql-1.mysql.default.svc.cluster.local</w:t>
                             </w:r>
-                            <w:proofErr w:type="gramEnd"/>
                           </w:p>
                           <w:p>
                             <w:pPr>
@@ -7571,7 +7177,6 @@
                                 <w:szCs w:val="28"/>
                               </w:rPr>
                             </w:pPr>
-                            <w:proofErr w:type="gramStart"/>
                             <w:r>
                               <w:rPr>
                                 <w:rFonts w:asciiTheme="majorBidi" w:hAnsiTheme="majorBidi" w:cstheme="majorBidi"/>
@@ -7584,7 +7189,6 @@
                               </w:rPr>
                               <w:t>mysql-2.mysql.default.svc.cluster.local</w:t>
                             </w:r>
-                            <w:proofErr w:type="gramEnd"/>
                           </w:p>
                           <w:p>
                             <w:pPr>
@@ -7654,7 +7258,6 @@
                               </w:rPr>
                               <w:t>e (</w:t>
                             </w:r>
-                            <w:proofErr w:type="gramStart"/>
                             <w:r>
                               <w:rPr>
                                 <w:rFonts w:asciiTheme="majorBidi" w:hAnsiTheme="majorBidi" w:cstheme="majorBidi"/>
@@ -7667,7 +7270,6 @@
                               </w:rPr>
                               <w:t>mysql-0.mysql.default.svc.cluster.local</w:t>
                             </w:r>
-                            <w:proofErr w:type="gramEnd"/>
                             <w:r>
                               <w:rPr>
                                 <w:rFonts w:asciiTheme="majorBidi" w:hAnsiTheme="majorBidi" w:cstheme="majorBidi"/>
@@ -7737,7 +7339,6 @@
                                 <w:szCs w:val="28"/>
                               </w:rPr>
                             </w:pPr>
-                            <w:proofErr w:type="gramStart"/>
                             <w:r>
                               <w:rPr>
                                 <w:rFonts w:asciiTheme="majorBidi" w:hAnsiTheme="majorBidi" w:cstheme="majorBidi"/>
@@ -7790,7 +7391,6 @@
                               <w:t>name.namespace.svc.cluster</w:t>
                             </w:r>
                             <w:proofErr w:type="spellEnd"/>
-                            <w:proofErr w:type="gramEnd"/>
                             <w:r>
                               <w:rPr>
                                 <w:rFonts w:asciiTheme="majorBidi" w:hAnsiTheme="majorBidi" w:cstheme="majorBidi"/>
@@ -8002,7 +7602,6 @@
                         <w:t>Cluster Domain (</w:t>
                       </w:r>
                       <w:proofErr w:type="spellStart"/>
-                      <w:proofErr w:type="gramStart"/>
                       <w:r>
                         <w:rPr>
                           <w:rFonts w:asciiTheme="majorBidi" w:hAnsiTheme="majorBidi" w:cstheme="majorBidi"/>
@@ -8014,7 +7613,6 @@
                         <w:t>cluster.local</w:t>
                       </w:r>
                       <w:proofErr w:type="spellEnd"/>
-                      <w:proofErr w:type="gramEnd"/>
                       <w:r>
                         <w:rPr>
                           <w:rFonts w:asciiTheme="majorBidi" w:hAnsiTheme="majorBidi" w:cstheme="majorBidi"/>
@@ -8111,7 +7709,6 @@
                           <w:szCs w:val="28"/>
                         </w:rPr>
                       </w:pPr>
-                      <w:proofErr w:type="gramStart"/>
                       <w:r>
                         <w:rPr>
                           <w:rFonts w:asciiTheme="majorBidi" w:hAnsiTheme="majorBidi" w:cstheme="majorBidi"/>
@@ -8135,9 +7732,9 @@
                           <w:sz w:val="28"/>
                           <w:szCs w:val="28"/>
                         </w:rPr>
-                        <w:t>cluster</w:t>
-                      </w:r>
-                      <w:proofErr w:type="gramEnd"/>
+                        <w:t>cluster.local</w:t>
+                      </w:r>
+                      <w:proofErr w:type="spellEnd"/>
                       <w:r>
                         <w:rPr>
                           <w:rFonts w:asciiTheme="majorBidi" w:hAnsiTheme="majorBidi" w:cstheme="majorBidi"/>
@@ -8148,9 +7745,17 @@
                           <w:sz w:val="28"/>
                           <w:szCs w:val="28"/>
                         </w:rPr>
-                        <w:t>.local</w:t>
-                      </w:r>
-                      <w:proofErr w:type="spellEnd"/>
+                        <w:t xml:space="preserve"> </w:t>
+                      </w:r>
+                      <w:r>
+                        <w:rPr>
+                          <w:rFonts w:asciiTheme="majorBidi" w:hAnsiTheme="majorBidi" w:cstheme="majorBidi"/>
+                          <w:sz w:val="28"/>
+                          <w:szCs w:val="28"/>
+                        </w:rPr>
+                        <w:t xml:space="preserve">(Some clusters can use a different domain, but </w:t>
+                      </w:r>
+                      <w:proofErr w:type="spellStart"/>
                       <w:r>
                         <w:rPr>
                           <w:rFonts w:asciiTheme="majorBidi" w:hAnsiTheme="majorBidi" w:cstheme="majorBidi"/>
@@ -8161,32 +7766,9 @@
                           <w:sz w:val="28"/>
                           <w:szCs w:val="28"/>
                         </w:rPr>
-                        <w:t xml:space="preserve"> </w:t>
-                      </w:r>
-                      <w:r>
-                        <w:rPr>
-                          <w:rFonts w:asciiTheme="majorBidi" w:hAnsiTheme="majorBidi" w:cstheme="majorBidi"/>
-                          <w:sz w:val="28"/>
-                          <w:szCs w:val="28"/>
-                        </w:rPr>
-                        <w:t xml:space="preserve">(Some clusters can use a different domain, but </w:t>
-                      </w:r>
-                      <w:proofErr w:type="spellStart"/>
-                      <w:proofErr w:type="gramStart"/>
-                      <w:r>
-                        <w:rPr>
-                          <w:rFonts w:asciiTheme="majorBidi" w:hAnsiTheme="majorBidi" w:cstheme="majorBidi"/>
-                          <w:b/>
-                          <w:bCs/>
-                          <w:i/>
-                          <w:iCs/>
-                          <w:sz w:val="28"/>
-                          <w:szCs w:val="28"/>
-                        </w:rPr>
                         <w:t>cluster.local</w:t>
                       </w:r>
                       <w:proofErr w:type="spellEnd"/>
-                      <w:proofErr w:type="gramEnd"/>
                       <w:r>
                         <w:rPr>
                           <w:rFonts w:asciiTheme="majorBidi" w:hAnsiTheme="majorBidi" w:cstheme="majorBidi"/>
@@ -8408,7 +7990,6 @@
                         </w:rPr>
                       </w:pPr>
                       <w:proofErr w:type="spellStart"/>
-                      <w:proofErr w:type="gramStart"/>
                       <w:r>
                         <w:rPr>
                           <w:rFonts w:asciiTheme="majorBidi" w:hAnsiTheme="majorBidi" w:cstheme="majorBidi"/>
@@ -8422,7 +8003,6 @@
                         <w:t>cluster.local</w:t>
                       </w:r>
                       <w:proofErr w:type="spellEnd"/>
-                      <w:proofErr w:type="gramEnd"/>
                       <w:r>
                         <w:rPr>
                           <w:rFonts w:asciiTheme="majorBidi" w:hAnsiTheme="majorBidi" w:cstheme="majorBidi"/>
@@ -8442,23 +8022,13 @@
                           <w:szCs w:val="28"/>
                         </w:rPr>
                       </w:pPr>
-                      <w:proofErr w:type="gramStart"/>
-                      <w:r>
-                        <w:rPr>
-                          <w:rFonts w:asciiTheme="majorBidi" w:hAnsiTheme="majorBidi" w:cstheme="majorBidi"/>
-                          <w:sz w:val="28"/>
-                          <w:szCs w:val="28"/>
-                        </w:rPr>
-                        <w:t>So</w:t>
-                      </w:r>
-                      <w:proofErr w:type="gramEnd"/>
-                      <w:r>
-                        <w:rPr>
-                          <w:rFonts w:asciiTheme="majorBidi" w:hAnsiTheme="majorBidi" w:cstheme="majorBidi"/>
-                          <w:sz w:val="28"/>
-                          <w:szCs w:val="28"/>
-                        </w:rPr>
-                        <w:t xml:space="preserve"> this DNS name allows applications to connect directly to the Pod </w:t>
+                      <w:r>
+                        <w:rPr>
+                          <w:rFonts w:asciiTheme="majorBidi" w:hAnsiTheme="majorBidi" w:cstheme="majorBidi"/>
+                          <w:sz w:val="28"/>
+                          <w:szCs w:val="28"/>
+                        </w:rPr>
+                        <w:t xml:space="preserve">So this DNS name allows applications to connect directly to the Pod </w:t>
                       </w:r>
                       <w:r>
                         <w:rPr>
@@ -8733,7 +8303,6 @@
                           <w:szCs w:val="28"/>
                         </w:rPr>
                       </w:pPr>
-                      <w:proofErr w:type="gramStart"/>
                       <w:r>
                         <w:rPr>
                           <w:rFonts w:asciiTheme="majorBidi" w:hAnsiTheme="majorBidi" w:cstheme="majorBidi"/>
@@ -8746,7 +8315,6 @@
                         </w:rPr>
                         <w:t>mysql-0.mysql.default.svc.cluster.local</w:t>
                       </w:r>
-                      <w:proofErr w:type="gramEnd"/>
                     </w:p>
                     <w:p>
                       <w:pPr>
@@ -8768,7 +8336,6 @@
                           <w:szCs w:val="28"/>
                         </w:rPr>
                       </w:pPr>
-                      <w:proofErr w:type="gramStart"/>
                       <w:r>
                         <w:rPr>
                           <w:rFonts w:asciiTheme="majorBidi" w:hAnsiTheme="majorBidi" w:cstheme="majorBidi"/>
@@ -8781,7 +8348,6 @@
                         </w:rPr>
                         <w:t>mysql-1.mysql.default.svc.cluster.local</w:t>
                       </w:r>
-                      <w:proofErr w:type="gramEnd"/>
                     </w:p>
                     <w:p>
                       <w:pPr>
@@ -8803,7 +8369,6 @@
                           <w:szCs w:val="28"/>
                         </w:rPr>
                       </w:pPr>
-                      <w:proofErr w:type="gramStart"/>
                       <w:r>
                         <w:rPr>
                           <w:rFonts w:asciiTheme="majorBidi" w:hAnsiTheme="majorBidi" w:cstheme="majorBidi"/>
@@ -8816,7 +8381,6 @@
                         </w:rPr>
                         <w:t>mysql-2.mysql.default.svc.cluster.local</w:t>
                       </w:r>
-                      <w:proofErr w:type="gramEnd"/>
                     </w:p>
                     <w:p>
                       <w:pPr>
@@ -8886,7 +8450,6 @@
                         </w:rPr>
                         <w:t>e (</w:t>
                       </w:r>
-                      <w:proofErr w:type="gramStart"/>
                       <w:r>
                         <w:rPr>
                           <w:rFonts w:asciiTheme="majorBidi" w:hAnsiTheme="majorBidi" w:cstheme="majorBidi"/>
@@ -8899,7 +8462,6 @@
                         </w:rPr>
                         <w:t>mysql-0.mysql.default.svc.cluster.local</w:t>
                       </w:r>
-                      <w:proofErr w:type="gramEnd"/>
                       <w:r>
                         <w:rPr>
                           <w:rFonts w:asciiTheme="majorBidi" w:hAnsiTheme="majorBidi" w:cstheme="majorBidi"/>
@@ -8969,7 +8531,6 @@
                           <w:szCs w:val="28"/>
                         </w:rPr>
                       </w:pPr>
-                      <w:proofErr w:type="gramStart"/>
                       <w:r>
                         <w:rPr>
                           <w:rFonts w:asciiTheme="majorBidi" w:hAnsiTheme="majorBidi" w:cstheme="majorBidi"/>
@@ -9022,7 +8583,6 @@
                         <w:t>name.namespace.svc.cluster</w:t>
                       </w:r>
                       <w:proofErr w:type="spellEnd"/>
-                      <w:proofErr w:type="gramEnd"/>
                       <w:r>
                         <w:rPr>
                           <w:rFonts w:asciiTheme="majorBidi" w:hAnsiTheme="majorBidi" w:cstheme="majorBidi"/>
@@ -10923,23 +10483,13 @@
           <w:szCs w:val="28"/>
         </w:rPr>
       </w:pPr>
-      <w:proofErr w:type="gramStart"/>
-      <w:r>
-        <w:rPr>
-          <w:rFonts w:asciiTheme="majorBidi" w:hAnsiTheme="majorBidi" w:cstheme="majorBidi"/>
-          <w:sz w:val="28"/>
-          <w:szCs w:val="28"/>
-        </w:rPr>
-        <w:t>So</w:t>
-      </w:r>
-      <w:proofErr w:type="gramEnd"/>
-      <w:r>
-        <w:rPr>
-          <w:rFonts w:asciiTheme="majorBidi" w:hAnsiTheme="majorBidi" w:cstheme="majorBidi"/>
-          <w:sz w:val="28"/>
-          <w:szCs w:val="28"/>
-        </w:rPr>
-        <w:t xml:space="preserve"> the system always ensures that the previous Pod is healthy before creating the next one.</w:t>
+      <w:r>
+        <w:rPr>
+          <w:rFonts w:asciiTheme="majorBidi" w:hAnsiTheme="majorBidi" w:cstheme="majorBidi"/>
+          <w:sz w:val="28"/>
+          <w:szCs w:val="28"/>
+        </w:rPr>
+        <w:t>So the system always ensures that the previous Pod is healthy before creating the next one.</w:t>
       </w:r>
     </w:p>
     <w:p>
@@ -11793,23 +11343,13 @@
                               </w:rPr>
                               <w:t xml:space="preserve">, </w:t>
                             </w:r>
-                            <w:proofErr w:type="gramStart"/>
-                            <w:r>
-                              <w:rPr>
-                                <w:rFonts w:asciiTheme="majorBidi" w:hAnsiTheme="majorBidi" w:cstheme="majorBidi"/>
-                                <w:sz w:val="28"/>
-                                <w:szCs w:val="28"/>
-                              </w:rPr>
-                              <w:t>Because</w:t>
-                            </w:r>
-                            <w:proofErr w:type="gramEnd"/>
-                            <w:r>
-                              <w:rPr>
-                                <w:rFonts w:asciiTheme="majorBidi" w:hAnsiTheme="majorBidi" w:cstheme="majorBidi"/>
-                                <w:sz w:val="28"/>
-                                <w:szCs w:val="28"/>
-                              </w:rPr>
-                              <w:t xml:space="preserve"> there is no cluster IP address, Kubernetes does not route traffic through a virtual service IP. Instead, the DNS system returns the IP addresses of the Pods themselves.</w:t>
+                            <w:r>
+                              <w:rPr>
+                                <w:rFonts w:asciiTheme="majorBidi" w:hAnsiTheme="majorBidi" w:cstheme="majorBidi"/>
+                                <w:sz w:val="28"/>
+                                <w:szCs w:val="28"/>
+                              </w:rPr>
+                              <w:t>Because there is no cluster IP address, Kubernetes does not route traffic through a virtual service IP. Instead, the DNS system returns the IP addresses of the Pods themselves.</w:t>
                             </w:r>
                             <w:r>
                               <w:rPr>
@@ -11909,16 +11449,7 @@
                                 <w:sz w:val="28"/>
                                 <w:szCs w:val="28"/>
                               </w:rPr>
-                              <w:t xml:space="preserve"> </w:t>
-                            </w:r>
-                            <w:proofErr w:type="gramStart"/>
-                            <w:r>
-                              <w:rPr>
-                                <w:rFonts w:asciiTheme="majorBidi" w:hAnsiTheme="majorBidi" w:cstheme="majorBidi"/>
-                                <w:sz w:val="28"/>
-                                <w:szCs w:val="28"/>
-                              </w:rPr>
-                              <w:t xml:space="preserve">Like  </w:t>
+                              <w:t xml:space="preserve"> Like  </w:t>
                             </w:r>
                             <w:r>
                               <w:rPr>
@@ -11928,7 +11459,6 @@
                               </w:rPr>
                               <w:t>Databases</w:t>
                             </w:r>
-                            <w:proofErr w:type="gramEnd"/>
                             <w:r>
                               <w:rPr>
                                 <w:rFonts w:asciiTheme="majorBidi" w:hAnsiTheme="majorBidi" w:cstheme="majorBidi"/>
@@ -12132,25 +11662,7 @@
                                 <w:sz w:val="28"/>
                                 <w:szCs w:val="28"/>
                               </w:rPr>
-                              <w:t xml:space="preserve">In these cases, load balancing would break the system’s logic. </w:t>
-                            </w:r>
-                            <w:proofErr w:type="gramStart"/>
-                            <w:r>
-                              <w:rPr>
-                                <w:rFonts w:asciiTheme="majorBidi" w:hAnsiTheme="majorBidi" w:cstheme="majorBidi"/>
-                                <w:sz w:val="28"/>
-                                <w:szCs w:val="28"/>
-                              </w:rPr>
-                              <w:t>Therefore</w:t>
-                            </w:r>
-                            <w:proofErr w:type="gramEnd"/>
-                            <w:r>
-                              <w:rPr>
-                                <w:rFonts w:asciiTheme="majorBidi" w:hAnsiTheme="majorBidi" w:cstheme="majorBidi"/>
-                                <w:sz w:val="28"/>
-                                <w:szCs w:val="28"/>
-                              </w:rPr>
-                              <w:t xml:space="preserve"> Kubernetes provides Headless Services so that applications can discover the exact Pods and communicate with them directly.</w:t>
+                              <w:t>In these cases, load balancing would break the system’s logic. Therefore Kubernetes provides Headless Services so that applications can discover the exact Pods and communicate with them directly.</w:t>
                             </w:r>
                           </w:p>
                           <w:p>
@@ -12254,7 +11766,6 @@
                               <w:t xml:space="preserve"> </w:t>
                             </w:r>
                             <w:proofErr w:type="spellStart"/>
-                            <w:proofErr w:type="gramStart"/>
                             <w:r>
                               <w:rPr>
                                 <w:rFonts w:asciiTheme="majorBidi" w:hAnsiTheme="majorBidi" w:cstheme="majorBidi"/>
@@ -12265,20 +11776,7 @@
                                 <w:sz w:val="28"/>
                                 <w:szCs w:val="28"/>
                               </w:rPr>
-                              <w:t>mysql.default.svc.cluster</w:t>
-                            </w:r>
-                            <w:proofErr w:type="gramEnd"/>
-                            <w:r>
-                              <w:rPr>
-                                <w:rFonts w:asciiTheme="majorBidi" w:hAnsiTheme="majorBidi" w:cstheme="majorBidi"/>
-                                <w:b/>
-                                <w:bCs/>
-                                <w:i/>
-                                <w:iCs/>
-                                <w:sz w:val="28"/>
-                                <w:szCs w:val="28"/>
-                              </w:rPr>
-                              <w:t>.local</w:t>
+                              <w:t>mysql.default.svc.cluster.local</w:t>
                             </w:r>
                             <w:proofErr w:type="spellEnd"/>
                             <w:r>
@@ -12908,23 +12406,13 @@
                         </w:rPr>
                         <w:t xml:space="preserve">, </w:t>
                       </w:r>
-                      <w:proofErr w:type="gramStart"/>
-                      <w:r>
-                        <w:rPr>
-                          <w:rFonts w:asciiTheme="majorBidi" w:hAnsiTheme="majorBidi" w:cstheme="majorBidi"/>
-                          <w:sz w:val="28"/>
-                          <w:szCs w:val="28"/>
-                        </w:rPr>
-                        <w:t>Because</w:t>
-                      </w:r>
-                      <w:proofErr w:type="gramEnd"/>
-                      <w:r>
-                        <w:rPr>
-                          <w:rFonts w:asciiTheme="majorBidi" w:hAnsiTheme="majorBidi" w:cstheme="majorBidi"/>
-                          <w:sz w:val="28"/>
-                          <w:szCs w:val="28"/>
-                        </w:rPr>
-                        <w:t xml:space="preserve"> there is no cluster IP address, Kubernetes does not route traffic through a virtual service IP. Instead, the DNS system returns the IP addresses of the Pods themselves.</w:t>
+                      <w:r>
+                        <w:rPr>
+                          <w:rFonts w:asciiTheme="majorBidi" w:hAnsiTheme="majorBidi" w:cstheme="majorBidi"/>
+                          <w:sz w:val="28"/>
+                          <w:szCs w:val="28"/>
+                        </w:rPr>
+                        <w:t>Because there is no cluster IP address, Kubernetes does not route traffic through a virtual service IP. Instead, the DNS system returns the IP addresses of the Pods themselves.</w:t>
                       </w:r>
                       <w:r>
                         <w:rPr>
@@ -13024,16 +12512,7 @@
                           <w:sz w:val="28"/>
                           <w:szCs w:val="28"/>
                         </w:rPr>
-                        <w:t xml:space="preserve"> </w:t>
-                      </w:r>
-                      <w:proofErr w:type="gramStart"/>
-                      <w:r>
-                        <w:rPr>
-                          <w:rFonts w:asciiTheme="majorBidi" w:hAnsiTheme="majorBidi" w:cstheme="majorBidi"/>
-                          <w:sz w:val="28"/>
-                          <w:szCs w:val="28"/>
-                        </w:rPr>
-                        <w:t xml:space="preserve">Like  </w:t>
+                        <w:t xml:space="preserve"> Like  </w:t>
                       </w:r>
                       <w:r>
                         <w:rPr>
@@ -13043,7 +12522,6 @@
                         </w:rPr>
                         <w:t>Databases</w:t>
                       </w:r>
-                      <w:proofErr w:type="gramEnd"/>
                       <w:r>
                         <w:rPr>
                           <w:rFonts w:asciiTheme="majorBidi" w:hAnsiTheme="majorBidi" w:cstheme="majorBidi"/>
@@ -13247,25 +12725,7 @@
                           <w:sz w:val="28"/>
                           <w:szCs w:val="28"/>
                         </w:rPr>
-                        <w:t xml:space="preserve">In these cases, load balancing would break the system’s logic. </w:t>
-                      </w:r>
-                      <w:proofErr w:type="gramStart"/>
-                      <w:r>
-                        <w:rPr>
-                          <w:rFonts w:asciiTheme="majorBidi" w:hAnsiTheme="majorBidi" w:cstheme="majorBidi"/>
-                          <w:sz w:val="28"/>
-                          <w:szCs w:val="28"/>
-                        </w:rPr>
-                        <w:t>Therefore</w:t>
-                      </w:r>
-                      <w:proofErr w:type="gramEnd"/>
-                      <w:r>
-                        <w:rPr>
-                          <w:rFonts w:asciiTheme="majorBidi" w:hAnsiTheme="majorBidi" w:cstheme="majorBidi"/>
-                          <w:sz w:val="28"/>
-                          <w:szCs w:val="28"/>
-                        </w:rPr>
-                        <w:t xml:space="preserve"> Kubernetes provides Headless Services so that applications can discover the exact Pods and communicate with them directly.</w:t>
+                        <w:t>In these cases, load balancing would break the system’s logic. Therefore Kubernetes provides Headless Services so that applications can discover the exact Pods and communicate with them directly.</w:t>
                       </w:r>
                     </w:p>
                     <w:p>
@@ -13369,7 +12829,6 @@
                         <w:t xml:space="preserve"> </w:t>
                       </w:r>
                       <w:proofErr w:type="spellStart"/>
-                      <w:proofErr w:type="gramStart"/>
                       <w:r>
                         <w:rPr>
                           <w:rFonts w:asciiTheme="majorBidi" w:hAnsiTheme="majorBidi" w:cstheme="majorBidi"/>
@@ -13380,20 +12839,7 @@
                           <w:sz w:val="28"/>
                           <w:szCs w:val="28"/>
                         </w:rPr>
-                        <w:t>mysql.default.svc.cluster</w:t>
-                      </w:r>
-                      <w:proofErr w:type="gramEnd"/>
-                      <w:r>
-                        <w:rPr>
-                          <w:rFonts w:asciiTheme="majorBidi" w:hAnsiTheme="majorBidi" w:cstheme="majorBidi"/>
-                          <w:b/>
-                          <w:bCs/>
-                          <w:i/>
-                          <w:iCs/>
-                          <w:sz w:val="28"/>
-                          <w:szCs w:val="28"/>
-                        </w:rPr>
-                        <w:t>.local</w:t>
+                        <w:t>mysql.default.svc.cluster.local</w:t>
                       </w:r>
                       <w:proofErr w:type="spellEnd"/>
                       <w:r>
@@ -14346,7 +13792,6 @@
                                 <w:szCs w:val="28"/>
                               </w:rPr>
                             </w:pPr>
-                            <w:proofErr w:type="gramStart"/>
                             <w:r>
                               <w:rPr>
                                 <w:rFonts w:asciiTheme="majorBidi" w:hAnsiTheme="majorBidi" w:cstheme="majorBidi"/>
@@ -14359,7 +13804,6 @@
                               </w:rPr>
                               <w:t>mysql-0.mysql.default.svc.cluster.local</w:t>
                             </w:r>
-                            <w:proofErr w:type="gramEnd"/>
                           </w:p>
                           <w:p>
                             <w:pPr>
@@ -14381,7 +13825,6 @@
                                 <w:szCs w:val="28"/>
                               </w:rPr>
                             </w:pPr>
-                            <w:proofErr w:type="gramStart"/>
                             <w:r>
                               <w:rPr>
                                 <w:rFonts w:asciiTheme="majorBidi" w:hAnsiTheme="majorBidi" w:cstheme="majorBidi"/>
@@ -14394,7 +13837,6 @@
                               </w:rPr>
                               <w:t>mysql-1.mysql.default.svc.cluster.local</w:t>
                             </w:r>
-                            <w:proofErr w:type="gramEnd"/>
                           </w:p>
                           <w:p>
                             <w:pPr>
@@ -14416,7 +13858,6 @@
                                 <w:szCs w:val="28"/>
                               </w:rPr>
                             </w:pPr>
-                            <w:proofErr w:type="gramStart"/>
                             <w:r>
                               <w:rPr>
                                 <w:rFonts w:asciiTheme="majorBidi" w:hAnsiTheme="majorBidi" w:cstheme="majorBidi"/>
@@ -14429,7 +13870,6 @@
                               </w:rPr>
                               <w:t>mysql-2.mysql.default.svc.cluster.local</w:t>
                             </w:r>
-                            <w:proofErr w:type="gramEnd"/>
                           </w:p>
                           <w:p>
                             <w:pPr>
@@ -15071,33 +14511,7 @@
                                 <w:sz w:val="32"/>
                                 <w:szCs w:val="32"/>
                               </w:rPr>
-                              <w:t>mysql-</w:t>
-                            </w:r>
-                            <w:proofErr w:type="gramStart"/>
-                            <w:r>
-                              <w:rPr>
-                                <w:rFonts w:asciiTheme="majorBidi" w:hAnsiTheme="majorBidi" w:cstheme="majorBidi"/>
-                                <w:b/>
-                                <w:bCs/>
-                                <w:i/>
-                                <w:iCs/>
-                                <w:sz w:val="32"/>
-                                <w:szCs w:val="32"/>
-                              </w:rPr>
-                              <w:t>0.headless</w:t>
-                            </w:r>
-                            <w:proofErr w:type="gramEnd"/>
-                            <w:r>
-                              <w:rPr>
-                                <w:rFonts w:asciiTheme="majorBidi" w:hAnsiTheme="majorBidi" w:cstheme="majorBidi"/>
-                                <w:b/>
-                                <w:bCs/>
-                                <w:i/>
-                                <w:iCs/>
-                                <w:sz w:val="32"/>
-                                <w:szCs w:val="32"/>
-                              </w:rPr>
-                              <w:t>-service</w:t>
+                              <w:t>mysql-0.headless-service</w:t>
                             </w:r>
                             <w:r>
                               <w:rPr>
@@ -15345,7 +14759,6 @@
                           <w:szCs w:val="28"/>
                         </w:rPr>
                       </w:pPr>
-                      <w:proofErr w:type="gramStart"/>
                       <w:r>
                         <w:rPr>
                           <w:rFonts w:asciiTheme="majorBidi" w:hAnsiTheme="majorBidi" w:cstheme="majorBidi"/>
@@ -15358,7 +14771,6 @@
                         </w:rPr>
                         <w:t>mysql-0.mysql.default.svc.cluster.local</w:t>
                       </w:r>
-                      <w:proofErr w:type="gramEnd"/>
                     </w:p>
                     <w:p>
                       <w:pPr>
@@ -15380,7 +14792,6 @@
                           <w:szCs w:val="28"/>
                         </w:rPr>
                       </w:pPr>
-                      <w:proofErr w:type="gramStart"/>
                       <w:r>
                         <w:rPr>
                           <w:rFonts w:asciiTheme="majorBidi" w:hAnsiTheme="majorBidi" w:cstheme="majorBidi"/>
@@ -15393,7 +14804,6 @@
                         </w:rPr>
                         <w:t>mysql-1.mysql.default.svc.cluster.local</w:t>
                       </w:r>
-                      <w:proofErr w:type="gramEnd"/>
                     </w:p>
                     <w:p>
                       <w:pPr>
@@ -15415,7 +14825,6 @@
                           <w:szCs w:val="28"/>
                         </w:rPr>
                       </w:pPr>
-                      <w:proofErr w:type="gramStart"/>
                       <w:r>
                         <w:rPr>
                           <w:rFonts w:asciiTheme="majorBidi" w:hAnsiTheme="majorBidi" w:cstheme="majorBidi"/>
@@ -15428,7 +14837,6 @@
                         </w:rPr>
                         <w:t>mysql-2.mysql.default.svc.cluster.local</w:t>
                       </w:r>
-                      <w:proofErr w:type="gramEnd"/>
                     </w:p>
                     <w:p>
                       <w:pPr>
@@ -16070,33 +15478,7 @@
                           <w:sz w:val="32"/>
                           <w:szCs w:val="32"/>
                         </w:rPr>
-                        <w:t>mysql-</w:t>
-                      </w:r>
-                      <w:proofErr w:type="gramStart"/>
-                      <w:r>
-                        <w:rPr>
-                          <w:rFonts w:asciiTheme="majorBidi" w:hAnsiTheme="majorBidi" w:cstheme="majorBidi"/>
-                          <w:b/>
-                          <w:bCs/>
-                          <w:i/>
-                          <w:iCs/>
-                          <w:sz w:val="32"/>
-                          <w:szCs w:val="32"/>
-                        </w:rPr>
-                        <w:t>0.headless</w:t>
-                      </w:r>
-                      <w:proofErr w:type="gramEnd"/>
-                      <w:r>
-                        <w:rPr>
-                          <w:rFonts w:asciiTheme="majorBidi" w:hAnsiTheme="majorBidi" w:cstheme="majorBidi"/>
-                          <w:b/>
-                          <w:bCs/>
-                          <w:i/>
-                          <w:iCs/>
-                          <w:sz w:val="32"/>
-                          <w:szCs w:val="32"/>
-                        </w:rPr>
-                        <w:t>-service</w:t>
+                        <w:t>mysql-0.headless-service</w:t>
                       </w:r>
                       <w:r>
                         <w:rPr>
@@ -17412,7 +16794,6 @@
                               </w:rPr>
                               <w:t xml:space="preserve">Because </w:t>
                             </w:r>
-                            <w:proofErr w:type="gramStart"/>
                             <w:r>
                               <w:rPr>
                                 <w:rFonts w:asciiTheme="majorBidi" w:hAnsiTheme="majorBidi" w:cstheme="majorBidi"/>
@@ -17425,7 +16806,6 @@
                               </w:rPr>
                               <w:t>mysql-0.headless-service.dev.svc.cluster.local</w:t>
                             </w:r>
-                            <w:proofErr w:type="gramEnd"/>
                             <w:r>
                               <w:rPr>
                                 <w:rFonts w:asciiTheme="majorBidi" w:hAnsiTheme="majorBidi" w:cstheme="majorBidi"/>
@@ -17555,23 +16935,13 @@
                               </w:rPr>
                               <w:t xml:space="preserve"> </w:t>
                             </w:r>
-                            <w:proofErr w:type="gramStart"/>
-                            <w:r>
-                              <w:rPr>
-                                <w:rFonts w:asciiTheme="majorBidi" w:hAnsiTheme="majorBidi" w:cstheme="majorBidi"/>
-                                <w:sz w:val="28"/>
-                                <w:szCs w:val="28"/>
-                              </w:rPr>
-                              <w:t>So</w:t>
-                            </w:r>
-                            <w:proofErr w:type="gramEnd"/>
-                            <w:r>
-                              <w:rPr>
-                                <w:rFonts w:asciiTheme="majorBidi" w:hAnsiTheme="majorBidi" w:cstheme="majorBidi"/>
-                                <w:sz w:val="28"/>
-                                <w:szCs w:val="28"/>
-                              </w:rPr>
-                              <w:t xml:space="preserve"> a name like:</w:t>
+                            <w:r>
+                              <w:rPr>
+                                <w:rFonts w:asciiTheme="majorBidi" w:hAnsiTheme="majorBidi" w:cstheme="majorBidi"/>
+                                <w:sz w:val="28"/>
+                                <w:szCs w:val="28"/>
+                              </w:rPr>
+                              <w:t>So a name like:</w:t>
                             </w:r>
                             <w:r>
                               <w:rPr>
@@ -17581,7 +16951,6 @@
                               </w:rPr>
                               <w:t xml:space="preserve"> </w:t>
                             </w:r>
-                            <w:proofErr w:type="gramStart"/>
                             <w:r>
                               <w:rPr>
                                 <w:rFonts w:asciiTheme="majorBidi" w:hAnsiTheme="majorBidi" w:cstheme="majorBidi"/>
@@ -17594,7 +16963,6 @@
                               </w:rPr>
                               <w:t>mysql-0.headless-service.dev.svc.cluster.local</w:t>
                             </w:r>
-                            <w:proofErr w:type="gramEnd"/>
                             <w:r>
                               <w:rPr>
                                 <w:rFonts w:asciiTheme="majorBidi" w:hAnsiTheme="majorBidi" w:cstheme="majorBidi"/>
@@ -17736,33 +17104,7 @@
                                 <w:sz w:val="28"/>
                                 <w:szCs w:val="28"/>
                               </w:rPr>
-                              <w:t>mysql-</w:t>
-                            </w:r>
-                            <w:proofErr w:type="gramStart"/>
-                            <w:r>
-                              <w:rPr>
-                                <w:rFonts w:asciiTheme="majorBidi" w:hAnsiTheme="majorBidi" w:cstheme="majorBidi"/>
-                                <w:b/>
-                                <w:bCs/>
-                                <w:i/>
-                                <w:iCs/>
-                                <w:sz w:val="28"/>
-                                <w:szCs w:val="28"/>
-                              </w:rPr>
-                              <w:t>0.headless</w:t>
-                            </w:r>
-                            <w:proofErr w:type="gramEnd"/>
-                            <w:r>
-                              <w:rPr>
-                                <w:rFonts w:asciiTheme="majorBidi" w:hAnsiTheme="majorBidi" w:cstheme="majorBidi"/>
-                                <w:b/>
-                                <w:bCs/>
-                                <w:i/>
-                                <w:iCs/>
-                                <w:sz w:val="28"/>
-                                <w:szCs w:val="28"/>
-                              </w:rPr>
-                              <w:t>-service...</w:t>
+                              <w:t>mysql-0.headless-service...</w:t>
                             </w:r>
                           </w:p>
                           <w:p>
@@ -18545,7 +17887,6 @@
                         </w:rPr>
                         <w:t xml:space="preserve">Because </w:t>
                       </w:r>
-                      <w:proofErr w:type="gramStart"/>
                       <w:r>
                         <w:rPr>
                           <w:rFonts w:asciiTheme="majorBidi" w:hAnsiTheme="majorBidi" w:cstheme="majorBidi"/>
@@ -18558,7 +17899,6 @@
                         </w:rPr>
                         <w:t>mysql-0.headless-service.dev.svc.cluster.local</w:t>
                       </w:r>
-                      <w:proofErr w:type="gramEnd"/>
                       <w:r>
                         <w:rPr>
                           <w:rFonts w:asciiTheme="majorBidi" w:hAnsiTheme="majorBidi" w:cstheme="majorBidi"/>
@@ -18688,23 +18028,13 @@
                         </w:rPr>
                         <w:t xml:space="preserve"> </w:t>
                       </w:r>
-                      <w:proofErr w:type="gramStart"/>
-                      <w:r>
-                        <w:rPr>
-                          <w:rFonts w:asciiTheme="majorBidi" w:hAnsiTheme="majorBidi" w:cstheme="majorBidi"/>
-                          <w:sz w:val="28"/>
-                          <w:szCs w:val="28"/>
-                        </w:rPr>
-                        <w:t>So</w:t>
-                      </w:r>
-                      <w:proofErr w:type="gramEnd"/>
-                      <w:r>
-                        <w:rPr>
-                          <w:rFonts w:asciiTheme="majorBidi" w:hAnsiTheme="majorBidi" w:cstheme="majorBidi"/>
-                          <w:sz w:val="28"/>
-                          <w:szCs w:val="28"/>
-                        </w:rPr>
-                        <w:t xml:space="preserve"> a name like:</w:t>
+                      <w:r>
+                        <w:rPr>
+                          <w:rFonts w:asciiTheme="majorBidi" w:hAnsiTheme="majorBidi" w:cstheme="majorBidi"/>
+                          <w:sz w:val="28"/>
+                          <w:szCs w:val="28"/>
+                        </w:rPr>
+                        <w:t>So a name like:</w:t>
                       </w:r>
                       <w:r>
                         <w:rPr>
@@ -18714,7 +18044,6 @@
                         </w:rPr>
                         <w:t xml:space="preserve"> </w:t>
                       </w:r>
-                      <w:proofErr w:type="gramStart"/>
                       <w:r>
                         <w:rPr>
                           <w:rFonts w:asciiTheme="majorBidi" w:hAnsiTheme="majorBidi" w:cstheme="majorBidi"/>
@@ -18727,7 +18056,6 @@
                         </w:rPr>
                         <w:t>mysql-0.headless-service.dev.svc.cluster.local</w:t>
                       </w:r>
-                      <w:proofErr w:type="gramEnd"/>
                       <w:r>
                         <w:rPr>
                           <w:rFonts w:asciiTheme="majorBidi" w:hAnsiTheme="majorBidi" w:cstheme="majorBidi"/>
@@ -18869,33 +18197,7 @@
                           <w:sz w:val="28"/>
                           <w:szCs w:val="28"/>
                         </w:rPr>
-                        <w:t>mysql-</w:t>
-                      </w:r>
-                      <w:proofErr w:type="gramStart"/>
-                      <w:r>
-                        <w:rPr>
-                          <w:rFonts w:asciiTheme="majorBidi" w:hAnsiTheme="majorBidi" w:cstheme="majorBidi"/>
-                          <w:b/>
-                          <w:bCs/>
-                          <w:i/>
-                          <w:iCs/>
-                          <w:sz w:val="28"/>
-                          <w:szCs w:val="28"/>
-                        </w:rPr>
-                        <w:t>0.headless</w:t>
-                      </w:r>
-                      <w:proofErr w:type="gramEnd"/>
-                      <w:r>
-                        <w:rPr>
-                          <w:rFonts w:asciiTheme="majorBidi" w:hAnsiTheme="majorBidi" w:cstheme="majorBidi"/>
-                          <w:b/>
-                          <w:bCs/>
-                          <w:i/>
-                          <w:iCs/>
-                          <w:sz w:val="28"/>
-                          <w:szCs w:val="28"/>
-                        </w:rPr>
-                        <w:t>-service...</w:t>
+                        <w:t>mysql-0.headless-service...</w:t>
                       </w:r>
                     </w:p>
                     <w:p>
@@ -20571,23 +19873,13 @@
                               </w:rPr>
                               <w:t xml:space="preserve">. </w:t>
                             </w:r>
-                            <w:proofErr w:type="gramStart"/>
-                            <w:r>
-                              <w:rPr>
-                                <w:rFonts w:asciiTheme="majorBidi" w:hAnsiTheme="majorBidi" w:cstheme="majorBidi"/>
-                                <w:sz w:val="28"/>
-                                <w:szCs w:val="28"/>
-                              </w:rPr>
-                              <w:t>So</w:t>
-                            </w:r>
-                            <w:proofErr w:type="gramEnd"/>
-                            <w:r>
-                              <w:rPr>
-                                <w:rFonts w:asciiTheme="majorBidi" w:hAnsiTheme="majorBidi" w:cstheme="majorBidi"/>
-                                <w:sz w:val="28"/>
-                                <w:szCs w:val="28"/>
-                              </w:rPr>
-                              <w:t xml:space="preserve"> a client cannot say:</w:t>
+                            <w:r>
+                              <w:rPr>
+                                <w:rFonts w:asciiTheme="majorBidi" w:hAnsiTheme="majorBidi" w:cstheme="majorBidi"/>
+                                <w:sz w:val="28"/>
+                                <w:szCs w:val="28"/>
+                              </w:rPr>
+                              <w:t>So a client cannot say:</w:t>
                             </w:r>
                             <w:r>
                               <w:rPr>
@@ -20746,7 +20038,6 @@
                                 <w:szCs w:val="28"/>
                               </w:rPr>
                             </w:pPr>
-                            <w:proofErr w:type="gramStart"/>
                             <w:r>
                               <w:rPr>
                                 <w:rFonts w:asciiTheme="majorBidi" w:hAnsiTheme="majorBidi" w:cstheme="majorBidi"/>
@@ -20759,7 +20050,6 @@
                               </w:rPr>
                               <w:t>mysql-0.headless-service.dev.svc.cluster.local</w:t>
                             </w:r>
-                            <w:proofErr w:type="gramEnd"/>
                           </w:p>
                           <w:p>
                             <w:pPr>
@@ -20781,7 +20071,6 @@
                                 <w:szCs w:val="28"/>
                               </w:rPr>
                             </w:pPr>
-                            <w:proofErr w:type="gramStart"/>
                             <w:r>
                               <w:rPr>
                                 <w:rFonts w:asciiTheme="majorBidi" w:hAnsiTheme="majorBidi" w:cstheme="majorBidi"/>
@@ -20794,7 +20083,6 @@
                               </w:rPr>
                               <w:t>mysql-1.headless-service.dev.svc.cluster.local</w:t>
                             </w:r>
-                            <w:proofErr w:type="gramEnd"/>
                           </w:p>
                           <w:p>
                             <w:pPr>
@@ -20816,7 +20104,6 @@
                                 <w:szCs w:val="28"/>
                               </w:rPr>
                             </w:pPr>
-                            <w:proofErr w:type="gramStart"/>
                             <w:r>
                               <w:rPr>
                                 <w:rFonts w:asciiTheme="majorBidi" w:hAnsiTheme="majorBidi" w:cstheme="majorBidi"/>
@@ -20829,7 +20116,6 @@
                               </w:rPr>
                               <w:t>mysql-2.headless-service.dev.svc.cluster.local</w:t>
                             </w:r>
-                            <w:proofErr w:type="gramEnd"/>
                           </w:p>
                           <w:p>
                             <w:pPr>
@@ -21191,23 +20477,13 @@
                         </w:rPr>
                         <w:t xml:space="preserve">. </w:t>
                       </w:r>
-                      <w:proofErr w:type="gramStart"/>
-                      <w:r>
-                        <w:rPr>
-                          <w:rFonts w:asciiTheme="majorBidi" w:hAnsiTheme="majorBidi" w:cstheme="majorBidi"/>
-                          <w:sz w:val="28"/>
-                          <w:szCs w:val="28"/>
-                        </w:rPr>
-                        <w:t>So</w:t>
-                      </w:r>
-                      <w:proofErr w:type="gramEnd"/>
-                      <w:r>
-                        <w:rPr>
-                          <w:rFonts w:asciiTheme="majorBidi" w:hAnsiTheme="majorBidi" w:cstheme="majorBidi"/>
-                          <w:sz w:val="28"/>
-                          <w:szCs w:val="28"/>
-                        </w:rPr>
-                        <w:t xml:space="preserve"> a client cannot say:</w:t>
+                      <w:r>
+                        <w:rPr>
+                          <w:rFonts w:asciiTheme="majorBidi" w:hAnsiTheme="majorBidi" w:cstheme="majorBidi"/>
+                          <w:sz w:val="28"/>
+                          <w:szCs w:val="28"/>
+                        </w:rPr>
+                        <w:t>So a client cannot say:</w:t>
                       </w:r>
                       <w:r>
                         <w:rPr>
@@ -21366,7 +20642,6 @@
                           <w:szCs w:val="28"/>
                         </w:rPr>
                       </w:pPr>
-                      <w:proofErr w:type="gramStart"/>
                       <w:r>
                         <w:rPr>
                           <w:rFonts w:asciiTheme="majorBidi" w:hAnsiTheme="majorBidi" w:cstheme="majorBidi"/>
@@ -21379,7 +20654,6 @@
                         </w:rPr>
                         <w:t>mysql-0.headless-service.dev.svc.cluster.local</w:t>
                       </w:r>
-                      <w:proofErr w:type="gramEnd"/>
                     </w:p>
                     <w:p>
                       <w:pPr>
@@ -21401,7 +20675,6 @@
                           <w:szCs w:val="28"/>
                         </w:rPr>
                       </w:pPr>
-                      <w:proofErr w:type="gramStart"/>
                       <w:r>
                         <w:rPr>
                           <w:rFonts w:asciiTheme="majorBidi" w:hAnsiTheme="majorBidi" w:cstheme="majorBidi"/>
@@ -21414,7 +20687,6 @@
                         </w:rPr>
                         <w:t>mysql-1.headless-service.dev.svc.cluster.local</w:t>
                       </w:r>
-                      <w:proofErr w:type="gramEnd"/>
                     </w:p>
                     <w:p>
                       <w:pPr>
@@ -21436,7 +20708,6 @@
                           <w:szCs w:val="28"/>
                         </w:rPr>
                       </w:pPr>
-                      <w:proofErr w:type="gramStart"/>
                       <w:r>
                         <w:rPr>
                           <w:rFonts w:asciiTheme="majorBidi" w:hAnsiTheme="majorBidi" w:cstheme="majorBidi"/>
@@ -21449,7 +20720,6 @@
                         </w:rPr>
                         <w:t>mysql-2.headless-service.dev.svc.cluster.local</w:t>
                       </w:r>
-                      <w:proofErr w:type="gramEnd"/>
                     </w:p>
                     <w:p>
                       <w:pPr>
@@ -29720,33 +28990,15 @@
           <w:sz w:val="28"/>
           <w:szCs w:val="28"/>
         </w:rPr>
-        <w:t xml:space="preserve"> For </w:t>
-      </w:r>
-      <w:proofErr w:type="gramStart"/>
-      <w:r>
-        <w:rPr>
-          <w:rFonts w:asciiTheme="majorBidi" w:hAnsiTheme="majorBidi" w:cstheme="majorBidi"/>
-          <w:sz w:val="28"/>
-          <w:szCs w:val="28"/>
-        </w:rPr>
-        <w:t>e</w:t>
-      </w:r>
-      <w:r>
-        <w:rPr>
-          <w:rFonts w:asciiTheme="majorBidi" w:hAnsiTheme="majorBidi" w:cstheme="majorBidi"/>
-          <w:sz w:val="28"/>
-          <w:szCs w:val="28"/>
-        </w:rPr>
-        <w:t>xample</w:t>
-      </w:r>
-      <w:proofErr w:type="gramEnd"/>
-      <w:r>
-        <w:rPr>
-          <w:rFonts w:asciiTheme="majorBidi" w:hAnsiTheme="majorBidi" w:cstheme="majorBidi"/>
-          <w:sz w:val="28"/>
-          <w:szCs w:val="28"/>
-        </w:rPr>
-        <w:t xml:space="preserve"> </w:t>
+        <w:t xml:space="preserve"> For e</w:t>
+      </w:r>
+      <w:r>
+        <w:rPr>
+          <w:rFonts w:asciiTheme="majorBidi" w:hAnsiTheme="majorBidi" w:cstheme="majorBidi"/>
+          <w:sz w:val="28"/>
+          <w:szCs w:val="28"/>
+        </w:rPr>
+        <w:t xml:space="preserve">xample </w:t>
       </w:r>
       <w:proofErr w:type="spellStart"/>
       <w:r>
@@ -31479,18 +30731,6 @@
     </w:p>
     <w:p>
       <w:pPr>
-        <w:spacing w:after="120"/>
-        <w:ind w:left="360"/>
-        <w:jc w:val="both"/>
-        <w:rPr>
-          <w:rFonts w:asciiTheme="majorBidi" w:hAnsiTheme="majorBidi" w:cstheme="majorBidi"/>
-          <w:sz w:val="28"/>
-          <w:szCs w:val="28"/>
-        </w:rPr>
-      </w:pPr>
-    </w:p>
-    <w:p>
-      <w:pPr>
         <w:pStyle w:val="ListParagraph"/>
         <w:numPr>
           <w:ilvl w:val="0"/>
@@ -31536,7 +30776,6 @@
         <w:t xml:space="preserve"> </w:t>
       </w:r>
       <w:proofErr w:type="spellStart"/>
-      <w:proofErr w:type="gramStart"/>
       <w:r>
         <w:rPr>
           <w:rFonts w:asciiTheme="majorBidi" w:hAnsiTheme="majorBidi" w:cstheme="majorBidi"/>
@@ -31550,7 +30789,6 @@
         <w:t>spec.updateStrategy</w:t>
       </w:r>
       <w:proofErr w:type="spellEnd"/>
-      <w:proofErr w:type="gramEnd"/>
       <w:r>
         <w:rPr>
           <w:rFonts w:asciiTheme="majorBidi" w:hAnsiTheme="majorBidi" w:cstheme="majorBidi"/>
@@ -31569,15 +30807,7 @@
           <w:sz w:val="28"/>
           <w:szCs w:val="28"/>
         </w:rPr>
-        <w:t xml:space="preserve">But </w:t>
-      </w:r>
-      <w:r>
-        <w:rPr>
-          <w:rFonts w:asciiTheme="majorBidi" w:hAnsiTheme="majorBidi" w:cstheme="majorBidi"/>
-          <w:sz w:val="28"/>
-          <w:szCs w:val="28"/>
-        </w:rPr>
-        <w:t>Deployment uses</w:t>
+        <w:t>But Deployment uses</w:t>
       </w:r>
       <w:r>
         <w:rPr>
@@ -31588,7 +30818,6 @@
         <w:t xml:space="preserve"> </w:t>
       </w:r>
       <w:proofErr w:type="spellStart"/>
-      <w:proofErr w:type="gramStart"/>
       <w:r>
         <w:rPr>
           <w:rFonts w:asciiTheme="majorBidi" w:hAnsiTheme="majorBidi" w:cstheme="majorBidi"/>
@@ -31602,7 +30831,6 @@
         <w:t>spec.strategy</w:t>
       </w:r>
       <w:proofErr w:type="spellEnd"/>
-      <w:proofErr w:type="gramEnd"/>
       <w:r>
         <w:rPr>
           <w:rFonts w:asciiTheme="majorBidi" w:hAnsiTheme="majorBidi" w:cstheme="majorBidi"/>
@@ -31658,6 +30886,1905 @@
     </w:p>
     <w:p>
       <w:pPr>
+        <w:spacing w:after="120"/>
+        <w:ind w:left="720"/>
+        <w:jc w:val="both"/>
+        <w:rPr>
+          <w:rFonts w:asciiTheme="majorBidi" w:hAnsiTheme="majorBidi" w:cstheme="majorBidi"/>
+          <w:sz w:val="28"/>
+          <w:szCs w:val="28"/>
+        </w:rPr>
+      </w:pPr>
+      <w:r>
+        <w:rPr>
+          <w:rFonts w:asciiTheme="majorBidi" w:hAnsiTheme="majorBidi" w:cstheme="majorBidi"/>
+          <w:noProof/>
+          <w:sz w:val="28"/>
+          <w:szCs w:val="28"/>
+        </w:rPr>
+        <mc:AlternateContent>
+          <mc:Choice Requires="wps">
+            <w:drawing>
+              <wp:anchor distT="0" distB="0" distL="114300" distR="114300" simplePos="0" relativeHeight="251684864" behindDoc="0" locked="0" layoutInCell="1" allowOverlap="1" wp14:anchorId="6104DC5E" wp14:editId="39ADA2DC">
+                <wp:simplePos x="0" y="0"/>
+                <wp:positionH relativeFrom="margin">
+                  <wp:align>right</wp:align>
+                </wp:positionH>
+                <wp:positionV relativeFrom="paragraph">
+                  <wp:posOffset>12065</wp:posOffset>
+                </wp:positionV>
+                <wp:extent cx="6362700" cy="8328660"/>
+                <wp:effectExtent l="0" t="0" r="19050" b="15240"/>
+                <wp:wrapNone/>
+                <wp:docPr id="1173649883" name="Rectangle 18"/>
+                <wp:cNvGraphicFramePr/>
+                <a:graphic xmlns:a="http://schemas.openxmlformats.org/drawingml/2006/main">
+                  <a:graphicData uri="http://schemas.microsoft.com/office/word/2010/wordprocessingShape">
+                    <wps:wsp>
+                      <wps:cNvSpPr/>
+                      <wps:spPr>
+                        <a:xfrm>
+                          <a:off x="0" y="0"/>
+                          <a:ext cx="6362700" cy="8328660"/>
+                        </a:xfrm>
+                        <a:prstGeom prst="rect">
+                          <a:avLst/>
+                        </a:prstGeom>
+                      </wps:spPr>
+                      <wps:style>
+                        <a:lnRef idx="1">
+                          <a:schemeClr val="dk1"/>
+                        </a:lnRef>
+                        <a:fillRef idx="2">
+                          <a:schemeClr val="dk1"/>
+                        </a:fillRef>
+                        <a:effectRef idx="1">
+                          <a:schemeClr val="dk1"/>
+                        </a:effectRef>
+                        <a:fontRef idx="minor">
+                          <a:schemeClr val="dk1"/>
+                        </a:fontRef>
+                      </wps:style>
+                      <wps:txbx>
+                        <w:txbxContent>
+                          <w:p>
+                            <w:pPr>
+                              <w:spacing w:after="40"/>
+                              <w:jc w:val="both"/>
+                              <w:rPr>
+                                <w:rFonts w:asciiTheme="majorBidi" w:hAnsiTheme="majorBidi" w:cstheme="majorBidi"/>
+                                <w:b/>
+                                <w:bCs/>
+                                <w:sz w:val="28"/>
+                                <w:szCs w:val="28"/>
+                              </w:rPr>
+                            </w:pPr>
+                            <w:r>
+                              <w:rPr>
+                                <w:rFonts w:asciiTheme="majorBidi" w:hAnsiTheme="majorBidi" w:cstheme="majorBidi"/>
+                                <w:b/>
+                                <w:bCs/>
+                                <w:sz w:val="28"/>
+                                <w:szCs w:val="28"/>
+                              </w:rPr>
+                              <w:t xml:space="preserve">Can </w:t>
+                            </w:r>
+                            <w:proofErr w:type="spellStart"/>
+                            <w:r>
+                              <w:rPr>
+                                <w:rFonts w:asciiTheme="majorBidi" w:hAnsiTheme="majorBidi" w:cstheme="majorBidi"/>
+                                <w:b/>
+                                <w:bCs/>
+                                <w:sz w:val="28"/>
+                                <w:szCs w:val="28"/>
+                              </w:rPr>
+                              <w:t>StatefulSet</w:t>
+                            </w:r>
+                            <w:proofErr w:type="spellEnd"/>
+                            <w:r>
+                              <w:rPr>
+                                <w:rFonts w:asciiTheme="majorBidi" w:hAnsiTheme="majorBidi" w:cstheme="majorBidi"/>
+                                <w:b/>
+                                <w:bCs/>
+                                <w:sz w:val="28"/>
+                                <w:szCs w:val="28"/>
+                              </w:rPr>
+                              <w:t xml:space="preserve"> partitioning be used as a canary deployment for a stateless application?</w:t>
+                            </w:r>
+                          </w:p>
+                          <w:p>
+                            <w:pPr>
+                              <w:spacing w:after="60"/>
+                              <w:jc w:val="both"/>
+                              <w:rPr>
+                                <w:rFonts w:asciiTheme="majorBidi" w:hAnsiTheme="majorBidi" w:cstheme="majorBidi"/>
+                                <w:sz w:val="28"/>
+                                <w:szCs w:val="28"/>
+                              </w:rPr>
+                            </w:pPr>
+                            <w:r>
+                              <w:rPr>
+                                <w:rFonts w:asciiTheme="majorBidi" w:hAnsiTheme="majorBidi" w:cstheme="majorBidi"/>
+                                <w:sz w:val="28"/>
+                                <w:szCs w:val="28"/>
+                              </w:rPr>
+                              <w:t xml:space="preserve">Yes, technically it can. By setting the partition value, only a subset of Pods is updated, so both application versions can run simultaneously. However, this is not the intended use of </w:t>
+                            </w:r>
+                            <w:proofErr w:type="spellStart"/>
+                            <w:r>
+                              <w:rPr>
+                                <w:rFonts w:asciiTheme="majorBidi" w:hAnsiTheme="majorBidi" w:cstheme="majorBidi"/>
+                                <w:sz w:val="28"/>
+                                <w:szCs w:val="28"/>
+                              </w:rPr>
+                              <w:t>StatefulSets</w:t>
+                            </w:r>
+                            <w:proofErr w:type="spellEnd"/>
+                            <w:r>
+                              <w:rPr>
+                                <w:rFonts w:asciiTheme="majorBidi" w:hAnsiTheme="majorBidi" w:cstheme="majorBidi"/>
+                                <w:sz w:val="28"/>
+                                <w:szCs w:val="28"/>
+                              </w:rPr>
+                              <w:t>.</w:t>
+                            </w:r>
+                          </w:p>
+                          <w:p>
+                            <w:pPr>
+                              <w:spacing w:after="80"/>
+                              <w:jc w:val="both"/>
+                              <w:rPr>
+                                <w:rFonts w:asciiTheme="majorBidi" w:hAnsiTheme="majorBidi" w:cstheme="majorBidi"/>
+                                <w:b/>
+                                <w:bCs/>
+                                <w:sz w:val="28"/>
+                                <w:szCs w:val="28"/>
+                              </w:rPr>
+                            </w:pPr>
+                            <w:r>
+                              <w:rPr>
+                                <w:rFonts w:asciiTheme="majorBidi" w:hAnsiTheme="majorBidi" w:cstheme="majorBidi"/>
+                                <w:b/>
+                                <w:bCs/>
+                                <w:sz w:val="28"/>
+                                <w:szCs w:val="28"/>
+                              </w:rPr>
+                              <w:t>Why isn't this a good canary strategy?</w:t>
+                            </w:r>
+                          </w:p>
+                          <w:p>
+                            <w:pPr>
+                              <w:spacing w:after="40"/>
+                              <w:rPr>
+                                <w:rFonts w:asciiTheme="majorBidi" w:hAnsiTheme="majorBidi" w:cstheme="majorBidi"/>
+                                <w:sz w:val="28"/>
+                                <w:szCs w:val="28"/>
+                              </w:rPr>
+                            </w:pPr>
+                            <w:r>
+                              <w:rPr>
+                                <w:rFonts w:asciiTheme="majorBidi" w:hAnsiTheme="majorBidi" w:cstheme="majorBidi"/>
+                                <w:sz w:val="28"/>
+                                <w:szCs w:val="28"/>
+                              </w:rPr>
+                              <w:t>Because it lacks the flexibility that canary deployments are meant to provide.</w:t>
+                            </w:r>
+                          </w:p>
+                          <w:p>
+                            <w:pPr>
+                              <w:pStyle w:val="ListParagraph"/>
+                              <w:numPr>
+                                <w:ilvl w:val="0"/>
+                                <w:numId w:val="75"/>
+                              </w:numPr>
+                              <w:ind w:left="360"/>
+                              <w:rPr>
+                                <w:rFonts w:asciiTheme="majorBidi" w:hAnsiTheme="majorBidi" w:cstheme="majorBidi"/>
+                                <w:sz w:val="28"/>
+                                <w:szCs w:val="28"/>
+                              </w:rPr>
+                            </w:pPr>
+                            <w:r>
+                              <w:rPr>
+                                <w:rFonts w:asciiTheme="majorBidi" w:hAnsiTheme="majorBidi" w:cstheme="majorBidi"/>
+                                <w:sz w:val="28"/>
+                                <w:szCs w:val="28"/>
+                              </w:rPr>
+                              <w:t>The canary Pod is predetermined</w:t>
+                            </w:r>
+                            <w:r>
+                              <w:rPr>
+                                <w:rFonts w:asciiTheme="majorBidi" w:hAnsiTheme="majorBidi" w:cstheme="majorBidi"/>
+                                <w:sz w:val="28"/>
+                                <w:szCs w:val="28"/>
+                              </w:rPr>
+                              <w:t xml:space="preserve">. </w:t>
+                            </w:r>
+                            <w:r>
+                              <w:rPr>
+                                <w:rFonts w:asciiTheme="majorBidi" w:hAnsiTheme="majorBidi" w:cstheme="majorBidi"/>
+                                <w:sz w:val="28"/>
+                                <w:szCs w:val="28"/>
+                              </w:rPr>
+                              <w:t xml:space="preserve">With a </w:t>
+                            </w:r>
+                            <w:proofErr w:type="spellStart"/>
+                            <w:r>
+                              <w:rPr>
+                                <w:rFonts w:asciiTheme="majorBidi" w:hAnsiTheme="majorBidi" w:cstheme="majorBidi"/>
+                                <w:sz w:val="28"/>
+                                <w:szCs w:val="28"/>
+                              </w:rPr>
+                              <w:t>StatefulSet</w:t>
+                            </w:r>
+                            <w:proofErr w:type="spellEnd"/>
+                            <w:r>
+                              <w:rPr>
+                                <w:rFonts w:asciiTheme="majorBidi" w:hAnsiTheme="majorBidi" w:cstheme="majorBidi"/>
+                                <w:sz w:val="28"/>
+                                <w:szCs w:val="28"/>
+                              </w:rPr>
+                              <w:t>:</w:t>
+                            </w:r>
+                          </w:p>
+                          <w:p>
+                            <w:pPr>
+                              <w:pStyle w:val="ListParagraph"/>
+                              <w:numPr>
+                                <w:ilvl w:val="0"/>
+                                <w:numId w:val="76"/>
+                              </w:numPr>
+                              <w:rPr>
+                                <w:rFonts w:asciiTheme="majorBidi" w:hAnsiTheme="majorBidi" w:cstheme="majorBidi"/>
+                                <w:b/>
+                                <w:bCs/>
+                                <w:i/>
+                                <w:iCs/>
+                                <w:sz w:val="28"/>
+                                <w:szCs w:val="28"/>
+                              </w:rPr>
+                            </w:pPr>
+                            <w:r>
+                              <w:rPr>
+                                <w:rFonts w:asciiTheme="majorBidi" w:hAnsiTheme="majorBidi" w:cstheme="majorBidi"/>
+                                <w:b/>
+                                <w:bCs/>
+                                <w:i/>
+                                <w:iCs/>
+                                <w:sz w:val="28"/>
+                                <w:szCs w:val="28"/>
+                              </w:rPr>
+                              <w:t>web-0</w:t>
+                            </w:r>
+                          </w:p>
+                          <w:p>
+                            <w:pPr>
+                              <w:pStyle w:val="ListParagraph"/>
+                              <w:numPr>
+                                <w:ilvl w:val="0"/>
+                                <w:numId w:val="76"/>
+                              </w:numPr>
+                              <w:rPr>
+                                <w:rFonts w:asciiTheme="majorBidi" w:hAnsiTheme="majorBidi" w:cstheme="majorBidi"/>
+                                <w:b/>
+                                <w:bCs/>
+                                <w:i/>
+                                <w:iCs/>
+                                <w:sz w:val="28"/>
+                                <w:szCs w:val="28"/>
+                              </w:rPr>
+                            </w:pPr>
+                            <w:r>
+                              <w:rPr>
+                                <w:rFonts w:asciiTheme="majorBidi" w:hAnsiTheme="majorBidi" w:cstheme="majorBidi"/>
+                                <w:b/>
+                                <w:bCs/>
+                                <w:i/>
+                                <w:iCs/>
+                                <w:sz w:val="28"/>
+                                <w:szCs w:val="28"/>
+                              </w:rPr>
+                              <w:t>web-1</w:t>
+                            </w:r>
+                          </w:p>
+                          <w:p>
+                            <w:pPr>
+                              <w:pStyle w:val="ListParagraph"/>
+                              <w:numPr>
+                                <w:ilvl w:val="0"/>
+                                <w:numId w:val="76"/>
+                              </w:numPr>
+                              <w:rPr>
+                                <w:rFonts w:asciiTheme="majorBidi" w:hAnsiTheme="majorBidi" w:cstheme="majorBidi"/>
+                                <w:b/>
+                                <w:bCs/>
+                                <w:i/>
+                                <w:iCs/>
+                                <w:sz w:val="28"/>
+                                <w:szCs w:val="28"/>
+                              </w:rPr>
+                            </w:pPr>
+                            <w:r>
+                              <w:rPr>
+                                <w:rFonts w:asciiTheme="majorBidi" w:hAnsiTheme="majorBidi" w:cstheme="majorBidi"/>
+                                <w:b/>
+                                <w:bCs/>
+                                <w:i/>
+                                <w:iCs/>
+                                <w:sz w:val="28"/>
+                                <w:szCs w:val="28"/>
+                              </w:rPr>
+                              <w:t>web-2</w:t>
+                            </w:r>
+                          </w:p>
+                          <w:p>
+                            <w:pPr>
+                              <w:pStyle w:val="ListParagraph"/>
+                              <w:numPr>
+                                <w:ilvl w:val="0"/>
+                                <w:numId w:val="76"/>
+                              </w:numPr>
+                              <w:rPr>
+                                <w:rFonts w:asciiTheme="majorBidi" w:hAnsiTheme="majorBidi" w:cstheme="majorBidi"/>
+                                <w:b/>
+                                <w:bCs/>
+                                <w:i/>
+                                <w:iCs/>
+                                <w:sz w:val="28"/>
+                                <w:szCs w:val="28"/>
+                              </w:rPr>
+                            </w:pPr>
+                            <w:r>
+                              <w:rPr>
+                                <w:rFonts w:asciiTheme="majorBidi" w:hAnsiTheme="majorBidi" w:cstheme="majorBidi"/>
+                                <w:b/>
+                                <w:bCs/>
+                                <w:i/>
+                                <w:iCs/>
+                                <w:sz w:val="28"/>
+                                <w:szCs w:val="28"/>
+                              </w:rPr>
+                              <w:t>web-3</w:t>
+                            </w:r>
+                          </w:p>
+                          <w:p>
+                            <w:pPr>
+                              <w:pStyle w:val="ListParagraph"/>
+                              <w:numPr>
+                                <w:ilvl w:val="0"/>
+                                <w:numId w:val="76"/>
+                              </w:numPr>
+                              <w:spacing w:after="40"/>
+                              <w:rPr>
+                                <w:rFonts w:asciiTheme="majorBidi" w:hAnsiTheme="majorBidi" w:cstheme="majorBidi"/>
+                                <w:sz w:val="28"/>
+                                <w:szCs w:val="28"/>
+                              </w:rPr>
+                            </w:pPr>
+                            <w:r>
+                              <w:rPr>
+                                <w:rFonts w:asciiTheme="majorBidi" w:hAnsiTheme="majorBidi" w:cstheme="majorBidi"/>
+                                <w:b/>
+                                <w:bCs/>
+                                <w:i/>
+                                <w:iCs/>
+                                <w:sz w:val="28"/>
+                                <w:szCs w:val="28"/>
+                              </w:rPr>
+                              <w:t>web-4</w:t>
+                            </w:r>
+                            <w:r>
+                              <w:rPr>
+                                <w:rFonts w:asciiTheme="majorBidi" w:hAnsiTheme="majorBidi" w:cstheme="majorBidi"/>
+                                <w:sz w:val="28"/>
+                                <w:szCs w:val="28"/>
+                              </w:rPr>
+                              <w:t xml:space="preserve"> ← always updated first (with </w:t>
+                            </w:r>
+                            <w:r>
+                              <w:rPr>
+                                <w:rFonts w:asciiTheme="majorBidi" w:hAnsiTheme="majorBidi" w:cstheme="majorBidi"/>
+                                <w:b/>
+                                <w:bCs/>
+                                <w:i/>
+                                <w:iCs/>
+                                <w:sz w:val="28"/>
+                                <w:szCs w:val="28"/>
+                              </w:rPr>
+                              <w:t>partition: 4</w:t>
+                            </w:r>
+                            <w:r>
+                              <w:rPr>
+                                <w:rFonts w:asciiTheme="majorBidi" w:hAnsiTheme="majorBidi" w:cstheme="majorBidi"/>
+                                <w:sz w:val="28"/>
+                                <w:szCs w:val="28"/>
+                              </w:rPr>
+                              <w:t>)</w:t>
+                            </w:r>
+                          </w:p>
+                          <w:p>
+                            <w:pPr>
+                              <w:spacing w:after="80"/>
+                              <w:rPr>
+                                <w:rFonts w:asciiTheme="majorBidi" w:hAnsiTheme="majorBidi" w:cstheme="majorBidi"/>
+                                <w:sz w:val="28"/>
+                                <w:szCs w:val="28"/>
+                              </w:rPr>
+                            </w:pPr>
+                            <w:r>
+                              <w:rPr>
+                                <w:rFonts w:asciiTheme="majorBidi" w:hAnsiTheme="majorBidi" w:cstheme="majorBidi"/>
+                                <w:sz w:val="28"/>
+                                <w:szCs w:val="28"/>
+                              </w:rPr>
+                              <w:t>You don't choose "1 out of 5 Pods"; you choose by ordinal.</w:t>
+                            </w:r>
+                          </w:p>
+                          <w:p>
+                            <w:pPr>
+                              <w:pStyle w:val="ListParagraph"/>
+                              <w:numPr>
+                                <w:ilvl w:val="0"/>
+                                <w:numId w:val="77"/>
+                              </w:numPr>
+                              <w:ind w:left="360"/>
+                              <w:rPr>
+                                <w:rFonts w:asciiTheme="majorBidi" w:hAnsiTheme="majorBidi" w:cstheme="majorBidi"/>
+                                <w:sz w:val="28"/>
+                                <w:szCs w:val="28"/>
+                              </w:rPr>
+                            </w:pPr>
+                            <w:r>
+                              <w:rPr>
+                                <w:rFonts w:asciiTheme="majorBidi" w:hAnsiTheme="majorBidi" w:cstheme="majorBidi"/>
+                                <w:sz w:val="28"/>
+                                <w:szCs w:val="28"/>
+                              </w:rPr>
+                              <w:t>Traffic distribution is uncontrolled</w:t>
+                            </w:r>
+                            <w:r>
+                              <w:rPr>
+                                <w:rFonts w:asciiTheme="majorBidi" w:hAnsiTheme="majorBidi" w:cstheme="majorBidi"/>
+                                <w:sz w:val="28"/>
+                                <w:szCs w:val="28"/>
+                              </w:rPr>
+                              <w:t xml:space="preserve">. </w:t>
+                            </w:r>
+                            <w:r>
+                              <w:rPr>
+                                <w:rFonts w:asciiTheme="majorBidi" w:hAnsiTheme="majorBidi" w:cstheme="majorBidi"/>
+                                <w:sz w:val="28"/>
+                                <w:szCs w:val="28"/>
+                              </w:rPr>
+                              <w:t>Traffic is roughly distributed based on endpoints, but you cannot say:</w:t>
+                            </w:r>
+                          </w:p>
+                          <w:p>
+                            <w:pPr>
+                              <w:pStyle w:val="ListParagraph"/>
+                              <w:numPr>
+                                <w:ilvl w:val="0"/>
+                                <w:numId w:val="78"/>
+                              </w:numPr>
+                              <w:rPr>
+                                <w:rFonts w:asciiTheme="majorBidi" w:hAnsiTheme="majorBidi" w:cstheme="majorBidi"/>
+                                <w:sz w:val="28"/>
+                                <w:szCs w:val="28"/>
+                              </w:rPr>
+                            </w:pPr>
+                            <w:r>
+                              <w:rPr>
+                                <w:rFonts w:asciiTheme="majorBidi" w:hAnsiTheme="majorBidi" w:cstheme="majorBidi"/>
+                                <w:sz w:val="28"/>
+                                <w:szCs w:val="28"/>
+                              </w:rPr>
+                              <w:t>Send exactly 5% of traffic to the new version.</w:t>
+                            </w:r>
+                          </w:p>
+                          <w:p>
+                            <w:pPr>
+                              <w:pStyle w:val="ListParagraph"/>
+                              <w:numPr>
+                                <w:ilvl w:val="0"/>
+                                <w:numId w:val="78"/>
+                              </w:numPr>
+                              <w:rPr>
+                                <w:rFonts w:asciiTheme="majorBidi" w:hAnsiTheme="majorBidi" w:cstheme="majorBidi"/>
+                                <w:sz w:val="28"/>
+                                <w:szCs w:val="28"/>
+                              </w:rPr>
+                            </w:pPr>
+                            <w:r>
+                              <w:rPr>
+                                <w:rFonts w:asciiTheme="majorBidi" w:hAnsiTheme="majorBidi" w:cstheme="majorBidi"/>
+                                <w:sz w:val="28"/>
+                                <w:szCs w:val="28"/>
+                              </w:rPr>
+                              <w:t>Send traffic only from internal users.</w:t>
+                            </w:r>
+                          </w:p>
+                          <w:p>
+                            <w:pPr>
+                              <w:pStyle w:val="ListParagraph"/>
+                              <w:numPr>
+                                <w:ilvl w:val="0"/>
+                                <w:numId w:val="78"/>
+                              </w:numPr>
+                              <w:rPr>
+                                <w:rFonts w:asciiTheme="majorBidi" w:hAnsiTheme="majorBidi" w:cstheme="majorBidi"/>
+                                <w:sz w:val="28"/>
+                                <w:szCs w:val="28"/>
+                              </w:rPr>
+                            </w:pPr>
+                            <w:r>
+                              <w:rPr>
+                                <w:rFonts w:asciiTheme="majorBidi" w:hAnsiTheme="majorBidi" w:cstheme="majorBidi"/>
+                                <w:sz w:val="28"/>
+                                <w:szCs w:val="28"/>
+                              </w:rPr>
+                              <w:t>Send traffic only from users with a specific header.</w:t>
+                            </w:r>
+                          </w:p>
+                          <w:p>
+                            <w:pPr>
+                              <w:pStyle w:val="ListParagraph"/>
+                              <w:numPr>
+                                <w:ilvl w:val="0"/>
+                                <w:numId w:val="78"/>
+                              </w:numPr>
+                              <w:spacing w:after="40"/>
+                              <w:rPr>
+                                <w:rFonts w:asciiTheme="majorBidi" w:hAnsiTheme="majorBidi" w:cstheme="majorBidi"/>
+                                <w:sz w:val="28"/>
+                                <w:szCs w:val="28"/>
+                              </w:rPr>
+                            </w:pPr>
+                            <w:r>
+                              <w:rPr>
+                                <w:rFonts w:asciiTheme="majorBidi" w:hAnsiTheme="majorBidi" w:cstheme="majorBidi"/>
+                                <w:sz w:val="28"/>
+                                <w:szCs w:val="28"/>
+                              </w:rPr>
+                              <w:t>Gradually increase traffic from 1% → 10% → 50%.</w:t>
+                            </w:r>
+                          </w:p>
+                          <w:p>
+                            <w:pPr>
+                              <w:spacing w:after="80"/>
+                              <w:ind w:left="360"/>
+                              <w:rPr>
+                                <w:rFonts w:asciiTheme="majorBidi" w:hAnsiTheme="majorBidi" w:cstheme="majorBidi"/>
+                                <w:sz w:val="28"/>
+                                <w:szCs w:val="28"/>
+                              </w:rPr>
+                            </w:pPr>
+                            <w:r>
+                              <w:rPr>
+                                <w:rFonts w:asciiTheme="majorBidi" w:hAnsiTheme="majorBidi" w:cstheme="majorBidi"/>
+                                <w:sz w:val="28"/>
+                                <w:szCs w:val="28"/>
+                              </w:rPr>
+                              <w:t>Modern canary deployments are traffic-based, not just replica-based.</w:t>
+                            </w:r>
+                          </w:p>
+                          <w:p>
+                            <w:pPr>
+                              <w:pStyle w:val="ListParagraph"/>
+                              <w:numPr>
+                                <w:ilvl w:val="0"/>
+                                <w:numId w:val="79"/>
+                              </w:numPr>
+                              <w:ind w:left="360"/>
+                              <w:rPr>
+                                <w:rFonts w:asciiTheme="majorBidi" w:hAnsiTheme="majorBidi" w:cstheme="majorBidi"/>
+                                <w:sz w:val="28"/>
+                                <w:szCs w:val="28"/>
+                              </w:rPr>
+                            </w:pPr>
+                            <w:r>
+                              <w:rPr>
+                                <w:rFonts w:asciiTheme="majorBidi" w:hAnsiTheme="majorBidi" w:cstheme="majorBidi"/>
+                                <w:sz w:val="28"/>
+                                <w:szCs w:val="28"/>
+                              </w:rPr>
+                              <w:t xml:space="preserve">You inherit </w:t>
+                            </w:r>
+                            <w:proofErr w:type="spellStart"/>
+                            <w:r>
+                              <w:rPr>
+                                <w:rFonts w:asciiTheme="majorBidi" w:hAnsiTheme="majorBidi" w:cstheme="majorBidi"/>
+                                <w:sz w:val="28"/>
+                                <w:szCs w:val="28"/>
+                              </w:rPr>
+                              <w:t>StatefulSet</w:t>
+                            </w:r>
+                            <w:proofErr w:type="spellEnd"/>
+                            <w:r>
+                              <w:rPr>
+                                <w:rFonts w:asciiTheme="majorBidi" w:hAnsiTheme="majorBidi" w:cstheme="majorBidi"/>
+                                <w:sz w:val="28"/>
+                                <w:szCs w:val="28"/>
+                              </w:rPr>
+                              <w:t xml:space="preserve"> semantics</w:t>
+                            </w:r>
+                            <w:r>
+                              <w:rPr>
+                                <w:rFonts w:asciiTheme="majorBidi" w:hAnsiTheme="majorBidi" w:cstheme="majorBidi"/>
+                                <w:sz w:val="28"/>
+                                <w:szCs w:val="28"/>
+                              </w:rPr>
+                              <w:t xml:space="preserve">. </w:t>
+                            </w:r>
+                            <w:r>
+                              <w:rPr>
+                                <w:rFonts w:asciiTheme="majorBidi" w:hAnsiTheme="majorBidi" w:cstheme="majorBidi"/>
+                                <w:sz w:val="28"/>
+                                <w:szCs w:val="28"/>
+                              </w:rPr>
+                              <w:t>Even if your application is completely stateless, you now have:</w:t>
+                            </w:r>
+                          </w:p>
+                          <w:p>
+                            <w:pPr>
+                              <w:pStyle w:val="ListParagraph"/>
+                              <w:numPr>
+                                <w:ilvl w:val="0"/>
+                                <w:numId w:val="80"/>
+                              </w:numPr>
+                              <w:rPr>
+                                <w:rFonts w:asciiTheme="majorBidi" w:hAnsiTheme="majorBidi" w:cstheme="majorBidi"/>
+                                <w:sz w:val="28"/>
+                                <w:szCs w:val="28"/>
+                              </w:rPr>
+                            </w:pPr>
+                            <w:r>
+                              <w:rPr>
+                                <w:rFonts w:asciiTheme="majorBidi" w:hAnsiTheme="majorBidi" w:cstheme="majorBidi"/>
+                                <w:sz w:val="28"/>
+                                <w:szCs w:val="28"/>
+                              </w:rPr>
+                              <w:t>Stable Pod identities.</w:t>
+                            </w:r>
+                          </w:p>
+                          <w:p>
+                            <w:pPr>
+                              <w:pStyle w:val="ListParagraph"/>
+                              <w:numPr>
+                                <w:ilvl w:val="0"/>
+                                <w:numId w:val="80"/>
+                              </w:numPr>
+                              <w:rPr>
+                                <w:rFonts w:asciiTheme="majorBidi" w:hAnsiTheme="majorBidi" w:cstheme="majorBidi"/>
+                                <w:sz w:val="28"/>
+                                <w:szCs w:val="28"/>
+                              </w:rPr>
+                            </w:pPr>
+                            <w:r>
+                              <w:rPr>
+                                <w:rFonts w:asciiTheme="majorBidi" w:hAnsiTheme="majorBidi" w:cstheme="majorBidi"/>
+                                <w:sz w:val="28"/>
+                                <w:szCs w:val="28"/>
+                              </w:rPr>
+                              <w:t>Ordered updates.</w:t>
+                            </w:r>
+                          </w:p>
+                          <w:p>
+                            <w:pPr>
+                              <w:pStyle w:val="ListParagraph"/>
+                              <w:numPr>
+                                <w:ilvl w:val="0"/>
+                                <w:numId w:val="80"/>
+                              </w:numPr>
+                              <w:rPr>
+                                <w:rFonts w:asciiTheme="majorBidi" w:hAnsiTheme="majorBidi" w:cstheme="majorBidi"/>
+                                <w:sz w:val="28"/>
+                                <w:szCs w:val="28"/>
+                              </w:rPr>
+                            </w:pPr>
+                            <w:r>
+                              <w:rPr>
+                                <w:rFonts w:asciiTheme="majorBidi" w:hAnsiTheme="majorBidi" w:cstheme="majorBidi"/>
+                                <w:sz w:val="28"/>
+                                <w:szCs w:val="28"/>
+                              </w:rPr>
+                              <w:t>Ordered scaling.</w:t>
+                            </w:r>
+                          </w:p>
+                          <w:p>
+                            <w:pPr>
+                              <w:pStyle w:val="ListParagraph"/>
+                              <w:numPr>
+                                <w:ilvl w:val="0"/>
+                                <w:numId w:val="80"/>
+                              </w:numPr>
+                              <w:spacing w:after="40"/>
+                              <w:rPr>
+                                <w:rFonts w:asciiTheme="majorBidi" w:hAnsiTheme="majorBidi" w:cstheme="majorBidi"/>
+                                <w:sz w:val="28"/>
+                                <w:szCs w:val="28"/>
+                              </w:rPr>
+                            </w:pPr>
+                            <w:r>
+                              <w:rPr>
+                                <w:rFonts w:asciiTheme="majorBidi" w:hAnsiTheme="majorBidi" w:cstheme="majorBidi"/>
+                                <w:sz w:val="28"/>
+                                <w:szCs w:val="28"/>
+                              </w:rPr>
+                              <w:t>A required headless Service.</w:t>
+                            </w:r>
+                          </w:p>
+                          <w:p>
+                            <w:pPr>
+                              <w:spacing w:after="80"/>
+                              <w:ind w:left="360"/>
+                              <w:jc w:val="both"/>
+                              <w:rPr>
+                                <w:rFonts w:asciiTheme="majorBidi" w:hAnsiTheme="majorBidi" w:cstheme="majorBidi"/>
+                                <w:sz w:val="28"/>
+                                <w:szCs w:val="28"/>
+                              </w:rPr>
+                            </w:pPr>
+                            <w:r>
+                              <w:rPr>
+                                <w:rFonts w:asciiTheme="majorBidi" w:hAnsiTheme="majorBidi" w:cstheme="majorBidi"/>
+                                <w:sz w:val="28"/>
+                                <w:szCs w:val="28"/>
+                              </w:rPr>
+                              <w:t>These characteristics don't benefit a stateless application.</w:t>
+                            </w:r>
+                          </w:p>
+                          <w:p>
+                            <w:pPr>
+                              <w:pStyle w:val="ListParagraph"/>
+                              <w:numPr>
+                                <w:ilvl w:val="0"/>
+                                <w:numId w:val="81"/>
+                              </w:numPr>
+                              <w:ind w:left="720"/>
+                              <w:jc w:val="both"/>
+                              <w:rPr>
+                                <w:rFonts w:asciiTheme="majorBidi" w:hAnsiTheme="majorBidi" w:cstheme="majorBidi"/>
+                                <w:sz w:val="28"/>
+                                <w:szCs w:val="28"/>
+                              </w:rPr>
+                            </w:pPr>
+                            <w:r>
+                              <w:rPr>
+                                <w:rFonts w:asciiTheme="majorBidi" w:hAnsiTheme="majorBidi" w:cstheme="majorBidi"/>
+                                <w:sz w:val="28"/>
+                                <w:szCs w:val="28"/>
+                              </w:rPr>
+                              <w:t xml:space="preserve">Using </w:t>
+                            </w:r>
+                            <w:proofErr w:type="spellStart"/>
+                            <w:r>
+                              <w:rPr>
+                                <w:rFonts w:asciiTheme="majorBidi" w:hAnsiTheme="majorBidi" w:cstheme="majorBidi"/>
+                                <w:sz w:val="28"/>
+                                <w:szCs w:val="28"/>
+                              </w:rPr>
+                              <w:t>StatefulSet</w:t>
+                            </w:r>
+                            <w:proofErr w:type="spellEnd"/>
+                            <w:r>
+                              <w:rPr>
+                                <w:rFonts w:asciiTheme="majorBidi" w:hAnsiTheme="majorBidi" w:cstheme="majorBidi"/>
+                                <w:sz w:val="28"/>
+                                <w:szCs w:val="28"/>
+                              </w:rPr>
+                              <w:t xml:space="preserve"> partitioning as a canary mechanism does not provide traffic control. A user's requests may be distributed between Pods running different application versions. Without session management</w:t>
+                            </w:r>
+                            <w:r>
+                              <w:rPr>
+                                <w:rFonts w:asciiTheme="majorBidi" w:hAnsiTheme="majorBidi" w:cstheme="majorBidi"/>
+                                <w:sz w:val="28"/>
+                                <w:szCs w:val="28"/>
+                              </w:rPr>
+                              <w:t>, session affinity</w:t>
+                            </w:r>
+                            <w:r>
+                              <w:rPr>
+                                <w:rFonts w:asciiTheme="majorBidi" w:hAnsiTheme="majorBidi" w:cstheme="majorBidi"/>
+                                <w:sz w:val="28"/>
+                                <w:szCs w:val="28"/>
+                              </w:rPr>
+                              <w:t xml:space="preserve"> or traffic routing rules, the same user may interact with both the canary version and the old version, which can cause inconsistent behavior.</w:t>
+                            </w:r>
+                          </w:p>
+                        </w:txbxContent>
+                      </wps:txbx>
+                      <wps:bodyPr rot="0" spcFirstLastPara="0" vertOverflow="overflow" horzOverflow="overflow" vert="horz" wrap="square" lIns="91440" tIns="45720" rIns="91440" bIns="45720" numCol="1" spcCol="0" rtlCol="0" fromWordArt="0" anchor="ctr" anchorCtr="0" forceAA="0" compatLnSpc="1">
+                        <a:prstTxWarp prst="textNoShape">
+                          <a:avLst/>
+                        </a:prstTxWarp>
+                        <a:noAutofit/>
+                      </wps:bodyPr>
+                    </wps:wsp>
+                  </a:graphicData>
+                </a:graphic>
+                <wp14:sizeRelH relativeFrom="margin">
+                  <wp14:pctWidth>0</wp14:pctWidth>
+                </wp14:sizeRelH>
+                <wp14:sizeRelV relativeFrom="margin">
+                  <wp14:pctHeight>0</wp14:pctHeight>
+                </wp14:sizeRelV>
+              </wp:anchor>
+            </w:drawing>
+          </mc:Choice>
+          <mc:Fallback>
+            <w:pict>
+              <v:rect w14:anchorId="6104DC5E" id="Rectangle 18" o:spid="_x0000_s1039" style="position:absolute;left:0;text-align:left;margin-left:449.8pt;margin-top:.95pt;width:501pt;height:655.8pt;z-index:251684864;visibility:visible;mso-wrap-style:square;mso-width-percent:0;mso-height-percent:0;mso-wrap-distance-left:9pt;mso-wrap-distance-top:0;mso-wrap-distance-right:9pt;mso-wrap-distance-bottom:0;mso-position-horizontal:right;mso-position-horizontal-relative:margin;mso-position-vertical:absolute;mso-position-vertical-relative:text;mso-width-percent:0;mso-height-percent:0;mso-width-relative:margin;mso-height-relative:margin;v-text-anchor:middle" o:gfxdata="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" fillcolor="#555 [2160]" strokecolor="black [3200]" strokeweight=".5pt">
+                <v:fill color2="#313131 [2608]" rotate="t" colors="0 #9b9b9b;.5 #8e8e8e;1 #797979" focus="100%" type="gradient">
+                  <o:fill v:ext="view" type="gradientUnscaled"/>
+                </v:fill>
+                <v:textbox>
+                  <w:txbxContent>
+                    <w:p>
+                      <w:pPr>
+                        <w:spacing w:after="40"/>
+                        <w:jc w:val="both"/>
+                        <w:rPr>
+                          <w:rFonts w:asciiTheme="majorBidi" w:hAnsiTheme="majorBidi" w:cstheme="majorBidi"/>
+                          <w:b/>
+                          <w:bCs/>
+                          <w:sz w:val="28"/>
+                          <w:szCs w:val="28"/>
+                        </w:rPr>
+                      </w:pPr>
+                      <w:r>
+                        <w:rPr>
+                          <w:rFonts w:asciiTheme="majorBidi" w:hAnsiTheme="majorBidi" w:cstheme="majorBidi"/>
+                          <w:b/>
+                          <w:bCs/>
+                          <w:sz w:val="28"/>
+                          <w:szCs w:val="28"/>
+                        </w:rPr>
+                        <w:t xml:space="preserve">Can </w:t>
+                      </w:r>
+                      <w:proofErr w:type="spellStart"/>
+                      <w:r>
+                        <w:rPr>
+                          <w:rFonts w:asciiTheme="majorBidi" w:hAnsiTheme="majorBidi" w:cstheme="majorBidi"/>
+                          <w:b/>
+                          <w:bCs/>
+                          <w:sz w:val="28"/>
+                          <w:szCs w:val="28"/>
+                        </w:rPr>
+                        <w:t>StatefulSet</w:t>
+                      </w:r>
+                      <w:proofErr w:type="spellEnd"/>
+                      <w:r>
+                        <w:rPr>
+                          <w:rFonts w:asciiTheme="majorBidi" w:hAnsiTheme="majorBidi" w:cstheme="majorBidi"/>
+                          <w:b/>
+                          <w:bCs/>
+                          <w:sz w:val="28"/>
+                          <w:szCs w:val="28"/>
+                        </w:rPr>
+                        <w:t xml:space="preserve"> partitioning be used as a canary deployment for a stateless application?</w:t>
+                      </w:r>
+                    </w:p>
+                    <w:p>
+                      <w:pPr>
+                        <w:spacing w:after="60"/>
+                        <w:jc w:val="both"/>
+                        <w:rPr>
+                          <w:rFonts w:asciiTheme="majorBidi" w:hAnsiTheme="majorBidi" w:cstheme="majorBidi"/>
+                          <w:sz w:val="28"/>
+                          <w:szCs w:val="28"/>
+                        </w:rPr>
+                      </w:pPr>
+                      <w:r>
+                        <w:rPr>
+                          <w:rFonts w:asciiTheme="majorBidi" w:hAnsiTheme="majorBidi" w:cstheme="majorBidi"/>
+                          <w:sz w:val="28"/>
+                          <w:szCs w:val="28"/>
+                        </w:rPr>
+                        <w:t xml:space="preserve">Yes, technically it can. By setting the partition value, only a subset of Pods is updated, so both application versions can run simultaneously. However, this is not the intended use of </w:t>
+                      </w:r>
+                      <w:proofErr w:type="spellStart"/>
+                      <w:r>
+                        <w:rPr>
+                          <w:rFonts w:asciiTheme="majorBidi" w:hAnsiTheme="majorBidi" w:cstheme="majorBidi"/>
+                          <w:sz w:val="28"/>
+                          <w:szCs w:val="28"/>
+                        </w:rPr>
+                        <w:t>StatefulSets</w:t>
+                      </w:r>
+                      <w:proofErr w:type="spellEnd"/>
+                      <w:r>
+                        <w:rPr>
+                          <w:rFonts w:asciiTheme="majorBidi" w:hAnsiTheme="majorBidi" w:cstheme="majorBidi"/>
+                          <w:sz w:val="28"/>
+                          <w:szCs w:val="28"/>
+                        </w:rPr>
+                        <w:t>.</w:t>
+                      </w:r>
+                    </w:p>
+                    <w:p>
+                      <w:pPr>
+                        <w:spacing w:after="80"/>
+                        <w:jc w:val="both"/>
+                        <w:rPr>
+                          <w:rFonts w:asciiTheme="majorBidi" w:hAnsiTheme="majorBidi" w:cstheme="majorBidi"/>
+                          <w:b/>
+                          <w:bCs/>
+                          <w:sz w:val="28"/>
+                          <w:szCs w:val="28"/>
+                        </w:rPr>
+                      </w:pPr>
+                      <w:r>
+                        <w:rPr>
+                          <w:rFonts w:asciiTheme="majorBidi" w:hAnsiTheme="majorBidi" w:cstheme="majorBidi"/>
+                          <w:b/>
+                          <w:bCs/>
+                          <w:sz w:val="28"/>
+                          <w:szCs w:val="28"/>
+                        </w:rPr>
+                        <w:t>Why isn't this a good canary strategy?</w:t>
+                      </w:r>
+                    </w:p>
+                    <w:p>
+                      <w:pPr>
+                        <w:spacing w:after="40"/>
+                        <w:rPr>
+                          <w:rFonts w:asciiTheme="majorBidi" w:hAnsiTheme="majorBidi" w:cstheme="majorBidi"/>
+                          <w:sz w:val="28"/>
+                          <w:szCs w:val="28"/>
+                        </w:rPr>
+                      </w:pPr>
+                      <w:r>
+                        <w:rPr>
+                          <w:rFonts w:asciiTheme="majorBidi" w:hAnsiTheme="majorBidi" w:cstheme="majorBidi"/>
+                          <w:sz w:val="28"/>
+                          <w:szCs w:val="28"/>
+                        </w:rPr>
+                        <w:t>Because it lacks the flexibility that canary deployments are meant to provide.</w:t>
+                      </w:r>
+                    </w:p>
+                    <w:p>
+                      <w:pPr>
+                        <w:pStyle w:val="ListParagraph"/>
+                        <w:numPr>
+                          <w:ilvl w:val="0"/>
+                          <w:numId w:val="75"/>
+                        </w:numPr>
+                        <w:ind w:left="360"/>
+                        <w:rPr>
+                          <w:rFonts w:asciiTheme="majorBidi" w:hAnsiTheme="majorBidi" w:cstheme="majorBidi"/>
+                          <w:sz w:val="28"/>
+                          <w:szCs w:val="28"/>
+                        </w:rPr>
+                      </w:pPr>
+                      <w:r>
+                        <w:rPr>
+                          <w:rFonts w:asciiTheme="majorBidi" w:hAnsiTheme="majorBidi" w:cstheme="majorBidi"/>
+                          <w:sz w:val="28"/>
+                          <w:szCs w:val="28"/>
+                        </w:rPr>
+                        <w:t>The canary Pod is predetermined</w:t>
+                      </w:r>
+                      <w:r>
+                        <w:rPr>
+                          <w:rFonts w:asciiTheme="majorBidi" w:hAnsiTheme="majorBidi" w:cstheme="majorBidi"/>
+                          <w:sz w:val="28"/>
+                          <w:szCs w:val="28"/>
+                        </w:rPr>
+                        <w:t xml:space="preserve">. </w:t>
+                      </w:r>
+                      <w:r>
+                        <w:rPr>
+                          <w:rFonts w:asciiTheme="majorBidi" w:hAnsiTheme="majorBidi" w:cstheme="majorBidi"/>
+                          <w:sz w:val="28"/>
+                          <w:szCs w:val="28"/>
+                        </w:rPr>
+                        <w:t xml:space="preserve">With a </w:t>
+                      </w:r>
+                      <w:proofErr w:type="spellStart"/>
+                      <w:r>
+                        <w:rPr>
+                          <w:rFonts w:asciiTheme="majorBidi" w:hAnsiTheme="majorBidi" w:cstheme="majorBidi"/>
+                          <w:sz w:val="28"/>
+                          <w:szCs w:val="28"/>
+                        </w:rPr>
+                        <w:t>StatefulSet</w:t>
+                      </w:r>
+                      <w:proofErr w:type="spellEnd"/>
+                      <w:r>
+                        <w:rPr>
+                          <w:rFonts w:asciiTheme="majorBidi" w:hAnsiTheme="majorBidi" w:cstheme="majorBidi"/>
+                          <w:sz w:val="28"/>
+                          <w:szCs w:val="28"/>
+                        </w:rPr>
+                        <w:t>:</w:t>
+                      </w:r>
+                    </w:p>
+                    <w:p>
+                      <w:pPr>
+                        <w:pStyle w:val="ListParagraph"/>
+                        <w:numPr>
+                          <w:ilvl w:val="0"/>
+                          <w:numId w:val="76"/>
+                        </w:numPr>
+                        <w:rPr>
+                          <w:rFonts w:asciiTheme="majorBidi" w:hAnsiTheme="majorBidi" w:cstheme="majorBidi"/>
+                          <w:b/>
+                          <w:bCs/>
+                          <w:i/>
+                          <w:iCs/>
+                          <w:sz w:val="28"/>
+                          <w:szCs w:val="28"/>
+                        </w:rPr>
+                      </w:pPr>
+                      <w:r>
+                        <w:rPr>
+                          <w:rFonts w:asciiTheme="majorBidi" w:hAnsiTheme="majorBidi" w:cstheme="majorBidi"/>
+                          <w:b/>
+                          <w:bCs/>
+                          <w:i/>
+                          <w:iCs/>
+                          <w:sz w:val="28"/>
+                          <w:szCs w:val="28"/>
+                        </w:rPr>
+                        <w:t>web-0</w:t>
+                      </w:r>
+                    </w:p>
+                    <w:p>
+                      <w:pPr>
+                        <w:pStyle w:val="ListParagraph"/>
+                        <w:numPr>
+                          <w:ilvl w:val="0"/>
+                          <w:numId w:val="76"/>
+                        </w:numPr>
+                        <w:rPr>
+                          <w:rFonts w:asciiTheme="majorBidi" w:hAnsiTheme="majorBidi" w:cstheme="majorBidi"/>
+                          <w:b/>
+                          <w:bCs/>
+                          <w:i/>
+                          <w:iCs/>
+                          <w:sz w:val="28"/>
+                          <w:szCs w:val="28"/>
+                        </w:rPr>
+                      </w:pPr>
+                      <w:r>
+                        <w:rPr>
+                          <w:rFonts w:asciiTheme="majorBidi" w:hAnsiTheme="majorBidi" w:cstheme="majorBidi"/>
+                          <w:b/>
+                          <w:bCs/>
+                          <w:i/>
+                          <w:iCs/>
+                          <w:sz w:val="28"/>
+                          <w:szCs w:val="28"/>
+                        </w:rPr>
+                        <w:t>web-1</w:t>
+                      </w:r>
+                    </w:p>
+                    <w:p>
+                      <w:pPr>
+                        <w:pStyle w:val="ListParagraph"/>
+                        <w:numPr>
+                          <w:ilvl w:val="0"/>
+                          <w:numId w:val="76"/>
+                        </w:numPr>
+                        <w:rPr>
+                          <w:rFonts w:asciiTheme="majorBidi" w:hAnsiTheme="majorBidi" w:cstheme="majorBidi"/>
+                          <w:b/>
+                          <w:bCs/>
+                          <w:i/>
+                          <w:iCs/>
+                          <w:sz w:val="28"/>
+                          <w:szCs w:val="28"/>
+                        </w:rPr>
+                      </w:pPr>
+                      <w:r>
+                        <w:rPr>
+                          <w:rFonts w:asciiTheme="majorBidi" w:hAnsiTheme="majorBidi" w:cstheme="majorBidi"/>
+                          <w:b/>
+                          <w:bCs/>
+                          <w:i/>
+                          <w:iCs/>
+                          <w:sz w:val="28"/>
+                          <w:szCs w:val="28"/>
+                        </w:rPr>
+                        <w:t>web-2</w:t>
+                      </w:r>
+                    </w:p>
+                    <w:p>
+                      <w:pPr>
+                        <w:pStyle w:val="ListParagraph"/>
+                        <w:numPr>
+                          <w:ilvl w:val="0"/>
+                          <w:numId w:val="76"/>
+                        </w:numPr>
+                        <w:rPr>
+                          <w:rFonts w:asciiTheme="majorBidi" w:hAnsiTheme="majorBidi" w:cstheme="majorBidi"/>
+                          <w:b/>
+                          <w:bCs/>
+                          <w:i/>
+                          <w:iCs/>
+                          <w:sz w:val="28"/>
+                          <w:szCs w:val="28"/>
+                        </w:rPr>
+                      </w:pPr>
+                      <w:r>
+                        <w:rPr>
+                          <w:rFonts w:asciiTheme="majorBidi" w:hAnsiTheme="majorBidi" w:cstheme="majorBidi"/>
+                          <w:b/>
+                          <w:bCs/>
+                          <w:i/>
+                          <w:iCs/>
+                          <w:sz w:val="28"/>
+                          <w:szCs w:val="28"/>
+                        </w:rPr>
+                        <w:t>web-3</w:t>
+                      </w:r>
+                    </w:p>
+                    <w:p>
+                      <w:pPr>
+                        <w:pStyle w:val="ListParagraph"/>
+                        <w:numPr>
+                          <w:ilvl w:val="0"/>
+                          <w:numId w:val="76"/>
+                        </w:numPr>
+                        <w:spacing w:after="40"/>
+                        <w:rPr>
+                          <w:rFonts w:asciiTheme="majorBidi" w:hAnsiTheme="majorBidi" w:cstheme="majorBidi"/>
+                          <w:sz w:val="28"/>
+                          <w:szCs w:val="28"/>
+                        </w:rPr>
+                      </w:pPr>
+                      <w:r>
+                        <w:rPr>
+                          <w:rFonts w:asciiTheme="majorBidi" w:hAnsiTheme="majorBidi" w:cstheme="majorBidi"/>
+                          <w:b/>
+                          <w:bCs/>
+                          <w:i/>
+                          <w:iCs/>
+                          <w:sz w:val="28"/>
+                          <w:szCs w:val="28"/>
+                        </w:rPr>
+                        <w:t>web-4</w:t>
+                      </w:r>
+                      <w:r>
+                        <w:rPr>
+                          <w:rFonts w:asciiTheme="majorBidi" w:hAnsiTheme="majorBidi" w:cstheme="majorBidi"/>
+                          <w:sz w:val="28"/>
+                          <w:szCs w:val="28"/>
+                        </w:rPr>
+                        <w:t xml:space="preserve"> ← always updated first (with </w:t>
+                      </w:r>
+                      <w:r>
+                        <w:rPr>
+                          <w:rFonts w:asciiTheme="majorBidi" w:hAnsiTheme="majorBidi" w:cstheme="majorBidi"/>
+                          <w:b/>
+                          <w:bCs/>
+                          <w:i/>
+                          <w:iCs/>
+                          <w:sz w:val="28"/>
+                          <w:szCs w:val="28"/>
+                        </w:rPr>
+                        <w:t>partition: 4</w:t>
+                      </w:r>
+                      <w:r>
+                        <w:rPr>
+                          <w:rFonts w:asciiTheme="majorBidi" w:hAnsiTheme="majorBidi" w:cstheme="majorBidi"/>
+                          <w:sz w:val="28"/>
+                          <w:szCs w:val="28"/>
+                        </w:rPr>
+                        <w:t>)</w:t>
+                      </w:r>
+                    </w:p>
+                    <w:p>
+                      <w:pPr>
+                        <w:spacing w:after="80"/>
+                        <w:rPr>
+                          <w:rFonts w:asciiTheme="majorBidi" w:hAnsiTheme="majorBidi" w:cstheme="majorBidi"/>
+                          <w:sz w:val="28"/>
+                          <w:szCs w:val="28"/>
+                        </w:rPr>
+                      </w:pPr>
+                      <w:r>
+                        <w:rPr>
+                          <w:rFonts w:asciiTheme="majorBidi" w:hAnsiTheme="majorBidi" w:cstheme="majorBidi"/>
+                          <w:sz w:val="28"/>
+                          <w:szCs w:val="28"/>
+                        </w:rPr>
+                        <w:t>You don't choose "1 out of 5 Pods"; you choose by ordinal.</w:t>
+                      </w:r>
+                    </w:p>
+                    <w:p>
+                      <w:pPr>
+                        <w:pStyle w:val="ListParagraph"/>
+                        <w:numPr>
+                          <w:ilvl w:val="0"/>
+                          <w:numId w:val="77"/>
+                        </w:numPr>
+                        <w:ind w:left="360"/>
+                        <w:rPr>
+                          <w:rFonts w:asciiTheme="majorBidi" w:hAnsiTheme="majorBidi" w:cstheme="majorBidi"/>
+                          <w:sz w:val="28"/>
+                          <w:szCs w:val="28"/>
+                        </w:rPr>
+                      </w:pPr>
+                      <w:r>
+                        <w:rPr>
+                          <w:rFonts w:asciiTheme="majorBidi" w:hAnsiTheme="majorBidi" w:cstheme="majorBidi"/>
+                          <w:sz w:val="28"/>
+                          <w:szCs w:val="28"/>
+                        </w:rPr>
+                        <w:t>Traffic distribution is uncontrolled</w:t>
+                      </w:r>
+                      <w:r>
+                        <w:rPr>
+                          <w:rFonts w:asciiTheme="majorBidi" w:hAnsiTheme="majorBidi" w:cstheme="majorBidi"/>
+                          <w:sz w:val="28"/>
+                          <w:szCs w:val="28"/>
+                        </w:rPr>
+                        <w:t xml:space="preserve">. </w:t>
+                      </w:r>
+                      <w:r>
+                        <w:rPr>
+                          <w:rFonts w:asciiTheme="majorBidi" w:hAnsiTheme="majorBidi" w:cstheme="majorBidi"/>
+                          <w:sz w:val="28"/>
+                          <w:szCs w:val="28"/>
+                        </w:rPr>
+                        <w:t>Traffic is roughly distributed based on endpoints, but you cannot say:</w:t>
+                      </w:r>
+                    </w:p>
+                    <w:p>
+                      <w:pPr>
+                        <w:pStyle w:val="ListParagraph"/>
+                        <w:numPr>
+                          <w:ilvl w:val="0"/>
+                          <w:numId w:val="78"/>
+                        </w:numPr>
+                        <w:rPr>
+                          <w:rFonts w:asciiTheme="majorBidi" w:hAnsiTheme="majorBidi" w:cstheme="majorBidi"/>
+                          <w:sz w:val="28"/>
+                          <w:szCs w:val="28"/>
+                        </w:rPr>
+                      </w:pPr>
+                      <w:r>
+                        <w:rPr>
+                          <w:rFonts w:asciiTheme="majorBidi" w:hAnsiTheme="majorBidi" w:cstheme="majorBidi"/>
+                          <w:sz w:val="28"/>
+                          <w:szCs w:val="28"/>
+                        </w:rPr>
+                        <w:t>Send exactly 5% of traffic to the new version.</w:t>
+                      </w:r>
+                    </w:p>
+                    <w:p>
+                      <w:pPr>
+                        <w:pStyle w:val="ListParagraph"/>
+                        <w:numPr>
+                          <w:ilvl w:val="0"/>
+                          <w:numId w:val="78"/>
+                        </w:numPr>
+                        <w:rPr>
+                          <w:rFonts w:asciiTheme="majorBidi" w:hAnsiTheme="majorBidi" w:cstheme="majorBidi"/>
+                          <w:sz w:val="28"/>
+                          <w:szCs w:val="28"/>
+                        </w:rPr>
+                      </w:pPr>
+                      <w:r>
+                        <w:rPr>
+                          <w:rFonts w:asciiTheme="majorBidi" w:hAnsiTheme="majorBidi" w:cstheme="majorBidi"/>
+                          <w:sz w:val="28"/>
+                          <w:szCs w:val="28"/>
+                        </w:rPr>
+                        <w:t>Send traffic only from internal users.</w:t>
+                      </w:r>
+                    </w:p>
+                    <w:p>
+                      <w:pPr>
+                        <w:pStyle w:val="ListParagraph"/>
+                        <w:numPr>
+                          <w:ilvl w:val="0"/>
+                          <w:numId w:val="78"/>
+                        </w:numPr>
+                        <w:rPr>
+                          <w:rFonts w:asciiTheme="majorBidi" w:hAnsiTheme="majorBidi" w:cstheme="majorBidi"/>
+                          <w:sz w:val="28"/>
+                          <w:szCs w:val="28"/>
+                        </w:rPr>
+                      </w:pPr>
+                      <w:r>
+                        <w:rPr>
+                          <w:rFonts w:asciiTheme="majorBidi" w:hAnsiTheme="majorBidi" w:cstheme="majorBidi"/>
+                          <w:sz w:val="28"/>
+                          <w:szCs w:val="28"/>
+                        </w:rPr>
+                        <w:t>Send traffic only from users with a specific header.</w:t>
+                      </w:r>
+                    </w:p>
+                    <w:p>
+                      <w:pPr>
+                        <w:pStyle w:val="ListParagraph"/>
+                        <w:numPr>
+                          <w:ilvl w:val="0"/>
+                          <w:numId w:val="78"/>
+                        </w:numPr>
+                        <w:spacing w:after="40"/>
+                        <w:rPr>
+                          <w:rFonts w:asciiTheme="majorBidi" w:hAnsiTheme="majorBidi" w:cstheme="majorBidi"/>
+                          <w:sz w:val="28"/>
+                          <w:szCs w:val="28"/>
+                        </w:rPr>
+                      </w:pPr>
+                      <w:r>
+                        <w:rPr>
+                          <w:rFonts w:asciiTheme="majorBidi" w:hAnsiTheme="majorBidi" w:cstheme="majorBidi"/>
+                          <w:sz w:val="28"/>
+                          <w:szCs w:val="28"/>
+                        </w:rPr>
+                        <w:t>Gradually increase traffic from 1% → 10% → 50%.</w:t>
+                      </w:r>
+                    </w:p>
+                    <w:p>
+                      <w:pPr>
+                        <w:spacing w:after="80"/>
+                        <w:ind w:left="360"/>
+                        <w:rPr>
+                          <w:rFonts w:asciiTheme="majorBidi" w:hAnsiTheme="majorBidi" w:cstheme="majorBidi"/>
+                          <w:sz w:val="28"/>
+                          <w:szCs w:val="28"/>
+                        </w:rPr>
+                      </w:pPr>
+                      <w:r>
+                        <w:rPr>
+                          <w:rFonts w:asciiTheme="majorBidi" w:hAnsiTheme="majorBidi" w:cstheme="majorBidi"/>
+                          <w:sz w:val="28"/>
+                          <w:szCs w:val="28"/>
+                        </w:rPr>
+                        <w:t>Modern canary deployments are traffic-based, not just replica-based.</w:t>
+                      </w:r>
+                    </w:p>
+                    <w:p>
+                      <w:pPr>
+                        <w:pStyle w:val="ListParagraph"/>
+                        <w:numPr>
+                          <w:ilvl w:val="0"/>
+                          <w:numId w:val="79"/>
+                        </w:numPr>
+                        <w:ind w:left="360"/>
+                        <w:rPr>
+                          <w:rFonts w:asciiTheme="majorBidi" w:hAnsiTheme="majorBidi" w:cstheme="majorBidi"/>
+                          <w:sz w:val="28"/>
+                          <w:szCs w:val="28"/>
+                        </w:rPr>
+                      </w:pPr>
+                      <w:r>
+                        <w:rPr>
+                          <w:rFonts w:asciiTheme="majorBidi" w:hAnsiTheme="majorBidi" w:cstheme="majorBidi"/>
+                          <w:sz w:val="28"/>
+                          <w:szCs w:val="28"/>
+                        </w:rPr>
+                        <w:t xml:space="preserve">You inherit </w:t>
+                      </w:r>
+                      <w:proofErr w:type="spellStart"/>
+                      <w:r>
+                        <w:rPr>
+                          <w:rFonts w:asciiTheme="majorBidi" w:hAnsiTheme="majorBidi" w:cstheme="majorBidi"/>
+                          <w:sz w:val="28"/>
+                          <w:szCs w:val="28"/>
+                        </w:rPr>
+                        <w:t>StatefulSet</w:t>
+                      </w:r>
+                      <w:proofErr w:type="spellEnd"/>
+                      <w:r>
+                        <w:rPr>
+                          <w:rFonts w:asciiTheme="majorBidi" w:hAnsiTheme="majorBidi" w:cstheme="majorBidi"/>
+                          <w:sz w:val="28"/>
+                          <w:szCs w:val="28"/>
+                        </w:rPr>
+                        <w:t xml:space="preserve"> semantics</w:t>
+                      </w:r>
+                      <w:r>
+                        <w:rPr>
+                          <w:rFonts w:asciiTheme="majorBidi" w:hAnsiTheme="majorBidi" w:cstheme="majorBidi"/>
+                          <w:sz w:val="28"/>
+                          <w:szCs w:val="28"/>
+                        </w:rPr>
+                        <w:t xml:space="preserve">. </w:t>
+                      </w:r>
+                      <w:r>
+                        <w:rPr>
+                          <w:rFonts w:asciiTheme="majorBidi" w:hAnsiTheme="majorBidi" w:cstheme="majorBidi"/>
+                          <w:sz w:val="28"/>
+                          <w:szCs w:val="28"/>
+                        </w:rPr>
+                        <w:t>Even if your application is completely stateless, you now have:</w:t>
+                      </w:r>
+                    </w:p>
+                    <w:p>
+                      <w:pPr>
+                        <w:pStyle w:val="ListParagraph"/>
+                        <w:numPr>
+                          <w:ilvl w:val="0"/>
+                          <w:numId w:val="80"/>
+                        </w:numPr>
+                        <w:rPr>
+                          <w:rFonts w:asciiTheme="majorBidi" w:hAnsiTheme="majorBidi" w:cstheme="majorBidi"/>
+                          <w:sz w:val="28"/>
+                          <w:szCs w:val="28"/>
+                        </w:rPr>
+                      </w:pPr>
+                      <w:r>
+                        <w:rPr>
+                          <w:rFonts w:asciiTheme="majorBidi" w:hAnsiTheme="majorBidi" w:cstheme="majorBidi"/>
+                          <w:sz w:val="28"/>
+                          <w:szCs w:val="28"/>
+                        </w:rPr>
+                        <w:t>Stable Pod identities.</w:t>
+                      </w:r>
+                    </w:p>
+                    <w:p>
+                      <w:pPr>
+                        <w:pStyle w:val="ListParagraph"/>
+                        <w:numPr>
+                          <w:ilvl w:val="0"/>
+                          <w:numId w:val="80"/>
+                        </w:numPr>
+                        <w:rPr>
+                          <w:rFonts w:asciiTheme="majorBidi" w:hAnsiTheme="majorBidi" w:cstheme="majorBidi"/>
+                          <w:sz w:val="28"/>
+                          <w:szCs w:val="28"/>
+                        </w:rPr>
+                      </w:pPr>
+                      <w:r>
+                        <w:rPr>
+                          <w:rFonts w:asciiTheme="majorBidi" w:hAnsiTheme="majorBidi" w:cstheme="majorBidi"/>
+                          <w:sz w:val="28"/>
+                          <w:szCs w:val="28"/>
+                        </w:rPr>
+                        <w:t>Ordered updates.</w:t>
+                      </w:r>
+                    </w:p>
+                    <w:p>
+                      <w:pPr>
+                        <w:pStyle w:val="ListParagraph"/>
+                        <w:numPr>
+                          <w:ilvl w:val="0"/>
+                          <w:numId w:val="80"/>
+                        </w:numPr>
+                        <w:rPr>
+                          <w:rFonts w:asciiTheme="majorBidi" w:hAnsiTheme="majorBidi" w:cstheme="majorBidi"/>
+                          <w:sz w:val="28"/>
+                          <w:szCs w:val="28"/>
+                        </w:rPr>
+                      </w:pPr>
+                      <w:r>
+                        <w:rPr>
+                          <w:rFonts w:asciiTheme="majorBidi" w:hAnsiTheme="majorBidi" w:cstheme="majorBidi"/>
+                          <w:sz w:val="28"/>
+                          <w:szCs w:val="28"/>
+                        </w:rPr>
+                        <w:t>Ordered scaling.</w:t>
+                      </w:r>
+                    </w:p>
+                    <w:p>
+                      <w:pPr>
+                        <w:pStyle w:val="ListParagraph"/>
+                        <w:numPr>
+                          <w:ilvl w:val="0"/>
+                          <w:numId w:val="80"/>
+                        </w:numPr>
+                        <w:spacing w:after="40"/>
+                        <w:rPr>
+                          <w:rFonts w:asciiTheme="majorBidi" w:hAnsiTheme="majorBidi" w:cstheme="majorBidi"/>
+                          <w:sz w:val="28"/>
+                          <w:szCs w:val="28"/>
+                        </w:rPr>
+                      </w:pPr>
+                      <w:r>
+                        <w:rPr>
+                          <w:rFonts w:asciiTheme="majorBidi" w:hAnsiTheme="majorBidi" w:cstheme="majorBidi"/>
+                          <w:sz w:val="28"/>
+                          <w:szCs w:val="28"/>
+                        </w:rPr>
+                        <w:t>A required headless Service.</w:t>
+                      </w:r>
+                    </w:p>
+                    <w:p>
+                      <w:pPr>
+                        <w:spacing w:after="80"/>
+                        <w:ind w:left="360"/>
+                        <w:jc w:val="both"/>
+                        <w:rPr>
+                          <w:rFonts w:asciiTheme="majorBidi" w:hAnsiTheme="majorBidi" w:cstheme="majorBidi"/>
+                          <w:sz w:val="28"/>
+                          <w:szCs w:val="28"/>
+                        </w:rPr>
+                      </w:pPr>
+                      <w:r>
+                        <w:rPr>
+                          <w:rFonts w:asciiTheme="majorBidi" w:hAnsiTheme="majorBidi" w:cstheme="majorBidi"/>
+                          <w:sz w:val="28"/>
+                          <w:szCs w:val="28"/>
+                        </w:rPr>
+                        <w:t>These characteristics don't benefit a stateless application.</w:t>
+                      </w:r>
+                    </w:p>
+                    <w:p>
+                      <w:pPr>
+                        <w:pStyle w:val="ListParagraph"/>
+                        <w:numPr>
+                          <w:ilvl w:val="0"/>
+                          <w:numId w:val="81"/>
+                        </w:numPr>
+                        <w:ind w:left="720"/>
+                        <w:jc w:val="both"/>
+                        <w:rPr>
+                          <w:rFonts w:asciiTheme="majorBidi" w:hAnsiTheme="majorBidi" w:cstheme="majorBidi"/>
+                          <w:sz w:val="28"/>
+                          <w:szCs w:val="28"/>
+                        </w:rPr>
+                      </w:pPr>
+                      <w:r>
+                        <w:rPr>
+                          <w:rFonts w:asciiTheme="majorBidi" w:hAnsiTheme="majorBidi" w:cstheme="majorBidi"/>
+                          <w:sz w:val="28"/>
+                          <w:szCs w:val="28"/>
+                        </w:rPr>
+                        <w:t xml:space="preserve">Using </w:t>
+                      </w:r>
+                      <w:proofErr w:type="spellStart"/>
+                      <w:r>
+                        <w:rPr>
+                          <w:rFonts w:asciiTheme="majorBidi" w:hAnsiTheme="majorBidi" w:cstheme="majorBidi"/>
+                          <w:sz w:val="28"/>
+                          <w:szCs w:val="28"/>
+                        </w:rPr>
+                        <w:t>StatefulSet</w:t>
+                      </w:r>
+                      <w:proofErr w:type="spellEnd"/>
+                      <w:r>
+                        <w:rPr>
+                          <w:rFonts w:asciiTheme="majorBidi" w:hAnsiTheme="majorBidi" w:cstheme="majorBidi"/>
+                          <w:sz w:val="28"/>
+                          <w:szCs w:val="28"/>
+                        </w:rPr>
+                        <w:t xml:space="preserve"> partitioning as a canary mechanism does not provide traffic control. A user's requests may be distributed between Pods running different application versions. Without session management</w:t>
+                      </w:r>
+                      <w:r>
+                        <w:rPr>
+                          <w:rFonts w:asciiTheme="majorBidi" w:hAnsiTheme="majorBidi" w:cstheme="majorBidi"/>
+                          <w:sz w:val="28"/>
+                          <w:szCs w:val="28"/>
+                        </w:rPr>
+                        <w:t>, session affinity</w:t>
+                      </w:r>
+                      <w:r>
+                        <w:rPr>
+                          <w:rFonts w:asciiTheme="majorBidi" w:hAnsiTheme="majorBidi" w:cstheme="majorBidi"/>
+                          <w:sz w:val="28"/>
+                          <w:szCs w:val="28"/>
+                        </w:rPr>
+                        <w:t xml:space="preserve"> or traffic routing rules, the same user may interact with both the canary version and the old version, which can cause inconsistent behavior.</w:t>
+                      </w:r>
+                    </w:p>
+                  </w:txbxContent>
+                </v:textbox>
+                <w10:wrap anchorx="margin"/>
+              </v:rect>
+            </w:pict>
+          </mc:Fallback>
+        </mc:AlternateContent>
+      </w:r>
+    </w:p>
+    <w:p>
+      <w:pPr>
+        <w:spacing w:after="120"/>
+        <w:ind w:left="720"/>
+        <w:jc w:val="both"/>
+        <w:rPr>
+          <w:rFonts w:asciiTheme="majorBidi" w:hAnsiTheme="majorBidi" w:cstheme="majorBidi"/>
+          <w:sz w:val="28"/>
+          <w:szCs w:val="28"/>
+        </w:rPr>
+      </w:pPr>
+    </w:p>
+    <w:p>
+      <w:pPr>
+        <w:spacing w:after="120"/>
+        <w:ind w:left="720"/>
+        <w:jc w:val="both"/>
+        <w:rPr>
+          <w:rFonts w:asciiTheme="majorBidi" w:hAnsiTheme="majorBidi" w:cstheme="majorBidi"/>
+          <w:sz w:val="28"/>
+          <w:szCs w:val="28"/>
+        </w:rPr>
+      </w:pPr>
+    </w:p>
+    <w:p>
+      <w:pPr>
+        <w:spacing w:after="120"/>
+        <w:ind w:left="720"/>
+        <w:jc w:val="both"/>
+        <w:rPr>
+          <w:rFonts w:asciiTheme="majorBidi" w:hAnsiTheme="majorBidi" w:cstheme="majorBidi"/>
+          <w:sz w:val="28"/>
+          <w:szCs w:val="28"/>
+        </w:rPr>
+      </w:pPr>
+    </w:p>
+    <w:p>
+      <w:pPr>
+        <w:spacing w:after="120"/>
+        <w:ind w:left="720"/>
+        <w:jc w:val="both"/>
+        <w:rPr>
+          <w:rFonts w:asciiTheme="majorBidi" w:hAnsiTheme="majorBidi" w:cstheme="majorBidi"/>
+          <w:sz w:val="28"/>
+          <w:szCs w:val="28"/>
+        </w:rPr>
+      </w:pPr>
+    </w:p>
+    <w:p>
+      <w:pPr>
+        <w:spacing w:after="120"/>
+        <w:ind w:left="720"/>
+        <w:jc w:val="both"/>
+        <w:rPr>
+          <w:rFonts w:asciiTheme="majorBidi" w:hAnsiTheme="majorBidi" w:cstheme="majorBidi"/>
+          <w:sz w:val="28"/>
+          <w:szCs w:val="28"/>
+        </w:rPr>
+      </w:pPr>
+    </w:p>
+    <w:p>
+      <w:pPr>
+        <w:spacing w:after="120"/>
+        <w:ind w:left="720"/>
+        <w:jc w:val="both"/>
+        <w:rPr>
+          <w:rFonts w:asciiTheme="majorBidi" w:hAnsiTheme="majorBidi" w:cstheme="majorBidi"/>
+          <w:sz w:val="28"/>
+          <w:szCs w:val="28"/>
+        </w:rPr>
+      </w:pPr>
+    </w:p>
+    <w:p>
+      <w:pPr>
+        <w:spacing w:after="120"/>
+        <w:ind w:left="720"/>
+        <w:jc w:val="both"/>
+        <w:rPr>
+          <w:rFonts w:asciiTheme="majorBidi" w:hAnsiTheme="majorBidi" w:cstheme="majorBidi"/>
+          <w:sz w:val="28"/>
+          <w:szCs w:val="28"/>
+        </w:rPr>
+      </w:pPr>
+    </w:p>
+    <w:p>
+      <w:pPr>
+        <w:spacing w:after="120"/>
+        <w:ind w:left="720"/>
+        <w:jc w:val="both"/>
+        <w:rPr>
+          <w:rFonts w:asciiTheme="majorBidi" w:hAnsiTheme="majorBidi" w:cstheme="majorBidi"/>
+          <w:sz w:val="28"/>
+          <w:szCs w:val="28"/>
+        </w:rPr>
+      </w:pPr>
+    </w:p>
+    <w:p>
+      <w:pPr>
+        <w:spacing w:after="120"/>
+        <w:ind w:left="720"/>
+        <w:jc w:val="both"/>
+        <w:rPr>
+          <w:rFonts w:asciiTheme="majorBidi" w:hAnsiTheme="majorBidi" w:cstheme="majorBidi"/>
+          <w:sz w:val="28"/>
+          <w:szCs w:val="28"/>
+        </w:rPr>
+      </w:pPr>
+    </w:p>
+    <w:p>
+      <w:pPr>
+        <w:spacing w:after="120"/>
+        <w:ind w:left="720"/>
+        <w:jc w:val="both"/>
+        <w:rPr>
+          <w:rFonts w:asciiTheme="majorBidi" w:hAnsiTheme="majorBidi" w:cstheme="majorBidi"/>
+          <w:sz w:val="28"/>
+          <w:szCs w:val="28"/>
+        </w:rPr>
+      </w:pPr>
+    </w:p>
+    <w:p>
+      <w:pPr>
+        <w:spacing w:after="120"/>
+        <w:ind w:left="720"/>
+        <w:jc w:val="both"/>
+        <w:rPr>
+          <w:rFonts w:asciiTheme="majorBidi" w:hAnsiTheme="majorBidi" w:cstheme="majorBidi"/>
+          <w:sz w:val="28"/>
+          <w:szCs w:val="28"/>
+        </w:rPr>
+      </w:pPr>
+    </w:p>
+    <w:p>
+      <w:pPr>
+        <w:spacing w:after="120"/>
+        <w:ind w:left="720"/>
+        <w:jc w:val="both"/>
+        <w:rPr>
+          <w:rFonts w:asciiTheme="majorBidi" w:hAnsiTheme="majorBidi" w:cstheme="majorBidi"/>
+          <w:sz w:val="28"/>
+          <w:szCs w:val="28"/>
+        </w:rPr>
+      </w:pPr>
+    </w:p>
+    <w:p>
+      <w:pPr>
+        <w:spacing w:after="120"/>
+        <w:ind w:left="720"/>
+        <w:jc w:val="both"/>
+        <w:rPr>
+          <w:rFonts w:asciiTheme="majorBidi" w:hAnsiTheme="majorBidi" w:cstheme="majorBidi"/>
+          <w:sz w:val="28"/>
+          <w:szCs w:val="28"/>
+        </w:rPr>
+      </w:pPr>
+    </w:p>
+    <w:p>
+      <w:pPr>
+        <w:spacing w:after="120"/>
+        <w:ind w:left="720"/>
+        <w:jc w:val="both"/>
+        <w:rPr>
+          <w:rFonts w:asciiTheme="majorBidi" w:hAnsiTheme="majorBidi" w:cstheme="majorBidi"/>
+          <w:sz w:val="28"/>
+          <w:szCs w:val="28"/>
+        </w:rPr>
+      </w:pPr>
+    </w:p>
+    <w:p>
+      <w:pPr>
+        <w:spacing w:after="120"/>
+        <w:ind w:left="720"/>
+        <w:jc w:val="both"/>
+        <w:rPr>
+          <w:rFonts w:asciiTheme="majorBidi" w:hAnsiTheme="majorBidi" w:cstheme="majorBidi"/>
+          <w:sz w:val="28"/>
+          <w:szCs w:val="28"/>
+        </w:rPr>
+      </w:pPr>
+    </w:p>
+    <w:p>
+      <w:pPr>
+        <w:spacing w:after="120"/>
+        <w:ind w:left="720"/>
+        <w:jc w:val="both"/>
+        <w:rPr>
+          <w:rFonts w:asciiTheme="majorBidi" w:hAnsiTheme="majorBidi" w:cstheme="majorBidi"/>
+          <w:sz w:val="28"/>
+          <w:szCs w:val="28"/>
+        </w:rPr>
+      </w:pPr>
+    </w:p>
+    <w:p>
+      <w:pPr>
+        <w:spacing w:after="120"/>
+        <w:ind w:left="720"/>
+        <w:jc w:val="both"/>
+        <w:rPr>
+          <w:rFonts w:asciiTheme="majorBidi" w:hAnsiTheme="majorBidi" w:cstheme="majorBidi"/>
+          <w:sz w:val="28"/>
+          <w:szCs w:val="28"/>
+        </w:rPr>
+      </w:pPr>
+    </w:p>
+    <w:p>
+      <w:pPr>
+        <w:spacing w:after="120"/>
+        <w:ind w:left="720"/>
+        <w:jc w:val="both"/>
+        <w:rPr>
+          <w:rFonts w:asciiTheme="majorBidi" w:hAnsiTheme="majorBidi" w:cstheme="majorBidi"/>
+          <w:sz w:val="28"/>
+          <w:szCs w:val="28"/>
+        </w:rPr>
+      </w:pPr>
+    </w:p>
+    <w:p>
+      <w:pPr>
+        <w:spacing w:after="120"/>
+        <w:ind w:left="720"/>
+        <w:jc w:val="both"/>
+        <w:rPr>
+          <w:rFonts w:asciiTheme="majorBidi" w:hAnsiTheme="majorBidi" w:cstheme="majorBidi"/>
+          <w:sz w:val="28"/>
+          <w:szCs w:val="28"/>
+        </w:rPr>
+      </w:pPr>
+    </w:p>
+    <w:p>
+      <w:pPr>
+        <w:spacing w:after="120"/>
+        <w:ind w:left="720"/>
+        <w:jc w:val="both"/>
+        <w:rPr>
+          <w:rFonts w:asciiTheme="majorBidi" w:hAnsiTheme="majorBidi" w:cstheme="majorBidi"/>
+          <w:sz w:val="28"/>
+          <w:szCs w:val="28"/>
+        </w:rPr>
+      </w:pPr>
+    </w:p>
+    <w:p>
+      <w:pPr>
+        <w:spacing w:after="120"/>
+        <w:ind w:left="720"/>
+        <w:jc w:val="both"/>
+        <w:rPr>
+          <w:rFonts w:asciiTheme="majorBidi" w:hAnsiTheme="majorBidi" w:cstheme="majorBidi"/>
+          <w:sz w:val="28"/>
+          <w:szCs w:val="28"/>
+        </w:rPr>
+      </w:pPr>
+    </w:p>
+    <w:p>
+      <w:pPr>
+        <w:spacing w:after="120"/>
+        <w:ind w:left="720"/>
+        <w:jc w:val="both"/>
+        <w:rPr>
+          <w:rFonts w:asciiTheme="majorBidi" w:hAnsiTheme="majorBidi" w:cstheme="majorBidi"/>
+          <w:sz w:val="28"/>
+          <w:szCs w:val="28"/>
+        </w:rPr>
+      </w:pPr>
+    </w:p>
+    <w:p>
+      <w:pPr>
+        <w:spacing w:after="120"/>
+        <w:ind w:left="720"/>
+        <w:jc w:val="both"/>
+        <w:rPr>
+          <w:rFonts w:asciiTheme="majorBidi" w:hAnsiTheme="majorBidi" w:cstheme="majorBidi"/>
+          <w:sz w:val="28"/>
+          <w:szCs w:val="28"/>
+        </w:rPr>
+      </w:pPr>
+    </w:p>
+    <w:p>
+      <w:pPr>
+        <w:spacing w:after="120"/>
+        <w:ind w:left="720"/>
+        <w:jc w:val="both"/>
+        <w:rPr>
+          <w:rFonts w:asciiTheme="majorBidi" w:hAnsiTheme="majorBidi" w:cstheme="majorBidi"/>
+          <w:sz w:val="28"/>
+          <w:szCs w:val="28"/>
+        </w:rPr>
+      </w:pPr>
+    </w:p>
+    <w:p>
+      <w:pPr>
+        <w:spacing w:after="120"/>
+        <w:ind w:left="720"/>
+        <w:jc w:val="both"/>
+        <w:rPr>
+          <w:rFonts w:asciiTheme="majorBidi" w:hAnsiTheme="majorBidi" w:cstheme="majorBidi"/>
+          <w:sz w:val="28"/>
+          <w:szCs w:val="28"/>
+        </w:rPr>
+      </w:pPr>
+    </w:p>
+    <w:p>
+      <w:pPr>
+        <w:spacing w:after="120"/>
+        <w:jc w:val="both"/>
+        <w:rPr>
+          <w:rFonts w:asciiTheme="majorBidi" w:hAnsiTheme="majorBidi" w:cstheme="majorBidi"/>
+          <w:sz w:val="28"/>
+          <w:szCs w:val="28"/>
+        </w:rPr>
+      </w:pPr>
+    </w:p>
+    <w:p>
+      <w:pPr>
         <w:spacing w:after="60"/>
         <w:ind w:left="360"/>
         <w:jc w:val="both"/>
@@ -31677,6 +32804,7 @@
           <w:sz w:val="32"/>
           <w:szCs w:val="32"/>
         </w:rPr>
+        <w:lastRenderedPageBreak/>
         <w:t>Order of Actions</w:t>
       </w:r>
       <w:r>
@@ -32255,25 +33383,7 @@
           <w:sz w:val="28"/>
           <w:szCs w:val="28"/>
         </w:rPr>
-        <w:t xml:space="preserve">And </w:t>
-      </w:r>
-      <w:proofErr w:type="gramStart"/>
-      <w:r>
-        <w:rPr>
-          <w:rFonts w:asciiTheme="majorBidi" w:hAnsiTheme="majorBidi" w:cstheme="majorBidi"/>
-          <w:sz w:val="28"/>
-          <w:szCs w:val="28"/>
-        </w:rPr>
-        <w:t>finally</w:t>
-      </w:r>
-      <w:proofErr w:type="gramEnd"/>
-      <w:r>
-        <w:rPr>
-          <w:rFonts w:asciiTheme="majorBidi" w:hAnsiTheme="majorBidi" w:cstheme="majorBidi"/>
-          <w:sz w:val="28"/>
-          <w:szCs w:val="28"/>
-        </w:rPr>
-        <w:t xml:space="preserve"> mysql-0.</w:t>
+        <w:t>And finally mysql-0.</w:t>
       </w:r>
     </w:p>
     <w:p>
@@ -32492,7 +33602,6 @@
           <w:sz w:val="28"/>
           <w:szCs w:val="28"/>
         </w:rPr>
-        <w:lastRenderedPageBreak/>
         <w:t>Kubernetes needs to delete the old Pod first to re‑attach the existing volume to the new Pod with the same name.</w:t>
       </w:r>
     </w:p>
@@ -32680,6 +33789,7 @@
                 <w:sz w:val="28"/>
                 <w:szCs w:val="28"/>
               </w:rPr>
+              <w:lastRenderedPageBreak/>
               <w:t>Deployment</w:t>
             </w:r>
           </w:p>
@@ -33266,7 +34376,7 @@
           </mc:Choice>
           <mc:Fallback>
             <w:pict>
-              <v:rect w14:anchorId="18189DB4" id="_x0000_s1039" style="position:absolute;left:0;text-align:left;margin-left:16.8pt;margin-top:23.2pt;width:161.4pt;height:45pt;z-index:251681792;visibility:visible;mso-wrap-style:square;mso-width-percent:0;mso-height-percent:0;mso-wrap-distance-left:9pt;mso-wrap-distance-top:0;mso-wrap-distance-right:9pt;mso-wrap-distance-bottom:0;mso-position-horizontal:absolute;mso-position-horizontal-relative:text;mso-position-vertical:absolute;mso-position-vertical-relative:text;mso-width-percent:0;mso-height-percent:0;mso-width-relative:margin;mso-height-relative:margin;v-text-anchor:middle" o:gfxdata="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" fillcolor="black [3200]" strokecolor="black [480]" strokeweight="1pt">
+              <v:rect w14:anchorId="18189DB4" id="_x0000_s1040" style="position:absolute;left:0;text-align:left;margin-left:16.8pt;margin-top:23.2pt;width:161.4pt;height:45pt;z-index:251681792;visibility:visible;mso-wrap-style:square;mso-width-percent:0;mso-height-percent:0;mso-wrap-distance-left:9pt;mso-wrap-distance-top:0;mso-wrap-distance-right:9pt;mso-wrap-distance-bottom:0;mso-position-horizontal:absolute;mso-position-horizontal-relative:text;mso-position-vertical:absolute;mso-position-vertical-relative:text;mso-width-percent:0;mso-height-percent:0;mso-width-relative:margin;mso-height-relative:margin;v-text-anchor:middle" o:gfxdata="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" fillcolor="black [3200]" strokecolor="black [480]" strokeweight="1pt">
                 <v:textbox>
                   <w:txbxContent>
                     <w:p>
@@ -33838,7 +34948,6 @@
           <w:sz w:val="28"/>
           <w:szCs w:val="28"/>
         </w:rPr>
-        <w:lastRenderedPageBreak/>
         <w:t xml:space="preserve">When a </w:t>
       </w:r>
       <w:proofErr w:type="spellStart"/>
@@ -34094,6 +35203,7 @@
                 <w:sz w:val="28"/>
                 <w:szCs w:val="28"/>
               </w:rPr>
+              <w:lastRenderedPageBreak/>
               <w:t>Strategy</w:t>
             </w:r>
           </w:p>
@@ -34918,6 +36028,119 @@
     </w:lvl>
   </w:abstractNum>
   <w:abstractNum w:abstractNumId="4" w15:restartNumberingAfterBreak="0">
+    <w:nsid w:val="09F70B12"/>
+    <w:multiLevelType w:val="hybridMultilevel"/>
+    <w:tmpl w:val="A0984E0C"/>
+    <w:lvl w:ilvl="0" w:tplc="04090001">
+      <w:start w:val="1"/>
+      <w:numFmt w:val="bullet"/>
+      <w:lvlText w:val=""/>
+      <w:lvlJc w:val="left"/>
+      <w:pPr>
+        <w:ind w:left="720" w:hanging="360"/>
+      </w:pPr>
+      <w:rPr>
+        <w:rFonts w:ascii="Symbol" w:hAnsi="Symbol" w:hint="default"/>
+      </w:rPr>
+    </w:lvl>
+    <w:lvl w:ilvl="1" w:tplc="04090003" w:tentative="1">
+      <w:start w:val="1"/>
+      <w:numFmt w:val="bullet"/>
+      <w:lvlText w:val="o"/>
+      <w:lvlJc w:val="left"/>
+      <w:pPr>
+        <w:ind w:left="1440" w:hanging="360"/>
+      </w:pPr>
+      <w:rPr>
+        <w:rFonts w:ascii="Courier New" w:hAnsi="Courier New" w:cs="Courier New" w:hint="default"/>
+      </w:rPr>
+    </w:lvl>
+    <w:lvl w:ilvl="2" w:tplc="04090005" w:tentative="1">
+      <w:start w:val="1"/>
+      <w:numFmt w:val="bullet"/>
+      <w:lvlText w:val=""/>
+      <w:lvlJc w:val="left"/>
+      <w:pPr>
+        <w:ind w:left="2160" w:hanging="360"/>
+      </w:pPr>
+      <w:rPr>
+        <w:rFonts w:ascii="Wingdings" w:hAnsi="Wingdings" w:hint="default"/>
+      </w:rPr>
+    </w:lvl>
+    <w:lvl w:ilvl="3" w:tplc="04090001" w:tentative="1">
+      <w:start w:val="1"/>
+      <w:numFmt w:val="bullet"/>
+      <w:lvlText w:val=""/>
+      <w:lvlJc w:val="left"/>
+      <w:pPr>
+        <w:ind w:left="2880" w:hanging="360"/>
+      </w:pPr>
+      <w:rPr>
+        <w:rFonts w:ascii="Symbol" w:hAnsi="Symbol" w:hint="default"/>
+      </w:rPr>
+    </w:lvl>
+    <w:lvl w:ilvl="4" w:tplc="04090003" w:tentative="1">
+      <w:start w:val="1"/>
+      <w:numFmt w:val="bullet"/>
+      <w:lvlText w:val="o"/>
+      <w:lvlJc w:val="left"/>
+      <w:pPr>
+        <w:ind w:left="3600" w:hanging="360"/>
+      </w:pPr>
+      <w:rPr>
+        <w:rFonts w:ascii="Courier New" w:hAnsi="Courier New" w:cs="Courier New" w:hint="default"/>
+      </w:rPr>
+    </w:lvl>
+    <w:lvl w:ilvl="5" w:tplc="04090005" w:tentative="1">
+      <w:start w:val="1"/>
+      <w:numFmt w:val="bullet"/>
+      <w:lvlText w:val=""/>
+      <w:lvlJc w:val="left"/>
+      <w:pPr>
+        <w:ind w:left="4320" w:hanging="360"/>
+      </w:pPr>
+      <w:rPr>
+        <w:rFonts w:ascii="Wingdings" w:hAnsi="Wingdings" w:hint="default"/>
+      </w:rPr>
+    </w:lvl>
+    <w:lvl w:ilvl="6" w:tplc="04090001" w:tentative="1">
+      <w:start w:val="1"/>
+      <w:numFmt w:val="bullet"/>
+      <w:lvlText w:val=""/>
+      <w:lvlJc w:val="left"/>
+      <w:pPr>
+        <w:ind w:left="5040" w:hanging="360"/>
+      </w:pPr>
+      <w:rPr>
+        <w:rFonts w:ascii="Symbol" w:hAnsi="Symbol" w:hint="default"/>
+      </w:rPr>
+    </w:lvl>
+    <w:lvl w:ilvl="7" w:tplc="04090003" w:tentative="1">
+      <w:start w:val="1"/>
+      <w:numFmt w:val="bullet"/>
+      <w:lvlText w:val="o"/>
+      <w:lvlJc w:val="left"/>
+      <w:pPr>
+        <w:ind w:left="5760" w:hanging="360"/>
+      </w:pPr>
+      <w:rPr>
+        <w:rFonts w:ascii="Courier New" w:hAnsi="Courier New" w:cs="Courier New" w:hint="default"/>
+      </w:rPr>
+    </w:lvl>
+    <w:lvl w:ilvl="8" w:tplc="04090005" w:tentative="1">
+      <w:start w:val="1"/>
+      <w:numFmt w:val="bullet"/>
+      <w:lvlText w:val=""/>
+      <w:lvlJc w:val="left"/>
+      <w:pPr>
+        <w:ind w:left="6480" w:hanging="360"/>
+      </w:pPr>
+      <w:rPr>
+        <w:rFonts w:ascii="Wingdings" w:hAnsi="Wingdings" w:hint="default"/>
+      </w:rPr>
+    </w:lvl>
+  </w:abstractNum>
+  <w:abstractNum w:abstractNumId="5" w15:restartNumberingAfterBreak="0">
     <w:nsid w:val="0B29568F"/>
     <w:multiLevelType w:val="hybridMultilevel"/>
     <w:tmpl w:val="3D60F49E"/>
@@ -35030,7 +36253,7 @@
       </w:rPr>
     </w:lvl>
   </w:abstractNum>
-  <w:abstractNum w:abstractNumId="5" w15:restartNumberingAfterBreak="0">
+  <w:abstractNum w:abstractNumId="6" w15:restartNumberingAfterBreak="0">
     <w:nsid w:val="0BB00018"/>
     <w:multiLevelType w:val="hybridMultilevel"/>
     <w:tmpl w:val="817AA246"/>
@@ -35143,7 +36366,7 @@
       </w:rPr>
     </w:lvl>
   </w:abstractNum>
-  <w:abstractNum w:abstractNumId="6" w15:restartNumberingAfterBreak="0">
+  <w:abstractNum w:abstractNumId="7" w15:restartNumberingAfterBreak="0">
     <w:nsid w:val="0E6F67AE"/>
     <w:multiLevelType w:val="hybridMultilevel"/>
     <w:tmpl w:val="A8D2016C"/>
@@ -35256,7 +36479,7 @@
       </w:rPr>
     </w:lvl>
   </w:abstractNum>
-  <w:abstractNum w:abstractNumId="7" w15:restartNumberingAfterBreak="0">
+  <w:abstractNum w:abstractNumId="8" w15:restartNumberingAfterBreak="0">
     <w:nsid w:val="0E7F6249"/>
     <w:multiLevelType w:val="hybridMultilevel"/>
     <w:tmpl w:val="CBD8984A"/>
@@ -35369,7 +36592,7 @@
       </w:rPr>
     </w:lvl>
   </w:abstractNum>
-  <w:abstractNum w:abstractNumId="8" w15:restartNumberingAfterBreak="0">
+  <w:abstractNum w:abstractNumId="9" w15:restartNumberingAfterBreak="0">
     <w:nsid w:val="111D36BF"/>
     <w:multiLevelType w:val="hybridMultilevel"/>
     <w:tmpl w:val="F41A0BCC"/>
@@ -35482,7 +36705,7 @@
       </w:rPr>
     </w:lvl>
   </w:abstractNum>
-  <w:abstractNum w:abstractNumId="9" w15:restartNumberingAfterBreak="0">
+  <w:abstractNum w:abstractNumId="10" w15:restartNumberingAfterBreak="0">
     <w:nsid w:val="13880B76"/>
     <w:multiLevelType w:val="hybridMultilevel"/>
     <w:tmpl w:val="3F364964"/>
@@ -35568,7 +36791,7 @@
       </w:pPr>
     </w:lvl>
   </w:abstractNum>
-  <w:abstractNum w:abstractNumId="10" w15:restartNumberingAfterBreak="0">
+  <w:abstractNum w:abstractNumId="11" w15:restartNumberingAfterBreak="0">
     <w:nsid w:val="155E6F24"/>
     <w:multiLevelType w:val="hybridMultilevel"/>
     <w:tmpl w:val="32A6616C"/>
@@ -35681,7 +36904,7 @@
       </w:rPr>
     </w:lvl>
   </w:abstractNum>
-  <w:abstractNum w:abstractNumId="11" w15:restartNumberingAfterBreak="0">
+  <w:abstractNum w:abstractNumId="12" w15:restartNumberingAfterBreak="0">
     <w:nsid w:val="15B85632"/>
     <w:multiLevelType w:val="hybridMultilevel"/>
     <w:tmpl w:val="F57C4920"/>
@@ -35794,7 +37017,7 @@
       </w:rPr>
     </w:lvl>
   </w:abstractNum>
-  <w:abstractNum w:abstractNumId="12" w15:restartNumberingAfterBreak="0">
+  <w:abstractNum w:abstractNumId="13" w15:restartNumberingAfterBreak="0">
     <w:nsid w:val="17BF21CB"/>
     <w:multiLevelType w:val="hybridMultilevel"/>
     <w:tmpl w:val="66EE5994"/>
@@ -35907,7 +37130,7 @@
       </w:rPr>
     </w:lvl>
   </w:abstractNum>
-  <w:abstractNum w:abstractNumId="13" w15:restartNumberingAfterBreak="0">
+  <w:abstractNum w:abstractNumId="14" w15:restartNumberingAfterBreak="0">
     <w:nsid w:val="18E66562"/>
     <w:multiLevelType w:val="hybridMultilevel"/>
     <w:tmpl w:val="4FFC0668"/>
@@ -36020,7 +37243,7 @@
       </w:rPr>
     </w:lvl>
   </w:abstractNum>
-  <w:abstractNum w:abstractNumId="14" w15:restartNumberingAfterBreak="0">
+  <w:abstractNum w:abstractNumId="15" w15:restartNumberingAfterBreak="0">
     <w:nsid w:val="1ACB220E"/>
     <w:multiLevelType w:val="hybridMultilevel"/>
     <w:tmpl w:val="33EEBD56"/>
@@ -36106,7 +37329,7 @@
       </w:pPr>
     </w:lvl>
   </w:abstractNum>
-  <w:abstractNum w:abstractNumId="15" w15:restartNumberingAfterBreak="0">
+  <w:abstractNum w:abstractNumId="16" w15:restartNumberingAfterBreak="0">
     <w:nsid w:val="1B745D8A"/>
     <w:multiLevelType w:val="hybridMultilevel"/>
     <w:tmpl w:val="41C6B608"/>
@@ -36219,7 +37442,120 @@
       </w:rPr>
     </w:lvl>
   </w:abstractNum>
-  <w:abstractNum w:abstractNumId="16" w15:restartNumberingAfterBreak="0">
+  <w:abstractNum w:abstractNumId="17" w15:restartNumberingAfterBreak="0">
+    <w:nsid w:val="1C2F7D12"/>
+    <w:multiLevelType w:val="hybridMultilevel"/>
+    <w:tmpl w:val="947CE396"/>
+    <w:lvl w:ilvl="0" w:tplc="04090001">
+      <w:start w:val="1"/>
+      <w:numFmt w:val="bullet"/>
+      <w:lvlText w:val=""/>
+      <w:lvlJc w:val="left"/>
+      <w:pPr>
+        <w:ind w:left="720" w:hanging="360"/>
+      </w:pPr>
+      <w:rPr>
+        <w:rFonts w:ascii="Symbol" w:hAnsi="Symbol" w:hint="default"/>
+      </w:rPr>
+    </w:lvl>
+    <w:lvl w:ilvl="1" w:tplc="04090003" w:tentative="1">
+      <w:start w:val="1"/>
+      <w:numFmt w:val="bullet"/>
+      <w:lvlText w:val="o"/>
+      <w:lvlJc w:val="left"/>
+      <w:pPr>
+        <w:ind w:left="1440" w:hanging="360"/>
+      </w:pPr>
+      <w:rPr>
+        <w:rFonts w:ascii="Courier New" w:hAnsi="Courier New" w:cs="Courier New" w:hint="default"/>
+      </w:rPr>
+    </w:lvl>
+    <w:lvl w:ilvl="2" w:tplc="04090005" w:tentative="1">
+      <w:start w:val="1"/>
+      <w:numFmt w:val="bullet"/>
+      <w:lvlText w:val=""/>
+      <w:lvlJc w:val="left"/>
+      <w:pPr>
+        <w:ind w:left="2160" w:hanging="360"/>
+      </w:pPr>
+      <w:rPr>
+        <w:rFonts w:ascii="Wingdings" w:hAnsi="Wingdings" w:hint="default"/>
+      </w:rPr>
+    </w:lvl>
+    <w:lvl w:ilvl="3" w:tplc="04090001" w:tentative="1">
+      <w:start w:val="1"/>
+      <w:numFmt w:val="bullet"/>
+      <w:lvlText w:val=""/>
+      <w:lvlJc w:val="left"/>
+      <w:pPr>
+        <w:ind w:left="2880" w:hanging="360"/>
+      </w:pPr>
+      <w:rPr>
+        <w:rFonts w:ascii="Symbol" w:hAnsi="Symbol" w:hint="default"/>
+      </w:rPr>
+    </w:lvl>
+    <w:lvl w:ilvl="4" w:tplc="04090003" w:tentative="1">
+      <w:start w:val="1"/>
+      <w:numFmt w:val="bullet"/>
+      <w:lvlText w:val="o"/>
+      <w:lvlJc w:val="left"/>
+      <w:pPr>
+        <w:ind w:left="3600" w:hanging="360"/>
+      </w:pPr>
+      <w:rPr>
+        <w:rFonts w:ascii="Courier New" w:hAnsi="Courier New" w:cs="Courier New" w:hint="default"/>
+      </w:rPr>
+    </w:lvl>
+    <w:lvl w:ilvl="5" w:tplc="04090005" w:tentative="1">
+      <w:start w:val="1"/>
+      <w:numFmt w:val="bullet"/>
+      <w:lvlText w:val=""/>
+      <w:lvlJc w:val="left"/>
+      <w:pPr>
+        <w:ind w:left="4320" w:hanging="360"/>
+      </w:pPr>
+      <w:rPr>
+        <w:rFonts w:ascii="Wingdings" w:hAnsi="Wingdings" w:hint="default"/>
+      </w:rPr>
+    </w:lvl>
+    <w:lvl w:ilvl="6" w:tplc="04090001" w:tentative="1">
+      <w:start w:val="1"/>
+      <w:numFmt w:val="bullet"/>
+      <w:lvlText w:val=""/>
+      <w:lvlJc w:val="left"/>
+      <w:pPr>
+        <w:ind w:left="5040" w:hanging="360"/>
+      </w:pPr>
+      <w:rPr>
+        <w:rFonts w:ascii="Symbol" w:hAnsi="Symbol" w:hint="default"/>
+      </w:rPr>
+    </w:lvl>
+    <w:lvl w:ilvl="7" w:tplc="04090003" w:tentative="1">
+      <w:start w:val="1"/>
+      <w:numFmt w:val="bullet"/>
+      <w:lvlText w:val="o"/>
+      <w:lvlJc w:val="left"/>
+      <w:pPr>
+        <w:ind w:left="5760" w:hanging="360"/>
+      </w:pPr>
+      <w:rPr>
+        <w:rFonts w:ascii="Courier New" w:hAnsi="Courier New" w:cs="Courier New" w:hint="default"/>
+      </w:rPr>
+    </w:lvl>
+    <w:lvl w:ilvl="8" w:tplc="04090005" w:tentative="1">
+      <w:start w:val="1"/>
+      <w:numFmt w:val="bullet"/>
+      <w:lvlText w:val=""/>
+      <w:lvlJc w:val="left"/>
+      <w:pPr>
+        <w:ind w:left="6480" w:hanging="360"/>
+      </w:pPr>
+      <w:rPr>
+        <w:rFonts w:ascii="Wingdings" w:hAnsi="Wingdings" w:hint="default"/>
+      </w:rPr>
+    </w:lvl>
+  </w:abstractNum>
+  <w:abstractNum w:abstractNumId="18" w15:restartNumberingAfterBreak="0">
     <w:nsid w:val="1C8558AA"/>
     <w:multiLevelType w:val="hybridMultilevel"/>
     <w:tmpl w:val="FFD2B6AE"/>
@@ -36305,7 +37641,7 @@
       </w:pPr>
     </w:lvl>
   </w:abstractNum>
-  <w:abstractNum w:abstractNumId="17" w15:restartNumberingAfterBreak="0">
+  <w:abstractNum w:abstractNumId="19" w15:restartNumberingAfterBreak="0">
     <w:nsid w:val="1EE44C7E"/>
     <w:multiLevelType w:val="hybridMultilevel"/>
     <w:tmpl w:val="8ED033C4"/>
@@ -36418,7 +37754,7 @@
       </w:rPr>
     </w:lvl>
   </w:abstractNum>
-  <w:abstractNum w:abstractNumId="18" w15:restartNumberingAfterBreak="0">
+  <w:abstractNum w:abstractNumId="20" w15:restartNumberingAfterBreak="0">
     <w:nsid w:val="1F5402B7"/>
     <w:multiLevelType w:val="hybridMultilevel"/>
     <w:tmpl w:val="AE5685C2"/>
@@ -36531,7 +37867,7 @@
       </w:rPr>
     </w:lvl>
   </w:abstractNum>
-  <w:abstractNum w:abstractNumId="19" w15:restartNumberingAfterBreak="0">
+  <w:abstractNum w:abstractNumId="21" w15:restartNumberingAfterBreak="0">
     <w:nsid w:val="20D12F32"/>
     <w:multiLevelType w:val="hybridMultilevel"/>
     <w:tmpl w:val="AC50FC66"/>
@@ -36644,7 +37980,7 @@
       </w:rPr>
     </w:lvl>
   </w:abstractNum>
-  <w:abstractNum w:abstractNumId="20" w15:restartNumberingAfterBreak="0">
+  <w:abstractNum w:abstractNumId="22" w15:restartNumberingAfterBreak="0">
     <w:nsid w:val="231A4FA8"/>
     <w:multiLevelType w:val="hybridMultilevel"/>
     <w:tmpl w:val="6D7C95D4"/>
@@ -36757,7 +38093,7 @@
       </w:rPr>
     </w:lvl>
   </w:abstractNum>
-  <w:abstractNum w:abstractNumId="21" w15:restartNumberingAfterBreak="0">
+  <w:abstractNum w:abstractNumId="23" w15:restartNumberingAfterBreak="0">
     <w:nsid w:val="27EB1B78"/>
     <w:multiLevelType w:val="hybridMultilevel"/>
     <w:tmpl w:val="14CE7D9C"/>
@@ -36870,7 +38206,7 @@
       </w:rPr>
     </w:lvl>
   </w:abstractNum>
-  <w:abstractNum w:abstractNumId="22" w15:restartNumberingAfterBreak="0">
+  <w:abstractNum w:abstractNumId="24" w15:restartNumberingAfterBreak="0">
     <w:nsid w:val="281E39CC"/>
     <w:multiLevelType w:val="hybridMultilevel"/>
     <w:tmpl w:val="2A988AF0"/>
@@ -36983,7 +38319,7 @@
       </w:rPr>
     </w:lvl>
   </w:abstractNum>
-  <w:abstractNum w:abstractNumId="23" w15:restartNumberingAfterBreak="0">
+  <w:abstractNum w:abstractNumId="25" w15:restartNumberingAfterBreak="0">
     <w:nsid w:val="28A44531"/>
     <w:multiLevelType w:val="hybridMultilevel"/>
     <w:tmpl w:val="6B0E9714"/>
@@ -37096,7 +38432,7 @@
       </w:rPr>
     </w:lvl>
   </w:abstractNum>
-  <w:abstractNum w:abstractNumId="24" w15:restartNumberingAfterBreak="0">
+  <w:abstractNum w:abstractNumId="26" w15:restartNumberingAfterBreak="0">
     <w:nsid w:val="29875317"/>
     <w:multiLevelType w:val="hybridMultilevel"/>
     <w:tmpl w:val="A29A7C28"/>
@@ -37209,7 +38545,7 @@
       </w:rPr>
     </w:lvl>
   </w:abstractNum>
-  <w:abstractNum w:abstractNumId="25" w15:restartNumberingAfterBreak="0">
+  <w:abstractNum w:abstractNumId="27" w15:restartNumberingAfterBreak="0">
     <w:nsid w:val="2A9718D8"/>
     <w:multiLevelType w:val="hybridMultilevel"/>
     <w:tmpl w:val="85B86FC8"/>
@@ -37322,7 +38658,7 @@
       </w:rPr>
     </w:lvl>
   </w:abstractNum>
-  <w:abstractNum w:abstractNumId="26" w15:restartNumberingAfterBreak="0">
+  <w:abstractNum w:abstractNumId="28" w15:restartNumberingAfterBreak="0">
     <w:nsid w:val="2AC5126E"/>
     <w:multiLevelType w:val="hybridMultilevel"/>
     <w:tmpl w:val="08E23798"/>
@@ -37435,7 +38771,7 @@
       </w:rPr>
     </w:lvl>
   </w:abstractNum>
-  <w:abstractNum w:abstractNumId="27" w15:restartNumberingAfterBreak="0">
+  <w:abstractNum w:abstractNumId="29" w15:restartNumberingAfterBreak="0">
     <w:nsid w:val="2AD73195"/>
     <w:multiLevelType w:val="hybridMultilevel"/>
     <w:tmpl w:val="D158BFDC"/>
@@ -37548,7 +38884,120 @@
       </w:rPr>
     </w:lvl>
   </w:abstractNum>
-  <w:abstractNum w:abstractNumId="28" w15:restartNumberingAfterBreak="0">
+  <w:abstractNum w:abstractNumId="30" w15:restartNumberingAfterBreak="0">
+    <w:nsid w:val="2B080FB7"/>
+    <w:multiLevelType w:val="hybridMultilevel"/>
+    <w:tmpl w:val="3CAACFEA"/>
+    <w:lvl w:ilvl="0" w:tplc="04090001">
+      <w:start w:val="1"/>
+      <w:numFmt w:val="bullet"/>
+      <w:lvlText w:val=""/>
+      <w:lvlJc w:val="left"/>
+      <w:pPr>
+        <w:ind w:left="720" w:hanging="360"/>
+      </w:pPr>
+      <w:rPr>
+        <w:rFonts w:ascii="Symbol" w:hAnsi="Symbol" w:hint="default"/>
+      </w:rPr>
+    </w:lvl>
+    <w:lvl w:ilvl="1" w:tplc="04090003" w:tentative="1">
+      <w:start w:val="1"/>
+      <w:numFmt w:val="bullet"/>
+      <w:lvlText w:val="o"/>
+      <w:lvlJc w:val="left"/>
+      <w:pPr>
+        <w:ind w:left="1440" w:hanging="360"/>
+      </w:pPr>
+      <w:rPr>
+        <w:rFonts w:ascii="Courier New" w:hAnsi="Courier New" w:cs="Courier New" w:hint="default"/>
+      </w:rPr>
+    </w:lvl>
+    <w:lvl w:ilvl="2" w:tplc="04090005" w:tentative="1">
+      <w:start w:val="1"/>
+      <w:numFmt w:val="bullet"/>
+      <w:lvlText w:val=""/>
+      <w:lvlJc w:val="left"/>
+      <w:pPr>
+        <w:ind w:left="2160" w:hanging="360"/>
+      </w:pPr>
+      <w:rPr>
+        <w:rFonts w:ascii="Wingdings" w:hAnsi="Wingdings" w:hint="default"/>
+      </w:rPr>
+    </w:lvl>
+    <w:lvl w:ilvl="3" w:tplc="04090001" w:tentative="1">
+      <w:start w:val="1"/>
+      <w:numFmt w:val="bullet"/>
+      <w:lvlText w:val=""/>
+      <w:lvlJc w:val="left"/>
+      <w:pPr>
+        <w:ind w:left="2880" w:hanging="360"/>
+      </w:pPr>
+      <w:rPr>
+        <w:rFonts w:ascii="Symbol" w:hAnsi="Symbol" w:hint="default"/>
+      </w:rPr>
+    </w:lvl>
+    <w:lvl w:ilvl="4" w:tplc="04090003" w:tentative="1">
+      <w:start w:val="1"/>
+      <w:numFmt w:val="bullet"/>
+      <w:lvlText w:val="o"/>
+      <w:lvlJc w:val="left"/>
+      <w:pPr>
+        <w:ind w:left="3600" w:hanging="360"/>
+      </w:pPr>
+      <w:rPr>
+        <w:rFonts w:ascii="Courier New" w:hAnsi="Courier New" w:cs="Courier New" w:hint="default"/>
+      </w:rPr>
+    </w:lvl>
+    <w:lvl w:ilvl="5" w:tplc="04090005" w:tentative="1">
+      <w:start w:val="1"/>
+      <w:numFmt w:val="bullet"/>
+      <w:lvlText w:val=""/>
+      <w:lvlJc w:val="left"/>
+      <w:pPr>
+        <w:ind w:left="4320" w:hanging="360"/>
+      </w:pPr>
+      <w:rPr>
+        <w:rFonts w:ascii="Wingdings" w:hAnsi="Wingdings" w:hint="default"/>
+      </w:rPr>
+    </w:lvl>
+    <w:lvl w:ilvl="6" w:tplc="04090001" w:tentative="1">
+      <w:start w:val="1"/>
+      <w:numFmt w:val="bullet"/>
+      <w:lvlText w:val=""/>
+      <w:lvlJc w:val="left"/>
+      <w:pPr>
+        <w:ind w:left="5040" w:hanging="360"/>
+      </w:pPr>
+      <w:rPr>
+        <w:rFonts w:ascii="Symbol" w:hAnsi="Symbol" w:hint="default"/>
+      </w:rPr>
+    </w:lvl>
+    <w:lvl w:ilvl="7" w:tplc="04090003" w:tentative="1">
+      <w:start w:val="1"/>
+      <w:numFmt w:val="bullet"/>
+      <w:lvlText w:val="o"/>
+      <w:lvlJc w:val="left"/>
+      <w:pPr>
+        <w:ind w:left="5760" w:hanging="360"/>
+      </w:pPr>
+      <w:rPr>
+        <w:rFonts w:ascii="Courier New" w:hAnsi="Courier New" w:cs="Courier New" w:hint="default"/>
+      </w:rPr>
+    </w:lvl>
+    <w:lvl w:ilvl="8" w:tplc="04090005" w:tentative="1">
+      <w:start w:val="1"/>
+      <w:numFmt w:val="bullet"/>
+      <w:lvlText w:val=""/>
+      <w:lvlJc w:val="left"/>
+      <w:pPr>
+        <w:ind w:left="6480" w:hanging="360"/>
+      </w:pPr>
+      <w:rPr>
+        <w:rFonts w:ascii="Wingdings" w:hAnsi="Wingdings" w:hint="default"/>
+      </w:rPr>
+    </w:lvl>
+  </w:abstractNum>
+  <w:abstractNum w:abstractNumId="31" w15:restartNumberingAfterBreak="0">
     <w:nsid w:val="2B29702A"/>
     <w:multiLevelType w:val="hybridMultilevel"/>
     <w:tmpl w:val="B0E4869E"/>
@@ -37661,7 +39110,7 @@
       </w:rPr>
     </w:lvl>
   </w:abstractNum>
-  <w:abstractNum w:abstractNumId="29" w15:restartNumberingAfterBreak="0">
+  <w:abstractNum w:abstractNumId="32" w15:restartNumberingAfterBreak="0">
     <w:nsid w:val="2CF73548"/>
     <w:multiLevelType w:val="hybridMultilevel"/>
     <w:tmpl w:val="E57A1150"/>
@@ -37750,7 +39199,7 @@
       </w:pPr>
     </w:lvl>
   </w:abstractNum>
-  <w:abstractNum w:abstractNumId="30" w15:restartNumberingAfterBreak="0">
+  <w:abstractNum w:abstractNumId="33" w15:restartNumberingAfterBreak="0">
     <w:nsid w:val="30F57247"/>
     <w:multiLevelType w:val="hybridMultilevel"/>
     <w:tmpl w:val="ADE6C04A"/>
@@ -37863,7 +39312,7 @@
       </w:rPr>
     </w:lvl>
   </w:abstractNum>
-  <w:abstractNum w:abstractNumId="31" w15:restartNumberingAfterBreak="0">
+  <w:abstractNum w:abstractNumId="34" w15:restartNumberingAfterBreak="0">
     <w:nsid w:val="311E7DC7"/>
     <w:multiLevelType w:val="hybridMultilevel"/>
     <w:tmpl w:val="11D0CBCA"/>
@@ -37976,7 +39425,7 @@
       </w:rPr>
     </w:lvl>
   </w:abstractNum>
-  <w:abstractNum w:abstractNumId="32" w15:restartNumberingAfterBreak="0">
+  <w:abstractNum w:abstractNumId="35" w15:restartNumberingAfterBreak="0">
     <w:nsid w:val="34C24745"/>
     <w:multiLevelType w:val="hybridMultilevel"/>
     <w:tmpl w:val="7F4C00AC"/>
@@ -38062,7 +39511,7 @@
       </w:pPr>
     </w:lvl>
   </w:abstractNum>
-  <w:abstractNum w:abstractNumId="33" w15:restartNumberingAfterBreak="0">
+  <w:abstractNum w:abstractNumId="36" w15:restartNumberingAfterBreak="0">
     <w:nsid w:val="3534454C"/>
     <w:multiLevelType w:val="hybridMultilevel"/>
     <w:tmpl w:val="5B763AF4"/>
@@ -38175,7 +39624,7 @@
       </w:rPr>
     </w:lvl>
   </w:abstractNum>
-  <w:abstractNum w:abstractNumId="34" w15:restartNumberingAfterBreak="0">
+  <w:abstractNum w:abstractNumId="37" w15:restartNumberingAfterBreak="0">
     <w:nsid w:val="35AD7BDC"/>
     <w:multiLevelType w:val="hybridMultilevel"/>
     <w:tmpl w:val="6BB690F2"/>
@@ -38288,7 +39737,7 @@
       </w:rPr>
     </w:lvl>
   </w:abstractNum>
-  <w:abstractNum w:abstractNumId="35" w15:restartNumberingAfterBreak="0">
+  <w:abstractNum w:abstractNumId="38" w15:restartNumberingAfterBreak="0">
     <w:nsid w:val="38DD4513"/>
     <w:multiLevelType w:val="hybridMultilevel"/>
     <w:tmpl w:val="5BB6D536"/>
@@ -38401,7 +39850,120 @@
       </w:rPr>
     </w:lvl>
   </w:abstractNum>
-  <w:abstractNum w:abstractNumId="36" w15:restartNumberingAfterBreak="0">
+  <w:abstractNum w:abstractNumId="39" w15:restartNumberingAfterBreak="0">
+    <w:nsid w:val="396217A8"/>
+    <w:multiLevelType w:val="hybridMultilevel"/>
+    <w:tmpl w:val="55146F70"/>
+    <w:lvl w:ilvl="0" w:tplc="04090001">
+      <w:start w:val="1"/>
+      <w:numFmt w:val="bullet"/>
+      <w:lvlText w:val=""/>
+      <w:lvlJc w:val="left"/>
+      <w:pPr>
+        <w:ind w:left="1080" w:hanging="360"/>
+      </w:pPr>
+      <w:rPr>
+        <w:rFonts w:ascii="Symbol" w:hAnsi="Symbol" w:hint="default"/>
+      </w:rPr>
+    </w:lvl>
+    <w:lvl w:ilvl="1" w:tplc="04090003" w:tentative="1">
+      <w:start w:val="1"/>
+      <w:numFmt w:val="bullet"/>
+      <w:lvlText w:val="o"/>
+      <w:lvlJc w:val="left"/>
+      <w:pPr>
+        <w:ind w:left="1800" w:hanging="360"/>
+      </w:pPr>
+      <w:rPr>
+        <w:rFonts w:ascii="Courier New" w:hAnsi="Courier New" w:cs="Courier New" w:hint="default"/>
+      </w:rPr>
+    </w:lvl>
+    <w:lvl w:ilvl="2" w:tplc="04090005" w:tentative="1">
+      <w:start w:val="1"/>
+      <w:numFmt w:val="bullet"/>
+      <w:lvlText w:val=""/>
+      <w:lvlJc w:val="left"/>
+      <w:pPr>
+        <w:ind w:left="2520" w:hanging="360"/>
+      </w:pPr>
+      <w:rPr>
+        <w:rFonts w:ascii="Wingdings" w:hAnsi="Wingdings" w:hint="default"/>
+      </w:rPr>
+    </w:lvl>
+    <w:lvl w:ilvl="3" w:tplc="04090001" w:tentative="1">
+      <w:start w:val="1"/>
+      <w:numFmt w:val="bullet"/>
+      <w:lvlText w:val=""/>
+      <w:lvlJc w:val="left"/>
+      <w:pPr>
+        <w:ind w:left="3240" w:hanging="360"/>
+      </w:pPr>
+      <w:rPr>
+        <w:rFonts w:ascii="Symbol" w:hAnsi="Symbol" w:hint="default"/>
+      </w:rPr>
+    </w:lvl>
+    <w:lvl w:ilvl="4" w:tplc="04090003" w:tentative="1">
+      <w:start w:val="1"/>
+      <w:numFmt w:val="bullet"/>
+      <w:lvlText w:val="o"/>
+      <w:lvlJc w:val="left"/>
+      <w:pPr>
+        <w:ind w:left="3960" w:hanging="360"/>
+      </w:pPr>
+      <w:rPr>
+        <w:rFonts w:ascii="Courier New" w:hAnsi="Courier New" w:cs="Courier New" w:hint="default"/>
+      </w:rPr>
+    </w:lvl>
+    <w:lvl w:ilvl="5" w:tplc="04090005" w:tentative="1">
+      <w:start w:val="1"/>
+      <w:numFmt w:val="bullet"/>
+      <w:lvlText w:val=""/>
+      <w:lvlJc w:val="left"/>
+      <w:pPr>
+        <w:ind w:left="4680" w:hanging="360"/>
+      </w:pPr>
+      <w:rPr>
+        <w:rFonts w:ascii="Wingdings" w:hAnsi="Wingdings" w:hint="default"/>
+      </w:rPr>
+    </w:lvl>
+    <w:lvl w:ilvl="6" w:tplc="04090001" w:tentative="1">
+      <w:start w:val="1"/>
+      <w:numFmt w:val="bullet"/>
+      <w:lvlText w:val=""/>
+      <w:lvlJc w:val="left"/>
+      <w:pPr>
+        <w:ind w:left="5400" w:hanging="360"/>
+      </w:pPr>
+      <w:rPr>
+        <w:rFonts w:ascii="Symbol" w:hAnsi="Symbol" w:hint="default"/>
+      </w:rPr>
+    </w:lvl>
+    <w:lvl w:ilvl="7" w:tplc="04090003" w:tentative="1">
+      <w:start w:val="1"/>
+      <w:numFmt w:val="bullet"/>
+      <w:lvlText w:val="o"/>
+      <w:lvlJc w:val="left"/>
+      <w:pPr>
+        <w:ind w:left="6120" w:hanging="360"/>
+      </w:pPr>
+      <w:rPr>
+        <w:rFonts w:ascii="Courier New" w:hAnsi="Courier New" w:cs="Courier New" w:hint="default"/>
+      </w:rPr>
+    </w:lvl>
+    <w:lvl w:ilvl="8" w:tplc="04090005" w:tentative="1">
+      <w:start w:val="1"/>
+      <w:numFmt w:val="bullet"/>
+      <w:lvlText w:val=""/>
+      <w:lvlJc w:val="left"/>
+      <w:pPr>
+        <w:ind w:left="6840" w:hanging="360"/>
+      </w:pPr>
+      <w:rPr>
+        <w:rFonts w:ascii="Wingdings" w:hAnsi="Wingdings" w:hint="default"/>
+      </w:rPr>
+    </w:lvl>
+  </w:abstractNum>
+  <w:abstractNum w:abstractNumId="40" w15:restartNumberingAfterBreak="0">
     <w:nsid w:val="3A230095"/>
     <w:multiLevelType w:val="hybridMultilevel"/>
     <w:tmpl w:val="6A42D652"/>
@@ -38514,7 +40076,7 @@
       </w:rPr>
     </w:lvl>
   </w:abstractNum>
-  <w:abstractNum w:abstractNumId="37" w15:restartNumberingAfterBreak="0">
+  <w:abstractNum w:abstractNumId="41" w15:restartNumberingAfterBreak="0">
     <w:nsid w:val="41970DA0"/>
     <w:multiLevelType w:val="hybridMultilevel"/>
     <w:tmpl w:val="D59E946C"/>
@@ -38627,7 +40189,7 @@
       </w:rPr>
     </w:lvl>
   </w:abstractNum>
-  <w:abstractNum w:abstractNumId="38" w15:restartNumberingAfterBreak="0">
+  <w:abstractNum w:abstractNumId="42" w15:restartNumberingAfterBreak="0">
     <w:nsid w:val="42463F96"/>
     <w:multiLevelType w:val="hybridMultilevel"/>
     <w:tmpl w:val="38D6BD6C"/>
@@ -38740,7 +40302,7 @@
       </w:rPr>
     </w:lvl>
   </w:abstractNum>
-  <w:abstractNum w:abstractNumId="39" w15:restartNumberingAfterBreak="0">
+  <w:abstractNum w:abstractNumId="43" w15:restartNumberingAfterBreak="0">
     <w:nsid w:val="425B6F8A"/>
     <w:multiLevelType w:val="hybridMultilevel"/>
     <w:tmpl w:val="8FCC3002"/>
@@ -38853,7 +40415,7 @@
       </w:rPr>
     </w:lvl>
   </w:abstractNum>
-  <w:abstractNum w:abstractNumId="40" w15:restartNumberingAfterBreak="0">
+  <w:abstractNum w:abstractNumId="44" w15:restartNumberingAfterBreak="0">
     <w:nsid w:val="43B52752"/>
     <w:multiLevelType w:val="hybridMultilevel"/>
     <w:tmpl w:val="1966D71C"/>
@@ -38966,7 +40528,7 @@
       </w:rPr>
     </w:lvl>
   </w:abstractNum>
-  <w:abstractNum w:abstractNumId="41" w15:restartNumberingAfterBreak="0">
+  <w:abstractNum w:abstractNumId="45" w15:restartNumberingAfterBreak="0">
     <w:nsid w:val="43EB530A"/>
     <w:multiLevelType w:val="hybridMultilevel"/>
     <w:tmpl w:val="F972431E"/>
@@ -39052,7 +40614,7 @@
       </w:pPr>
     </w:lvl>
   </w:abstractNum>
-  <w:abstractNum w:abstractNumId="42" w15:restartNumberingAfterBreak="0">
+  <w:abstractNum w:abstractNumId="46" w15:restartNumberingAfterBreak="0">
     <w:nsid w:val="45AF7C35"/>
     <w:multiLevelType w:val="hybridMultilevel"/>
     <w:tmpl w:val="8772944E"/>
@@ -39165,7 +40727,7 @@
       </w:rPr>
     </w:lvl>
   </w:abstractNum>
-  <w:abstractNum w:abstractNumId="43" w15:restartNumberingAfterBreak="0">
+  <w:abstractNum w:abstractNumId="47" w15:restartNumberingAfterBreak="0">
     <w:nsid w:val="46CC4484"/>
     <w:multiLevelType w:val="hybridMultilevel"/>
     <w:tmpl w:val="7F4C00AC"/>
@@ -39251,7 +40813,7 @@
       </w:pPr>
     </w:lvl>
   </w:abstractNum>
-  <w:abstractNum w:abstractNumId="44" w15:restartNumberingAfterBreak="0">
+  <w:abstractNum w:abstractNumId="48" w15:restartNumberingAfterBreak="0">
     <w:nsid w:val="4A6F36B3"/>
     <w:multiLevelType w:val="hybridMultilevel"/>
     <w:tmpl w:val="65F039F8"/>
@@ -39364,7 +40926,7 @@
       </w:rPr>
     </w:lvl>
   </w:abstractNum>
-  <w:abstractNum w:abstractNumId="45" w15:restartNumberingAfterBreak="0">
+  <w:abstractNum w:abstractNumId="49" w15:restartNumberingAfterBreak="0">
     <w:nsid w:val="4ACB1AC3"/>
     <w:multiLevelType w:val="hybridMultilevel"/>
     <w:tmpl w:val="D44C12BC"/>
@@ -39477,7 +41039,7 @@
       </w:rPr>
     </w:lvl>
   </w:abstractNum>
-  <w:abstractNum w:abstractNumId="46" w15:restartNumberingAfterBreak="0">
+  <w:abstractNum w:abstractNumId="50" w15:restartNumberingAfterBreak="0">
     <w:nsid w:val="4B9262FF"/>
     <w:multiLevelType w:val="hybridMultilevel"/>
     <w:tmpl w:val="1922AF6E"/>
@@ -39563,7 +41125,7 @@
       </w:pPr>
     </w:lvl>
   </w:abstractNum>
-  <w:abstractNum w:abstractNumId="47" w15:restartNumberingAfterBreak="0">
+  <w:abstractNum w:abstractNumId="51" w15:restartNumberingAfterBreak="0">
     <w:nsid w:val="4D016762"/>
     <w:multiLevelType w:val="hybridMultilevel"/>
     <w:tmpl w:val="BCBC0E22"/>
@@ -39676,7 +41238,7 @@
       </w:rPr>
     </w:lvl>
   </w:abstractNum>
-  <w:abstractNum w:abstractNumId="48" w15:restartNumberingAfterBreak="0">
+  <w:abstractNum w:abstractNumId="52" w15:restartNumberingAfterBreak="0">
     <w:nsid w:val="534533F1"/>
     <w:multiLevelType w:val="hybridMultilevel"/>
     <w:tmpl w:val="9D7C3B12"/>
@@ -39765,7 +41327,7 @@
       </w:pPr>
     </w:lvl>
   </w:abstractNum>
-  <w:abstractNum w:abstractNumId="49" w15:restartNumberingAfterBreak="0">
+  <w:abstractNum w:abstractNumId="53" w15:restartNumberingAfterBreak="0">
     <w:nsid w:val="53C56E0C"/>
     <w:multiLevelType w:val="hybridMultilevel"/>
     <w:tmpl w:val="A6F81FF4"/>
@@ -39878,7 +41440,7 @@
       </w:rPr>
     </w:lvl>
   </w:abstractNum>
-  <w:abstractNum w:abstractNumId="50" w15:restartNumberingAfterBreak="0">
+  <w:abstractNum w:abstractNumId="54" w15:restartNumberingAfterBreak="0">
     <w:nsid w:val="53E66AF9"/>
     <w:multiLevelType w:val="hybridMultilevel"/>
     <w:tmpl w:val="31BA1EC6"/>
@@ -39991,7 +41553,7 @@
       </w:rPr>
     </w:lvl>
   </w:abstractNum>
-  <w:abstractNum w:abstractNumId="51" w15:restartNumberingAfterBreak="0">
+  <w:abstractNum w:abstractNumId="55" w15:restartNumberingAfterBreak="0">
     <w:nsid w:val="55C82569"/>
     <w:multiLevelType w:val="hybridMultilevel"/>
     <w:tmpl w:val="E06893B0"/>
@@ -40104,7 +41666,7 @@
       </w:rPr>
     </w:lvl>
   </w:abstractNum>
-  <w:abstractNum w:abstractNumId="52" w15:restartNumberingAfterBreak="0">
+  <w:abstractNum w:abstractNumId="56" w15:restartNumberingAfterBreak="0">
     <w:nsid w:val="57E23D4F"/>
     <w:multiLevelType w:val="hybridMultilevel"/>
     <w:tmpl w:val="80AA831E"/>
@@ -40217,7 +41779,7 @@
       </w:rPr>
     </w:lvl>
   </w:abstractNum>
-  <w:abstractNum w:abstractNumId="53" w15:restartNumberingAfterBreak="0">
+  <w:abstractNum w:abstractNumId="57" w15:restartNumberingAfterBreak="0">
     <w:nsid w:val="592D678C"/>
     <w:multiLevelType w:val="hybridMultilevel"/>
     <w:tmpl w:val="5ABC51DC"/>
@@ -40330,7 +41892,120 @@
       </w:rPr>
     </w:lvl>
   </w:abstractNum>
-  <w:abstractNum w:abstractNumId="54" w15:restartNumberingAfterBreak="0">
+  <w:abstractNum w:abstractNumId="58" w15:restartNumberingAfterBreak="0">
+    <w:nsid w:val="59B369EA"/>
+    <w:multiLevelType w:val="hybridMultilevel"/>
+    <w:tmpl w:val="20A84030"/>
+    <w:lvl w:ilvl="0" w:tplc="04090003">
+      <w:start w:val="1"/>
+      <w:numFmt w:val="bullet"/>
+      <w:lvlText w:val="o"/>
+      <w:lvlJc w:val="left"/>
+      <w:pPr>
+        <w:ind w:left="720" w:hanging="360"/>
+      </w:pPr>
+      <w:rPr>
+        <w:rFonts w:ascii="Courier New" w:hAnsi="Courier New" w:cs="Courier New" w:hint="default"/>
+      </w:rPr>
+    </w:lvl>
+    <w:lvl w:ilvl="1" w:tplc="04090003" w:tentative="1">
+      <w:start w:val="1"/>
+      <w:numFmt w:val="bullet"/>
+      <w:lvlText w:val="o"/>
+      <w:lvlJc w:val="left"/>
+      <w:pPr>
+        <w:ind w:left="1440" w:hanging="360"/>
+      </w:pPr>
+      <w:rPr>
+        <w:rFonts w:ascii="Courier New" w:hAnsi="Courier New" w:cs="Courier New" w:hint="default"/>
+      </w:rPr>
+    </w:lvl>
+    <w:lvl w:ilvl="2" w:tplc="04090005" w:tentative="1">
+      <w:start w:val="1"/>
+      <w:numFmt w:val="bullet"/>
+      <w:lvlText w:val=""/>
+      <w:lvlJc w:val="left"/>
+      <w:pPr>
+        <w:ind w:left="2160" w:hanging="360"/>
+      </w:pPr>
+      <w:rPr>
+        <w:rFonts w:ascii="Wingdings" w:hAnsi="Wingdings" w:hint="default"/>
+      </w:rPr>
+    </w:lvl>
+    <w:lvl w:ilvl="3" w:tplc="04090001" w:tentative="1">
+      <w:start w:val="1"/>
+      <w:numFmt w:val="bullet"/>
+      <w:lvlText w:val=""/>
+      <w:lvlJc w:val="left"/>
+      <w:pPr>
+        <w:ind w:left="2880" w:hanging="360"/>
+      </w:pPr>
+      <w:rPr>
+        <w:rFonts w:ascii="Symbol" w:hAnsi="Symbol" w:hint="default"/>
+      </w:rPr>
+    </w:lvl>
+    <w:lvl w:ilvl="4" w:tplc="04090003" w:tentative="1">
+      <w:start w:val="1"/>
+      <w:numFmt w:val="bullet"/>
+      <w:lvlText w:val="o"/>
+      <w:lvlJc w:val="left"/>
+      <w:pPr>
+        <w:ind w:left="3600" w:hanging="360"/>
+      </w:pPr>
+      <w:rPr>
+        <w:rFonts w:ascii="Courier New" w:hAnsi="Courier New" w:cs="Courier New" w:hint="default"/>
+      </w:rPr>
+    </w:lvl>
+    <w:lvl w:ilvl="5" w:tplc="04090005" w:tentative="1">
+      <w:start w:val="1"/>
+      <w:numFmt w:val="bullet"/>
+      <w:lvlText w:val=""/>
+      <w:lvlJc w:val="left"/>
+      <w:pPr>
+        <w:ind w:left="4320" w:hanging="360"/>
+      </w:pPr>
+      <w:rPr>
+        <w:rFonts w:ascii="Wingdings" w:hAnsi="Wingdings" w:hint="default"/>
+      </w:rPr>
+    </w:lvl>
+    <w:lvl w:ilvl="6" w:tplc="04090001" w:tentative="1">
+      <w:start w:val="1"/>
+      <w:numFmt w:val="bullet"/>
+      <w:lvlText w:val=""/>
+      <w:lvlJc w:val="left"/>
+      <w:pPr>
+        <w:ind w:left="5040" w:hanging="360"/>
+      </w:pPr>
+      <w:rPr>
+        <w:rFonts w:ascii="Symbol" w:hAnsi="Symbol" w:hint="default"/>
+      </w:rPr>
+    </w:lvl>
+    <w:lvl w:ilvl="7" w:tplc="04090003" w:tentative="1">
+      <w:start w:val="1"/>
+      <w:numFmt w:val="bullet"/>
+      <w:lvlText w:val="o"/>
+      <w:lvlJc w:val="left"/>
+      <w:pPr>
+        <w:ind w:left="5760" w:hanging="360"/>
+      </w:pPr>
+      <w:rPr>
+        <w:rFonts w:ascii="Courier New" w:hAnsi="Courier New" w:cs="Courier New" w:hint="default"/>
+      </w:rPr>
+    </w:lvl>
+    <w:lvl w:ilvl="8" w:tplc="04090005" w:tentative="1">
+      <w:start w:val="1"/>
+      <w:numFmt w:val="bullet"/>
+      <w:lvlText w:val=""/>
+      <w:lvlJc w:val="left"/>
+      <w:pPr>
+        <w:ind w:left="6480" w:hanging="360"/>
+      </w:pPr>
+      <w:rPr>
+        <w:rFonts w:ascii="Wingdings" w:hAnsi="Wingdings" w:hint="default"/>
+      </w:rPr>
+    </w:lvl>
+  </w:abstractNum>
+  <w:abstractNum w:abstractNumId="59" w15:restartNumberingAfterBreak="0">
     <w:nsid w:val="5D2B0A39"/>
     <w:multiLevelType w:val="hybridMultilevel"/>
     <w:tmpl w:val="C518B3A2"/>
@@ -40443,7 +42118,7 @@
       </w:rPr>
     </w:lvl>
   </w:abstractNum>
-  <w:abstractNum w:abstractNumId="55" w15:restartNumberingAfterBreak="0">
+  <w:abstractNum w:abstractNumId="60" w15:restartNumberingAfterBreak="0">
     <w:nsid w:val="5E244B6B"/>
     <w:multiLevelType w:val="hybridMultilevel"/>
     <w:tmpl w:val="8FEA87F8"/>
@@ -40556,7 +42231,7 @@
       </w:rPr>
     </w:lvl>
   </w:abstractNum>
-  <w:abstractNum w:abstractNumId="56" w15:restartNumberingAfterBreak="0">
+  <w:abstractNum w:abstractNumId="61" w15:restartNumberingAfterBreak="0">
     <w:nsid w:val="5F1E4C3F"/>
     <w:multiLevelType w:val="hybridMultilevel"/>
     <w:tmpl w:val="93E2BCEA"/>
@@ -40642,7 +42317,7 @@
       </w:pPr>
     </w:lvl>
   </w:abstractNum>
-  <w:abstractNum w:abstractNumId="57" w15:restartNumberingAfterBreak="0">
+  <w:abstractNum w:abstractNumId="62" w15:restartNumberingAfterBreak="0">
     <w:nsid w:val="5FE2385F"/>
     <w:multiLevelType w:val="hybridMultilevel"/>
     <w:tmpl w:val="A4026CB4"/>
@@ -40755,7 +42430,120 @@
       </w:rPr>
     </w:lvl>
   </w:abstractNum>
-  <w:abstractNum w:abstractNumId="58" w15:restartNumberingAfterBreak="0">
+  <w:abstractNum w:abstractNumId="63" w15:restartNumberingAfterBreak="0">
+    <w:nsid w:val="62941D53"/>
+    <w:multiLevelType w:val="hybridMultilevel"/>
+    <w:tmpl w:val="46604566"/>
+    <w:lvl w:ilvl="0" w:tplc="04090003">
+      <w:start w:val="1"/>
+      <w:numFmt w:val="bullet"/>
+      <w:lvlText w:val="o"/>
+      <w:lvlJc w:val="left"/>
+      <w:pPr>
+        <w:ind w:left="720" w:hanging="360"/>
+      </w:pPr>
+      <w:rPr>
+        <w:rFonts w:ascii="Courier New" w:hAnsi="Courier New" w:cs="Courier New" w:hint="default"/>
+      </w:rPr>
+    </w:lvl>
+    <w:lvl w:ilvl="1" w:tplc="FFFFFFFF" w:tentative="1">
+      <w:start w:val="1"/>
+      <w:numFmt w:val="bullet"/>
+      <w:lvlText w:val="o"/>
+      <w:lvlJc w:val="left"/>
+      <w:pPr>
+        <w:ind w:left="1440" w:hanging="360"/>
+      </w:pPr>
+      <w:rPr>
+        <w:rFonts w:ascii="Courier New" w:hAnsi="Courier New" w:cs="Courier New" w:hint="default"/>
+      </w:rPr>
+    </w:lvl>
+    <w:lvl w:ilvl="2" w:tplc="FFFFFFFF" w:tentative="1">
+      <w:start w:val="1"/>
+      <w:numFmt w:val="bullet"/>
+      <w:lvlText w:val=""/>
+      <w:lvlJc w:val="left"/>
+      <w:pPr>
+        <w:ind w:left="2160" w:hanging="360"/>
+      </w:pPr>
+      <w:rPr>
+        <w:rFonts w:ascii="Wingdings" w:hAnsi="Wingdings" w:hint="default"/>
+      </w:rPr>
+    </w:lvl>
+    <w:lvl w:ilvl="3" w:tplc="FFFFFFFF" w:tentative="1">
+      <w:start w:val="1"/>
+      <w:numFmt w:val="bullet"/>
+      <w:lvlText w:val=""/>
+      <w:lvlJc w:val="left"/>
+      <w:pPr>
+        <w:ind w:left="2880" w:hanging="360"/>
+      </w:pPr>
+      <w:rPr>
+        <w:rFonts w:ascii="Symbol" w:hAnsi="Symbol" w:hint="default"/>
+      </w:rPr>
+    </w:lvl>
+    <w:lvl w:ilvl="4" w:tplc="FFFFFFFF" w:tentative="1">
+      <w:start w:val="1"/>
+      <w:numFmt w:val="bullet"/>
+      <w:lvlText w:val="o"/>
+      <w:lvlJc w:val="left"/>
+      <w:pPr>
+        <w:ind w:left="3600" w:hanging="360"/>
+      </w:pPr>
+      <w:rPr>
+        <w:rFonts w:ascii="Courier New" w:hAnsi="Courier New" w:cs="Courier New" w:hint="default"/>
+      </w:rPr>
+    </w:lvl>
+    <w:lvl w:ilvl="5" w:tplc="FFFFFFFF" w:tentative="1">
+      <w:start w:val="1"/>
+      <w:numFmt w:val="bullet"/>
+      <w:lvlText w:val=""/>
+      <w:lvlJc w:val="left"/>
+      <w:pPr>
+        <w:ind w:left="4320" w:hanging="360"/>
+      </w:pPr>
+      <w:rPr>
+        <w:rFonts w:ascii="Wingdings" w:hAnsi="Wingdings" w:hint="default"/>
+      </w:rPr>
+    </w:lvl>
+    <w:lvl w:ilvl="6" w:tplc="FFFFFFFF" w:tentative="1">
+      <w:start w:val="1"/>
+      <w:numFmt w:val="bullet"/>
+      <w:lvlText w:val=""/>
+      <w:lvlJc w:val="left"/>
+      <w:pPr>
+        <w:ind w:left="5040" w:hanging="360"/>
+      </w:pPr>
+      <w:rPr>
+        <w:rFonts w:ascii="Symbol" w:hAnsi="Symbol" w:hint="default"/>
+      </w:rPr>
+    </w:lvl>
+    <w:lvl w:ilvl="7" w:tplc="FFFFFFFF" w:tentative="1">
+      <w:start w:val="1"/>
+      <w:numFmt w:val="bullet"/>
+      <w:lvlText w:val="o"/>
+      <w:lvlJc w:val="left"/>
+      <w:pPr>
+        <w:ind w:left="5760" w:hanging="360"/>
+      </w:pPr>
+      <w:rPr>
+        <w:rFonts w:ascii="Courier New" w:hAnsi="Courier New" w:cs="Courier New" w:hint="default"/>
+      </w:rPr>
+    </w:lvl>
+    <w:lvl w:ilvl="8" w:tplc="FFFFFFFF" w:tentative="1">
+      <w:start w:val="1"/>
+      <w:numFmt w:val="bullet"/>
+      <w:lvlText w:val=""/>
+      <w:lvlJc w:val="left"/>
+      <w:pPr>
+        <w:ind w:left="6480" w:hanging="360"/>
+      </w:pPr>
+      <w:rPr>
+        <w:rFonts w:ascii="Wingdings" w:hAnsi="Wingdings" w:hint="default"/>
+      </w:rPr>
+    </w:lvl>
+  </w:abstractNum>
+  <w:abstractNum w:abstractNumId="64" w15:restartNumberingAfterBreak="0">
     <w:nsid w:val="68A01758"/>
     <w:multiLevelType w:val="hybridMultilevel"/>
     <w:tmpl w:val="8FA069E4"/>
@@ -40868,7 +42656,120 @@
       </w:rPr>
     </w:lvl>
   </w:abstractNum>
-  <w:abstractNum w:abstractNumId="59" w15:restartNumberingAfterBreak="0">
+  <w:abstractNum w:abstractNumId="65" w15:restartNumberingAfterBreak="0">
+    <w:nsid w:val="69E83B6A"/>
+    <w:multiLevelType w:val="hybridMultilevel"/>
+    <w:tmpl w:val="0F824B04"/>
+    <w:lvl w:ilvl="0" w:tplc="04090003">
+      <w:start w:val="1"/>
+      <w:numFmt w:val="bullet"/>
+      <w:lvlText w:val="o"/>
+      <w:lvlJc w:val="left"/>
+      <w:pPr>
+        <w:ind w:left="720" w:hanging="360"/>
+      </w:pPr>
+      <w:rPr>
+        <w:rFonts w:ascii="Courier New" w:hAnsi="Courier New" w:cs="Courier New" w:hint="default"/>
+      </w:rPr>
+    </w:lvl>
+    <w:lvl w:ilvl="1" w:tplc="04090003" w:tentative="1">
+      <w:start w:val="1"/>
+      <w:numFmt w:val="bullet"/>
+      <w:lvlText w:val="o"/>
+      <w:lvlJc w:val="left"/>
+      <w:pPr>
+        <w:ind w:left="1440" w:hanging="360"/>
+      </w:pPr>
+      <w:rPr>
+        <w:rFonts w:ascii="Courier New" w:hAnsi="Courier New" w:cs="Courier New" w:hint="default"/>
+      </w:rPr>
+    </w:lvl>
+    <w:lvl w:ilvl="2" w:tplc="04090005" w:tentative="1">
+      <w:start w:val="1"/>
+      <w:numFmt w:val="bullet"/>
+      <w:lvlText w:val=""/>
+      <w:lvlJc w:val="left"/>
+      <w:pPr>
+        <w:ind w:left="2160" w:hanging="360"/>
+      </w:pPr>
+      <w:rPr>
+        <w:rFonts w:ascii="Wingdings" w:hAnsi="Wingdings" w:hint="default"/>
+      </w:rPr>
+    </w:lvl>
+    <w:lvl w:ilvl="3" w:tplc="04090001" w:tentative="1">
+      <w:start w:val="1"/>
+      <w:numFmt w:val="bullet"/>
+      <w:lvlText w:val=""/>
+      <w:lvlJc w:val="left"/>
+      <w:pPr>
+        <w:ind w:left="2880" w:hanging="360"/>
+      </w:pPr>
+      <w:rPr>
+        <w:rFonts w:ascii="Symbol" w:hAnsi="Symbol" w:hint="default"/>
+      </w:rPr>
+    </w:lvl>
+    <w:lvl w:ilvl="4" w:tplc="04090003" w:tentative="1">
+      <w:start w:val="1"/>
+      <w:numFmt w:val="bullet"/>
+      <w:lvlText w:val="o"/>
+      <w:lvlJc w:val="left"/>
+      <w:pPr>
+        <w:ind w:left="3600" w:hanging="360"/>
+      </w:pPr>
+      <w:rPr>
+        <w:rFonts w:ascii="Courier New" w:hAnsi="Courier New" w:cs="Courier New" w:hint="default"/>
+      </w:rPr>
+    </w:lvl>
+    <w:lvl w:ilvl="5" w:tplc="04090005" w:tentative="1">
+      <w:start w:val="1"/>
+      <w:numFmt w:val="bullet"/>
+      <w:lvlText w:val=""/>
+      <w:lvlJc w:val="left"/>
+      <w:pPr>
+        <w:ind w:left="4320" w:hanging="360"/>
+      </w:pPr>
+      <w:rPr>
+        <w:rFonts w:ascii="Wingdings" w:hAnsi="Wingdings" w:hint="default"/>
+      </w:rPr>
+    </w:lvl>
+    <w:lvl w:ilvl="6" w:tplc="04090001" w:tentative="1">
+      <w:start w:val="1"/>
+      <w:numFmt w:val="bullet"/>
+      <w:lvlText w:val=""/>
+      <w:lvlJc w:val="left"/>
+      <w:pPr>
+        <w:ind w:left="5040" w:hanging="360"/>
+      </w:pPr>
+      <w:rPr>
+        <w:rFonts w:ascii="Symbol" w:hAnsi="Symbol" w:hint="default"/>
+      </w:rPr>
+    </w:lvl>
+    <w:lvl w:ilvl="7" w:tplc="04090003" w:tentative="1">
+      <w:start w:val="1"/>
+      <w:numFmt w:val="bullet"/>
+      <w:lvlText w:val="o"/>
+      <w:lvlJc w:val="left"/>
+      <w:pPr>
+        <w:ind w:left="5760" w:hanging="360"/>
+      </w:pPr>
+      <w:rPr>
+        <w:rFonts w:ascii="Courier New" w:hAnsi="Courier New" w:cs="Courier New" w:hint="default"/>
+      </w:rPr>
+    </w:lvl>
+    <w:lvl w:ilvl="8" w:tplc="04090005" w:tentative="1">
+      <w:start w:val="1"/>
+      <w:numFmt w:val="bullet"/>
+      <w:lvlText w:val=""/>
+      <w:lvlJc w:val="left"/>
+      <w:pPr>
+        <w:ind w:left="6480" w:hanging="360"/>
+      </w:pPr>
+      <w:rPr>
+        <w:rFonts w:ascii="Wingdings" w:hAnsi="Wingdings" w:hint="default"/>
+      </w:rPr>
+    </w:lvl>
+  </w:abstractNum>
+  <w:abstractNum w:abstractNumId="66" w15:restartNumberingAfterBreak="0">
     <w:nsid w:val="6CB52A5F"/>
     <w:multiLevelType w:val="hybridMultilevel"/>
     <w:tmpl w:val="9442358E"/>
@@ -40954,7 +42855,7 @@
       </w:pPr>
     </w:lvl>
   </w:abstractNum>
-  <w:abstractNum w:abstractNumId="60" w15:restartNumberingAfterBreak="0">
+  <w:abstractNum w:abstractNumId="67" w15:restartNumberingAfterBreak="0">
     <w:nsid w:val="6EE45FE1"/>
     <w:multiLevelType w:val="hybridMultilevel"/>
     <w:tmpl w:val="119E271E"/>
@@ -41067,7 +42968,7 @@
       </w:rPr>
     </w:lvl>
   </w:abstractNum>
-  <w:abstractNum w:abstractNumId="61" w15:restartNumberingAfterBreak="0">
+  <w:abstractNum w:abstractNumId="68" w15:restartNumberingAfterBreak="0">
     <w:nsid w:val="6EEC322D"/>
     <w:multiLevelType w:val="hybridMultilevel"/>
     <w:tmpl w:val="5C62A386"/>
@@ -41180,7 +43081,7 @@
       </w:rPr>
     </w:lvl>
   </w:abstractNum>
-  <w:abstractNum w:abstractNumId="62" w15:restartNumberingAfterBreak="0">
+  <w:abstractNum w:abstractNumId="69" w15:restartNumberingAfterBreak="0">
     <w:nsid w:val="71411F68"/>
     <w:multiLevelType w:val="hybridMultilevel"/>
     <w:tmpl w:val="4E9E5BC2"/>
@@ -41293,7 +43194,7 @@
       </w:rPr>
     </w:lvl>
   </w:abstractNum>
-  <w:abstractNum w:abstractNumId="63" w15:restartNumberingAfterBreak="0">
+  <w:abstractNum w:abstractNumId="70" w15:restartNumberingAfterBreak="0">
     <w:nsid w:val="716B58C1"/>
     <w:multiLevelType w:val="hybridMultilevel"/>
     <w:tmpl w:val="47608A00"/>
@@ -41406,7 +43307,7 @@
       </w:rPr>
     </w:lvl>
   </w:abstractNum>
-  <w:abstractNum w:abstractNumId="64" w15:restartNumberingAfterBreak="0">
+  <w:abstractNum w:abstractNumId="71" w15:restartNumberingAfterBreak="0">
     <w:nsid w:val="72F8715F"/>
     <w:multiLevelType w:val="hybridMultilevel"/>
     <w:tmpl w:val="437412B0"/>
@@ -41519,7 +43420,7 @@
       </w:rPr>
     </w:lvl>
   </w:abstractNum>
-  <w:abstractNum w:abstractNumId="65" w15:restartNumberingAfterBreak="0">
+  <w:abstractNum w:abstractNumId="72" w15:restartNumberingAfterBreak="0">
     <w:nsid w:val="755B6B56"/>
     <w:multiLevelType w:val="hybridMultilevel"/>
     <w:tmpl w:val="10FCFF62"/>
@@ -41632,7 +43533,7 @@
       </w:rPr>
     </w:lvl>
   </w:abstractNum>
-  <w:abstractNum w:abstractNumId="66" w15:restartNumberingAfterBreak="0">
+  <w:abstractNum w:abstractNumId="73" w15:restartNumberingAfterBreak="0">
     <w:nsid w:val="75D71CBE"/>
     <w:multiLevelType w:val="hybridMultilevel"/>
     <w:tmpl w:val="A3BCEF22"/>
@@ -41718,7 +43619,7 @@
       </w:pPr>
     </w:lvl>
   </w:abstractNum>
-  <w:abstractNum w:abstractNumId="67" w15:restartNumberingAfterBreak="0">
+  <w:abstractNum w:abstractNumId="74" w15:restartNumberingAfterBreak="0">
     <w:nsid w:val="77A83F4A"/>
     <w:multiLevelType w:val="hybridMultilevel"/>
     <w:tmpl w:val="94364C26"/>
@@ -41831,7 +43732,7 @@
       </w:rPr>
     </w:lvl>
   </w:abstractNum>
-  <w:abstractNum w:abstractNumId="68" w15:restartNumberingAfterBreak="0">
+  <w:abstractNum w:abstractNumId="75" w15:restartNumberingAfterBreak="0">
     <w:nsid w:val="77BD5C11"/>
     <w:multiLevelType w:val="hybridMultilevel"/>
     <w:tmpl w:val="0FF0D7C2"/>
@@ -41944,7 +43845,7 @@
       </w:rPr>
     </w:lvl>
   </w:abstractNum>
-  <w:abstractNum w:abstractNumId="69" w15:restartNumberingAfterBreak="0">
+  <w:abstractNum w:abstractNumId="76" w15:restartNumberingAfterBreak="0">
     <w:nsid w:val="79576246"/>
     <w:multiLevelType w:val="hybridMultilevel"/>
     <w:tmpl w:val="A5BE155C"/>
@@ -42057,7 +43958,7 @@
       </w:rPr>
     </w:lvl>
   </w:abstractNum>
-  <w:abstractNum w:abstractNumId="70" w15:restartNumberingAfterBreak="0">
+  <w:abstractNum w:abstractNumId="77" w15:restartNumberingAfterBreak="0">
     <w:nsid w:val="7AC53176"/>
     <w:multiLevelType w:val="hybridMultilevel"/>
     <w:tmpl w:val="881C31AE"/>
@@ -42170,7 +44071,7 @@
       </w:rPr>
     </w:lvl>
   </w:abstractNum>
-  <w:abstractNum w:abstractNumId="71" w15:restartNumberingAfterBreak="0">
+  <w:abstractNum w:abstractNumId="78" w15:restartNumberingAfterBreak="0">
     <w:nsid w:val="7B0B3951"/>
     <w:multiLevelType w:val="hybridMultilevel"/>
     <w:tmpl w:val="44A86E4E"/>
@@ -42256,7 +44157,7 @@
       </w:pPr>
     </w:lvl>
   </w:abstractNum>
-  <w:abstractNum w:abstractNumId="72" w15:restartNumberingAfterBreak="0">
+  <w:abstractNum w:abstractNumId="79" w15:restartNumberingAfterBreak="0">
     <w:nsid w:val="7B205B09"/>
     <w:multiLevelType w:val="hybridMultilevel"/>
     <w:tmpl w:val="7D06D5F8"/>
@@ -42369,7 +44270,7 @@
       </w:rPr>
     </w:lvl>
   </w:abstractNum>
-  <w:abstractNum w:abstractNumId="73" w15:restartNumberingAfterBreak="0">
+  <w:abstractNum w:abstractNumId="80" w15:restartNumberingAfterBreak="0">
     <w:nsid w:val="7CF81BF4"/>
     <w:multiLevelType w:val="hybridMultilevel"/>
     <w:tmpl w:val="2686468E"/>
@@ -42483,228 +44384,249 @@
     </w:lvl>
   </w:abstractNum>
   <w:num w:numId="1" w16cid:durableId="1143276030">
-    <w:abstractNumId w:val="8"/>
+    <w:abstractNumId w:val="9"/>
   </w:num>
   <w:num w:numId="2" w16cid:durableId="1034962332">
-    <w:abstractNumId w:val="27"/>
+    <w:abstractNumId w:val="29"/>
   </w:num>
   <w:num w:numId="3" w16cid:durableId="125465519">
+    <w:abstractNumId w:val="57"/>
+  </w:num>
+  <w:num w:numId="4" w16cid:durableId="1258517929">
+    <w:abstractNumId w:val="21"/>
+  </w:num>
+  <w:num w:numId="5" w16cid:durableId="1843860104">
+    <w:abstractNumId w:val="20"/>
+  </w:num>
+  <w:num w:numId="6" w16cid:durableId="1926497359">
+    <w:abstractNumId w:val="75"/>
+  </w:num>
+  <w:num w:numId="7" w16cid:durableId="370225748">
+    <w:abstractNumId w:val="42"/>
+  </w:num>
+  <w:num w:numId="8" w16cid:durableId="506598367">
+    <w:abstractNumId w:val="34"/>
+  </w:num>
+  <w:num w:numId="9" w16cid:durableId="1941445215">
+    <w:abstractNumId w:val="64"/>
+  </w:num>
+  <w:num w:numId="10" w16cid:durableId="838227339">
+    <w:abstractNumId w:val="44"/>
+  </w:num>
+  <w:num w:numId="11" w16cid:durableId="1464735711">
+    <w:abstractNumId w:val="78"/>
+  </w:num>
+  <w:num w:numId="12" w16cid:durableId="1828550284">
+    <w:abstractNumId w:val="19"/>
+  </w:num>
+  <w:num w:numId="13" w16cid:durableId="896629505">
+    <w:abstractNumId w:val="15"/>
+  </w:num>
+  <w:num w:numId="14" w16cid:durableId="1254315157">
+    <w:abstractNumId w:val="31"/>
+  </w:num>
+  <w:num w:numId="15" w16cid:durableId="1545478913">
+    <w:abstractNumId w:val="14"/>
+  </w:num>
+  <w:num w:numId="16" w16cid:durableId="432749018">
+    <w:abstractNumId w:val="11"/>
+  </w:num>
+  <w:num w:numId="17" w16cid:durableId="1401756114">
+    <w:abstractNumId w:val="55"/>
+  </w:num>
+  <w:num w:numId="18" w16cid:durableId="1204249645">
+    <w:abstractNumId w:val="51"/>
+  </w:num>
+  <w:num w:numId="19" w16cid:durableId="1258977636">
+    <w:abstractNumId w:val="45"/>
+  </w:num>
+  <w:num w:numId="20" w16cid:durableId="2029872079">
+    <w:abstractNumId w:val="5"/>
+  </w:num>
+  <w:num w:numId="21" w16cid:durableId="309991640">
     <w:abstractNumId w:val="53"/>
   </w:num>
-  <w:num w:numId="4" w16cid:durableId="1258517929">
-    <w:abstractNumId w:val="19"/>
+  <w:num w:numId="22" w16cid:durableId="1116409724">
+    <w:abstractNumId w:val="41"/>
   </w:num>
-  <w:num w:numId="5" w16cid:durableId="1843860104">
-    <w:abstractNumId w:val="18"/>
+  <w:num w:numId="23" w16cid:durableId="322780233">
+    <w:abstractNumId w:val="74"/>
   </w:num>
-  <w:num w:numId="6" w16cid:durableId="1926497359">
-    <w:abstractNumId w:val="68"/>
+  <w:num w:numId="24" w16cid:durableId="1054349657">
+    <w:abstractNumId w:val="26"/>
   </w:num>
-  <w:num w:numId="7" w16cid:durableId="370225748">
-    <w:abstractNumId w:val="38"/>
+  <w:num w:numId="25" w16cid:durableId="552277284">
+    <w:abstractNumId w:val="48"/>
   </w:num>
-  <w:num w:numId="8" w16cid:durableId="506598367">
-    <w:abstractNumId w:val="31"/>
+  <w:num w:numId="26" w16cid:durableId="1977484625">
+    <w:abstractNumId w:val="23"/>
   </w:num>
-  <w:num w:numId="9" w16cid:durableId="1941445215">
-    <w:abstractNumId w:val="58"/>
-  </w:num>
-  <w:num w:numId="10" w16cid:durableId="838227339">
-    <w:abstractNumId w:val="40"/>
-  </w:num>
-  <w:num w:numId="11" w16cid:durableId="1464735711">
-    <w:abstractNumId w:val="71"/>
-  </w:num>
-  <w:num w:numId="12" w16cid:durableId="1828550284">
-    <w:abstractNumId w:val="17"/>
-  </w:num>
-  <w:num w:numId="13" w16cid:durableId="896629505">
-    <w:abstractNumId w:val="14"/>
-  </w:num>
-  <w:num w:numId="14" w16cid:durableId="1254315157">
-    <w:abstractNumId w:val="28"/>
-  </w:num>
-  <w:num w:numId="15" w16cid:durableId="1545478913">
+  <w:num w:numId="27" w16cid:durableId="1534658380">
     <w:abstractNumId w:val="13"/>
   </w:num>
-  <w:num w:numId="16" w16cid:durableId="432749018">
-    <w:abstractNumId w:val="10"/>
+  <w:num w:numId="28" w16cid:durableId="386144493">
+    <w:abstractNumId w:val="72"/>
   </w:num>
-  <w:num w:numId="17" w16cid:durableId="1401756114">
-    <w:abstractNumId w:val="51"/>
-  </w:num>
-  <w:num w:numId="18" w16cid:durableId="1204249645">
-    <w:abstractNumId w:val="47"/>
-  </w:num>
-  <w:num w:numId="19" w16cid:durableId="1258977636">
-    <w:abstractNumId w:val="41"/>
-  </w:num>
-  <w:num w:numId="20" w16cid:durableId="2029872079">
-    <w:abstractNumId w:val="4"/>
-  </w:num>
-  <w:num w:numId="21" w16cid:durableId="309991640">
-    <w:abstractNumId w:val="49"/>
-  </w:num>
-  <w:num w:numId="22" w16cid:durableId="1116409724">
-    <w:abstractNumId w:val="37"/>
-  </w:num>
-  <w:num w:numId="23" w16cid:durableId="322780233">
-    <w:abstractNumId w:val="67"/>
-  </w:num>
-  <w:num w:numId="24" w16cid:durableId="1054349657">
+  <w:num w:numId="29" w16cid:durableId="2132167388">
     <w:abstractNumId w:val="24"/>
   </w:num>
-  <w:num w:numId="25" w16cid:durableId="552277284">
-    <w:abstractNumId w:val="44"/>
-  </w:num>
-  <w:num w:numId="26" w16cid:durableId="1977484625">
-    <w:abstractNumId w:val="21"/>
-  </w:num>
-  <w:num w:numId="27" w16cid:durableId="1534658380">
-    <w:abstractNumId w:val="12"/>
-  </w:num>
-  <w:num w:numId="28" w16cid:durableId="386144493">
-    <w:abstractNumId w:val="65"/>
-  </w:num>
-  <w:num w:numId="29" w16cid:durableId="2132167388">
-    <w:abstractNumId w:val="22"/>
-  </w:num>
   <w:num w:numId="30" w16cid:durableId="1111781599">
-    <w:abstractNumId w:val="57"/>
+    <w:abstractNumId w:val="62"/>
   </w:num>
   <w:num w:numId="31" w16cid:durableId="668556855">
-    <w:abstractNumId w:val="25"/>
+    <w:abstractNumId w:val="27"/>
   </w:num>
   <w:num w:numId="32" w16cid:durableId="1984579431">
     <w:abstractNumId w:val="0"/>
   </w:num>
   <w:num w:numId="33" w16cid:durableId="1641962956">
-    <w:abstractNumId w:val="23"/>
+    <w:abstractNumId w:val="25"/>
   </w:num>
   <w:num w:numId="34" w16cid:durableId="88744314">
-    <w:abstractNumId w:val="63"/>
+    <w:abstractNumId w:val="70"/>
   </w:num>
   <w:num w:numId="35" w16cid:durableId="2022127337">
-    <w:abstractNumId w:val="46"/>
+    <w:abstractNumId w:val="50"/>
   </w:num>
   <w:num w:numId="36" w16cid:durableId="743453144">
-    <w:abstractNumId w:val="59"/>
+    <w:abstractNumId w:val="66"/>
   </w:num>
   <w:num w:numId="37" w16cid:durableId="589193542">
-    <w:abstractNumId w:val="64"/>
+    <w:abstractNumId w:val="71"/>
   </w:num>
   <w:num w:numId="38" w16cid:durableId="1060985723">
+    <w:abstractNumId w:val="40"/>
+  </w:num>
+  <w:num w:numId="39" w16cid:durableId="1137575752">
+    <w:abstractNumId w:val="12"/>
+  </w:num>
+  <w:num w:numId="40" w16cid:durableId="661202924">
     <w:abstractNumId w:val="36"/>
   </w:num>
-  <w:num w:numId="39" w16cid:durableId="1137575752">
-    <w:abstractNumId w:val="11"/>
-  </w:num>
-  <w:num w:numId="40" w16cid:durableId="661202924">
-    <w:abstractNumId w:val="33"/>
-  </w:num>
   <w:num w:numId="41" w16cid:durableId="1478105328">
-    <w:abstractNumId w:val="50"/>
+    <w:abstractNumId w:val="54"/>
   </w:num>
   <w:num w:numId="42" w16cid:durableId="56251777">
+    <w:abstractNumId w:val="67"/>
+  </w:num>
+  <w:num w:numId="43" w16cid:durableId="1923681215">
+    <w:abstractNumId w:val="37"/>
+  </w:num>
+  <w:num w:numId="44" w16cid:durableId="1006831611">
     <w:abstractNumId w:val="60"/>
   </w:num>
-  <w:num w:numId="43" w16cid:durableId="1923681215">
-    <w:abstractNumId w:val="34"/>
-  </w:num>
-  <w:num w:numId="44" w16cid:durableId="1006831611">
-    <w:abstractNumId w:val="55"/>
-  </w:num>
   <w:num w:numId="45" w16cid:durableId="1446075123">
-    <w:abstractNumId w:val="9"/>
+    <w:abstractNumId w:val="10"/>
   </w:num>
   <w:num w:numId="46" w16cid:durableId="1648896361">
-    <w:abstractNumId w:val="45"/>
+    <w:abstractNumId w:val="49"/>
   </w:num>
   <w:num w:numId="47" w16cid:durableId="1735154766">
-    <w:abstractNumId w:val="56"/>
+    <w:abstractNumId w:val="61"/>
   </w:num>
   <w:num w:numId="48" w16cid:durableId="1289434488">
-    <w:abstractNumId w:val="62"/>
+    <w:abstractNumId w:val="69"/>
   </w:num>
   <w:num w:numId="49" w16cid:durableId="2119369249">
     <w:abstractNumId w:val="1"/>
   </w:num>
   <w:num w:numId="50" w16cid:durableId="195315142">
-    <w:abstractNumId w:val="66"/>
+    <w:abstractNumId w:val="73"/>
   </w:num>
   <w:num w:numId="51" w16cid:durableId="690423250">
-    <w:abstractNumId w:val="26"/>
+    <w:abstractNumId w:val="28"/>
   </w:num>
   <w:num w:numId="52" w16cid:durableId="1566066118">
-    <w:abstractNumId w:val="5"/>
+    <w:abstractNumId w:val="6"/>
   </w:num>
   <w:num w:numId="53" w16cid:durableId="85536140">
-    <w:abstractNumId w:val="6"/>
+    <w:abstractNumId w:val="7"/>
   </w:num>
   <w:num w:numId="54" w16cid:durableId="2107846099">
-    <w:abstractNumId w:val="42"/>
+    <w:abstractNumId w:val="46"/>
   </w:num>
   <w:num w:numId="55" w16cid:durableId="509563352">
-    <w:abstractNumId w:val="7"/>
+    <w:abstractNumId w:val="8"/>
   </w:num>
   <w:num w:numId="56" w16cid:durableId="1345087426">
-    <w:abstractNumId w:val="48"/>
+    <w:abstractNumId w:val="52"/>
   </w:num>
   <w:num w:numId="57" w16cid:durableId="783118122">
-    <w:abstractNumId w:val="29"/>
+    <w:abstractNumId w:val="32"/>
   </w:num>
   <w:num w:numId="58" w16cid:durableId="861435676">
+    <w:abstractNumId w:val="38"/>
+  </w:num>
+  <w:num w:numId="59" w16cid:durableId="2062056329">
+    <w:abstractNumId w:val="77"/>
+  </w:num>
+  <w:num w:numId="60" w16cid:durableId="1091781898">
+    <w:abstractNumId w:val="16"/>
+  </w:num>
+  <w:num w:numId="61" w16cid:durableId="170265073">
+    <w:abstractNumId w:val="18"/>
+  </w:num>
+  <w:num w:numId="62" w16cid:durableId="1890652973">
+    <w:abstractNumId w:val="47"/>
+  </w:num>
+  <w:num w:numId="63" w16cid:durableId="1698968552">
     <w:abstractNumId w:val="35"/>
   </w:num>
-  <w:num w:numId="59" w16cid:durableId="2062056329">
-    <w:abstractNumId w:val="70"/>
-  </w:num>
-  <w:num w:numId="60" w16cid:durableId="1091781898">
-    <w:abstractNumId w:val="15"/>
-  </w:num>
-  <w:num w:numId="61" w16cid:durableId="170265073">
-    <w:abstractNumId w:val="16"/>
-  </w:num>
-  <w:num w:numId="62" w16cid:durableId="1890652973">
-    <w:abstractNumId w:val="43"/>
-  </w:num>
-  <w:num w:numId="63" w16cid:durableId="1698968552">
-    <w:abstractNumId w:val="32"/>
-  </w:num>
   <w:num w:numId="64" w16cid:durableId="699209915">
-    <w:abstractNumId w:val="72"/>
+    <w:abstractNumId w:val="79"/>
   </w:num>
   <w:num w:numId="65" w16cid:durableId="165485899">
-    <w:abstractNumId w:val="69"/>
+    <w:abstractNumId w:val="76"/>
   </w:num>
   <w:num w:numId="66" w16cid:durableId="1238441598">
     <w:abstractNumId w:val="2"/>
   </w:num>
   <w:num w:numId="67" w16cid:durableId="873469252">
-    <w:abstractNumId w:val="73"/>
+    <w:abstractNumId w:val="80"/>
   </w:num>
   <w:num w:numId="68" w16cid:durableId="881597956">
-    <w:abstractNumId w:val="39"/>
+    <w:abstractNumId w:val="43"/>
   </w:num>
   <w:num w:numId="69" w16cid:durableId="361908075">
-    <w:abstractNumId w:val="20"/>
+    <w:abstractNumId w:val="22"/>
   </w:num>
   <w:num w:numId="70" w16cid:durableId="1688603974">
-    <w:abstractNumId w:val="52"/>
+    <w:abstractNumId w:val="56"/>
   </w:num>
   <w:num w:numId="71" w16cid:durableId="737825083">
     <w:abstractNumId w:val="3"/>
   </w:num>
   <w:num w:numId="72" w16cid:durableId="342516610">
+    <w:abstractNumId w:val="33"/>
+  </w:num>
+  <w:num w:numId="73" w16cid:durableId="258834335">
+    <w:abstractNumId w:val="59"/>
+  </w:num>
+  <w:num w:numId="74" w16cid:durableId="863784046">
+    <w:abstractNumId w:val="68"/>
+  </w:num>
+  <w:num w:numId="75" w16cid:durableId="913275719">
     <w:abstractNumId w:val="30"/>
   </w:num>
-  <w:num w:numId="73" w16cid:durableId="258834335">
-    <w:abstractNumId w:val="54"/>
+  <w:num w:numId="76" w16cid:durableId="1874613058">
+    <w:abstractNumId w:val="58"/>
   </w:num>
-  <w:num w:numId="74" w16cid:durableId="863784046">
-    <w:abstractNumId w:val="61"/>
+  <w:num w:numId="77" w16cid:durableId="1178230099">
+    <w:abstractNumId w:val="4"/>
   </w:num>
-  <w:numIdMacAtCleanup w:val="69"/>
+  <w:num w:numId="78" w16cid:durableId="86007569">
+    <w:abstractNumId w:val="65"/>
+  </w:num>
+  <w:num w:numId="79" w16cid:durableId="1369991952">
+    <w:abstractNumId w:val="17"/>
+  </w:num>
+  <w:num w:numId="80" w16cid:durableId="818302654">
+    <w:abstractNumId w:val="63"/>
+  </w:num>
+  <w:num w:numId="81" w16cid:durableId="1009790886">
+    <w:abstractNumId w:val="39"/>
+  </w:num>
+  <w:numIdMacAtCleanup w:val="81"/>
 </w:numbering>
 </file>
 

--- a/Kubernetes/7-statefulset.docx
+++ b/Kubernetes/7-statefulset.docx
@@ -18,43 +18,7 @@
           <w:sz w:val="28"/>
           <w:szCs w:val="28"/>
         </w:rPr>
-        <w:t xml:space="preserve">A </w:t>
-      </w:r>
-      <w:proofErr w:type="spellStart"/>
-      <w:r>
-        <w:rPr>
-          <w:rFonts w:asciiTheme="majorBidi" w:hAnsiTheme="majorBidi" w:cstheme="majorBidi"/>
-          <w:sz w:val="28"/>
-          <w:szCs w:val="28"/>
-        </w:rPr>
-        <w:t>StatefulSet</w:t>
-      </w:r>
-      <w:proofErr w:type="spellEnd"/>
-      <w:r>
-        <w:rPr>
-          <w:rFonts w:asciiTheme="majorBidi" w:hAnsiTheme="majorBidi" w:cstheme="majorBidi"/>
-          <w:sz w:val="28"/>
-          <w:szCs w:val="28"/>
-        </w:rPr>
-        <w:t xml:space="preserve"> is a Kubernetes controller used to manage stateful applications. Unlike Deployments, which are designed for stateless workloads, </w:t>
-      </w:r>
-      <w:proofErr w:type="spellStart"/>
-      <w:r>
-        <w:rPr>
-          <w:rFonts w:asciiTheme="majorBidi" w:hAnsiTheme="majorBidi" w:cstheme="majorBidi"/>
-          <w:sz w:val="28"/>
-          <w:szCs w:val="28"/>
-        </w:rPr>
-        <w:t>StatefulSets</w:t>
-      </w:r>
-      <w:proofErr w:type="spellEnd"/>
-      <w:r>
-        <w:rPr>
-          <w:rFonts w:asciiTheme="majorBidi" w:hAnsiTheme="majorBidi" w:cstheme="majorBidi"/>
-          <w:sz w:val="28"/>
-          <w:szCs w:val="28"/>
-        </w:rPr>
-        <w:t xml:space="preserve"> provide stable identity, ordered deployment, and persistent storage for each Pod.</w:t>
+        <w:t>A StatefulSet is a Kubernetes controller used to manage stateful applications. Unlike Deployments, which are designed for stateless workloads, StatefulSets provide stable identity, ordered deployment, and persistent storage for each Pod.</w:t>
       </w:r>
     </w:p>
     <w:p>
@@ -482,25 +446,7 @@
           <w:sz w:val="28"/>
           <w:szCs w:val="28"/>
         </w:rPr>
-        <w:t xml:space="preserve">This is exactly what </w:t>
-      </w:r>
-      <w:proofErr w:type="spellStart"/>
-      <w:r>
-        <w:rPr>
-          <w:rFonts w:asciiTheme="majorBidi" w:hAnsiTheme="majorBidi" w:cstheme="majorBidi"/>
-          <w:sz w:val="28"/>
-          <w:szCs w:val="28"/>
-        </w:rPr>
-        <w:t>StatefulSets</w:t>
-      </w:r>
-      <w:proofErr w:type="spellEnd"/>
-      <w:r>
-        <w:rPr>
-          <w:rFonts w:asciiTheme="majorBidi" w:hAnsiTheme="majorBidi" w:cstheme="majorBidi"/>
-          <w:sz w:val="28"/>
-          <w:szCs w:val="28"/>
-        </w:rPr>
-        <w:t xml:space="preserve"> provide.</w:t>
+        <w:t>This is exactly what StatefulSets provide.</w:t>
       </w:r>
     </w:p>
     <w:p>
@@ -523,20 +469,8 @@
           <w:sz w:val="36"/>
           <w:szCs w:val="36"/>
         </w:rPr>
-        <w:t xml:space="preserve">Key Features of </w:t>
-      </w:r>
-      <w:proofErr w:type="spellStart"/>
-      <w:r>
-        <w:rPr>
-          <w:rFonts w:asciiTheme="majorBidi" w:hAnsiTheme="majorBidi" w:cstheme="majorBidi"/>
-          <w:b/>
-          <w:bCs/>
-          <w:sz w:val="36"/>
-          <w:szCs w:val="36"/>
-        </w:rPr>
-        <w:t>StatefulSet</w:t>
-      </w:r>
-      <w:proofErr w:type="spellEnd"/>
+        <w:t>Key Features of StatefulSet</w:t>
+      </w:r>
       <w:r>
         <w:rPr>
           <w:rFonts w:asciiTheme="majorBidi" w:hAnsiTheme="majorBidi" w:cstheme="majorBidi"/>
@@ -594,25 +528,7 @@
           <w:sz w:val="28"/>
           <w:szCs w:val="28"/>
         </w:rPr>
-        <w:t xml:space="preserve">Each Pod in a </w:t>
-      </w:r>
-      <w:proofErr w:type="spellStart"/>
-      <w:r>
-        <w:rPr>
-          <w:rFonts w:asciiTheme="majorBidi" w:hAnsiTheme="majorBidi" w:cstheme="majorBidi"/>
-          <w:sz w:val="28"/>
-          <w:szCs w:val="28"/>
-        </w:rPr>
-        <w:t>StatefulSet</w:t>
-      </w:r>
-      <w:proofErr w:type="spellEnd"/>
-      <w:r>
-        <w:rPr>
-          <w:rFonts w:asciiTheme="majorBidi" w:hAnsiTheme="majorBidi" w:cstheme="majorBidi"/>
-          <w:sz w:val="28"/>
-          <w:szCs w:val="28"/>
-        </w:rPr>
-        <w:t xml:space="preserve"> has a predictable and persistent name.</w:t>
+        <w:t>Each Pod in a StatefulSet has a predictable and persistent name.</w:t>
       </w:r>
       <w:r>
         <w:rPr>
@@ -656,9 +572,58 @@
           <w:sz w:val="28"/>
           <w:szCs w:val="28"/>
         </w:rPr>
-        <w:t>&lt;</w:t>
-      </w:r>
-      <w:proofErr w:type="spellStart"/>
+        <w:t>&lt;statefulset-name&gt;-&lt;ordinal-index&gt;</w:t>
+      </w:r>
+    </w:p>
+    <w:p>
+      <w:pPr>
+        <w:spacing w:after="60"/>
+        <w:ind w:left="360"/>
+        <w:jc w:val="both"/>
+        <w:rPr>
+          <w:rFonts w:asciiTheme="majorBidi" w:hAnsiTheme="majorBidi" w:cstheme="majorBidi"/>
+          <w:sz w:val="28"/>
+          <w:szCs w:val="28"/>
+          <w:u w:val="single"/>
+        </w:rPr>
+      </w:pPr>
+      <w:r>
+        <w:rPr>
+          <w:rFonts w:asciiTheme="majorBidi" w:hAnsiTheme="majorBidi" w:cstheme="majorBidi"/>
+          <w:sz w:val="28"/>
+          <w:szCs w:val="28"/>
+          <w:u w:val="single"/>
+        </w:rPr>
+        <w:t>Example:</w:t>
+      </w:r>
+    </w:p>
+    <w:p>
+      <w:pPr>
+        <w:spacing w:after="60"/>
+        <w:ind w:left="360"/>
+        <w:jc w:val="both"/>
+        <w:rPr>
+          <w:rFonts w:asciiTheme="majorBidi" w:hAnsiTheme="majorBidi" w:cstheme="majorBidi"/>
+          <w:sz w:val="28"/>
+          <w:szCs w:val="28"/>
+        </w:rPr>
+      </w:pPr>
+      <w:r>
+        <w:rPr>
+          <w:rFonts w:asciiTheme="majorBidi" w:hAnsiTheme="majorBidi" w:cstheme="majorBidi"/>
+          <w:sz w:val="28"/>
+          <w:szCs w:val="28"/>
+        </w:rPr>
+        <w:t>If the StatefulSet name is:</w:t>
+      </w:r>
+      <w:r>
+        <w:rPr>
+          <w:rFonts w:asciiTheme="majorBidi" w:hAnsiTheme="majorBidi" w:cstheme="majorBidi"/>
+          <w:sz w:val="28"/>
+          <w:szCs w:val="28"/>
+        </w:rPr>
+        <w:t xml:space="preserve"> </w:t>
+      </w:r>
       <w:r>
         <w:rPr>
           <w:rFonts w:asciiTheme="majorBidi" w:hAnsiTheme="majorBidi" w:cstheme="majorBidi"/>
@@ -669,103 +634,8 @@
           <w:sz w:val="28"/>
           <w:szCs w:val="28"/>
         </w:rPr>
-        <w:t>statefulset</w:t>
-      </w:r>
-      <w:proofErr w:type="spellEnd"/>
-      <w:r>
-        <w:rPr>
-          <w:rFonts w:asciiTheme="majorBidi" w:hAnsiTheme="majorBidi" w:cstheme="majorBidi"/>
-          <w:b/>
-          <w:bCs/>
-          <w:i/>
-          <w:iCs/>
-          <w:sz w:val="28"/>
-          <w:szCs w:val="28"/>
-        </w:rPr>
-        <w:t>-name&gt;-&lt;ordinal-index&gt;</w:t>
-      </w:r>
-    </w:p>
-    <w:p>
-      <w:pPr>
-        <w:spacing w:after="60"/>
-        <w:ind w:left="360"/>
-        <w:jc w:val="both"/>
-        <w:rPr>
-          <w:rFonts w:asciiTheme="majorBidi" w:hAnsiTheme="majorBidi" w:cstheme="majorBidi"/>
-          <w:sz w:val="28"/>
-          <w:szCs w:val="28"/>
-          <w:u w:val="single"/>
-        </w:rPr>
-      </w:pPr>
-      <w:r>
-        <w:rPr>
-          <w:rFonts w:asciiTheme="majorBidi" w:hAnsiTheme="majorBidi" w:cstheme="majorBidi"/>
-          <w:sz w:val="28"/>
-          <w:szCs w:val="28"/>
-          <w:u w:val="single"/>
-        </w:rPr>
-        <w:t>Example:</w:t>
-      </w:r>
-    </w:p>
-    <w:p>
-      <w:pPr>
-        <w:spacing w:after="60"/>
-        <w:ind w:left="360"/>
-        <w:jc w:val="both"/>
-        <w:rPr>
-          <w:rFonts w:asciiTheme="majorBidi" w:hAnsiTheme="majorBidi" w:cstheme="majorBidi"/>
-          <w:sz w:val="28"/>
-          <w:szCs w:val="28"/>
-        </w:rPr>
-      </w:pPr>
-      <w:r>
-        <w:rPr>
-          <w:rFonts w:asciiTheme="majorBidi" w:hAnsiTheme="majorBidi" w:cstheme="majorBidi"/>
-          <w:sz w:val="28"/>
-          <w:szCs w:val="28"/>
-        </w:rPr>
-        <w:t xml:space="preserve">If the </w:t>
-      </w:r>
-      <w:proofErr w:type="spellStart"/>
-      <w:r>
-        <w:rPr>
-          <w:rFonts w:asciiTheme="majorBidi" w:hAnsiTheme="majorBidi" w:cstheme="majorBidi"/>
-          <w:sz w:val="28"/>
-          <w:szCs w:val="28"/>
-        </w:rPr>
-        <w:t>StatefulSet</w:t>
-      </w:r>
-      <w:proofErr w:type="spellEnd"/>
-      <w:r>
-        <w:rPr>
-          <w:rFonts w:asciiTheme="majorBidi" w:hAnsiTheme="majorBidi" w:cstheme="majorBidi"/>
-          <w:sz w:val="28"/>
-          <w:szCs w:val="28"/>
-        </w:rPr>
-        <w:t xml:space="preserve"> name is:</w:t>
-      </w:r>
-      <w:r>
-        <w:rPr>
-          <w:rFonts w:asciiTheme="majorBidi" w:hAnsiTheme="majorBidi" w:cstheme="majorBidi"/>
-          <w:sz w:val="28"/>
-          <w:szCs w:val="28"/>
-        </w:rPr>
-        <w:t xml:space="preserve"> </w:t>
-      </w:r>
-      <w:proofErr w:type="spellStart"/>
-      <w:r>
-        <w:rPr>
-          <w:rFonts w:asciiTheme="majorBidi" w:hAnsiTheme="majorBidi" w:cstheme="majorBidi"/>
-          <w:b/>
-          <w:bCs/>
-          <w:i/>
-          <w:iCs/>
-          <w:sz w:val="28"/>
-          <w:szCs w:val="28"/>
-        </w:rPr>
         <w:t>mysql</w:t>
       </w:r>
-      <w:proofErr w:type="spellEnd"/>
       <w:r>
         <w:rPr>
           <w:rFonts w:asciiTheme="majorBidi" w:hAnsiTheme="majorBidi" w:cstheme="majorBidi"/>
@@ -978,25 +848,7 @@
           <w:sz w:val="28"/>
           <w:szCs w:val="28"/>
         </w:rPr>
-        <w:t xml:space="preserve">Each Pod in a </w:t>
-      </w:r>
-      <w:proofErr w:type="spellStart"/>
-      <w:r>
-        <w:rPr>
-          <w:rFonts w:asciiTheme="majorBidi" w:hAnsiTheme="majorBidi" w:cstheme="majorBidi"/>
-          <w:sz w:val="28"/>
-          <w:szCs w:val="28"/>
-        </w:rPr>
-        <w:t>StatefulSet</w:t>
-      </w:r>
-      <w:proofErr w:type="spellEnd"/>
-      <w:r>
-        <w:rPr>
-          <w:rFonts w:asciiTheme="majorBidi" w:hAnsiTheme="majorBidi" w:cstheme="majorBidi"/>
-          <w:sz w:val="28"/>
-          <w:szCs w:val="28"/>
-        </w:rPr>
-        <w:t xml:space="preserve"> receives a stable DNS hostname.</w:t>
+        <w:t>Each Pod in a StatefulSet receives a stable DNS hostname.</w:t>
       </w:r>
       <w:r>
         <w:rPr>
@@ -1196,43 +1048,7 @@
           <w:sz w:val="28"/>
           <w:szCs w:val="28"/>
         </w:rPr>
-        <w:t xml:space="preserve">When we use </w:t>
-      </w:r>
-      <w:proofErr w:type="spellStart"/>
-      <w:r>
-        <w:rPr>
-          <w:rFonts w:asciiTheme="majorBidi" w:hAnsiTheme="majorBidi" w:cstheme="majorBidi"/>
-          <w:sz w:val="28"/>
-          <w:szCs w:val="28"/>
-        </w:rPr>
-        <w:t>StatefulSets</w:t>
-      </w:r>
-      <w:proofErr w:type="spellEnd"/>
-      <w:r>
-        <w:rPr>
-          <w:rFonts w:asciiTheme="majorBidi" w:hAnsiTheme="majorBidi" w:cstheme="majorBidi"/>
-          <w:sz w:val="28"/>
-          <w:szCs w:val="28"/>
-        </w:rPr>
-        <w:t xml:space="preserve">, we typically place a Headless Service in front of them to enable stable DNS-based communication with the Pods. Consider a scenario where a backend application is deployed using a Deployment, and it needs to communicate with a database application deployed using a </w:t>
-      </w:r>
-      <w:proofErr w:type="spellStart"/>
-      <w:r>
-        <w:rPr>
-          <w:rFonts w:asciiTheme="majorBidi" w:hAnsiTheme="majorBidi" w:cstheme="majorBidi"/>
-          <w:sz w:val="28"/>
-          <w:szCs w:val="28"/>
-        </w:rPr>
-        <w:t>StatefulSet</w:t>
-      </w:r>
-      <w:proofErr w:type="spellEnd"/>
-      <w:r>
-        <w:rPr>
-          <w:rFonts w:asciiTheme="majorBidi" w:hAnsiTheme="majorBidi" w:cstheme="majorBidi"/>
-          <w:sz w:val="28"/>
-          <w:szCs w:val="28"/>
-        </w:rPr>
-        <w:t>. The backend application cannot rely on Pod IP addresses because Pod IPs are ephemeral and may change whenever a Pod restarts or is recreated.</w:t>
+        <w:t>When we use StatefulSets, we typically place a Headless Service in front of them to enable stable DNS-based communication with the Pods. Consider a scenario where a backend application is deployed using a Deployment, and it needs to communicate with a database application deployed using a StatefulSet. The backend application cannot rely on Pod IP addresses because Pod IPs are ephemeral and may change whenever a Pod restarts or is recreated.</w:t>
       </w:r>
       <w:r>
         <w:rPr>
@@ -1248,25 +1064,7 @@
           <w:sz w:val="28"/>
           <w:szCs w:val="28"/>
         </w:rPr>
-        <w:t xml:space="preserve">Instead, communication inside the cluster should use DNS names provided by Kubernetes. One of the key features of </w:t>
-      </w:r>
-      <w:proofErr w:type="spellStart"/>
-      <w:r>
-        <w:rPr>
-          <w:rFonts w:asciiTheme="majorBidi" w:hAnsiTheme="majorBidi" w:cstheme="majorBidi"/>
-          <w:sz w:val="28"/>
-          <w:szCs w:val="28"/>
-        </w:rPr>
-        <w:t>StatefulSets</w:t>
-      </w:r>
-      <w:proofErr w:type="spellEnd"/>
-      <w:r>
-        <w:rPr>
-          <w:rFonts w:asciiTheme="majorBidi" w:hAnsiTheme="majorBidi" w:cstheme="majorBidi"/>
-          <w:sz w:val="28"/>
-          <w:szCs w:val="28"/>
-        </w:rPr>
-        <w:t xml:space="preserve"> is stable Pod names, meaning that even if a Pod is restarted or rescheduled, it keeps the same name (for example </w:t>
+        <w:t xml:space="preserve">Instead, communication inside the cluster should use DNS names provided by Kubernetes. One of the key features of StatefulSets is stable Pod names, meaning that even if a Pod is restarted or rescheduled, it keeps the same name (for example </w:t>
       </w:r>
       <w:r>
         <w:rPr>
@@ -1286,25 +1084,7 @@
           <w:sz w:val="28"/>
           <w:szCs w:val="28"/>
         </w:rPr>
-        <w:t xml:space="preserve">). When a Headless Service is created for the </w:t>
-      </w:r>
-      <w:proofErr w:type="spellStart"/>
-      <w:r>
-        <w:rPr>
-          <w:rFonts w:asciiTheme="majorBidi" w:hAnsiTheme="majorBidi" w:cstheme="majorBidi"/>
-          <w:sz w:val="28"/>
-          <w:szCs w:val="28"/>
-        </w:rPr>
-        <w:t>StatefulSet</w:t>
-      </w:r>
-      <w:proofErr w:type="spellEnd"/>
-      <w:r>
-        <w:rPr>
-          <w:rFonts w:asciiTheme="majorBidi" w:hAnsiTheme="majorBidi" w:cstheme="majorBidi"/>
-          <w:sz w:val="28"/>
-          <w:szCs w:val="28"/>
-        </w:rPr>
-        <w:t>, Kubernetes generates DNS records for each Pod based on this stable identity.</w:t>
+        <w:t>). When a Headless Service is created for the StatefulSet, Kubernetes generates DNS records for each Pod based on this stable identity.</w:t>
       </w:r>
       <w:r>
         <w:rPr>
@@ -1380,10 +1160,36 @@
           <w:sz w:val="28"/>
           <w:szCs w:val="28"/>
         </w:rPr>
-        <w:t>&lt;pod-name&gt;.&lt;headless-service-name&gt;.&lt;namespace&gt;.</w:t>
-      </w:r>
-      <w:proofErr w:type="spellStart"/>
-      <w:r>
+        <w:t>&lt;pod-name&gt;.&lt;headless-service-name&gt;.&lt;namespace&gt;.svc.cluster.local</w:t>
+      </w:r>
+    </w:p>
+    <w:p>
+      <w:pPr>
+        <w:spacing w:after="60"/>
+        <w:ind w:left="360"/>
+        <w:jc w:val="both"/>
+        <w:rPr>
+          <w:rFonts w:asciiTheme="majorBidi" w:hAnsiTheme="majorBidi" w:cstheme="majorBidi"/>
+          <w:sz w:val="28"/>
+          <w:szCs w:val="28"/>
+          <w:u w:val="single"/>
+        </w:rPr>
+      </w:pPr>
+      <w:r>
+        <w:rPr>
+          <w:rFonts w:asciiTheme="majorBidi" w:hAnsiTheme="majorBidi" w:cstheme="majorBidi"/>
+          <w:sz w:val="28"/>
+          <w:szCs w:val="28"/>
+          <w:u w:val="single"/>
+        </w:rPr>
+        <w:t>For example:</w:t>
+      </w:r>
+    </w:p>
+    <w:p>
+      <w:pPr>
+        <w:spacing w:after="60"/>
+        <w:ind w:left="360"/>
+        <w:jc w:val="both"/>
         <w:rPr>
           <w:rFonts w:asciiTheme="majorBidi" w:hAnsiTheme="majorBidi" w:cstheme="majorBidi"/>
           <w:b/>
@@ -1393,37 +1199,8 @@
           <w:sz w:val="28"/>
           <w:szCs w:val="28"/>
         </w:rPr>
-        <w:t>svc.cluster.local</w:t>
-      </w:r>
-      <w:proofErr w:type="spellEnd"/>
-    </w:p>
-    <w:p>
-      <w:pPr>
-        <w:spacing w:after="60"/>
-        <w:ind w:left="360"/>
-        <w:jc w:val="both"/>
-        <w:rPr>
-          <w:rFonts w:asciiTheme="majorBidi" w:hAnsiTheme="majorBidi" w:cstheme="majorBidi"/>
-          <w:sz w:val="28"/>
-          <w:szCs w:val="28"/>
-          <w:u w:val="single"/>
-        </w:rPr>
-      </w:pPr>
-      <w:r>
-        <w:rPr>
-          <w:rFonts w:asciiTheme="majorBidi" w:hAnsiTheme="majorBidi" w:cstheme="majorBidi"/>
-          <w:sz w:val="28"/>
-          <w:szCs w:val="28"/>
-          <w:u w:val="single"/>
-        </w:rPr>
-        <w:t>For example:</w:t>
-      </w:r>
-    </w:p>
-    <w:p>
-      <w:pPr>
-        <w:spacing w:after="60"/>
-        <w:ind w:left="360"/>
-        <w:jc w:val="both"/>
+      </w:pPr>
+      <w:r>
         <w:rPr>
           <w:rFonts w:asciiTheme="majorBidi" w:hAnsiTheme="majorBidi" w:cstheme="majorBidi"/>
           <w:b/>
@@ -1433,17 +1210,6 @@
           <w:sz w:val="28"/>
           <w:szCs w:val="28"/>
         </w:rPr>
-      </w:pPr>
-      <w:r>
-        <w:rPr>
-          <w:rFonts w:asciiTheme="majorBidi" w:hAnsiTheme="majorBidi" w:cstheme="majorBidi"/>
-          <w:b/>
-          <w:bCs/>
-          <w:i/>
-          <w:iCs/>
-          <w:sz w:val="28"/>
-          <w:szCs w:val="28"/>
-        </w:rPr>
         <w:t>mysql-0.headless-service.dev.svc.cluster.local</w:t>
       </w:r>
     </w:p>
@@ -1464,25 +1230,7 @@
           <w:sz w:val="28"/>
           <w:szCs w:val="28"/>
         </w:rPr>
-        <w:t xml:space="preserve">This approach ensures that even if the database Pod restarts and receives a new IP address, other services can still reach it using the same DNS name, which Kubernetes automatically resolves to the correct Pod IP. This is why Headless Services are commonly used with </w:t>
-      </w:r>
-      <w:proofErr w:type="spellStart"/>
-      <w:r>
-        <w:rPr>
-          <w:rFonts w:asciiTheme="majorBidi" w:hAnsiTheme="majorBidi" w:cstheme="majorBidi"/>
-          <w:sz w:val="28"/>
-          <w:szCs w:val="28"/>
-        </w:rPr>
-        <w:t>StatefulSets</w:t>
-      </w:r>
-      <w:proofErr w:type="spellEnd"/>
-      <w:r>
-        <w:rPr>
-          <w:rFonts w:asciiTheme="majorBidi" w:hAnsiTheme="majorBidi" w:cstheme="majorBidi"/>
-          <w:sz w:val="28"/>
-          <w:szCs w:val="28"/>
-        </w:rPr>
-        <w:t xml:space="preserve"> to provide reliable service discovery for stateful applications such as databases.</w:t>
+        <w:t>This approach ensures that even if the database Pod restarts and receives a new IP address, other services can still reach it using the same DNS name, which Kubernetes automatically resolves to the correct Pod IP. This is why Headless Services are commonly used with StatefulSets to provide reliable service discovery for stateful applications such as databases.</w:t>
       </w:r>
     </w:p>
     <w:p>
@@ -1506,29 +1254,7 @@
           <w:sz w:val="32"/>
           <w:szCs w:val="32"/>
         </w:rPr>
-        <w:t xml:space="preserve">Why Do </w:t>
-      </w:r>
-      <w:proofErr w:type="spellStart"/>
-      <w:r>
-        <w:rPr>
-          <w:rFonts w:asciiTheme="majorBidi" w:hAnsiTheme="majorBidi" w:cstheme="majorBidi"/>
-          <w:b/>
-          <w:bCs/>
-          <w:sz w:val="32"/>
-          <w:szCs w:val="32"/>
-        </w:rPr>
-        <w:t>StatefulSets</w:t>
-      </w:r>
-      <w:proofErr w:type="spellEnd"/>
-      <w:r>
-        <w:rPr>
-          <w:rFonts w:asciiTheme="majorBidi" w:hAnsiTheme="majorBidi" w:cstheme="majorBidi"/>
-          <w:b/>
-          <w:bCs/>
-          <w:sz w:val="32"/>
-          <w:szCs w:val="32"/>
-        </w:rPr>
-        <w:t xml:space="preserve"> Require a Headless Service If Pods Already Have Stable DNS Names</w:t>
+        <w:t>Why Do StatefulSets Require a Headless Service If Pods Already Have Stable DNS Names</w:t>
       </w:r>
       <w:r>
         <w:rPr>
@@ -1662,25 +1388,7 @@
           <w:sz w:val="28"/>
           <w:szCs w:val="28"/>
         </w:rPr>
-        <w:t xml:space="preserve">If you deploy a </w:t>
-      </w:r>
-      <w:proofErr w:type="spellStart"/>
-      <w:r>
-        <w:rPr>
-          <w:rFonts w:asciiTheme="majorBidi" w:hAnsiTheme="majorBidi" w:cstheme="majorBidi"/>
-          <w:sz w:val="28"/>
-          <w:szCs w:val="28"/>
-        </w:rPr>
-        <w:t>StatefulSet</w:t>
-      </w:r>
-      <w:proofErr w:type="spellEnd"/>
-      <w:r>
-        <w:rPr>
-          <w:rFonts w:asciiTheme="majorBidi" w:hAnsiTheme="majorBidi" w:cstheme="majorBidi"/>
-          <w:sz w:val="28"/>
-          <w:szCs w:val="28"/>
-        </w:rPr>
-        <w:t xml:space="preserve"> without a headless service</w:t>
+        <w:t>If you deploy a StatefulSet without a headless service</w:t>
       </w:r>
       <w:r>
         <w:rPr>
@@ -1826,25 +1534,7 @@
           <w:szCs w:val="28"/>
         </w:rPr>
         <w:lastRenderedPageBreak/>
-        <w:t xml:space="preserve">Pods do not automatically receive DNS records that other Pods can resolve by name. Stable Pod DNS names are created only under certain conditions, such as when a Pod belongs to a </w:t>
-      </w:r>
-      <w:proofErr w:type="spellStart"/>
-      <w:r>
-        <w:rPr>
-          <w:rFonts w:asciiTheme="majorBidi" w:hAnsiTheme="majorBidi" w:cstheme="majorBidi"/>
-          <w:sz w:val="28"/>
-          <w:szCs w:val="28"/>
-        </w:rPr>
-        <w:t>StatefulSet</w:t>
-      </w:r>
-      <w:proofErr w:type="spellEnd"/>
-      <w:r>
-        <w:rPr>
-          <w:rFonts w:asciiTheme="majorBidi" w:hAnsiTheme="majorBidi" w:cstheme="majorBidi"/>
-          <w:sz w:val="28"/>
-          <w:szCs w:val="28"/>
-        </w:rPr>
-        <w:t xml:space="preserve"> and there is a headless Service associated with it.</w:t>
+        <w:t>Pods do not automatically receive DNS records that other Pods can resolve by name. Stable Pod DNS names are created only under certain conditions, such as when a Pod belongs to a StatefulSet and there is a headless Service associated with it.</w:t>
       </w:r>
     </w:p>
     <w:p>
@@ -1875,25 +1565,7 @@
           <w:sz w:val="28"/>
           <w:szCs w:val="28"/>
         </w:rPr>
-        <w:t xml:space="preserve">When you create a Service, Kubernetes automatically creates a DNS record for it (assuming DNS is installed in the cluster, e.g., </w:t>
-      </w:r>
-      <w:proofErr w:type="spellStart"/>
-      <w:r>
-        <w:rPr>
-          <w:rFonts w:asciiTheme="majorBidi" w:hAnsiTheme="majorBidi" w:cstheme="majorBidi"/>
-          <w:sz w:val="28"/>
-          <w:szCs w:val="28"/>
-        </w:rPr>
-        <w:t>CoreDNS</w:t>
-      </w:r>
-      <w:proofErr w:type="spellEnd"/>
-      <w:r>
-        <w:rPr>
-          <w:rFonts w:asciiTheme="majorBidi" w:hAnsiTheme="majorBidi" w:cstheme="majorBidi"/>
-          <w:sz w:val="28"/>
-          <w:szCs w:val="28"/>
-        </w:rPr>
-        <w:t>).</w:t>
+        <w:t>When you create a Service, Kubernetes automatically creates a DNS record for it (assuming DNS is installed in the cluster, e.g., CoreDNS).</w:t>
       </w:r>
     </w:p>
     <w:p>
@@ -2103,7 +1775,6 @@
                                 <w:szCs w:val="28"/>
                               </w:rPr>
                             </w:pPr>
-                            <w:proofErr w:type="spellStart"/>
                             <w:r>
                               <w:rPr>
                                 <w:rFonts w:asciiTheme="majorBidi" w:hAnsiTheme="majorBidi" w:cstheme="majorBidi"/>
@@ -2116,7 +1787,6 @@
                               </w:rPr>
                               <w:t>mysql</w:t>
                             </w:r>
-                            <w:proofErr w:type="spellEnd"/>
                           </w:p>
                           <w:p>
                             <w:pPr>
@@ -2131,7 +1801,6 @@
                                 <w:szCs w:val="28"/>
                               </w:rPr>
                             </w:pPr>
-                            <w:proofErr w:type="spellStart"/>
                             <w:r>
                               <w:rPr>
                                 <w:rFonts w:asciiTheme="majorBidi" w:hAnsiTheme="majorBidi" w:cstheme="majorBidi"/>
@@ -2142,20 +1811,7 @@
                                 <w:sz w:val="28"/>
                                 <w:szCs w:val="28"/>
                               </w:rPr>
-                              <w:t>ClusterIP</w:t>
-                            </w:r>
-                            <w:proofErr w:type="spellEnd"/>
-                            <w:r>
-                              <w:rPr>
-                                <w:rFonts w:asciiTheme="majorBidi" w:hAnsiTheme="majorBidi" w:cstheme="majorBidi"/>
-                                <w:b/>
-                                <w:bCs/>
-                                <w:i/>
-                                <w:iCs/>
-                                <w:sz w:val="28"/>
-                                <w:szCs w:val="28"/>
-                              </w:rPr>
-                              <w:t>: 10.96.0.10</w:t>
+                              <w:t>ClusterIP: 10.96.0.10</w:t>
                             </w:r>
                           </w:p>
                           <w:p>
@@ -2331,7 +1987,6 @@
                           <w:szCs w:val="28"/>
                         </w:rPr>
                       </w:pPr>
-                      <w:proofErr w:type="spellStart"/>
                       <w:r>
                         <w:rPr>
                           <w:rFonts w:asciiTheme="majorBidi" w:hAnsiTheme="majorBidi" w:cstheme="majorBidi"/>
@@ -2344,7 +1999,6 @@
                         </w:rPr>
                         <w:t>mysql</w:t>
                       </w:r>
-                      <w:proofErr w:type="spellEnd"/>
                     </w:p>
                     <w:p>
                       <w:pPr>
@@ -2359,7 +2013,6 @@
                           <w:szCs w:val="28"/>
                         </w:rPr>
                       </w:pPr>
-                      <w:proofErr w:type="spellStart"/>
                       <w:r>
                         <w:rPr>
                           <w:rFonts w:asciiTheme="majorBidi" w:hAnsiTheme="majorBidi" w:cstheme="majorBidi"/>
@@ -2370,20 +2023,7 @@
                           <w:sz w:val="28"/>
                           <w:szCs w:val="28"/>
                         </w:rPr>
-                        <w:t>ClusterIP</w:t>
-                      </w:r>
-                      <w:proofErr w:type="spellEnd"/>
-                      <w:r>
-                        <w:rPr>
-                          <w:rFonts w:asciiTheme="majorBidi" w:hAnsiTheme="majorBidi" w:cstheme="majorBidi"/>
-                          <w:b/>
-                          <w:bCs/>
-                          <w:i/>
-                          <w:iCs/>
-                          <w:sz w:val="28"/>
-                          <w:szCs w:val="28"/>
-                        </w:rPr>
-                        <w:t>: 10.96.0.10</w:t>
+                        <w:t>ClusterIP: 10.96.0.10</w:t>
                       </w:r>
                     </w:p>
                     <w:p>
@@ -2500,7 +2140,6 @@
         </w:rPr>
         <w:t xml:space="preserve"> </w:t>
       </w:r>
-      <w:proofErr w:type="spellStart"/>
       <w:r>
         <w:rPr>
           <w:rFonts w:asciiTheme="majorBidi" w:hAnsiTheme="majorBidi" w:cstheme="majorBidi"/>
@@ -2513,7 +2152,6 @@
         </w:rPr>
         <w:t>mysql.default.svc.cluster.local</w:t>
       </w:r>
-      <w:proofErr w:type="spellEnd"/>
       <w:r>
         <w:rPr>
           <w:rFonts w:asciiTheme="majorBidi" w:hAnsiTheme="majorBidi" w:cstheme="majorBidi"/>
@@ -2546,7 +2184,6 @@
         </w:rPr>
         <w:t>10.96.0.10 (</w:t>
       </w:r>
-      <w:proofErr w:type="spellStart"/>
       <w:r>
         <w:rPr>
           <w:rFonts w:asciiTheme="majorBidi" w:hAnsiTheme="majorBidi" w:cstheme="majorBidi"/>
@@ -2559,7 +2196,6 @@
         </w:rPr>
         <w:t>ClusterIP</w:t>
       </w:r>
-      <w:proofErr w:type="spellEnd"/>
       <w:r>
         <w:rPr>
           <w:rFonts w:asciiTheme="majorBidi" w:hAnsiTheme="majorBidi" w:cstheme="majorBidi"/>
@@ -2595,7 +2231,6 @@
         </w:rPr>
         <w:t xml:space="preserve"> </w:t>
       </w:r>
-      <w:proofErr w:type="spellStart"/>
       <w:r>
         <w:rPr>
           <w:rFonts w:asciiTheme="majorBidi" w:hAnsiTheme="majorBidi" w:cstheme="majorBidi"/>
@@ -2608,7 +2243,6 @@
         </w:rPr>
         <w:t>mysql.default.svc.cluster.local</w:t>
       </w:r>
-      <w:proofErr w:type="spellEnd"/>
       <w:r>
         <w:rPr>
           <w:rFonts w:asciiTheme="majorBidi" w:hAnsiTheme="majorBidi" w:cstheme="majorBidi"/>
@@ -2667,43 +2301,7 @@
           <w:sz w:val="28"/>
           <w:szCs w:val="28"/>
         </w:rPr>
-        <w:t xml:space="preserve">Then </w:t>
-      </w:r>
-      <w:proofErr w:type="spellStart"/>
-      <w:r>
-        <w:rPr>
-          <w:rFonts w:asciiTheme="majorBidi" w:hAnsiTheme="majorBidi" w:cstheme="majorBidi"/>
-          <w:sz w:val="28"/>
-          <w:szCs w:val="28"/>
-        </w:rPr>
-        <w:t>kube</w:t>
-      </w:r>
-      <w:proofErr w:type="spellEnd"/>
-      <w:r>
-        <w:rPr>
-          <w:rFonts w:asciiTheme="majorBidi" w:hAnsiTheme="majorBidi" w:cstheme="majorBidi"/>
-          <w:sz w:val="28"/>
-          <w:szCs w:val="28"/>
-        </w:rPr>
-        <w:t xml:space="preserve">-proxy (or your CNI </w:t>
-      </w:r>
-      <w:proofErr w:type="spellStart"/>
-      <w:r>
-        <w:rPr>
-          <w:rFonts w:asciiTheme="majorBidi" w:hAnsiTheme="majorBidi" w:cstheme="majorBidi"/>
-          <w:sz w:val="28"/>
-          <w:szCs w:val="28"/>
-        </w:rPr>
-        <w:t>dataplane</w:t>
-      </w:r>
-      <w:proofErr w:type="spellEnd"/>
-      <w:r>
-        <w:rPr>
-          <w:rFonts w:asciiTheme="majorBidi" w:hAnsiTheme="majorBidi" w:cstheme="majorBidi"/>
-          <w:sz w:val="28"/>
-          <w:szCs w:val="28"/>
-        </w:rPr>
-        <w:t>, such as Cilium) load-balances the connection to one of the endpoints</w:t>
+        <w:t>Then kube-proxy (or your CNI dataplane, such as Cilium) load-balances the connection to one of the endpoints</w:t>
       </w:r>
     </w:p>
     <w:p>
@@ -2755,25 +2353,7 @@
           <w:sz w:val="28"/>
           <w:szCs w:val="28"/>
         </w:rPr>
-        <w:t xml:space="preserve">There is no </w:t>
-      </w:r>
-      <w:proofErr w:type="spellStart"/>
-      <w:r>
-        <w:rPr>
-          <w:rFonts w:asciiTheme="majorBidi" w:hAnsiTheme="majorBidi" w:cstheme="majorBidi"/>
-          <w:sz w:val="28"/>
-          <w:szCs w:val="28"/>
-        </w:rPr>
-        <w:t>ClusterIP</w:t>
-      </w:r>
-      <w:proofErr w:type="spellEnd"/>
-      <w:r>
-        <w:rPr>
-          <w:rFonts w:asciiTheme="majorBidi" w:hAnsiTheme="majorBidi" w:cstheme="majorBidi"/>
-          <w:sz w:val="28"/>
-          <w:szCs w:val="28"/>
-        </w:rPr>
-        <w:t>.</w:t>
+        <w:t>There is no ClusterIP.</w:t>
       </w:r>
       <w:r>
         <w:rPr>
@@ -2829,7 +2409,6 @@
           <w:szCs w:val="28"/>
         </w:rPr>
       </w:pPr>
-      <w:proofErr w:type="spellStart"/>
       <w:r>
         <w:rPr>
           <w:rFonts w:asciiTheme="majorBidi" w:hAnsiTheme="majorBidi" w:cstheme="majorBidi"/>
@@ -2842,7 +2421,6 @@
         </w:rPr>
         <w:t>headless.default.svc.cluster.local</w:t>
       </w:r>
-      <w:proofErr w:type="spellEnd"/>
       <w:r>
         <w:rPr>
           <w:rFonts w:asciiTheme="majorBidi" w:hAnsiTheme="majorBidi" w:cstheme="majorBidi"/>
@@ -3516,22 +3094,8 @@
                                 <w:sz w:val="28"/>
                                 <w:szCs w:val="28"/>
                               </w:rPr>
-                              <w:t>&lt;pod-name&gt;.&lt;service-name&gt;.&lt;namespace&gt;.</w:t>
+                              <w:t>&lt;pod-name&gt;.&lt;service-name&gt;.&lt;namespace&gt;.svc.cluster.local</w:t>
                             </w:r>
-                            <w:proofErr w:type="spellStart"/>
-                            <w:r>
-                              <w:rPr>
-                                <w:rFonts w:asciiTheme="majorBidi" w:hAnsiTheme="majorBidi" w:cstheme="majorBidi"/>
-                                <w:b/>
-                                <w:bCs/>
-                                <w:i/>
-                                <w:iCs/>
-                                <w:sz w:val="28"/>
-                                <w:szCs w:val="28"/>
-                              </w:rPr>
-                              <w:t>svc.cluster.local</w:t>
-                            </w:r>
-                            <w:proofErr w:type="spellEnd"/>
                           </w:p>
                           <w:p>
                             <w:pPr>
@@ -3598,25 +3162,7 @@
                                 <w:sz w:val="28"/>
                                 <w:szCs w:val="28"/>
                               </w:rPr>
-                              <w:t xml:space="preserve">This is the individual Pod name created by the </w:t>
-                            </w:r>
-                            <w:proofErr w:type="spellStart"/>
-                            <w:r>
-                              <w:rPr>
-                                <w:rFonts w:asciiTheme="majorBidi" w:hAnsiTheme="majorBidi" w:cstheme="majorBidi"/>
-                                <w:sz w:val="28"/>
-                                <w:szCs w:val="28"/>
-                              </w:rPr>
-                              <w:t>StatefulSet</w:t>
-                            </w:r>
-                            <w:proofErr w:type="spellEnd"/>
-                            <w:r>
-                              <w:rPr>
-                                <w:rFonts w:asciiTheme="majorBidi" w:hAnsiTheme="majorBidi" w:cstheme="majorBidi"/>
-                                <w:sz w:val="28"/>
-                                <w:szCs w:val="28"/>
-                              </w:rPr>
-                              <w:t>.</w:t>
+                              <w:t>This is the individual Pod name created by the StatefulSet.</w:t>
                             </w:r>
                             <w:r>
                               <w:rPr>
@@ -3626,23 +3172,13 @@
                               </w:rPr>
                               <w:t xml:space="preserve"> </w:t>
                             </w:r>
-                            <w:proofErr w:type="spellStart"/>
                             <w:r>
                               <w:rPr>
                                 <w:rFonts w:asciiTheme="majorBidi" w:hAnsiTheme="majorBidi" w:cstheme="majorBidi"/>
                                 <w:sz w:val="28"/>
                                 <w:szCs w:val="28"/>
                               </w:rPr>
-                              <w:t>StatefulSets</w:t>
-                            </w:r>
-                            <w:proofErr w:type="spellEnd"/>
-                            <w:r>
-                              <w:rPr>
-                                <w:rFonts w:asciiTheme="majorBidi" w:hAnsiTheme="majorBidi" w:cstheme="majorBidi"/>
-                                <w:sz w:val="28"/>
-                                <w:szCs w:val="28"/>
-                              </w:rPr>
-                              <w:t xml:space="preserve"> create Pods with predictable ordinal names:</w:t>
+                              <w:t>StatefulSets create Pods with predictable ordinal names:</w:t>
                             </w:r>
                           </w:p>
                           <w:p>
@@ -3873,7 +3409,6 @@
                                 <w:szCs w:val="28"/>
                               </w:rPr>
                             </w:pPr>
-                            <w:proofErr w:type="spellStart"/>
                             <w:r>
                               <w:rPr>
                                 <w:rFonts w:asciiTheme="majorBidi" w:hAnsiTheme="majorBidi" w:cstheme="majorBidi"/>
@@ -3886,7 +3421,6 @@
                               </w:rPr>
                               <w:t>mysql</w:t>
                             </w:r>
-                            <w:proofErr w:type="spellEnd"/>
                             <w:r>
                               <w:rPr>
                                 <w:rFonts w:asciiTheme="majorBidi" w:hAnsiTheme="majorBidi" w:cstheme="majorBidi"/>
@@ -3917,25 +3451,7 @@
                                 <w:sz w:val="28"/>
                                 <w:szCs w:val="28"/>
                               </w:rPr>
-                              <w:t xml:space="preserve">his refers to the Headless Service associated with the </w:t>
-                            </w:r>
-                            <w:proofErr w:type="spellStart"/>
-                            <w:r>
-                              <w:rPr>
-                                <w:rFonts w:asciiTheme="majorBidi" w:hAnsiTheme="majorBidi" w:cstheme="majorBidi"/>
-                                <w:sz w:val="28"/>
-                                <w:szCs w:val="28"/>
-                              </w:rPr>
-                              <w:t>StatefulSet</w:t>
-                            </w:r>
-                            <w:proofErr w:type="spellEnd"/>
-                            <w:r>
-                              <w:rPr>
-                                <w:rFonts w:asciiTheme="majorBidi" w:hAnsiTheme="majorBidi" w:cstheme="majorBidi"/>
-                                <w:sz w:val="28"/>
-                                <w:szCs w:val="28"/>
-                              </w:rPr>
-                              <w:t>.</w:t>
+                              <w:t>his refers to the Headless Service associated with the StatefulSet.</w:t>
                             </w:r>
                           </w:p>
                           <w:p>
@@ -4049,7 +3565,6 @@
                               </w:rPr>
                               <w:t xml:space="preserve">When </w:t>
                             </w:r>
-                            <w:proofErr w:type="spellStart"/>
                             <w:r>
                               <w:rPr>
                                 <w:rFonts w:asciiTheme="majorBidi" w:hAnsiTheme="majorBidi" w:cstheme="majorBidi"/>
@@ -4060,20 +3575,7 @@
                                 <w:sz w:val="28"/>
                                 <w:szCs w:val="28"/>
                               </w:rPr>
-                              <w:t>clusterIP</w:t>
-                            </w:r>
-                            <w:proofErr w:type="spellEnd"/>
-                            <w:r>
-                              <w:rPr>
-                                <w:rFonts w:asciiTheme="majorBidi" w:hAnsiTheme="majorBidi" w:cstheme="majorBidi"/>
-                                <w:b/>
-                                <w:bCs/>
-                                <w:i/>
-                                <w:iCs/>
-                                <w:sz w:val="28"/>
-                                <w:szCs w:val="28"/>
-                              </w:rPr>
-                              <w:t>: None</w:t>
+                              <w:t>clusterIP: None</w:t>
                             </w:r>
                             <w:r>
                               <w:rPr>
@@ -4166,25 +3668,7 @@
                                 <w:sz w:val="28"/>
                                 <w:szCs w:val="28"/>
                               </w:rPr>
-                              <w:t xml:space="preserve">This is the Kubernetes namespace where the service and Pods exist. So in this case, the service </w:t>
-                            </w:r>
-                            <w:proofErr w:type="spellStart"/>
-                            <w:r>
-                              <w:rPr>
-                                <w:rFonts w:asciiTheme="majorBidi" w:hAnsiTheme="majorBidi" w:cstheme="majorBidi"/>
-                                <w:sz w:val="28"/>
-                                <w:szCs w:val="28"/>
-                              </w:rPr>
-                              <w:t>mysql</w:t>
-                            </w:r>
-                            <w:proofErr w:type="spellEnd"/>
-                            <w:r>
-                              <w:rPr>
-                                <w:rFonts w:asciiTheme="majorBidi" w:hAnsiTheme="majorBidi" w:cstheme="majorBidi"/>
-                                <w:sz w:val="28"/>
-                                <w:szCs w:val="28"/>
-                              </w:rPr>
-                              <w:t xml:space="preserve"> is located in the default namespace.</w:t>
+                              <w:t>This is the Kubernetes namespace where the service and Pods exist. So in this case, the service mysql is located in the default namespace.</w:t>
                             </w:r>
                           </w:p>
                           <w:p>
@@ -4443,22 +3927,8 @@
                           <w:sz w:val="28"/>
                           <w:szCs w:val="28"/>
                         </w:rPr>
-                        <w:t>&lt;pod-name&gt;.&lt;service-name&gt;.&lt;namespace&gt;.</w:t>
+                        <w:t>&lt;pod-name&gt;.&lt;service-name&gt;.&lt;namespace&gt;.svc.cluster.local</w:t>
                       </w:r>
-                      <w:proofErr w:type="spellStart"/>
-                      <w:r>
-                        <w:rPr>
-                          <w:rFonts w:asciiTheme="majorBidi" w:hAnsiTheme="majorBidi" w:cstheme="majorBidi"/>
-                          <w:b/>
-                          <w:bCs/>
-                          <w:i/>
-                          <w:iCs/>
-                          <w:sz w:val="28"/>
-                          <w:szCs w:val="28"/>
-                        </w:rPr>
-                        <w:t>svc.cluster.local</w:t>
-                      </w:r>
-                      <w:proofErr w:type="spellEnd"/>
                     </w:p>
                     <w:p>
                       <w:pPr>
@@ -4525,25 +3995,7 @@
                           <w:sz w:val="28"/>
                           <w:szCs w:val="28"/>
                         </w:rPr>
-                        <w:t xml:space="preserve">This is the individual Pod name created by the </w:t>
-                      </w:r>
-                      <w:proofErr w:type="spellStart"/>
-                      <w:r>
-                        <w:rPr>
-                          <w:rFonts w:asciiTheme="majorBidi" w:hAnsiTheme="majorBidi" w:cstheme="majorBidi"/>
-                          <w:sz w:val="28"/>
-                          <w:szCs w:val="28"/>
-                        </w:rPr>
-                        <w:t>StatefulSet</w:t>
-                      </w:r>
-                      <w:proofErr w:type="spellEnd"/>
-                      <w:r>
-                        <w:rPr>
-                          <w:rFonts w:asciiTheme="majorBidi" w:hAnsiTheme="majorBidi" w:cstheme="majorBidi"/>
-                          <w:sz w:val="28"/>
-                          <w:szCs w:val="28"/>
-                        </w:rPr>
-                        <w:t>.</w:t>
+                        <w:t>This is the individual Pod name created by the StatefulSet.</w:t>
                       </w:r>
                       <w:r>
                         <w:rPr>
@@ -4553,23 +4005,13 @@
                         </w:rPr>
                         <w:t xml:space="preserve"> </w:t>
                       </w:r>
-                      <w:proofErr w:type="spellStart"/>
                       <w:r>
                         <w:rPr>
                           <w:rFonts w:asciiTheme="majorBidi" w:hAnsiTheme="majorBidi" w:cstheme="majorBidi"/>
                           <w:sz w:val="28"/>
                           <w:szCs w:val="28"/>
                         </w:rPr>
-                        <w:t>StatefulSets</w:t>
-                      </w:r>
-                      <w:proofErr w:type="spellEnd"/>
-                      <w:r>
-                        <w:rPr>
-                          <w:rFonts w:asciiTheme="majorBidi" w:hAnsiTheme="majorBidi" w:cstheme="majorBidi"/>
-                          <w:sz w:val="28"/>
-                          <w:szCs w:val="28"/>
-                        </w:rPr>
-                        <w:t xml:space="preserve"> create Pods with predictable ordinal names:</w:t>
+                        <w:t>StatefulSets create Pods with predictable ordinal names:</w:t>
                       </w:r>
                     </w:p>
                     <w:p>
@@ -4800,7 +4242,6 @@
                           <w:szCs w:val="28"/>
                         </w:rPr>
                       </w:pPr>
-                      <w:proofErr w:type="spellStart"/>
                       <w:r>
                         <w:rPr>
                           <w:rFonts w:asciiTheme="majorBidi" w:hAnsiTheme="majorBidi" w:cstheme="majorBidi"/>
@@ -4813,7 +4254,6 @@
                         </w:rPr>
                         <w:t>mysql</w:t>
                       </w:r>
-                      <w:proofErr w:type="spellEnd"/>
                       <w:r>
                         <w:rPr>
                           <w:rFonts w:asciiTheme="majorBidi" w:hAnsiTheme="majorBidi" w:cstheme="majorBidi"/>
@@ -4844,25 +4284,7 @@
                           <w:sz w:val="28"/>
                           <w:szCs w:val="28"/>
                         </w:rPr>
-                        <w:t xml:space="preserve">his refers to the Headless Service associated with the </w:t>
-                      </w:r>
-                      <w:proofErr w:type="spellStart"/>
-                      <w:r>
-                        <w:rPr>
-                          <w:rFonts w:asciiTheme="majorBidi" w:hAnsiTheme="majorBidi" w:cstheme="majorBidi"/>
-                          <w:sz w:val="28"/>
-                          <w:szCs w:val="28"/>
-                        </w:rPr>
-                        <w:t>StatefulSet</w:t>
-                      </w:r>
-                      <w:proofErr w:type="spellEnd"/>
-                      <w:r>
-                        <w:rPr>
-                          <w:rFonts w:asciiTheme="majorBidi" w:hAnsiTheme="majorBidi" w:cstheme="majorBidi"/>
-                          <w:sz w:val="28"/>
-                          <w:szCs w:val="28"/>
-                        </w:rPr>
-                        <w:t>.</w:t>
+                        <w:t>his refers to the Headless Service associated with the StatefulSet.</w:t>
                       </w:r>
                     </w:p>
                     <w:p>
@@ -4976,7 +4398,6 @@
                         </w:rPr>
                         <w:t xml:space="preserve">When </w:t>
                       </w:r>
-                      <w:proofErr w:type="spellStart"/>
                       <w:r>
                         <w:rPr>
                           <w:rFonts w:asciiTheme="majorBidi" w:hAnsiTheme="majorBidi" w:cstheme="majorBidi"/>
@@ -4987,20 +4408,7 @@
                           <w:sz w:val="28"/>
                           <w:szCs w:val="28"/>
                         </w:rPr>
-                        <w:t>clusterIP</w:t>
-                      </w:r>
-                      <w:proofErr w:type="spellEnd"/>
-                      <w:r>
-                        <w:rPr>
-                          <w:rFonts w:asciiTheme="majorBidi" w:hAnsiTheme="majorBidi" w:cstheme="majorBidi"/>
-                          <w:b/>
-                          <w:bCs/>
-                          <w:i/>
-                          <w:iCs/>
-                          <w:sz w:val="28"/>
-                          <w:szCs w:val="28"/>
-                        </w:rPr>
-                        <w:t>: None</w:t>
+                        <w:t>clusterIP: None</w:t>
                       </w:r>
                       <w:r>
                         <w:rPr>
@@ -5093,25 +4501,7 @@
                           <w:sz w:val="28"/>
                           <w:szCs w:val="28"/>
                         </w:rPr>
-                        <w:t xml:space="preserve">This is the Kubernetes namespace where the service and Pods exist. So in this case, the service </w:t>
-                      </w:r>
-                      <w:proofErr w:type="spellStart"/>
-                      <w:r>
-                        <w:rPr>
-                          <w:rFonts w:asciiTheme="majorBidi" w:hAnsiTheme="majorBidi" w:cstheme="majorBidi"/>
-                          <w:sz w:val="28"/>
-                          <w:szCs w:val="28"/>
-                        </w:rPr>
-                        <w:t>mysql</w:t>
-                      </w:r>
-                      <w:proofErr w:type="spellEnd"/>
-                      <w:r>
-                        <w:rPr>
-                          <w:rFonts w:asciiTheme="majorBidi" w:hAnsiTheme="majorBidi" w:cstheme="majorBidi"/>
-                          <w:sz w:val="28"/>
-                          <w:szCs w:val="28"/>
-                        </w:rPr>
-                        <w:t xml:space="preserve"> is located in the default namespace.</w:t>
+                        <w:t>This is the Kubernetes namespace where the service and Pods exist. So in this case, the service mysql is located in the default namespace.</w:t>
                       </w:r>
                     </w:p>
                     <w:p>
@@ -5464,7 +4854,6 @@
                                 <w:szCs w:val="28"/>
                               </w:rPr>
                             </w:pPr>
-                            <w:proofErr w:type="spellStart"/>
                             <w:r>
                               <w:rPr>
                                 <w:rFonts w:asciiTheme="majorBidi" w:hAnsiTheme="majorBidi" w:cstheme="majorBidi"/>
@@ -5475,20 +4864,7 @@
                                 <w:sz w:val="28"/>
                                 <w:szCs w:val="28"/>
                               </w:rPr>
-                              <w:t>apiVersion</w:t>
-                            </w:r>
-                            <w:proofErr w:type="spellEnd"/>
-                            <w:r>
-                              <w:rPr>
-                                <w:rFonts w:asciiTheme="majorBidi" w:hAnsiTheme="majorBidi" w:cstheme="majorBidi"/>
-                                <w:b/>
-                                <w:bCs/>
-                                <w:i/>
-                                <w:iCs/>
-                                <w:sz w:val="28"/>
-                                <w:szCs w:val="28"/>
-                              </w:rPr>
-                              <w:t>: v1</w:t>
+                              <w:t>apiVersion: v1</w:t>
                             </w:r>
                           </w:p>
                           <w:p>
@@ -5578,22 +4954,8 @@
                                 <w:sz w:val="28"/>
                                 <w:szCs w:val="28"/>
                               </w:rPr>
-                              <w:t xml:space="preserve">name: </w:t>
+                              <w:t>name: mysql</w:t>
                             </w:r>
-                            <w:proofErr w:type="spellStart"/>
-                            <w:r>
-                              <w:rPr>
-                                <w:rFonts w:asciiTheme="majorBidi" w:hAnsiTheme="majorBidi" w:cstheme="majorBidi"/>
-                                <w:b/>
-                                <w:bCs/>
-                                <w:i/>
-                                <w:iCs/>
-                                <w:sz w:val="28"/>
-                                <w:szCs w:val="28"/>
-                              </w:rPr>
-                              <w:t>mysql</w:t>
-                            </w:r>
-                            <w:proofErr w:type="spellEnd"/>
                           </w:p>
                           <w:p>
                             <w:pPr>
@@ -5646,7 +5008,6 @@
                               </w:rPr>
                               <w:t xml:space="preserve">     </w:t>
                             </w:r>
-                            <w:proofErr w:type="spellStart"/>
                             <w:r>
                               <w:rPr>
                                 <w:rFonts w:asciiTheme="majorBidi" w:hAnsiTheme="majorBidi" w:cstheme="majorBidi"/>
@@ -5657,20 +5018,7 @@
                                 <w:sz w:val="28"/>
                                 <w:szCs w:val="28"/>
                               </w:rPr>
-                              <w:t>clusterIP</w:t>
-                            </w:r>
-                            <w:proofErr w:type="spellEnd"/>
-                            <w:r>
-                              <w:rPr>
-                                <w:rFonts w:asciiTheme="majorBidi" w:hAnsiTheme="majorBidi" w:cstheme="majorBidi"/>
-                                <w:b/>
-                                <w:bCs/>
-                                <w:i/>
-                                <w:iCs/>
-                                <w:sz w:val="28"/>
-                                <w:szCs w:val="28"/>
-                              </w:rPr>
-                              <w:t>: None</w:t>
+                              <w:t>clusterIP: None</w:t>
                             </w:r>
                           </w:p>
                           <w:p>
@@ -5746,22 +5094,8 @@
                                 <w:sz w:val="28"/>
                                 <w:szCs w:val="28"/>
                               </w:rPr>
-                              <w:t xml:space="preserve">app: </w:t>
+                              <w:t>app: mysql</w:t>
                             </w:r>
-                            <w:proofErr w:type="spellStart"/>
-                            <w:r>
-                              <w:rPr>
-                                <w:rFonts w:asciiTheme="majorBidi" w:hAnsiTheme="majorBidi" w:cstheme="majorBidi"/>
-                                <w:b/>
-                                <w:bCs/>
-                                <w:i/>
-                                <w:iCs/>
-                                <w:sz w:val="28"/>
-                                <w:szCs w:val="28"/>
-                              </w:rPr>
-                              <w:t>mysql</w:t>
-                            </w:r>
-                            <w:proofErr w:type="spellEnd"/>
                           </w:p>
                           <w:p>
                             <w:pPr>
@@ -5820,7 +5154,6 @@
                           <w:szCs w:val="28"/>
                         </w:rPr>
                       </w:pPr>
-                      <w:proofErr w:type="spellStart"/>
                       <w:r>
                         <w:rPr>
                           <w:rFonts w:asciiTheme="majorBidi" w:hAnsiTheme="majorBidi" w:cstheme="majorBidi"/>
@@ -5831,20 +5164,7 @@
                           <w:sz w:val="28"/>
                           <w:szCs w:val="28"/>
                         </w:rPr>
-                        <w:t>apiVersion</w:t>
-                      </w:r>
-                      <w:proofErr w:type="spellEnd"/>
-                      <w:r>
-                        <w:rPr>
-                          <w:rFonts w:asciiTheme="majorBidi" w:hAnsiTheme="majorBidi" w:cstheme="majorBidi"/>
-                          <w:b/>
-                          <w:bCs/>
-                          <w:i/>
-                          <w:iCs/>
-                          <w:sz w:val="28"/>
-                          <w:szCs w:val="28"/>
-                        </w:rPr>
-                        <w:t>: v1</w:t>
+                        <w:t>apiVersion: v1</w:t>
                       </w:r>
                     </w:p>
                     <w:p>
@@ -5934,22 +5254,8 @@
                           <w:sz w:val="28"/>
                           <w:szCs w:val="28"/>
                         </w:rPr>
-                        <w:t xml:space="preserve">name: </w:t>
+                        <w:t>name: mysql</w:t>
                       </w:r>
-                      <w:proofErr w:type="spellStart"/>
-                      <w:r>
-                        <w:rPr>
-                          <w:rFonts w:asciiTheme="majorBidi" w:hAnsiTheme="majorBidi" w:cstheme="majorBidi"/>
-                          <w:b/>
-                          <w:bCs/>
-                          <w:i/>
-                          <w:iCs/>
-                          <w:sz w:val="28"/>
-                          <w:szCs w:val="28"/>
-                        </w:rPr>
-                        <w:t>mysql</w:t>
-                      </w:r>
-                      <w:proofErr w:type="spellEnd"/>
                     </w:p>
                     <w:p>
                       <w:pPr>
@@ -6002,7 +5308,6 @@
                         </w:rPr>
                         <w:t xml:space="preserve">     </w:t>
                       </w:r>
-                      <w:proofErr w:type="spellStart"/>
                       <w:r>
                         <w:rPr>
                           <w:rFonts w:asciiTheme="majorBidi" w:hAnsiTheme="majorBidi" w:cstheme="majorBidi"/>
@@ -6013,20 +5318,7 @@
                           <w:sz w:val="28"/>
                           <w:szCs w:val="28"/>
                         </w:rPr>
-                        <w:t>clusterIP</w:t>
-                      </w:r>
-                      <w:proofErr w:type="spellEnd"/>
-                      <w:r>
-                        <w:rPr>
-                          <w:rFonts w:asciiTheme="majorBidi" w:hAnsiTheme="majorBidi" w:cstheme="majorBidi"/>
-                          <w:b/>
-                          <w:bCs/>
-                          <w:i/>
-                          <w:iCs/>
-                          <w:sz w:val="28"/>
-                          <w:szCs w:val="28"/>
-                        </w:rPr>
-                        <w:t>: None</w:t>
+                        <w:t>clusterIP: None</w:t>
                       </w:r>
                     </w:p>
                     <w:p>
@@ -6102,22 +5394,8 @@
                           <w:sz w:val="28"/>
                           <w:szCs w:val="28"/>
                         </w:rPr>
-                        <w:t xml:space="preserve">app: </w:t>
+                        <w:t>app: mysql</w:t>
                       </w:r>
-                      <w:proofErr w:type="spellStart"/>
-                      <w:r>
-                        <w:rPr>
-                          <w:rFonts w:asciiTheme="majorBidi" w:hAnsiTheme="majorBidi" w:cstheme="majorBidi"/>
-                          <w:b/>
-                          <w:bCs/>
-                          <w:i/>
-                          <w:iCs/>
-                          <w:sz w:val="28"/>
-                          <w:szCs w:val="28"/>
-                        </w:rPr>
-                        <w:t>mysql</w:t>
-                      </w:r>
-                      <w:proofErr w:type="spellEnd"/>
                     </w:p>
                     <w:p>
                       <w:pPr>
@@ -6407,29 +5685,7 @@
                                 <w:sz w:val="32"/>
                                 <w:szCs w:val="32"/>
                               </w:rPr>
-                              <w:t>Cluster Domain (</w:t>
-                            </w:r>
-                            <w:proofErr w:type="spellStart"/>
-                            <w:r>
-                              <w:rPr>
-                                <w:rFonts w:asciiTheme="majorBidi" w:hAnsiTheme="majorBidi" w:cstheme="majorBidi"/>
-                                <w:b/>
-                                <w:bCs/>
-                                <w:sz w:val="32"/>
-                                <w:szCs w:val="32"/>
-                              </w:rPr>
-                              <w:t>cluster.local</w:t>
-                            </w:r>
-                            <w:proofErr w:type="spellEnd"/>
-                            <w:r>
-                              <w:rPr>
-                                <w:rFonts w:asciiTheme="majorBidi" w:hAnsiTheme="majorBidi" w:cstheme="majorBidi"/>
-                                <w:b/>
-                                <w:bCs/>
-                                <w:sz w:val="32"/>
-                                <w:szCs w:val="32"/>
-                              </w:rPr>
-                              <w:t>)</w:t>
+                              <w:t>Cluster Domain (cluster.local)</w:t>
                             </w:r>
                           </w:p>
                           <w:p>
@@ -6465,25 +5721,7 @@
                                 <w:sz w:val="28"/>
                                 <w:szCs w:val="28"/>
                               </w:rPr>
-                              <w:t xml:space="preserve">It represents the internal DNS system managed by </w:t>
-                            </w:r>
-                            <w:proofErr w:type="spellStart"/>
-                            <w:r>
-                              <w:rPr>
-                                <w:rFonts w:asciiTheme="majorBidi" w:hAnsiTheme="majorBidi" w:cstheme="majorBidi"/>
-                                <w:sz w:val="28"/>
-                                <w:szCs w:val="28"/>
-                              </w:rPr>
-                              <w:t>CoreDNS</w:t>
-                            </w:r>
-                            <w:proofErr w:type="spellEnd"/>
-                            <w:r>
-                              <w:rPr>
-                                <w:rFonts w:asciiTheme="majorBidi" w:hAnsiTheme="majorBidi" w:cstheme="majorBidi"/>
-                                <w:sz w:val="28"/>
-                                <w:szCs w:val="28"/>
-                              </w:rPr>
-                              <w:t>.</w:t>
+                              <w:t>It represents the internal DNS system managed by CoreDNS.</w:t>
                             </w:r>
                             <w:r>
                               <w:rPr>
@@ -6527,9 +5765,8 @@
                                 <w:sz w:val="28"/>
                                 <w:szCs w:val="28"/>
                               </w:rPr>
-                              <w:t>.</w:t>
+                              <w:t>.cluster.local</w:t>
                             </w:r>
-                            <w:proofErr w:type="spellStart"/>
                             <w:r>
                               <w:rPr>
                                 <w:rFonts w:asciiTheme="majorBidi" w:hAnsiTheme="majorBidi" w:cstheme="majorBidi"/>
@@ -6540,9 +5777,16 @@
                                 <w:sz w:val="28"/>
                                 <w:szCs w:val="28"/>
                               </w:rPr>
-                              <w:t>cluster.local</w:t>
+                              <w:t xml:space="preserve"> </w:t>
                             </w:r>
-                            <w:proofErr w:type="spellEnd"/>
+                            <w:r>
+                              <w:rPr>
+                                <w:rFonts w:asciiTheme="majorBidi" w:hAnsiTheme="majorBidi" w:cstheme="majorBidi"/>
+                                <w:sz w:val="28"/>
+                                <w:szCs w:val="28"/>
+                              </w:rPr>
+                              <w:t xml:space="preserve">(Some clusters can use a different domain, but </w:t>
+                            </w:r>
                             <w:r>
                               <w:rPr>
                                 <w:rFonts w:asciiTheme="majorBidi" w:hAnsiTheme="majorBidi" w:cstheme="majorBidi"/>
@@ -6553,30 +5797,8 @@
                                 <w:sz w:val="28"/>
                                 <w:szCs w:val="28"/>
                               </w:rPr>
-                              <w:t xml:space="preserve"> </w:t>
-                            </w:r>
-                            <w:r>
-                              <w:rPr>
-                                <w:rFonts w:asciiTheme="majorBidi" w:hAnsiTheme="majorBidi" w:cstheme="majorBidi"/>
-                                <w:sz w:val="28"/>
-                                <w:szCs w:val="28"/>
-                              </w:rPr>
-                              <w:t xml:space="preserve">(Some clusters can use a different domain, but </w:t>
-                            </w:r>
-                            <w:proofErr w:type="spellStart"/>
-                            <w:r>
-                              <w:rPr>
-                                <w:rFonts w:asciiTheme="majorBidi" w:hAnsiTheme="majorBidi" w:cstheme="majorBidi"/>
-                                <w:b/>
-                                <w:bCs/>
-                                <w:i/>
-                                <w:iCs/>
-                                <w:sz w:val="28"/>
-                                <w:szCs w:val="28"/>
-                              </w:rPr>
                               <w:t>cluster.local</w:t>
                             </w:r>
-                            <w:proofErr w:type="spellEnd"/>
                             <w:r>
                               <w:rPr>
                                 <w:rFonts w:asciiTheme="majorBidi" w:hAnsiTheme="majorBidi" w:cstheme="majorBidi"/>
@@ -6662,7 +5884,6 @@
                                 <w:szCs w:val="28"/>
                               </w:rPr>
                             </w:pPr>
-                            <w:proofErr w:type="spellStart"/>
                             <w:r>
                               <w:rPr>
                                 <w:rFonts w:asciiTheme="majorBidi" w:hAnsiTheme="majorBidi" w:cstheme="majorBidi"/>
@@ -6673,20 +5894,7 @@
                                 <w:sz w:val="28"/>
                                 <w:szCs w:val="28"/>
                               </w:rPr>
-                              <w:t>mysql</w:t>
-                            </w:r>
-                            <w:proofErr w:type="spellEnd"/>
-                            <w:r>
-                              <w:rPr>
-                                <w:rFonts w:asciiTheme="majorBidi" w:hAnsiTheme="majorBidi" w:cstheme="majorBidi"/>
-                                <w:b/>
-                                <w:bCs/>
-                                <w:i/>
-                                <w:iCs/>
-                                <w:sz w:val="28"/>
-                                <w:szCs w:val="28"/>
-                              </w:rPr>
-                              <w:t xml:space="preserve"> </w:t>
+                              <w:t xml:space="preserve">mysql </w:t>
                             </w:r>
                             <w:r>
                               <w:rPr>
@@ -6694,18 +5902,8 @@
                                 <w:sz w:val="28"/>
                                 <w:szCs w:val="28"/>
                               </w:rPr>
-                              <w:t xml:space="preserve">→ the headless service managing the </w:t>
+                              <w:t>→ the headless service managing the StatefulSet</w:t>
                             </w:r>
-                            <w:proofErr w:type="spellStart"/>
-                            <w:r>
-                              <w:rPr>
-                                <w:rFonts w:asciiTheme="majorBidi" w:hAnsiTheme="majorBidi" w:cstheme="majorBidi"/>
-                                <w:sz w:val="28"/>
-                                <w:szCs w:val="28"/>
-                              </w:rPr>
-                              <w:t>StatefulSet</w:t>
-                            </w:r>
-                            <w:proofErr w:type="spellEnd"/>
                           </w:p>
                           <w:p>
                             <w:pPr>
@@ -6797,7 +5995,6 @@
                                 <w:szCs w:val="28"/>
                               </w:rPr>
                             </w:pPr>
-                            <w:proofErr w:type="spellStart"/>
                             <w:r>
                               <w:rPr>
                                 <w:rFonts w:asciiTheme="majorBidi" w:hAnsiTheme="majorBidi" w:cstheme="majorBidi"/>
@@ -6810,7 +6007,6 @@
                               </w:rPr>
                               <w:t>cluster.local</w:t>
                             </w:r>
-                            <w:proofErr w:type="spellEnd"/>
                             <w:r>
                               <w:rPr>
                                 <w:rFonts w:asciiTheme="majorBidi" w:hAnsiTheme="majorBidi" w:cstheme="majorBidi"/>
@@ -6856,43 +6052,7 @@
                                 <w:sz w:val="28"/>
                                 <w:szCs w:val="28"/>
                               </w:rPr>
-                              <w:t xml:space="preserve"> inside the </w:t>
-                            </w:r>
-                            <w:proofErr w:type="spellStart"/>
-                            <w:r>
-                              <w:rPr>
-                                <w:rFonts w:asciiTheme="majorBidi" w:hAnsiTheme="majorBidi" w:cstheme="majorBidi"/>
-                                <w:sz w:val="28"/>
-                                <w:szCs w:val="28"/>
-                              </w:rPr>
-                              <w:t>mysql</w:t>
-                            </w:r>
-                            <w:proofErr w:type="spellEnd"/>
-                            <w:r>
-                              <w:rPr>
-                                <w:rFonts w:asciiTheme="majorBidi" w:hAnsiTheme="majorBidi" w:cstheme="majorBidi"/>
-                                <w:sz w:val="28"/>
-                                <w:szCs w:val="28"/>
-                              </w:rPr>
-                              <w:t xml:space="preserve"> </w:t>
-                            </w:r>
-                            <w:proofErr w:type="spellStart"/>
-                            <w:r>
-                              <w:rPr>
-                                <w:rFonts w:asciiTheme="majorBidi" w:hAnsiTheme="majorBidi" w:cstheme="majorBidi"/>
-                                <w:sz w:val="28"/>
-                                <w:szCs w:val="28"/>
-                              </w:rPr>
-                              <w:t>StatefulSet</w:t>
-                            </w:r>
-                            <w:proofErr w:type="spellEnd"/>
-                            <w:r>
-                              <w:rPr>
-                                <w:rFonts w:asciiTheme="majorBidi" w:hAnsiTheme="majorBidi" w:cstheme="majorBidi"/>
-                                <w:sz w:val="28"/>
-                                <w:szCs w:val="28"/>
-                              </w:rPr>
-                              <w:t>.</w:t>
+                              <w:t xml:space="preserve"> inside the mysql StatefulSet.</w:t>
                             </w:r>
                           </w:p>
                           <w:p>
@@ -7049,25 +6209,7 @@
                                 <w:sz w:val="28"/>
                                 <w:szCs w:val="28"/>
                               </w:rPr>
-                              <w:t xml:space="preserve">With </w:t>
-                            </w:r>
-                            <w:proofErr w:type="spellStart"/>
-                            <w:r>
-                              <w:rPr>
-                                <w:rFonts w:asciiTheme="majorBidi" w:hAnsiTheme="majorBidi" w:cstheme="majorBidi"/>
-                                <w:sz w:val="28"/>
-                                <w:szCs w:val="28"/>
-                              </w:rPr>
-                              <w:t>StatefulSets</w:t>
-                            </w:r>
-                            <w:proofErr w:type="spellEnd"/>
-                            <w:r>
-                              <w:rPr>
-                                <w:rFonts w:asciiTheme="majorBidi" w:hAnsiTheme="majorBidi" w:cstheme="majorBidi"/>
-                                <w:sz w:val="28"/>
-                                <w:szCs w:val="28"/>
-                              </w:rPr>
-                              <w:t>, each Pod has a stable DNS address, allowing applications to reliably communicate with particular instances.</w:t>
+                              <w:t>With StatefulSets, each Pod has a stable DNS address, allowing applications to reliably communicate with particular instances.</w:t>
                             </w:r>
                           </w:p>
                           <w:p>
@@ -7304,25 +6446,7 @@
                                 <w:sz w:val="28"/>
                                 <w:szCs w:val="28"/>
                               </w:rPr>
-                              <w:t xml:space="preserve">is the stable DNS address of a specific Pod in a </w:t>
-                            </w:r>
-                            <w:proofErr w:type="spellStart"/>
-                            <w:r>
-                              <w:rPr>
-                                <w:rFonts w:asciiTheme="majorBidi" w:hAnsiTheme="majorBidi" w:cstheme="majorBidi"/>
-                                <w:sz w:val="28"/>
-                                <w:szCs w:val="28"/>
-                              </w:rPr>
-                              <w:t>StatefulSet</w:t>
-                            </w:r>
-                            <w:proofErr w:type="spellEnd"/>
-                            <w:r>
-                              <w:rPr>
-                                <w:rFonts w:asciiTheme="majorBidi" w:hAnsiTheme="majorBidi" w:cstheme="majorBidi"/>
-                                <w:sz w:val="28"/>
-                                <w:szCs w:val="28"/>
-                              </w:rPr>
-                              <w:t>, built from:</w:t>
+                              <w:t>is the stable DNS address of a specific Pod in a StatefulSet, built from:</w:t>
                             </w:r>
                           </w:p>
                           <w:p>
@@ -7349,59 +6473,7 @@
                                 <w:sz w:val="28"/>
                                 <w:szCs w:val="28"/>
                               </w:rPr>
-                              <w:t>pod-</w:t>
-                            </w:r>
-                            <w:proofErr w:type="spellStart"/>
-                            <w:r>
-                              <w:rPr>
-                                <w:rFonts w:asciiTheme="majorBidi" w:hAnsiTheme="majorBidi" w:cstheme="majorBidi"/>
-                                <w:b/>
-                                <w:bCs/>
-                                <w:i/>
-                                <w:iCs/>
-                                <w:sz w:val="28"/>
-                                <w:szCs w:val="28"/>
-                              </w:rPr>
-                              <w:t>name.service</w:t>
-                            </w:r>
-                            <w:proofErr w:type="spellEnd"/>
-                            <w:r>
-                              <w:rPr>
-                                <w:rFonts w:asciiTheme="majorBidi" w:hAnsiTheme="majorBidi" w:cstheme="majorBidi"/>
-                                <w:b/>
-                                <w:bCs/>
-                                <w:i/>
-                                <w:iCs/>
-                                <w:sz w:val="28"/>
-                                <w:szCs w:val="28"/>
-                              </w:rPr>
-                              <w:t>-</w:t>
-                            </w:r>
-                            <w:proofErr w:type="spellStart"/>
-                            <w:r>
-                              <w:rPr>
-                                <w:rFonts w:asciiTheme="majorBidi" w:hAnsiTheme="majorBidi" w:cstheme="majorBidi"/>
-                                <w:b/>
-                                <w:bCs/>
-                                <w:i/>
-                                <w:iCs/>
-                                <w:sz w:val="28"/>
-                                <w:szCs w:val="28"/>
-                              </w:rPr>
-                              <w:t>name.namespace.svc.cluster</w:t>
-                            </w:r>
-                            <w:proofErr w:type="spellEnd"/>
-                            <w:r>
-                              <w:rPr>
-                                <w:rFonts w:asciiTheme="majorBidi" w:hAnsiTheme="majorBidi" w:cstheme="majorBidi"/>
-                                <w:b/>
-                                <w:bCs/>
-                                <w:i/>
-                                <w:iCs/>
-                                <w:sz w:val="28"/>
-                                <w:szCs w:val="28"/>
-                              </w:rPr>
-                              <w:t>-domain</w:t>
+                              <w:t>pod-name.service-name.namespace.svc.cluster-domain</w:t>
                             </w:r>
                           </w:p>
                           <w:p>
@@ -7599,29 +6671,7 @@
                           <w:sz w:val="32"/>
                           <w:szCs w:val="32"/>
                         </w:rPr>
-                        <w:t>Cluster Domain (</w:t>
-                      </w:r>
-                      <w:proofErr w:type="spellStart"/>
-                      <w:r>
-                        <w:rPr>
-                          <w:rFonts w:asciiTheme="majorBidi" w:hAnsiTheme="majorBidi" w:cstheme="majorBidi"/>
-                          <w:b/>
-                          <w:bCs/>
-                          <w:sz w:val="32"/>
-                          <w:szCs w:val="32"/>
-                        </w:rPr>
-                        <w:t>cluster.local</w:t>
-                      </w:r>
-                      <w:proofErr w:type="spellEnd"/>
-                      <w:r>
-                        <w:rPr>
-                          <w:rFonts w:asciiTheme="majorBidi" w:hAnsiTheme="majorBidi" w:cstheme="majorBidi"/>
-                          <w:b/>
-                          <w:bCs/>
-                          <w:sz w:val="32"/>
-                          <w:szCs w:val="32"/>
-                        </w:rPr>
-                        <w:t>)</w:t>
+                        <w:t>Cluster Domain (cluster.local)</w:t>
                       </w:r>
                     </w:p>
                     <w:p>
@@ -7657,25 +6707,7 @@
                           <w:sz w:val="28"/>
                           <w:szCs w:val="28"/>
                         </w:rPr>
-                        <w:t xml:space="preserve">It represents the internal DNS system managed by </w:t>
-                      </w:r>
-                      <w:proofErr w:type="spellStart"/>
-                      <w:r>
-                        <w:rPr>
-                          <w:rFonts w:asciiTheme="majorBidi" w:hAnsiTheme="majorBidi" w:cstheme="majorBidi"/>
-                          <w:sz w:val="28"/>
-                          <w:szCs w:val="28"/>
-                        </w:rPr>
-                        <w:t>CoreDNS</w:t>
-                      </w:r>
-                      <w:proofErr w:type="spellEnd"/>
-                      <w:r>
-                        <w:rPr>
-                          <w:rFonts w:asciiTheme="majorBidi" w:hAnsiTheme="majorBidi" w:cstheme="majorBidi"/>
-                          <w:sz w:val="28"/>
-                          <w:szCs w:val="28"/>
-                        </w:rPr>
-                        <w:t>.</w:t>
+                        <w:t>It represents the internal DNS system managed by CoreDNS.</w:t>
                       </w:r>
                       <w:r>
                         <w:rPr>
@@ -7719,9 +6751,8 @@
                           <w:sz w:val="28"/>
                           <w:szCs w:val="28"/>
                         </w:rPr>
-                        <w:t>.</w:t>
+                        <w:t>.cluster.local</w:t>
                       </w:r>
-                      <w:proofErr w:type="spellStart"/>
                       <w:r>
                         <w:rPr>
                           <w:rFonts w:asciiTheme="majorBidi" w:hAnsiTheme="majorBidi" w:cstheme="majorBidi"/>
@@ -7732,9 +6763,16 @@
                           <w:sz w:val="28"/>
                           <w:szCs w:val="28"/>
                         </w:rPr>
-                        <w:t>cluster.local</w:t>
+                        <w:t xml:space="preserve"> </w:t>
                       </w:r>
-                      <w:proofErr w:type="spellEnd"/>
+                      <w:r>
+                        <w:rPr>
+                          <w:rFonts w:asciiTheme="majorBidi" w:hAnsiTheme="majorBidi" w:cstheme="majorBidi"/>
+                          <w:sz w:val="28"/>
+                          <w:szCs w:val="28"/>
+                        </w:rPr>
+                        <w:t xml:space="preserve">(Some clusters can use a different domain, but </w:t>
+                      </w:r>
                       <w:r>
                         <w:rPr>
                           <w:rFonts w:asciiTheme="majorBidi" w:hAnsiTheme="majorBidi" w:cstheme="majorBidi"/>
@@ -7745,30 +6783,8 @@
                           <w:sz w:val="28"/>
                           <w:szCs w:val="28"/>
                         </w:rPr>
-                        <w:t xml:space="preserve"> </w:t>
-                      </w:r>
-                      <w:r>
-                        <w:rPr>
-                          <w:rFonts w:asciiTheme="majorBidi" w:hAnsiTheme="majorBidi" w:cstheme="majorBidi"/>
-                          <w:sz w:val="28"/>
-                          <w:szCs w:val="28"/>
-                        </w:rPr>
-                        <w:t xml:space="preserve">(Some clusters can use a different domain, but </w:t>
-                      </w:r>
-                      <w:proofErr w:type="spellStart"/>
-                      <w:r>
-                        <w:rPr>
-                          <w:rFonts w:asciiTheme="majorBidi" w:hAnsiTheme="majorBidi" w:cstheme="majorBidi"/>
-                          <w:b/>
-                          <w:bCs/>
-                          <w:i/>
-                          <w:iCs/>
-                          <w:sz w:val="28"/>
-                          <w:szCs w:val="28"/>
-                        </w:rPr>
                         <w:t>cluster.local</w:t>
                       </w:r>
-                      <w:proofErr w:type="spellEnd"/>
                       <w:r>
                         <w:rPr>
                           <w:rFonts w:asciiTheme="majorBidi" w:hAnsiTheme="majorBidi" w:cstheme="majorBidi"/>
@@ -7854,7 +6870,6 @@
                           <w:szCs w:val="28"/>
                         </w:rPr>
                       </w:pPr>
-                      <w:proofErr w:type="spellStart"/>
                       <w:r>
                         <w:rPr>
                           <w:rFonts w:asciiTheme="majorBidi" w:hAnsiTheme="majorBidi" w:cstheme="majorBidi"/>
@@ -7865,20 +6880,7 @@
                           <w:sz w:val="28"/>
                           <w:szCs w:val="28"/>
                         </w:rPr>
-                        <w:t>mysql</w:t>
-                      </w:r>
-                      <w:proofErr w:type="spellEnd"/>
-                      <w:r>
-                        <w:rPr>
-                          <w:rFonts w:asciiTheme="majorBidi" w:hAnsiTheme="majorBidi" w:cstheme="majorBidi"/>
-                          <w:b/>
-                          <w:bCs/>
-                          <w:i/>
-                          <w:iCs/>
-                          <w:sz w:val="28"/>
-                          <w:szCs w:val="28"/>
-                        </w:rPr>
-                        <w:t xml:space="preserve"> </w:t>
+                        <w:t xml:space="preserve">mysql </w:t>
                       </w:r>
                       <w:r>
                         <w:rPr>
@@ -7886,18 +6888,8 @@
                           <w:sz w:val="28"/>
                           <w:szCs w:val="28"/>
                         </w:rPr>
-                        <w:t xml:space="preserve">→ the headless service managing the </w:t>
+                        <w:t>→ the headless service managing the StatefulSet</w:t>
                       </w:r>
-                      <w:proofErr w:type="spellStart"/>
-                      <w:r>
-                        <w:rPr>
-                          <w:rFonts w:asciiTheme="majorBidi" w:hAnsiTheme="majorBidi" w:cstheme="majorBidi"/>
-                          <w:sz w:val="28"/>
-                          <w:szCs w:val="28"/>
-                        </w:rPr>
-                        <w:t>StatefulSet</w:t>
-                      </w:r>
-                      <w:proofErr w:type="spellEnd"/>
                     </w:p>
                     <w:p>
                       <w:pPr>
@@ -7989,7 +6981,6 @@
                           <w:szCs w:val="28"/>
                         </w:rPr>
                       </w:pPr>
-                      <w:proofErr w:type="spellStart"/>
                       <w:r>
                         <w:rPr>
                           <w:rFonts w:asciiTheme="majorBidi" w:hAnsiTheme="majorBidi" w:cstheme="majorBidi"/>
@@ -8002,7 +6993,6 @@
                         </w:rPr>
                         <w:t>cluster.local</w:t>
                       </w:r>
-                      <w:proofErr w:type="spellEnd"/>
                       <w:r>
                         <w:rPr>
                           <w:rFonts w:asciiTheme="majorBidi" w:hAnsiTheme="majorBidi" w:cstheme="majorBidi"/>
@@ -8048,43 +7038,7 @@
                           <w:sz w:val="28"/>
                           <w:szCs w:val="28"/>
                         </w:rPr>
-                        <w:t xml:space="preserve"> inside the </w:t>
-                      </w:r>
-                      <w:proofErr w:type="spellStart"/>
-                      <w:r>
-                        <w:rPr>
-                          <w:rFonts w:asciiTheme="majorBidi" w:hAnsiTheme="majorBidi" w:cstheme="majorBidi"/>
-                          <w:sz w:val="28"/>
-                          <w:szCs w:val="28"/>
-                        </w:rPr>
-                        <w:t>mysql</w:t>
-                      </w:r>
-                      <w:proofErr w:type="spellEnd"/>
-                      <w:r>
-                        <w:rPr>
-                          <w:rFonts w:asciiTheme="majorBidi" w:hAnsiTheme="majorBidi" w:cstheme="majorBidi"/>
-                          <w:sz w:val="28"/>
-                          <w:szCs w:val="28"/>
-                        </w:rPr>
-                        <w:t xml:space="preserve"> </w:t>
-                      </w:r>
-                      <w:proofErr w:type="spellStart"/>
-                      <w:r>
-                        <w:rPr>
-                          <w:rFonts w:asciiTheme="majorBidi" w:hAnsiTheme="majorBidi" w:cstheme="majorBidi"/>
-                          <w:sz w:val="28"/>
-                          <w:szCs w:val="28"/>
-                        </w:rPr>
-                        <w:t>StatefulSet</w:t>
-                      </w:r>
-                      <w:proofErr w:type="spellEnd"/>
-                      <w:r>
-                        <w:rPr>
-                          <w:rFonts w:asciiTheme="majorBidi" w:hAnsiTheme="majorBidi" w:cstheme="majorBidi"/>
-                          <w:sz w:val="28"/>
-                          <w:szCs w:val="28"/>
-                        </w:rPr>
-                        <w:t>.</w:t>
+                        <w:t xml:space="preserve"> inside the mysql StatefulSet.</w:t>
                       </w:r>
                     </w:p>
                     <w:p>
@@ -8241,25 +7195,7 @@
                           <w:sz w:val="28"/>
                           <w:szCs w:val="28"/>
                         </w:rPr>
-                        <w:t xml:space="preserve">With </w:t>
-                      </w:r>
-                      <w:proofErr w:type="spellStart"/>
-                      <w:r>
-                        <w:rPr>
-                          <w:rFonts w:asciiTheme="majorBidi" w:hAnsiTheme="majorBidi" w:cstheme="majorBidi"/>
-                          <w:sz w:val="28"/>
-                          <w:szCs w:val="28"/>
-                        </w:rPr>
-                        <w:t>StatefulSets</w:t>
-                      </w:r>
-                      <w:proofErr w:type="spellEnd"/>
-                      <w:r>
-                        <w:rPr>
-                          <w:rFonts w:asciiTheme="majorBidi" w:hAnsiTheme="majorBidi" w:cstheme="majorBidi"/>
-                          <w:sz w:val="28"/>
-                          <w:szCs w:val="28"/>
-                        </w:rPr>
-                        <w:t>, each Pod has a stable DNS address, allowing applications to reliably communicate with particular instances.</w:t>
+                        <w:t>With StatefulSets, each Pod has a stable DNS address, allowing applications to reliably communicate with particular instances.</w:t>
                       </w:r>
                     </w:p>
                     <w:p>
@@ -8496,25 +7432,7 @@
                           <w:sz w:val="28"/>
                           <w:szCs w:val="28"/>
                         </w:rPr>
-                        <w:t xml:space="preserve">is the stable DNS address of a specific Pod in a </w:t>
-                      </w:r>
-                      <w:proofErr w:type="spellStart"/>
-                      <w:r>
-                        <w:rPr>
-                          <w:rFonts w:asciiTheme="majorBidi" w:hAnsiTheme="majorBidi" w:cstheme="majorBidi"/>
-                          <w:sz w:val="28"/>
-                          <w:szCs w:val="28"/>
-                        </w:rPr>
-                        <w:t>StatefulSet</w:t>
-                      </w:r>
-                      <w:proofErr w:type="spellEnd"/>
-                      <w:r>
-                        <w:rPr>
-                          <w:rFonts w:asciiTheme="majorBidi" w:hAnsiTheme="majorBidi" w:cstheme="majorBidi"/>
-                          <w:sz w:val="28"/>
-                          <w:szCs w:val="28"/>
-                        </w:rPr>
-                        <w:t>, built from:</w:t>
+                        <w:t>is the stable DNS address of a specific Pod in a StatefulSet, built from:</w:t>
                       </w:r>
                     </w:p>
                     <w:p>
@@ -8541,59 +7459,7 @@
                           <w:sz w:val="28"/>
                           <w:szCs w:val="28"/>
                         </w:rPr>
-                        <w:t>pod-</w:t>
-                      </w:r>
-                      <w:proofErr w:type="spellStart"/>
-                      <w:r>
-                        <w:rPr>
-                          <w:rFonts w:asciiTheme="majorBidi" w:hAnsiTheme="majorBidi" w:cstheme="majorBidi"/>
-                          <w:b/>
-                          <w:bCs/>
-                          <w:i/>
-                          <w:iCs/>
-                          <w:sz w:val="28"/>
-                          <w:szCs w:val="28"/>
-                        </w:rPr>
-                        <w:t>name.service</w:t>
-                      </w:r>
-                      <w:proofErr w:type="spellEnd"/>
-                      <w:r>
-                        <w:rPr>
-                          <w:rFonts w:asciiTheme="majorBidi" w:hAnsiTheme="majorBidi" w:cstheme="majorBidi"/>
-                          <w:b/>
-                          <w:bCs/>
-                          <w:i/>
-                          <w:iCs/>
-                          <w:sz w:val="28"/>
-                          <w:szCs w:val="28"/>
-                        </w:rPr>
-                        <w:t>-</w:t>
-                      </w:r>
-                      <w:proofErr w:type="spellStart"/>
-                      <w:r>
-                        <w:rPr>
-                          <w:rFonts w:asciiTheme="majorBidi" w:hAnsiTheme="majorBidi" w:cstheme="majorBidi"/>
-                          <w:b/>
-                          <w:bCs/>
-                          <w:i/>
-                          <w:iCs/>
-                          <w:sz w:val="28"/>
-                          <w:szCs w:val="28"/>
-                        </w:rPr>
-                        <w:t>name.namespace.svc.cluster</w:t>
-                      </w:r>
-                      <w:proofErr w:type="spellEnd"/>
-                      <w:r>
-                        <w:rPr>
-                          <w:rFonts w:asciiTheme="majorBidi" w:hAnsiTheme="majorBidi" w:cstheme="majorBidi"/>
-                          <w:b/>
-                          <w:bCs/>
-                          <w:i/>
-                          <w:iCs/>
-                          <w:sz w:val="28"/>
-                          <w:szCs w:val="28"/>
-                        </w:rPr>
-                        <w:t>-domain</w:t>
+                        <w:t>pod-name.service-name.namespace.svc.cluster-domain</w:t>
                       </w:r>
                     </w:p>
                     <w:p>
@@ -9075,7 +7941,6 @@
           <w:szCs w:val="28"/>
         </w:rPr>
       </w:pPr>
-      <w:proofErr w:type="spellStart"/>
       <w:r>
         <w:rPr>
           <w:rFonts w:asciiTheme="majorBidi" w:hAnsiTheme="majorBidi" w:cstheme="majorBidi"/>
@@ -9083,16 +7948,7 @@
           <w:szCs w:val="28"/>
         </w:rPr>
         <w:lastRenderedPageBreak/>
-        <w:t>StatefulSets</w:t>
-      </w:r>
-      <w:proofErr w:type="spellEnd"/>
-      <w:r>
-        <w:rPr>
-          <w:rFonts w:asciiTheme="majorBidi" w:hAnsiTheme="majorBidi" w:cstheme="majorBidi"/>
-          <w:sz w:val="28"/>
-          <w:szCs w:val="28"/>
-        </w:rPr>
-        <w:t xml:space="preserve"> allow each Pod to have its own persistent storage.</w:t>
+        <w:t>StatefulSets allow each Pod to have its own persistent storage.</w:t>
       </w:r>
       <w:r>
         <w:rPr>
@@ -9110,7 +7966,6 @@
         </w:rPr>
         <w:t xml:space="preserve">This is done using </w:t>
       </w:r>
-      <w:proofErr w:type="spellStart"/>
       <w:r>
         <w:rPr>
           <w:rFonts w:asciiTheme="majorBidi" w:hAnsiTheme="majorBidi" w:cstheme="majorBidi"/>
@@ -9123,7 +7978,6 @@
         </w:rPr>
         <w:t>VolumeClaimTemplates</w:t>
       </w:r>
-      <w:proofErr w:type="spellEnd"/>
       <w:r>
         <w:rPr>
           <w:rFonts w:asciiTheme="majorBidi" w:hAnsiTheme="majorBidi" w:cstheme="majorBidi"/>
@@ -9132,7 +7986,6 @@
         </w:rPr>
         <w:t xml:space="preserve">, which automatically create a </w:t>
       </w:r>
-      <w:proofErr w:type="spellStart"/>
       <w:r>
         <w:rPr>
           <w:rFonts w:asciiTheme="majorBidi" w:hAnsiTheme="majorBidi" w:cstheme="majorBidi"/>
@@ -9145,7 +7998,6 @@
         </w:rPr>
         <w:t>PersistentVolumeClaim</w:t>
       </w:r>
-      <w:proofErr w:type="spellEnd"/>
       <w:r>
         <w:rPr>
           <w:rFonts w:asciiTheme="majorBidi" w:hAnsiTheme="majorBidi" w:cstheme="majorBidi"/>
@@ -9221,7 +8073,6 @@
         </w:rPr>
         <w:t xml:space="preserve">→ </w:t>
       </w:r>
-      <w:proofErr w:type="spellStart"/>
       <w:r>
         <w:rPr>
           <w:rFonts w:asciiTheme="majorBidi" w:hAnsiTheme="majorBidi" w:cstheme="majorBidi"/>
@@ -9232,20 +8083,7 @@
           <w:sz w:val="28"/>
           <w:szCs w:val="28"/>
         </w:rPr>
-        <w:t>pvc</w:t>
-      </w:r>
-      <w:proofErr w:type="spellEnd"/>
-      <w:r>
-        <w:rPr>
-          <w:rFonts w:asciiTheme="majorBidi" w:hAnsiTheme="majorBidi" w:cstheme="majorBidi"/>
-          <w:b/>
-          <w:bCs/>
-          <w:i/>
-          <w:iCs/>
-          <w:sz w:val="28"/>
-          <w:szCs w:val="28"/>
-        </w:rPr>
-        <w:t>: data-mysql-0</w:t>
+        <w:t>pvc: data-mysql-0</w:t>
       </w:r>
     </w:p>
     <w:p>
@@ -9292,7 +8130,6 @@
         </w:rPr>
         <w:t xml:space="preserve">→ </w:t>
       </w:r>
-      <w:proofErr w:type="spellStart"/>
       <w:r>
         <w:rPr>
           <w:rFonts w:asciiTheme="majorBidi" w:hAnsiTheme="majorBidi" w:cstheme="majorBidi"/>
@@ -9303,20 +8140,7 @@
           <w:sz w:val="28"/>
           <w:szCs w:val="28"/>
         </w:rPr>
-        <w:t>pvc</w:t>
-      </w:r>
-      <w:proofErr w:type="spellEnd"/>
-      <w:r>
-        <w:rPr>
-          <w:rFonts w:asciiTheme="majorBidi" w:hAnsiTheme="majorBidi" w:cstheme="majorBidi"/>
-          <w:b/>
-          <w:bCs/>
-          <w:i/>
-          <w:iCs/>
-          <w:sz w:val="28"/>
-          <w:szCs w:val="28"/>
-        </w:rPr>
-        <w:t>: data-mysql-1</w:t>
+        <w:t>pvc: data-mysql-1</w:t>
       </w:r>
     </w:p>
     <w:p>
@@ -9363,7 +8187,6 @@
         </w:rPr>
         <w:t xml:space="preserve">→ </w:t>
       </w:r>
-      <w:proofErr w:type="spellStart"/>
       <w:r>
         <w:rPr>
           <w:rFonts w:asciiTheme="majorBidi" w:hAnsiTheme="majorBidi" w:cstheme="majorBidi"/>
@@ -9374,9 +8197,88 @@
           <w:sz w:val="28"/>
           <w:szCs w:val="28"/>
         </w:rPr>
-        <w:t>pvc</w:t>
-      </w:r>
-      <w:proofErr w:type="spellEnd"/>
+        <w:t>pvc: data-mysql-2</w:t>
+      </w:r>
+    </w:p>
+    <w:p>
+      <w:pPr>
+        <w:spacing w:after="60"/>
+        <w:ind w:left="360"/>
+        <w:jc w:val="both"/>
+        <w:rPr>
+          <w:rFonts w:asciiTheme="majorBidi" w:hAnsiTheme="majorBidi" w:cstheme="majorBidi"/>
+          <w:sz w:val="28"/>
+          <w:szCs w:val="28"/>
+        </w:rPr>
+      </w:pPr>
+      <w:r>
+        <w:rPr>
+          <w:rFonts w:asciiTheme="majorBidi" w:hAnsiTheme="majorBidi" w:cstheme="majorBidi"/>
+          <w:sz w:val="28"/>
+          <w:szCs w:val="28"/>
+        </w:rPr>
+        <w:t>If a Pod is deleted and recreated, it reuses the same storage.</w:t>
+      </w:r>
+      <w:r>
+        <w:rPr>
+          <w:rFonts w:asciiTheme="majorBidi" w:hAnsiTheme="majorBidi" w:cstheme="majorBidi"/>
+          <w:sz w:val="28"/>
+          <w:szCs w:val="28"/>
+        </w:rPr>
+        <w:t xml:space="preserve"> </w:t>
+      </w:r>
+      <w:r>
+        <w:rPr>
+          <w:rFonts w:asciiTheme="majorBidi" w:hAnsiTheme="majorBidi" w:cstheme="majorBidi"/>
+          <w:sz w:val="28"/>
+          <w:szCs w:val="28"/>
+        </w:rPr>
+        <w:t>This ensures that data is not lost.</w:t>
+      </w:r>
+    </w:p>
+    <w:p>
+      <w:pPr>
+        <w:spacing w:after="60"/>
+        <w:ind w:left="360"/>
+        <w:jc w:val="both"/>
+        <w:rPr>
+          <w:rFonts w:asciiTheme="majorBidi" w:hAnsiTheme="majorBidi" w:cstheme="majorBidi"/>
+          <w:b/>
+          <w:bCs/>
+          <w:sz w:val="28"/>
+          <w:szCs w:val="28"/>
+        </w:rPr>
+      </w:pPr>
+      <w:r>
+        <w:rPr>
+          <w:rFonts w:asciiTheme="majorBidi" w:hAnsiTheme="majorBidi" w:cstheme="majorBidi"/>
+          <w:b/>
+          <w:bCs/>
+          <w:sz w:val="28"/>
+          <w:szCs w:val="28"/>
+        </w:rPr>
+        <w:t>Summery:</w:t>
+      </w:r>
+    </w:p>
+    <w:p>
+      <w:pPr>
+        <w:spacing w:after="60"/>
+        <w:ind w:left="360"/>
+        <w:jc w:val="both"/>
+        <w:rPr>
+          <w:rFonts w:asciiTheme="majorBidi" w:hAnsiTheme="majorBidi" w:cstheme="majorBidi"/>
+          <w:sz w:val="28"/>
+          <w:szCs w:val="28"/>
+        </w:rPr>
+      </w:pPr>
+      <w:r>
+        <w:rPr>
+          <w:rFonts w:asciiTheme="majorBidi" w:hAnsiTheme="majorBidi" w:cstheme="majorBidi"/>
+          <w:sz w:val="28"/>
+          <w:szCs w:val="28"/>
+        </w:rPr>
+        <w:t xml:space="preserve">In a StatefulSet, each Pod gets its own dedicated storage through volumeClaimTemplates. When the StatefulSet creates Pods like </w:t>
+      </w:r>
       <w:r>
         <w:rPr>
           <w:rFonts w:asciiTheme="majorBidi" w:hAnsiTheme="majorBidi" w:cstheme="majorBidi"/>
@@ -9387,141 +8289,15 @@
           <w:sz w:val="28"/>
           <w:szCs w:val="28"/>
         </w:rPr>
-        <w:t>: data-mysql-2</w:t>
-      </w:r>
-    </w:p>
-    <w:p>
-      <w:pPr>
-        <w:spacing w:after="60"/>
-        <w:ind w:left="360"/>
-        <w:jc w:val="both"/>
-        <w:rPr>
-          <w:rFonts w:asciiTheme="majorBidi" w:hAnsiTheme="majorBidi" w:cstheme="majorBidi"/>
-          <w:sz w:val="28"/>
-          <w:szCs w:val="28"/>
-        </w:rPr>
-      </w:pPr>
-      <w:r>
-        <w:rPr>
-          <w:rFonts w:asciiTheme="majorBidi" w:hAnsiTheme="majorBidi" w:cstheme="majorBidi"/>
-          <w:sz w:val="28"/>
-          <w:szCs w:val="28"/>
-        </w:rPr>
-        <w:t>If a Pod is deleted and recreated, it reuses the same storage.</w:t>
-      </w:r>
-      <w:r>
-        <w:rPr>
-          <w:rFonts w:asciiTheme="majorBidi" w:hAnsiTheme="majorBidi" w:cstheme="majorBidi"/>
-          <w:sz w:val="28"/>
-          <w:szCs w:val="28"/>
-        </w:rPr>
-        <w:t xml:space="preserve"> </w:t>
-      </w:r>
-      <w:r>
-        <w:rPr>
-          <w:rFonts w:asciiTheme="majorBidi" w:hAnsiTheme="majorBidi" w:cstheme="majorBidi"/>
-          <w:sz w:val="28"/>
-          <w:szCs w:val="28"/>
-        </w:rPr>
-        <w:t>This ensures that data is not lost.</w:t>
-      </w:r>
-    </w:p>
-    <w:p>
-      <w:pPr>
-        <w:spacing w:after="60"/>
-        <w:ind w:left="360"/>
-        <w:jc w:val="both"/>
-        <w:rPr>
-          <w:rFonts w:asciiTheme="majorBidi" w:hAnsiTheme="majorBidi" w:cstheme="majorBidi"/>
-          <w:b/>
-          <w:bCs/>
-          <w:sz w:val="28"/>
-          <w:szCs w:val="28"/>
-        </w:rPr>
-      </w:pPr>
-      <w:r>
-        <w:rPr>
-          <w:rFonts w:asciiTheme="majorBidi" w:hAnsiTheme="majorBidi" w:cstheme="majorBidi"/>
-          <w:b/>
-          <w:bCs/>
-          <w:sz w:val="28"/>
-          <w:szCs w:val="28"/>
-        </w:rPr>
-        <w:t>Summery:</w:t>
-      </w:r>
-    </w:p>
-    <w:p>
-      <w:pPr>
-        <w:spacing w:after="60"/>
-        <w:ind w:left="360"/>
-        <w:jc w:val="both"/>
-        <w:rPr>
-          <w:rFonts w:asciiTheme="majorBidi" w:hAnsiTheme="majorBidi" w:cstheme="majorBidi"/>
-          <w:sz w:val="28"/>
-          <w:szCs w:val="28"/>
-        </w:rPr>
-      </w:pPr>
-      <w:r>
-        <w:rPr>
-          <w:rFonts w:asciiTheme="majorBidi" w:hAnsiTheme="majorBidi" w:cstheme="majorBidi"/>
-          <w:sz w:val="28"/>
-          <w:szCs w:val="28"/>
-        </w:rPr>
-        <w:t xml:space="preserve">In a </w:t>
-      </w:r>
-      <w:proofErr w:type="spellStart"/>
-      <w:r>
-        <w:rPr>
-          <w:rFonts w:asciiTheme="majorBidi" w:hAnsiTheme="majorBidi" w:cstheme="majorBidi"/>
-          <w:sz w:val="28"/>
-          <w:szCs w:val="28"/>
-        </w:rPr>
-        <w:t>StatefulSet</w:t>
-      </w:r>
-      <w:proofErr w:type="spellEnd"/>
-      <w:r>
-        <w:rPr>
-          <w:rFonts w:asciiTheme="majorBidi" w:hAnsiTheme="majorBidi" w:cstheme="majorBidi"/>
-          <w:sz w:val="28"/>
-          <w:szCs w:val="28"/>
-        </w:rPr>
-        <w:t xml:space="preserve">, each Pod gets its own dedicated storage through </w:t>
-      </w:r>
-      <w:proofErr w:type="spellStart"/>
-      <w:r>
-        <w:rPr>
-          <w:rFonts w:asciiTheme="majorBidi" w:hAnsiTheme="majorBidi" w:cstheme="majorBidi"/>
-          <w:sz w:val="28"/>
-          <w:szCs w:val="28"/>
-        </w:rPr>
-        <w:t>volumeClaimTemplates</w:t>
-      </w:r>
-      <w:proofErr w:type="spellEnd"/>
-      <w:r>
-        <w:rPr>
-          <w:rFonts w:asciiTheme="majorBidi" w:hAnsiTheme="majorBidi" w:cstheme="majorBidi"/>
-          <w:sz w:val="28"/>
-          <w:szCs w:val="28"/>
-        </w:rPr>
-        <w:t xml:space="preserve">. When the </w:t>
-      </w:r>
-      <w:proofErr w:type="spellStart"/>
-      <w:r>
-        <w:rPr>
-          <w:rFonts w:asciiTheme="majorBidi" w:hAnsiTheme="majorBidi" w:cstheme="majorBidi"/>
-          <w:sz w:val="28"/>
-          <w:szCs w:val="28"/>
-        </w:rPr>
-        <w:t>StatefulSet</w:t>
-      </w:r>
-      <w:proofErr w:type="spellEnd"/>
-      <w:r>
-        <w:rPr>
-          <w:rFonts w:asciiTheme="majorBidi" w:hAnsiTheme="majorBidi" w:cstheme="majorBidi"/>
-          <w:sz w:val="28"/>
-          <w:szCs w:val="28"/>
-        </w:rPr>
-        <w:t xml:space="preserve"> creates Pods like </w:t>
+        <w:t>mysql-0, mysql-1</w:t>
+      </w:r>
+      <w:r>
+        <w:rPr>
+          <w:rFonts w:asciiTheme="majorBidi" w:hAnsiTheme="majorBidi" w:cstheme="majorBidi"/>
+          <w:sz w:val="28"/>
+          <w:szCs w:val="28"/>
+        </w:rPr>
+        <w:t xml:space="preserve">, and </w:t>
       </w:r>
       <w:r>
         <w:rPr>
@@ -9533,15 +8309,15 @@
           <w:sz w:val="28"/>
           <w:szCs w:val="28"/>
         </w:rPr>
-        <w:t>mysql-0, mysql-1</w:t>
-      </w:r>
-      <w:r>
-        <w:rPr>
-          <w:rFonts w:asciiTheme="majorBidi" w:hAnsiTheme="majorBidi" w:cstheme="majorBidi"/>
-          <w:sz w:val="28"/>
-          <w:szCs w:val="28"/>
-        </w:rPr>
-        <w:t xml:space="preserve">, and </w:t>
+        <w:t>mysql-2</w:t>
+      </w:r>
+      <w:r>
+        <w:rPr>
+          <w:rFonts w:asciiTheme="majorBidi" w:hAnsiTheme="majorBidi" w:cstheme="majorBidi"/>
+          <w:sz w:val="28"/>
+          <w:szCs w:val="28"/>
+        </w:rPr>
+        <w:t xml:space="preserve">, Kubernetes automatically creates a separate PersistentVolumeClaim (PVC) for each Pod and mounts it to that specific Pod. For example, </w:t>
       </w:r>
       <w:r>
         <w:rPr>
@@ -9553,33 +8329,15 @@
           <w:sz w:val="28"/>
           <w:szCs w:val="28"/>
         </w:rPr>
-        <w:t>mysql-2</w:t>
-      </w:r>
-      <w:r>
-        <w:rPr>
-          <w:rFonts w:asciiTheme="majorBidi" w:hAnsiTheme="majorBidi" w:cstheme="majorBidi"/>
-          <w:sz w:val="28"/>
-          <w:szCs w:val="28"/>
-        </w:rPr>
-        <w:t xml:space="preserve">, Kubernetes automatically creates a separate </w:t>
-      </w:r>
-      <w:proofErr w:type="spellStart"/>
-      <w:r>
-        <w:rPr>
-          <w:rFonts w:asciiTheme="majorBidi" w:hAnsiTheme="majorBidi" w:cstheme="majorBidi"/>
-          <w:sz w:val="28"/>
-          <w:szCs w:val="28"/>
-        </w:rPr>
-        <w:t>PersistentVolumeClaim</w:t>
-      </w:r>
-      <w:proofErr w:type="spellEnd"/>
-      <w:r>
-        <w:rPr>
-          <w:rFonts w:asciiTheme="majorBidi" w:hAnsiTheme="majorBidi" w:cstheme="majorBidi"/>
-          <w:sz w:val="28"/>
-          <w:szCs w:val="28"/>
-        </w:rPr>
-        <w:t xml:space="preserve"> (PVC) for each Pod and mounts it to that specific Pod. For example, </w:t>
+        <w:t>mysql-0</w:t>
+      </w:r>
+      <w:r>
+        <w:rPr>
+          <w:rFonts w:asciiTheme="majorBidi" w:hAnsiTheme="majorBidi" w:cstheme="majorBidi"/>
+          <w:sz w:val="28"/>
+          <w:szCs w:val="28"/>
+        </w:rPr>
+        <w:t xml:space="preserve"> is connected to </w:t>
       </w:r>
       <w:r>
         <w:rPr>
@@ -9591,15 +8349,15 @@
           <w:sz w:val="28"/>
           <w:szCs w:val="28"/>
         </w:rPr>
-        <w:t>mysql-0</w:t>
-      </w:r>
-      <w:r>
-        <w:rPr>
-          <w:rFonts w:asciiTheme="majorBidi" w:hAnsiTheme="majorBidi" w:cstheme="majorBidi"/>
-          <w:sz w:val="28"/>
-          <w:szCs w:val="28"/>
-        </w:rPr>
-        <w:t xml:space="preserve"> is connected to </w:t>
+        <w:t>data-mysql-0</w:t>
+      </w:r>
+      <w:r>
+        <w:rPr>
+          <w:rFonts w:asciiTheme="majorBidi" w:hAnsiTheme="majorBidi" w:cstheme="majorBidi"/>
+          <w:sz w:val="28"/>
+          <w:szCs w:val="28"/>
+        </w:rPr>
+        <w:t xml:space="preserve">, </w:t>
       </w:r>
       <w:r>
         <w:rPr>
@@ -9611,15 +8369,15 @@
           <w:sz w:val="28"/>
           <w:szCs w:val="28"/>
         </w:rPr>
-        <w:t>data-mysql-0</w:t>
-      </w:r>
-      <w:r>
-        <w:rPr>
-          <w:rFonts w:asciiTheme="majorBidi" w:hAnsiTheme="majorBidi" w:cstheme="majorBidi"/>
-          <w:sz w:val="28"/>
-          <w:szCs w:val="28"/>
-        </w:rPr>
-        <w:t xml:space="preserve">, </w:t>
+        <w:t>mysql-1</w:t>
+      </w:r>
+      <w:r>
+        <w:rPr>
+          <w:rFonts w:asciiTheme="majorBidi" w:hAnsiTheme="majorBidi" w:cstheme="majorBidi"/>
+          <w:sz w:val="28"/>
+          <w:szCs w:val="28"/>
+        </w:rPr>
+        <w:t xml:space="preserve"> to </w:t>
       </w:r>
       <w:r>
         <w:rPr>
@@ -9631,15 +8389,15 @@
           <w:sz w:val="28"/>
           <w:szCs w:val="28"/>
         </w:rPr>
-        <w:t>mysql-1</w:t>
-      </w:r>
-      <w:r>
-        <w:rPr>
-          <w:rFonts w:asciiTheme="majorBidi" w:hAnsiTheme="majorBidi" w:cstheme="majorBidi"/>
-          <w:sz w:val="28"/>
-          <w:szCs w:val="28"/>
-        </w:rPr>
-        <w:t xml:space="preserve"> to </w:t>
+        <w:t>data-mysql-1</w:t>
+      </w:r>
+      <w:r>
+        <w:rPr>
+          <w:rFonts w:asciiTheme="majorBidi" w:hAnsiTheme="majorBidi" w:cstheme="majorBidi"/>
+          <w:sz w:val="28"/>
+          <w:szCs w:val="28"/>
+        </w:rPr>
+        <w:t xml:space="preserve">, and </w:t>
       </w:r>
       <w:r>
         <w:rPr>
@@ -9651,15 +8409,15 @@
           <w:sz w:val="28"/>
           <w:szCs w:val="28"/>
         </w:rPr>
-        <w:t>data-mysql-1</w:t>
-      </w:r>
-      <w:r>
-        <w:rPr>
-          <w:rFonts w:asciiTheme="majorBidi" w:hAnsiTheme="majorBidi" w:cstheme="majorBidi"/>
-          <w:sz w:val="28"/>
-          <w:szCs w:val="28"/>
-        </w:rPr>
-        <w:t xml:space="preserve">, and </w:t>
+        <w:t>mysql-2</w:t>
+      </w:r>
+      <w:r>
+        <w:rPr>
+          <w:rFonts w:asciiTheme="majorBidi" w:hAnsiTheme="majorBidi" w:cstheme="majorBidi"/>
+          <w:sz w:val="28"/>
+          <w:szCs w:val="28"/>
+        </w:rPr>
+        <w:t xml:space="preserve"> to </w:t>
       </w:r>
       <w:r>
         <w:rPr>
@@ -9671,15 +8429,35 @@
           <w:sz w:val="28"/>
           <w:szCs w:val="28"/>
         </w:rPr>
-        <w:t>mysql-2</w:t>
-      </w:r>
-      <w:r>
-        <w:rPr>
-          <w:rFonts w:asciiTheme="majorBidi" w:hAnsiTheme="majorBidi" w:cstheme="majorBidi"/>
-          <w:sz w:val="28"/>
-          <w:szCs w:val="28"/>
-        </w:rPr>
-        <w:t xml:space="preserve"> to </w:t>
+        <w:t>data-mysql-2</w:t>
+      </w:r>
+      <w:r>
+        <w:rPr>
+          <w:rFonts w:asciiTheme="majorBidi" w:hAnsiTheme="majorBidi" w:cstheme="majorBidi"/>
+          <w:sz w:val="28"/>
+          <w:szCs w:val="28"/>
+        </w:rPr>
+        <w:t>. This means the Pods do not share one volume; instead, every Pod has its own independent persistent disk.</w:t>
+      </w:r>
+    </w:p>
+    <w:p>
+      <w:pPr>
+        <w:spacing w:after="60"/>
+        <w:ind w:left="360"/>
+        <w:jc w:val="both"/>
+        <w:rPr>
+          <w:rFonts w:asciiTheme="majorBidi" w:hAnsiTheme="majorBidi" w:cstheme="majorBidi"/>
+          <w:sz w:val="28"/>
+          <w:szCs w:val="28"/>
+        </w:rPr>
+      </w:pPr>
+      <w:r>
+        <w:rPr>
+          <w:rFonts w:asciiTheme="majorBidi" w:hAnsiTheme="majorBidi" w:cstheme="majorBidi"/>
+          <w:sz w:val="28"/>
+          <w:szCs w:val="28"/>
+        </w:rPr>
+        <w:t xml:space="preserve">If a Pod crashes or restarts, Kubernetes recreates the Pod with the same identity and name, such as </w:t>
       </w:r>
       <w:r>
         <w:rPr>
@@ -9691,35 +8469,15 @@
           <w:sz w:val="28"/>
           <w:szCs w:val="28"/>
         </w:rPr>
-        <w:t>data-mysql-2</w:t>
-      </w:r>
-      <w:r>
-        <w:rPr>
-          <w:rFonts w:asciiTheme="majorBidi" w:hAnsiTheme="majorBidi" w:cstheme="majorBidi"/>
-          <w:sz w:val="28"/>
-          <w:szCs w:val="28"/>
-        </w:rPr>
-        <w:t>. This means the Pods do not share one volume; instead, every Pod has its own independent persistent disk.</w:t>
-      </w:r>
-    </w:p>
-    <w:p>
-      <w:pPr>
-        <w:spacing w:after="60"/>
-        <w:ind w:left="360"/>
-        <w:jc w:val="both"/>
-        <w:rPr>
-          <w:rFonts w:asciiTheme="majorBidi" w:hAnsiTheme="majorBidi" w:cstheme="majorBidi"/>
-          <w:sz w:val="28"/>
-          <w:szCs w:val="28"/>
-        </w:rPr>
-      </w:pPr>
-      <w:r>
-        <w:rPr>
-          <w:rFonts w:asciiTheme="majorBidi" w:hAnsiTheme="majorBidi" w:cstheme="majorBidi"/>
-          <w:sz w:val="28"/>
-          <w:szCs w:val="28"/>
-        </w:rPr>
-        <w:t xml:space="preserve">If a Pod crashes or restarts, Kubernetes recreates the Pod with the same identity and name, such as </w:t>
+        <w:t>mysql-0</w:t>
+      </w:r>
+      <w:r>
+        <w:rPr>
+          <w:rFonts w:asciiTheme="majorBidi" w:hAnsiTheme="majorBidi" w:cstheme="majorBidi"/>
+          <w:sz w:val="28"/>
+          <w:szCs w:val="28"/>
+        </w:rPr>
+        <w:t>. Because the identity remains the same, Kubernetes automatically reattaches the same PVC (</w:t>
       </w:r>
       <w:r>
         <w:rPr>
@@ -9731,26 +8489,6 @@
           <w:sz w:val="28"/>
           <w:szCs w:val="28"/>
         </w:rPr>
-        <w:t>mysql-0</w:t>
-      </w:r>
-      <w:r>
-        <w:rPr>
-          <w:rFonts w:asciiTheme="majorBidi" w:hAnsiTheme="majorBidi" w:cstheme="majorBidi"/>
-          <w:sz w:val="28"/>
-          <w:szCs w:val="28"/>
-        </w:rPr>
-        <w:t>. Because the identity remains the same, Kubernetes automatically reattaches the same PVC (</w:t>
-      </w:r>
-      <w:r>
-        <w:rPr>
-          <w:rFonts w:asciiTheme="majorBidi" w:hAnsiTheme="majorBidi" w:cstheme="majorBidi"/>
-          <w:b/>
-          <w:bCs/>
-          <w:i/>
-          <w:iCs/>
-          <w:sz w:val="28"/>
-          <w:szCs w:val="28"/>
-        </w:rPr>
         <w:t>data-mysql-0</w:t>
       </w:r>
       <w:r>
@@ -9778,43 +8516,7 @@
           <w:sz w:val="28"/>
           <w:szCs w:val="28"/>
         </w:rPr>
-        <w:t xml:space="preserve">Although this is sometimes described as data replication, it is more accurate to call it persistent storage retention. </w:t>
-      </w:r>
-      <w:proofErr w:type="spellStart"/>
-      <w:r>
-        <w:rPr>
-          <w:rFonts w:asciiTheme="majorBidi" w:hAnsiTheme="majorBidi" w:cstheme="majorBidi"/>
-          <w:sz w:val="28"/>
-          <w:szCs w:val="28"/>
-        </w:rPr>
-        <w:t>StatefulSets</w:t>
-      </w:r>
-      <w:proofErr w:type="spellEnd"/>
-      <w:r>
-        <w:rPr>
-          <w:rFonts w:asciiTheme="majorBidi" w:hAnsiTheme="majorBidi" w:cstheme="majorBidi"/>
-          <w:sz w:val="28"/>
-          <w:szCs w:val="28"/>
-        </w:rPr>
-        <w:t xml:space="preserve"> themselves do not replicate data between Pods; replication is handled by the database system (for example MySQL replication or clustering). What </w:t>
-      </w:r>
-      <w:proofErr w:type="spellStart"/>
-      <w:r>
-        <w:rPr>
-          <w:rFonts w:asciiTheme="majorBidi" w:hAnsiTheme="majorBidi" w:cstheme="majorBidi"/>
-          <w:sz w:val="28"/>
-          <w:szCs w:val="28"/>
-        </w:rPr>
-        <w:t>StatefulSets</w:t>
-      </w:r>
-      <w:proofErr w:type="spellEnd"/>
-      <w:r>
-        <w:rPr>
-          <w:rFonts w:asciiTheme="majorBidi" w:hAnsiTheme="majorBidi" w:cstheme="majorBidi"/>
-          <w:sz w:val="28"/>
-          <w:szCs w:val="28"/>
-        </w:rPr>
-        <w:t xml:space="preserve"> guarantee is stable Pod identity and stable storage mapping, ensuring that each Pod always reconnects to its own persistent volume even after restarts or rescheduling.</w:t>
+        <w:t>Although this is sometimes described as data replication, it is more accurate to call it persistent storage retention. StatefulSets themselves do not replicate data between Pods; replication is handled by the database system (for example MySQL replication or clustering). What StatefulSets guarantee is stable Pod identity and stable storage mapping, ensuring that each Pod always reconnects to its own persistent volume even after restarts or rescheduling.</w:t>
       </w:r>
     </w:p>
     <w:p>
@@ -9857,23 +8559,13 @@
           <w:szCs w:val="28"/>
         </w:rPr>
       </w:pPr>
-      <w:proofErr w:type="spellStart"/>
-      <w:r>
-        <w:rPr>
-          <w:rFonts w:asciiTheme="majorBidi" w:hAnsiTheme="majorBidi" w:cstheme="majorBidi"/>
-          <w:sz w:val="28"/>
-          <w:szCs w:val="28"/>
-        </w:rPr>
-        <w:t>StatefulSets</w:t>
-      </w:r>
-      <w:proofErr w:type="spellEnd"/>
-      <w:r>
-        <w:rPr>
-          <w:rFonts w:asciiTheme="majorBidi" w:hAnsiTheme="majorBidi" w:cstheme="majorBidi"/>
-          <w:sz w:val="28"/>
-          <w:szCs w:val="28"/>
-        </w:rPr>
-        <w:t xml:space="preserve"> create Pods sequentially.</w:t>
+      <w:r>
+        <w:rPr>
+          <w:rFonts w:asciiTheme="majorBidi" w:hAnsiTheme="majorBidi" w:cstheme="majorBidi"/>
+          <w:sz w:val="28"/>
+          <w:szCs w:val="28"/>
+        </w:rPr>
+        <w:t>StatefulSets create Pods sequentially.</w:t>
       </w:r>
     </w:p>
     <w:p>
@@ -10073,25 +8765,7 @@
           <w:szCs w:val="28"/>
         </w:rPr>
         <w:lastRenderedPageBreak/>
-        <w:t xml:space="preserve">In a </w:t>
-      </w:r>
-      <w:proofErr w:type="spellStart"/>
-      <w:r>
-        <w:rPr>
-          <w:rFonts w:asciiTheme="majorBidi" w:hAnsiTheme="majorBidi" w:cstheme="majorBidi"/>
-          <w:sz w:val="28"/>
-          <w:szCs w:val="28"/>
-        </w:rPr>
-        <w:t>StatefulSet</w:t>
-      </w:r>
-      <w:proofErr w:type="spellEnd"/>
-      <w:r>
-        <w:rPr>
-          <w:rFonts w:asciiTheme="majorBidi" w:hAnsiTheme="majorBidi" w:cstheme="majorBidi"/>
-          <w:sz w:val="28"/>
-          <w:szCs w:val="28"/>
-        </w:rPr>
-        <w:t>, Pods are created sequentially based on their ordinal index.</w:t>
+        <w:t>In a StatefulSet, Pods are created sequentially based on their ordinal index.</w:t>
       </w:r>
       <w:r>
         <w:rPr>
@@ -10503,23 +9177,13 @@
           <w:szCs w:val="28"/>
         </w:rPr>
       </w:pPr>
-      <w:proofErr w:type="spellStart"/>
-      <w:r>
-        <w:rPr>
-          <w:rFonts w:asciiTheme="majorBidi" w:hAnsiTheme="majorBidi" w:cstheme="majorBidi"/>
-          <w:sz w:val="28"/>
-          <w:szCs w:val="28"/>
-        </w:rPr>
-        <w:t>StatefulSets</w:t>
-      </w:r>
-      <w:proofErr w:type="spellEnd"/>
-      <w:r>
-        <w:rPr>
-          <w:rFonts w:asciiTheme="majorBidi" w:hAnsiTheme="majorBidi" w:cstheme="majorBidi"/>
-          <w:sz w:val="28"/>
-          <w:szCs w:val="28"/>
-        </w:rPr>
-        <w:t xml:space="preserve"> also maintain strict ordering guarantees.</w:t>
+      <w:r>
+        <w:rPr>
+          <w:rFonts w:asciiTheme="majorBidi" w:hAnsiTheme="majorBidi" w:cstheme="majorBidi"/>
+          <w:sz w:val="28"/>
+          <w:szCs w:val="28"/>
+        </w:rPr>
+        <w:t>StatefulSets also maintain strict ordering guarantees.</w:t>
       </w:r>
       <w:r>
         <w:rPr>
@@ -10535,25 +9199,7 @@
           <w:sz w:val="28"/>
           <w:szCs w:val="28"/>
         </w:rPr>
-        <w:t xml:space="preserve">Suppose the </w:t>
-      </w:r>
-      <w:proofErr w:type="spellStart"/>
-      <w:r>
-        <w:rPr>
-          <w:rFonts w:asciiTheme="majorBidi" w:hAnsiTheme="majorBidi" w:cstheme="majorBidi"/>
-          <w:sz w:val="28"/>
-          <w:szCs w:val="28"/>
-        </w:rPr>
-        <w:t>StatefulSet</w:t>
-      </w:r>
-      <w:proofErr w:type="spellEnd"/>
-      <w:r>
-        <w:rPr>
-          <w:rFonts w:asciiTheme="majorBidi" w:hAnsiTheme="majorBidi" w:cstheme="majorBidi"/>
-          <w:sz w:val="28"/>
-          <w:szCs w:val="28"/>
-        </w:rPr>
-        <w:t xml:space="preserve"> is creating Pods and the situation is:</w:t>
+        <w:t>Suppose the StatefulSet is creating Pods and the situation is:</w:t>
       </w:r>
     </w:p>
     <w:p>
@@ -10807,25 +9453,7 @@
           <w:sz w:val="28"/>
           <w:szCs w:val="28"/>
         </w:rPr>
-        <w:t xml:space="preserve">Because </w:t>
-      </w:r>
-      <w:proofErr w:type="spellStart"/>
-      <w:r>
-        <w:rPr>
-          <w:rFonts w:asciiTheme="majorBidi" w:hAnsiTheme="majorBidi" w:cstheme="majorBidi"/>
-          <w:sz w:val="28"/>
-          <w:szCs w:val="28"/>
-        </w:rPr>
-        <w:t>StatefulSets</w:t>
-      </w:r>
-      <w:proofErr w:type="spellEnd"/>
-      <w:r>
-        <w:rPr>
-          <w:rFonts w:asciiTheme="majorBidi" w:hAnsiTheme="majorBidi" w:cstheme="majorBidi"/>
-          <w:sz w:val="28"/>
-          <w:szCs w:val="28"/>
-        </w:rPr>
-        <w:t xml:space="preserve"> enforce ordered guarantees, Kubernetes will:</w:t>
+        <w:t>Because StatefulSets enforce ordered guarantees, Kubernetes will:</w:t>
       </w:r>
     </w:p>
     <w:p>
@@ -10945,25 +9573,7 @@
           <w:sz w:val="28"/>
           <w:szCs w:val="28"/>
         </w:rPr>
-        <w:t xml:space="preserve">This happens because </w:t>
-      </w:r>
-      <w:proofErr w:type="spellStart"/>
-      <w:r>
-        <w:rPr>
-          <w:rFonts w:asciiTheme="majorBidi" w:hAnsiTheme="majorBidi" w:cstheme="majorBidi"/>
-          <w:sz w:val="28"/>
-          <w:szCs w:val="28"/>
-        </w:rPr>
-        <w:t>StatefulSets</w:t>
-      </w:r>
-      <w:proofErr w:type="spellEnd"/>
-      <w:r>
-        <w:rPr>
-          <w:rFonts w:asciiTheme="majorBidi" w:hAnsiTheme="majorBidi" w:cstheme="majorBidi"/>
-          <w:sz w:val="28"/>
-          <w:szCs w:val="28"/>
-        </w:rPr>
-        <w:t xml:space="preserve"> assume that earlier Pods may be critical for the cluster’s correctness.</w:t>
+        <w:t>This happens because StatefulSets assume that earlier Pods may be critical for the cluster’s correctness.</w:t>
       </w:r>
     </w:p>
     <w:p>
@@ -11244,25 +9854,7 @@
                                 <w:sz w:val="28"/>
                                 <w:szCs w:val="28"/>
                               </w:rPr>
-                              <w:t xml:space="preserve">A Headless Service is a special type of Kubernetes Service that does not assign a </w:t>
-                            </w:r>
-                            <w:proofErr w:type="spellStart"/>
-                            <w:r>
-                              <w:rPr>
-                                <w:rFonts w:asciiTheme="majorBidi" w:hAnsiTheme="majorBidi" w:cstheme="majorBidi"/>
-                                <w:sz w:val="28"/>
-                                <w:szCs w:val="28"/>
-                              </w:rPr>
-                              <w:t>ClusterIP</w:t>
-                            </w:r>
-                            <w:proofErr w:type="spellEnd"/>
-                            <w:r>
-                              <w:rPr>
-                                <w:rFonts w:asciiTheme="majorBidi" w:hAnsiTheme="majorBidi" w:cstheme="majorBidi"/>
-                                <w:sz w:val="28"/>
-                                <w:szCs w:val="28"/>
-                              </w:rPr>
-                              <w:t xml:space="preserve"> and does not perform load balancing. Instead, it allows clients to directly discover and communicate with individual Pods behind the service.</w:t>
+                              <w:t>A Headless Service is a special type of Kubernetes Service that does not assign a ClusterIP and does not perform load balancing. Instead, it allows clients to directly discover and communicate with individual Pods behind the service.</w:t>
                             </w:r>
                           </w:p>
                           <w:p>
@@ -11281,25 +9873,7 @@
                                 <w:sz w:val="28"/>
                                 <w:szCs w:val="28"/>
                               </w:rPr>
-                              <w:t xml:space="preserve">A service becomes headless when its </w:t>
-                            </w:r>
-                            <w:proofErr w:type="spellStart"/>
-                            <w:r>
-                              <w:rPr>
-                                <w:rFonts w:asciiTheme="majorBidi" w:hAnsiTheme="majorBidi" w:cstheme="majorBidi"/>
-                                <w:sz w:val="28"/>
-                                <w:szCs w:val="28"/>
-                              </w:rPr>
-                              <w:t>clusterIP</w:t>
-                            </w:r>
-                            <w:proofErr w:type="spellEnd"/>
-                            <w:r>
-                              <w:rPr>
-                                <w:rFonts w:asciiTheme="majorBidi" w:hAnsiTheme="majorBidi" w:cstheme="majorBidi"/>
-                                <w:sz w:val="28"/>
-                                <w:szCs w:val="28"/>
-                              </w:rPr>
-                              <w:t xml:space="preserve"> field is set to:</w:t>
+                              <w:t>A service becomes headless when its clusterIP field is set to:</w:t>
                             </w:r>
                             <w:r>
                               <w:rPr>
@@ -11309,7 +9883,6 @@
                               </w:rPr>
                               <w:t xml:space="preserve"> </w:t>
                             </w:r>
-                            <w:proofErr w:type="spellStart"/>
                             <w:r>
                               <w:rPr>
                                 <w:rFonts w:asciiTheme="majorBidi" w:hAnsiTheme="majorBidi" w:cstheme="majorBidi"/>
@@ -11320,20 +9893,7 @@
                                 <w:sz w:val="28"/>
                                 <w:szCs w:val="28"/>
                               </w:rPr>
-                              <w:t>clusterIP</w:t>
-                            </w:r>
-                            <w:proofErr w:type="spellEnd"/>
-                            <w:r>
-                              <w:rPr>
-                                <w:rFonts w:asciiTheme="majorBidi" w:hAnsiTheme="majorBidi" w:cstheme="majorBidi"/>
-                                <w:b/>
-                                <w:bCs/>
-                                <w:i/>
-                                <w:iCs/>
-                                <w:sz w:val="28"/>
-                                <w:szCs w:val="28"/>
-                              </w:rPr>
-                              <w:t>: None</w:t>
+                              <w:t>clusterIP: None</w:t>
                             </w:r>
                             <w:r>
                               <w:rPr>
@@ -11365,25 +9925,7 @@
                                 <w:sz w:val="28"/>
                                 <w:szCs w:val="28"/>
                               </w:rPr>
-                              <w:t xml:space="preserve">Headless services are mainly used with </w:t>
-                            </w:r>
-                            <w:proofErr w:type="spellStart"/>
-                            <w:r>
-                              <w:rPr>
-                                <w:rFonts w:asciiTheme="majorBidi" w:hAnsiTheme="majorBidi" w:cstheme="majorBidi"/>
-                                <w:sz w:val="28"/>
-                                <w:szCs w:val="28"/>
-                              </w:rPr>
-                              <w:t>StatefulSets</w:t>
-                            </w:r>
-                            <w:proofErr w:type="spellEnd"/>
-                            <w:r>
-                              <w:rPr>
-                                <w:rFonts w:asciiTheme="majorBidi" w:hAnsiTheme="majorBidi" w:cstheme="majorBidi"/>
-                                <w:sz w:val="28"/>
-                                <w:szCs w:val="28"/>
-                              </w:rPr>
-                              <w:t xml:space="preserve"> and other situations where applications must communicate with specific Pods rather than a load-balanced group of Pods.</w:t>
+                              <w:t>Headless services are mainly used with StatefulSets and other situations where applications must communicate with specific Pods rather than a load-balanced group of Pods.</w:t>
                             </w:r>
                           </w:p>
                           <w:p>
@@ -11704,25 +10246,7 @@
                                 <w:sz w:val="28"/>
                                 <w:szCs w:val="28"/>
                               </w:rPr>
-                              <w:t>When a Headless Service is created, Kubernetes does not create a virtual service IP. Instead, the cluster DNS server (</w:t>
-                            </w:r>
-                            <w:proofErr w:type="spellStart"/>
-                            <w:r>
-                              <w:rPr>
-                                <w:rFonts w:asciiTheme="majorBidi" w:hAnsiTheme="majorBidi" w:cstheme="majorBidi"/>
-                                <w:sz w:val="28"/>
-                                <w:szCs w:val="28"/>
-                              </w:rPr>
-                              <w:t>CoreDNS</w:t>
-                            </w:r>
-                            <w:proofErr w:type="spellEnd"/>
-                            <w:r>
-                              <w:rPr>
-                                <w:rFonts w:asciiTheme="majorBidi" w:hAnsiTheme="majorBidi" w:cstheme="majorBidi"/>
-                                <w:sz w:val="28"/>
-                                <w:szCs w:val="28"/>
-                              </w:rPr>
-                              <w:t>) creates DNS records for each Pod that matches the service selector.</w:t>
+                              <w:t>When a Headless Service is created, Kubernetes does not create a virtual service IP. Instead, the cluster DNS server (CoreDNS) creates DNS records for each Pod that matches the service selector.</w:t>
                             </w:r>
                             <w:r>
                               <w:rPr>
@@ -11765,7 +10289,6 @@
                               </w:rPr>
                               <w:t xml:space="preserve"> </w:t>
                             </w:r>
-                            <w:proofErr w:type="spellStart"/>
                             <w:r>
                               <w:rPr>
                                 <w:rFonts w:asciiTheme="majorBidi" w:hAnsiTheme="majorBidi" w:cstheme="majorBidi"/>
@@ -11778,7 +10301,6 @@
                               </w:rPr>
                               <w:t>mysql.default.svc.cluster.local</w:t>
                             </w:r>
-                            <w:proofErr w:type="spellEnd"/>
                             <w:r>
                               <w:rPr>
                                 <w:rFonts w:asciiTheme="majorBidi" w:hAnsiTheme="majorBidi" w:cstheme="majorBidi" w:hint="cs"/>
@@ -11971,20 +10493,8 @@
                                 <w:sz w:val="32"/>
                                 <w:szCs w:val="32"/>
                               </w:rPr>
-                              <w:t xml:space="preserve">Headless Services with </w:t>
+                              <w:t>Headless Services with StatefulSets</w:t>
                             </w:r>
-                            <w:proofErr w:type="spellStart"/>
-                            <w:r>
-                              <w:rPr>
-                                <w:rFonts w:asciiTheme="majorBidi" w:hAnsiTheme="majorBidi" w:cstheme="majorBidi"/>
-                                <w:b/>
-                                <w:bCs/>
-                                <w:sz w:val="32"/>
-                                <w:szCs w:val="32"/>
-                              </w:rPr>
-                              <w:t>StatefulSets</w:t>
-                            </w:r>
-                            <w:proofErr w:type="spellEnd"/>
                           </w:p>
                           <w:p>
                             <w:pPr>
@@ -12004,7 +10514,6 @@
                               </w:rPr>
                               <w:t xml:space="preserve">Headless Services are commonly used together with </w:t>
                             </w:r>
-                            <w:proofErr w:type="spellStart"/>
                             <w:r>
                               <w:rPr>
                                 <w:rFonts w:asciiTheme="majorBidi" w:hAnsiTheme="majorBidi" w:cstheme="majorBidi"/>
@@ -12013,7 +10522,6 @@
                               </w:rPr>
                               <w:t>StatefulSets</w:t>
                             </w:r>
-                            <w:proofErr w:type="spellEnd"/>
                             <w:r>
                               <w:rPr>
                                 <w:rFonts w:asciiTheme="majorBidi" w:hAnsiTheme="majorBidi" w:cstheme="majorBidi"/>
@@ -12030,7 +10538,6 @@
                               </w:rPr>
                               <w:t xml:space="preserve"> </w:t>
                             </w:r>
-                            <w:proofErr w:type="spellStart"/>
                             <w:r>
                               <w:rPr>
                                 <w:rFonts w:asciiTheme="majorBidi" w:hAnsiTheme="majorBidi" w:cstheme="majorBidi"/>
@@ -12039,7 +10546,6 @@
                               </w:rPr>
                               <w:t>StatefulSets</w:t>
                             </w:r>
-                            <w:proofErr w:type="spellEnd"/>
                             <w:r>
                               <w:rPr>
                                 <w:rFonts w:asciiTheme="majorBidi" w:hAnsiTheme="majorBidi" w:cstheme="majorBidi"/>
@@ -12110,25 +10616,7 @@
                                 <w:sz w:val="28"/>
                                 <w:szCs w:val="28"/>
                               </w:rPr>
-                              <w:t xml:space="preserve">f we have a </w:t>
-                            </w:r>
-                            <w:proofErr w:type="spellStart"/>
-                            <w:r>
-                              <w:rPr>
-                                <w:rFonts w:asciiTheme="majorBidi" w:hAnsiTheme="majorBidi" w:cstheme="majorBidi"/>
-                                <w:sz w:val="28"/>
-                                <w:szCs w:val="28"/>
-                              </w:rPr>
-                              <w:t>StatefulSet</w:t>
-                            </w:r>
-                            <w:proofErr w:type="spellEnd"/>
-                            <w:r>
-                              <w:rPr>
-                                <w:rFonts w:asciiTheme="majorBidi" w:hAnsiTheme="majorBidi" w:cstheme="majorBidi"/>
-                                <w:sz w:val="28"/>
-                                <w:szCs w:val="28"/>
-                              </w:rPr>
-                              <w:t xml:space="preserve"> named:</w:t>
+                              <w:t>f we have a StatefulSet named:</w:t>
                             </w:r>
                             <w:r>
                               <w:rPr>
@@ -12138,7 +10626,6 @@
                               </w:rPr>
                               <w:t xml:space="preserve"> </w:t>
                             </w:r>
-                            <w:proofErr w:type="spellStart"/>
                             <w:r>
                               <w:rPr>
                                 <w:rFonts w:asciiTheme="majorBidi" w:hAnsiTheme="majorBidi" w:cstheme="majorBidi"/>
@@ -12151,7 +10638,6 @@
                               </w:rPr>
                               <w:t>mysql</w:t>
                             </w:r>
-                            <w:proofErr w:type="spellEnd"/>
                             <w:r>
                               <w:rPr>
                                 <w:rFonts w:asciiTheme="majorBidi" w:hAnsiTheme="majorBidi" w:cstheme="majorBidi"/>
@@ -12176,7 +10662,6 @@
                               </w:rPr>
                               <w:t xml:space="preserve"> </w:t>
                             </w:r>
-                            <w:proofErr w:type="spellStart"/>
                             <w:r>
                               <w:rPr>
                                 <w:rFonts w:asciiTheme="majorBidi" w:hAnsiTheme="majorBidi" w:cstheme="majorBidi"/>
@@ -12189,7 +10674,6 @@
                               </w:rPr>
                               <w:t>mysql</w:t>
                             </w:r>
-                            <w:proofErr w:type="spellEnd"/>
                             <w:r>
                               <w:rPr>
                                 <w:rFonts w:asciiTheme="majorBidi" w:hAnsiTheme="majorBidi" w:cstheme="majorBidi"/>
@@ -12307,25 +10791,7 @@
                           <w:sz w:val="28"/>
                           <w:szCs w:val="28"/>
                         </w:rPr>
-                        <w:t xml:space="preserve">A Headless Service is a special type of Kubernetes Service that does not assign a </w:t>
-                      </w:r>
-                      <w:proofErr w:type="spellStart"/>
-                      <w:r>
-                        <w:rPr>
-                          <w:rFonts w:asciiTheme="majorBidi" w:hAnsiTheme="majorBidi" w:cstheme="majorBidi"/>
-                          <w:sz w:val="28"/>
-                          <w:szCs w:val="28"/>
-                        </w:rPr>
-                        <w:t>ClusterIP</w:t>
-                      </w:r>
-                      <w:proofErr w:type="spellEnd"/>
-                      <w:r>
-                        <w:rPr>
-                          <w:rFonts w:asciiTheme="majorBidi" w:hAnsiTheme="majorBidi" w:cstheme="majorBidi"/>
-                          <w:sz w:val="28"/>
-                          <w:szCs w:val="28"/>
-                        </w:rPr>
-                        <w:t xml:space="preserve"> and does not perform load balancing. Instead, it allows clients to directly discover and communicate with individual Pods behind the service.</w:t>
+                        <w:t>A Headless Service is a special type of Kubernetes Service that does not assign a ClusterIP and does not perform load balancing. Instead, it allows clients to directly discover and communicate with individual Pods behind the service.</w:t>
                       </w:r>
                     </w:p>
                     <w:p>
@@ -12344,25 +10810,7 @@
                           <w:sz w:val="28"/>
                           <w:szCs w:val="28"/>
                         </w:rPr>
-                        <w:t xml:space="preserve">A service becomes headless when its </w:t>
-                      </w:r>
-                      <w:proofErr w:type="spellStart"/>
-                      <w:r>
-                        <w:rPr>
-                          <w:rFonts w:asciiTheme="majorBidi" w:hAnsiTheme="majorBidi" w:cstheme="majorBidi"/>
-                          <w:sz w:val="28"/>
-                          <w:szCs w:val="28"/>
-                        </w:rPr>
-                        <w:t>clusterIP</w:t>
-                      </w:r>
-                      <w:proofErr w:type="spellEnd"/>
-                      <w:r>
-                        <w:rPr>
-                          <w:rFonts w:asciiTheme="majorBidi" w:hAnsiTheme="majorBidi" w:cstheme="majorBidi"/>
-                          <w:sz w:val="28"/>
-                          <w:szCs w:val="28"/>
-                        </w:rPr>
-                        <w:t xml:space="preserve"> field is set to:</w:t>
+                        <w:t>A service becomes headless when its clusterIP field is set to:</w:t>
                       </w:r>
                       <w:r>
                         <w:rPr>
@@ -12372,7 +10820,6 @@
                         </w:rPr>
                         <w:t xml:space="preserve"> </w:t>
                       </w:r>
-                      <w:proofErr w:type="spellStart"/>
                       <w:r>
                         <w:rPr>
                           <w:rFonts w:asciiTheme="majorBidi" w:hAnsiTheme="majorBidi" w:cstheme="majorBidi"/>
@@ -12383,20 +10830,7 @@
                           <w:sz w:val="28"/>
                           <w:szCs w:val="28"/>
                         </w:rPr>
-                        <w:t>clusterIP</w:t>
-                      </w:r>
-                      <w:proofErr w:type="spellEnd"/>
-                      <w:r>
-                        <w:rPr>
-                          <w:rFonts w:asciiTheme="majorBidi" w:hAnsiTheme="majorBidi" w:cstheme="majorBidi"/>
-                          <w:b/>
-                          <w:bCs/>
-                          <w:i/>
-                          <w:iCs/>
-                          <w:sz w:val="28"/>
-                          <w:szCs w:val="28"/>
-                        </w:rPr>
-                        <w:t>: None</w:t>
+                        <w:t>clusterIP: None</w:t>
                       </w:r>
                       <w:r>
                         <w:rPr>
@@ -12428,25 +10862,7 @@
                           <w:sz w:val="28"/>
                           <w:szCs w:val="28"/>
                         </w:rPr>
-                        <w:t xml:space="preserve">Headless services are mainly used with </w:t>
-                      </w:r>
-                      <w:proofErr w:type="spellStart"/>
-                      <w:r>
-                        <w:rPr>
-                          <w:rFonts w:asciiTheme="majorBidi" w:hAnsiTheme="majorBidi" w:cstheme="majorBidi"/>
-                          <w:sz w:val="28"/>
-                          <w:szCs w:val="28"/>
-                        </w:rPr>
-                        <w:t>StatefulSets</w:t>
-                      </w:r>
-                      <w:proofErr w:type="spellEnd"/>
-                      <w:r>
-                        <w:rPr>
-                          <w:rFonts w:asciiTheme="majorBidi" w:hAnsiTheme="majorBidi" w:cstheme="majorBidi"/>
-                          <w:sz w:val="28"/>
-                          <w:szCs w:val="28"/>
-                        </w:rPr>
-                        <w:t xml:space="preserve"> and other situations where applications must communicate with specific Pods rather than a load-balanced group of Pods.</w:t>
+                        <w:t>Headless services are mainly used with StatefulSets and other situations where applications must communicate with specific Pods rather than a load-balanced group of Pods.</w:t>
                       </w:r>
                     </w:p>
                     <w:p>
@@ -12767,25 +11183,7 @@
                           <w:sz w:val="28"/>
                           <w:szCs w:val="28"/>
                         </w:rPr>
-                        <w:t>When a Headless Service is created, Kubernetes does not create a virtual service IP. Instead, the cluster DNS server (</w:t>
-                      </w:r>
-                      <w:proofErr w:type="spellStart"/>
-                      <w:r>
-                        <w:rPr>
-                          <w:rFonts w:asciiTheme="majorBidi" w:hAnsiTheme="majorBidi" w:cstheme="majorBidi"/>
-                          <w:sz w:val="28"/>
-                          <w:szCs w:val="28"/>
-                        </w:rPr>
-                        <w:t>CoreDNS</w:t>
-                      </w:r>
-                      <w:proofErr w:type="spellEnd"/>
-                      <w:r>
-                        <w:rPr>
-                          <w:rFonts w:asciiTheme="majorBidi" w:hAnsiTheme="majorBidi" w:cstheme="majorBidi"/>
-                          <w:sz w:val="28"/>
-                          <w:szCs w:val="28"/>
-                        </w:rPr>
-                        <w:t>) creates DNS records for each Pod that matches the service selector.</w:t>
+                        <w:t>When a Headless Service is created, Kubernetes does not create a virtual service IP. Instead, the cluster DNS server (CoreDNS) creates DNS records for each Pod that matches the service selector.</w:t>
                       </w:r>
                       <w:r>
                         <w:rPr>
@@ -12828,7 +11226,6 @@
                         </w:rPr>
                         <w:t xml:space="preserve"> </w:t>
                       </w:r>
-                      <w:proofErr w:type="spellStart"/>
                       <w:r>
                         <w:rPr>
                           <w:rFonts w:asciiTheme="majorBidi" w:hAnsiTheme="majorBidi" w:cstheme="majorBidi"/>
@@ -12841,7 +11238,6 @@
                         </w:rPr>
                         <w:t>mysql.default.svc.cluster.local</w:t>
                       </w:r>
-                      <w:proofErr w:type="spellEnd"/>
                       <w:r>
                         <w:rPr>
                           <w:rFonts w:asciiTheme="majorBidi" w:hAnsiTheme="majorBidi" w:cstheme="majorBidi" w:hint="cs"/>
@@ -13034,20 +11430,8 @@
                           <w:sz w:val="32"/>
                           <w:szCs w:val="32"/>
                         </w:rPr>
-                        <w:t xml:space="preserve">Headless Services with </w:t>
+                        <w:t>Headless Services with StatefulSets</w:t>
                       </w:r>
-                      <w:proofErr w:type="spellStart"/>
-                      <w:r>
-                        <w:rPr>
-                          <w:rFonts w:asciiTheme="majorBidi" w:hAnsiTheme="majorBidi" w:cstheme="majorBidi"/>
-                          <w:b/>
-                          <w:bCs/>
-                          <w:sz w:val="32"/>
-                          <w:szCs w:val="32"/>
-                        </w:rPr>
-                        <w:t>StatefulSets</w:t>
-                      </w:r>
-                      <w:proofErr w:type="spellEnd"/>
                     </w:p>
                     <w:p>
                       <w:pPr>
@@ -13067,7 +11451,6 @@
                         </w:rPr>
                         <w:t xml:space="preserve">Headless Services are commonly used together with </w:t>
                       </w:r>
-                      <w:proofErr w:type="spellStart"/>
                       <w:r>
                         <w:rPr>
                           <w:rFonts w:asciiTheme="majorBidi" w:hAnsiTheme="majorBidi" w:cstheme="majorBidi"/>
@@ -13076,7 +11459,6 @@
                         </w:rPr>
                         <w:t>StatefulSets</w:t>
                       </w:r>
-                      <w:proofErr w:type="spellEnd"/>
                       <w:r>
                         <w:rPr>
                           <w:rFonts w:asciiTheme="majorBidi" w:hAnsiTheme="majorBidi" w:cstheme="majorBidi"/>
@@ -13093,7 +11475,6 @@
                         </w:rPr>
                         <w:t xml:space="preserve"> </w:t>
                       </w:r>
-                      <w:proofErr w:type="spellStart"/>
                       <w:r>
                         <w:rPr>
                           <w:rFonts w:asciiTheme="majorBidi" w:hAnsiTheme="majorBidi" w:cstheme="majorBidi"/>
@@ -13102,7 +11483,6 @@
                         </w:rPr>
                         <w:t>StatefulSets</w:t>
                       </w:r>
-                      <w:proofErr w:type="spellEnd"/>
                       <w:r>
                         <w:rPr>
                           <w:rFonts w:asciiTheme="majorBidi" w:hAnsiTheme="majorBidi" w:cstheme="majorBidi"/>
@@ -13173,25 +11553,7 @@
                           <w:sz w:val="28"/>
                           <w:szCs w:val="28"/>
                         </w:rPr>
-                        <w:t xml:space="preserve">f we have a </w:t>
-                      </w:r>
-                      <w:proofErr w:type="spellStart"/>
-                      <w:r>
-                        <w:rPr>
-                          <w:rFonts w:asciiTheme="majorBidi" w:hAnsiTheme="majorBidi" w:cstheme="majorBidi"/>
-                          <w:sz w:val="28"/>
-                          <w:szCs w:val="28"/>
-                        </w:rPr>
-                        <w:t>StatefulSet</w:t>
-                      </w:r>
-                      <w:proofErr w:type="spellEnd"/>
-                      <w:r>
-                        <w:rPr>
-                          <w:rFonts w:asciiTheme="majorBidi" w:hAnsiTheme="majorBidi" w:cstheme="majorBidi"/>
-                          <w:sz w:val="28"/>
-                          <w:szCs w:val="28"/>
-                        </w:rPr>
-                        <w:t xml:space="preserve"> named:</w:t>
+                        <w:t>f we have a StatefulSet named:</w:t>
                       </w:r>
                       <w:r>
                         <w:rPr>
@@ -13201,7 +11563,6 @@
                         </w:rPr>
                         <w:t xml:space="preserve"> </w:t>
                       </w:r>
-                      <w:proofErr w:type="spellStart"/>
                       <w:r>
                         <w:rPr>
                           <w:rFonts w:asciiTheme="majorBidi" w:hAnsiTheme="majorBidi" w:cstheme="majorBidi"/>
@@ -13214,7 +11575,6 @@
                         </w:rPr>
                         <w:t>mysql</w:t>
                       </w:r>
-                      <w:proofErr w:type="spellEnd"/>
                       <w:r>
                         <w:rPr>
                           <w:rFonts w:asciiTheme="majorBidi" w:hAnsiTheme="majorBidi" w:cstheme="majorBidi"/>
@@ -13239,7 +11599,6 @@
                         </w:rPr>
                         <w:t xml:space="preserve"> </w:t>
                       </w:r>
-                      <w:proofErr w:type="spellStart"/>
                       <w:r>
                         <w:rPr>
                           <w:rFonts w:asciiTheme="majorBidi" w:hAnsiTheme="majorBidi" w:cstheme="majorBidi"/>
@@ -13252,7 +11611,6 @@
                         </w:rPr>
                         <w:t>mysql</w:t>
                       </w:r>
-                      <w:proofErr w:type="spellEnd"/>
                       <w:r>
                         <w:rPr>
                           <w:rFonts w:asciiTheme="majorBidi" w:hAnsiTheme="majorBidi" w:cstheme="majorBidi"/>
@@ -14035,7 +12393,6 @@
                                 <w:szCs w:val="28"/>
                               </w:rPr>
                             </w:pPr>
-                            <w:proofErr w:type="spellStart"/>
                             <w:r>
                               <w:rPr>
                                 <w:rFonts w:asciiTheme="majorBidi" w:hAnsiTheme="majorBidi" w:cstheme="majorBidi"/>
@@ -14046,20 +12403,7 @@
                                 <w:sz w:val="28"/>
                                 <w:szCs w:val="28"/>
                               </w:rPr>
-                              <w:t>clusterIP</w:t>
-                            </w:r>
-                            <w:proofErr w:type="spellEnd"/>
-                            <w:r>
-                              <w:rPr>
-                                <w:rFonts w:asciiTheme="majorBidi" w:hAnsiTheme="majorBidi" w:cstheme="majorBidi"/>
-                                <w:b/>
-                                <w:bCs/>
-                                <w:i/>
-                                <w:iCs/>
-                                <w:sz w:val="28"/>
-                                <w:szCs w:val="28"/>
-                              </w:rPr>
-                              <w:t>: None</w:t>
+                              <w:t>clusterIP: None</w:t>
                             </w:r>
                             <w:r>
                               <w:rPr>
@@ -14104,22 +12448,8 @@
                                 <w:sz w:val="28"/>
                                 <w:szCs w:val="28"/>
                               </w:rPr>
-                              <w:t xml:space="preserve">app: </w:t>
+                              <w:t>app: mysql</w:t>
                             </w:r>
-                            <w:proofErr w:type="spellStart"/>
-                            <w:r>
-                              <w:rPr>
-                                <w:rFonts w:asciiTheme="majorBidi" w:hAnsiTheme="majorBidi" w:cstheme="majorBidi"/>
-                                <w:b/>
-                                <w:bCs/>
-                                <w:i/>
-                                <w:iCs/>
-                                <w:sz w:val="28"/>
-                                <w:szCs w:val="28"/>
-                              </w:rPr>
-                              <w:t>mysql</w:t>
-                            </w:r>
-                            <w:proofErr w:type="spellEnd"/>
                           </w:p>
                           <w:p>
                             <w:pPr>
@@ -14316,25 +12646,7 @@
                                 <w:sz w:val="28"/>
                                 <w:szCs w:val="28"/>
                               </w:rPr>
-                              <w:t xml:space="preserve">When used with </w:t>
-                            </w:r>
-                            <w:proofErr w:type="spellStart"/>
-                            <w:r>
-                              <w:rPr>
-                                <w:rFonts w:asciiTheme="majorBidi" w:hAnsiTheme="majorBidi" w:cstheme="majorBidi"/>
-                                <w:sz w:val="28"/>
-                                <w:szCs w:val="28"/>
-                              </w:rPr>
-                              <w:t>StatefulSets</w:t>
-                            </w:r>
-                            <w:proofErr w:type="spellEnd"/>
-                            <w:r>
-                              <w:rPr>
-                                <w:rFonts w:asciiTheme="majorBidi" w:hAnsiTheme="majorBidi" w:cstheme="majorBidi"/>
-                                <w:sz w:val="28"/>
-                                <w:szCs w:val="28"/>
-                              </w:rPr>
-                              <w:t>, DNS can also resolve each Pod individually, enabling predictable communication between cluster members.</w:t>
+                              <w:t>When used with StatefulSets, DNS can also resolve each Pod individually, enabling predictable communication between cluster members.</w:t>
                             </w:r>
                           </w:p>
                           <w:p>
@@ -14378,7 +12690,6 @@
                               </w:rPr>
                               <w:t>A Headless Service is a Kubernetes service without a cluster IP (</w:t>
                             </w:r>
-                            <w:proofErr w:type="spellStart"/>
                             <w:r>
                               <w:rPr>
                                 <w:rFonts w:asciiTheme="majorBidi" w:hAnsiTheme="majorBidi" w:cstheme="majorBidi"/>
@@ -14389,20 +12700,7 @@
                                 <w:sz w:val="28"/>
                                 <w:szCs w:val="28"/>
                               </w:rPr>
-                              <w:t>clusterIP</w:t>
-                            </w:r>
-                            <w:proofErr w:type="spellEnd"/>
-                            <w:r>
-                              <w:rPr>
-                                <w:rFonts w:asciiTheme="majorBidi" w:hAnsiTheme="majorBidi" w:cstheme="majorBidi"/>
-                                <w:b/>
-                                <w:bCs/>
-                                <w:i/>
-                                <w:iCs/>
-                                <w:sz w:val="28"/>
-                                <w:szCs w:val="28"/>
-                              </w:rPr>
-                              <w:t>: None</w:t>
+                              <w:t>clusterIP: None</w:t>
                             </w:r>
                             <w:r>
                               <w:rPr>
@@ -14426,25 +12724,7 @@
                                 <w:sz w:val="28"/>
                                 <w:szCs w:val="28"/>
                               </w:rPr>
-                              <w:t xml:space="preserve">equire stable identities and direct Pod-to-Pod communication, especially when using </w:t>
-                            </w:r>
-                            <w:proofErr w:type="spellStart"/>
-                            <w:r>
-                              <w:rPr>
-                                <w:rFonts w:asciiTheme="majorBidi" w:hAnsiTheme="majorBidi" w:cstheme="majorBidi"/>
-                                <w:sz w:val="28"/>
-                                <w:szCs w:val="28"/>
-                              </w:rPr>
-                              <w:t>StatefulSets</w:t>
-                            </w:r>
-                            <w:proofErr w:type="spellEnd"/>
-                            <w:r>
-                              <w:rPr>
-                                <w:rFonts w:asciiTheme="majorBidi" w:hAnsiTheme="majorBidi" w:cstheme="majorBidi"/>
-                                <w:sz w:val="28"/>
-                                <w:szCs w:val="28"/>
-                              </w:rPr>
-                              <w:t>.</w:t>
+                              <w:t>equire stable identities and direct Pod-to-Pod communication, especially when using StatefulSets.</w:t>
                             </w:r>
                           </w:p>
                           <w:p>
@@ -14467,29 +12747,7 @@
                                 <w:sz w:val="32"/>
                                 <w:szCs w:val="32"/>
                               </w:rPr>
-                              <w:t xml:space="preserve">Why Do </w:t>
-                            </w:r>
-                            <w:proofErr w:type="spellStart"/>
-                            <w:r>
-                              <w:rPr>
-                                <w:rFonts w:asciiTheme="majorBidi" w:hAnsiTheme="majorBidi" w:cstheme="majorBidi"/>
-                                <w:b/>
-                                <w:bCs/>
-                                <w:sz w:val="32"/>
-                                <w:szCs w:val="32"/>
-                              </w:rPr>
-                              <w:t>StatefulSets</w:t>
-                            </w:r>
-                            <w:proofErr w:type="spellEnd"/>
-                            <w:r>
-                              <w:rPr>
-                                <w:rFonts w:asciiTheme="majorBidi" w:hAnsiTheme="majorBidi" w:cstheme="majorBidi"/>
-                                <w:b/>
-                                <w:bCs/>
-                                <w:sz w:val="32"/>
-                                <w:szCs w:val="32"/>
-                              </w:rPr>
-                              <w:t xml:space="preserve"> Require a Headless Service If Pods Already Have Stable DNS Names</w:t>
+                              <w:t>Why Do StatefulSets Require a Headless Service If Pods Already Have Stable DNS Names</w:t>
                             </w:r>
                             <w:r>
                               <w:rPr>
@@ -15002,7 +13260,6 @@
                           <w:szCs w:val="28"/>
                         </w:rPr>
                       </w:pPr>
-                      <w:proofErr w:type="spellStart"/>
                       <w:r>
                         <w:rPr>
                           <w:rFonts w:asciiTheme="majorBidi" w:hAnsiTheme="majorBidi" w:cstheme="majorBidi"/>
@@ -15013,20 +13270,7 @@
                           <w:sz w:val="28"/>
                           <w:szCs w:val="28"/>
                         </w:rPr>
-                        <w:t>clusterIP</w:t>
-                      </w:r>
-                      <w:proofErr w:type="spellEnd"/>
-                      <w:r>
-                        <w:rPr>
-                          <w:rFonts w:asciiTheme="majorBidi" w:hAnsiTheme="majorBidi" w:cstheme="majorBidi"/>
-                          <w:b/>
-                          <w:bCs/>
-                          <w:i/>
-                          <w:iCs/>
-                          <w:sz w:val="28"/>
-                          <w:szCs w:val="28"/>
-                        </w:rPr>
-                        <w:t>: None</w:t>
+                        <w:t>clusterIP: None</w:t>
                       </w:r>
                       <w:r>
                         <w:rPr>
@@ -15071,22 +13315,8 @@
                           <w:sz w:val="28"/>
                           <w:szCs w:val="28"/>
                         </w:rPr>
-                        <w:t xml:space="preserve">app: </w:t>
+                        <w:t>app: mysql</w:t>
                       </w:r>
-                      <w:proofErr w:type="spellStart"/>
-                      <w:r>
-                        <w:rPr>
-                          <w:rFonts w:asciiTheme="majorBidi" w:hAnsiTheme="majorBidi" w:cstheme="majorBidi"/>
-                          <w:b/>
-                          <w:bCs/>
-                          <w:i/>
-                          <w:iCs/>
-                          <w:sz w:val="28"/>
-                          <w:szCs w:val="28"/>
-                        </w:rPr>
-                        <w:t>mysql</w:t>
-                      </w:r>
-                      <w:proofErr w:type="spellEnd"/>
                     </w:p>
                     <w:p>
                       <w:pPr>
@@ -15283,25 +13513,7 @@
                           <w:sz w:val="28"/>
                           <w:szCs w:val="28"/>
                         </w:rPr>
-                        <w:t xml:space="preserve">When used with </w:t>
-                      </w:r>
-                      <w:proofErr w:type="spellStart"/>
-                      <w:r>
-                        <w:rPr>
-                          <w:rFonts w:asciiTheme="majorBidi" w:hAnsiTheme="majorBidi" w:cstheme="majorBidi"/>
-                          <w:sz w:val="28"/>
-                          <w:szCs w:val="28"/>
-                        </w:rPr>
-                        <w:t>StatefulSets</w:t>
-                      </w:r>
-                      <w:proofErr w:type="spellEnd"/>
-                      <w:r>
-                        <w:rPr>
-                          <w:rFonts w:asciiTheme="majorBidi" w:hAnsiTheme="majorBidi" w:cstheme="majorBidi"/>
-                          <w:sz w:val="28"/>
-                          <w:szCs w:val="28"/>
-                        </w:rPr>
-                        <w:t>, DNS can also resolve each Pod individually, enabling predictable communication between cluster members.</w:t>
+                        <w:t>When used with StatefulSets, DNS can also resolve each Pod individually, enabling predictable communication between cluster members.</w:t>
                       </w:r>
                     </w:p>
                     <w:p>
@@ -15345,7 +13557,6 @@
                         </w:rPr>
                         <w:t>A Headless Service is a Kubernetes service without a cluster IP (</w:t>
                       </w:r>
-                      <w:proofErr w:type="spellStart"/>
                       <w:r>
                         <w:rPr>
                           <w:rFonts w:asciiTheme="majorBidi" w:hAnsiTheme="majorBidi" w:cstheme="majorBidi"/>
@@ -15356,20 +13567,7 @@
                           <w:sz w:val="28"/>
                           <w:szCs w:val="28"/>
                         </w:rPr>
-                        <w:t>clusterIP</w:t>
-                      </w:r>
-                      <w:proofErr w:type="spellEnd"/>
-                      <w:r>
-                        <w:rPr>
-                          <w:rFonts w:asciiTheme="majorBidi" w:hAnsiTheme="majorBidi" w:cstheme="majorBidi"/>
-                          <w:b/>
-                          <w:bCs/>
-                          <w:i/>
-                          <w:iCs/>
-                          <w:sz w:val="28"/>
-                          <w:szCs w:val="28"/>
-                        </w:rPr>
-                        <w:t>: None</w:t>
+                        <w:t>clusterIP: None</w:t>
                       </w:r>
                       <w:r>
                         <w:rPr>
@@ -15393,25 +13591,7 @@
                           <w:sz w:val="28"/>
                           <w:szCs w:val="28"/>
                         </w:rPr>
-                        <w:t xml:space="preserve">equire stable identities and direct Pod-to-Pod communication, especially when using </w:t>
-                      </w:r>
-                      <w:proofErr w:type="spellStart"/>
-                      <w:r>
-                        <w:rPr>
-                          <w:rFonts w:asciiTheme="majorBidi" w:hAnsiTheme="majorBidi" w:cstheme="majorBidi"/>
-                          <w:sz w:val="28"/>
-                          <w:szCs w:val="28"/>
-                        </w:rPr>
-                        <w:t>StatefulSets</w:t>
-                      </w:r>
-                      <w:proofErr w:type="spellEnd"/>
-                      <w:r>
-                        <w:rPr>
-                          <w:rFonts w:asciiTheme="majorBidi" w:hAnsiTheme="majorBidi" w:cstheme="majorBidi"/>
-                          <w:sz w:val="28"/>
-                          <w:szCs w:val="28"/>
-                        </w:rPr>
-                        <w:t>.</w:t>
+                        <w:t>equire stable identities and direct Pod-to-Pod communication, especially when using StatefulSets.</w:t>
                       </w:r>
                     </w:p>
                     <w:p>
@@ -15434,29 +13614,7 @@
                           <w:sz w:val="32"/>
                           <w:szCs w:val="32"/>
                         </w:rPr>
-                        <w:t xml:space="preserve">Why Do </w:t>
-                      </w:r>
-                      <w:proofErr w:type="spellStart"/>
-                      <w:r>
-                        <w:rPr>
-                          <w:rFonts w:asciiTheme="majorBidi" w:hAnsiTheme="majorBidi" w:cstheme="majorBidi"/>
-                          <w:b/>
-                          <w:bCs/>
-                          <w:sz w:val="32"/>
-                          <w:szCs w:val="32"/>
-                        </w:rPr>
-                        <w:t>StatefulSets</w:t>
-                      </w:r>
-                      <w:proofErr w:type="spellEnd"/>
-                      <w:r>
-                        <w:rPr>
-                          <w:rFonts w:asciiTheme="majorBidi" w:hAnsiTheme="majorBidi" w:cstheme="majorBidi"/>
-                          <w:b/>
-                          <w:bCs/>
-                          <w:sz w:val="32"/>
-                          <w:szCs w:val="32"/>
-                        </w:rPr>
-                        <w:t xml:space="preserve"> Require a Headless Service If Pods Already Have Stable DNS Names</w:t>
+                        <w:t>Why Do StatefulSets Require a Headless Service If Pods Already Have Stable DNS Names</w:t>
                       </w:r>
                       <w:r>
                         <w:rPr>
@@ -15697,7 +13855,6 @@
                                 <w:szCs w:val="26"/>
                               </w:rPr>
                             </w:pPr>
-                            <w:proofErr w:type="spellStart"/>
                             <w:r>
                               <w:rPr>
                                 <w:rFonts w:asciiTheme="majorBidi" w:hAnsiTheme="majorBidi" w:cstheme="majorBidi"/>
@@ -15708,10 +13865,12 @@
                                 <w:sz w:val="26"/>
                                 <w:szCs w:val="26"/>
                               </w:rPr>
-                              <w:t>apiVersion</w:t>
+                              <w:t>apiVersion: v1</w:t>
                             </w:r>
-                            <w:proofErr w:type="spellEnd"/>
-                            <w:r>
+                          </w:p>
+                          <w:p>
+                            <w:pPr>
+                              <w:spacing w:after="0"/>
                               <w:rPr>
                                 <w:rFonts w:asciiTheme="majorBidi" w:hAnsiTheme="majorBidi" w:cstheme="majorBidi"/>
                                 <w:b/>
@@ -15721,12 +13880,8 @@
                                 <w:sz w:val="26"/>
                                 <w:szCs w:val="26"/>
                               </w:rPr>
-                              <w:t>: v1</w:t>
-                            </w:r>
-                          </w:p>
-                          <w:p>
-                            <w:pPr>
-                              <w:spacing w:after="0"/>
+                            </w:pPr>
+                            <w:r>
                               <w:rPr>
                                 <w:rFonts w:asciiTheme="majorBidi" w:hAnsiTheme="majorBidi" w:cstheme="majorBidi"/>
                                 <w:b/>
@@ -15736,8 +13891,12 @@
                                 <w:sz w:val="26"/>
                                 <w:szCs w:val="26"/>
                               </w:rPr>
-                            </w:pPr>
-                            <w:r>
+                              <w:t>kind: Service</w:t>
+                            </w:r>
+                          </w:p>
+                          <w:p>
+                            <w:pPr>
+                              <w:spacing w:after="0"/>
                               <w:rPr>
                                 <w:rFonts w:asciiTheme="majorBidi" w:hAnsiTheme="majorBidi" w:cstheme="majorBidi"/>
                                 <w:b/>
@@ -15747,12 +13906,8 @@
                                 <w:sz w:val="26"/>
                                 <w:szCs w:val="26"/>
                               </w:rPr>
-                              <w:t>kind: Service</w:t>
-                            </w:r>
-                          </w:p>
-                          <w:p>
-                            <w:pPr>
-                              <w:spacing w:after="0"/>
+                            </w:pPr>
+                            <w:r>
                               <w:rPr>
                                 <w:rFonts w:asciiTheme="majorBidi" w:hAnsiTheme="majorBidi" w:cstheme="majorBidi"/>
                                 <w:b/>
@@ -15762,8 +13917,12 @@
                                 <w:sz w:val="26"/>
                                 <w:szCs w:val="26"/>
                               </w:rPr>
-                            </w:pPr>
-                            <w:r>
+                              <w:t>metadata:</w:t>
+                            </w:r>
+                          </w:p>
+                          <w:p>
+                            <w:pPr>
+                              <w:spacing w:after="0"/>
                               <w:rPr>
                                 <w:rFonts w:asciiTheme="majorBidi" w:hAnsiTheme="majorBidi" w:cstheme="majorBidi"/>
                                 <w:b/>
@@ -15773,12 +13932,8 @@
                                 <w:sz w:val="26"/>
                                 <w:szCs w:val="26"/>
                               </w:rPr>
-                              <w:t>metadata:</w:t>
-                            </w:r>
-                          </w:p>
-                          <w:p>
-                            <w:pPr>
-                              <w:spacing w:after="0"/>
+                            </w:pPr>
+                            <w:r>
                               <w:rPr>
                                 <w:rFonts w:asciiTheme="majorBidi" w:hAnsiTheme="majorBidi" w:cstheme="majorBidi"/>
                                 <w:b/>
@@ -15788,7 +13943,8 @@
                                 <w:sz w:val="26"/>
                                 <w:szCs w:val="26"/>
                               </w:rPr>
-                            </w:pPr>
+                              <w:t xml:space="preserve">     </w:t>
+                            </w:r>
                             <w:r>
                               <w:rPr>
                                 <w:rFonts w:asciiTheme="majorBidi" w:hAnsiTheme="majorBidi" w:cstheme="majorBidi"/>
@@ -15799,9 +13955,12 @@
                                 <w:sz w:val="26"/>
                                 <w:szCs w:val="26"/>
                               </w:rPr>
-                              <w:t xml:space="preserve">     </w:t>
+                              <w:t>name: mysql</w:t>
                             </w:r>
-                            <w:r>
+                          </w:p>
+                          <w:p>
+                            <w:pPr>
+                              <w:spacing w:after="0"/>
                               <w:rPr>
                                 <w:rFonts w:asciiTheme="majorBidi" w:hAnsiTheme="majorBidi" w:cstheme="majorBidi"/>
                                 <w:b/>
@@ -15811,9 +13970,7 @@
                                 <w:sz w:val="26"/>
                                 <w:szCs w:val="26"/>
                               </w:rPr>
-                              <w:t xml:space="preserve">name: </w:t>
-                            </w:r>
-                            <w:proofErr w:type="spellStart"/>
+                            </w:pPr>
                             <w:r>
                               <w:rPr>
                                 <w:rFonts w:asciiTheme="majorBidi" w:hAnsiTheme="majorBidi" w:cstheme="majorBidi"/>
@@ -15824,9 +13981,8 @@
                                 <w:sz w:val="26"/>
                                 <w:szCs w:val="26"/>
                               </w:rPr>
-                              <w:t>mysql</w:t>
+                              <w:t>spec:</w:t>
                             </w:r>
-                            <w:proofErr w:type="spellEnd"/>
                           </w:p>
                           <w:p>
                             <w:pPr>
@@ -15851,12 +14007,9 @@
                                 <w:sz w:val="26"/>
                                 <w:szCs w:val="26"/>
                               </w:rPr>
-                              <w:t>spec:</w:t>
+                              <w:t xml:space="preserve">     </w:t>
                             </w:r>
-                          </w:p>
-                          <w:p>
-                            <w:pPr>
-                              <w:spacing w:after="0"/>
+                            <w:r>
                               <w:rPr>
                                 <w:rFonts w:asciiTheme="majorBidi" w:hAnsiTheme="majorBidi" w:cstheme="majorBidi"/>
                                 <w:b/>
@@ -15866,8 +14019,12 @@
                                 <w:sz w:val="26"/>
                                 <w:szCs w:val="26"/>
                               </w:rPr>
-                            </w:pPr>
-                            <w:r>
+                              <w:t>clusterIP: None</w:t>
+                            </w:r>
+                          </w:p>
+                          <w:p>
+                            <w:pPr>
+                              <w:spacing w:after="0"/>
                               <w:rPr>
                                 <w:rFonts w:asciiTheme="majorBidi" w:hAnsiTheme="majorBidi" w:cstheme="majorBidi"/>
                                 <w:b/>
@@ -15877,9 +14034,7 @@
                                 <w:sz w:val="26"/>
                                 <w:szCs w:val="26"/>
                               </w:rPr>
-                              <w:t xml:space="preserve">     </w:t>
-                            </w:r>
-                            <w:proofErr w:type="spellStart"/>
+                            </w:pPr>
                             <w:r>
                               <w:rPr>
                                 <w:rFonts w:asciiTheme="majorBidi" w:hAnsiTheme="majorBidi" w:cstheme="majorBidi"/>
@@ -15890,9 +14045,8 @@
                                 <w:sz w:val="26"/>
                                 <w:szCs w:val="26"/>
                               </w:rPr>
-                              <w:t>clusterIP</w:t>
+                              <w:t xml:space="preserve">     </w:t>
                             </w:r>
-                            <w:proofErr w:type="spellEnd"/>
                             <w:r>
                               <w:rPr>
                                 <w:rFonts w:asciiTheme="majorBidi" w:hAnsiTheme="majorBidi" w:cstheme="majorBidi"/>
@@ -15903,7 +14057,7 @@
                                 <w:sz w:val="26"/>
                                 <w:szCs w:val="26"/>
                               </w:rPr>
-                              <w:t>: None</w:t>
+                              <w:t>selector:</w:t>
                             </w:r>
                           </w:p>
                           <w:p>
@@ -15929,7 +14083,7 @@
                                 <w:sz w:val="26"/>
                                 <w:szCs w:val="26"/>
                               </w:rPr>
-                              <w:t xml:space="preserve">     </w:t>
+                              <w:t xml:space="preserve">          </w:t>
                             </w:r>
                             <w:r>
                               <w:rPr>
@@ -15941,60 +14095,8 @@
                                 <w:sz w:val="26"/>
                                 <w:szCs w:val="26"/>
                               </w:rPr>
-                              <w:t>selector:</w:t>
+                              <w:t>app: mysql</w:t>
                             </w:r>
-                          </w:p>
-                          <w:p>
-                            <w:pPr>
-                              <w:spacing w:after="0"/>
-                              <w:rPr>
-                                <w:rFonts w:asciiTheme="majorBidi" w:hAnsiTheme="majorBidi" w:cstheme="majorBidi"/>
-                                <w:b/>
-                                <w:bCs/>
-                                <w:i/>
-                                <w:iCs/>
-                                <w:sz w:val="26"/>
-                                <w:szCs w:val="26"/>
-                              </w:rPr>
-                            </w:pPr>
-                            <w:r>
-                              <w:rPr>
-                                <w:rFonts w:asciiTheme="majorBidi" w:hAnsiTheme="majorBidi" w:cstheme="majorBidi"/>
-                                <w:b/>
-                                <w:bCs/>
-                                <w:i/>
-                                <w:iCs/>
-                                <w:sz w:val="26"/>
-                                <w:szCs w:val="26"/>
-                              </w:rPr>
-                              <w:t xml:space="preserve">          </w:t>
-                            </w:r>
-                            <w:r>
-                              <w:rPr>
-                                <w:rFonts w:asciiTheme="majorBidi" w:hAnsiTheme="majorBidi" w:cstheme="majorBidi"/>
-                                <w:b/>
-                                <w:bCs/>
-                                <w:i/>
-                                <w:iCs/>
-                                <w:sz w:val="26"/>
-                                <w:szCs w:val="26"/>
-                              </w:rPr>
-                              <w:t xml:space="preserve">app: </w:t>
-                            </w:r>
-                            <w:proofErr w:type="spellStart"/>
-                            <w:r>
-                              <w:rPr>
-                                <w:rFonts w:asciiTheme="majorBidi" w:hAnsiTheme="majorBidi" w:cstheme="majorBidi"/>
-                                <w:b/>
-                                <w:bCs/>
-                                <w:i/>
-                                <w:iCs/>
-                                <w:sz w:val="26"/>
-                                <w:szCs w:val="26"/>
-                              </w:rPr>
-                              <w:t>mysql</w:t>
-                            </w:r>
-                            <w:proofErr w:type="spellEnd"/>
                           </w:p>
                           <w:p>
                             <w:pPr>
@@ -16110,7 +14212,6 @@
                           <w:szCs w:val="26"/>
                         </w:rPr>
                       </w:pPr>
-                      <w:proofErr w:type="spellStart"/>
                       <w:r>
                         <w:rPr>
                           <w:rFonts w:asciiTheme="majorBidi" w:hAnsiTheme="majorBidi" w:cstheme="majorBidi"/>
@@ -16121,10 +14222,12 @@
                           <w:sz w:val="26"/>
                           <w:szCs w:val="26"/>
                         </w:rPr>
-                        <w:t>apiVersion</w:t>
+                        <w:t>apiVersion: v1</w:t>
                       </w:r>
-                      <w:proofErr w:type="spellEnd"/>
-                      <w:r>
+                    </w:p>
+                    <w:p>
+                      <w:pPr>
+                        <w:spacing w:after="0"/>
                         <w:rPr>
                           <w:rFonts w:asciiTheme="majorBidi" w:hAnsiTheme="majorBidi" w:cstheme="majorBidi"/>
                           <w:b/>
@@ -16134,12 +14237,8 @@
                           <w:sz w:val="26"/>
                           <w:szCs w:val="26"/>
                         </w:rPr>
-                        <w:t>: v1</w:t>
-                      </w:r>
-                    </w:p>
-                    <w:p>
-                      <w:pPr>
-                        <w:spacing w:after="0"/>
+                      </w:pPr>
+                      <w:r>
                         <w:rPr>
                           <w:rFonts w:asciiTheme="majorBidi" w:hAnsiTheme="majorBidi" w:cstheme="majorBidi"/>
                           <w:b/>
@@ -16149,8 +14248,12 @@
                           <w:sz w:val="26"/>
                           <w:szCs w:val="26"/>
                         </w:rPr>
-                      </w:pPr>
-                      <w:r>
+                        <w:t>kind: Service</w:t>
+                      </w:r>
+                    </w:p>
+                    <w:p>
+                      <w:pPr>
+                        <w:spacing w:after="0"/>
                         <w:rPr>
                           <w:rFonts w:asciiTheme="majorBidi" w:hAnsiTheme="majorBidi" w:cstheme="majorBidi"/>
                           <w:b/>
@@ -16160,12 +14263,8 @@
                           <w:sz w:val="26"/>
                           <w:szCs w:val="26"/>
                         </w:rPr>
-                        <w:t>kind: Service</w:t>
-                      </w:r>
-                    </w:p>
-                    <w:p>
-                      <w:pPr>
-                        <w:spacing w:after="0"/>
+                      </w:pPr>
+                      <w:r>
                         <w:rPr>
                           <w:rFonts w:asciiTheme="majorBidi" w:hAnsiTheme="majorBidi" w:cstheme="majorBidi"/>
                           <w:b/>
@@ -16175,8 +14274,12 @@
                           <w:sz w:val="26"/>
                           <w:szCs w:val="26"/>
                         </w:rPr>
-                      </w:pPr>
-                      <w:r>
+                        <w:t>metadata:</w:t>
+                      </w:r>
+                    </w:p>
+                    <w:p>
+                      <w:pPr>
+                        <w:spacing w:after="0"/>
                         <w:rPr>
                           <w:rFonts w:asciiTheme="majorBidi" w:hAnsiTheme="majorBidi" w:cstheme="majorBidi"/>
                           <w:b/>
@@ -16186,12 +14289,8 @@
                           <w:sz w:val="26"/>
                           <w:szCs w:val="26"/>
                         </w:rPr>
-                        <w:t>metadata:</w:t>
-                      </w:r>
-                    </w:p>
-                    <w:p>
-                      <w:pPr>
-                        <w:spacing w:after="0"/>
+                      </w:pPr>
+                      <w:r>
                         <w:rPr>
                           <w:rFonts w:asciiTheme="majorBidi" w:hAnsiTheme="majorBidi" w:cstheme="majorBidi"/>
                           <w:b/>
@@ -16201,7 +14300,8 @@
                           <w:sz w:val="26"/>
                           <w:szCs w:val="26"/>
                         </w:rPr>
-                      </w:pPr>
+                        <w:t xml:space="preserve">     </w:t>
+                      </w:r>
                       <w:r>
                         <w:rPr>
                           <w:rFonts w:asciiTheme="majorBidi" w:hAnsiTheme="majorBidi" w:cstheme="majorBidi"/>
@@ -16212,9 +14312,12 @@
                           <w:sz w:val="26"/>
                           <w:szCs w:val="26"/>
                         </w:rPr>
-                        <w:t xml:space="preserve">     </w:t>
+                        <w:t>name: mysql</w:t>
                       </w:r>
-                      <w:r>
+                    </w:p>
+                    <w:p>
+                      <w:pPr>
+                        <w:spacing w:after="0"/>
                         <w:rPr>
                           <w:rFonts w:asciiTheme="majorBidi" w:hAnsiTheme="majorBidi" w:cstheme="majorBidi"/>
                           <w:b/>
@@ -16224,9 +14327,7 @@
                           <w:sz w:val="26"/>
                           <w:szCs w:val="26"/>
                         </w:rPr>
-                        <w:t xml:space="preserve">name: </w:t>
-                      </w:r>
-                      <w:proofErr w:type="spellStart"/>
+                      </w:pPr>
                       <w:r>
                         <w:rPr>
                           <w:rFonts w:asciiTheme="majorBidi" w:hAnsiTheme="majorBidi" w:cstheme="majorBidi"/>
@@ -16237,9 +14338,8 @@
                           <w:sz w:val="26"/>
                           <w:szCs w:val="26"/>
                         </w:rPr>
-                        <w:t>mysql</w:t>
+                        <w:t>spec:</w:t>
                       </w:r>
-                      <w:proofErr w:type="spellEnd"/>
                     </w:p>
                     <w:p>
                       <w:pPr>
@@ -16264,12 +14364,9 @@
                           <w:sz w:val="26"/>
                           <w:szCs w:val="26"/>
                         </w:rPr>
-                        <w:t>spec:</w:t>
+                        <w:t xml:space="preserve">     </w:t>
                       </w:r>
-                    </w:p>
-                    <w:p>
-                      <w:pPr>
-                        <w:spacing w:after="0"/>
+                      <w:r>
                         <w:rPr>
                           <w:rFonts w:asciiTheme="majorBidi" w:hAnsiTheme="majorBidi" w:cstheme="majorBidi"/>
                           <w:b/>
@@ -16279,8 +14376,12 @@
                           <w:sz w:val="26"/>
                           <w:szCs w:val="26"/>
                         </w:rPr>
-                      </w:pPr>
-                      <w:r>
+                        <w:t>clusterIP: None</w:t>
+                      </w:r>
+                    </w:p>
+                    <w:p>
+                      <w:pPr>
+                        <w:spacing w:after="0"/>
                         <w:rPr>
                           <w:rFonts w:asciiTheme="majorBidi" w:hAnsiTheme="majorBidi" w:cstheme="majorBidi"/>
                           <w:b/>
@@ -16290,9 +14391,7 @@
                           <w:sz w:val="26"/>
                           <w:szCs w:val="26"/>
                         </w:rPr>
-                        <w:t xml:space="preserve">     </w:t>
-                      </w:r>
-                      <w:proofErr w:type="spellStart"/>
+                      </w:pPr>
                       <w:r>
                         <w:rPr>
                           <w:rFonts w:asciiTheme="majorBidi" w:hAnsiTheme="majorBidi" w:cstheme="majorBidi"/>
@@ -16303,9 +14402,8 @@
                           <w:sz w:val="26"/>
                           <w:szCs w:val="26"/>
                         </w:rPr>
-                        <w:t>clusterIP</w:t>
+                        <w:t xml:space="preserve">     </w:t>
                       </w:r>
-                      <w:proofErr w:type="spellEnd"/>
                       <w:r>
                         <w:rPr>
                           <w:rFonts w:asciiTheme="majorBidi" w:hAnsiTheme="majorBidi" w:cstheme="majorBidi"/>
@@ -16316,7 +14414,7 @@
                           <w:sz w:val="26"/>
                           <w:szCs w:val="26"/>
                         </w:rPr>
-                        <w:t>: None</w:t>
+                        <w:t>selector:</w:t>
                       </w:r>
                     </w:p>
                     <w:p>
@@ -16342,7 +14440,7 @@
                           <w:sz w:val="26"/>
                           <w:szCs w:val="26"/>
                         </w:rPr>
-                        <w:t xml:space="preserve">     </w:t>
+                        <w:t xml:space="preserve">          </w:t>
                       </w:r>
                       <w:r>
                         <w:rPr>
@@ -16354,60 +14452,8 @@
                           <w:sz w:val="26"/>
                           <w:szCs w:val="26"/>
                         </w:rPr>
-                        <w:t>selector:</w:t>
+                        <w:t>app: mysql</w:t>
                       </w:r>
-                    </w:p>
-                    <w:p>
-                      <w:pPr>
-                        <w:spacing w:after="0"/>
-                        <w:rPr>
-                          <w:rFonts w:asciiTheme="majorBidi" w:hAnsiTheme="majorBidi" w:cstheme="majorBidi"/>
-                          <w:b/>
-                          <w:bCs/>
-                          <w:i/>
-                          <w:iCs/>
-                          <w:sz w:val="26"/>
-                          <w:szCs w:val="26"/>
-                        </w:rPr>
-                      </w:pPr>
-                      <w:r>
-                        <w:rPr>
-                          <w:rFonts w:asciiTheme="majorBidi" w:hAnsiTheme="majorBidi" w:cstheme="majorBidi"/>
-                          <w:b/>
-                          <w:bCs/>
-                          <w:i/>
-                          <w:iCs/>
-                          <w:sz w:val="26"/>
-                          <w:szCs w:val="26"/>
-                        </w:rPr>
-                        <w:t xml:space="preserve">          </w:t>
-                      </w:r>
-                      <w:r>
-                        <w:rPr>
-                          <w:rFonts w:asciiTheme="majorBidi" w:hAnsiTheme="majorBidi" w:cstheme="majorBidi"/>
-                          <w:b/>
-                          <w:bCs/>
-                          <w:i/>
-                          <w:iCs/>
-                          <w:sz w:val="26"/>
-                          <w:szCs w:val="26"/>
-                        </w:rPr>
-                        <w:t xml:space="preserve">app: </w:t>
-                      </w:r>
-                      <w:proofErr w:type="spellStart"/>
-                      <w:r>
-                        <w:rPr>
-                          <w:rFonts w:asciiTheme="majorBidi" w:hAnsiTheme="majorBidi" w:cstheme="majorBidi"/>
-                          <w:b/>
-                          <w:bCs/>
-                          <w:i/>
-                          <w:iCs/>
-                          <w:sz w:val="26"/>
-                          <w:szCs w:val="26"/>
-                        </w:rPr>
-                        <w:t>mysql</w:t>
-                      </w:r>
-                      <w:proofErr w:type="spellEnd"/>
                     </w:p>
                     <w:p>
                       <w:pPr>
@@ -16863,25 +14909,7 @@
                                 <w:sz w:val="28"/>
                                 <w:szCs w:val="28"/>
                               </w:rPr>
-                              <w:t xml:space="preserve">If you deploy a </w:t>
-                            </w:r>
-                            <w:proofErr w:type="spellStart"/>
-                            <w:r>
-                              <w:rPr>
-                                <w:rFonts w:asciiTheme="majorBidi" w:hAnsiTheme="majorBidi" w:cstheme="majorBidi"/>
-                                <w:sz w:val="28"/>
-                                <w:szCs w:val="28"/>
-                              </w:rPr>
-                              <w:t>StatefulSet</w:t>
-                            </w:r>
-                            <w:proofErr w:type="spellEnd"/>
-                            <w:r>
-                              <w:rPr>
-                                <w:rFonts w:asciiTheme="majorBidi" w:hAnsiTheme="majorBidi" w:cstheme="majorBidi"/>
-                                <w:sz w:val="28"/>
-                                <w:szCs w:val="28"/>
-                              </w:rPr>
-                              <w:t xml:space="preserve"> without a headless service</w:t>
+                              <w:t>If you deploy a StatefulSet without a headless service</w:t>
                             </w:r>
                             <w:r>
                               <w:rPr>
@@ -17162,92 +15190,7 @@
                                 <w:sz w:val="32"/>
                                 <w:szCs w:val="32"/>
                               </w:rPr>
-                              <w:t xml:space="preserve">why a normal Service cannot work correctly for </w:t>
-                            </w:r>
-                            <w:proofErr w:type="spellStart"/>
-                            <w:r>
-                              <w:rPr>
-                                <w:rFonts w:asciiTheme="majorBidi" w:hAnsiTheme="majorBidi" w:cstheme="majorBidi"/>
-                                <w:b/>
-                                <w:bCs/>
-                                <w:sz w:val="32"/>
-                                <w:szCs w:val="32"/>
-                              </w:rPr>
-                              <w:t>StatefulSets</w:t>
-                            </w:r>
-                            <w:proofErr w:type="spellEnd"/>
-                          </w:p>
-                          <w:p>
-                            <w:pPr>
-                              <w:spacing w:after="60"/>
-                              <w:jc w:val="both"/>
-                              <w:rPr>
-                                <w:rFonts w:asciiTheme="majorBidi" w:hAnsiTheme="majorBidi" w:cstheme="majorBidi"/>
-                                <w:sz w:val="28"/>
-                                <w:szCs w:val="28"/>
-                              </w:rPr>
-                            </w:pPr>
-                            <w:r>
-                              <w:rPr>
-                                <w:rFonts w:asciiTheme="majorBidi" w:hAnsiTheme="majorBidi" w:cstheme="majorBidi"/>
-                                <w:sz w:val="28"/>
-                                <w:szCs w:val="28"/>
-                              </w:rPr>
-                              <w:t xml:space="preserve">You can use a normal </w:t>
-                            </w:r>
-                            <w:proofErr w:type="spellStart"/>
-                            <w:r>
-                              <w:rPr>
-                                <w:rFonts w:asciiTheme="majorBidi" w:hAnsiTheme="majorBidi" w:cstheme="majorBidi"/>
-                                <w:sz w:val="28"/>
-                                <w:szCs w:val="28"/>
-                              </w:rPr>
-                              <w:t>ClusterIP</w:t>
-                            </w:r>
-                            <w:proofErr w:type="spellEnd"/>
-                            <w:r>
-                              <w:rPr>
-                                <w:rFonts w:asciiTheme="majorBidi" w:hAnsiTheme="majorBidi" w:cstheme="majorBidi"/>
-                                <w:sz w:val="28"/>
-                                <w:szCs w:val="28"/>
-                              </w:rPr>
-                              <w:t xml:space="preserve"> Service with a </w:t>
-                            </w:r>
-                            <w:proofErr w:type="spellStart"/>
-                            <w:r>
-                              <w:rPr>
-                                <w:rFonts w:asciiTheme="majorBidi" w:hAnsiTheme="majorBidi" w:cstheme="majorBidi"/>
-                                <w:sz w:val="28"/>
-                                <w:szCs w:val="28"/>
-                              </w:rPr>
-                              <w:t>StatefulSet</w:t>
-                            </w:r>
-                            <w:proofErr w:type="spellEnd"/>
-                            <w:r>
-                              <w:rPr>
-                                <w:rFonts w:asciiTheme="majorBidi" w:hAnsiTheme="majorBidi" w:cstheme="majorBidi"/>
-                                <w:sz w:val="28"/>
-                                <w:szCs w:val="28"/>
-                              </w:rPr>
-                              <w:t xml:space="preserve">, but it serves a different purpose and does not solve the main requirement of </w:t>
-                            </w:r>
-                            <w:proofErr w:type="spellStart"/>
-                            <w:r>
-                              <w:rPr>
-                                <w:rFonts w:asciiTheme="majorBidi" w:hAnsiTheme="majorBidi" w:cstheme="majorBidi"/>
-                                <w:sz w:val="28"/>
-                                <w:szCs w:val="28"/>
-                              </w:rPr>
-                              <w:t>StatefulSets</w:t>
-                            </w:r>
-                            <w:proofErr w:type="spellEnd"/>
-                            <w:r>
-                              <w:rPr>
-                                <w:rFonts w:asciiTheme="majorBidi" w:hAnsiTheme="majorBidi" w:cstheme="majorBidi"/>
-                                <w:sz w:val="28"/>
-                                <w:szCs w:val="28"/>
-                              </w:rPr>
-                              <w:t>: reaching individual Pods with stable identities.</w:t>
+                              <w:t>why a normal Service cannot work correctly for StatefulSets</w:t>
                             </w:r>
                           </w:p>
                           <w:p>
@@ -17256,6 +15199,25 @@
                               <w:jc w:val="both"/>
                               <w:rPr>
                                 <w:rFonts w:asciiTheme="majorBidi" w:hAnsiTheme="majorBidi" w:cstheme="majorBidi"/>
+                                <w:sz w:val="28"/>
+                                <w:szCs w:val="28"/>
+                              </w:rPr>
+                            </w:pPr>
+                            <w:r>
+                              <w:rPr>
+                                <w:rFonts w:asciiTheme="majorBidi" w:hAnsiTheme="majorBidi" w:cstheme="majorBidi"/>
+                                <w:sz w:val="28"/>
+                                <w:szCs w:val="28"/>
+                              </w:rPr>
+                              <w:t>You can use a normal ClusterIP Service with a StatefulSet, but it serves a different purpose and does not solve the main requirement of StatefulSets: reaching individual Pods with stable identities.</w:t>
+                            </w:r>
+                          </w:p>
+                          <w:p>
+                            <w:pPr>
+                              <w:spacing w:after="60"/>
+                              <w:jc w:val="both"/>
+                              <w:rPr>
+                                <w:rFonts w:asciiTheme="majorBidi" w:hAnsiTheme="majorBidi" w:cstheme="majorBidi"/>
                                 <w:b/>
                                 <w:bCs/>
                                 <w:sz w:val="28"/>
@@ -17270,29 +15232,7 @@
                                 <w:sz w:val="28"/>
                                 <w:szCs w:val="28"/>
                               </w:rPr>
-                              <w:t xml:space="preserve">What a </w:t>
-                            </w:r>
-                            <w:proofErr w:type="spellStart"/>
-                            <w:r>
-                              <w:rPr>
-                                <w:rFonts w:asciiTheme="majorBidi" w:hAnsiTheme="majorBidi" w:cstheme="majorBidi"/>
-                                <w:b/>
-                                <w:bCs/>
-                                <w:sz w:val="28"/>
-                                <w:szCs w:val="28"/>
-                              </w:rPr>
-                              <w:t>ClusterIP</w:t>
-                            </w:r>
-                            <w:proofErr w:type="spellEnd"/>
-                            <w:r>
-                              <w:rPr>
-                                <w:rFonts w:asciiTheme="majorBidi" w:hAnsiTheme="majorBidi" w:cstheme="majorBidi"/>
-                                <w:b/>
-                                <w:bCs/>
-                                <w:sz w:val="28"/>
-                                <w:szCs w:val="28"/>
-                              </w:rPr>
-                              <w:t xml:space="preserve"> Service does</w:t>
+                              <w:t>What a ClusterIP Service does</w:t>
                             </w:r>
                           </w:p>
                           <w:p>
@@ -17311,25 +15251,7 @@
                                 <w:sz w:val="28"/>
                                 <w:szCs w:val="28"/>
                               </w:rPr>
-                              <w:t xml:space="preserve">When you create a </w:t>
-                            </w:r>
-                            <w:proofErr w:type="spellStart"/>
-                            <w:r>
-                              <w:rPr>
-                                <w:rFonts w:asciiTheme="majorBidi" w:hAnsiTheme="majorBidi" w:cstheme="majorBidi"/>
-                                <w:sz w:val="28"/>
-                                <w:szCs w:val="28"/>
-                              </w:rPr>
-                              <w:t>ClusterIP</w:t>
-                            </w:r>
-                            <w:proofErr w:type="spellEnd"/>
-                            <w:r>
-                              <w:rPr>
-                                <w:rFonts w:asciiTheme="majorBidi" w:hAnsiTheme="majorBidi" w:cstheme="majorBidi"/>
-                                <w:sz w:val="28"/>
-                                <w:szCs w:val="28"/>
-                              </w:rPr>
-                              <w:t xml:space="preserve"> service for Pods (for example Deployment Pods):</w:t>
+                              <w:t>When you create a ClusterIP service for Pods (for example Deployment Pods):</w:t>
                             </w:r>
                           </w:p>
                           <w:p>
@@ -17404,25 +15326,7 @@
                                 <w:sz w:val="28"/>
                                 <w:szCs w:val="28"/>
                               </w:rPr>
-                              <w:t>The Service gets one virtual IP (</w:t>
-                            </w:r>
-                            <w:proofErr w:type="spellStart"/>
-                            <w:r>
-                              <w:rPr>
-                                <w:rFonts w:asciiTheme="majorBidi" w:hAnsiTheme="majorBidi" w:cstheme="majorBidi"/>
-                                <w:sz w:val="28"/>
-                                <w:szCs w:val="28"/>
-                              </w:rPr>
-                              <w:t>ClusterIP</w:t>
-                            </w:r>
-                            <w:proofErr w:type="spellEnd"/>
-                            <w:r>
-                              <w:rPr>
-                                <w:rFonts w:asciiTheme="majorBidi" w:hAnsiTheme="majorBidi" w:cstheme="majorBidi"/>
-                                <w:sz w:val="28"/>
-                                <w:szCs w:val="28"/>
-                              </w:rPr>
-                              <w:t>).</w:t>
+                              <w:t>The Service gets one virtual IP (ClusterIP).</w:t>
                             </w:r>
                           </w:p>
                           <w:p>
@@ -17531,20 +15435,8 @@
                                 <w:sz w:val="32"/>
                                 <w:szCs w:val="32"/>
                               </w:rPr>
-                              <w:t xml:space="preserve">Why this is a problem for </w:t>
+                              <w:t>Why this is a problem for StatefulSets</w:t>
                             </w:r>
-                            <w:proofErr w:type="spellStart"/>
-                            <w:r>
-                              <w:rPr>
-                                <w:rFonts w:asciiTheme="majorBidi" w:hAnsiTheme="majorBidi" w:cstheme="majorBidi"/>
-                                <w:b/>
-                                <w:bCs/>
-                                <w:sz w:val="32"/>
-                                <w:szCs w:val="32"/>
-                              </w:rPr>
-                              <w:t>StatefulSets</w:t>
-                            </w:r>
-                            <w:proofErr w:type="spellEnd"/>
                           </w:p>
                           <w:p>
                             <w:pPr>
@@ -17562,25 +15454,7 @@
                                 <w:sz w:val="28"/>
                                 <w:szCs w:val="28"/>
                               </w:rPr>
-                              <w:t xml:space="preserve">Stateful applications (databases, Kafka, </w:t>
-                            </w:r>
-                            <w:proofErr w:type="spellStart"/>
-                            <w:r>
-                              <w:rPr>
-                                <w:rFonts w:asciiTheme="majorBidi" w:hAnsiTheme="majorBidi" w:cstheme="majorBidi"/>
-                                <w:sz w:val="28"/>
-                                <w:szCs w:val="28"/>
-                              </w:rPr>
-                              <w:t>ZooKeeper</w:t>
-                            </w:r>
-                            <w:proofErr w:type="spellEnd"/>
-                            <w:r>
-                              <w:rPr>
-                                <w:rFonts w:asciiTheme="majorBidi" w:hAnsiTheme="majorBidi" w:cstheme="majorBidi"/>
-                                <w:sz w:val="28"/>
-                                <w:szCs w:val="28"/>
-                              </w:rPr>
-                              <w:t>, etc.) often need to:</w:t>
+                              <w:t>Stateful applications (databases, Kafka, ZooKeeper, etc.) often need to:</w:t>
                             </w:r>
                           </w:p>
                           <w:p>
@@ -17956,25 +15830,7 @@
                           <w:sz w:val="28"/>
                           <w:szCs w:val="28"/>
                         </w:rPr>
-                        <w:t xml:space="preserve">If you deploy a </w:t>
-                      </w:r>
-                      <w:proofErr w:type="spellStart"/>
-                      <w:r>
-                        <w:rPr>
-                          <w:rFonts w:asciiTheme="majorBidi" w:hAnsiTheme="majorBidi" w:cstheme="majorBidi"/>
-                          <w:sz w:val="28"/>
-                          <w:szCs w:val="28"/>
-                        </w:rPr>
-                        <w:t>StatefulSet</w:t>
-                      </w:r>
-                      <w:proofErr w:type="spellEnd"/>
-                      <w:r>
-                        <w:rPr>
-                          <w:rFonts w:asciiTheme="majorBidi" w:hAnsiTheme="majorBidi" w:cstheme="majorBidi"/>
-                          <w:sz w:val="28"/>
-                          <w:szCs w:val="28"/>
-                        </w:rPr>
-                        <w:t xml:space="preserve"> without a headless service</w:t>
+                        <w:t>If you deploy a StatefulSet without a headless service</w:t>
                       </w:r>
                       <w:r>
                         <w:rPr>
@@ -18255,92 +16111,7 @@
                           <w:sz w:val="32"/>
                           <w:szCs w:val="32"/>
                         </w:rPr>
-                        <w:t xml:space="preserve">why a normal Service cannot work correctly for </w:t>
-                      </w:r>
-                      <w:proofErr w:type="spellStart"/>
-                      <w:r>
-                        <w:rPr>
-                          <w:rFonts w:asciiTheme="majorBidi" w:hAnsiTheme="majorBidi" w:cstheme="majorBidi"/>
-                          <w:b/>
-                          <w:bCs/>
-                          <w:sz w:val="32"/>
-                          <w:szCs w:val="32"/>
-                        </w:rPr>
-                        <w:t>StatefulSets</w:t>
-                      </w:r>
-                      <w:proofErr w:type="spellEnd"/>
-                    </w:p>
-                    <w:p>
-                      <w:pPr>
-                        <w:spacing w:after="60"/>
-                        <w:jc w:val="both"/>
-                        <w:rPr>
-                          <w:rFonts w:asciiTheme="majorBidi" w:hAnsiTheme="majorBidi" w:cstheme="majorBidi"/>
-                          <w:sz w:val="28"/>
-                          <w:szCs w:val="28"/>
-                        </w:rPr>
-                      </w:pPr>
-                      <w:r>
-                        <w:rPr>
-                          <w:rFonts w:asciiTheme="majorBidi" w:hAnsiTheme="majorBidi" w:cstheme="majorBidi"/>
-                          <w:sz w:val="28"/>
-                          <w:szCs w:val="28"/>
-                        </w:rPr>
-                        <w:t xml:space="preserve">You can use a normal </w:t>
-                      </w:r>
-                      <w:proofErr w:type="spellStart"/>
-                      <w:r>
-                        <w:rPr>
-                          <w:rFonts w:asciiTheme="majorBidi" w:hAnsiTheme="majorBidi" w:cstheme="majorBidi"/>
-                          <w:sz w:val="28"/>
-                          <w:szCs w:val="28"/>
-                        </w:rPr>
-                        <w:t>ClusterIP</w:t>
-                      </w:r>
-                      <w:proofErr w:type="spellEnd"/>
-                      <w:r>
-                        <w:rPr>
-                          <w:rFonts w:asciiTheme="majorBidi" w:hAnsiTheme="majorBidi" w:cstheme="majorBidi"/>
-                          <w:sz w:val="28"/>
-                          <w:szCs w:val="28"/>
-                        </w:rPr>
-                        <w:t xml:space="preserve"> Service with a </w:t>
-                      </w:r>
-                      <w:proofErr w:type="spellStart"/>
-                      <w:r>
-                        <w:rPr>
-                          <w:rFonts w:asciiTheme="majorBidi" w:hAnsiTheme="majorBidi" w:cstheme="majorBidi"/>
-                          <w:sz w:val="28"/>
-                          <w:szCs w:val="28"/>
-                        </w:rPr>
-                        <w:t>StatefulSet</w:t>
-                      </w:r>
-                      <w:proofErr w:type="spellEnd"/>
-                      <w:r>
-                        <w:rPr>
-                          <w:rFonts w:asciiTheme="majorBidi" w:hAnsiTheme="majorBidi" w:cstheme="majorBidi"/>
-                          <w:sz w:val="28"/>
-                          <w:szCs w:val="28"/>
-                        </w:rPr>
-                        <w:t xml:space="preserve">, but it serves a different purpose and does not solve the main requirement of </w:t>
-                      </w:r>
-                      <w:proofErr w:type="spellStart"/>
-                      <w:r>
-                        <w:rPr>
-                          <w:rFonts w:asciiTheme="majorBidi" w:hAnsiTheme="majorBidi" w:cstheme="majorBidi"/>
-                          <w:sz w:val="28"/>
-                          <w:szCs w:val="28"/>
-                        </w:rPr>
-                        <w:t>StatefulSets</w:t>
-                      </w:r>
-                      <w:proofErr w:type="spellEnd"/>
-                      <w:r>
-                        <w:rPr>
-                          <w:rFonts w:asciiTheme="majorBidi" w:hAnsiTheme="majorBidi" w:cstheme="majorBidi"/>
-                          <w:sz w:val="28"/>
-                          <w:szCs w:val="28"/>
-                        </w:rPr>
-                        <w:t>: reaching individual Pods with stable identities.</w:t>
+                        <w:t>why a normal Service cannot work correctly for StatefulSets</w:t>
                       </w:r>
                     </w:p>
                     <w:p>
@@ -18349,6 +16120,25 @@
                         <w:jc w:val="both"/>
                         <w:rPr>
                           <w:rFonts w:asciiTheme="majorBidi" w:hAnsiTheme="majorBidi" w:cstheme="majorBidi"/>
+                          <w:sz w:val="28"/>
+                          <w:szCs w:val="28"/>
+                        </w:rPr>
+                      </w:pPr>
+                      <w:r>
+                        <w:rPr>
+                          <w:rFonts w:asciiTheme="majorBidi" w:hAnsiTheme="majorBidi" w:cstheme="majorBidi"/>
+                          <w:sz w:val="28"/>
+                          <w:szCs w:val="28"/>
+                        </w:rPr>
+                        <w:t>You can use a normal ClusterIP Service with a StatefulSet, but it serves a different purpose and does not solve the main requirement of StatefulSets: reaching individual Pods with stable identities.</w:t>
+                      </w:r>
+                    </w:p>
+                    <w:p>
+                      <w:pPr>
+                        <w:spacing w:after="60"/>
+                        <w:jc w:val="both"/>
+                        <w:rPr>
+                          <w:rFonts w:asciiTheme="majorBidi" w:hAnsiTheme="majorBidi" w:cstheme="majorBidi"/>
                           <w:b/>
                           <w:bCs/>
                           <w:sz w:val="28"/>
@@ -18363,29 +16153,7 @@
                           <w:sz w:val="28"/>
                           <w:szCs w:val="28"/>
                         </w:rPr>
-                        <w:t xml:space="preserve">What a </w:t>
-                      </w:r>
-                      <w:proofErr w:type="spellStart"/>
-                      <w:r>
-                        <w:rPr>
-                          <w:rFonts w:asciiTheme="majorBidi" w:hAnsiTheme="majorBidi" w:cstheme="majorBidi"/>
-                          <w:b/>
-                          <w:bCs/>
-                          <w:sz w:val="28"/>
-                          <w:szCs w:val="28"/>
-                        </w:rPr>
-                        <w:t>ClusterIP</w:t>
-                      </w:r>
-                      <w:proofErr w:type="spellEnd"/>
-                      <w:r>
-                        <w:rPr>
-                          <w:rFonts w:asciiTheme="majorBidi" w:hAnsiTheme="majorBidi" w:cstheme="majorBidi"/>
-                          <w:b/>
-                          <w:bCs/>
-                          <w:sz w:val="28"/>
-                          <w:szCs w:val="28"/>
-                        </w:rPr>
-                        <w:t xml:space="preserve"> Service does</w:t>
+                        <w:t>What a ClusterIP Service does</w:t>
                       </w:r>
                     </w:p>
                     <w:p>
@@ -18404,25 +16172,7 @@
                           <w:sz w:val="28"/>
                           <w:szCs w:val="28"/>
                         </w:rPr>
-                        <w:t xml:space="preserve">When you create a </w:t>
-                      </w:r>
-                      <w:proofErr w:type="spellStart"/>
-                      <w:r>
-                        <w:rPr>
-                          <w:rFonts w:asciiTheme="majorBidi" w:hAnsiTheme="majorBidi" w:cstheme="majorBidi"/>
-                          <w:sz w:val="28"/>
-                          <w:szCs w:val="28"/>
-                        </w:rPr>
-                        <w:t>ClusterIP</w:t>
-                      </w:r>
-                      <w:proofErr w:type="spellEnd"/>
-                      <w:r>
-                        <w:rPr>
-                          <w:rFonts w:asciiTheme="majorBidi" w:hAnsiTheme="majorBidi" w:cstheme="majorBidi"/>
-                          <w:sz w:val="28"/>
-                          <w:szCs w:val="28"/>
-                        </w:rPr>
-                        <w:t xml:space="preserve"> service for Pods (for example Deployment Pods):</w:t>
+                        <w:t>When you create a ClusterIP service for Pods (for example Deployment Pods):</w:t>
                       </w:r>
                     </w:p>
                     <w:p>
@@ -18497,25 +16247,7 @@
                           <w:sz w:val="28"/>
                           <w:szCs w:val="28"/>
                         </w:rPr>
-                        <w:t>The Service gets one virtual IP (</w:t>
-                      </w:r>
-                      <w:proofErr w:type="spellStart"/>
-                      <w:r>
-                        <w:rPr>
-                          <w:rFonts w:asciiTheme="majorBidi" w:hAnsiTheme="majorBidi" w:cstheme="majorBidi"/>
-                          <w:sz w:val="28"/>
-                          <w:szCs w:val="28"/>
-                        </w:rPr>
-                        <w:t>ClusterIP</w:t>
-                      </w:r>
-                      <w:proofErr w:type="spellEnd"/>
-                      <w:r>
-                        <w:rPr>
-                          <w:rFonts w:asciiTheme="majorBidi" w:hAnsiTheme="majorBidi" w:cstheme="majorBidi"/>
-                          <w:sz w:val="28"/>
-                          <w:szCs w:val="28"/>
-                        </w:rPr>
-                        <w:t>).</w:t>
+                        <w:t>The Service gets one virtual IP (ClusterIP).</w:t>
                       </w:r>
                     </w:p>
                     <w:p>
@@ -18624,20 +16356,8 @@
                           <w:sz w:val="32"/>
                           <w:szCs w:val="32"/>
                         </w:rPr>
-                        <w:t xml:space="preserve">Why this is a problem for </w:t>
+                        <w:t>Why this is a problem for StatefulSets</w:t>
                       </w:r>
-                      <w:proofErr w:type="spellStart"/>
-                      <w:r>
-                        <w:rPr>
-                          <w:rFonts w:asciiTheme="majorBidi" w:hAnsiTheme="majorBidi" w:cstheme="majorBidi"/>
-                          <w:b/>
-                          <w:bCs/>
-                          <w:sz w:val="32"/>
-                          <w:szCs w:val="32"/>
-                        </w:rPr>
-                        <w:t>StatefulSets</w:t>
-                      </w:r>
-                      <w:proofErr w:type="spellEnd"/>
                     </w:p>
                     <w:p>
                       <w:pPr>
@@ -18655,25 +16375,7 @@
                           <w:sz w:val="28"/>
                           <w:szCs w:val="28"/>
                         </w:rPr>
-                        <w:t xml:space="preserve">Stateful applications (databases, Kafka, </w:t>
-                      </w:r>
-                      <w:proofErr w:type="spellStart"/>
-                      <w:r>
-                        <w:rPr>
-                          <w:rFonts w:asciiTheme="majorBidi" w:hAnsiTheme="majorBidi" w:cstheme="majorBidi"/>
-                          <w:sz w:val="28"/>
-                          <w:szCs w:val="28"/>
-                        </w:rPr>
-                        <w:t>ZooKeeper</w:t>
-                      </w:r>
-                      <w:proofErr w:type="spellEnd"/>
-                      <w:r>
-                        <w:rPr>
-                          <w:rFonts w:asciiTheme="majorBidi" w:hAnsiTheme="majorBidi" w:cstheme="majorBidi"/>
-                          <w:sz w:val="28"/>
-                          <w:szCs w:val="28"/>
-                        </w:rPr>
-                        <w:t>, etc.) often need to:</w:t>
+                        <w:t>Stateful applications (databases, Kafka, ZooKeeper, etc.) often need to:</w:t>
                       </w:r>
                     </w:p>
                     <w:p>
@@ -19845,25 +17547,7 @@
                                 <w:sz w:val="28"/>
                                 <w:szCs w:val="28"/>
                               </w:rPr>
-                              <w:t xml:space="preserve">If you use a </w:t>
-                            </w:r>
-                            <w:proofErr w:type="spellStart"/>
-                            <w:r>
-                              <w:rPr>
-                                <w:rFonts w:asciiTheme="majorBidi" w:hAnsiTheme="majorBidi" w:cstheme="majorBidi"/>
-                                <w:sz w:val="28"/>
-                                <w:szCs w:val="28"/>
-                              </w:rPr>
-                              <w:t>ClusterIP</w:t>
-                            </w:r>
-                            <w:proofErr w:type="spellEnd"/>
-                            <w:r>
-                              <w:rPr>
-                                <w:rFonts w:asciiTheme="majorBidi" w:hAnsiTheme="majorBidi" w:cstheme="majorBidi"/>
-                                <w:sz w:val="28"/>
-                                <w:szCs w:val="28"/>
-                              </w:rPr>
-                              <w:t xml:space="preserve"> service, requests are randomly load balanced</w:t>
+                              <w:t>If you use a ClusterIP service, requests are randomly load balanced</w:t>
                             </w:r>
                             <w:r>
                               <w:rPr>
@@ -19967,7 +17651,6 @@
                               </w:rPr>
                               <w:t>A Headless Service (</w:t>
                             </w:r>
-                            <w:proofErr w:type="spellStart"/>
                             <w:r>
                               <w:rPr>
                                 <w:rFonts w:asciiTheme="majorBidi" w:hAnsiTheme="majorBidi" w:cstheme="majorBidi"/>
@@ -19978,20 +17661,7 @@
                                 <w:sz w:val="28"/>
                                 <w:szCs w:val="28"/>
                               </w:rPr>
-                              <w:t>clusterIP</w:t>
-                            </w:r>
-                            <w:proofErr w:type="spellEnd"/>
-                            <w:r>
-                              <w:rPr>
-                                <w:rFonts w:asciiTheme="majorBidi" w:hAnsiTheme="majorBidi" w:cstheme="majorBidi"/>
-                                <w:b/>
-                                <w:bCs/>
-                                <w:i/>
-                                <w:iCs/>
-                                <w:sz w:val="28"/>
-                                <w:szCs w:val="28"/>
-                              </w:rPr>
-                              <w:t>: None</w:t>
+                              <w:t>clusterIP: None</w:t>
                             </w:r>
                             <w:r>
                               <w:rPr>
@@ -20291,23 +17961,13 @@
                                 <w:szCs w:val="28"/>
                               </w:rPr>
                             </w:pPr>
-                            <w:proofErr w:type="spellStart"/>
                             <w:r>
                               <w:rPr>
                                 <w:rFonts w:asciiTheme="majorBidi" w:hAnsiTheme="majorBidi" w:cstheme="majorBidi"/>
                                 <w:sz w:val="28"/>
                                 <w:szCs w:val="28"/>
                               </w:rPr>
-                              <w:t>ClusterIP</w:t>
-                            </w:r>
-                            <w:proofErr w:type="spellEnd"/>
-                            <w:r>
-                              <w:rPr>
-                                <w:rFonts w:asciiTheme="majorBidi" w:hAnsiTheme="majorBidi" w:cstheme="majorBidi"/>
-                                <w:sz w:val="28"/>
-                                <w:szCs w:val="28"/>
-                              </w:rPr>
-                              <w:t xml:space="preserve"> Service → clients that just need “any database node”</w:t>
+                              <w:t>ClusterIP Service → clients that just need “any database node”</w:t>
                             </w:r>
                           </w:p>
                           <w:p>
@@ -20348,61 +18008,7 @@
                                 <w:sz w:val="28"/>
                                 <w:szCs w:val="28"/>
                               </w:rPr>
-                              <w:t xml:space="preserve">A </w:t>
-                            </w:r>
-                            <w:proofErr w:type="spellStart"/>
-                            <w:r>
-                              <w:rPr>
-                                <w:rFonts w:asciiTheme="majorBidi" w:hAnsiTheme="majorBidi" w:cstheme="majorBidi"/>
-                                <w:sz w:val="28"/>
-                                <w:szCs w:val="28"/>
-                              </w:rPr>
-                              <w:t>ClusterIP</w:t>
-                            </w:r>
-                            <w:proofErr w:type="spellEnd"/>
-                            <w:r>
-                              <w:rPr>
-                                <w:rFonts w:asciiTheme="majorBidi" w:hAnsiTheme="majorBidi" w:cstheme="majorBidi"/>
-                                <w:sz w:val="28"/>
-                                <w:szCs w:val="28"/>
-                              </w:rPr>
-                              <w:t xml:space="preserve"> service load balances and hides Pod identity, while </w:t>
-                            </w:r>
-                            <w:proofErr w:type="spellStart"/>
-                            <w:r>
-                              <w:rPr>
-                                <w:rFonts w:asciiTheme="majorBidi" w:hAnsiTheme="majorBidi" w:cstheme="majorBidi"/>
-                                <w:sz w:val="28"/>
-                                <w:szCs w:val="28"/>
-                              </w:rPr>
-                              <w:t>StatefulSets</w:t>
-                            </w:r>
-                            <w:proofErr w:type="spellEnd"/>
-                            <w:r>
-                              <w:rPr>
-                                <w:rFonts w:asciiTheme="majorBidi" w:hAnsiTheme="majorBidi" w:cstheme="majorBidi"/>
-                                <w:sz w:val="28"/>
-                                <w:szCs w:val="28"/>
-                              </w:rPr>
-                              <w:t xml:space="preserve"> require direct access to specific Pods with stable DNS names. A Headless Service exposes each Pod individually, which is why it is used with </w:t>
-                            </w:r>
-                            <w:proofErr w:type="spellStart"/>
-                            <w:r>
-                              <w:rPr>
-                                <w:rFonts w:asciiTheme="majorBidi" w:hAnsiTheme="majorBidi" w:cstheme="majorBidi"/>
-                                <w:sz w:val="28"/>
-                                <w:szCs w:val="28"/>
-                              </w:rPr>
-                              <w:t>StatefulSets</w:t>
-                            </w:r>
-                            <w:proofErr w:type="spellEnd"/>
-                            <w:r>
-                              <w:rPr>
-                                <w:rFonts w:asciiTheme="majorBidi" w:hAnsiTheme="majorBidi" w:cstheme="majorBidi"/>
-                                <w:sz w:val="28"/>
-                                <w:szCs w:val="28"/>
-                              </w:rPr>
-                              <w:t>.</w:t>
+                              <w:t>A ClusterIP service load balances and hides Pod identity, while StatefulSets require direct access to specific Pods with stable DNS names. A Headless Service exposes each Pod individually, which is why it is used with StatefulSets.</w:t>
                             </w:r>
                           </w:p>
                         </w:txbxContent>
@@ -20449,25 +18055,7 @@
                           <w:sz w:val="28"/>
                           <w:szCs w:val="28"/>
                         </w:rPr>
-                        <w:t xml:space="preserve">If you use a </w:t>
-                      </w:r>
-                      <w:proofErr w:type="spellStart"/>
-                      <w:r>
-                        <w:rPr>
-                          <w:rFonts w:asciiTheme="majorBidi" w:hAnsiTheme="majorBidi" w:cstheme="majorBidi"/>
-                          <w:sz w:val="28"/>
-                          <w:szCs w:val="28"/>
-                        </w:rPr>
-                        <w:t>ClusterIP</w:t>
-                      </w:r>
-                      <w:proofErr w:type="spellEnd"/>
-                      <w:r>
-                        <w:rPr>
-                          <w:rFonts w:asciiTheme="majorBidi" w:hAnsiTheme="majorBidi" w:cstheme="majorBidi"/>
-                          <w:sz w:val="28"/>
-                          <w:szCs w:val="28"/>
-                        </w:rPr>
-                        <w:t xml:space="preserve"> service, requests are randomly load balanced</w:t>
+                        <w:t>If you use a ClusterIP service, requests are randomly load balanced</w:t>
                       </w:r>
                       <w:r>
                         <w:rPr>
@@ -20571,7 +18159,6 @@
                         </w:rPr>
                         <w:t>A Headless Service (</w:t>
                       </w:r>
-                      <w:proofErr w:type="spellStart"/>
                       <w:r>
                         <w:rPr>
                           <w:rFonts w:asciiTheme="majorBidi" w:hAnsiTheme="majorBidi" w:cstheme="majorBidi"/>
@@ -20582,20 +18169,7 @@
                           <w:sz w:val="28"/>
                           <w:szCs w:val="28"/>
                         </w:rPr>
-                        <w:t>clusterIP</w:t>
-                      </w:r>
-                      <w:proofErr w:type="spellEnd"/>
-                      <w:r>
-                        <w:rPr>
-                          <w:rFonts w:asciiTheme="majorBidi" w:hAnsiTheme="majorBidi" w:cstheme="majorBidi"/>
-                          <w:b/>
-                          <w:bCs/>
-                          <w:i/>
-                          <w:iCs/>
-                          <w:sz w:val="28"/>
-                          <w:szCs w:val="28"/>
-                        </w:rPr>
-                        <w:t>: None</w:t>
+                        <w:t>clusterIP: None</w:t>
                       </w:r>
                       <w:r>
                         <w:rPr>
@@ -20895,23 +18469,13 @@
                           <w:szCs w:val="28"/>
                         </w:rPr>
                       </w:pPr>
-                      <w:proofErr w:type="spellStart"/>
                       <w:r>
                         <w:rPr>
                           <w:rFonts w:asciiTheme="majorBidi" w:hAnsiTheme="majorBidi" w:cstheme="majorBidi"/>
                           <w:sz w:val="28"/>
                           <w:szCs w:val="28"/>
                         </w:rPr>
-                        <w:t>ClusterIP</w:t>
-                      </w:r>
-                      <w:proofErr w:type="spellEnd"/>
-                      <w:r>
-                        <w:rPr>
-                          <w:rFonts w:asciiTheme="majorBidi" w:hAnsiTheme="majorBidi" w:cstheme="majorBidi"/>
-                          <w:sz w:val="28"/>
-                          <w:szCs w:val="28"/>
-                        </w:rPr>
-                        <w:t xml:space="preserve"> Service → clients that just need “any database node”</w:t>
+                        <w:t>ClusterIP Service → clients that just need “any database node”</w:t>
                       </w:r>
                     </w:p>
                     <w:p>
@@ -20952,61 +18516,7 @@
                           <w:sz w:val="28"/>
                           <w:szCs w:val="28"/>
                         </w:rPr>
-                        <w:t xml:space="preserve">A </w:t>
-                      </w:r>
-                      <w:proofErr w:type="spellStart"/>
-                      <w:r>
-                        <w:rPr>
-                          <w:rFonts w:asciiTheme="majorBidi" w:hAnsiTheme="majorBidi" w:cstheme="majorBidi"/>
-                          <w:sz w:val="28"/>
-                          <w:szCs w:val="28"/>
-                        </w:rPr>
-                        <w:t>ClusterIP</w:t>
-                      </w:r>
-                      <w:proofErr w:type="spellEnd"/>
-                      <w:r>
-                        <w:rPr>
-                          <w:rFonts w:asciiTheme="majorBidi" w:hAnsiTheme="majorBidi" w:cstheme="majorBidi"/>
-                          <w:sz w:val="28"/>
-                          <w:szCs w:val="28"/>
-                        </w:rPr>
-                        <w:t xml:space="preserve"> service load balances and hides Pod identity, while </w:t>
-                      </w:r>
-                      <w:proofErr w:type="spellStart"/>
-                      <w:r>
-                        <w:rPr>
-                          <w:rFonts w:asciiTheme="majorBidi" w:hAnsiTheme="majorBidi" w:cstheme="majorBidi"/>
-                          <w:sz w:val="28"/>
-                          <w:szCs w:val="28"/>
-                        </w:rPr>
-                        <w:t>StatefulSets</w:t>
-                      </w:r>
-                      <w:proofErr w:type="spellEnd"/>
-                      <w:r>
-                        <w:rPr>
-                          <w:rFonts w:asciiTheme="majorBidi" w:hAnsiTheme="majorBidi" w:cstheme="majorBidi"/>
-                          <w:sz w:val="28"/>
-                          <w:szCs w:val="28"/>
-                        </w:rPr>
-                        <w:t xml:space="preserve"> require direct access to specific Pods with stable DNS names. A Headless Service exposes each Pod individually, which is why it is used with </w:t>
-                      </w:r>
-                      <w:proofErr w:type="spellStart"/>
-                      <w:r>
-                        <w:rPr>
-                          <w:rFonts w:asciiTheme="majorBidi" w:hAnsiTheme="majorBidi" w:cstheme="majorBidi"/>
-                          <w:sz w:val="28"/>
-                          <w:szCs w:val="28"/>
-                        </w:rPr>
-                        <w:t>StatefulSets</w:t>
-                      </w:r>
-                      <w:proofErr w:type="spellEnd"/>
-                      <w:r>
-                        <w:rPr>
-                          <w:rFonts w:asciiTheme="majorBidi" w:hAnsiTheme="majorBidi" w:cstheme="majorBidi"/>
-                          <w:sz w:val="28"/>
-                          <w:szCs w:val="28"/>
-                        </w:rPr>
-                        <w:t>.</w:t>
+                        <w:t>A ClusterIP service load balances and hides Pod identity, while StatefulSets require direct access to specific Pods with stable DNS names. A Headless Service exposes each Pod individually, which is why it is used with StatefulSets.</w:t>
                       </w:r>
                     </w:p>
                   </w:txbxContent>
@@ -21376,7 +18886,6 @@
                                 <w:szCs w:val="28"/>
                               </w:rPr>
                             </w:pPr>
-                            <w:proofErr w:type="spellStart"/>
                             <w:r>
                               <w:rPr>
                                 <w:rFonts w:asciiTheme="majorBidi" w:hAnsiTheme="majorBidi" w:cstheme="majorBidi"/>
@@ -21387,20 +18896,7 @@
                                 <w:sz w:val="28"/>
                                 <w:szCs w:val="28"/>
                               </w:rPr>
-                              <w:t>apiVersion</w:t>
-                            </w:r>
-                            <w:proofErr w:type="spellEnd"/>
-                            <w:r>
-                              <w:rPr>
-                                <w:rFonts w:asciiTheme="majorBidi" w:hAnsiTheme="majorBidi" w:cstheme="majorBidi"/>
-                                <w:b/>
-                                <w:bCs/>
-                                <w:i/>
-                                <w:iCs/>
-                                <w:sz w:val="28"/>
-                                <w:szCs w:val="28"/>
-                              </w:rPr>
-                              <w:t>: apps/v1</w:t>
+                              <w:t>apiVersion: apps/v1</w:t>
                             </w:r>
                           </w:p>
                           <w:p>
@@ -21427,22 +18923,8 @@
                                 <w:sz w:val="28"/>
                                 <w:szCs w:val="28"/>
                               </w:rPr>
-                              <w:t xml:space="preserve">kind: </w:t>
+                              <w:t>kind: StatefulSet</w:t>
                             </w:r>
-                            <w:proofErr w:type="spellStart"/>
-                            <w:r>
-                              <w:rPr>
-                                <w:rFonts w:asciiTheme="majorBidi" w:hAnsiTheme="majorBidi" w:cstheme="majorBidi"/>
-                                <w:b/>
-                                <w:bCs/>
-                                <w:i/>
-                                <w:iCs/>
-                                <w:sz w:val="28"/>
-                                <w:szCs w:val="28"/>
-                              </w:rPr>
-                              <w:t>StatefulSet</w:t>
-                            </w:r>
-                            <w:proofErr w:type="spellEnd"/>
                           </w:p>
                           <w:p>
                             <w:pPr>
@@ -21495,22 +18977,8 @@
                                 <w:sz w:val="28"/>
                                 <w:szCs w:val="28"/>
                               </w:rPr>
-                              <w:t xml:space="preserve">     name: </w:t>
+                              <w:t xml:space="preserve">     name: mysql</w:t>
                             </w:r>
-                            <w:proofErr w:type="spellStart"/>
-                            <w:r>
-                              <w:rPr>
-                                <w:rFonts w:asciiTheme="majorBidi" w:hAnsiTheme="majorBidi" w:cstheme="majorBidi"/>
-                                <w:b/>
-                                <w:bCs/>
-                                <w:i/>
-                                <w:iCs/>
-                                <w:sz w:val="28"/>
-                                <w:szCs w:val="28"/>
-                              </w:rPr>
-                              <w:t>mysql</w:t>
-                            </w:r>
-                            <w:proofErr w:type="spellEnd"/>
                           </w:p>
                           <w:p>
                             <w:pPr>
@@ -21563,59 +19031,7 @@
                                 <w:sz w:val="28"/>
                                 <w:szCs w:val="28"/>
                               </w:rPr>
-                              <w:t xml:space="preserve">     </w:t>
-                            </w:r>
-                            <w:proofErr w:type="spellStart"/>
-                            <w:r>
-                              <w:rPr>
-                                <w:rFonts w:asciiTheme="majorBidi" w:hAnsiTheme="majorBidi" w:cstheme="majorBidi"/>
-                                <w:b/>
-                                <w:bCs/>
-                                <w:i/>
-                                <w:iCs/>
-                                <w:sz w:val="28"/>
-                                <w:szCs w:val="28"/>
-                              </w:rPr>
-                              <w:t>serviceName</w:t>
-                            </w:r>
-                            <w:proofErr w:type="spellEnd"/>
-                            <w:r>
-                              <w:rPr>
-                                <w:rFonts w:asciiTheme="majorBidi" w:hAnsiTheme="majorBidi" w:cstheme="majorBidi"/>
-                                <w:b/>
-                                <w:bCs/>
-                                <w:i/>
-                                <w:iCs/>
-                                <w:sz w:val="28"/>
-                                <w:szCs w:val="28"/>
-                              </w:rPr>
-                              <w:t>: "</w:t>
-                            </w:r>
-                            <w:proofErr w:type="spellStart"/>
-                            <w:r>
-                              <w:rPr>
-                                <w:rFonts w:asciiTheme="majorBidi" w:hAnsiTheme="majorBidi" w:cstheme="majorBidi"/>
-                                <w:b/>
-                                <w:bCs/>
-                                <w:i/>
-                                <w:iCs/>
-                                <w:sz w:val="28"/>
-                                <w:szCs w:val="28"/>
-                              </w:rPr>
-                              <w:t>mysql</w:t>
-                            </w:r>
-                            <w:proofErr w:type="spellEnd"/>
-                            <w:r>
-                              <w:rPr>
-                                <w:rFonts w:asciiTheme="majorBidi" w:hAnsiTheme="majorBidi" w:cstheme="majorBidi"/>
-                                <w:b/>
-                                <w:bCs/>
-                                <w:i/>
-                                <w:iCs/>
-                                <w:sz w:val="28"/>
-                                <w:szCs w:val="28"/>
-                              </w:rPr>
-                              <w:t>"</w:t>
+                              <w:t xml:space="preserve">     serviceName: "mysql"</w:t>
                             </w:r>
                           </w:p>
                           <w:p>
@@ -21671,7 +19087,6 @@
                               </w:rPr>
                               <w:t xml:space="preserve">     </w:t>
                             </w:r>
-                            <w:proofErr w:type="spellStart"/>
                             <w:r>
                               <w:rPr>
                                 <w:rFonts w:asciiTheme="majorBidi" w:hAnsiTheme="majorBidi" w:cstheme="majorBidi"/>
@@ -21682,35 +19097,8 @@
                                 <w:sz w:val="28"/>
                                 <w:szCs w:val="28"/>
                               </w:rPr>
-                              <w:t>podManagementPolicy</w:t>
+                              <w:t>podManagementPolicy: OrderedReady</w:t>
                             </w:r>
-                            <w:proofErr w:type="spellEnd"/>
-                            <w:r>
-                              <w:rPr>
-                                <w:rFonts w:asciiTheme="majorBidi" w:hAnsiTheme="majorBidi" w:cstheme="majorBidi"/>
-                                <w:b/>
-                                <w:bCs/>
-                                <w:i/>
-                                <w:iCs/>
-                                <w:sz w:val="28"/>
-                                <w:szCs w:val="28"/>
-                              </w:rPr>
-                              <w:t xml:space="preserve">: </w:t>
-                            </w:r>
-                            <w:proofErr w:type="spellStart"/>
-                            <w:r>
-                              <w:rPr>
-                                <w:rFonts w:asciiTheme="majorBidi" w:hAnsiTheme="majorBidi" w:cstheme="majorBidi"/>
-                                <w:b/>
-                                <w:bCs/>
-                                <w:i/>
-                                <w:iCs/>
-                                <w:sz w:val="28"/>
-                                <w:szCs w:val="28"/>
-                              </w:rPr>
-                              <w:t>OrderedReady</w:t>
-                            </w:r>
-                            <w:proofErr w:type="spellEnd"/>
                           </w:p>
                           <w:p>
                             <w:pPr>
@@ -21763,33 +19151,7 @@
                                 <w:sz w:val="28"/>
                                 <w:szCs w:val="28"/>
                               </w:rPr>
-                              <w:t xml:space="preserve">          </w:t>
-                            </w:r>
-                            <w:proofErr w:type="spellStart"/>
-                            <w:r>
-                              <w:rPr>
-                                <w:rFonts w:asciiTheme="majorBidi" w:hAnsiTheme="majorBidi" w:cstheme="majorBidi"/>
-                                <w:b/>
-                                <w:bCs/>
-                                <w:i/>
-                                <w:iCs/>
-                                <w:sz w:val="28"/>
-                                <w:szCs w:val="28"/>
-                              </w:rPr>
-                              <w:t>matchLabels</w:t>
-                            </w:r>
-                            <w:proofErr w:type="spellEnd"/>
-                            <w:r>
-                              <w:rPr>
-                                <w:rFonts w:asciiTheme="majorBidi" w:hAnsiTheme="majorBidi" w:cstheme="majorBidi"/>
-                                <w:b/>
-                                <w:bCs/>
-                                <w:i/>
-                                <w:iCs/>
-                                <w:sz w:val="28"/>
-                                <w:szCs w:val="28"/>
-                              </w:rPr>
-                              <w:t>:</w:t>
+                              <w:t xml:space="preserve">          matchLabels:</w:t>
                             </w:r>
                           </w:p>
                           <w:p>
@@ -21816,22 +19178,8 @@
                                 <w:sz w:val="28"/>
                                 <w:szCs w:val="28"/>
                               </w:rPr>
-                              <w:t xml:space="preserve">               app: </w:t>
+                              <w:t xml:space="preserve">               app: mysql</w:t>
                             </w:r>
-                            <w:proofErr w:type="spellStart"/>
-                            <w:r>
-                              <w:rPr>
-                                <w:rFonts w:asciiTheme="majorBidi" w:hAnsiTheme="majorBidi" w:cstheme="majorBidi"/>
-                                <w:b/>
-                                <w:bCs/>
-                                <w:i/>
-                                <w:iCs/>
-                                <w:sz w:val="28"/>
-                                <w:szCs w:val="28"/>
-                              </w:rPr>
-                              <w:t>mysql</w:t>
-                            </w:r>
-                            <w:proofErr w:type="spellEnd"/>
                           </w:p>
                           <w:p>
                             <w:pPr>
@@ -21938,22 +19286,8 @@
                                 <w:sz w:val="28"/>
                                 <w:szCs w:val="28"/>
                               </w:rPr>
-                              <w:t xml:space="preserve">                    app: </w:t>
+                              <w:t xml:space="preserve">                    app: mysql</w:t>
                             </w:r>
-                            <w:proofErr w:type="spellStart"/>
-                            <w:r>
-                              <w:rPr>
-                                <w:rFonts w:asciiTheme="majorBidi" w:hAnsiTheme="majorBidi" w:cstheme="majorBidi"/>
-                                <w:b/>
-                                <w:bCs/>
-                                <w:i/>
-                                <w:iCs/>
-                                <w:sz w:val="28"/>
-                                <w:szCs w:val="28"/>
-                              </w:rPr>
-                              <w:t>mysql</w:t>
-                            </w:r>
-                            <w:proofErr w:type="spellEnd"/>
                           </w:p>
                           <w:p>
                             <w:pPr>
@@ -22033,22 +19367,8 @@
                                 <w:sz w:val="28"/>
                                 <w:szCs w:val="28"/>
                               </w:rPr>
-                              <w:t xml:space="preserve">                  - name: </w:t>
+                              <w:t xml:space="preserve">                  - name: mysql</w:t>
                             </w:r>
-                            <w:proofErr w:type="spellStart"/>
-                            <w:r>
-                              <w:rPr>
-                                <w:rFonts w:asciiTheme="majorBidi" w:hAnsiTheme="majorBidi" w:cstheme="majorBidi"/>
-                                <w:b/>
-                                <w:bCs/>
-                                <w:i/>
-                                <w:iCs/>
-                                <w:sz w:val="28"/>
-                                <w:szCs w:val="28"/>
-                              </w:rPr>
-                              <w:t>mysql</w:t>
-                            </w:r>
-                            <w:proofErr w:type="spellEnd"/>
                           </w:p>
                           <w:p>
                             <w:pPr>
@@ -22128,33 +19448,7 @@
                                 <w:sz w:val="28"/>
                                 <w:szCs w:val="28"/>
                               </w:rPr>
-                              <w:t xml:space="preserve">                       - </w:t>
-                            </w:r>
-                            <w:proofErr w:type="spellStart"/>
-                            <w:r>
-                              <w:rPr>
-                                <w:rFonts w:asciiTheme="majorBidi" w:hAnsiTheme="majorBidi" w:cstheme="majorBidi"/>
-                                <w:b/>
-                                <w:bCs/>
-                                <w:i/>
-                                <w:iCs/>
-                                <w:sz w:val="28"/>
-                                <w:szCs w:val="28"/>
-                              </w:rPr>
-                              <w:t>containerPort</w:t>
-                            </w:r>
-                            <w:proofErr w:type="spellEnd"/>
-                            <w:r>
-                              <w:rPr>
-                                <w:rFonts w:asciiTheme="majorBidi" w:hAnsiTheme="majorBidi" w:cstheme="majorBidi"/>
-                                <w:b/>
-                                <w:bCs/>
-                                <w:i/>
-                                <w:iCs/>
-                                <w:sz w:val="28"/>
-                                <w:szCs w:val="28"/>
-                              </w:rPr>
-                              <w:t>: 3306</w:t>
+                              <w:t xml:space="preserve">                       - containerPort: 3306</w:t>
                             </w:r>
                           </w:p>
                           <w:p>
@@ -22181,33 +19475,7 @@
                                 <w:sz w:val="28"/>
                                 <w:szCs w:val="28"/>
                               </w:rPr>
-                              <w:t xml:space="preserve">                    </w:t>
-                            </w:r>
-                            <w:proofErr w:type="spellStart"/>
-                            <w:r>
-                              <w:rPr>
-                                <w:rFonts w:asciiTheme="majorBidi" w:hAnsiTheme="majorBidi" w:cstheme="majorBidi"/>
-                                <w:b/>
-                                <w:bCs/>
-                                <w:i/>
-                                <w:iCs/>
-                                <w:sz w:val="28"/>
-                                <w:szCs w:val="28"/>
-                              </w:rPr>
-                              <w:t>volumeMounts</w:t>
-                            </w:r>
-                            <w:proofErr w:type="spellEnd"/>
-                            <w:r>
-                              <w:rPr>
-                                <w:rFonts w:asciiTheme="majorBidi" w:hAnsiTheme="majorBidi" w:cstheme="majorBidi"/>
-                                <w:b/>
-                                <w:bCs/>
-                                <w:i/>
-                                <w:iCs/>
-                                <w:sz w:val="28"/>
-                                <w:szCs w:val="28"/>
-                              </w:rPr>
-                              <w:t>:</w:t>
+                              <w:t xml:space="preserve">                    volumeMounts:</w:t>
                             </w:r>
                           </w:p>
                           <w:p>
@@ -22234,33 +19502,7 @@
                                 <w:sz w:val="28"/>
                                 <w:szCs w:val="28"/>
                               </w:rPr>
-                              <w:t xml:space="preserve">                       - name: </w:t>
-                            </w:r>
-                            <w:proofErr w:type="spellStart"/>
-                            <w:r>
-                              <w:rPr>
-                                <w:rFonts w:asciiTheme="majorBidi" w:hAnsiTheme="majorBidi" w:cstheme="majorBidi"/>
-                                <w:b/>
-                                <w:bCs/>
-                                <w:i/>
-                                <w:iCs/>
-                                <w:sz w:val="28"/>
-                                <w:szCs w:val="28"/>
-                              </w:rPr>
-                              <w:t>mysql</w:t>
-                            </w:r>
-                            <w:proofErr w:type="spellEnd"/>
-                            <w:r>
-                              <w:rPr>
-                                <w:rFonts w:asciiTheme="majorBidi" w:hAnsiTheme="majorBidi" w:cstheme="majorBidi"/>
-                                <w:b/>
-                                <w:bCs/>
-                                <w:i/>
-                                <w:iCs/>
-                                <w:sz w:val="28"/>
-                                <w:szCs w:val="28"/>
-                              </w:rPr>
-                              <w:t>-storage</w:t>
+                              <w:t xml:space="preserve">                       - name: mysql-storage</w:t>
                             </w:r>
                           </w:p>
                           <w:p>
@@ -22287,48 +19529,8 @@
                                 <w:sz w:val="28"/>
                                 <w:szCs w:val="28"/>
                               </w:rPr>
-                              <w:t xml:space="preserve">                         </w:t>
+                              <w:t xml:space="preserve">                         mountPath: /var/lib/mysql</w:t>
                             </w:r>
-                            <w:proofErr w:type="spellStart"/>
-                            <w:r>
-                              <w:rPr>
-                                <w:rFonts w:asciiTheme="majorBidi" w:hAnsiTheme="majorBidi" w:cstheme="majorBidi"/>
-                                <w:b/>
-                                <w:bCs/>
-                                <w:i/>
-                                <w:iCs/>
-                                <w:sz w:val="28"/>
-                                <w:szCs w:val="28"/>
-                              </w:rPr>
-                              <w:t>mountPath</w:t>
-                            </w:r>
-                            <w:proofErr w:type="spellEnd"/>
-                            <w:r>
-                              <w:rPr>
-                                <w:rFonts w:asciiTheme="majorBidi" w:hAnsiTheme="majorBidi" w:cstheme="majorBidi"/>
-                                <w:b/>
-                                <w:bCs/>
-                                <w:i/>
-                                <w:iCs/>
-                                <w:sz w:val="28"/>
-                                <w:szCs w:val="28"/>
-                              </w:rPr>
-                              <w:t>: /var/lib/</w:t>
-                            </w:r>
-                            <w:proofErr w:type="spellStart"/>
-                            <w:r>
-                              <w:rPr>
-                                <w:rFonts w:asciiTheme="majorBidi" w:hAnsiTheme="majorBidi" w:cstheme="majorBidi"/>
-                                <w:b/>
-                                <w:bCs/>
-                                <w:i/>
-                                <w:iCs/>
-                                <w:sz w:val="28"/>
-                                <w:szCs w:val="28"/>
-                              </w:rPr>
-                              <w:t>mysql</w:t>
-                            </w:r>
-                            <w:proofErr w:type="spellEnd"/>
                           </w:p>
                           <w:p>
                             <w:pPr>
@@ -22354,33 +19556,7 @@
                                 <w:sz w:val="28"/>
                                 <w:szCs w:val="28"/>
                               </w:rPr>
-                              <w:t xml:space="preserve">     </w:t>
-                            </w:r>
-                            <w:proofErr w:type="spellStart"/>
-                            <w:r>
-                              <w:rPr>
-                                <w:rFonts w:asciiTheme="majorBidi" w:hAnsiTheme="majorBidi" w:cstheme="majorBidi"/>
-                                <w:b/>
-                                <w:bCs/>
-                                <w:i/>
-                                <w:iCs/>
-                                <w:sz w:val="28"/>
-                                <w:szCs w:val="28"/>
-                              </w:rPr>
-                              <w:t>volumeClaimTemplates</w:t>
-                            </w:r>
-                            <w:proofErr w:type="spellEnd"/>
-                            <w:r>
-                              <w:rPr>
-                                <w:rFonts w:asciiTheme="majorBidi" w:hAnsiTheme="majorBidi" w:cstheme="majorBidi"/>
-                                <w:b/>
-                                <w:bCs/>
-                                <w:i/>
-                                <w:iCs/>
-                                <w:sz w:val="28"/>
-                                <w:szCs w:val="28"/>
-                              </w:rPr>
-                              <w:t>:</w:t>
+                              <w:t xml:space="preserve">     volumeClaimTemplates:</w:t>
                             </w:r>
                           </w:p>
                           <w:p>
@@ -22434,33 +19610,7 @@
                                 <w:sz w:val="28"/>
                                 <w:szCs w:val="28"/>
                               </w:rPr>
-                              <w:t xml:space="preserve">               name: </w:t>
-                            </w:r>
-                            <w:proofErr w:type="spellStart"/>
-                            <w:r>
-                              <w:rPr>
-                                <w:rFonts w:asciiTheme="majorBidi" w:hAnsiTheme="majorBidi" w:cstheme="majorBidi"/>
-                                <w:b/>
-                                <w:bCs/>
-                                <w:i/>
-                                <w:iCs/>
-                                <w:sz w:val="28"/>
-                                <w:szCs w:val="28"/>
-                              </w:rPr>
-                              <w:t>mysql</w:t>
-                            </w:r>
-                            <w:proofErr w:type="spellEnd"/>
-                            <w:r>
-                              <w:rPr>
-                                <w:rFonts w:asciiTheme="majorBidi" w:hAnsiTheme="majorBidi" w:cstheme="majorBidi"/>
-                                <w:b/>
-                                <w:bCs/>
-                                <w:i/>
-                                <w:iCs/>
-                                <w:sz w:val="28"/>
-                                <w:szCs w:val="28"/>
-                              </w:rPr>
-                              <w:t>-storage</w:t>
+                              <w:t xml:space="preserve">               name: mysql-storage</w:t>
                             </w:r>
                           </w:p>
                           <w:p>
@@ -22514,59 +19664,7 @@
                                 <w:sz w:val="28"/>
                                 <w:szCs w:val="28"/>
                               </w:rPr>
-                              <w:t xml:space="preserve">               </w:t>
-                            </w:r>
-                            <w:proofErr w:type="spellStart"/>
-                            <w:r>
-                              <w:rPr>
-                                <w:rFonts w:asciiTheme="majorBidi" w:hAnsiTheme="majorBidi" w:cstheme="majorBidi"/>
-                                <w:b/>
-                                <w:bCs/>
-                                <w:i/>
-                                <w:iCs/>
-                                <w:sz w:val="28"/>
-                                <w:szCs w:val="28"/>
-                              </w:rPr>
-                              <w:t>accessModes</w:t>
-                            </w:r>
-                            <w:proofErr w:type="spellEnd"/>
-                            <w:r>
-                              <w:rPr>
-                                <w:rFonts w:asciiTheme="majorBidi" w:hAnsiTheme="majorBidi" w:cstheme="majorBidi"/>
-                                <w:b/>
-                                <w:bCs/>
-                                <w:i/>
-                                <w:iCs/>
-                                <w:sz w:val="28"/>
-                                <w:szCs w:val="28"/>
-                              </w:rPr>
-                              <w:t>: ["</w:t>
-                            </w:r>
-                            <w:proofErr w:type="spellStart"/>
-                            <w:r>
-                              <w:rPr>
-                                <w:rFonts w:asciiTheme="majorBidi" w:hAnsiTheme="majorBidi" w:cstheme="majorBidi"/>
-                                <w:b/>
-                                <w:bCs/>
-                                <w:i/>
-                                <w:iCs/>
-                                <w:sz w:val="28"/>
-                                <w:szCs w:val="28"/>
-                              </w:rPr>
-                              <w:t>ReadWriteOnce</w:t>
-                            </w:r>
-                            <w:proofErr w:type="spellEnd"/>
-                            <w:r>
-                              <w:rPr>
-                                <w:rFonts w:asciiTheme="majorBidi" w:hAnsiTheme="majorBidi" w:cstheme="majorBidi"/>
-                                <w:b/>
-                                <w:bCs/>
-                                <w:i/>
-                                <w:iCs/>
-                                <w:sz w:val="28"/>
-                                <w:szCs w:val="28"/>
-                              </w:rPr>
-                              <w:t>"]</w:t>
+                              <w:t xml:space="preserve">               accessModes: ["ReadWriteOnce"]</w:t>
                             </w:r>
                           </w:p>
                           <w:p>
@@ -22695,7 +19793,6 @@
                           <w:szCs w:val="28"/>
                         </w:rPr>
                       </w:pPr>
-                      <w:proofErr w:type="spellStart"/>
                       <w:r>
                         <w:rPr>
                           <w:rFonts w:asciiTheme="majorBidi" w:hAnsiTheme="majorBidi" w:cstheme="majorBidi"/>
@@ -22706,20 +19803,7 @@
                           <w:sz w:val="28"/>
                           <w:szCs w:val="28"/>
                         </w:rPr>
-                        <w:t>apiVersion</w:t>
-                      </w:r>
-                      <w:proofErr w:type="spellEnd"/>
-                      <w:r>
-                        <w:rPr>
-                          <w:rFonts w:asciiTheme="majorBidi" w:hAnsiTheme="majorBidi" w:cstheme="majorBidi"/>
-                          <w:b/>
-                          <w:bCs/>
-                          <w:i/>
-                          <w:iCs/>
-                          <w:sz w:val="28"/>
-                          <w:szCs w:val="28"/>
-                        </w:rPr>
-                        <w:t>: apps/v1</w:t>
+                        <w:t>apiVersion: apps/v1</w:t>
                       </w:r>
                     </w:p>
                     <w:p>
@@ -22746,22 +19830,8 @@
                           <w:sz w:val="28"/>
                           <w:szCs w:val="28"/>
                         </w:rPr>
-                        <w:t xml:space="preserve">kind: </w:t>
+                        <w:t>kind: StatefulSet</w:t>
                       </w:r>
-                      <w:proofErr w:type="spellStart"/>
-                      <w:r>
-                        <w:rPr>
-                          <w:rFonts w:asciiTheme="majorBidi" w:hAnsiTheme="majorBidi" w:cstheme="majorBidi"/>
-                          <w:b/>
-                          <w:bCs/>
-                          <w:i/>
-                          <w:iCs/>
-                          <w:sz w:val="28"/>
-                          <w:szCs w:val="28"/>
-                        </w:rPr>
-                        <w:t>StatefulSet</w:t>
-                      </w:r>
-                      <w:proofErr w:type="spellEnd"/>
                     </w:p>
                     <w:p>
                       <w:pPr>
@@ -22814,22 +19884,8 @@
                           <w:sz w:val="28"/>
                           <w:szCs w:val="28"/>
                         </w:rPr>
-                        <w:t xml:space="preserve">     name: </w:t>
+                        <w:t xml:space="preserve">     name: mysql</w:t>
                       </w:r>
-                      <w:proofErr w:type="spellStart"/>
-                      <w:r>
-                        <w:rPr>
-                          <w:rFonts w:asciiTheme="majorBidi" w:hAnsiTheme="majorBidi" w:cstheme="majorBidi"/>
-                          <w:b/>
-                          <w:bCs/>
-                          <w:i/>
-                          <w:iCs/>
-                          <w:sz w:val="28"/>
-                          <w:szCs w:val="28"/>
-                        </w:rPr>
-                        <w:t>mysql</w:t>
-                      </w:r>
-                      <w:proofErr w:type="spellEnd"/>
                     </w:p>
                     <w:p>
                       <w:pPr>
@@ -22882,59 +19938,7 @@
                           <w:sz w:val="28"/>
                           <w:szCs w:val="28"/>
                         </w:rPr>
-                        <w:t xml:space="preserve">     </w:t>
-                      </w:r>
-                      <w:proofErr w:type="spellStart"/>
-                      <w:r>
-                        <w:rPr>
-                          <w:rFonts w:asciiTheme="majorBidi" w:hAnsiTheme="majorBidi" w:cstheme="majorBidi"/>
-                          <w:b/>
-                          <w:bCs/>
-                          <w:i/>
-                          <w:iCs/>
-                          <w:sz w:val="28"/>
-                          <w:szCs w:val="28"/>
-                        </w:rPr>
-                        <w:t>serviceName</w:t>
-                      </w:r>
-                      <w:proofErr w:type="spellEnd"/>
-                      <w:r>
-                        <w:rPr>
-                          <w:rFonts w:asciiTheme="majorBidi" w:hAnsiTheme="majorBidi" w:cstheme="majorBidi"/>
-                          <w:b/>
-                          <w:bCs/>
-                          <w:i/>
-                          <w:iCs/>
-                          <w:sz w:val="28"/>
-                          <w:szCs w:val="28"/>
-                        </w:rPr>
-                        <w:t>: "</w:t>
-                      </w:r>
-                      <w:proofErr w:type="spellStart"/>
-                      <w:r>
-                        <w:rPr>
-                          <w:rFonts w:asciiTheme="majorBidi" w:hAnsiTheme="majorBidi" w:cstheme="majorBidi"/>
-                          <w:b/>
-                          <w:bCs/>
-                          <w:i/>
-                          <w:iCs/>
-                          <w:sz w:val="28"/>
-                          <w:szCs w:val="28"/>
-                        </w:rPr>
-                        <w:t>mysql</w:t>
-                      </w:r>
-                      <w:proofErr w:type="spellEnd"/>
-                      <w:r>
-                        <w:rPr>
-                          <w:rFonts w:asciiTheme="majorBidi" w:hAnsiTheme="majorBidi" w:cstheme="majorBidi"/>
-                          <w:b/>
-                          <w:bCs/>
-                          <w:i/>
-                          <w:iCs/>
-                          <w:sz w:val="28"/>
-                          <w:szCs w:val="28"/>
-                        </w:rPr>
-                        <w:t>"</w:t>
+                        <w:t xml:space="preserve">     serviceName: "mysql"</w:t>
                       </w:r>
                     </w:p>
                     <w:p>
@@ -22990,7 +19994,6 @@
                         </w:rPr>
                         <w:t xml:space="preserve">     </w:t>
                       </w:r>
-                      <w:proofErr w:type="spellStart"/>
                       <w:r>
                         <w:rPr>
                           <w:rFonts w:asciiTheme="majorBidi" w:hAnsiTheme="majorBidi" w:cstheme="majorBidi"/>
@@ -23001,35 +20004,8 @@
                           <w:sz w:val="28"/>
                           <w:szCs w:val="28"/>
                         </w:rPr>
-                        <w:t>podManagementPolicy</w:t>
+                        <w:t>podManagementPolicy: OrderedReady</w:t>
                       </w:r>
-                      <w:proofErr w:type="spellEnd"/>
-                      <w:r>
-                        <w:rPr>
-                          <w:rFonts w:asciiTheme="majorBidi" w:hAnsiTheme="majorBidi" w:cstheme="majorBidi"/>
-                          <w:b/>
-                          <w:bCs/>
-                          <w:i/>
-                          <w:iCs/>
-                          <w:sz w:val="28"/>
-                          <w:szCs w:val="28"/>
-                        </w:rPr>
-                        <w:t xml:space="preserve">: </w:t>
-                      </w:r>
-                      <w:proofErr w:type="spellStart"/>
-                      <w:r>
-                        <w:rPr>
-                          <w:rFonts w:asciiTheme="majorBidi" w:hAnsiTheme="majorBidi" w:cstheme="majorBidi"/>
-                          <w:b/>
-                          <w:bCs/>
-                          <w:i/>
-                          <w:iCs/>
-                          <w:sz w:val="28"/>
-                          <w:szCs w:val="28"/>
-                        </w:rPr>
-                        <w:t>OrderedReady</w:t>
-                      </w:r>
-                      <w:proofErr w:type="spellEnd"/>
                     </w:p>
                     <w:p>
                       <w:pPr>
@@ -23082,33 +20058,7 @@
                           <w:sz w:val="28"/>
                           <w:szCs w:val="28"/>
                         </w:rPr>
-                        <w:t xml:space="preserve">          </w:t>
-                      </w:r>
-                      <w:proofErr w:type="spellStart"/>
-                      <w:r>
-                        <w:rPr>
-                          <w:rFonts w:asciiTheme="majorBidi" w:hAnsiTheme="majorBidi" w:cstheme="majorBidi"/>
-                          <w:b/>
-                          <w:bCs/>
-                          <w:i/>
-                          <w:iCs/>
-                          <w:sz w:val="28"/>
-                          <w:szCs w:val="28"/>
-                        </w:rPr>
-                        <w:t>matchLabels</w:t>
-                      </w:r>
-                      <w:proofErr w:type="spellEnd"/>
-                      <w:r>
-                        <w:rPr>
-                          <w:rFonts w:asciiTheme="majorBidi" w:hAnsiTheme="majorBidi" w:cstheme="majorBidi"/>
-                          <w:b/>
-                          <w:bCs/>
-                          <w:i/>
-                          <w:iCs/>
-                          <w:sz w:val="28"/>
-                          <w:szCs w:val="28"/>
-                        </w:rPr>
-                        <w:t>:</w:t>
+                        <w:t xml:space="preserve">          matchLabels:</w:t>
                       </w:r>
                     </w:p>
                     <w:p>
@@ -23135,22 +20085,8 @@
                           <w:sz w:val="28"/>
                           <w:szCs w:val="28"/>
                         </w:rPr>
-                        <w:t xml:space="preserve">               app: </w:t>
+                        <w:t xml:space="preserve">               app: mysql</w:t>
                       </w:r>
-                      <w:proofErr w:type="spellStart"/>
-                      <w:r>
-                        <w:rPr>
-                          <w:rFonts w:asciiTheme="majorBidi" w:hAnsiTheme="majorBidi" w:cstheme="majorBidi"/>
-                          <w:b/>
-                          <w:bCs/>
-                          <w:i/>
-                          <w:iCs/>
-                          <w:sz w:val="28"/>
-                          <w:szCs w:val="28"/>
-                        </w:rPr>
-                        <w:t>mysql</w:t>
-                      </w:r>
-                      <w:proofErr w:type="spellEnd"/>
                     </w:p>
                     <w:p>
                       <w:pPr>
@@ -23257,22 +20193,8 @@
                           <w:sz w:val="28"/>
                           <w:szCs w:val="28"/>
                         </w:rPr>
-                        <w:t xml:space="preserve">                    app: </w:t>
+                        <w:t xml:space="preserve">                    app: mysql</w:t>
                       </w:r>
-                      <w:proofErr w:type="spellStart"/>
-                      <w:r>
-                        <w:rPr>
-                          <w:rFonts w:asciiTheme="majorBidi" w:hAnsiTheme="majorBidi" w:cstheme="majorBidi"/>
-                          <w:b/>
-                          <w:bCs/>
-                          <w:i/>
-                          <w:iCs/>
-                          <w:sz w:val="28"/>
-                          <w:szCs w:val="28"/>
-                        </w:rPr>
-                        <w:t>mysql</w:t>
-                      </w:r>
-                      <w:proofErr w:type="spellEnd"/>
                     </w:p>
                     <w:p>
                       <w:pPr>
@@ -23352,22 +20274,8 @@
                           <w:sz w:val="28"/>
                           <w:szCs w:val="28"/>
                         </w:rPr>
-                        <w:t xml:space="preserve">                  - name: </w:t>
+                        <w:t xml:space="preserve">                  - name: mysql</w:t>
                       </w:r>
-                      <w:proofErr w:type="spellStart"/>
-                      <w:r>
-                        <w:rPr>
-                          <w:rFonts w:asciiTheme="majorBidi" w:hAnsiTheme="majorBidi" w:cstheme="majorBidi"/>
-                          <w:b/>
-                          <w:bCs/>
-                          <w:i/>
-                          <w:iCs/>
-                          <w:sz w:val="28"/>
-                          <w:szCs w:val="28"/>
-                        </w:rPr>
-                        <w:t>mysql</w:t>
-                      </w:r>
-                      <w:proofErr w:type="spellEnd"/>
                     </w:p>
                     <w:p>
                       <w:pPr>
@@ -23447,33 +20355,7 @@
                           <w:sz w:val="28"/>
                           <w:szCs w:val="28"/>
                         </w:rPr>
-                        <w:t xml:space="preserve">                       - </w:t>
-                      </w:r>
-                      <w:proofErr w:type="spellStart"/>
-                      <w:r>
-                        <w:rPr>
-                          <w:rFonts w:asciiTheme="majorBidi" w:hAnsiTheme="majorBidi" w:cstheme="majorBidi"/>
-                          <w:b/>
-                          <w:bCs/>
-                          <w:i/>
-                          <w:iCs/>
-                          <w:sz w:val="28"/>
-                          <w:szCs w:val="28"/>
-                        </w:rPr>
-                        <w:t>containerPort</w:t>
-                      </w:r>
-                      <w:proofErr w:type="spellEnd"/>
-                      <w:r>
-                        <w:rPr>
-                          <w:rFonts w:asciiTheme="majorBidi" w:hAnsiTheme="majorBidi" w:cstheme="majorBidi"/>
-                          <w:b/>
-                          <w:bCs/>
-                          <w:i/>
-                          <w:iCs/>
-                          <w:sz w:val="28"/>
-                          <w:szCs w:val="28"/>
-                        </w:rPr>
-                        <w:t>: 3306</w:t>
+                        <w:t xml:space="preserve">                       - containerPort: 3306</w:t>
                       </w:r>
                     </w:p>
                     <w:p>
@@ -23500,33 +20382,7 @@
                           <w:sz w:val="28"/>
                           <w:szCs w:val="28"/>
                         </w:rPr>
-                        <w:t xml:space="preserve">                    </w:t>
-                      </w:r>
-                      <w:proofErr w:type="spellStart"/>
-                      <w:r>
-                        <w:rPr>
-                          <w:rFonts w:asciiTheme="majorBidi" w:hAnsiTheme="majorBidi" w:cstheme="majorBidi"/>
-                          <w:b/>
-                          <w:bCs/>
-                          <w:i/>
-                          <w:iCs/>
-                          <w:sz w:val="28"/>
-                          <w:szCs w:val="28"/>
-                        </w:rPr>
-                        <w:t>volumeMounts</w:t>
-                      </w:r>
-                      <w:proofErr w:type="spellEnd"/>
-                      <w:r>
-                        <w:rPr>
-                          <w:rFonts w:asciiTheme="majorBidi" w:hAnsiTheme="majorBidi" w:cstheme="majorBidi"/>
-                          <w:b/>
-                          <w:bCs/>
-                          <w:i/>
-                          <w:iCs/>
-                          <w:sz w:val="28"/>
-                          <w:szCs w:val="28"/>
-                        </w:rPr>
-                        <w:t>:</w:t>
+                        <w:t xml:space="preserve">                    volumeMounts:</w:t>
                       </w:r>
                     </w:p>
                     <w:p>
@@ -23553,33 +20409,7 @@
                           <w:sz w:val="28"/>
                           <w:szCs w:val="28"/>
                         </w:rPr>
-                        <w:t xml:space="preserve">                       - name: </w:t>
-                      </w:r>
-                      <w:proofErr w:type="spellStart"/>
-                      <w:r>
-                        <w:rPr>
-                          <w:rFonts w:asciiTheme="majorBidi" w:hAnsiTheme="majorBidi" w:cstheme="majorBidi"/>
-                          <w:b/>
-                          <w:bCs/>
-                          <w:i/>
-                          <w:iCs/>
-                          <w:sz w:val="28"/>
-                          <w:szCs w:val="28"/>
-                        </w:rPr>
-                        <w:t>mysql</w:t>
-                      </w:r>
-                      <w:proofErr w:type="spellEnd"/>
-                      <w:r>
-                        <w:rPr>
-                          <w:rFonts w:asciiTheme="majorBidi" w:hAnsiTheme="majorBidi" w:cstheme="majorBidi"/>
-                          <w:b/>
-                          <w:bCs/>
-                          <w:i/>
-                          <w:iCs/>
-                          <w:sz w:val="28"/>
-                          <w:szCs w:val="28"/>
-                        </w:rPr>
-                        <w:t>-storage</w:t>
+                        <w:t xml:space="preserve">                       - name: mysql-storage</w:t>
                       </w:r>
                     </w:p>
                     <w:p>
@@ -23606,48 +20436,8 @@
                           <w:sz w:val="28"/>
                           <w:szCs w:val="28"/>
                         </w:rPr>
-                        <w:t xml:space="preserve">                         </w:t>
+                        <w:t xml:space="preserve">                         mountPath: /var/lib/mysql</w:t>
                       </w:r>
-                      <w:proofErr w:type="spellStart"/>
-                      <w:r>
-                        <w:rPr>
-                          <w:rFonts w:asciiTheme="majorBidi" w:hAnsiTheme="majorBidi" w:cstheme="majorBidi"/>
-                          <w:b/>
-                          <w:bCs/>
-                          <w:i/>
-                          <w:iCs/>
-                          <w:sz w:val="28"/>
-                          <w:szCs w:val="28"/>
-                        </w:rPr>
-                        <w:t>mountPath</w:t>
-                      </w:r>
-                      <w:proofErr w:type="spellEnd"/>
-                      <w:r>
-                        <w:rPr>
-                          <w:rFonts w:asciiTheme="majorBidi" w:hAnsiTheme="majorBidi" w:cstheme="majorBidi"/>
-                          <w:b/>
-                          <w:bCs/>
-                          <w:i/>
-                          <w:iCs/>
-                          <w:sz w:val="28"/>
-                          <w:szCs w:val="28"/>
-                        </w:rPr>
-                        <w:t>: /var/lib/</w:t>
-                      </w:r>
-                      <w:proofErr w:type="spellStart"/>
-                      <w:r>
-                        <w:rPr>
-                          <w:rFonts w:asciiTheme="majorBidi" w:hAnsiTheme="majorBidi" w:cstheme="majorBidi"/>
-                          <w:b/>
-                          <w:bCs/>
-                          <w:i/>
-                          <w:iCs/>
-                          <w:sz w:val="28"/>
-                          <w:szCs w:val="28"/>
-                        </w:rPr>
-                        <w:t>mysql</w:t>
-                      </w:r>
-                      <w:proofErr w:type="spellEnd"/>
                     </w:p>
                     <w:p>
                       <w:pPr>
@@ -23673,33 +20463,7 @@
                           <w:sz w:val="28"/>
                           <w:szCs w:val="28"/>
                         </w:rPr>
-                        <w:t xml:space="preserve">     </w:t>
-                      </w:r>
-                      <w:proofErr w:type="spellStart"/>
-                      <w:r>
-                        <w:rPr>
-                          <w:rFonts w:asciiTheme="majorBidi" w:hAnsiTheme="majorBidi" w:cstheme="majorBidi"/>
-                          <w:b/>
-                          <w:bCs/>
-                          <w:i/>
-                          <w:iCs/>
-                          <w:sz w:val="28"/>
-                          <w:szCs w:val="28"/>
-                        </w:rPr>
-                        <w:t>volumeClaimTemplates</w:t>
-                      </w:r>
-                      <w:proofErr w:type="spellEnd"/>
-                      <w:r>
-                        <w:rPr>
-                          <w:rFonts w:asciiTheme="majorBidi" w:hAnsiTheme="majorBidi" w:cstheme="majorBidi"/>
-                          <w:b/>
-                          <w:bCs/>
-                          <w:i/>
-                          <w:iCs/>
-                          <w:sz w:val="28"/>
-                          <w:szCs w:val="28"/>
-                        </w:rPr>
-                        <w:t>:</w:t>
+                        <w:t xml:space="preserve">     volumeClaimTemplates:</w:t>
                       </w:r>
                     </w:p>
                     <w:p>
@@ -23753,33 +20517,7 @@
                           <w:sz w:val="28"/>
                           <w:szCs w:val="28"/>
                         </w:rPr>
-                        <w:t xml:space="preserve">               name: </w:t>
-                      </w:r>
-                      <w:proofErr w:type="spellStart"/>
-                      <w:r>
-                        <w:rPr>
-                          <w:rFonts w:asciiTheme="majorBidi" w:hAnsiTheme="majorBidi" w:cstheme="majorBidi"/>
-                          <w:b/>
-                          <w:bCs/>
-                          <w:i/>
-                          <w:iCs/>
-                          <w:sz w:val="28"/>
-                          <w:szCs w:val="28"/>
-                        </w:rPr>
-                        <w:t>mysql</w:t>
-                      </w:r>
-                      <w:proofErr w:type="spellEnd"/>
-                      <w:r>
-                        <w:rPr>
-                          <w:rFonts w:asciiTheme="majorBidi" w:hAnsiTheme="majorBidi" w:cstheme="majorBidi"/>
-                          <w:b/>
-                          <w:bCs/>
-                          <w:i/>
-                          <w:iCs/>
-                          <w:sz w:val="28"/>
-                          <w:szCs w:val="28"/>
-                        </w:rPr>
-                        <w:t>-storage</w:t>
+                        <w:t xml:space="preserve">               name: mysql-storage</w:t>
                       </w:r>
                     </w:p>
                     <w:p>
@@ -23833,59 +20571,7 @@
                           <w:sz w:val="28"/>
                           <w:szCs w:val="28"/>
                         </w:rPr>
-                        <w:t xml:space="preserve">               </w:t>
-                      </w:r>
-                      <w:proofErr w:type="spellStart"/>
-                      <w:r>
-                        <w:rPr>
-                          <w:rFonts w:asciiTheme="majorBidi" w:hAnsiTheme="majorBidi" w:cstheme="majorBidi"/>
-                          <w:b/>
-                          <w:bCs/>
-                          <w:i/>
-                          <w:iCs/>
-                          <w:sz w:val="28"/>
-                          <w:szCs w:val="28"/>
-                        </w:rPr>
-                        <w:t>accessModes</w:t>
-                      </w:r>
-                      <w:proofErr w:type="spellEnd"/>
-                      <w:r>
-                        <w:rPr>
-                          <w:rFonts w:asciiTheme="majorBidi" w:hAnsiTheme="majorBidi" w:cstheme="majorBidi"/>
-                          <w:b/>
-                          <w:bCs/>
-                          <w:i/>
-                          <w:iCs/>
-                          <w:sz w:val="28"/>
-                          <w:szCs w:val="28"/>
-                        </w:rPr>
-                        <w:t>: ["</w:t>
-                      </w:r>
-                      <w:proofErr w:type="spellStart"/>
-                      <w:r>
-                        <w:rPr>
-                          <w:rFonts w:asciiTheme="majorBidi" w:hAnsiTheme="majorBidi" w:cstheme="majorBidi"/>
-                          <w:b/>
-                          <w:bCs/>
-                          <w:i/>
-                          <w:iCs/>
-                          <w:sz w:val="28"/>
-                          <w:szCs w:val="28"/>
-                        </w:rPr>
-                        <w:t>ReadWriteOnce</w:t>
-                      </w:r>
-                      <w:proofErr w:type="spellEnd"/>
-                      <w:r>
-                        <w:rPr>
-                          <w:rFonts w:asciiTheme="majorBidi" w:hAnsiTheme="majorBidi" w:cstheme="majorBidi"/>
-                          <w:b/>
-                          <w:bCs/>
-                          <w:i/>
-                          <w:iCs/>
-                          <w:sz w:val="28"/>
-                          <w:szCs w:val="28"/>
-                        </w:rPr>
-                        <w:t>"]</w:t>
+                        <w:t xml:space="preserve">               accessModes: ["ReadWriteOnce"]</w:t>
                       </w:r>
                     </w:p>
                     <w:p>
@@ -24334,7 +21020,6 @@
         </w:rPr>
         <w:t xml:space="preserve">Each Pod receives its own </w:t>
       </w:r>
-      <w:proofErr w:type="spellStart"/>
       <w:r>
         <w:rPr>
           <w:rFonts w:asciiTheme="majorBidi" w:hAnsiTheme="majorBidi" w:cstheme="majorBidi"/>
@@ -24347,7 +21032,6 @@
         </w:rPr>
         <w:t>PersistentVolumeClaim</w:t>
       </w:r>
-      <w:proofErr w:type="spellEnd"/>
     </w:p>
     <w:p>
       <w:pPr>
@@ -24383,22 +21067,8 @@
           <w:sz w:val="28"/>
           <w:szCs w:val="28"/>
         </w:rPr>
-        <w:t>/var/lib/</w:t>
-      </w:r>
-      <w:proofErr w:type="spellStart"/>
-      <w:r>
-        <w:rPr>
-          <w:rFonts w:asciiTheme="majorBidi" w:hAnsiTheme="majorBidi" w:cstheme="majorBidi"/>
-          <w:b/>
-          <w:bCs/>
-          <w:i/>
-          <w:iCs/>
-          <w:sz w:val="28"/>
-          <w:szCs w:val="28"/>
-        </w:rPr>
-        <w:t>mysql</w:t>
-      </w:r>
-      <w:proofErr w:type="spellEnd"/>
+        <w:t>/var/lib/mysql</w:t>
+      </w:r>
     </w:p>
     <w:p>
       <w:pPr>
@@ -24415,7 +21085,6 @@
           <w:szCs w:val="28"/>
         </w:rPr>
       </w:pPr>
-      <w:proofErr w:type="spellStart"/>
       <w:r>
         <w:rPr>
           <w:rFonts w:asciiTheme="majorBidi" w:hAnsiTheme="majorBidi" w:cstheme="majorBidi"/>
@@ -24427,46 +21096,15 @@
           <w:szCs w:val="28"/>
         </w:rPr>
         <w:lastRenderedPageBreak/>
-        <w:t>podManagementPolicy</w:t>
-      </w:r>
-      <w:proofErr w:type="spellEnd"/>
-      <w:r>
-        <w:rPr>
-          <w:rFonts w:asciiTheme="majorBidi" w:hAnsiTheme="majorBidi" w:cstheme="majorBidi"/>
-          <w:b/>
-          <w:bCs/>
-          <w:i/>
-          <w:iCs/>
-          <w:sz w:val="28"/>
-          <w:szCs w:val="28"/>
-        </w:rPr>
-        <w:t xml:space="preserve"> → </w:t>
-      </w:r>
-      <w:r>
-        <w:rPr>
-          <w:rFonts w:asciiTheme="majorBidi" w:hAnsiTheme="majorBidi" w:cstheme="majorBidi"/>
-          <w:sz w:val="28"/>
-          <w:szCs w:val="28"/>
-        </w:rPr>
-        <w:t xml:space="preserve">controls how Pods in a </w:t>
-      </w:r>
-      <w:proofErr w:type="spellStart"/>
-      <w:r>
-        <w:rPr>
-          <w:rFonts w:asciiTheme="majorBidi" w:hAnsiTheme="majorBidi" w:cstheme="majorBidi"/>
-          <w:sz w:val="28"/>
-          <w:szCs w:val="28"/>
-        </w:rPr>
-        <w:t>StatefulSet</w:t>
-      </w:r>
-      <w:proofErr w:type="spellEnd"/>
-      <w:r>
-        <w:rPr>
-          <w:rFonts w:asciiTheme="majorBidi" w:hAnsiTheme="majorBidi" w:cstheme="majorBidi"/>
-          <w:sz w:val="28"/>
-          <w:szCs w:val="28"/>
-        </w:rPr>
-        <w:t xml:space="preserve"> are created and deleted. It defines whether Pods should be managed sequentially (one-by-one) or in parallel. There are two possible values</w:t>
+        <w:t xml:space="preserve">podManagementPolicy → </w:t>
+      </w:r>
+      <w:r>
+        <w:rPr>
+          <w:rFonts w:asciiTheme="majorBidi" w:hAnsiTheme="majorBidi" w:cstheme="majorBidi"/>
+          <w:sz w:val="28"/>
+          <w:szCs w:val="28"/>
+        </w:rPr>
+        <w:t>controls how Pods in a StatefulSet are created and deleted. It defines whether Pods should be managed sequentially (one-by-one) or in parallel. There are two possible values</w:t>
       </w:r>
       <w:r>
         <w:rPr>
@@ -24494,7 +21132,6 @@
           <w:szCs w:val="28"/>
         </w:rPr>
       </w:pPr>
-      <w:proofErr w:type="spellStart"/>
       <w:r>
         <w:rPr>
           <w:rFonts w:asciiTheme="majorBidi" w:hAnsiTheme="majorBidi" w:cstheme="majorBidi"/>
@@ -24503,18 +21140,7 @@
           <w:sz w:val="28"/>
           <w:szCs w:val="28"/>
         </w:rPr>
-        <w:t>OrderedReady</w:t>
-      </w:r>
-      <w:proofErr w:type="spellEnd"/>
-      <w:r>
-        <w:rPr>
-          <w:rFonts w:asciiTheme="majorBidi" w:hAnsiTheme="majorBidi" w:cstheme="majorBidi"/>
-          <w:b/>
-          <w:bCs/>
-          <w:sz w:val="28"/>
-          <w:szCs w:val="28"/>
-        </w:rPr>
-        <w:t xml:space="preserve"> (Default)</w:t>
+        <w:t>OrderedReady (Default)</w:t>
       </w:r>
     </w:p>
     <w:p>
@@ -24532,7 +21158,6 @@
           <w:szCs w:val="28"/>
         </w:rPr>
       </w:pPr>
-      <w:proofErr w:type="spellStart"/>
       <w:r>
         <w:rPr>
           <w:rFonts w:asciiTheme="majorBidi" w:hAnsiTheme="majorBidi" w:cstheme="majorBidi"/>
@@ -24543,35 +21168,8 @@
           <w:sz w:val="28"/>
           <w:szCs w:val="28"/>
         </w:rPr>
-        <w:t>podManagementPolicy</w:t>
-      </w:r>
-      <w:proofErr w:type="spellEnd"/>
-      <w:r>
-        <w:rPr>
-          <w:rFonts w:asciiTheme="majorBidi" w:hAnsiTheme="majorBidi" w:cstheme="majorBidi"/>
-          <w:b/>
-          <w:bCs/>
-          <w:i/>
-          <w:iCs/>
-          <w:sz w:val="28"/>
-          <w:szCs w:val="28"/>
-        </w:rPr>
-        <w:t xml:space="preserve">: </w:t>
-      </w:r>
-      <w:proofErr w:type="spellStart"/>
-      <w:r>
-        <w:rPr>
-          <w:rFonts w:asciiTheme="majorBidi" w:hAnsiTheme="majorBidi" w:cstheme="majorBidi"/>
-          <w:b/>
-          <w:bCs/>
-          <w:i/>
-          <w:iCs/>
-          <w:sz w:val="28"/>
-          <w:szCs w:val="28"/>
-        </w:rPr>
-        <w:t>OrderedReady</w:t>
-      </w:r>
-      <w:proofErr w:type="spellEnd"/>
+        <w:t>podManagementPolicy: OrderedReady</w:t>
+      </w:r>
     </w:p>
     <w:p>
       <w:pPr>
@@ -24590,25 +21188,7 @@
           <w:sz w:val="28"/>
           <w:szCs w:val="28"/>
         </w:rPr>
-        <w:t xml:space="preserve">This is the default behavior of </w:t>
-      </w:r>
-      <w:proofErr w:type="spellStart"/>
-      <w:r>
-        <w:rPr>
-          <w:rFonts w:asciiTheme="majorBidi" w:hAnsiTheme="majorBidi" w:cstheme="majorBidi"/>
-          <w:sz w:val="28"/>
-          <w:szCs w:val="28"/>
-        </w:rPr>
-        <w:t>StatefulSets</w:t>
-      </w:r>
-      <w:proofErr w:type="spellEnd"/>
-      <w:r>
-        <w:rPr>
-          <w:rFonts w:asciiTheme="majorBidi" w:hAnsiTheme="majorBidi" w:cstheme="majorBidi"/>
-          <w:sz w:val="28"/>
-          <w:szCs w:val="28"/>
-        </w:rPr>
-        <w:t>.</w:t>
+        <w:t>This is the default behavior of StatefulSets.</w:t>
       </w:r>
       <w:r>
         <w:rPr>
@@ -25280,7 +21860,6 @@
           <w:szCs w:val="28"/>
         </w:rPr>
       </w:pPr>
-      <w:proofErr w:type="spellStart"/>
       <w:r>
         <w:rPr>
           <w:rFonts w:asciiTheme="majorBidi" w:hAnsiTheme="majorBidi" w:cstheme="majorBidi"/>
@@ -25291,20 +21870,7 @@
           <w:sz w:val="28"/>
           <w:szCs w:val="28"/>
         </w:rPr>
-        <w:t>podManagementPolicy</w:t>
-      </w:r>
-      <w:proofErr w:type="spellEnd"/>
-      <w:r>
-        <w:rPr>
-          <w:rFonts w:asciiTheme="majorBidi" w:hAnsiTheme="majorBidi" w:cstheme="majorBidi"/>
-          <w:b/>
-          <w:bCs/>
-          <w:i/>
-          <w:iCs/>
-          <w:sz w:val="28"/>
-          <w:szCs w:val="28"/>
-        </w:rPr>
-        <w:t>: Parallel</w:t>
+        <w:t>podManagementPolicy: Parallel</w:t>
       </w:r>
     </w:p>
     <w:p>
@@ -25721,25 +22287,7 @@
           <w:sz w:val="28"/>
           <w:szCs w:val="28"/>
         </w:rPr>
-        <w:t xml:space="preserve">Even with Parallel, </w:t>
-      </w:r>
-      <w:proofErr w:type="spellStart"/>
-      <w:r>
-        <w:rPr>
-          <w:rFonts w:asciiTheme="majorBidi" w:hAnsiTheme="majorBidi" w:cstheme="majorBidi"/>
-          <w:sz w:val="28"/>
-          <w:szCs w:val="28"/>
-        </w:rPr>
-        <w:t>StatefulSets</w:t>
-      </w:r>
-      <w:proofErr w:type="spellEnd"/>
-      <w:r>
-        <w:rPr>
-          <w:rFonts w:asciiTheme="majorBidi" w:hAnsiTheme="majorBidi" w:cstheme="majorBidi"/>
-          <w:sz w:val="28"/>
-          <w:szCs w:val="28"/>
-        </w:rPr>
-        <w:t xml:space="preserve"> still provide:</w:t>
+        <w:t>Even with Parallel, StatefulSets still provide:</w:t>
       </w:r>
     </w:p>
     <w:p>
@@ -25882,7 +22430,6 @@
           <w:szCs w:val="28"/>
         </w:rPr>
       </w:pPr>
-      <w:proofErr w:type="spellStart"/>
       <w:r>
         <w:rPr>
           <w:rFonts w:asciiTheme="majorBidi" w:hAnsiTheme="majorBidi" w:cstheme="majorBidi"/>
@@ -25895,32 +22442,13 @@
         </w:rPr>
         <w:t>podManagementPolicy</w:t>
       </w:r>
-      <w:proofErr w:type="spellEnd"/>
-      <w:r>
-        <w:rPr>
-          <w:rFonts w:asciiTheme="majorBidi" w:hAnsiTheme="majorBidi" w:cstheme="majorBidi"/>
-          <w:sz w:val="28"/>
-          <w:szCs w:val="28"/>
-        </w:rPr>
-        <w:t xml:space="preserve"> controls how </w:t>
-      </w:r>
-      <w:proofErr w:type="spellStart"/>
-      <w:r>
-        <w:rPr>
-          <w:rFonts w:asciiTheme="majorBidi" w:hAnsiTheme="majorBidi" w:cstheme="majorBidi"/>
-          <w:sz w:val="28"/>
-          <w:szCs w:val="28"/>
-        </w:rPr>
-        <w:t>StatefulSet</w:t>
-      </w:r>
-      <w:proofErr w:type="spellEnd"/>
-      <w:r>
-        <w:rPr>
-          <w:rFonts w:asciiTheme="majorBidi" w:hAnsiTheme="majorBidi" w:cstheme="majorBidi"/>
-          <w:sz w:val="28"/>
-          <w:szCs w:val="28"/>
-        </w:rPr>
-        <w:t xml:space="preserve"> Pods are started and stopped.</w:t>
+      <w:r>
+        <w:rPr>
+          <w:rFonts w:asciiTheme="majorBidi" w:hAnsiTheme="majorBidi" w:cstheme="majorBidi"/>
+          <w:sz w:val="28"/>
+          <w:szCs w:val="28"/>
+        </w:rPr>
+        <w:t xml:space="preserve"> controls how StatefulSet Pods are started and stopped.</w:t>
       </w:r>
       <w:r>
         <w:rPr>
@@ -25957,7 +22485,6 @@
           <w:szCs w:val="28"/>
         </w:rPr>
       </w:pPr>
-      <w:proofErr w:type="spellStart"/>
       <w:r>
         <w:rPr>
           <w:rFonts w:asciiTheme="majorBidi" w:hAnsiTheme="majorBidi" w:cstheme="majorBidi"/>
@@ -25966,18 +22493,7 @@
           <w:sz w:val="28"/>
           <w:szCs w:val="28"/>
         </w:rPr>
-        <w:t>OrderedReady</w:t>
-      </w:r>
-      <w:proofErr w:type="spellEnd"/>
-      <w:r>
-        <w:rPr>
-          <w:rFonts w:asciiTheme="majorBidi" w:hAnsiTheme="majorBidi" w:cstheme="majorBidi"/>
-          <w:b/>
-          <w:bCs/>
-          <w:sz w:val="28"/>
-          <w:szCs w:val="28"/>
-        </w:rPr>
-        <w:t xml:space="preserve"> (default)</w:t>
+        <w:t>OrderedReady (default)</w:t>
       </w:r>
     </w:p>
     <w:p>
@@ -26066,25 +22582,7 @@
           <w:sz w:val="28"/>
           <w:szCs w:val="28"/>
         </w:rPr>
-        <w:t xml:space="preserve">This setting only affects Pod creation and deletion order, while </w:t>
-      </w:r>
-      <w:proofErr w:type="spellStart"/>
-      <w:r>
-        <w:rPr>
-          <w:rFonts w:asciiTheme="majorBidi" w:hAnsiTheme="majorBidi" w:cstheme="majorBidi"/>
-          <w:sz w:val="28"/>
-          <w:szCs w:val="28"/>
-        </w:rPr>
-        <w:t>StatefulSets</w:t>
-      </w:r>
-      <w:proofErr w:type="spellEnd"/>
-      <w:r>
-        <w:rPr>
-          <w:rFonts w:asciiTheme="majorBidi" w:hAnsiTheme="majorBidi" w:cstheme="majorBidi"/>
-          <w:sz w:val="28"/>
-          <w:szCs w:val="28"/>
-        </w:rPr>
-        <w:t xml:space="preserve"> still maintain stable identity and storage for each Pod.</w:t>
+        <w:t>This setting only affects Pod creation and deletion order, while StatefulSets still maintain stable identity and storage for each Pod.</w:t>
       </w:r>
     </w:p>
     <w:p>
@@ -26098,7 +22596,6 @@
           <w:szCs w:val="36"/>
         </w:rPr>
       </w:pPr>
-      <w:proofErr w:type="spellStart"/>
       <w:r>
         <w:rPr>
           <w:rFonts w:asciiTheme="majorBidi" w:hAnsiTheme="majorBidi" w:cstheme="majorBidi"/>
@@ -26107,18 +22604,7 @@
           <w:sz w:val="36"/>
           <w:szCs w:val="36"/>
         </w:rPr>
-        <w:t>StatefulSet</w:t>
-      </w:r>
-      <w:proofErr w:type="spellEnd"/>
-      <w:r>
-        <w:rPr>
-          <w:rFonts w:asciiTheme="majorBidi" w:hAnsiTheme="majorBidi" w:cstheme="majorBidi"/>
-          <w:b/>
-          <w:bCs/>
-          <w:sz w:val="36"/>
-          <w:szCs w:val="36"/>
-        </w:rPr>
-        <w:t xml:space="preserve"> vs Deployment</w:t>
+        <w:t>StatefulSet vs Deployment</w:t>
       </w:r>
     </w:p>
     <w:p>
@@ -26385,7 +22871,6 @@
           <w:szCs w:val="32"/>
         </w:rPr>
       </w:pPr>
-      <w:proofErr w:type="spellStart"/>
       <w:r>
         <w:rPr>
           <w:rFonts w:asciiTheme="majorBidi" w:hAnsiTheme="majorBidi" w:cstheme="majorBidi"/>
@@ -26397,7 +22882,6 @@
         <w:lastRenderedPageBreak/>
         <w:t>StatefulSet</w:t>
       </w:r>
-      <w:proofErr w:type="spellEnd"/>
       <w:r>
         <w:rPr>
           <w:rFonts w:asciiTheme="majorBidi" w:hAnsiTheme="majorBidi" w:cstheme="majorBidi"/>
@@ -26667,25 +23151,7 @@
           <w:sz w:val="28"/>
           <w:szCs w:val="28"/>
         </w:rPr>
-        <w:t xml:space="preserve">A </w:t>
-      </w:r>
-      <w:proofErr w:type="spellStart"/>
-      <w:r>
-        <w:rPr>
-          <w:rFonts w:asciiTheme="majorBidi" w:hAnsiTheme="majorBidi" w:cstheme="majorBidi"/>
-          <w:sz w:val="28"/>
-          <w:szCs w:val="28"/>
-        </w:rPr>
-        <w:t>StatefulSet</w:t>
-      </w:r>
-      <w:proofErr w:type="spellEnd"/>
-      <w:r>
-        <w:rPr>
-          <w:rFonts w:asciiTheme="majorBidi" w:hAnsiTheme="majorBidi" w:cstheme="majorBidi"/>
-          <w:sz w:val="28"/>
-          <w:szCs w:val="28"/>
-        </w:rPr>
-        <w:t xml:space="preserve"> is used when each Pod must keep its own identity and data. It guarantees:</w:t>
+        <w:t>A StatefulSet is used when each Pod must keep its own identity and data. It guarantees:</w:t>
       </w:r>
     </w:p>
     <w:p>
@@ -26801,25 +23267,7 @@
           <w:sz w:val="28"/>
           <w:szCs w:val="28"/>
         </w:rPr>
-        <w:t xml:space="preserve">These properties make </w:t>
-      </w:r>
-      <w:proofErr w:type="spellStart"/>
-      <w:r>
-        <w:rPr>
-          <w:rFonts w:asciiTheme="majorBidi" w:hAnsiTheme="majorBidi" w:cstheme="majorBidi"/>
-          <w:sz w:val="28"/>
-          <w:szCs w:val="28"/>
-        </w:rPr>
-        <w:t>StatefulSets</w:t>
-      </w:r>
-      <w:proofErr w:type="spellEnd"/>
-      <w:r>
-        <w:rPr>
-          <w:rFonts w:asciiTheme="majorBidi" w:hAnsiTheme="majorBidi" w:cstheme="majorBidi"/>
-          <w:sz w:val="28"/>
-          <w:szCs w:val="28"/>
-        </w:rPr>
-        <w:t xml:space="preserve"> ideal for databases and distri</w:t>
+        <w:t>These properties make StatefulSets ideal for databases and distri</w:t>
       </w:r>
       <w:r>
         <w:rPr>
@@ -27020,23 +23468,13 @@
           <w:szCs w:val="28"/>
         </w:rPr>
       </w:pPr>
-      <w:proofErr w:type="spellStart"/>
-      <w:r>
-        <w:rPr>
-          <w:rFonts w:asciiTheme="majorBidi" w:hAnsiTheme="majorBidi" w:cstheme="majorBidi"/>
-          <w:sz w:val="28"/>
-          <w:szCs w:val="28"/>
-        </w:rPr>
-        <w:t>StatefulSets</w:t>
-      </w:r>
-      <w:proofErr w:type="spellEnd"/>
-      <w:r>
-        <w:rPr>
-          <w:rFonts w:asciiTheme="majorBidi" w:hAnsiTheme="majorBidi" w:cstheme="majorBidi"/>
-          <w:sz w:val="28"/>
-          <w:szCs w:val="28"/>
-        </w:rPr>
-        <w:t xml:space="preserve"> support rollbacks, similar to Deployments, but with stricter ordering.</w:t>
+      <w:r>
+        <w:rPr>
+          <w:rFonts w:asciiTheme="majorBidi" w:hAnsiTheme="majorBidi" w:cstheme="majorBidi"/>
+          <w:sz w:val="28"/>
+          <w:szCs w:val="28"/>
+        </w:rPr>
+        <w:t>StatefulSets support rollbacks, similar to Deployments, but with stricter ordering.</w:t>
       </w:r>
       <w:r>
         <w:rPr>
@@ -27070,7 +23508,6 @@
         </w:rPr>
         <w:t xml:space="preserve">Kubernetes performs a </w:t>
       </w:r>
-      <w:proofErr w:type="spellStart"/>
       <w:r>
         <w:rPr>
           <w:rFonts w:asciiTheme="majorBidi" w:hAnsiTheme="majorBidi" w:cstheme="majorBidi"/>
@@ -27083,7 +23520,6 @@
         </w:rPr>
         <w:t>RollingUpdate</w:t>
       </w:r>
-      <w:proofErr w:type="spellEnd"/>
       <w:r>
         <w:rPr>
           <w:rFonts w:asciiTheme="majorBidi" w:hAnsiTheme="majorBidi" w:cstheme="majorBidi"/>
@@ -27324,7 +23760,6 @@
           <w:szCs w:val="28"/>
         </w:rPr>
       </w:pPr>
-      <w:proofErr w:type="spellStart"/>
       <w:r>
         <w:rPr>
           <w:rFonts w:asciiTheme="majorBidi" w:hAnsiTheme="majorBidi" w:cstheme="majorBidi"/>
@@ -27335,9 +23770,8 @@
           <w:sz w:val="28"/>
           <w:szCs w:val="28"/>
         </w:rPr>
-        <w:t>kubectl</w:t>
-      </w:r>
-      <w:proofErr w:type="spellEnd"/>
+        <w:t>kubectl rollout undo statefulset &lt;name&gt;</w:t>
+      </w:r>
       <w:r>
         <w:rPr>
           <w:rFonts w:asciiTheme="majorBidi" w:hAnsiTheme="majorBidi" w:cstheme="majorBidi"/>
@@ -27348,44 +23782,6 @@
           <w:sz w:val="28"/>
           <w:szCs w:val="28"/>
         </w:rPr>
-        <w:t xml:space="preserve"> rollout undo </w:t>
-      </w:r>
-      <w:proofErr w:type="spellStart"/>
-      <w:r>
-        <w:rPr>
-          <w:rFonts w:asciiTheme="majorBidi" w:hAnsiTheme="majorBidi" w:cstheme="majorBidi"/>
-          <w:b/>
-          <w:bCs/>
-          <w:i/>
-          <w:iCs/>
-          <w:sz w:val="28"/>
-          <w:szCs w:val="28"/>
-        </w:rPr>
-        <w:t>statefulset</w:t>
-      </w:r>
-      <w:proofErr w:type="spellEnd"/>
-      <w:r>
-        <w:rPr>
-          <w:rFonts w:asciiTheme="majorBidi" w:hAnsiTheme="majorBidi" w:cstheme="majorBidi"/>
-          <w:b/>
-          <w:bCs/>
-          <w:i/>
-          <w:iCs/>
-          <w:sz w:val="28"/>
-          <w:szCs w:val="28"/>
-        </w:rPr>
-        <w:t xml:space="preserve"> &lt;name&gt;</w:t>
-      </w:r>
-      <w:r>
-        <w:rPr>
-          <w:rFonts w:asciiTheme="majorBidi" w:hAnsiTheme="majorBidi" w:cstheme="majorBidi"/>
-          <w:b/>
-          <w:bCs/>
-          <w:i/>
-          <w:iCs/>
-          <w:sz w:val="28"/>
-          <w:szCs w:val="28"/>
-        </w:rPr>
         <w:t xml:space="preserve"> </w:t>
       </w:r>
       <w:r>
@@ -27421,25 +23817,7 @@
           <w:sz w:val="28"/>
           <w:szCs w:val="28"/>
         </w:rPr>
-        <w:t xml:space="preserve">However, unlike Deployments, rollback may require manual intervention if Pods are stuck because </w:t>
-      </w:r>
-      <w:proofErr w:type="spellStart"/>
-      <w:r>
-        <w:rPr>
-          <w:rFonts w:asciiTheme="majorBidi" w:hAnsiTheme="majorBidi" w:cstheme="majorBidi"/>
-          <w:sz w:val="28"/>
-          <w:szCs w:val="28"/>
-        </w:rPr>
-        <w:t>StatefulSets</w:t>
-      </w:r>
-      <w:proofErr w:type="spellEnd"/>
-      <w:r>
-        <w:rPr>
-          <w:rFonts w:asciiTheme="majorBidi" w:hAnsiTheme="majorBidi" w:cstheme="majorBidi"/>
-          <w:sz w:val="28"/>
-          <w:szCs w:val="28"/>
-        </w:rPr>
-        <w:t xml:space="preserve"> enforce ordered guarantees.</w:t>
+        <w:t>However, unlike Deployments, rollback may require manual intervention if Pods are stuck because StatefulSets enforce ordered guarantees.</w:t>
       </w:r>
     </w:p>
     <w:p>
@@ -27462,9 +23840,8 @@
           <w:sz w:val="32"/>
           <w:szCs w:val="32"/>
         </w:rPr>
-        <w:t xml:space="preserve">HPA with </w:t>
-      </w:r>
-      <w:proofErr w:type="spellStart"/>
+        <w:t>HPA with StatefulSets</w:t>
+      </w:r>
       <w:r>
         <w:rPr>
           <w:rFonts w:asciiTheme="majorBidi" w:hAnsiTheme="majorBidi" w:cstheme="majorBidi"/>
@@ -27473,17 +23850,6 @@
           <w:sz w:val="32"/>
           <w:szCs w:val="32"/>
         </w:rPr>
-        <w:t>StatefulSets</w:t>
-      </w:r>
-      <w:proofErr w:type="spellEnd"/>
-      <w:r>
-        <w:rPr>
-          <w:rFonts w:asciiTheme="majorBidi" w:hAnsiTheme="majorBidi" w:cstheme="majorBidi"/>
-          <w:b/>
-          <w:bCs/>
-          <w:sz w:val="32"/>
-          <w:szCs w:val="32"/>
-        </w:rPr>
         <w:t>:</w:t>
       </w:r>
     </w:p>
@@ -27503,43 +23869,7 @@
           <w:sz w:val="28"/>
           <w:szCs w:val="28"/>
         </w:rPr>
-        <w:t xml:space="preserve">Horizontal Pod </w:t>
-      </w:r>
-      <w:proofErr w:type="spellStart"/>
-      <w:r>
-        <w:rPr>
-          <w:rFonts w:asciiTheme="majorBidi" w:hAnsiTheme="majorBidi" w:cstheme="majorBidi"/>
-          <w:sz w:val="28"/>
-          <w:szCs w:val="28"/>
-        </w:rPr>
-        <w:t>Autoscaler</w:t>
-      </w:r>
-      <w:proofErr w:type="spellEnd"/>
-      <w:r>
-        <w:rPr>
-          <w:rFonts w:asciiTheme="majorBidi" w:hAnsiTheme="majorBidi" w:cstheme="majorBidi"/>
-          <w:sz w:val="28"/>
-          <w:szCs w:val="28"/>
-        </w:rPr>
-        <w:t xml:space="preserve"> (HPA) works with </w:t>
-      </w:r>
-      <w:proofErr w:type="spellStart"/>
-      <w:r>
-        <w:rPr>
-          <w:rFonts w:asciiTheme="majorBidi" w:hAnsiTheme="majorBidi" w:cstheme="majorBidi"/>
-          <w:sz w:val="28"/>
-          <w:szCs w:val="28"/>
-        </w:rPr>
-        <w:t>StatefulSets</w:t>
-      </w:r>
-      <w:proofErr w:type="spellEnd"/>
-      <w:r>
-        <w:rPr>
-          <w:rFonts w:asciiTheme="majorBidi" w:hAnsiTheme="majorBidi" w:cstheme="majorBidi"/>
-          <w:sz w:val="28"/>
-          <w:szCs w:val="28"/>
-        </w:rPr>
-        <w:t xml:space="preserve"> just like with Deployments.</w:t>
+        <w:t>Horizontal Pod Autoscaler (HPA) works with StatefulSets just like with Deployments.</w:t>
       </w:r>
       <w:r>
         <w:rPr>
@@ -27669,23 +23999,13 @@
           <w:szCs w:val="28"/>
         </w:rPr>
       </w:pPr>
-      <w:proofErr w:type="spellStart"/>
-      <w:r>
-        <w:rPr>
-          <w:rFonts w:asciiTheme="majorBidi" w:hAnsiTheme="majorBidi" w:cstheme="majorBidi"/>
-          <w:sz w:val="28"/>
-          <w:szCs w:val="28"/>
-        </w:rPr>
-        <w:t>StatefulSet</w:t>
-      </w:r>
-      <w:proofErr w:type="spellEnd"/>
-      <w:r>
-        <w:rPr>
-          <w:rFonts w:asciiTheme="majorBidi" w:hAnsiTheme="majorBidi" w:cstheme="majorBidi"/>
-          <w:sz w:val="28"/>
-          <w:szCs w:val="28"/>
-        </w:rPr>
-        <w:t xml:space="preserve"> replicas: 3</w:t>
+      <w:r>
+        <w:rPr>
+          <w:rFonts w:asciiTheme="majorBidi" w:hAnsiTheme="majorBidi" w:cstheme="majorBidi"/>
+          <w:sz w:val="28"/>
+          <w:szCs w:val="28"/>
+        </w:rPr>
+        <w:t>StatefulSet replicas: 3</w:t>
       </w:r>
     </w:p>
     <w:p>
@@ -27750,25 +24070,7 @@
           <w:sz w:val="28"/>
           <w:szCs w:val="28"/>
         </w:rPr>
-        <w:t xml:space="preserve">New Pods will be created following the </w:t>
-      </w:r>
-      <w:proofErr w:type="spellStart"/>
-      <w:r>
-        <w:rPr>
-          <w:rFonts w:asciiTheme="majorBidi" w:hAnsiTheme="majorBidi" w:cstheme="majorBidi"/>
-          <w:sz w:val="28"/>
-          <w:szCs w:val="28"/>
-        </w:rPr>
-        <w:t>StatefulSet</w:t>
-      </w:r>
-      <w:proofErr w:type="spellEnd"/>
-      <w:r>
-        <w:rPr>
-          <w:rFonts w:asciiTheme="majorBidi" w:hAnsiTheme="majorBidi" w:cstheme="majorBidi"/>
-          <w:sz w:val="28"/>
-          <w:szCs w:val="28"/>
-        </w:rPr>
-        <w:t xml:space="preserve"> rules:</w:t>
+        <w:t>New Pods will be created following the StatefulSet rules:</w:t>
       </w:r>
       <w:r>
         <w:rPr>
@@ -27930,25 +24232,7 @@
           <w:sz w:val="28"/>
           <w:szCs w:val="28"/>
         </w:rPr>
-        <w:t xml:space="preserve"> works normally, but scaling follows </w:t>
-      </w:r>
-      <w:proofErr w:type="spellStart"/>
-      <w:r>
-        <w:rPr>
-          <w:rFonts w:asciiTheme="majorBidi" w:hAnsiTheme="majorBidi" w:cstheme="majorBidi"/>
-          <w:sz w:val="28"/>
-          <w:szCs w:val="28"/>
-        </w:rPr>
-        <w:t>StatefulSet</w:t>
-      </w:r>
-      <w:proofErr w:type="spellEnd"/>
-      <w:r>
-        <w:rPr>
-          <w:rFonts w:asciiTheme="majorBidi" w:hAnsiTheme="majorBidi" w:cstheme="majorBidi"/>
-          <w:sz w:val="28"/>
-          <w:szCs w:val="28"/>
-        </w:rPr>
-        <w:t xml:space="preserve"> ordering rules.</w:t>
+        <w:t xml:space="preserve"> works normally, but scaling follows StatefulSet ordering rules.</w:t>
       </w:r>
     </w:p>
     <w:p>
@@ -27996,20 +24280,8 @@
           <w:szCs w:val="36"/>
         </w:rPr>
         <w:lastRenderedPageBreak/>
-        <w:t xml:space="preserve">Probes in </w:t>
-      </w:r>
-      <w:proofErr w:type="spellStart"/>
-      <w:r>
-        <w:rPr>
-          <w:rFonts w:asciiTheme="majorBidi" w:hAnsiTheme="majorBidi" w:cstheme="majorBidi"/>
-          <w:b/>
-          <w:bCs/>
-          <w:sz w:val="36"/>
-          <w:szCs w:val="36"/>
-        </w:rPr>
-        <w:t>StatefulSets</w:t>
-      </w:r>
-      <w:proofErr w:type="spellEnd"/>
+        <w:t>Probes in StatefulSets</w:t>
+      </w:r>
     </w:p>
     <w:p>
       <w:pPr>
@@ -28201,25 +24473,7 @@
           <w:sz w:val="28"/>
           <w:szCs w:val="28"/>
         </w:rPr>
-        <w:t xml:space="preserve">For </w:t>
-      </w:r>
-      <w:proofErr w:type="spellStart"/>
-      <w:r>
-        <w:rPr>
-          <w:rFonts w:asciiTheme="majorBidi" w:hAnsiTheme="majorBidi" w:cstheme="majorBidi"/>
-          <w:sz w:val="28"/>
-          <w:szCs w:val="28"/>
-        </w:rPr>
-        <w:t>StatefulSets</w:t>
-      </w:r>
-      <w:proofErr w:type="spellEnd"/>
-      <w:r>
-        <w:rPr>
-          <w:rFonts w:asciiTheme="majorBidi" w:hAnsiTheme="majorBidi" w:cstheme="majorBidi"/>
-          <w:sz w:val="28"/>
-          <w:szCs w:val="28"/>
-        </w:rPr>
-        <w:t xml:space="preserve"> this is important because:</w:t>
+        <w:t>For StatefulSets this is important because:</w:t>
       </w:r>
     </w:p>
     <w:p>
@@ -28249,7 +24503,6 @@
         </w:rPr>
         <w:t xml:space="preserve">he next Pod will not be created until the previous Pod is Ready (when using </w:t>
       </w:r>
-      <w:proofErr w:type="spellStart"/>
       <w:r>
         <w:rPr>
           <w:rFonts w:asciiTheme="majorBidi" w:hAnsiTheme="majorBidi" w:cstheme="majorBidi"/>
@@ -28262,7 +24515,6 @@
         </w:rPr>
         <w:t>OrderedReady</w:t>
       </w:r>
-      <w:proofErr w:type="spellEnd"/>
       <w:r>
         <w:rPr>
           <w:rFonts w:asciiTheme="majorBidi" w:hAnsiTheme="majorBidi" w:cstheme="majorBidi"/>
@@ -28386,25 +24638,7 @@
           <w:sz w:val="28"/>
           <w:szCs w:val="28"/>
         </w:rPr>
-        <w:t xml:space="preserve">In </w:t>
-      </w:r>
-      <w:proofErr w:type="spellStart"/>
-      <w:r>
-        <w:rPr>
-          <w:rFonts w:asciiTheme="majorBidi" w:hAnsiTheme="majorBidi" w:cstheme="majorBidi"/>
-          <w:sz w:val="28"/>
-          <w:szCs w:val="28"/>
-        </w:rPr>
-        <w:t>StatefulSets</w:t>
-      </w:r>
-      <w:proofErr w:type="spellEnd"/>
-      <w:r>
-        <w:rPr>
-          <w:rFonts w:asciiTheme="majorBidi" w:hAnsiTheme="majorBidi" w:cstheme="majorBidi"/>
-          <w:sz w:val="28"/>
-          <w:szCs w:val="28"/>
-        </w:rPr>
-        <w:t>, probes influence Pod creation order.</w:t>
+        <w:t>In StatefulSets, probes influence Pod creation order.</w:t>
       </w:r>
     </w:p>
     <w:p>
@@ -28537,25 +24771,7 @@
           <w:sz w:val="28"/>
           <w:szCs w:val="28"/>
         </w:rPr>
-        <w:t xml:space="preserve">The </w:t>
-      </w:r>
-      <w:proofErr w:type="spellStart"/>
-      <w:r>
-        <w:rPr>
-          <w:rFonts w:asciiTheme="majorBidi" w:hAnsiTheme="majorBidi" w:cstheme="majorBidi"/>
-          <w:sz w:val="28"/>
-          <w:szCs w:val="28"/>
-        </w:rPr>
-        <w:t>StatefulSet</w:t>
-      </w:r>
-      <w:proofErr w:type="spellEnd"/>
-      <w:r>
-        <w:rPr>
-          <w:rFonts w:asciiTheme="majorBidi" w:hAnsiTheme="majorBidi" w:cstheme="majorBidi"/>
-          <w:sz w:val="28"/>
-          <w:szCs w:val="28"/>
-        </w:rPr>
-        <w:t xml:space="preserve"> waits until</w:t>
+        <w:t>The StatefulSet waits until</w:t>
       </w:r>
       <w:r>
         <w:rPr>
@@ -28677,25 +24893,7 @@
           <w:sz w:val="28"/>
           <w:szCs w:val="28"/>
         </w:rPr>
-        <w:t xml:space="preserve"> same as Deployments, but readiness directly affects Pod creation order in </w:t>
-      </w:r>
-      <w:proofErr w:type="spellStart"/>
-      <w:r>
-        <w:rPr>
-          <w:rFonts w:asciiTheme="majorBidi" w:hAnsiTheme="majorBidi" w:cstheme="majorBidi"/>
-          <w:sz w:val="28"/>
-          <w:szCs w:val="28"/>
-        </w:rPr>
-        <w:t>StatefulSets</w:t>
-      </w:r>
-      <w:proofErr w:type="spellEnd"/>
-      <w:r>
-        <w:rPr>
-          <w:rFonts w:asciiTheme="majorBidi" w:hAnsiTheme="majorBidi" w:cstheme="majorBidi"/>
-          <w:sz w:val="28"/>
-          <w:szCs w:val="28"/>
-        </w:rPr>
-        <w:t>.</w:t>
+        <w:t xml:space="preserve"> same as Deployments, but readiness directly affects Pod creation order in StatefulSets.</w:t>
       </w:r>
     </w:p>
     <w:p>
@@ -28846,41 +25044,13 @@
           <w:szCs w:val="28"/>
         </w:rPr>
       </w:pPr>
-      <w:proofErr w:type="spellStart"/>
-      <w:r>
-        <w:rPr>
-          <w:rFonts w:asciiTheme="majorBidi" w:hAnsiTheme="majorBidi" w:cstheme="majorBidi"/>
-          <w:sz w:val="28"/>
-          <w:szCs w:val="28"/>
-        </w:rPr>
-        <w:t>StatefulSets</w:t>
-      </w:r>
-      <w:proofErr w:type="spellEnd"/>
-      <w:r>
-        <w:rPr>
-          <w:rFonts w:asciiTheme="majorBidi" w:hAnsiTheme="majorBidi" w:cstheme="majorBidi"/>
-          <w:sz w:val="28"/>
-          <w:szCs w:val="28"/>
-        </w:rPr>
-        <w:t xml:space="preserve"> support update strategies that control how Pods are updated when the Pod template changes (for example changing the container image). Because </w:t>
-      </w:r>
-      <w:proofErr w:type="spellStart"/>
-      <w:r>
-        <w:rPr>
-          <w:rFonts w:asciiTheme="majorBidi" w:hAnsiTheme="majorBidi" w:cstheme="majorBidi"/>
-          <w:sz w:val="28"/>
-          <w:szCs w:val="28"/>
-        </w:rPr>
-        <w:t>StatefulSets</w:t>
-      </w:r>
-      <w:proofErr w:type="spellEnd"/>
-      <w:r>
-        <w:rPr>
-          <w:rFonts w:asciiTheme="majorBidi" w:hAnsiTheme="majorBidi" w:cstheme="majorBidi"/>
-          <w:sz w:val="28"/>
-          <w:szCs w:val="28"/>
-        </w:rPr>
-        <w:t xml:space="preserve"> manage stateful applications, updates must preserve order, identity, and stability.</w:t>
+      <w:r>
+        <w:rPr>
+          <w:rFonts w:asciiTheme="majorBidi" w:hAnsiTheme="majorBidi" w:cstheme="majorBidi"/>
+          <w:sz w:val="28"/>
+          <w:szCs w:val="28"/>
+        </w:rPr>
+        <w:t>StatefulSets support update strategies that control how Pods are updated when the Pod template changes (for example changing the container image). Because StatefulSets manage stateful applications, updates must preserve order, identity, and stability.</w:t>
       </w:r>
     </w:p>
     <w:p>
@@ -28899,25 +25069,7 @@
           <w:sz w:val="28"/>
           <w:szCs w:val="28"/>
         </w:rPr>
-        <w:t xml:space="preserve">Kubernetes provides two update strategies for </w:t>
-      </w:r>
-      <w:proofErr w:type="spellStart"/>
-      <w:r>
-        <w:rPr>
-          <w:rFonts w:asciiTheme="majorBidi" w:hAnsiTheme="majorBidi" w:cstheme="majorBidi"/>
-          <w:sz w:val="28"/>
-          <w:szCs w:val="28"/>
-        </w:rPr>
-        <w:t>StatefulSets</w:t>
-      </w:r>
-      <w:proofErr w:type="spellEnd"/>
-      <w:r>
-        <w:rPr>
-          <w:rFonts w:asciiTheme="majorBidi" w:hAnsiTheme="majorBidi" w:cstheme="majorBidi"/>
-          <w:sz w:val="28"/>
-          <w:szCs w:val="28"/>
-        </w:rPr>
-        <w:t>:</w:t>
+        <w:t>Kubernetes provides two update strategies for StatefulSets:</w:t>
       </w:r>
     </w:p>
     <w:p>
@@ -28938,7 +25090,6 @@
           <w:szCs w:val="36"/>
         </w:rPr>
       </w:pPr>
-      <w:proofErr w:type="spellStart"/>
       <w:r>
         <w:rPr>
           <w:rFonts w:asciiTheme="majorBidi" w:hAnsiTheme="majorBidi" w:cstheme="majorBidi"/>
@@ -28947,18 +25098,7 @@
           <w:sz w:val="36"/>
           <w:szCs w:val="36"/>
         </w:rPr>
-        <w:t>RollingUpdate</w:t>
-      </w:r>
-      <w:proofErr w:type="spellEnd"/>
-      <w:r>
-        <w:rPr>
-          <w:rFonts w:asciiTheme="majorBidi" w:hAnsiTheme="majorBidi" w:cstheme="majorBidi"/>
-          <w:b/>
-          <w:bCs/>
-          <w:sz w:val="36"/>
-          <w:szCs w:val="36"/>
-        </w:rPr>
-        <w:t xml:space="preserve"> (default)</w:t>
+        <w:t>RollingUpdate (default)</w:t>
       </w:r>
     </w:p>
     <w:p>
@@ -28998,25 +25138,7 @@
           <w:sz w:val="28"/>
           <w:szCs w:val="28"/>
         </w:rPr>
-        <w:t xml:space="preserve">xample </w:t>
-      </w:r>
-      <w:proofErr w:type="spellStart"/>
-      <w:r>
-        <w:rPr>
-          <w:rFonts w:asciiTheme="majorBidi" w:hAnsiTheme="majorBidi" w:cstheme="majorBidi"/>
-          <w:sz w:val="28"/>
-          <w:szCs w:val="28"/>
-        </w:rPr>
-        <w:t>StatefulSet</w:t>
-      </w:r>
-      <w:proofErr w:type="spellEnd"/>
-      <w:r>
-        <w:rPr>
-          <w:rFonts w:asciiTheme="majorBidi" w:hAnsiTheme="majorBidi" w:cstheme="majorBidi"/>
-          <w:sz w:val="28"/>
-          <w:szCs w:val="28"/>
-        </w:rPr>
-        <w:t xml:space="preserve"> Pods</w:t>
+        <w:t>xample StatefulSet Pods</w:t>
       </w:r>
       <w:r>
         <w:rPr>
@@ -29446,7 +25568,6 @@
                                 <w:szCs w:val="28"/>
                               </w:rPr>
                             </w:pPr>
-                            <w:proofErr w:type="spellStart"/>
                             <w:r>
                               <w:rPr>
                                 <w:rFonts w:asciiTheme="majorBidi" w:hAnsiTheme="majorBidi" w:cstheme="majorBidi"/>
@@ -29457,20 +25578,7 @@
                                 <w:sz w:val="28"/>
                                 <w:szCs w:val="28"/>
                               </w:rPr>
-                              <w:t>apiVersion</w:t>
-                            </w:r>
-                            <w:proofErr w:type="spellEnd"/>
-                            <w:r>
-                              <w:rPr>
-                                <w:rFonts w:asciiTheme="majorBidi" w:hAnsiTheme="majorBidi" w:cstheme="majorBidi"/>
-                                <w:b/>
-                                <w:bCs/>
-                                <w:i/>
-                                <w:iCs/>
-                                <w:sz w:val="28"/>
-                                <w:szCs w:val="28"/>
-                              </w:rPr>
-                              <w:t>: apps/v1</w:t>
+                              <w:t>apiVersion: apps/v1</w:t>
                             </w:r>
                           </w:p>
                           <w:p>
@@ -29496,22 +25604,8 @@
                                 <w:sz w:val="28"/>
                                 <w:szCs w:val="28"/>
                               </w:rPr>
-                              <w:t xml:space="preserve">kind: </w:t>
+                              <w:t>kind: StatefulSet</w:t>
                             </w:r>
-                            <w:proofErr w:type="spellStart"/>
-                            <w:r>
-                              <w:rPr>
-                                <w:rFonts w:asciiTheme="majorBidi" w:hAnsiTheme="majorBidi" w:cstheme="majorBidi"/>
-                                <w:b/>
-                                <w:bCs/>
-                                <w:i/>
-                                <w:iCs/>
-                                <w:sz w:val="28"/>
-                                <w:szCs w:val="28"/>
-                              </w:rPr>
-                              <w:t>StatefulSet</w:t>
-                            </w:r>
-                            <w:proofErr w:type="spellEnd"/>
                           </w:p>
                           <w:p>
                             <w:pPr>
@@ -29564,7 +25658,6 @@
                               </w:rPr>
                               <w:t xml:space="preserve">     </w:t>
                             </w:r>
-                            <w:proofErr w:type="spellStart"/>
                             <w:r>
                               <w:rPr>
                                 <w:rFonts w:asciiTheme="majorBidi" w:hAnsiTheme="majorBidi" w:cstheme="majorBidi"/>
@@ -29575,20 +25668,7 @@
                                 <w:sz w:val="28"/>
                                 <w:szCs w:val="28"/>
                               </w:rPr>
-                              <w:t>updateStrategy</w:t>
-                            </w:r>
-                            <w:proofErr w:type="spellEnd"/>
-                            <w:r>
-                              <w:rPr>
-                                <w:rFonts w:asciiTheme="majorBidi" w:hAnsiTheme="majorBidi" w:cstheme="majorBidi"/>
-                                <w:b/>
-                                <w:bCs/>
-                                <w:i/>
-                                <w:iCs/>
-                                <w:sz w:val="28"/>
-                                <w:szCs w:val="28"/>
-                              </w:rPr>
-                              <w:t>:</w:t>
+                              <w:t>updateStrategy:</w:t>
                             </w:r>
                           </w:p>
                           <w:p>
@@ -29638,22 +25718,8 @@
                                 <w:sz w:val="28"/>
                                 <w:szCs w:val="28"/>
                               </w:rPr>
-                              <w:t xml:space="preserve">type: </w:t>
+                              <w:t>type: RollingUpdate</w:t>
                             </w:r>
-                            <w:proofErr w:type="spellStart"/>
-                            <w:r>
-                              <w:rPr>
-                                <w:rFonts w:asciiTheme="majorBidi" w:hAnsiTheme="majorBidi" w:cstheme="majorBidi"/>
-                                <w:b/>
-                                <w:bCs/>
-                                <w:i/>
-                                <w:iCs/>
-                                <w:sz w:val="28"/>
-                                <w:szCs w:val="28"/>
-                              </w:rPr>
-                              <w:t>RollingUpdate</w:t>
-                            </w:r>
-                            <w:proofErr w:type="spellEnd"/>
                           </w:p>
                           <w:p>
                             <w:pPr>
@@ -29705,7 +25771,6 @@
                           <w:szCs w:val="28"/>
                         </w:rPr>
                       </w:pPr>
-                      <w:proofErr w:type="spellStart"/>
                       <w:r>
                         <w:rPr>
                           <w:rFonts w:asciiTheme="majorBidi" w:hAnsiTheme="majorBidi" w:cstheme="majorBidi"/>
@@ -29716,20 +25781,7 @@
                           <w:sz w:val="28"/>
                           <w:szCs w:val="28"/>
                         </w:rPr>
-                        <w:t>apiVersion</w:t>
-                      </w:r>
-                      <w:proofErr w:type="spellEnd"/>
-                      <w:r>
-                        <w:rPr>
-                          <w:rFonts w:asciiTheme="majorBidi" w:hAnsiTheme="majorBidi" w:cstheme="majorBidi"/>
-                          <w:b/>
-                          <w:bCs/>
-                          <w:i/>
-                          <w:iCs/>
-                          <w:sz w:val="28"/>
-                          <w:szCs w:val="28"/>
-                        </w:rPr>
-                        <w:t>: apps/v1</w:t>
+                        <w:t>apiVersion: apps/v1</w:t>
                       </w:r>
                     </w:p>
                     <w:p>
@@ -29755,22 +25807,8 @@
                           <w:sz w:val="28"/>
                           <w:szCs w:val="28"/>
                         </w:rPr>
-                        <w:t xml:space="preserve">kind: </w:t>
+                        <w:t>kind: StatefulSet</w:t>
                       </w:r>
-                      <w:proofErr w:type="spellStart"/>
-                      <w:r>
-                        <w:rPr>
-                          <w:rFonts w:asciiTheme="majorBidi" w:hAnsiTheme="majorBidi" w:cstheme="majorBidi"/>
-                          <w:b/>
-                          <w:bCs/>
-                          <w:i/>
-                          <w:iCs/>
-                          <w:sz w:val="28"/>
-                          <w:szCs w:val="28"/>
-                        </w:rPr>
-                        <w:t>StatefulSet</w:t>
-                      </w:r>
-                      <w:proofErr w:type="spellEnd"/>
                     </w:p>
                     <w:p>
                       <w:pPr>
@@ -29823,7 +25861,6 @@
                         </w:rPr>
                         <w:t xml:space="preserve">     </w:t>
                       </w:r>
-                      <w:proofErr w:type="spellStart"/>
                       <w:r>
                         <w:rPr>
                           <w:rFonts w:asciiTheme="majorBidi" w:hAnsiTheme="majorBidi" w:cstheme="majorBidi"/>
@@ -29834,20 +25871,7 @@
                           <w:sz w:val="28"/>
                           <w:szCs w:val="28"/>
                         </w:rPr>
-                        <w:t>updateStrategy</w:t>
-                      </w:r>
-                      <w:proofErr w:type="spellEnd"/>
-                      <w:r>
-                        <w:rPr>
-                          <w:rFonts w:asciiTheme="majorBidi" w:hAnsiTheme="majorBidi" w:cstheme="majorBidi"/>
-                          <w:b/>
-                          <w:bCs/>
-                          <w:i/>
-                          <w:iCs/>
-                          <w:sz w:val="28"/>
-                          <w:szCs w:val="28"/>
-                        </w:rPr>
-                        <w:t>:</w:t>
+                        <w:t>updateStrategy:</w:t>
                       </w:r>
                     </w:p>
                     <w:p>
@@ -29897,22 +25921,8 @@
                           <w:sz w:val="28"/>
                           <w:szCs w:val="28"/>
                         </w:rPr>
-                        <w:t xml:space="preserve">type: </w:t>
+                        <w:t>type: RollingUpdate</w:t>
                       </w:r>
-                      <w:proofErr w:type="spellStart"/>
-                      <w:r>
-                        <w:rPr>
-                          <w:rFonts w:asciiTheme="majorBidi" w:hAnsiTheme="majorBidi" w:cstheme="majorBidi"/>
-                          <w:b/>
-                          <w:bCs/>
-                          <w:i/>
-                          <w:iCs/>
-                          <w:sz w:val="28"/>
-                          <w:szCs w:val="28"/>
-                        </w:rPr>
-                        <w:t>RollingUpdate</w:t>
-                      </w:r>
-                      <w:proofErr w:type="spellEnd"/>
                     </w:p>
                     <w:p>
                       <w:pPr>
@@ -30085,7 +26095,6 @@
                                 <w:szCs w:val="28"/>
                               </w:rPr>
                             </w:pPr>
-                            <w:proofErr w:type="spellStart"/>
                             <w:r>
                               <w:rPr>
                                 <w:rFonts w:asciiTheme="majorBidi" w:hAnsiTheme="majorBidi" w:cstheme="majorBidi"/>
@@ -30096,20 +26105,7 @@
                                 <w:sz w:val="28"/>
                                 <w:szCs w:val="28"/>
                               </w:rPr>
-                              <w:t>updateStrategy</w:t>
-                            </w:r>
-                            <w:proofErr w:type="spellEnd"/>
-                            <w:r>
-                              <w:rPr>
-                                <w:rFonts w:asciiTheme="majorBidi" w:hAnsiTheme="majorBidi" w:cstheme="majorBidi"/>
-                                <w:b/>
-                                <w:bCs/>
-                                <w:i/>
-                                <w:iCs/>
-                                <w:sz w:val="28"/>
-                                <w:szCs w:val="28"/>
-                              </w:rPr>
-                              <w:t>:</w:t>
+                              <w:t>updateStrategy:</w:t>
                             </w:r>
                           </w:p>
                           <w:p>
@@ -30147,10 +26143,12 @@
                                 <w:sz w:val="28"/>
                                 <w:szCs w:val="28"/>
                               </w:rPr>
-                              <w:t xml:space="preserve">type: </w:t>
+                              <w:t>type: RollingUpdate</w:t>
                             </w:r>
-                            <w:proofErr w:type="spellStart"/>
-                            <w:r>
+                          </w:p>
+                          <w:p>
+                            <w:pPr>
+                              <w:spacing w:after="0"/>
                               <w:rPr>
                                 <w:rFonts w:asciiTheme="majorBidi" w:hAnsiTheme="majorBidi" w:cstheme="majorBidi"/>
                                 <w:b/>
@@ -30160,13 +26158,8 @@
                                 <w:sz w:val="28"/>
                                 <w:szCs w:val="28"/>
                               </w:rPr>
-                              <w:t>RollingUpdate</w:t>
-                            </w:r>
-                            <w:proofErr w:type="spellEnd"/>
-                          </w:p>
-                          <w:p>
-                            <w:pPr>
-                              <w:spacing w:after="0"/>
+                            </w:pPr>
+                            <w:r>
                               <w:rPr>
                                 <w:rFonts w:asciiTheme="majorBidi" w:hAnsiTheme="majorBidi" w:cstheme="majorBidi"/>
                                 <w:b/>
@@ -30176,7 +26169,8 @@
                                 <w:sz w:val="28"/>
                                 <w:szCs w:val="28"/>
                               </w:rPr>
-                            </w:pPr>
+                              <w:t xml:space="preserve">     </w:t>
+                            </w:r>
                             <w:r>
                               <w:rPr>
                                 <w:rFonts w:asciiTheme="majorBidi" w:hAnsiTheme="majorBidi" w:cstheme="majorBidi"/>
@@ -30187,33 +26181,7 @@
                                 <w:sz w:val="28"/>
                                 <w:szCs w:val="28"/>
                               </w:rPr>
-                              <w:t xml:space="preserve">     </w:t>
-                            </w:r>
-                            <w:proofErr w:type="spellStart"/>
-                            <w:r>
-                              <w:rPr>
-                                <w:rFonts w:asciiTheme="majorBidi" w:hAnsiTheme="majorBidi" w:cstheme="majorBidi"/>
-                                <w:b/>
-                                <w:bCs/>
-                                <w:i/>
-                                <w:iCs/>
-                                <w:sz w:val="28"/>
-                                <w:szCs w:val="28"/>
-                              </w:rPr>
-                              <w:t>rollingUpdate</w:t>
-                            </w:r>
-                            <w:proofErr w:type="spellEnd"/>
-                            <w:r>
-                              <w:rPr>
-                                <w:rFonts w:asciiTheme="majorBidi" w:hAnsiTheme="majorBidi" w:cstheme="majorBidi"/>
-                                <w:b/>
-                                <w:bCs/>
-                                <w:i/>
-                                <w:iCs/>
-                                <w:sz w:val="28"/>
-                                <w:szCs w:val="28"/>
-                              </w:rPr>
-                              <w:t>:</w:t>
+                              <w:t>rollingUpdate:</w:t>
                             </w:r>
                           </w:p>
                           <w:p>
@@ -30292,7 +26260,6 @@
                           <w:szCs w:val="28"/>
                         </w:rPr>
                       </w:pPr>
-                      <w:proofErr w:type="spellStart"/>
                       <w:r>
                         <w:rPr>
                           <w:rFonts w:asciiTheme="majorBidi" w:hAnsiTheme="majorBidi" w:cstheme="majorBidi"/>
@@ -30303,20 +26270,7 @@
                           <w:sz w:val="28"/>
                           <w:szCs w:val="28"/>
                         </w:rPr>
-                        <w:t>updateStrategy</w:t>
-                      </w:r>
-                      <w:proofErr w:type="spellEnd"/>
-                      <w:r>
-                        <w:rPr>
-                          <w:rFonts w:asciiTheme="majorBidi" w:hAnsiTheme="majorBidi" w:cstheme="majorBidi"/>
-                          <w:b/>
-                          <w:bCs/>
-                          <w:i/>
-                          <w:iCs/>
-                          <w:sz w:val="28"/>
-                          <w:szCs w:val="28"/>
-                        </w:rPr>
-                        <w:t>:</w:t>
+                        <w:t>updateStrategy:</w:t>
                       </w:r>
                     </w:p>
                     <w:p>
@@ -30354,10 +26308,12 @@
                           <w:sz w:val="28"/>
                           <w:szCs w:val="28"/>
                         </w:rPr>
-                        <w:t xml:space="preserve">type: </w:t>
+                        <w:t>type: RollingUpdate</w:t>
                       </w:r>
-                      <w:proofErr w:type="spellStart"/>
-                      <w:r>
+                    </w:p>
+                    <w:p>
+                      <w:pPr>
+                        <w:spacing w:after="0"/>
                         <w:rPr>
                           <w:rFonts w:asciiTheme="majorBidi" w:hAnsiTheme="majorBidi" w:cstheme="majorBidi"/>
                           <w:b/>
@@ -30367,13 +26323,8 @@
                           <w:sz w:val="28"/>
                           <w:szCs w:val="28"/>
                         </w:rPr>
-                        <w:t>RollingUpdate</w:t>
-                      </w:r>
-                      <w:proofErr w:type="spellEnd"/>
-                    </w:p>
-                    <w:p>
-                      <w:pPr>
-                        <w:spacing w:after="0"/>
+                      </w:pPr>
+                      <w:r>
                         <w:rPr>
                           <w:rFonts w:asciiTheme="majorBidi" w:hAnsiTheme="majorBidi" w:cstheme="majorBidi"/>
                           <w:b/>
@@ -30383,7 +26334,8 @@
                           <w:sz w:val="28"/>
                           <w:szCs w:val="28"/>
                         </w:rPr>
-                      </w:pPr>
+                        <w:t xml:space="preserve">     </w:t>
+                      </w:r>
                       <w:r>
                         <w:rPr>
                           <w:rFonts w:asciiTheme="majorBidi" w:hAnsiTheme="majorBidi" w:cstheme="majorBidi"/>
@@ -30394,33 +26346,7 @@
                           <w:sz w:val="28"/>
                           <w:szCs w:val="28"/>
                         </w:rPr>
-                        <w:t xml:space="preserve">     </w:t>
-                      </w:r>
-                      <w:proofErr w:type="spellStart"/>
-                      <w:r>
-                        <w:rPr>
-                          <w:rFonts w:asciiTheme="majorBidi" w:hAnsiTheme="majorBidi" w:cstheme="majorBidi"/>
-                          <w:b/>
-                          <w:bCs/>
-                          <w:i/>
-                          <w:iCs/>
-                          <w:sz w:val="28"/>
-                          <w:szCs w:val="28"/>
-                        </w:rPr>
-                        <w:t>rollingUpdate</w:t>
-                      </w:r>
-                      <w:proofErr w:type="spellEnd"/>
-                      <w:r>
-                        <w:rPr>
-                          <w:rFonts w:asciiTheme="majorBidi" w:hAnsiTheme="majorBidi" w:cstheme="majorBidi"/>
-                          <w:b/>
-                          <w:bCs/>
-                          <w:i/>
-                          <w:iCs/>
-                          <w:sz w:val="28"/>
-                          <w:szCs w:val="28"/>
-                        </w:rPr>
-                        <w:t>:</w:t>
+                        <w:t>rollingUpdate:</w:t>
                       </w:r>
                     </w:p>
                     <w:p>
@@ -30468,23 +26394,13 @@
           </mc:Fallback>
         </mc:AlternateContent>
       </w:r>
-      <w:proofErr w:type="spellStart"/>
-      <w:r>
-        <w:rPr>
-          <w:rFonts w:asciiTheme="majorBidi" w:hAnsiTheme="majorBidi" w:cstheme="majorBidi"/>
-          <w:sz w:val="28"/>
-          <w:szCs w:val="28"/>
-        </w:rPr>
-        <w:t>RollingUpdate</w:t>
-      </w:r>
-      <w:proofErr w:type="spellEnd"/>
-      <w:r>
-        <w:rPr>
-          <w:rFonts w:asciiTheme="majorBidi" w:hAnsiTheme="majorBidi" w:cstheme="majorBidi"/>
-          <w:sz w:val="28"/>
-          <w:szCs w:val="28"/>
-        </w:rPr>
-        <w:t xml:space="preserve"> also supports a partition.</w:t>
+      <w:r>
+        <w:rPr>
+          <w:rFonts w:asciiTheme="majorBidi" w:hAnsiTheme="majorBidi" w:cstheme="majorBidi"/>
+          <w:sz w:val="28"/>
+          <w:szCs w:val="28"/>
+        </w:rPr>
+        <w:t>RollingUpdate also supports a partition.</w:t>
       </w:r>
       <w:r>
         <w:rPr>
@@ -30749,23 +26665,13 @@
           <w:szCs w:val="28"/>
         </w:rPr>
       </w:pPr>
-      <w:proofErr w:type="spellStart"/>
-      <w:r>
-        <w:rPr>
-          <w:rFonts w:asciiTheme="majorBidi" w:hAnsiTheme="majorBidi" w:cstheme="majorBidi"/>
-          <w:sz w:val="28"/>
-          <w:szCs w:val="28"/>
-        </w:rPr>
-        <w:t>StatefulSet</w:t>
-      </w:r>
-      <w:proofErr w:type="spellEnd"/>
-      <w:r>
-        <w:rPr>
-          <w:rFonts w:asciiTheme="majorBidi" w:hAnsiTheme="majorBidi" w:cstheme="majorBidi"/>
-          <w:sz w:val="28"/>
-          <w:szCs w:val="28"/>
-        </w:rPr>
-        <w:t xml:space="preserve"> uses</w:t>
+      <w:r>
+        <w:rPr>
+          <w:rFonts w:asciiTheme="majorBidi" w:hAnsiTheme="majorBidi" w:cstheme="majorBidi"/>
+          <w:sz w:val="28"/>
+          <w:szCs w:val="28"/>
+        </w:rPr>
+        <w:t>StatefulSet uses</w:t>
       </w:r>
       <w:r>
         <w:rPr>
@@ -30775,7 +26681,6 @@
         </w:rPr>
         <w:t xml:space="preserve"> </w:t>
       </w:r>
-      <w:proofErr w:type="spellStart"/>
       <w:r>
         <w:rPr>
           <w:rFonts w:asciiTheme="majorBidi" w:hAnsiTheme="majorBidi" w:cstheme="majorBidi"/>
@@ -30788,7 +26693,6 @@
         </w:rPr>
         <w:t>spec.updateStrategy</w:t>
       </w:r>
-      <w:proofErr w:type="spellEnd"/>
       <w:r>
         <w:rPr>
           <w:rFonts w:asciiTheme="majorBidi" w:hAnsiTheme="majorBidi" w:cstheme="majorBidi"/>
@@ -30817,7 +26721,6 @@
         </w:rPr>
         <w:t xml:space="preserve"> </w:t>
       </w:r>
-      <w:proofErr w:type="spellStart"/>
       <w:r>
         <w:rPr>
           <w:rFonts w:asciiTheme="majorBidi" w:hAnsiTheme="majorBidi" w:cstheme="majorBidi"/>
@@ -30830,7 +26733,6 @@
         </w:rPr>
         <w:t>spec.strategy</w:t>
       </w:r>
-      <w:proofErr w:type="spellEnd"/>
       <w:r>
         <w:rPr>
           <w:rFonts w:asciiTheme="majorBidi" w:hAnsiTheme="majorBidi" w:cstheme="majorBidi"/>
@@ -30967,29 +26869,7 @@
                                 <w:sz w:val="28"/>
                                 <w:szCs w:val="28"/>
                               </w:rPr>
-                              <w:t xml:space="preserve">Can </w:t>
-                            </w:r>
-                            <w:proofErr w:type="spellStart"/>
-                            <w:r>
-                              <w:rPr>
-                                <w:rFonts w:asciiTheme="majorBidi" w:hAnsiTheme="majorBidi" w:cstheme="majorBidi"/>
-                                <w:b/>
-                                <w:bCs/>
-                                <w:sz w:val="28"/>
-                                <w:szCs w:val="28"/>
-                              </w:rPr>
-                              <w:t>StatefulSet</w:t>
-                            </w:r>
-                            <w:proofErr w:type="spellEnd"/>
-                            <w:r>
-                              <w:rPr>
-                                <w:rFonts w:asciiTheme="majorBidi" w:hAnsiTheme="majorBidi" w:cstheme="majorBidi"/>
-                                <w:b/>
-                                <w:bCs/>
-                                <w:sz w:val="28"/>
-                                <w:szCs w:val="28"/>
-                              </w:rPr>
-                              <w:t xml:space="preserve"> partitioning be used as a canary deployment for a stateless application?</w:t>
+                              <w:t>Can StatefulSet partitioning be used as a canary deployment for a stateless application?</w:t>
                             </w:r>
                           </w:p>
                           <w:p>
@@ -31008,25 +26888,7 @@
                                 <w:sz w:val="28"/>
                                 <w:szCs w:val="28"/>
                               </w:rPr>
-                              <w:t xml:space="preserve">Yes, technically it can. By setting the partition value, only a subset of Pods is updated, so both application versions can run simultaneously. However, this is not the intended use of </w:t>
-                            </w:r>
-                            <w:proofErr w:type="spellStart"/>
-                            <w:r>
-                              <w:rPr>
-                                <w:rFonts w:asciiTheme="majorBidi" w:hAnsiTheme="majorBidi" w:cstheme="majorBidi"/>
-                                <w:sz w:val="28"/>
-                                <w:szCs w:val="28"/>
-                              </w:rPr>
-                              <w:t>StatefulSets</w:t>
-                            </w:r>
-                            <w:proofErr w:type="spellEnd"/>
-                            <w:r>
-                              <w:rPr>
-                                <w:rFonts w:asciiTheme="majorBidi" w:hAnsiTheme="majorBidi" w:cstheme="majorBidi"/>
-                                <w:sz w:val="28"/>
-                                <w:szCs w:val="28"/>
-                              </w:rPr>
-                              <w:t>.</w:t>
+                              <w:t>Yes, technically it can. By setting the partition value, only a subset of Pods is updated, so both application versions can run simultaneously. However, this is not the intended use of StatefulSets.</w:t>
                             </w:r>
                           </w:p>
                           <w:p>
@@ -31090,41 +26952,7 @@
                                 <w:sz w:val="28"/>
                                 <w:szCs w:val="28"/>
                               </w:rPr>
-                              <w:t>The canary Pod is predetermined</w:t>
-                            </w:r>
-                            <w:r>
-                              <w:rPr>
-                                <w:rFonts w:asciiTheme="majorBidi" w:hAnsiTheme="majorBidi" w:cstheme="majorBidi"/>
-                                <w:sz w:val="28"/>
-                                <w:szCs w:val="28"/>
-                              </w:rPr>
-                              <w:t xml:space="preserve">. </w:t>
-                            </w:r>
-                            <w:r>
-                              <w:rPr>
-                                <w:rFonts w:asciiTheme="majorBidi" w:hAnsiTheme="majorBidi" w:cstheme="majorBidi"/>
-                                <w:sz w:val="28"/>
-                                <w:szCs w:val="28"/>
-                              </w:rPr>
-                              <w:t xml:space="preserve">With a </w:t>
-                            </w:r>
-                            <w:proofErr w:type="spellStart"/>
-                            <w:r>
-                              <w:rPr>
-                                <w:rFonts w:asciiTheme="majorBidi" w:hAnsiTheme="majorBidi" w:cstheme="majorBidi"/>
-                                <w:sz w:val="28"/>
-                                <w:szCs w:val="28"/>
-                              </w:rPr>
-                              <w:t>StatefulSet</w:t>
-                            </w:r>
-                            <w:proofErr w:type="spellEnd"/>
-                            <w:r>
-                              <w:rPr>
-                                <w:rFonts w:asciiTheme="majorBidi" w:hAnsiTheme="majorBidi" w:cstheme="majorBidi"/>
-                                <w:sz w:val="28"/>
-                                <w:szCs w:val="28"/>
-                              </w:rPr>
-                              <w:t>:</w:t>
+                              <w:t>The canary Pod is predetermined. With a StatefulSet:</w:t>
                             </w:r>
                           </w:p>
                           <w:p>
@@ -31487,25 +27315,7 @@
                                 <w:sz w:val="28"/>
                                 <w:szCs w:val="28"/>
                               </w:rPr>
-                              <w:t xml:space="preserve">You inherit </w:t>
-                            </w:r>
-                            <w:proofErr w:type="spellStart"/>
-                            <w:r>
-                              <w:rPr>
-                                <w:rFonts w:asciiTheme="majorBidi" w:hAnsiTheme="majorBidi" w:cstheme="majorBidi"/>
-                                <w:sz w:val="28"/>
-                                <w:szCs w:val="28"/>
-                              </w:rPr>
-                              <w:t>StatefulSet</w:t>
-                            </w:r>
-                            <w:proofErr w:type="spellEnd"/>
-                            <w:r>
-                              <w:rPr>
-                                <w:rFonts w:asciiTheme="majorBidi" w:hAnsiTheme="majorBidi" w:cstheme="majorBidi"/>
-                                <w:sz w:val="28"/>
-                                <w:szCs w:val="28"/>
-                              </w:rPr>
-                              <w:t xml:space="preserve"> semantics</w:t>
+                              <w:t>You inherit StatefulSet semantics</w:t>
                             </w:r>
                             <w:r>
                               <w:rPr>
@@ -31654,25 +27464,7 @@
                                 <w:sz w:val="28"/>
                                 <w:szCs w:val="28"/>
                               </w:rPr>
-                              <w:t xml:space="preserve">Using </w:t>
-                            </w:r>
-                            <w:proofErr w:type="spellStart"/>
-                            <w:r>
-                              <w:rPr>
-                                <w:rFonts w:asciiTheme="majorBidi" w:hAnsiTheme="majorBidi" w:cstheme="majorBidi"/>
-                                <w:sz w:val="28"/>
-                                <w:szCs w:val="28"/>
-                              </w:rPr>
-                              <w:t>StatefulSet</w:t>
-                            </w:r>
-                            <w:proofErr w:type="spellEnd"/>
-                            <w:r>
-                              <w:rPr>
-                                <w:rFonts w:asciiTheme="majorBidi" w:hAnsiTheme="majorBidi" w:cstheme="majorBidi"/>
-                                <w:sz w:val="28"/>
-                                <w:szCs w:val="28"/>
-                              </w:rPr>
-                              <w:t xml:space="preserve"> partitioning as a canary mechanism does not provide traffic control. A user's requests may be distributed between Pods running different application versions. Without session management</w:t>
+                              <w:t>Using StatefulSet partitioning as a canary mechanism does not provide traffic control. A user's requests may be distributed between Pods running different application versions. Without session management</w:t>
                             </w:r>
                             <w:r>
                               <w:rPr>
@@ -31739,29 +27531,7 @@
                           <w:sz w:val="28"/>
                           <w:szCs w:val="28"/>
                         </w:rPr>
-                        <w:t xml:space="preserve">Can </w:t>
-                      </w:r>
-                      <w:proofErr w:type="spellStart"/>
-                      <w:r>
-                        <w:rPr>
-                          <w:rFonts w:asciiTheme="majorBidi" w:hAnsiTheme="majorBidi" w:cstheme="majorBidi"/>
-                          <w:b/>
-                          <w:bCs/>
-                          <w:sz w:val="28"/>
-                          <w:szCs w:val="28"/>
-                        </w:rPr>
-                        <w:t>StatefulSet</w:t>
-                      </w:r>
-                      <w:proofErr w:type="spellEnd"/>
-                      <w:r>
-                        <w:rPr>
-                          <w:rFonts w:asciiTheme="majorBidi" w:hAnsiTheme="majorBidi" w:cstheme="majorBidi"/>
-                          <w:b/>
-                          <w:bCs/>
-                          <w:sz w:val="28"/>
-                          <w:szCs w:val="28"/>
-                        </w:rPr>
-                        <w:t xml:space="preserve"> partitioning be used as a canary deployment for a stateless application?</w:t>
+                        <w:t>Can StatefulSet partitioning be used as a canary deployment for a stateless application?</w:t>
                       </w:r>
                     </w:p>
                     <w:p>
@@ -31780,25 +27550,7 @@
                           <w:sz w:val="28"/>
                           <w:szCs w:val="28"/>
                         </w:rPr>
-                        <w:t xml:space="preserve">Yes, technically it can. By setting the partition value, only a subset of Pods is updated, so both application versions can run simultaneously. However, this is not the intended use of </w:t>
-                      </w:r>
-                      <w:proofErr w:type="spellStart"/>
-                      <w:r>
-                        <w:rPr>
-                          <w:rFonts w:asciiTheme="majorBidi" w:hAnsiTheme="majorBidi" w:cstheme="majorBidi"/>
-                          <w:sz w:val="28"/>
-                          <w:szCs w:val="28"/>
-                        </w:rPr>
-                        <w:t>StatefulSets</w:t>
-                      </w:r>
-                      <w:proofErr w:type="spellEnd"/>
-                      <w:r>
-                        <w:rPr>
-                          <w:rFonts w:asciiTheme="majorBidi" w:hAnsiTheme="majorBidi" w:cstheme="majorBidi"/>
-                          <w:sz w:val="28"/>
-                          <w:szCs w:val="28"/>
-                        </w:rPr>
-                        <w:t>.</w:t>
+                        <w:t>Yes, technically it can. By setting the partition value, only a subset of Pods is updated, so both application versions can run simultaneously. However, this is not the intended use of StatefulSets.</w:t>
                       </w:r>
                     </w:p>
                     <w:p>
@@ -31862,41 +27614,7 @@
                           <w:sz w:val="28"/>
                           <w:szCs w:val="28"/>
                         </w:rPr>
-                        <w:t>The canary Pod is predetermined</w:t>
-                      </w:r>
-                      <w:r>
-                        <w:rPr>
-                          <w:rFonts w:asciiTheme="majorBidi" w:hAnsiTheme="majorBidi" w:cstheme="majorBidi"/>
-                          <w:sz w:val="28"/>
-                          <w:szCs w:val="28"/>
-                        </w:rPr>
-                        <w:t xml:space="preserve">. </w:t>
-                      </w:r>
-                      <w:r>
-                        <w:rPr>
-                          <w:rFonts w:asciiTheme="majorBidi" w:hAnsiTheme="majorBidi" w:cstheme="majorBidi"/>
-                          <w:sz w:val="28"/>
-                          <w:szCs w:val="28"/>
-                        </w:rPr>
-                        <w:t xml:space="preserve">With a </w:t>
-                      </w:r>
-                      <w:proofErr w:type="spellStart"/>
-                      <w:r>
-                        <w:rPr>
-                          <w:rFonts w:asciiTheme="majorBidi" w:hAnsiTheme="majorBidi" w:cstheme="majorBidi"/>
-                          <w:sz w:val="28"/>
-                          <w:szCs w:val="28"/>
-                        </w:rPr>
-                        <w:t>StatefulSet</w:t>
-                      </w:r>
-                      <w:proofErr w:type="spellEnd"/>
-                      <w:r>
-                        <w:rPr>
-                          <w:rFonts w:asciiTheme="majorBidi" w:hAnsiTheme="majorBidi" w:cstheme="majorBidi"/>
-                          <w:sz w:val="28"/>
-                          <w:szCs w:val="28"/>
-                        </w:rPr>
-                        <w:t>:</w:t>
+                        <w:t>The canary Pod is predetermined. With a StatefulSet:</w:t>
                       </w:r>
                     </w:p>
                     <w:p>
@@ -32259,25 +27977,7 @@
                           <w:sz w:val="28"/>
                           <w:szCs w:val="28"/>
                         </w:rPr>
-                        <w:t xml:space="preserve">You inherit </w:t>
-                      </w:r>
-                      <w:proofErr w:type="spellStart"/>
-                      <w:r>
-                        <w:rPr>
-                          <w:rFonts w:asciiTheme="majorBidi" w:hAnsiTheme="majorBidi" w:cstheme="majorBidi"/>
-                          <w:sz w:val="28"/>
-                          <w:szCs w:val="28"/>
-                        </w:rPr>
-                        <w:t>StatefulSet</w:t>
-                      </w:r>
-                      <w:proofErr w:type="spellEnd"/>
-                      <w:r>
-                        <w:rPr>
-                          <w:rFonts w:asciiTheme="majorBidi" w:hAnsiTheme="majorBidi" w:cstheme="majorBidi"/>
-                          <w:sz w:val="28"/>
-                          <w:szCs w:val="28"/>
-                        </w:rPr>
-                        <w:t xml:space="preserve"> semantics</w:t>
+                        <w:t>You inherit StatefulSet semantics</w:t>
                       </w:r>
                       <w:r>
                         <w:rPr>
@@ -32426,25 +28126,7 @@
                           <w:sz w:val="28"/>
                           <w:szCs w:val="28"/>
                         </w:rPr>
-                        <w:t xml:space="preserve">Using </w:t>
-                      </w:r>
-                      <w:proofErr w:type="spellStart"/>
-                      <w:r>
-                        <w:rPr>
-                          <w:rFonts w:asciiTheme="majorBidi" w:hAnsiTheme="majorBidi" w:cstheme="majorBidi"/>
-                          <w:sz w:val="28"/>
-                          <w:szCs w:val="28"/>
-                        </w:rPr>
-                        <w:t>StatefulSet</w:t>
-                      </w:r>
-                      <w:proofErr w:type="spellEnd"/>
-                      <w:r>
-                        <w:rPr>
-                          <w:rFonts w:asciiTheme="majorBidi" w:hAnsiTheme="majorBidi" w:cstheme="majorBidi"/>
-                          <w:sz w:val="28"/>
-                          <w:szCs w:val="28"/>
-                        </w:rPr>
-                        <w:t xml:space="preserve"> partitioning as a canary mechanism does not provide traffic control. A user's requests may be distributed between Pods running different application versions. Without session management</w:t>
+                        <w:t>Using StatefulSet partitioning as a canary mechanism does not provide traffic control. A user's requests may be distributed between Pods running different application versions. Without session management</w:t>
                       </w:r>
                       <w:r>
                         <w:rPr>
@@ -32835,25 +28517,7 @@
           <w:sz w:val="28"/>
           <w:szCs w:val="28"/>
         </w:rPr>
-        <w:t xml:space="preserve">When you change the </w:t>
-      </w:r>
-      <w:proofErr w:type="spellStart"/>
-      <w:r>
-        <w:rPr>
-          <w:rFonts w:asciiTheme="majorBidi" w:hAnsiTheme="majorBidi" w:cstheme="majorBidi"/>
-          <w:sz w:val="28"/>
-          <w:szCs w:val="28"/>
-        </w:rPr>
-        <w:t>StatefulSet</w:t>
-      </w:r>
-      <w:proofErr w:type="spellEnd"/>
-      <w:r>
-        <w:rPr>
-          <w:rFonts w:asciiTheme="majorBidi" w:hAnsiTheme="majorBidi" w:cstheme="majorBidi"/>
-          <w:sz w:val="28"/>
-          <w:szCs w:val="28"/>
-        </w:rPr>
-        <w:t xml:space="preserve"> Pod template (for example: a new image version):</w:t>
+        <w:t>When you change the StatefulSet Pod template (for example: a new image version):</w:t>
       </w:r>
     </w:p>
     <w:p>
@@ -33427,27 +29091,8 @@
           <w:sz w:val="28"/>
           <w:szCs w:val="28"/>
         </w:rPr>
-        <w:t xml:space="preserve">In </w:t>
-      </w:r>
-      <w:proofErr w:type="spellStart"/>
-      <w:r>
-        <w:rPr>
-          <w:rFonts w:asciiTheme="majorBidi" w:hAnsiTheme="majorBidi" w:cstheme="majorBidi"/>
-          <w:sz w:val="28"/>
-          <w:szCs w:val="28"/>
-        </w:rPr>
-        <w:t>StatefulSet</w:t>
-      </w:r>
-      <w:proofErr w:type="spellEnd"/>
-      <w:r>
-        <w:rPr>
-          <w:rFonts w:asciiTheme="majorBidi" w:hAnsiTheme="majorBidi" w:cstheme="majorBidi"/>
-          <w:sz w:val="28"/>
-          <w:szCs w:val="28"/>
-        </w:rPr>
-        <w:t xml:space="preserve"> </w:t>
-      </w:r>
-      <w:proofErr w:type="spellStart"/>
+        <w:t xml:space="preserve">In StatefulSet </w:t>
+      </w:r>
       <w:r>
         <w:rPr>
           <w:rFonts w:asciiTheme="majorBidi" w:hAnsiTheme="majorBidi" w:cstheme="majorBidi"/>
@@ -33460,7 +29105,6 @@
         </w:rPr>
         <w:t>RollingUpdate</w:t>
       </w:r>
-      <w:proofErr w:type="spellEnd"/>
       <w:r>
         <w:rPr>
           <w:rFonts w:asciiTheme="majorBidi" w:hAnsiTheme="majorBidi" w:cstheme="majorBidi"/>
@@ -33757,8 +29401,8 @@
         <w:tblLook w:val="04A0" w:firstRow="1" w:lastRow="0" w:firstColumn="1" w:lastColumn="0" w:noHBand="0" w:noVBand="1"/>
       </w:tblPr>
       <w:tblGrid>
-        <w:gridCol w:w="5059"/>
-        <w:gridCol w:w="4957"/>
+        <w:gridCol w:w="4860"/>
+        <w:gridCol w:w="5156"/>
       </w:tblGrid>
       <w:tr>
         <w:trPr>
@@ -33767,7 +29411,7 @@
         <w:tc>
           <w:tcPr>
             <w:cnfStyle w:val="001000000000" w:firstRow="0" w:lastRow="0" w:firstColumn="1" w:lastColumn="0" w:oddVBand="0" w:evenVBand="0" w:oddHBand="0" w:evenHBand="0" w:firstRowFirstColumn="0" w:firstRowLastColumn="0" w:lastRowFirstColumn="0" w:lastRowLastColumn="0"/>
-            <w:tcW w:w="5220" w:type="dxa"/>
+            <w:tcW w:w="4860" w:type="dxa"/>
             <w:tcBorders>
               <w:top w:val="single" w:sz="12" w:space="0" w:color="000000"/>
             </w:tcBorders>
@@ -33796,7 +29440,7 @@
         </w:tc>
         <w:tc>
           <w:tcPr>
-            <w:tcW w:w="5120" w:type="dxa"/>
+            <w:tcW w:w="5156" w:type="dxa"/>
             <w:tcBorders>
               <w:top w:val="single" w:sz="12" w:space="0" w:color="000000"/>
             </w:tcBorders>
@@ -33813,7 +29457,6 @@
                 <w:szCs w:val="28"/>
               </w:rPr>
             </w:pPr>
-            <w:proofErr w:type="spellStart"/>
             <w:r>
               <w:rPr>
                 <w:rFonts w:asciiTheme="majorBidi" w:hAnsiTheme="majorBidi" w:cstheme="majorBidi"/>
@@ -33822,7 +29465,6 @@
               </w:rPr>
               <w:t>StatefulSet</w:t>
             </w:r>
-            <w:proofErr w:type="spellEnd"/>
           </w:p>
         </w:tc>
       </w:tr>
@@ -33833,7 +29475,7 @@
         <w:tc>
           <w:tcPr>
             <w:cnfStyle w:val="001000000000" w:firstRow="0" w:lastRow="0" w:firstColumn="1" w:lastColumn="0" w:oddVBand="0" w:evenVBand="0" w:oddHBand="0" w:evenHBand="0" w:firstRowFirstColumn="0" w:firstRowLastColumn="0" w:lastRowFirstColumn="0" w:lastRowLastColumn="0"/>
-            <w:tcW w:w="5220" w:type="dxa"/>
+            <w:tcW w:w="4860" w:type="dxa"/>
             <w:vAlign w:val="center"/>
           </w:tcPr>
           <w:p>
@@ -33862,7 +29504,7 @@
         </w:tc>
         <w:tc>
           <w:tcPr>
-            <w:tcW w:w="5120" w:type="dxa"/>
+            <w:tcW w:w="5156" w:type="dxa"/>
             <w:vAlign w:val="center"/>
           </w:tcPr>
           <w:p>
@@ -33891,7 +29533,7 @@
         <w:tc>
           <w:tcPr>
             <w:cnfStyle w:val="001000000000" w:firstRow="0" w:lastRow="0" w:firstColumn="1" w:lastColumn="0" w:oddVBand="0" w:evenVBand="0" w:oddHBand="0" w:evenHBand="0" w:firstRowFirstColumn="0" w:firstRowLastColumn="0" w:lastRowFirstColumn="0" w:lastRowLastColumn="0"/>
-            <w:tcW w:w="5220" w:type="dxa"/>
+            <w:tcW w:w="4860" w:type="dxa"/>
             <w:vAlign w:val="center"/>
           </w:tcPr>
           <w:p>
@@ -33920,7 +29562,7 @@
         </w:tc>
         <w:tc>
           <w:tcPr>
-            <w:tcW w:w="5120" w:type="dxa"/>
+            <w:tcW w:w="5156" w:type="dxa"/>
             <w:vAlign w:val="center"/>
           </w:tcPr>
           <w:p>
@@ -33952,7 +29594,7 @@
         <w:tc>
           <w:tcPr>
             <w:cnfStyle w:val="001000000000" w:firstRow="0" w:lastRow="0" w:firstColumn="1" w:lastColumn="0" w:oddVBand="0" w:evenVBand="0" w:oddHBand="0" w:evenHBand="0" w:firstRowFirstColumn="0" w:firstRowLastColumn="0" w:lastRowFirstColumn="0" w:lastRowLastColumn="0"/>
-            <w:tcW w:w="5220" w:type="dxa"/>
+            <w:tcW w:w="4860" w:type="dxa"/>
             <w:tcBorders>
               <w:bottom w:val="single" w:sz="12" w:space="0" w:color="000000"/>
             </w:tcBorders>
@@ -33978,35 +29620,13 @@
                 <w:sz w:val="28"/>
                 <w:szCs w:val="28"/>
               </w:rPr>
-              <w:t xml:space="preserve">Uses </w:t>
-            </w:r>
-            <w:proofErr w:type="spellStart"/>
-            <w:r>
-              <w:rPr>
-                <w:rFonts w:asciiTheme="majorBidi" w:hAnsiTheme="majorBidi" w:cstheme="majorBidi"/>
-                <w:b w:val="0"/>
-                <w:bCs w:val="0"/>
-                <w:sz w:val="28"/>
-                <w:szCs w:val="28"/>
-              </w:rPr>
-              <w:t>ReplicaSets</w:t>
-            </w:r>
-            <w:proofErr w:type="spellEnd"/>
-            <w:r>
-              <w:rPr>
-                <w:rFonts w:asciiTheme="majorBidi" w:hAnsiTheme="majorBidi" w:cstheme="majorBidi"/>
-                <w:b w:val="0"/>
-                <w:bCs w:val="0"/>
-                <w:sz w:val="28"/>
-                <w:szCs w:val="28"/>
-              </w:rPr>
-              <w:t xml:space="preserve"> for versioned rollouts</w:t>
+              <w:t>Uses ReplicaSets for versioned rollouts</w:t>
             </w:r>
           </w:p>
         </w:tc>
         <w:tc>
           <w:tcPr>
-            <w:tcW w:w="5120" w:type="dxa"/>
+            <w:tcW w:w="5156" w:type="dxa"/>
             <w:tcBorders>
               <w:bottom w:val="single" w:sz="12" w:space="0" w:color="000000"/>
             </w:tcBorders>
@@ -34029,25 +29649,7 @@
                 <w:sz w:val="28"/>
                 <w:szCs w:val="28"/>
               </w:rPr>
-              <w:t xml:space="preserve">Managed directly by </w:t>
-            </w:r>
-            <w:proofErr w:type="spellStart"/>
-            <w:r>
-              <w:rPr>
-                <w:rFonts w:asciiTheme="majorBidi" w:hAnsiTheme="majorBidi" w:cstheme="majorBidi"/>
-                <w:sz w:val="28"/>
-                <w:szCs w:val="28"/>
-              </w:rPr>
-              <w:t>StatefulSet</w:t>
-            </w:r>
-            <w:proofErr w:type="spellEnd"/>
-            <w:r>
-              <w:rPr>
-                <w:rFonts w:asciiTheme="majorBidi" w:hAnsiTheme="majorBidi" w:cstheme="majorBidi"/>
-                <w:sz w:val="28"/>
-                <w:szCs w:val="28"/>
-              </w:rPr>
-              <w:t xml:space="preserve"> controller</w:t>
+              <w:t>Managed directly by StatefulSet controller</w:t>
             </w:r>
           </w:p>
         </w:tc>
@@ -34091,7 +29693,6 @@
           <w:szCs w:val="36"/>
         </w:rPr>
       </w:pPr>
-      <w:proofErr w:type="spellStart"/>
       <w:r>
         <w:rPr>
           <w:rFonts w:asciiTheme="majorBidi" w:hAnsiTheme="majorBidi" w:cstheme="majorBidi"/>
@@ -34102,7 +29703,6 @@
         </w:rPr>
         <w:t>OnDelete</w:t>
       </w:r>
-      <w:proofErr w:type="spellEnd"/>
     </w:p>
     <w:p>
       <w:pPr>
@@ -34137,25 +29737,7 @@
           <w:sz w:val="28"/>
           <w:szCs w:val="28"/>
         </w:rPr>
-        <w:t xml:space="preserve">Even if you change the </w:t>
-      </w:r>
-      <w:proofErr w:type="spellStart"/>
-      <w:r>
-        <w:rPr>
-          <w:rFonts w:asciiTheme="majorBidi" w:hAnsiTheme="majorBidi" w:cstheme="majorBidi"/>
-          <w:sz w:val="28"/>
-          <w:szCs w:val="28"/>
-        </w:rPr>
-        <w:t>StatefulSet</w:t>
-      </w:r>
-      <w:proofErr w:type="spellEnd"/>
-      <w:r>
-        <w:rPr>
-          <w:rFonts w:asciiTheme="majorBidi" w:hAnsiTheme="majorBidi" w:cstheme="majorBidi"/>
-          <w:sz w:val="28"/>
-          <w:szCs w:val="28"/>
-        </w:rPr>
-        <w:t xml:space="preserve"> </w:t>
+        <w:t xml:space="preserve">Even if you change the StatefulSet </w:t>
       </w:r>
       <w:r>
         <w:rPr>
@@ -34275,7 +29857,6 @@
                                 <w:szCs w:val="28"/>
                               </w:rPr>
                             </w:pPr>
-                            <w:proofErr w:type="spellStart"/>
                             <w:r>
                               <w:rPr>
                                 <w:rFonts w:asciiTheme="majorBidi" w:hAnsiTheme="majorBidi" w:cstheme="majorBidi"/>
@@ -34286,20 +29867,7 @@
                                 <w:sz w:val="28"/>
                                 <w:szCs w:val="28"/>
                               </w:rPr>
-                              <w:t>updateStrategy</w:t>
-                            </w:r>
-                            <w:proofErr w:type="spellEnd"/>
-                            <w:r>
-                              <w:rPr>
-                                <w:rFonts w:asciiTheme="majorBidi" w:hAnsiTheme="majorBidi" w:cstheme="majorBidi"/>
-                                <w:b/>
-                                <w:bCs/>
-                                <w:i/>
-                                <w:iCs/>
-                                <w:sz w:val="28"/>
-                                <w:szCs w:val="28"/>
-                              </w:rPr>
-                              <w:t>:</w:t>
+                              <w:t>updateStrategy:</w:t>
                             </w:r>
                           </w:p>
                           <w:p>
@@ -34325,22 +29893,8 @@
                                 <w:sz w:val="28"/>
                                 <w:szCs w:val="28"/>
                               </w:rPr>
-                              <w:t xml:space="preserve">     type: </w:t>
+                              <w:t xml:space="preserve">     type: OnDelete</w:t>
                             </w:r>
-                            <w:proofErr w:type="spellStart"/>
-                            <w:r>
-                              <w:rPr>
-                                <w:rFonts w:asciiTheme="majorBidi" w:hAnsiTheme="majorBidi" w:cstheme="majorBidi"/>
-                                <w:b/>
-                                <w:bCs/>
-                                <w:i/>
-                                <w:iCs/>
-                                <w:sz w:val="28"/>
-                                <w:szCs w:val="28"/>
-                              </w:rPr>
-                              <w:t>OnDelete</w:t>
-                            </w:r>
-                            <w:proofErr w:type="spellEnd"/>
                           </w:p>
                           <w:p>
                             <w:pPr>
@@ -34392,7 +29946,6 @@
                           <w:szCs w:val="28"/>
                         </w:rPr>
                       </w:pPr>
-                      <w:proofErr w:type="spellStart"/>
                       <w:r>
                         <w:rPr>
                           <w:rFonts w:asciiTheme="majorBidi" w:hAnsiTheme="majorBidi" w:cstheme="majorBidi"/>
@@ -34403,20 +29956,7 @@
                           <w:sz w:val="28"/>
                           <w:szCs w:val="28"/>
                         </w:rPr>
-                        <w:t>updateStrategy</w:t>
-                      </w:r>
-                      <w:proofErr w:type="spellEnd"/>
-                      <w:r>
-                        <w:rPr>
-                          <w:rFonts w:asciiTheme="majorBidi" w:hAnsiTheme="majorBidi" w:cstheme="majorBidi"/>
-                          <w:b/>
-                          <w:bCs/>
-                          <w:i/>
-                          <w:iCs/>
-                          <w:sz w:val="28"/>
-                          <w:szCs w:val="28"/>
-                        </w:rPr>
-                        <w:t>:</w:t>
+                        <w:t>updateStrategy:</w:t>
                       </w:r>
                     </w:p>
                     <w:p>
@@ -34442,22 +29982,8 @@
                           <w:sz w:val="28"/>
                           <w:szCs w:val="28"/>
                         </w:rPr>
-                        <w:t xml:space="preserve">     type: </w:t>
+                        <w:t xml:space="preserve">     type: OnDelete</w:t>
                       </w:r>
-                      <w:proofErr w:type="spellStart"/>
-                      <w:r>
-                        <w:rPr>
-                          <w:rFonts w:asciiTheme="majorBidi" w:hAnsiTheme="majorBidi" w:cstheme="majorBidi"/>
-                          <w:b/>
-                          <w:bCs/>
-                          <w:i/>
-                          <w:iCs/>
-                          <w:sz w:val="28"/>
-                          <w:szCs w:val="28"/>
-                        </w:rPr>
-                        <w:t>OnDelete</w:t>
-                      </w:r>
-                      <w:proofErr w:type="spellEnd"/>
                     </w:p>
                     <w:p>
                       <w:pPr>
@@ -34555,25 +30081,7 @@
           <w:sz w:val="28"/>
           <w:szCs w:val="28"/>
         </w:rPr>
-        <w:t xml:space="preserve">Update </w:t>
-      </w:r>
-      <w:proofErr w:type="spellStart"/>
-      <w:r>
-        <w:rPr>
-          <w:rFonts w:asciiTheme="majorBidi" w:hAnsiTheme="majorBidi" w:cstheme="majorBidi"/>
-          <w:sz w:val="28"/>
-          <w:szCs w:val="28"/>
-        </w:rPr>
-        <w:t>StatefulSet</w:t>
-      </w:r>
-      <w:proofErr w:type="spellEnd"/>
-      <w:r>
-        <w:rPr>
-          <w:rFonts w:asciiTheme="majorBidi" w:hAnsiTheme="majorBidi" w:cstheme="majorBidi"/>
-          <w:sz w:val="28"/>
-          <w:szCs w:val="28"/>
-        </w:rPr>
-        <w:t xml:space="preserve"> spec (e.g., new image)</w:t>
+        <w:t>Update StatefulSet spec (e.g., new image)</w:t>
       </w:r>
     </w:p>
     <w:p>
@@ -34640,7 +30148,6 @@
           <w:szCs w:val="28"/>
         </w:rPr>
       </w:pPr>
-      <w:proofErr w:type="spellStart"/>
       <w:r>
         <w:rPr>
           <w:rFonts w:asciiTheme="majorBidi" w:hAnsiTheme="majorBidi" w:cstheme="majorBidi"/>
@@ -34651,20 +30158,7 @@
           <w:sz w:val="28"/>
           <w:szCs w:val="28"/>
         </w:rPr>
-        <w:t>kubectl</w:t>
-      </w:r>
-      <w:proofErr w:type="spellEnd"/>
-      <w:r>
-        <w:rPr>
-          <w:rFonts w:asciiTheme="majorBidi" w:hAnsiTheme="majorBidi" w:cstheme="majorBidi"/>
-          <w:b/>
-          <w:bCs/>
-          <w:i/>
-          <w:iCs/>
-          <w:sz w:val="28"/>
-          <w:szCs w:val="28"/>
-        </w:rPr>
-        <w:t xml:space="preserve"> delete pod mysql-2</w:t>
+        <w:t>kubectl delete pod mysql-2</w:t>
       </w:r>
     </w:p>
     <w:p>
@@ -34683,23 +30177,13 @@
           <w:szCs w:val="28"/>
         </w:rPr>
       </w:pPr>
-      <w:proofErr w:type="spellStart"/>
-      <w:r>
-        <w:rPr>
-          <w:rFonts w:asciiTheme="majorBidi" w:hAnsiTheme="majorBidi" w:cstheme="majorBidi"/>
-          <w:sz w:val="28"/>
-          <w:szCs w:val="28"/>
-        </w:rPr>
-        <w:t>StatefulSet</w:t>
-      </w:r>
-      <w:proofErr w:type="spellEnd"/>
-      <w:r>
-        <w:rPr>
-          <w:rFonts w:asciiTheme="majorBidi" w:hAnsiTheme="majorBidi" w:cstheme="majorBidi"/>
-          <w:sz w:val="28"/>
-          <w:szCs w:val="28"/>
-        </w:rPr>
-        <w:t xml:space="preserve"> recreates the Pod with the new configuration</w:t>
+      <w:r>
+        <w:rPr>
+          <w:rFonts w:asciiTheme="majorBidi" w:hAnsiTheme="majorBidi" w:cstheme="majorBidi"/>
+          <w:sz w:val="28"/>
+          <w:szCs w:val="28"/>
+        </w:rPr>
+        <w:t>StatefulSet recreates the Pod with the new configuration</w:t>
       </w:r>
     </w:p>
     <w:p>
@@ -34746,7 +30230,6 @@
         </w:rPr>
         <w:t xml:space="preserve">Switching from </w:t>
       </w:r>
-      <w:proofErr w:type="spellStart"/>
       <w:r>
         <w:rPr>
           <w:rFonts w:asciiTheme="majorBidi" w:hAnsiTheme="majorBidi" w:cstheme="majorBidi"/>
@@ -34759,7 +30242,6 @@
         </w:rPr>
         <w:t>RollingUpdate</w:t>
       </w:r>
-      <w:proofErr w:type="spellEnd"/>
       <w:r>
         <w:rPr>
           <w:rFonts w:asciiTheme="majorBidi" w:hAnsiTheme="majorBidi" w:cstheme="majorBidi"/>
@@ -34768,7 +30250,6 @@
         </w:rPr>
         <w:t xml:space="preserve"> to </w:t>
       </w:r>
-      <w:proofErr w:type="spellStart"/>
       <w:r>
         <w:rPr>
           <w:rFonts w:asciiTheme="majorBidi" w:hAnsiTheme="majorBidi" w:cstheme="majorBidi"/>
@@ -34781,34 +30262,14 @@
         </w:rPr>
         <w:t>OnDelete</w:t>
       </w:r>
-      <w:proofErr w:type="spellEnd"/>
-      <w:r>
-        <w:rPr>
-          <w:rFonts w:asciiTheme="majorBidi" w:hAnsiTheme="majorBidi" w:cstheme="majorBidi"/>
-          <w:sz w:val="28"/>
-          <w:szCs w:val="28"/>
-        </w:rPr>
-        <w:t xml:space="preserve"> is not supported for an already running </w:t>
-      </w:r>
-      <w:proofErr w:type="spellStart"/>
-      <w:r>
-        <w:rPr>
-          <w:rFonts w:asciiTheme="majorBidi" w:hAnsiTheme="majorBidi" w:cstheme="majorBidi"/>
-          <w:sz w:val="28"/>
-          <w:szCs w:val="28"/>
-        </w:rPr>
-        <w:t>StatefulSet</w:t>
-      </w:r>
-      <w:proofErr w:type="spellEnd"/>
-      <w:r>
-        <w:rPr>
-          <w:rFonts w:asciiTheme="majorBidi" w:hAnsiTheme="majorBidi" w:cstheme="majorBidi"/>
-          <w:sz w:val="28"/>
-          <w:szCs w:val="28"/>
-        </w:rPr>
-        <w:t xml:space="preserve"> in normal operations, while switching from </w:t>
-      </w:r>
-      <w:proofErr w:type="spellStart"/>
+      <w:r>
+        <w:rPr>
+          <w:rFonts w:asciiTheme="majorBidi" w:hAnsiTheme="majorBidi" w:cstheme="majorBidi"/>
+          <w:sz w:val="28"/>
+          <w:szCs w:val="28"/>
+        </w:rPr>
+        <w:t xml:space="preserve"> is not supported for an already running StatefulSet in normal operations, while switching from </w:t>
+      </w:r>
       <w:r>
         <w:rPr>
           <w:rFonts w:asciiTheme="majorBidi" w:hAnsiTheme="majorBidi" w:cstheme="majorBidi"/>
@@ -34821,7 +30282,6 @@
         </w:rPr>
         <w:t>OnDelete</w:t>
       </w:r>
-      <w:proofErr w:type="spellEnd"/>
       <w:r>
         <w:rPr>
           <w:rFonts w:asciiTheme="majorBidi" w:hAnsiTheme="majorBidi" w:cstheme="majorBidi"/>
@@ -34830,7 +30290,6 @@
         </w:rPr>
         <w:t xml:space="preserve"> to </w:t>
       </w:r>
-      <w:proofErr w:type="spellStart"/>
       <w:r>
         <w:rPr>
           <w:rFonts w:asciiTheme="majorBidi" w:hAnsiTheme="majorBidi" w:cstheme="majorBidi"/>
@@ -34843,7 +30302,6 @@
         </w:rPr>
         <w:t>RollingUpdate</w:t>
       </w:r>
-      <w:proofErr w:type="spellEnd"/>
       <w:r>
         <w:rPr>
           <w:rFonts w:asciiTheme="majorBidi" w:hAnsiTheme="majorBidi" w:cstheme="majorBidi"/>
@@ -34870,27 +30328,8 @@
           <w:sz w:val="28"/>
           <w:szCs w:val="28"/>
         </w:rPr>
-        <w:t xml:space="preserve">When the </w:t>
-      </w:r>
-      <w:proofErr w:type="spellStart"/>
-      <w:r>
-        <w:rPr>
-          <w:rFonts w:asciiTheme="majorBidi" w:hAnsiTheme="majorBidi" w:cstheme="majorBidi"/>
-          <w:sz w:val="28"/>
-          <w:szCs w:val="28"/>
-        </w:rPr>
-        <w:t>StatefulSet</w:t>
-      </w:r>
-      <w:proofErr w:type="spellEnd"/>
-      <w:r>
-        <w:rPr>
-          <w:rFonts w:asciiTheme="majorBidi" w:hAnsiTheme="majorBidi" w:cstheme="majorBidi"/>
-          <w:sz w:val="28"/>
-          <w:szCs w:val="28"/>
-        </w:rPr>
-        <w:t xml:space="preserve"> is using </w:t>
-      </w:r>
-      <w:proofErr w:type="spellStart"/>
+        <w:t xml:space="preserve">When the StatefulSet is using </w:t>
+      </w:r>
       <w:r>
         <w:rPr>
           <w:rFonts w:asciiTheme="majorBidi" w:hAnsiTheme="majorBidi" w:cstheme="majorBidi"/>
@@ -34903,32 +30342,13 @@
         </w:rPr>
         <w:t>OnDelete</w:t>
       </w:r>
-      <w:proofErr w:type="spellEnd"/>
-      <w:r>
-        <w:rPr>
-          <w:rFonts w:asciiTheme="majorBidi" w:hAnsiTheme="majorBidi" w:cstheme="majorBidi"/>
-          <w:sz w:val="28"/>
-          <w:szCs w:val="28"/>
-        </w:rPr>
-        <w:t xml:space="preserve">, Kubernetes does not manage updates automatically. Pods are updated only when you manually delete them. If you change the strategy to </w:t>
-      </w:r>
-      <w:proofErr w:type="spellStart"/>
-      <w:r>
-        <w:rPr>
-          <w:rFonts w:asciiTheme="majorBidi" w:hAnsiTheme="majorBidi" w:cstheme="majorBidi"/>
-          <w:sz w:val="28"/>
-          <w:szCs w:val="28"/>
-        </w:rPr>
-        <w:t>RollingUpdate</w:t>
-      </w:r>
-      <w:proofErr w:type="spellEnd"/>
-      <w:r>
-        <w:rPr>
-          <w:rFonts w:asciiTheme="majorBidi" w:hAnsiTheme="majorBidi" w:cstheme="majorBidi"/>
-          <w:sz w:val="28"/>
-          <w:szCs w:val="28"/>
-        </w:rPr>
-        <w:t>, you are basically enabling automation. The controller can now safely take over and start performing ordered rolling updates on the Pods.</w:t>
+      <w:r>
+        <w:rPr>
+          <w:rFonts w:asciiTheme="majorBidi" w:hAnsiTheme="majorBidi" w:cstheme="majorBidi"/>
+          <w:sz w:val="28"/>
+          <w:szCs w:val="28"/>
+        </w:rPr>
+        <w:t>, Kubernetes does not manage updates automatically. Pods are updated only when you manually delete them. If you change the strategy to RollingUpdate, you are basically enabling automation. The controller can now safely take over and start performing ordered rolling updates on the Pods.</w:t>
       </w:r>
     </w:p>
     <w:p>
@@ -34948,27 +30368,8 @@
           <w:sz w:val="28"/>
           <w:szCs w:val="28"/>
         </w:rPr>
-        <w:t xml:space="preserve">When a </w:t>
-      </w:r>
-      <w:proofErr w:type="spellStart"/>
-      <w:r>
-        <w:rPr>
-          <w:rFonts w:asciiTheme="majorBidi" w:hAnsiTheme="majorBidi" w:cstheme="majorBidi"/>
-          <w:sz w:val="28"/>
-          <w:szCs w:val="28"/>
-        </w:rPr>
-        <w:t>StatefulSet</w:t>
-      </w:r>
-      <w:proofErr w:type="spellEnd"/>
-      <w:r>
-        <w:rPr>
-          <w:rFonts w:asciiTheme="majorBidi" w:hAnsiTheme="majorBidi" w:cstheme="majorBidi"/>
-          <w:sz w:val="28"/>
-          <w:szCs w:val="28"/>
-        </w:rPr>
-        <w:t xml:space="preserve"> is using </w:t>
-      </w:r>
-      <w:proofErr w:type="spellStart"/>
+        <w:t xml:space="preserve">When a StatefulSet is using </w:t>
+      </w:r>
       <w:r>
         <w:rPr>
           <w:rFonts w:asciiTheme="majorBidi" w:hAnsiTheme="majorBidi" w:cstheme="majorBidi"/>
@@ -34981,7 +30382,6 @@
         </w:rPr>
         <w:t>RollingUpdate</w:t>
       </w:r>
-      <w:proofErr w:type="spellEnd"/>
       <w:r>
         <w:rPr>
           <w:rFonts w:asciiTheme="majorBidi" w:hAnsiTheme="majorBidi" w:cstheme="majorBidi"/>
@@ -35085,7 +30485,6 @@
         </w:rPr>
         <w:t xml:space="preserve">If you suddenly switch to </w:t>
       </w:r>
-      <w:proofErr w:type="spellStart"/>
       <w:r>
         <w:rPr>
           <w:rFonts w:asciiTheme="majorBidi" w:hAnsiTheme="majorBidi" w:cstheme="majorBidi"/>
@@ -35098,32 +30497,125 @@
         </w:rPr>
         <w:t>OnDelete</w:t>
       </w:r>
-      <w:proofErr w:type="spellEnd"/>
-      <w:r>
-        <w:rPr>
-          <w:rFonts w:asciiTheme="majorBidi" w:hAnsiTheme="majorBidi" w:cstheme="majorBidi"/>
-          <w:sz w:val="28"/>
-          <w:szCs w:val="28"/>
-        </w:rPr>
-        <w:t xml:space="preserve">, Kubernetes would have to interrupt an ongoing controller‑managed rollout, which could leave the </w:t>
-      </w:r>
-      <w:proofErr w:type="spellStart"/>
-      <w:r>
-        <w:rPr>
-          <w:rFonts w:asciiTheme="majorBidi" w:hAnsiTheme="majorBidi" w:cstheme="majorBidi"/>
-          <w:sz w:val="28"/>
-          <w:szCs w:val="28"/>
-        </w:rPr>
-        <w:t>StatefulSet</w:t>
-      </w:r>
-      <w:proofErr w:type="spellEnd"/>
-      <w:r>
-        <w:rPr>
-          <w:rFonts w:asciiTheme="majorBidi" w:hAnsiTheme="majorBidi" w:cstheme="majorBidi"/>
-          <w:sz w:val="28"/>
-          <w:szCs w:val="28"/>
-        </w:rPr>
-        <w:t xml:space="preserve"> in an inconsistent state (some Pods updated, some not, rollout partially tracked).</w:t>
+      <w:r>
+        <w:rPr>
+          <w:rFonts w:asciiTheme="majorBidi" w:hAnsiTheme="majorBidi" w:cstheme="majorBidi"/>
+          <w:sz w:val="28"/>
+          <w:szCs w:val="28"/>
+        </w:rPr>
+        <w:t>, Kubernetes would have to interrupt an ongoing controller‑managed rollout, which could leave the StatefulSet in an inconsistent state (some Pods updated, some not, rollout partially tracked).</w:t>
+      </w:r>
+    </w:p>
+    <w:p>
+      <w:pPr>
+        <w:pStyle w:val="ListParagraph"/>
+        <w:numPr>
+          <w:ilvl w:val="0"/>
+          <w:numId w:val="68"/>
+        </w:numPr>
+        <w:spacing w:after="120"/>
+        <w:ind w:left="360"/>
+        <w:jc w:val="both"/>
+        <w:rPr>
+          <w:rFonts w:asciiTheme="majorBidi" w:hAnsiTheme="majorBidi" w:cstheme="majorBidi"/>
+          <w:sz w:val="28"/>
+          <w:szCs w:val="28"/>
+        </w:rPr>
+      </w:pPr>
+      <w:r>
+        <w:rPr>
+          <w:rFonts w:asciiTheme="majorBidi" w:hAnsiTheme="majorBidi" w:cstheme="majorBidi"/>
+          <w:sz w:val="28"/>
+          <w:szCs w:val="28"/>
+        </w:rPr>
+        <w:t xml:space="preserve">With the </w:t>
+      </w:r>
+      <w:r>
+        <w:rPr>
+          <w:rFonts w:asciiTheme="majorBidi" w:hAnsiTheme="majorBidi" w:cstheme="majorBidi"/>
+          <w:b/>
+          <w:bCs/>
+          <w:i/>
+          <w:iCs/>
+          <w:sz w:val="28"/>
+          <w:szCs w:val="28"/>
+        </w:rPr>
+        <w:t>OnDelete</w:t>
+      </w:r>
+      <w:r>
+        <w:rPr>
+          <w:rFonts w:asciiTheme="majorBidi" w:hAnsiTheme="majorBidi" w:cstheme="majorBidi"/>
+          <w:sz w:val="28"/>
+          <w:szCs w:val="28"/>
+        </w:rPr>
+        <w:t xml:space="preserve"> update strategy, simply updating the StatefulSet's Pod template (for example, changing the container image) does not affect existing Pods. If a container inside </w:t>
+      </w:r>
+      <w:r>
+        <w:rPr>
+          <w:rFonts w:asciiTheme="majorBidi" w:hAnsiTheme="majorBidi" w:cstheme="majorBidi"/>
+          <w:sz w:val="28"/>
+          <w:szCs w:val="28"/>
+        </w:rPr>
+        <w:lastRenderedPageBreak/>
+        <w:t xml:space="preserve">a Pod crashes, the kubelet restarts the container according to the Pod's </w:t>
+      </w:r>
+      <w:r>
+        <w:rPr>
+          <w:rFonts w:asciiTheme="majorBidi" w:hAnsiTheme="majorBidi" w:cstheme="majorBidi"/>
+          <w:b/>
+          <w:bCs/>
+          <w:i/>
+          <w:iCs/>
+          <w:sz w:val="28"/>
+          <w:szCs w:val="28"/>
+        </w:rPr>
+        <w:t>restartPolicy</w:t>
+      </w:r>
+      <w:r>
+        <w:rPr>
+          <w:rFonts w:asciiTheme="majorBidi" w:hAnsiTheme="majorBidi" w:cstheme="majorBidi"/>
+          <w:sz w:val="28"/>
+          <w:szCs w:val="28"/>
+        </w:rPr>
+        <w:t xml:space="preserve"> (typically </w:t>
+      </w:r>
+      <w:r>
+        <w:rPr>
+          <w:rFonts w:asciiTheme="majorBidi" w:hAnsiTheme="majorBidi" w:cstheme="majorBidi"/>
+          <w:b/>
+          <w:bCs/>
+          <w:i/>
+          <w:iCs/>
+          <w:sz w:val="28"/>
+          <w:szCs w:val="28"/>
+        </w:rPr>
+        <w:t>Always</w:t>
+      </w:r>
+      <w:r>
+        <w:rPr>
+          <w:rFonts w:asciiTheme="majorBidi" w:hAnsiTheme="majorBidi" w:cstheme="majorBidi"/>
+          <w:sz w:val="28"/>
+          <w:szCs w:val="28"/>
+        </w:rPr>
+        <w:t xml:space="preserve">). Since the Pod itself has </w:t>
+      </w:r>
+      <w:r>
+        <w:rPr>
+          <w:rFonts w:asciiTheme="majorBidi" w:hAnsiTheme="majorBidi" w:cstheme="majorBidi"/>
+          <w:b/>
+          <w:bCs/>
+          <w:sz w:val="28"/>
+          <w:szCs w:val="28"/>
+        </w:rPr>
+        <w:t>not</w:t>
+      </w:r>
+      <w:r>
+        <w:rPr>
+          <w:rFonts w:asciiTheme="majorBidi" w:hAnsiTheme="majorBidi" w:cstheme="majorBidi"/>
+          <w:sz w:val="28"/>
+          <w:szCs w:val="28"/>
+        </w:rPr>
+        <w:t xml:space="preserve"> been deleted, the StatefulSet controller is not involved, and no new Pod is created. As a result, the restarted container continues to use the existing Pod specification, including the old container image. Therefore, a container crash and restart does not apply the updated StatefulSet template; the Pod will only be updated after the Pod itself is deleted and recreated by the StatefulSet controller.</w:t>
       </w:r>
     </w:p>
     <w:p>
@@ -35203,7 +30695,6 @@
                 <w:sz w:val="28"/>
                 <w:szCs w:val="28"/>
               </w:rPr>
-              <w:lastRenderedPageBreak/>
               <w:t>Strategy</w:t>
             </w:r>
           </w:p>
@@ -35289,7 +30780,6 @@
                 <w:szCs w:val="28"/>
               </w:rPr>
             </w:pPr>
-            <w:proofErr w:type="spellStart"/>
             <w:r>
               <w:rPr>
                 <w:rFonts w:asciiTheme="majorBidi" w:hAnsiTheme="majorBidi" w:cstheme="majorBidi"/>
@@ -35300,7 +30790,6 @@
               </w:rPr>
               <w:t>RollingUpdate</w:t>
             </w:r>
-            <w:proofErr w:type="spellEnd"/>
           </w:p>
         </w:tc>
         <w:tc>
@@ -35375,7 +30864,6 @@
                 <w:szCs w:val="28"/>
               </w:rPr>
             </w:pPr>
-            <w:proofErr w:type="spellStart"/>
             <w:r>
               <w:rPr>
                 <w:rFonts w:asciiTheme="majorBidi" w:hAnsiTheme="majorBidi" w:cstheme="majorBidi"/>
@@ -35384,18 +30872,7 @@
                 <w:sz w:val="28"/>
                 <w:szCs w:val="28"/>
               </w:rPr>
-              <w:t>RollingUpdate</w:t>
-            </w:r>
-            <w:proofErr w:type="spellEnd"/>
-            <w:r>
-              <w:rPr>
-                <w:rFonts w:asciiTheme="majorBidi" w:hAnsiTheme="majorBidi" w:cstheme="majorBidi"/>
-                <w:b/>
-                <w:bCs/>
-                <w:sz w:val="28"/>
-                <w:szCs w:val="28"/>
-              </w:rPr>
-              <w:t xml:space="preserve"> + Partition</w:t>
+              <w:t>RollingUpdate + Partition</w:t>
             </w:r>
           </w:p>
         </w:tc>
@@ -35477,7 +30954,6 @@
                 <w:szCs w:val="28"/>
               </w:rPr>
             </w:pPr>
-            <w:proofErr w:type="spellStart"/>
             <w:r>
               <w:rPr>
                 <w:rFonts w:asciiTheme="majorBidi" w:hAnsiTheme="majorBidi" w:cstheme="majorBidi"/>
@@ -35488,7 +30964,6 @@
               </w:rPr>
               <w:t>OnDelete</w:t>
             </w:r>
-            <w:proofErr w:type="spellEnd"/>
           </w:p>
         </w:tc>
         <w:tc>
@@ -35571,23 +31046,13 @@
           <w:szCs w:val="28"/>
         </w:rPr>
       </w:pPr>
-      <w:proofErr w:type="spellStart"/>
-      <w:r>
-        <w:rPr>
-          <w:rFonts w:asciiTheme="majorBidi" w:hAnsiTheme="majorBidi" w:cstheme="majorBidi"/>
-          <w:sz w:val="28"/>
-          <w:szCs w:val="28"/>
-        </w:rPr>
-        <w:t>StatefulSet</w:t>
-      </w:r>
-      <w:proofErr w:type="spellEnd"/>
-      <w:r>
-        <w:rPr>
-          <w:rFonts w:asciiTheme="majorBidi" w:hAnsiTheme="majorBidi" w:cstheme="majorBidi"/>
-          <w:sz w:val="28"/>
-          <w:szCs w:val="28"/>
-        </w:rPr>
-        <w:t xml:space="preserve"> updates are designed to protect stateful systems by updating Pods in order and one at a time, ensuring the cluster remains stable during upgrades.</w:t>
+      <w:r>
+        <w:rPr>
+          <w:rFonts w:asciiTheme="majorBidi" w:hAnsiTheme="majorBidi" w:cstheme="majorBidi"/>
+          <w:sz w:val="28"/>
+          <w:szCs w:val="28"/>
+        </w:rPr>
+        <w:t>StatefulSet updates are designed to protect stateful systems by updating Pods in order and one at a time, ensuring the cluster remains stable during upgrades.</w:t>
       </w:r>
     </w:p>
     <w:sectPr>
@@ -40305,7 +35770,7 @@
   <w:abstractNum w:abstractNumId="43" w15:restartNumberingAfterBreak="0">
     <w:nsid w:val="425B6F8A"/>
     <w:multiLevelType w:val="hybridMultilevel"/>
-    <w:tmpl w:val="8FCC3002"/>
+    <w:tmpl w:val="16E8286E"/>
     <w:lvl w:ilvl="0" w:tplc="0409000D">
       <w:start w:val="1"/>
       <w:numFmt w:val="bullet"/>
